--- a/two-digit_number_multiplied_by_two-digit_number.docx
+++ b/two-digit_number_multiplied_by_two-digit_number.docx
@@ -40,7 +40,7 @@
                 <w:rFonts w:ascii="TimeNewRoman" w:hAnsi="TimeNewRoman"/>
                 <w:sz w:val="30"/>
               </w:rPr>
-              <w:t>57×63=</w:t>
+              <w:t>92×86=</w:t>
             </w:r>
           </w:p>
         </w:tc>
@@ -57,7 +57,7 @@
                 <w:rFonts w:ascii="TimeNewRoman" w:hAnsi="TimeNewRoman"/>
                 <w:sz w:val="30"/>
               </w:rPr>
-              <w:t>41×31=</w:t>
+              <w:t>87×30=</w:t>
             </w:r>
           </w:p>
         </w:tc>
@@ -74,7 +74,7 @@
                 <w:rFonts w:ascii="TimeNewRoman" w:hAnsi="TimeNewRoman"/>
                 <w:sz w:val="30"/>
               </w:rPr>
-              <w:t>83×51=</w:t>
+              <w:t>56×33=</w:t>
             </w:r>
           </w:p>
         </w:tc>
@@ -91,7 +91,7 @@
                 <w:rFonts w:ascii="TimeNewRoman" w:hAnsi="TimeNewRoman"/>
                 <w:sz w:val="30"/>
               </w:rPr>
-              <w:t>44×63=</w:t>
+              <w:t>95×62=</w:t>
             </w:r>
           </w:p>
         </w:tc>
@@ -108,7 +108,7 @@
                 <w:rFonts w:ascii="TimeNewRoman" w:hAnsi="TimeNewRoman"/>
                 <w:sz w:val="30"/>
               </w:rPr>
-              <w:t>58×42=</w:t>
+              <w:t>88×37=</w:t>
             </w:r>
           </w:p>
         </w:tc>
@@ -223,7 +223,7 @@
                 <w:rFonts w:ascii="TimeNewRoman" w:hAnsi="TimeNewRoman"/>
                 <w:sz w:val="30"/>
               </w:rPr>
-              <w:t>82×16=</w:t>
+              <w:t>28×42=</w:t>
             </w:r>
           </w:p>
         </w:tc>
@@ -240,7 +240,7 @@
                 <w:rFonts w:ascii="TimeNewRoman" w:hAnsi="TimeNewRoman"/>
                 <w:sz w:val="30"/>
               </w:rPr>
-              <w:t>52×19=</w:t>
+              <w:t>19×36=</w:t>
             </w:r>
           </w:p>
         </w:tc>
@@ -257,7 +257,7 @@
                 <w:rFonts w:ascii="TimeNewRoman" w:hAnsi="TimeNewRoman"/>
                 <w:sz w:val="30"/>
               </w:rPr>
-              <w:t>11×90=</w:t>
+              <w:t>84×13=</w:t>
             </w:r>
           </w:p>
         </w:tc>
@@ -274,7 +274,7 @@
                 <w:rFonts w:ascii="TimeNewRoman" w:hAnsi="TimeNewRoman"/>
                 <w:sz w:val="30"/>
               </w:rPr>
-              <w:t>33×75=</w:t>
+              <w:t>42×65=</w:t>
             </w:r>
           </w:p>
         </w:tc>
@@ -291,7 +291,7 @@
                 <w:rFonts w:ascii="TimeNewRoman" w:hAnsi="TimeNewRoman"/>
                 <w:sz w:val="30"/>
               </w:rPr>
-              <w:t>65×27=</w:t>
+              <w:t>83×28=</w:t>
             </w:r>
           </w:p>
         </w:tc>
@@ -438,7 +438,7 @@
                 <w:rFonts w:ascii="TimeNewRoman" w:hAnsi="TimeNewRoman"/>
                 <w:sz w:val="30"/>
               </w:rPr>
-              <w:t>62×71=</w:t>
+              <w:t>88×23=</w:t>
             </w:r>
           </w:p>
         </w:tc>
@@ -455,7 +455,7 @@
                 <w:rFonts w:ascii="TimeNewRoman" w:hAnsi="TimeNewRoman"/>
                 <w:sz w:val="30"/>
               </w:rPr>
-              <w:t>39×13=</w:t>
+              <w:t>30×21=</w:t>
             </w:r>
           </w:p>
         </w:tc>
@@ -472,7 +472,7 @@
                 <w:rFonts w:ascii="TimeNewRoman" w:hAnsi="TimeNewRoman"/>
                 <w:sz w:val="30"/>
               </w:rPr>
-              <w:t>40×22=</w:t>
+              <w:t>58×15=</w:t>
             </w:r>
           </w:p>
         </w:tc>
@@ -489,7 +489,7 @@
                 <w:rFonts w:ascii="TimeNewRoman" w:hAnsi="TimeNewRoman"/>
                 <w:sz w:val="30"/>
               </w:rPr>
-              <w:t>38×49=</w:t>
+              <w:t>24×95=</w:t>
             </w:r>
           </w:p>
         </w:tc>
@@ -506,7 +506,7 @@
                 <w:rFonts w:ascii="TimeNewRoman" w:hAnsi="TimeNewRoman"/>
                 <w:sz w:val="30"/>
               </w:rPr>
-              <w:t>29×50=</w:t>
+              <w:t>36×69=</w:t>
             </w:r>
           </w:p>
         </w:tc>
@@ -653,7 +653,7 @@
                 <w:rFonts w:ascii="TimeNewRoman" w:hAnsi="TimeNewRoman"/>
                 <w:sz w:val="30"/>
               </w:rPr>
-              <w:t>13×92=</w:t>
+              <w:t>83×52=</w:t>
             </w:r>
           </w:p>
         </w:tc>
@@ -670,7 +670,7 @@
                 <w:rFonts w:ascii="TimeNewRoman" w:hAnsi="TimeNewRoman"/>
                 <w:sz w:val="30"/>
               </w:rPr>
-              <w:t>69×19=</w:t>
+              <w:t>51×31=</w:t>
             </w:r>
           </w:p>
         </w:tc>
@@ -687,7 +687,7 @@
                 <w:rFonts w:ascii="TimeNewRoman" w:hAnsi="TimeNewRoman"/>
                 <w:sz w:val="30"/>
               </w:rPr>
-              <w:t>21×16=</w:t>
+              <w:t>35×22=</w:t>
             </w:r>
           </w:p>
         </w:tc>
@@ -704,7 +704,7 @@
                 <w:rFonts w:ascii="TimeNewRoman" w:hAnsi="TimeNewRoman"/>
                 <w:sz w:val="30"/>
               </w:rPr>
-              <w:t>38×72=</w:t>
+              <w:t>57×77=</w:t>
             </w:r>
           </w:p>
         </w:tc>
@@ -721,7 +721,7 @@
                 <w:rFonts w:ascii="TimeNewRoman" w:hAnsi="TimeNewRoman"/>
                 <w:sz w:val="30"/>
               </w:rPr>
-              <w:t>79×18=</w:t>
+              <w:t>86×37=</w:t>
             </w:r>
           </w:p>
         </w:tc>
@@ -868,7 +868,7 @@
                 <w:rFonts w:ascii="TimeNewRoman" w:hAnsi="TimeNewRoman"/>
                 <w:sz w:val="30"/>
               </w:rPr>
-              <w:t>12×77=</w:t>
+              <w:t>51×51=</w:t>
             </w:r>
           </w:p>
         </w:tc>
@@ -885,7 +885,7 @@
                 <w:rFonts w:ascii="TimeNewRoman" w:hAnsi="TimeNewRoman"/>
                 <w:sz w:val="30"/>
               </w:rPr>
-              <w:t>94×89=</w:t>
+              <w:t>69×46=</w:t>
             </w:r>
           </w:p>
         </w:tc>
@@ -902,7 +902,7 @@
                 <w:rFonts w:ascii="TimeNewRoman" w:hAnsi="TimeNewRoman"/>
                 <w:sz w:val="30"/>
               </w:rPr>
-              <w:t>47×17=</w:t>
+              <w:t>81×90=</w:t>
             </w:r>
           </w:p>
         </w:tc>
@@ -919,7 +919,7 @@
                 <w:rFonts w:ascii="TimeNewRoman" w:hAnsi="TimeNewRoman"/>
                 <w:sz w:val="30"/>
               </w:rPr>
-              <w:t>30×43=</w:t>
+              <w:t>96×15=</w:t>
             </w:r>
           </w:p>
         </w:tc>
@@ -936,7 +936,7 @@
                 <w:rFonts w:ascii="TimeNewRoman" w:hAnsi="TimeNewRoman"/>
                 <w:sz w:val="30"/>
               </w:rPr>
-              <w:t>27×60=</w:t>
+              <w:t>19×19=</w:t>
             </w:r>
           </w:p>
         </w:tc>

--- a/two-digit_number_multiplied_by_two-digit_number.docx
+++ b/two-digit_number_multiplied_by_two-digit_number.docx
@@ -11,7 +11,7 @@
           <w:rFonts w:ascii="Arial" w:hAnsi="Arial"/>
           <w:sz w:val="30"/>
         </w:rPr>
-        <w:t>2026-09-12 Saturday</w:t>
+        <w:t>2026-09-13 Sunday</w:t>
       </w:r>
     </w:p>
     <w:tbl>
@@ -40,7 +40,7 @@
                 <w:rFonts w:ascii="TimeNewRoman" w:hAnsi="TimeNewRoman"/>
                 <w:sz w:val="30"/>
               </w:rPr>
-              <w:t>92×86=</w:t>
+              <w:t>25×58=</w:t>
             </w:r>
           </w:p>
         </w:tc>
@@ -57,7 +57,7 @@
                 <w:rFonts w:ascii="TimeNewRoman" w:hAnsi="TimeNewRoman"/>
                 <w:sz w:val="30"/>
               </w:rPr>
-              <w:t>87×30=</w:t>
+              <w:t>67×56=</w:t>
             </w:r>
           </w:p>
         </w:tc>
@@ -74,7 +74,7 @@
                 <w:rFonts w:ascii="TimeNewRoman" w:hAnsi="TimeNewRoman"/>
                 <w:sz w:val="30"/>
               </w:rPr>
-              <w:t>56×33=</w:t>
+              <w:t>62×53=</w:t>
             </w:r>
           </w:p>
         </w:tc>
@@ -91,7 +91,7 @@
                 <w:rFonts w:ascii="TimeNewRoman" w:hAnsi="TimeNewRoman"/>
                 <w:sz w:val="30"/>
               </w:rPr>
-              <w:t>95×62=</w:t>
+              <w:t>55×66=</w:t>
             </w:r>
           </w:p>
         </w:tc>
@@ -108,7 +108,7 @@
                 <w:rFonts w:ascii="TimeNewRoman" w:hAnsi="TimeNewRoman"/>
                 <w:sz w:val="30"/>
               </w:rPr>
-              <w:t>88×37=</w:t>
+              <w:t>27×42=</w:t>
             </w:r>
           </w:p>
         </w:tc>
@@ -223,7 +223,7 @@
                 <w:rFonts w:ascii="TimeNewRoman" w:hAnsi="TimeNewRoman"/>
                 <w:sz w:val="30"/>
               </w:rPr>
-              <w:t>28×42=</w:t>
+              <w:t>48×88=</w:t>
             </w:r>
           </w:p>
         </w:tc>
@@ -240,7 +240,7 @@
                 <w:rFonts w:ascii="TimeNewRoman" w:hAnsi="TimeNewRoman"/>
                 <w:sz w:val="30"/>
               </w:rPr>
-              <w:t>19×36=</w:t>
+              <w:t>43×69=</w:t>
             </w:r>
           </w:p>
         </w:tc>
@@ -257,7 +257,7 @@
                 <w:rFonts w:ascii="TimeNewRoman" w:hAnsi="TimeNewRoman"/>
                 <w:sz w:val="30"/>
               </w:rPr>
-              <w:t>84×13=</w:t>
+              <w:t>30×86=</w:t>
             </w:r>
           </w:p>
         </w:tc>
@@ -274,7 +274,7 @@
                 <w:rFonts w:ascii="TimeNewRoman" w:hAnsi="TimeNewRoman"/>
                 <w:sz w:val="30"/>
               </w:rPr>
-              <w:t>42×65=</w:t>
+              <w:t>55×11=</w:t>
             </w:r>
           </w:p>
         </w:tc>
@@ -291,7 +291,7 @@
                 <w:rFonts w:ascii="TimeNewRoman" w:hAnsi="TimeNewRoman"/>
                 <w:sz w:val="30"/>
               </w:rPr>
-              <w:t>83×28=</w:t>
+              <w:t>69×35=</w:t>
             </w:r>
           </w:p>
         </w:tc>
@@ -438,7 +438,7 @@
                 <w:rFonts w:ascii="TimeNewRoman" w:hAnsi="TimeNewRoman"/>
                 <w:sz w:val="30"/>
               </w:rPr>
-              <w:t>88×23=</w:t>
+              <w:t>66×41=</w:t>
             </w:r>
           </w:p>
         </w:tc>
@@ -455,7 +455,7 @@
                 <w:rFonts w:ascii="TimeNewRoman" w:hAnsi="TimeNewRoman"/>
                 <w:sz w:val="30"/>
               </w:rPr>
-              <w:t>30×21=</w:t>
+              <w:t>59×19=</w:t>
             </w:r>
           </w:p>
         </w:tc>
@@ -472,7 +472,7 @@
                 <w:rFonts w:ascii="TimeNewRoman" w:hAnsi="TimeNewRoman"/>
                 <w:sz w:val="30"/>
               </w:rPr>
-              <w:t>58×15=</w:t>
+              <w:t>20×13=</w:t>
             </w:r>
           </w:p>
         </w:tc>
@@ -489,7 +489,7 @@
                 <w:rFonts w:ascii="TimeNewRoman" w:hAnsi="TimeNewRoman"/>
                 <w:sz w:val="30"/>
               </w:rPr>
-              <w:t>24×95=</w:t>
+              <w:t>16×97=</w:t>
             </w:r>
           </w:p>
         </w:tc>
@@ -506,7 +506,7 @@
                 <w:rFonts w:ascii="TimeNewRoman" w:hAnsi="TimeNewRoman"/>
                 <w:sz w:val="30"/>
               </w:rPr>
-              <w:t>36×69=</w:t>
+              <w:t>83×67=</w:t>
             </w:r>
           </w:p>
         </w:tc>
@@ -653,7 +653,7 @@
                 <w:rFonts w:ascii="TimeNewRoman" w:hAnsi="TimeNewRoman"/>
                 <w:sz w:val="30"/>
               </w:rPr>
-              <w:t>83×52=</w:t>
+              <w:t>85×82=</w:t>
             </w:r>
           </w:p>
         </w:tc>
@@ -670,7 +670,7 @@
                 <w:rFonts w:ascii="TimeNewRoman" w:hAnsi="TimeNewRoman"/>
                 <w:sz w:val="30"/>
               </w:rPr>
-              <w:t>51×31=</w:t>
+              <w:t>80×40=</w:t>
             </w:r>
           </w:p>
         </w:tc>
@@ -687,7 +687,7 @@
                 <w:rFonts w:ascii="TimeNewRoman" w:hAnsi="TimeNewRoman"/>
                 <w:sz w:val="30"/>
               </w:rPr>
-              <w:t>35×22=</w:t>
+              <w:t>18×55=</w:t>
             </w:r>
           </w:p>
         </w:tc>
@@ -704,7 +704,7 @@
                 <w:rFonts w:ascii="TimeNewRoman" w:hAnsi="TimeNewRoman"/>
                 <w:sz w:val="30"/>
               </w:rPr>
-              <w:t>57×77=</w:t>
+              <w:t>20×86=</w:t>
             </w:r>
           </w:p>
         </w:tc>
@@ -721,7 +721,7 @@
                 <w:rFonts w:ascii="TimeNewRoman" w:hAnsi="TimeNewRoman"/>
                 <w:sz w:val="30"/>
               </w:rPr>
-              <w:t>86×37=</w:t>
+              <w:t>69×44=</w:t>
             </w:r>
           </w:p>
         </w:tc>
@@ -868,7 +868,7 @@
                 <w:rFonts w:ascii="TimeNewRoman" w:hAnsi="TimeNewRoman"/>
                 <w:sz w:val="30"/>
               </w:rPr>
-              <w:t>51×51=</w:t>
+              <w:t>62×72=</w:t>
             </w:r>
           </w:p>
         </w:tc>
@@ -885,7 +885,7 @@
                 <w:rFonts w:ascii="TimeNewRoman" w:hAnsi="TimeNewRoman"/>
                 <w:sz w:val="30"/>
               </w:rPr>
-              <w:t>69×46=</w:t>
+              <w:t>22×23=</w:t>
             </w:r>
           </w:p>
         </w:tc>
@@ -902,7 +902,7 @@
                 <w:rFonts w:ascii="TimeNewRoman" w:hAnsi="TimeNewRoman"/>
                 <w:sz w:val="30"/>
               </w:rPr>
-              <w:t>81×90=</w:t>
+              <w:t>21×38=</w:t>
             </w:r>
           </w:p>
         </w:tc>
@@ -919,7 +919,7 @@
                 <w:rFonts w:ascii="TimeNewRoman" w:hAnsi="TimeNewRoman"/>
                 <w:sz w:val="30"/>
               </w:rPr>
-              <w:t>96×15=</w:t>
+              <w:t>44×41=</w:t>
             </w:r>
           </w:p>
         </w:tc>
@@ -936,7 +936,7 @@
                 <w:rFonts w:ascii="TimeNewRoman" w:hAnsi="TimeNewRoman"/>
                 <w:sz w:val="30"/>
               </w:rPr>
-              <w:t>19×19=</w:t>
+              <w:t>86×85=</w:t>
             </w:r>
           </w:p>
         </w:tc>

--- a/two-digit_number_multiplied_by_two-digit_number.docx
+++ b/two-digit_number_multiplied_by_two-digit_number.docx
@@ -40,7 +40,7 @@
                 <w:rFonts w:ascii="TimeNewRoman" w:hAnsi="TimeNewRoman"/>
                 <w:sz w:val="30"/>
               </w:rPr>
-              <w:t>25×58=</w:t>
+              <w:t>56×57=</w:t>
             </w:r>
           </w:p>
         </w:tc>
@@ -57,7 +57,7 @@
                 <w:rFonts w:ascii="TimeNewRoman" w:hAnsi="TimeNewRoman"/>
                 <w:sz w:val="30"/>
               </w:rPr>
-              <w:t>67×56=</w:t>
+              <w:t>13×57=</w:t>
             </w:r>
           </w:p>
         </w:tc>
@@ -74,7 +74,7 @@
                 <w:rFonts w:ascii="TimeNewRoman" w:hAnsi="TimeNewRoman"/>
                 <w:sz w:val="30"/>
               </w:rPr>
-              <w:t>62×53=</w:t>
+              <w:t>51×23=</w:t>
             </w:r>
           </w:p>
         </w:tc>
@@ -91,7 +91,7 @@
                 <w:rFonts w:ascii="TimeNewRoman" w:hAnsi="TimeNewRoman"/>
                 <w:sz w:val="30"/>
               </w:rPr>
-              <w:t>55×66=</w:t>
+              <w:t>21×51=</w:t>
             </w:r>
           </w:p>
         </w:tc>
@@ -108,7 +108,7 @@
                 <w:rFonts w:ascii="TimeNewRoman" w:hAnsi="TimeNewRoman"/>
                 <w:sz w:val="30"/>
               </w:rPr>
-              <w:t>27×42=</w:t>
+              <w:t>61×55=</w:t>
             </w:r>
           </w:p>
         </w:tc>
@@ -223,7 +223,7 @@
                 <w:rFonts w:ascii="TimeNewRoman" w:hAnsi="TimeNewRoman"/>
                 <w:sz w:val="30"/>
               </w:rPr>
-              <w:t>48×88=</w:t>
+              <w:t>81×85=</w:t>
             </w:r>
           </w:p>
         </w:tc>
@@ -240,7 +240,7 @@
                 <w:rFonts w:ascii="TimeNewRoman" w:hAnsi="TimeNewRoman"/>
                 <w:sz w:val="30"/>
               </w:rPr>
-              <w:t>43×69=</w:t>
+              <w:t>76×81=</w:t>
             </w:r>
           </w:p>
         </w:tc>
@@ -257,7 +257,7 @@
                 <w:rFonts w:ascii="TimeNewRoman" w:hAnsi="TimeNewRoman"/>
                 <w:sz w:val="30"/>
               </w:rPr>
-              <w:t>30×86=</w:t>
+              <w:t>34×95=</w:t>
             </w:r>
           </w:p>
         </w:tc>
@@ -274,7 +274,7 @@
                 <w:rFonts w:ascii="TimeNewRoman" w:hAnsi="TimeNewRoman"/>
                 <w:sz w:val="30"/>
               </w:rPr>
-              <w:t>55×11=</w:t>
+              <w:t>39×84=</w:t>
             </w:r>
           </w:p>
         </w:tc>
@@ -291,7 +291,7 @@
                 <w:rFonts w:ascii="TimeNewRoman" w:hAnsi="TimeNewRoman"/>
                 <w:sz w:val="30"/>
               </w:rPr>
-              <w:t>69×35=</w:t>
+              <w:t>22×23=</w:t>
             </w:r>
           </w:p>
         </w:tc>
@@ -438,7 +438,7 @@
                 <w:rFonts w:ascii="TimeNewRoman" w:hAnsi="TimeNewRoman"/>
                 <w:sz w:val="30"/>
               </w:rPr>
-              <w:t>66×41=</w:t>
+              <w:t>61×31=</w:t>
             </w:r>
           </w:p>
         </w:tc>
@@ -455,7 +455,7 @@
                 <w:rFonts w:ascii="TimeNewRoman" w:hAnsi="TimeNewRoman"/>
                 <w:sz w:val="30"/>
               </w:rPr>
-              <w:t>59×19=</w:t>
+              <w:t>86×38=</w:t>
             </w:r>
           </w:p>
         </w:tc>
@@ -472,7 +472,7 @@
                 <w:rFonts w:ascii="TimeNewRoman" w:hAnsi="TimeNewRoman"/>
                 <w:sz w:val="30"/>
               </w:rPr>
-              <w:t>20×13=</w:t>
+              <w:t>18×66=</w:t>
             </w:r>
           </w:p>
         </w:tc>
@@ -489,7 +489,7 @@
                 <w:rFonts w:ascii="TimeNewRoman" w:hAnsi="TimeNewRoman"/>
                 <w:sz w:val="30"/>
               </w:rPr>
-              <w:t>16×97=</w:t>
+              <w:t>59×70=</w:t>
             </w:r>
           </w:p>
         </w:tc>
@@ -506,7 +506,7 @@
                 <w:rFonts w:ascii="TimeNewRoman" w:hAnsi="TimeNewRoman"/>
                 <w:sz w:val="30"/>
               </w:rPr>
-              <w:t>83×67=</w:t>
+              <w:t>82×89=</w:t>
             </w:r>
           </w:p>
         </w:tc>
@@ -653,7 +653,7 @@
                 <w:rFonts w:ascii="TimeNewRoman" w:hAnsi="TimeNewRoman"/>
                 <w:sz w:val="30"/>
               </w:rPr>
-              <w:t>85×82=</w:t>
+              <w:t>88×78=</w:t>
             </w:r>
           </w:p>
         </w:tc>
@@ -670,7 +670,7 @@
                 <w:rFonts w:ascii="TimeNewRoman" w:hAnsi="TimeNewRoman"/>
                 <w:sz w:val="30"/>
               </w:rPr>
-              <w:t>80×40=</w:t>
+              <w:t>73×29=</w:t>
             </w:r>
           </w:p>
         </w:tc>
@@ -687,7 +687,7 @@
                 <w:rFonts w:ascii="TimeNewRoman" w:hAnsi="TimeNewRoman"/>
                 <w:sz w:val="30"/>
               </w:rPr>
-              <w:t>18×55=</w:t>
+              <w:t>18×24=</w:t>
             </w:r>
           </w:p>
         </w:tc>
@@ -704,7 +704,7 @@
                 <w:rFonts w:ascii="TimeNewRoman" w:hAnsi="TimeNewRoman"/>
                 <w:sz w:val="30"/>
               </w:rPr>
-              <w:t>20×86=</w:t>
+              <w:t>37×62=</w:t>
             </w:r>
           </w:p>
         </w:tc>
@@ -721,7 +721,7 @@
                 <w:rFonts w:ascii="TimeNewRoman" w:hAnsi="TimeNewRoman"/>
                 <w:sz w:val="30"/>
               </w:rPr>
-              <w:t>69×44=</w:t>
+              <w:t>76×14=</w:t>
             </w:r>
           </w:p>
         </w:tc>
@@ -868,7 +868,7 @@
                 <w:rFonts w:ascii="TimeNewRoman" w:hAnsi="TimeNewRoman"/>
                 <w:sz w:val="30"/>
               </w:rPr>
-              <w:t>62×72=</w:t>
+              <w:t>20×64=</w:t>
             </w:r>
           </w:p>
         </w:tc>
@@ -885,7 +885,7 @@
                 <w:rFonts w:ascii="TimeNewRoman" w:hAnsi="TimeNewRoman"/>
                 <w:sz w:val="30"/>
               </w:rPr>
-              <w:t>22×23=</w:t>
+              <w:t>12×12=</w:t>
             </w:r>
           </w:p>
         </w:tc>
@@ -902,7 +902,7 @@
                 <w:rFonts w:ascii="TimeNewRoman" w:hAnsi="TimeNewRoman"/>
                 <w:sz w:val="30"/>
               </w:rPr>
-              <w:t>21×38=</w:t>
+              <w:t>70×34=</w:t>
             </w:r>
           </w:p>
         </w:tc>
@@ -919,7 +919,7 @@
                 <w:rFonts w:ascii="TimeNewRoman" w:hAnsi="TimeNewRoman"/>
                 <w:sz w:val="30"/>
               </w:rPr>
-              <w:t>44×41=</w:t>
+              <w:t>21×78=</w:t>
             </w:r>
           </w:p>
         </w:tc>
@@ -936,7 +936,7 @@
                 <w:rFonts w:ascii="TimeNewRoman" w:hAnsi="TimeNewRoman"/>
                 <w:sz w:val="30"/>
               </w:rPr>
-              <w:t>86×85=</w:t>
+              <w:t>53×60=</w:t>
             </w:r>
           </w:p>
         </w:tc>

--- a/two-digit_number_multiplied_by_two-digit_number.docx
+++ b/two-digit_number_multiplied_by_two-digit_number.docx
@@ -11,7 +11,7 @@
           <w:rFonts w:ascii="Arial" w:hAnsi="Arial"/>
           <w:sz w:val="30"/>
         </w:rPr>
-        <w:t>2026-09-13 Sunday</w:t>
+        <w:t>2026-09-14 Monday</w:t>
       </w:r>
     </w:p>
     <w:tbl>
@@ -40,7 +40,7 @@
                 <w:rFonts w:ascii="TimeNewRoman" w:hAnsi="TimeNewRoman"/>
                 <w:sz w:val="30"/>
               </w:rPr>
-              <w:t>56×57=</w:t>
+              <w:t>36×40=</w:t>
             </w:r>
           </w:p>
         </w:tc>
@@ -57,7 +57,7 @@
                 <w:rFonts w:ascii="TimeNewRoman" w:hAnsi="TimeNewRoman"/>
                 <w:sz w:val="30"/>
               </w:rPr>
-              <w:t>13×57=</w:t>
+              <w:t>80×80=</w:t>
             </w:r>
           </w:p>
         </w:tc>
@@ -74,7 +74,7 @@
                 <w:rFonts w:ascii="TimeNewRoman" w:hAnsi="TimeNewRoman"/>
                 <w:sz w:val="30"/>
               </w:rPr>
-              <w:t>51×23=</w:t>
+              <w:t>57×31=</w:t>
             </w:r>
           </w:p>
         </w:tc>
@@ -91,7 +91,7 @@
                 <w:rFonts w:ascii="TimeNewRoman" w:hAnsi="TimeNewRoman"/>
                 <w:sz w:val="30"/>
               </w:rPr>
-              <w:t>21×51=</w:t>
+              <w:t>79×92=</w:t>
             </w:r>
           </w:p>
         </w:tc>
@@ -108,7 +108,7 @@
                 <w:rFonts w:ascii="TimeNewRoman" w:hAnsi="TimeNewRoman"/>
                 <w:sz w:val="30"/>
               </w:rPr>
-              <w:t>61×55=</w:t>
+              <w:t>78×36=</w:t>
             </w:r>
           </w:p>
         </w:tc>
@@ -223,7 +223,7 @@
                 <w:rFonts w:ascii="TimeNewRoman" w:hAnsi="TimeNewRoman"/>
                 <w:sz w:val="30"/>
               </w:rPr>
-              <w:t>81×85=</w:t>
+              <w:t>42×32=</w:t>
             </w:r>
           </w:p>
         </w:tc>
@@ -240,7 +240,7 @@
                 <w:rFonts w:ascii="TimeNewRoman" w:hAnsi="TimeNewRoman"/>
                 <w:sz w:val="30"/>
               </w:rPr>
-              <w:t>76×81=</w:t>
+              <w:t>53×72=</w:t>
             </w:r>
           </w:p>
         </w:tc>
@@ -257,7 +257,7 @@
                 <w:rFonts w:ascii="TimeNewRoman" w:hAnsi="TimeNewRoman"/>
                 <w:sz w:val="30"/>
               </w:rPr>
-              <w:t>34×95=</w:t>
+              <w:t>64×53=</w:t>
             </w:r>
           </w:p>
         </w:tc>
@@ -274,7 +274,7 @@
                 <w:rFonts w:ascii="TimeNewRoman" w:hAnsi="TimeNewRoman"/>
                 <w:sz w:val="30"/>
               </w:rPr>
-              <w:t>39×84=</w:t>
+              <w:t>37×68=</w:t>
             </w:r>
           </w:p>
         </w:tc>
@@ -291,7 +291,7 @@
                 <w:rFonts w:ascii="TimeNewRoman" w:hAnsi="TimeNewRoman"/>
                 <w:sz w:val="30"/>
               </w:rPr>
-              <w:t>22×23=</w:t>
+              <w:t>67×66=</w:t>
             </w:r>
           </w:p>
         </w:tc>
@@ -438,7 +438,7 @@
                 <w:rFonts w:ascii="TimeNewRoman" w:hAnsi="TimeNewRoman"/>
                 <w:sz w:val="30"/>
               </w:rPr>
-              <w:t>61×31=</w:t>
+              <w:t>29×97=</w:t>
             </w:r>
           </w:p>
         </w:tc>
@@ -455,7 +455,7 @@
                 <w:rFonts w:ascii="TimeNewRoman" w:hAnsi="TimeNewRoman"/>
                 <w:sz w:val="30"/>
               </w:rPr>
-              <w:t>86×38=</w:t>
+              <w:t>62×66=</w:t>
             </w:r>
           </w:p>
         </w:tc>
@@ -472,7 +472,7 @@
                 <w:rFonts w:ascii="TimeNewRoman" w:hAnsi="TimeNewRoman"/>
                 <w:sz w:val="30"/>
               </w:rPr>
-              <w:t>18×66=</w:t>
+              <w:t>35×46=</w:t>
             </w:r>
           </w:p>
         </w:tc>
@@ -489,7 +489,7 @@
                 <w:rFonts w:ascii="TimeNewRoman" w:hAnsi="TimeNewRoman"/>
                 <w:sz w:val="30"/>
               </w:rPr>
-              <w:t>59×70=</w:t>
+              <w:t>44×61=</w:t>
             </w:r>
           </w:p>
         </w:tc>
@@ -506,7 +506,7 @@
                 <w:rFonts w:ascii="TimeNewRoman" w:hAnsi="TimeNewRoman"/>
                 <w:sz w:val="30"/>
               </w:rPr>
-              <w:t>82×89=</w:t>
+              <w:t>12×95=</w:t>
             </w:r>
           </w:p>
         </w:tc>
@@ -653,7 +653,7 @@
                 <w:rFonts w:ascii="TimeNewRoman" w:hAnsi="TimeNewRoman"/>
                 <w:sz w:val="30"/>
               </w:rPr>
-              <w:t>88×78=</w:t>
+              <w:t>86×23=</w:t>
             </w:r>
           </w:p>
         </w:tc>
@@ -670,7 +670,7 @@
                 <w:rFonts w:ascii="TimeNewRoman" w:hAnsi="TimeNewRoman"/>
                 <w:sz w:val="30"/>
               </w:rPr>
-              <w:t>73×29=</w:t>
+              <w:t>83×97=</w:t>
             </w:r>
           </w:p>
         </w:tc>
@@ -687,7 +687,7 @@
                 <w:rFonts w:ascii="TimeNewRoman" w:hAnsi="TimeNewRoman"/>
                 <w:sz w:val="30"/>
               </w:rPr>
-              <w:t>18×24=</w:t>
+              <w:t>13×31=</w:t>
             </w:r>
           </w:p>
         </w:tc>
@@ -704,7 +704,7 @@
                 <w:rFonts w:ascii="TimeNewRoman" w:hAnsi="TimeNewRoman"/>
                 <w:sz w:val="30"/>
               </w:rPr>
-              <w:t>37×62=</w:t>
+              <w:t>45×83=</w:t>
             </w:r>
           </w:p>
         </w:tc>
@@ -721,7 +721,7 @@
                 <w:rFonts w:ascii="TimeNewRoman" w:hAnsi="TimeNewRoman"/>
                 <w:sz w:val="30"/>
               </w:rPr>
-              <w:t>76×14=</w:t>
+              <w:t>85×16=</w:t>
             </w:r>
           </w:p>
         </w:tc>
@@ -868,7 +868,7 @@
                 <w:rFonts w:ascii="TimeNewRoman" w:hAnsi="TimeNewRoman"/>
                 <w:sz w:val="30"/>
               </w:rPr>
-              <w:t>20×64=</w:t>
+              <w:t>48×73=</w:t>
             </w:r>
           </w:p>
         </w:tc>
@@ -885,7 +885,7 @@
                 <w:rFonts w:ascii="TimeNewRoman" w:hAnsi="TimeNewRoman"/>
                 <w:sz w:val="30"/>
               </w:rPr>
-              <w:t>12×12=</w:t>
+              <w:t>76×32=</w:t>
             </w:r>
           </w:p>
         </w:tc>
@@ -902,7 +902,7 @@
                 <w:rFonts w:ascii="TimeNewRoman" w:hAnsi="TimeNewRoman"/>
                 <w:sz w:val="30"/>
               </w:rPr>
-              <w:t>70×34=</w:t>
+              <w:t>69×50=</w:t>
             </w:r>
           </w:p>
         </w:tc>
@@ -919,7 +919,7 @@
                 <w:rFonts w:ascii="TimeNewRoman" w:hAnsi="TimeNewRoman"/>
                 <w:sz w:val="30"/>
               </w:rPr>
-              <w:t>21×78=</w:t>
+              <w:t>78×63=</w:t>
             </w:r>
           </w:p>
         </w:tc>
@@ -936,7 +936,7 @@
                 <w:rFonts w:ascii="TimeNewRoman" w:hAnsi="TimeNewRoman"/>
                 <w:sz w:val="30"/>
               </w:rPr>
-              <w:t>53×60=</w:t>
+              <w:t>21×36=</w:t>
             </w:r>
           </w:p>
         </w:tc>

--- a/two-digit_number_multiplied_by_two-digit_number.docx
+++ b/two-digit_number_multiplied_by_two-digit_number.docx
@@ -40,7 +40,7 @@
                 <w:rFonts w:ascii="TimeNewRoman" w:hAnsi="TimeNewRoman"/>
                 <w:sz w:val="30"/>
               </w:rPr>
-              <w:t>36×40=</w:t>
+              <w:t>82×70=</w:t>
             </w:r>
           </w:p>
         </w:tc>
@@ -57,7 +57,7 @@
                 <w:rFonts w:ascii="TimeNewRoman" w:hAnsi="TimeNewRoman"/>
                 <w:sz w:val="30"/>
               </w:rPr>
-              <w:t>80×80=</w:t>
+              <w:t>29×12=</w:t>
             </w:r>
           </w:p>
         </w:tc>
@@ -74,7 +74,7 @@
                 <w:rFonts w:ascii="TimeNewRoman" w:hAnsi="TimeNewRoman"/>
                 <w:sz w:val="30"/>
               </w:rPr>
-              <w:t>57×31=</w:t>
+              <w:t>13×57=</w:t>
             </w:r>
           </w:p>
         </w:tc>
@@ -91,7 +91,7 @@
                 <w:rFonts w:ascii="TimeNewRoman" w:hAnsi="TimeNewRoman"/>
                 <w:sz w:val="30"/>
               </w:rPr>
-              <w:t>79×92=</w:t>
+              <w:t>24×41=</w:t>
             </w:r>
           </w:p>
         </w:tc>
@@ -108,7 +108,7 @@
                 <w:rFonts w:ascii="TimeNewRoman" w:hAnsi="TimeNewRoman"/>
                 <w:sz w:val="30"/>
               </w:rPr>
-              <w:t>78×36=</w:t>
+              <w:t>21×29=</w:t>
             </w:r>
           </w:p>
         </w:tc>
@@ -223,7 +223,7 @@
                 <w:rFonts w:ascii="TimeNewRoman" w:hAnsi="TimeNewRoman"/>
                 <w:sz w:val="30"/>
               </w:rPr>
-              <w:t>42×32=</w:t>
+              <w:t>62×32=</w:t>
             </w:r>
           </w:p>
         </w:tc>
@@ -240,7 +240,7 @@
                 <w:rFonts w:ascii="TimeNewRoman" w:hAnsi="TimeNewRoman"/>
                 <w:sz w:val="30"/>
               </w:rPr>
-              <w:t>53×72=</w:t>
+              <w:t>81×25=</w:t>
             </w:r>
           </w:p>
         </w:tc>
@@ -257,7 +257,7 @@
                 <w:rFonts w:ascii="TimeNewRoman" w:hAnsi="TimeNewRoman"/>
                 <w:sz w:val="30"/>
               </w:rPr>
-              <w:t>64×53=</w:t>
+              <w:t>57×87=</w:t>
             </w:r>
           </w:p>
         </w:tc>
@@ -274,7 +274,7 @@
                 <w:rFonts w:ascii="TimeNewRoman" w:hAnsi="TimeNewRoman"/>
                 <w:sz w:val="30"/>
               </w:rPr>
-              <w:t>37×68=</w:t>
+              <w:t>27×37=</w:t>
             </w:r>
           </w:p>
         </w:tc>
@@ -291,7 +291,7 @@
                 <w:rFonts w:ascii="TimeNewRoman" w:hAnsi="TimeNewRoman"/>
                 <w:sz w:val="30"/>
               </w:rPr>
-              <w:t>67×66=</w:t>
+              <w:t>38×79=</w:t>
             </w:r>
           </w:p>
         </w:tc>
@@ -438,7 +438,7 @@
                 <w:rFonts w:ascii="TimeNewRoman" w:hAnsi="TimeNewRoman"/>
                 <w:sz w:val="30"/>
               </w:rPr>
-              <w:t>29×97=</w:t>
+              <w:t>54×14=</w:t>
             </w:r>
           </w:p>
         </w:tc>
@@ -455,7 +455,7 @@
                 <w:rFonts w:ascii="TimeNewRoman" w:hAnsi="TimeNewRoman"/>
                 <w:sz w:val="30"/>
               </w:rPr>
-              <w:t>62×66=</w:t>
+              <w:t>88×71=</w:t>
             </w:r>
           </w:p>
         </w:tc>
@@ -472,7 +472,7 @@
                 <w:rFonts w:ascii="TimeNewRoman" w:hAnsi="TimeNewRoman"/>
                 <w:sz w:val="30"/>
               </w:rPr>
-              <w:t>35×46=</w:t>
+              <w:t>89×82=</w:t>
             </w:r>
           </w:p>
         </w:tc>
@@ -489,7 +489,7 @@
                 <w:rFonts w:ascii="TimeNewRoman" w:hAnsi="TimeNewRoman"/>
                 <w:sz w:val="30"/>
               </w:rPr>
-              <w:t>44×61=</w:t>
+              <w:t>14×92=</w:t>
             </w:r>
           </w:p>
         </w:tc>
@@ -506,7 +506,7 @@
                 <w:rFonts w:ascii="TimeNewRoman" w:hAnsi="TimeNewRoman"/>
                 <w:sz w:val="30"/>
               </w:rPr>
-              <w:t>12×95=</w:t>
+              <w:t>86×88=</w:t>
             </w:r>
           </w:p>
         </w:tc>
@@ -653,7 +653,7 @@
                 <w:rFonts w:ascii="TimeNewRoman" w:hAnsi="TimeNewRoman"/>
                 <w:sz w:val="30"/>
               </w:rPr>
-              <w:t>86×23=</w:t>
+              <w:t>16×67=</w:t>
             </w:r>
           </w:p>
         </w:tc>
@@ -670,7 +670,7 @@
                 <w:rFonts w:ascii="TimeNewRoman" w:hAnsi="TimeNewRoman"/>
                 <w:sz w:val="30"/>
               </w:rPr>
-              <w:t>83×97=</w:t>
+              <w:t>89×69=</w:t>
             </w:r>
           </w:p>
         </w:tc>
@@ -687,7 +687,7 @@
                 <w:rFonts w:ascii="TimeNewRoman" w:hAnsi="TimeNewRoman"/>
                 <w:sz w:val="30"/>
               </w:rPr>
-              <w:t>13×31=</w:t>
+              <w:t>47×57=</w:t>
             </w:r>
           </w:p>
         </w:tc>
@@ -704,7 +704,7 @@
                 <w:rFonts w:ascii="TimeNewRoman" w:hAnsi="TimeNewRoman"/>
                 <w:sz w:val="30"/>
               </w:rPr>
-              <w:t>45×83=</w:t>
+              <w:t>55×74=</w:t>
             </w:r>
           </w:p>
         </w:tc>
@@ -721,7 +721,7 @@
                 <w:rFonts w:ascii="TimeNewRoman" w:hAnsi="TimeNewRoman"/>
                 <w:sz w:val="30"/>
               </w:rPr>
-              <w:t>85×16=</w:t>
+              <w:t>93×40=</w:t>
             </w:r>
           </w:p>
         </w:tc>
@@ -868,7 +868,7 @@
                 <w:rFonts w:ascii="TimeNewRoman" w:hAnsi="TimeNewRoman"/>
                 <w:sz w:val="30"/>
               </w:rPr>
-              <w:t>48×73=</w:t>
+              <w:t>80×61=</w:t>
             </w:r>
           </w:p>
         </w:tc>
@@ -885,7 +885,7 @@
                 <w:rFonts w:ascii="TimeNewRoman" w:hAnsi="TimeNewRoman"/>
                 <w:sz w:val="30"/>
               </w:rPr>
-              <w:t>76×32=</w:t>
+              <w:t>48×37=</w:t>
             </w:r>
           </w:p>
         </w:tc>
@@ -902,7 +902,7 @@
                 <w:rFonts w:ascii="TimeNewRoman" w:hAnsi="TimeNewRoman"/>
                 <w:sz w:val="30"/>
               </w:rPr>
-              <w:t>69×50=</w:t>
+              <w:t>90×95=</w:t>
             </w:r>
           </w:p>
         </w:tc>
@@ -919,7 +919,7 @@
                 <w:rFonts w:ascii="TimeNewRoman" w:hAnsi="TimeNewRoman"/>
                 <w:sz w:val="30"/>
               </w:rPr>
-              <w:t>78×63=</w:t>
+              <w:t>85×75=</w:t>
             </w:r>
           </w:p>
         </w:tc>
@@ -936,7 +936,7 @@
                 <w:rFonts w:ascii="TimeNewRoman" w:hAnsi="TimeNewRoman"/>
                 <w:sz w:val="30"/>
               </w:rPr>
-              <w:t>21×36=</w:t>
+              <w:t>54×34=</w:t>
             </w:r>
           </w:p>
         </w:tc>

--- a/two-digit_number_multiplied_by_two-digit_number.docx
+++ b/two-digit_number_multiplied_by_two-digit_number.docx
@@ -11,7 +11,7 @@
           <w:rFonts w:ascii="Arial" w:hAnsi="Arial"/>
           <w:sz w:val="30"/>
         </w:rPr>
-        <w:t>2026-09-14 Monday</w:t>
+        <w:t>2026-09-15 Tuesday</w:t>
       </w:r>
     </w:p>
     <w:tbl>
@@ -40,7 +40,7 @@
                 <w:rFonts w:ascii="TimeNewRoman" w:hAnsi="TimeNewRoman"/>
                 <w:sz w:val="30"/>
               </w:rPr>
-              <w:t>82×70=</w:t>
+              <w:t>92×23=</w:t>
             </w:r>
           </w:p>
         </w:tc>
@@ -57,7 +57,7 @@
                 <w:rFonts w:ascii="TimeNewRoman" w:hAnsi="TimeNewRoman"/>
                 <w:sz w:val="30"/>
               </w:rPr>
-              <w:t>29×12=</w:t>
+              <w:t>57×44=</w:t>
             </w:r>
           </w:p>
         </w:tc>
@@ -74,7 +74,7 @@
                 <w:rFonts w:ascii="TimeNewRoman" w:hAnsi="TimeNewRoman"/>
                 <w:sz w:val="30"/>
               </w:rPr>
-              <w:t>13×57=</w:t>
+              <w:t>60×95=</w:t>
             </w:r>
           </w:p>
         </w:tc>
@@ -91,7 +91,7 @@
                 <w:rFonts w:ascii="TimeNewRoman" w:hAnsi="TimeNewRoman"/>
                 <w:sz w:val="30"/>
               </w:rPr>
-              <w:t>24×41=</w:t>
+              <w:t>21×87=</w:t>
             </w:r>
           </w:p>
         </w:tc>
@@ -108,7 +108,7 @@
                 <w:rFonts w:ascii="TimeNewRoman" w:hAnsi="TimeNewRoman"/>
                 <w:sz w:val="30"/>
               </w:rPr>
-              <w:t>21×29=</w:t>
+              <w:t>17×46=</w:t>
             </w:r>
           </w:p>
         </w:tc>
@@ -223,7 +223,7 @@
                 <w:rFonts w:ascii="TimeNewRoman" w:hAnsi="TimeNewRoman"/>
                 <w:sz w:val="30"/>
               </w:rPr>
-              <w:t>62×32=</w:t>
+              <w:t>71×93=</w:t>
             </w:r>
           </w:p>
         </w:tc>
@@ -240,7 +240,7 @@
                 <w:rFonts w:ascii="TimeNewRoman" w:hAnsi="TimeNewRoman"/>
                 <w:sz w:val="30"/>
               </w:rPr>
-              <w:t>81×25=</w:t>
+              <w:t>78×51=</w:t>
             </w:r>
           </w:p>
         </w:tc>
@@ -257,7 +257,7 @@
                 <w:rFonts w:ascii="TimeNewRoman" w:hAnsi="TimeNewRoman"/>
                 <w:sz w:val="30"/>
               </w:rPr>
-              <w:t>57×87=</w:t>
+              <w:t>19×85=</w:t>
             </w:r>
           </w:p>
         </w:tc>
@@ -274,7 +274,7 @@
                 <w:rFonts w:ascii="TimeNewRoman" w:hAnsi="TimeNewRoman"/>
                 <w:sz w:val="30"/>
               </w:rPr>
-              <w:t>27×37=</w:t>
+              <w:t>76×84=</w:t>
             </w:r>
           </w:p>
         </w:tc>
@@ -291,7 +291,7 @@
                 <w:rFonts w:ascii="TimeNewRoman" w:hAnsi="TimeNewRoman"/>
                 <w:sz w:val="30"/>
               </w:rPr>
-              <w:t>38×79=</w:t>
+              <w:t>40×57=</w:t>
             </w:r>
           </w:p>
         </w:tc>
@@ -438,7 +438,7 @@
                 <w:rFonts w:ascii="TimeNewRoman" w:hAnsi="TimeNewRoman"/>
                 <w:sz w:val="30"/>
               </w:rPr>
-              <w:t>54×14=</w:t>
+              <w:t>62×60=</w:t>
             </w:r>
           </w:p>
         </w:tc>
@@ -455,7 +455,7 @@
                 <w:rFonts w:ascii="TimeNewRoman" w:hAnsi="TimeNewRoman"/>
                 <w:sz w:val="30"/>
               </w:rPr>
-              <w:t>88×71=</w:t>
+              <w:t>14×97=</w:t>
             </w:r>
           </w:p>
         </w:tc>
@@ -472,7 +472,7 @@
                 <w:rFonts w:ascii="TimeNewRoman" w:hAnsi="TimeNewRoman"/>
                 <w:sz w:val="30"/>
               </w:rPr>
-              <w:t>89×82=</w:t>
+              <w:t>12×82=</w:t>
             </w:r>
           </w:p>
         </w:tc>
@@ -489,7 +489,7 @@
                 <w:rFonts w:ascii="TimeNewRoman" w:hAnsi="TimeNewRoman"/>
                 <w:sz w:val="30"/>
               </w:rPr>
-              <w:t>14×92=</w:t>
+              <w:t>25×72=</w:t>
             </w:r>
           </w:p>
         </w:tc>
@@ -506,7 +506,7 @@
                 <w:rFonts w:ascii="TimeNewRoman" w:hAnsi="TimeNewRoman"/>
                 <w:sz w:val="30"/>
               </w:rPr>
-              <w:t>86×88=</w:t>
+              <w:t>65×89=</w:t>
             </w:r>
           </w:p>
         </w:tc>
@@ -653,7 +653,7 @@
                 <w:rFonts w:ascii="TimeNewRoman" w:hAnsi="TimeNewRoman"/>
                 <w:sz w:val="30"/>
               </w:rPr>
-              <w:t>16×67=</w:t>
+              <w:t>99×14=</w:t>
             </w:r>
           </w:p>
         </w:tc>
@@ -670,7 +670,7 @@
                 <w:rFonts w:ascii="TimeNewRoman" w:hAnsi="TimeNewRoman"/>
                 <w:sz w:val="30"/>
               </w:rPr>
-              <w:t>89×69=</w:t>
+              <w:t>64×53=</w:t>
             </w:r>
           </w:p>
         </w:tc>
@@ -687,7 +687,7 @@
                 <w:rFonts w:ascii="TimeNewRoman" w:hAnsi="TimeNewRoman"/>
                 <w:sz w:val="30"/>
               </w:rPr>
-              <w:t>47×57=</w:t>
+              <w:t>71×65=</w:t>
             </w:r>
           </w:p>
         </w:tc>
@@ -704,7 +704,7 @@
                 <w:rFonts w:ascii="TimeNewRoman" w:hAnsi="TimeNewRoman"/>
                 <w:sz w:val="30"/>
               </w:rPr>
-              <w:t>55×74=</w:t>
+              <w:t>39×99=</w:t>
             </w:r>
           </w:p>
         </w:tc>
@@ -721,7 +721,7 @@
                 <w:rFonts w:ascii="TimeNewRoman" w:hAnsi="TimeNewRoman"/>
                 <w:sz w:val="30"/>
               </w:rPr>
-              <w:t>93×40=</w:t>
+              <w:t>91×60=</w:t>
             </w:r>
           </w:p>
         </w:tc>
@@ -868,7 +868,7 @@
                 <w:rFonts w:ascii="TimeNewRoman" w:hAnsi="TimeNewRoman"/>
                 <w:sz w:val="30"/>
               </w:rPr>
-              <w:t>80×61=</w:t>
+              <w:t>17×46=</w:t>
             </w:r>
           </w:p>
         </w:tc>
@@ -885,7 +885,7 @@
                 <w:rFonts w:ascii="TimeNewRoman" w:hAnsi="TimeNewRoman"/>
                 <w:sz w:val="30"/>
               </w:rPr>
-              <w:t>48×37=</w:t>
+              <w:t>20×94=</w:t>
             </w:r>
           </w:p>
         </w:tc>
@@ -902,7 +902,7 @@
                 <w:rFonts w:ascii="TimeNewRoman" w:hAnsi="TimeNewRoman"/>
                 <w:sz w:val="30"/>
               </w:rPr>
-              <w:t>90×95=</w:t>
+              <w:t>22×12=</w:t>
             </w:r>
           </w:p>
         </w:tc>
@@ -919,7 +919,7 @@
                 <w:rFonts w:ascii="TimeNewRoman" w:hAnsi="TimeNewRoman"/>
                 <w:sz w:val="30"/>
               </w:rPr>
-              <w:t>85×75=</w:t>
+              <w:t>90×30=</w:t>
             </w:r>
           </w:p>
         </w:tc>
@@ -936,7 +936,7 @@
                 <w:rFonts w:ascii="TimeNewRoman" w:hAnsi="TimeNewRoman"/>
                 <w:sz w:val="30"/>
               </w:rPr>
-              <w:t>54×34=</w:t>
+              <w:t>98×34=</w:t>
             </w:r>
           </w:p>
         </w:tc>

--- a/two-digit_number_multiplied_by_two-digit_number.docx
+++ b/two-digit_number_multiplied_by_two-digit_number.docx
@@ -40,7 +40,7 @@
                 <w:rFonts w:ascii="TimeNewRoman" w:hAnsi="TimeNewRoman"/>
                 <w:sz w:val="30"/>
               </w:rPr>
-              <w:t>92×23=</w:t>
+              <w:t>71×77=</w:t>
             </w:r>
           </w:p>
         </w:tc>
@@ -57,7 +57,7 @@
                 <w:rFonts w:ascii="TimeNewRoman" w:hAnsi="TimeNewRoman"/>
                 <w:sz w:val="30"/>
               </w:rPr>
-              <w:t>57×44=</w:t>
+              <w:t>18×68=</w:t>
             </w:r>
           </w:p>
         </w:tc>
@@ -74,7 +74,7 @@
                 <w:rFonts w:ascii="TimeNewRoman" w:hAnsi="TimeNewRoman"/>
                 <w:sz w:val="30"/>
               </w:rPr>
-              <w:t>60×95=</w:t>
+              <w:t>33×66=</w:t>
             </w:r>
           </w:p>
         </w:tc>
@@ -91,7 +91,7 @@
                 <w:rFonts w:ascii="TimeNewRoman" w:hAnsi="TimeNewRoman"/>
                 <w:sz w:val="30"/>
               </w:rPr>
-              <w:t>21×87=</w:t>
+              <w:t>32×77=</w:t>
             </w:r>
           </w:p>
         </w:tc>
@@ -108,7 +108,7 @@
                 <w:rFonts w:ascii="TimeNewRoman" w:hAnsi="TimeNewRoman"/>
                 <w:sz w:val="30"/>
               </w:rPr>
-              <w:t>17×46=</w:t>
+              <w:t>32×19=</w:t>
             </w:r>
           </w:p>
         </w:tc>
@@ -223,7 +223,7 @@
                 <w:rFonts w:ascii="TimeNewRoman" w:hAnsi="TimeNewRoman"/>
                 <w:sz w:val="30"/>
               </w:rPr>
-              <w:t>71×93=</w:t>
+              <w:t>49×41=</w:t>
             </w:r>
           </w:p>
         </w:tc>
@@ -240,7 +240,7 @@
                 <w:rFonts w:ascii="TimeNewRoman" w:hAnsi="TimeNewRoman"/>
                 <w:sz w:val="30"/>
               </w:rPr>
-              <w:t>78×51=</w:t>
+              <w:t>77×66=</w:t>
             </w:r>
           </w:p>
         </w:tc>
@@ -257,7 +257,7 @@
                 <w:rFonts w:ascii="TimeNewRoman" w:hAnsi="TimeNewRoman"/>
                 <w:sz w:val="30"/>
               </w:rPr>
-              <w:t>19×85=</w:t>
+              <w:t>68×99=</w:t>
             </w:r>
           </w:p>
         </w:tc>
@@ -274,7 +274,7 @@
                 <w:rFonts w:ascii="TimeNewRoman" w:hAnsi="TimeNewRoman"/>
                 <w:sz w:val="30"/>
               </w:rPr>
-              <w:t>76×84=</w:t>
+              <w:t>80×16=</w:t>
             </w:r>
           </w:p>
         </w:tc>
@@ -291,7 +291,7 @@
                 <w:rFonts w:ascii="TimeNewRoman" w:hAnsi="TimeNewRoman"/>
                 <w:sz w:val="30"/>
               </w:rPr>
-              <w:t>40×57=</w:t>
+              <w:t>95×65=</w:t>
             </w:r>
           </w:p>
         </w:tc>
@@ -438,7 +438,7 @@
                 <w:rFonts w:ascii="TimeNewRoman" w:hAnsi="TimeNewRoman"/>
                 <w:sz w:val="30"/>
               </w:rPr>
-              <w:t>62×60=</w:t>
+              <w:t>74×77=</w:t>
             </w:r>
           </w:p>
         </w:tc>
@@ -455,7 +455,7 @@
                 <w:rFonts w:ascii="TimeNewRoman" w:hAnsi="TimeNewRoman"/>
                 <w:sz w:val="30"/>
               </w:rPr>
-              <w:t>14×97=</w:t>
+              <w:t>51×14=</w:t>
             </w:r>
           </w:p>
         </w:tc>
@@ -472,7 +472,7 @@
                 <w:rFonts w:ascii="TimeNewRoman" w:hAnsi="TimeNewRoman"/>
                 <w:sz w:val="30"/>
               </w:rPr>
-              <w:t>12×82=</w:t>
+              <w:t>75×40=</w:t>
             </w:r>
           </w:p>
         </w:tc>
@@ -489,7 +489,7 @@
                 <w:rFonts w:ascii="TimeNewRoman" w:hAnsi="TimeNewRoman"/>
                 <w:sz w:val="30"/>
               </w:rPr>
-              <w:t>25×72=</w:t>
+              <w:t>81×43=</w:t>
             </w:r>
           </w:p>
         </w:tc>
@@ -506,7 +506,7 @@
                 <w:rFonts w:ascii="TimeNewRoman" w:hAnsi="TimeNewRoman"/>
                 <w:sz w:val="30"/>
               </w:rPr>
-              <w:t>65×89=</w:t>
+              <w:t>85×45=</w:t>
             </w:r>
           </w:p>
         </w:tc>
@@ -653,7 +653,7 @@
                 <w:rFonts w:ascii="TimeNewRoman" w:hAnsi="TimeNewRoman"/>
                 <w:sz w:val="30"/>
               </w:rPr>
-              <w:t>99×14=</w:t>
+              <w:t>77×33=</w:t>
             </w:r>
           </w:p>
         </w:tc>
@@ -670,7 +670,7 @@
                 <w:rFonts w:ascii="TimeNewRoman" w:hAnsi="TimeNewRoman"/>
                 <w:sz w:val="30"/>
               </w:rPr>
-              <w:t>64×53=</w:t>
+              <w:t>14×19=</w:t>
             </w:r>
           </w:p>
         </w:tc>
@@ -687,7 +687,7 @@
                 <w:rFonts w:ascii="TimeNewRoman" w:hAnsi="TimeNewRoman"/>
                 <w:sz w:val="30"/>
               </w:rPr>
-              <w:t>71×65=</w:t>
+              <w:t>83×66=</w:t>
             </w:r>
           </w:p>
         </w:tc>
@@ -704,7 +704,7 @@
                 <w:rFonts w:ascii="TimeNewRoman" w:hAnsi="TimeNewRoman"/>
                 <w:sz w:val="30"/>
               </w:rPr>
-              <w:t>39×99=</w:t>
+              <w:t>36×23=</w:t>
             </w:r>
           </w:p>
         </w:tc>
@@ -721,7 +721,7 @@
                 <w:rFonts w:ascii="TimeNewRoman" w:hAnsi="TimeNewRoman"/>
                 <w:sz w:val="30"/>
               </w:rPr>
-              <w:t>91×60=</w:t>
+              <w:t>22×62=</w:t>
             </w:r>
           </w:p>
         </w:tc>
@@ -868,7 +868,7 @@
                 <w:rFonts w:ascii="TimeNewRoman" w:hAnsi="TimeNewRoman"/>
                 <w:sz w:val="30"/>
               </w:rPr>
-              <w:t>17×46=</w:t>
+              <w:t>14×68=</w:t>
             </w:r>
           </w:p>
         </w:tc>
@@ -885,7 +885,7 @@
                 <w:rFonts w:ascii="TimeNewRoman" w:hAnsi="TimeNewRoman"/>
                 <w:sz w:val="30"/>
               </w:rPr>
-              <w:t>20×94=</w:t>
+              <w:t>14×63=</w:t>
             </w:r>
           </w:p>
         </w:tc>
@@ -902,7 +902,7 @@
                 <w:rFonts w:ascii="TimeNewRoman" w:hAnsi="TimeNewRoman"/>
                 <w:sz w:val="30"/>
               </w:rPr>
-              <w:t>22×12=</w:t>
+              <w:t>68×30=</w:t>
             </w:r>
           </w:p>
         </w:tc>
@@ -919,7 +919,7 @@
                 <w:rFonts w:ascii="TimeNewRoman" w:hAnsi="TimeNewRoman"/>
                 <w:sz w:val="30"/>
               </w:rPr>
-              <w:t>90×30=</w:t>
+              <w:t>76×23=</w:t>
             </w:r>
           </w:p>
         </w:tc>
@@ -936,7 +936,7 @@
                 <w:rFonts w:ascii="TimeNewRoman" w:hAnsi="TimeNewRoman"/>
                 <w:sz w:val="30"/>
               </w:rPr>
-              <w:t>98×34=</w:t>
+              <w:t>87×98=</w:t>
             </w:r>
           </w:p>
         </w:tc>

--- a/two-digit_number_multiplied_by_two-digit_number.docx
+++ b/two-digit_number_multiplied_by_two-digit_number.docx
@@ -11,7 +11,7 @@
           <w:rFonts w:ascii="Arial" w:hAnsi="Arial"/>
           <w:sz w:val="30"/>
         </w:rPr>
-        <w:t>2026-09-15 Tuesday</w:t>
+        <w:t>2026-09-16 Wednesday</w:t>
       </w:r>
     </w:p>
     <w:tbl>
@@ -40,7 +40,7 @@
                 <w:rFonts w:ascii="TimeNewRoman" w:hAnsi="TimeNewRoman"/>
                 <w:sz w:val="30"/>
               </w:rPr>
-              <w:t>71×77=</w:t>
+              <w:t>29×40=</w:t>
             </w:r>
           </w:p>
         </w:tc>
@@ -57,7 +57,7 @@
                 <w:rFonts w:ascii="TimeNewRoman" w:hAnsi="TimeNewRoman"/>
                 <w:sz w:val="30"/>
               </w:rPr>
-              <w:t>18×68=</w:t>
+              <w:t>26×30=</w:t>
             </w:r>
           </w:p>
         </w:tc>
@@ -74,7 +74,7 @@
                 <w:rFonts w:ascii="TimeNewRoman" w:hAnsi="TimeNewRoman"/>
                 <w:sz w:val="30"/>
               </w:rPr>
-              <w:t>33×66=</w:t>
+              <w:t>53×84=</w:t>
             </w:r>
           </w:p>
         </w:tc>
@@ -91,7 +91,7 @@
                 <w:rFonts w:ascii="TimeNewRoman" w:hAnsi="TimeNewRoman"/>
                 <w:sz w:val="30"/>
               </w:rPr>
-              <w:t>32×77=</w:t>
+              <w:t>14×12=</w:t>
             </w:r>
           </w:p>
         </w:tc>
@@ -108,7 +108,7 @@
                 <w:rFonts w:ascii="TimeNewRoman" w:hAnsi="TimeNewRoman"/>
                 <w:sz w:val="30"/>
               </w:rPr>
-              <w:t>32×19=</w:t>
+              <w:t>97×44=</w:t>
             </w:r>
           </w:p>
         </w:tc>
@@ -223,7 +223,7 @@
                 <w:rFonts w:ascii="TimeNewRoman" w:hAnsi="TimeNewRoman"/>
                 <w:sz w:val="30"/>
               </w:rPr>
-              <w:t>49×41=</w:t>
+              <w:t>41×92=</w:t>
             </w:r>
           </w:p>
         </w:tc>
@@ -240,7 +240,7 @@
                 <w:rFonts w:ascii="TimeNewRoman" w:hAnsi="TimeNewRoman"/>
                 <w:sz w:val="30"/>
               </w:rPr>
-              <w:t>77×66=</w:t>
+              <w:t>79×69=</w:t>
             </w:r>
           </w:p>
         </w:tc>
@@ -257,7 +257,7 @@
                 <w:rFonts w:ascii="TimeNewRoman" w:hAnsi="TimeNewRoman"/>
                 <w:sz w:val="30"/>
               </w:rPr>
-              <w:t>68×99=</w:t>
+              <w:t>36×86=</w:t>
             </w:r>
           </w:p>
         </w:tc>
@@ -274,7 +274,7 @@
                 <w:rFonts w:ascii="TimeNewRoman" w:hAnsi="TimeNewRoman"/>
                 <w:sz w:val="30"/>
               </w:rPr>
-              <w:t>80×16=</w:t>
+              <w:t>24×92=</w:t>
             </w:r>
           </w:p>
         </w:tc>
@@ -291,7 +291,7 @@
                 <w:rFonts w:ascii="TimeNewRoman" w:hAnsi="TimeNewRoman"/>
                 <w:sz w:val="30"/>
               </w:rPr>
-              <w:t>95×65=</w:t>
+              <w:t>67×74=</w:t>
             </w:r>
           </w:p>
         </w:tc>
@@ -438,7 +438,7 @@
                 <w:rFonts w:ascii="TimeNewRoman" w:hAnsi="TimeNewRoman"/>
                 <w:sz w:val="30"/>
               </w:rPr>
-              <w:t>74×77=</w:t>
+              <w:t>34×78=</w:t>
             </w:r>
           </w:p>
         </w:tc>
@@ -455,7 +455,7 @@
                 <w:rFonts w:ascii="TimeNewRoman" w:hAnsi="TimeNewRoman"/>
                 <w:sz w:val="30"/>
               </w:rPr>
-              <w:t>51×14=</w:t>
+              <w:t>85×24=</w:t>
             </w:r>
           </w:p>
         </w:tc>
@@ -472,7 +472,7 @@
                 <w:rFonts w:ascii="TimeNewRoman" w:hAnsi="TimeNewRoman"/>
                 <w:sz w:val="30"/>
               </w:rPr>
-              <w:t>75×40=</w:t>
+              <w:t>59×33=</w:t>
             </w:r>
           </w:p>
         </w:tc>
@@ -489,7 +489,7 @@
                 <w:rFonts w:ascii="TimeNewRoman" w:hAnsi="TimeNewRoman"/>
                 <w:sz w:val="30"/>
               </w:rPr>
-              <w:t>81×43=</w:t>
+              <w:t>84×14=</w:t>
             </w:r>
           </w:p>
         </w:tc>
@@ -506,7 +506,7 @@
                 <w:rFonts w:ascii="TimeNewRoman" w:hAnsi="TimeNewRoman"/>
                 <w:sz w:val="30"/>
               </w:rPr>
-              <w:t>85×45=</w:t>
+              <w:t>47×82=</w:t>
             </w:r>
           </w:p>
         </w:tc>
@@ -653,7 +653,7 @@
                 <w:rFonts w:ascii="TimeNewRoman" w:hAnsi="TimeNewRoman"/>
                 <w:sz w:val="30"/>
               </w:rPr>
-              <w:t>77×33=</w:t>
+              <w:t>47×17=</w:t>
             </w:r>
           </w:p>
         </w:tc>
@@ -670,7 +670,7 @@
                 <w:rFonts w:ascii="TimeNewRoman" w:hAnsi="TimeNewRoman"/>
                 <w:sz w:val="30"/>
               </w:rPr>
-              <w:t>14×19=</w:t>
+              <w:t>91×27=</w:t>
             </w:r>
           </w:p>
         </w:tc>
@@ -687,7 +687,7 @@
                 <w:rFonts w:ascii="TimeNewRoman" w:hAnsi="TimeNewRoman"/>
                 <w:sz w:val="30"/>
               </w:rPr>
-              <w:t>83×66=</w:t>
+              <w:t>19×28=</w:t>
             </w:r>
           </w:p>
         </w:tc>
@@ -704,7 +704,7 @@
                 <w:rFonts w:ascii="TimeNewRoman" w:hAnsi="TimeNewRoman"/>
                 <w:sz w:val="30"/>
               </w:rPr>
-              <w:t>36×23=</w:t>
+              <w:t>74×63=</w:t>
             </w:r>
           </w:p>
         </w:tc>
@@ -721,7 +721,7 @@
                 <w:rFonts w:ascii="TimeNewRoman" w:hAnsi="TimeNewRoman"/>
                 <w:sz w:val="30"/>
               </w:rPr>
-              <w:t>22×62=</w:t>
+              <w:t>53×96=</w:t>
             </w:r>
           </w:p>
         </w:tc>
@@ -868,7 +868,7 @@
                 <w:rFonts w:ascii="TimeNewRoman" w:hAnsi="TimeNewRoman"/>
                 <w:sz w:val="30"/>
               </w:rPr>
-              <w:t>14×68=</w:t>
+              <w:t>20×12=</w:t>
             </w:r>
           </w:p>
         </w:tc>
@@ -885,7 +885,7 @@
                 <w:rFonts w:ascii="TimeNewRoman" w:hAnsi="TimeNewRoman"/>
                 <w:sz w:val="30"/>
               </w:rPr>
-              <w:t>14×63=</w:t>
+              <w:t>14×53=</w:t>
             </w:r>
           </w:p>
         </w:tc>
@@ -902,7 +902,7 @@
                 <w:rFonts w:ascii="TimeNewRoman" w:hAnsi="TimeNewRoman"/>
                 <w:sz w:val="30"/>
               </w:rPr>
-              <w:t>68×30=</w:t>
+              <w:t>14×60=</w:t>
             </w:r>
           </w:p>
         </w:tc>
@@ -919,7 +919,7 @@
                 <w:rFonts w:ascii="TimeNewRoman" w:hAnsi="TimeNewRoman"/>
                 <w:sz w:val="30"/>
               </w:rPr>
-              <w:t>76×23=</w:t>
+              <w:t>83×84=</w:t>
             </w:r>
           </w:p>
         </w:tc>
@@ -936,7 +936,7 @@
                 <w:rFonts w:ascii="TimeNewRoman" w:hAnsi="TimeNewRoman"/>
                 <w:sz w:val="30"/>
               </w:rPr>
-              <w:t>87×98=</w:t>
+              <w:t>50×48=</w:t>
             </w:r>
           </w:p>
         </w:tc>

--- a/two-digit_number_multiplied_by_two-digit_number.docx
+++ b/two-digit_number_multiplied_by_two-digit_number.docx
@@ -40,7 +40,7 @@
                 <w:rFonts w:ascii="TimeNewRoman" w:hAnsi="TimeNewRoman"/>
                 <w:sz w:val="30"/>
               </w:rPr>
-              <w:t>29×40=</w:t>
+              <w:t>27×44=</w:t>
             </w:r>
           </w:p>
         </w:tc>
@@ -57,7 +57,7 @@
                 <w:rFonts w:ascii="TimeNewRoman" w:hAnsi="TimeNewRoman"/>
                 <w:sz w:val="30"/>
               </w:rPr>
-              <w:t>26×30=</w:t>
+              <w:t>14×44=</w:t>
             </w:r>
           </w:p>
         </w:tc>
@@ -74,7 +74,7 @@
                 <w:rFonts w:ascii="TimeNewRoman" w:hAnsi="TimeNewRoman"/>
                 <w:sz w:val="30"/>
               </w:rPr>
-              <w:t>53×84=</w:t>
+              <w:t>92×88=</w:t>
             </w:r>
           </w:p>
         </w:tc>
@@ -91,7 +91,7 @@
                 <w:rFonts w:ascii="TimeNewRoman" w:hAnsi="TimeNewRoman"/>
                 <w:sz w:val="30"/>
               </w:rPr>
-              <w:t>14×12=</w:t>
+              <w:t>27×28=</w:t>
             </w:r>
           </w:p>
         </w:tc>
@@ -108,7 +108,7 @@
                 <w:rFonts w:ascii="TimeNewRoman" w:hAnsi="TimeNewRoman"/>
                 <w:sz w:val="30"/>
               </w:rPr>
-              <w:t>97×44=</w:t>
+              <w:t>58×52=</w:t>
             </w:r>
           </w:p>
         </w:tc>
@@ -223,7 +223,7 @@
                 <w:rFonts w:ascii="TimeNewRoman" w:hAnsi="TimeNewRoman"/>
                 <w:sz w:val="30"/>
               </w:rPr>
-              <w:t>41×92=</w:t>
+              <w:t>93×62=</w:t>
             </w:r>
           </w:p>
         </w:tc>
@@ -240,7 +240,7 @@
                 <w:rFonts w:ascii="TimeNewRoman" w:hAnsi="TimeNewRoman"/>
                 <w:sz w:val="30"/>
               </w:rPr>
-              <w:t>79×69=</w:t>
+              <w:t>75×65=</w:t>
             </w:r>
           </w:p>
         </w:tc>
@@ -257,7 +257,7 @@
                 <w:rFonts w:ascii="TimeNewRoman" w:hAnsi="TimeNewRoman"/>
                 <w:sz w:val="30"/>
               </w:rPr>
-              <w:t>36×86=</w:t>
+              <w:t>31×40=</w:t>
             </w:r>
           </w:p>
         </w:tc>
@@ -274,7 +274,7 @@
                 <w:rFonts w:ascii="TimeNewRoman" w:hAnsi="TimeNewRoman"/>
                 <w:sz w:val="30"/>
               </w:rPr>
-              <w:t>24×92=</w:t>
+              <w:t>17×39=</w:t>
             </w:r>
           </w:p>
         </w:tc>
@@ -291,7 +291,7 @@
                 <w:rFonts w:ascii="TimeNewRoman" w:hAnsi="TimeNewRoman"/>
                 <w:sz w:val="30"/>
               </w:rPr>
-              <w:t>67×74=</w:t>
+              <w:t>47×14=</w:t>
             </w:r>
           </w:p>
         </w:tc>
@@ -438,7 +438,7 @@
                 <w:rFonts w:ascii="TimeNewRoman" w:hAnsi="TimeNewRoman"/>
                 <w:sz w:val="30"/>
               </w:rPr>
-              <w:t>34×78=</w:t>
+              <w:t>38×92=</w:t>
             </w:r>
           </w:p>
         </w:tc>
@@ -455,7 +455,7 @@
                 <w:rFonts w:ascii="TimeNewRoman" w:hAnsi="TimeNewRoman"/>
                 <w:sz w:val="30"/>
               </w:rPr>
-              <w:t>85×24=</w:t>
+              <w:t>74×75=</w:t>
             </w:r>
           </w:p>
         </w:tc>
@@ -472,7 +472,7 @@
                 <w:rFonts w:ascii="TimeNewRoman" w:hAnsi="TimeNewRoman"/>
                 <w:sz w:val="30"/>
               </w:rPr>
-              <w:t>59×33=</w:t>
+              <w:t>29×64=</w:t>
             </w:r>
           </w:p>
         </w:tc>
@@ -489,7 +489,7 @@
                 <w:rFonts w:ascii="TimeNewRoman" w:hAnsi="TimeNewRoman"/>
                 <w:sz w:val="30"/>
               </w:rPr>
-              <w:t>84×14=</w:t>
+              <w:t>79×17=</w:t>
             </w:r>
           </w:p>
         </w:tc>
@@ -506,7 +506,7 @@
                 <w:rFonts w:ascii="TimeNewRoman" w:hAnsi="TimeNewRoman"/>
                 <w:sz w:val="30"/>
               </w:rPr>
-              <w:t>47×82=</w:t>
+              <w:t>85×60=</w:t>
             </w:r>
           </w:p>
         </w:tc>
@@ -653,7 +653,7 @@
                 <w:rFonts w:ascii="TimeNewRoman" w:hAnsi="TimeNewRoman"/>
                 <w:sz w:val="30"/>
               </w:rPr>
-              <w:t>47×17=</w:t>
+              <w:t>48×97=</w:t>
             </w:r>
           </w:p>
         </w:tc>
@@ -670,7 +670,7 @@
                 <w:rFonts w:ascii="TimeNewRoman" w:hAnsi="TimeNewRoman"/>
                 <w:sz w:val="30"/>
               </w:rPr>
-              <w:t>91×27=</w:t>
+              <w:t>88×54=</w:t>
             </w:r>
           </w:p>
         </w:tc>
@@ -687,7 +687,7 @@
                 <w:rFonts w:ascii="TimeNewRoman" w:hAnsi="TimeNewRoman"/>
                 <w:sz w:val="30"/>
               </w:rPr>
-              <w:t>19×28=</w:t>
+              <w:t>39×43=</w:t>
             </w:r>
           </w:p>
         </w:tc>
@@ -704,7 +704,7 @@
                 <w:rFonts w:ascii="TimeNewRoman" w:hAnsi="TimeNewRoman"/>
                 <w:sz w:val="30"/>
               </w:rPr>
-              <w:t>74×63=</w:t>
+              <w:t>50×84=</w:t>
             </w:r>
           </w:p>
         </w:tc>
@@ -721,7 +721,7 @@
                 <w:rFonts w:ascii="TimeNewRoman" w:hAnsi="TimeNewRoman"/>
                 <w:sz w:val="30"/>
               </w:rPr>
-              <w:t>53×96=</w:t>
+              <w:t>19×95=</w:t>
             </w:r>
           </w:p>
         </w:tc>
@@ -868,7 +868,7 @@
                 <w:rFonts w:ascii="TimeNewRoman" w:hAnsi="TimeNewRoman"/>
                 <w:sz w:val="30"/>
               </w:rPr>
-              <w:t>20×12=</w:t>
+              <w:t>57×74=</w:t>
             </w:r>
           </w:p>
         </w:tc>
@@ -885,7 +885,7 @@
                 <w:rFonts w:ascii="TimeNewRoman" w:hAnsi="TimeNewRoman"/>
                 <w:sz w:val="30"/>
               </w:rPr>
-              <w:t>14×53=</w:t>
+              <w:t>80×14=</w:t>
             </w:r>
           </w:p>
         </w:tc>
@@ -902,7 +902,7 @@
                 <w:rFonts w:ascii="TimeNewRoman" w:hAnsi="TimeNewRoman"/>
                 <w:sz w:val="30"/>
               </w:rPr>
-              <w:t>14×60=</w:t>
+              <w:t>16×29=</w:t>
             </w:r>
           </w:p>
         </w:tc>
@@ -919,7 +919,7 @@
                 <w:rFonts w:ascii="TimeNewRoman" w:hAnsi="TimeNewRoman"/>
                 <w:sz w:val="30"/>
               </w:rPr>
-              <w:t>83×84=</w:t>
+              <w:t>91×92=</w:t>
             </w:r>
           </w:p>
         </w:tc>
@@ -936,7 +936,7 @@
                 <w:rFonts w:ascii="TimeNewRoman" w:hAnsi="TimeNewRoman"/>
                 <w:sz w:val="30"/>
               </w:rPr>
-              <w:t>50×48=</w:t>
+              <w:t>63×53=</w:t>
             </w:r>
           </w:p>
         </w:tc>

--- a/two-digit_number_multiplied_by_two-digit_number.docx
+++ b/two-digit_number_multiplied_by_two-digit_number.docx
@@ -11,7 +11,7 @@
           <w:rFonts w:ascii="Arial" w:hAnsi="Arial"/>
           <w:sz w:val="30"/>
         </w:rPr>
-        <w:t>2026-09-16 Wednesday</w:t>
+        <w:t>2026-09-17 Thursday</w:t>
       </w:r>
     </w:p>
     <w:tbl>
@@ -40,7 +40,7 @@
                 <w:rFonts w:ascii="TimeNewRoman" w:hAnsi="TimeNewRoman"/>
                 <w:sz w:val="30"/>
               </w:rPr>
-              <w:t>27×44=</w:t>
+              <w:t>59×58=</w:t>
             </w:r>
           </w:p>
         </w:tc>
@@ -57,7 +57,7 @@
                 <w:rFonts w:ascii="TimeNewRoman" w:hAnsi="TimeNewRoman"/>
                 <w:sz w:val="30"/>
               </w:rPr>
-              <w:t>14×44=</w:t>
+              <w:t>73×74=</w:t>
             </w:r>
           </w:p>
         </w:tc>
@@ -74,7 +74,7 @@
                 <w:rFonts w:ascii="TimeNewRoman" w:hAnsi="TimeNewRoman"/>
                 <w:sz w:val="30"/>
               </w:rPr>
-              <w:t>92×88=</w:t>
+              <w:t>90×55=</w:t>
             </w:r>
           </w:p>
         </w:tc>
@@ -91,7 +91,7 @@
                 <w:rFonts w:ascii="TimeNewRoman" w:hAnsi="TimeNewRoman"/>
                 <w:sz w:val="30"/>
               </w:rPr>
-              <w:t>27×28=</w:t>
+              <w:t>41×13=</w:t>
             </w:r>
           </w:p>
         </w:tc>
@@ -108,7 +108,7 @@
                 <w:rFonts w:ascii="TimeNewRoman" w:hAnsi="TimeNewRoman"/>
                 <w:sz w:val="30"/>
               </w:rPr>
-              <w:t>58×52=</w:t>
+              <w:t>49×95=</w:t>
             </w:r>
           </w:p>
         </w:tc>
@@ -223,7 +223,7 @@
                 <w:rFonts w:ascii="TimeNewRoman" w:hAnsi="TimeNewRoman"/>
                 <w:sz w:val="30"/>
               </w:rPr>
-              <w:t>93×62=</w:t>
+              <w:t>68×64=</w:t>
             </w:r>
           </w:p>
         </w:tc>
@@ -240,7 +240,7 @@
                 <w:rFonts w:ascii="TimeNewRoman" w:hAnsi="TimeNewRoman"/>
                 <w:sz w:val="30"/>
               </w:rPr>
-              <w:t>75×65=</w:t>
+              <w:t>38×66=</w:t>
             </w:r>
           </w:p>
         </w:tc>
@@ -257,7 +257,7 @@
                 <w:rFonts w:ascii="TimeNewRoman" w:hAnsi="TimeNewRoman"/>
                 <w:sz w:val="30"/>
               </w:rPr>
-              <w:t>31×40=</w:t>
+              <w:t>69×95=</w:t>
             </w:r>
           </w:p>
         </w:tc>
@@ -274,7 +274,7 @@
                 <w:rFonts w:ascii="TimeNewRoman" w:hAnsi="TimeNewRoman"/>
                 <w:sz w:val="30"/>
               </w:rPr>
-              <w:t>17×39=</w:t>
+              <w:t>73×64=</w:t>
             </w:r>
           </w:p>
         </w:tc>
@@ -291,7 +291,7 @@
                 <w:rFonts w:ascii="TimeNewRoman" w:hAnsi="TimeNewRoman"/>
                 <w:sz w:val="30"/>
               </w:rPr>
-              <w:t>47×14=</w:t>
+              <w:t>87×49=</w:t>
             </w:r>
           </w:p>
         </w:tc>
@@ -438,7 +438,7 @@
                 <w:rFonts w:ascii="TimeNewRoman" w:hAnsi="TimeNewRoman"/>
                 <w:sz w:val="30"/>
               </w:rPr>
-              <w:t>38×92=</w:t>
+              <w:t>31×73=</w:t>
             </w:r>
           </w:p>
         </w:tc>
@@ -455,7 +455,7 @@
                 <w:rFonts w:ascii="TimeNewRoman" w:hAnsi="TimeNewRoman"/>
                 <w:sz w:val="30"/>
               </w:rPr>
-              <w:t>74×75=</w:t>
+              <w:t>57×42=</w:t>
             </w:r>
           </w:p>
         </w:tc>
@@ -472,7 +472,7 @@
                 <w:rFonts w:ascii="TimeNewRoman" w:hAnsi="TimeNewRoman"/>
                 <w:sz w:val="30"/>
               </w:rPr>
-              <w:t>29×64=</w:t>
+              <w:t>18×98=</w:t>
             </w:r>
           </w:p>
         </w:tc>
@@ -489,7 +489,7 @@
                 <w:rFonts w:ascii="TimeNewRoman" w:hAnsi="TimeNewRoman"/>
                 <w:sz w:val="30"/>
               </w:rPr>
-              <w:t>79×17=</w:t>
+              <w:t>85×96=</w:t>
             </w:r>
           </w:p>
         </w:tc>
@@ -506,7 +506,7 @@
                 <w:rFonts w:ascii="TimeNewRoman" w:hAnsi="TimeNewRoman"/>
                 <w:sz w:val="30"/>
               </w:rPr>
-              <w:t>85×60=</w:t>
+              <w:t>16×14=</w:t>
             </w:r>
           </w:p>
         </w:tc>
@@ -653,7 +653,7 @@
                 <w:rFonts w:ascii="TimeNewRoman" w:hAnsi="TimeNewRoman"/>
                 <w:sz w:val="30"/>
               </w:rPr>
-              <w:t>48×97=</w:t>
+              <w:t>84×55=</w:t>
             </w:r>
           </w:p>
         </w:tc>
@@ -670,7 +670,7 @@
                 <w:rFonts w:ascii="TimeNewRoman" w:hAnsi="TimeNewRoman"/>
                 <w:sz w:val="30"/>
               </w:rPr>
-              <w:t>88×54=</w:t>
+              <w:t>70×30=</w:t>
             </w:r>
           </w:p>
         </w:tc>
@@ -687,7 +687,7 @@
                 <w:rFonts w:ascii="TimeNewRoman" w:hAnsi="TimeNewRoman"/>
                 <w:sz w:val="30"/>
               </w:rPr>
-              <w:t>39×43=</w:t>
+              <w:t>92×67=</w:t>
             </w:r>
           </w:p>
         </w:tc>
@@ -704,7 +704,7 @@
                 <w:rFonts w:ascii="TimeNewRoman" w:hAnsi="TimeNewRoman"/>
                 <w:sz w:val="30"/>
               </w:rPr>
-              <w:t>50×84=</w:t>
+              <w:t>58×91=</w:t>
             </w:r>
           </w:p>
         </w:tc>
@@ -721,7 +721,7 @@
                 <w:rFonts w:ascii="TimeNewRoman" w:hAnsi="TimeNewRoman"/>
                 <w:sz w:val="30"/>
               </w:rPr>
-              <w:t>19×95=</w:t>
+              <w:t>54×63=</w:t>
             </w:r>
           </w:p>
         </w:tc>
@@ -868,7 +868,7 @@
                 <w:rFonts w:ascii="TimeNewRoman" w:hAnsi="TimeNewRoman"/>
                 <w:sz w:val="30"/>
               </w:rPr>
-              <w:t>57×74=</w:t>
+              <w:t>90×93=</w:t>
             </w:r>
           </w:p>
         </w:tc>
@@ -885,7 +885,7 @@
                 <w:rFonts w:ascii="TimeNewRoman" w:hAnsi="TimeNewRoman"/>
                 <w:sz w:val="30"/>
               </w:rPr>
-              <w:t>80×14=</w:t>
+              <w:t>61×11=</w:t>
             </w:r>
           </w:p>
         </w:tc>
@@ -902,7 +902,7 @@
                 <w:rFonts w:ascii="TimeNewRoman" w:hAnsi="TimeNewRoman"/>
                 <w:sz w:val="30"/>
               </w:rPr>
-              <w:t>16×29=</w:t>
+              <w:t>50×11=</w:t>
             </w:r>
           </w:p>
         </w:tc>
@@ -919,7 +919,7 @@
                 <w:rFonts w:ascii="TimeNewRoman" w:hAnsi="TimeNewRoman"/>
                 <w:sz w:val="30"/>
               </w:rPr>
-              <w:t>91×92=</w:t>
+              <w:t>55×84=</w:t>
             </w:r>
           </w:p>
         </w:tc>
@@ -936,7 +936,7 @@
                 <w:rFonts w:ascii="TimeNewRoman" w:hAnsi="TimeNewRoman"/>
                 <w:sz w:val="30"/>
               </w:rPr>
-              <w:t>63×53=</w:t>
+              <w:t>60×70=</w:t>
             </w:r>
           </w:p>
         </w:tc>

--- a/two-digit_number_multiplied_by_two-digit_number.docx
+++ b/two-digit_number_multiplied_by_two-digit_number.docx
@@ -40,7 +40,7 @@
                 <w:rFonts w:ascii="TimeNewRoman" w:hAnsi="TimeNewRoman"/>
                 <w:sz w:val="30"/>
               </w:rPr>
-              <w:t>59×58=</w:t>
+              <w:t>71×70=</w:t>
             </w:r>
           </w:p>
         </w:tc>
@@ -57,7 +57,7 @@
                 <w:rFonts w:ascii="TimeNewRoman" w:hAnsi="TimeNewRoman"/>
                 <w:sz w:val="30"/>
               </w:rPr>
-              <w:t>73×74=</w:t>
+              <w:t>26×35=</w:t>
             </w:r>
           </w:p>
         </w:tc>
@@ -74,7 +74,7 @@
                 <w:rFonts w:ascii="TimeNewRoman" w:hAnsi="TimeNewRoman"/>
                 <w:sz w:val="30"/>
               </w:rPr>
-              <w:t>90×55=</w:t>
+              <w:t>43×78=</w:t>
             </w:r>
           </w:p>
         </w:tc>
@@ -91,7 +91,7 @@
                 <w:rFonts w:ascii="TimeNewRoman" w:hAnsi="TimeNewRoman"/>
                 <w:sz w:val="30"/>
               </w:rPr>
-              <w:t>41×13=</w:t>
+              <w:t>38×64=</w:t>
             </w:r>
           </w:p>
         </w:tc>
@@ -108,7 +108,7 @@
                 <w:rFonts w:ascii="TimeNewRoman" w:hAnsi="TimeNewRoman"/>
                 <w:sz w:val="30"/>
               </w:rPr>
-              <w:t>49×95=</w:t>
+              <w:t>56×44=</w:t>
             </w:r>
           </w:p>
         </w:tc>
@@ -223,7 +223,7 @@
                 <w:rFonts w:ascii="TimeNewRoman" w:hAnsi="TimeNewRoman"/>
                 <w:sz w:val="30"/>
               </w:rPr>
-              <w:t>68×64=</w:t>
+              <w:t>28×30=</w:t>
             </w:r>
           </w:p>
         </w:tc>
@@ -240,7 +240,7 @@
                 <w:rFonts w:ascii="TimeNewRoman" w:hAnsi="TimeNewRoman"/>
                 <w:sz w:val="30"/>
               </w:rPr>
-              <w:t>38×66=</w:t>
+              <w:t>25×14=</w:t>
             </w:r>
           </w:p>
         </w:tc>
@@ -257,7 +257,7 @@
                 <w:rFonts w:ascii="TimeNewRoman" w:hAnsi="TimeNewRoman"/>
                 <w:sz w:val="30"/>
               </w:rPr>
-              <w:t>69×95=</w:t>
+              <w:t>17×38=</w:t>
             </w:r>
           </w:p>
         </w:tc>
@@ -274,7 +274,7 @@
                 <w:rFonts w:ascii="TimeNewRoman" w:hAnsi="TimeNewRoman"/>
                 <w:sz w:val="30"/>
               </w:rPr>
-              <w:t>73×64=</w:t>
+              <w:t>12×57=</w:t>
             </w:r>
           </w:p>
         </w:tc>
@@ -291,7 +291,7 @@
                 <w:rFonts w:ascii="TimeNewRoman" w:hAnsi="TimeNewRoman"/>
                 <w:sz w:val="30"/>
               </w:rPr>
-              <w:t>87×49=</w:t>
+              <w:t>47×21=</w:t>
             </w:r>
           </w:p>
         </w:tc>
@@ -438,7 +438,7 @@
                 <w:rFonts w:ascii="TimeNewRoman" w:hAnsi="TimeNewRoman"/>
                 <w:sz w:val="30"/>
               </w:rPr>
-              <w:t>31×73=</w:t>
+              <w:t>41×77=</w:t>
             </w:r>
           </w:p>
         </w:tc>
@@ -455,7 +455,7 @@
                 <w:rFonts w:ascii="TimeNewRoman" w:hAnsi="TimeNewRoman"/>
                 <w:sz w:val="30"/>
               </w:rPr>
-              <w:t>57×42=</w:t>
+              <w:t>93×77=</w:t>
             </w:r>
           </w:p>
         </w:tc>
@@ -472,7 +472,7 @@
                 <w:rFonts w:ascii="TimeNewRoman" w:hAnsi="TimeNewRoman"/>
                 <w:sz w:val="30"/>
               </w:rPr>
-              <w:t>18×98=</w:t>
+              <w:t>16×81=</w:t>
             </w:r>
           </w:p>
         </w:tc>
@@ -489,7 +489,7 @@
                 <w:rFonts w:ascii="TimeNewRoman" w:hAnsi="TimeNewRoman"/>
                 <w:sz w:val="30"/>
               </w:rPr>
-              <w:t>85×96=</w:t>
+              <w:t>57×67=</w:t>
             </w:r>
           </w:p>
         </w:tc>
@@ -506,7 +506,7 @@
                 <w:rFonts w:ascii="TimeNewRoman" w:hAnsi="TimeNewRoman"/>
                 <w:sz w:val="30"/>
               </w:rPr>
-              <w:t>16×14=</w:t>
+              <w:t>52×14=</w:t>
             </w:r>
           </w:p>
         </w:tc>
@@ -653,7 +653,7 @@
                 <w:rFonts w:ascii="TimeNewRoman" w:hAnsi="TimeNewRoman"/>
                 <w:sz w:val="30"/>
               </w:rPr>
-              <w:t>84×55=</w:t>
+              <w:t>28×75=</w:t>
             </w:r>
           </w:p>
         </w:tc>
@@ -670,7 +670,7 @@
                 <w:rFonts w:ascii="TimeNewRoman" w:hAnsi="TimeNewRoman"/>
                 <w:sz w:val="30"/>
               </w:rPr>
-              <w:t>70×30=</w:t>
+              <w:t>56×99=</w:t>
             </w:r>
           </w:p>
         </w:tc>
@@ -687,7 +687,7 @@
                 <w:rFonts w:ascii="TimeNewRoman" w:hAnsi="TimeNewRoman"/>
                 <w:sz w:val="30"/>
               </w:rPr>
-              <w:t>92×67=</w:t>
+              <w:t>27×29=</w:t>
             </w:r>
           </w:p>
         </w:tc>
@@ -704,7 +704,7 @@
                 <w:rFonts w:ascii="TimeNewRoman" w:hAnsi="TimeNewRoman"/>
                 <w:sz w:val="30"/>
               </w:rPr>
-              <w:t>58×91=</w:t>
+              <w:t>26×69=</w:t>
             </w:r>
           </w:p>
         </w:tc>
@@ -721,7 +721,7 @@
                 <w:rFonts w:ascii="TimeNewRoman" w:hAnsi="TimeNewRoman"/>
                 <w:sz w:val="30"/>
               </w:rPr>
-              <w:t>54×63=</w:t>
+              <w:t>87×98=</w:t>
             </w:r>
           </w:p>
         </w:tc>
@@ -868,7 +868,7 @@
                 <w:rFonts w:ascii="TimeNewRoman" w:hAnsi="TimeNewRoman"/>
                 <w:sz w:val="30"/>
               </w:rPr>
-              <w:t>90×93=</w:t>
+              <w:t>22×66=</w:t>
             </w:r>
           </w:p>
         </w:tc>
@@ -885,7 +885,7 @@
                 <w:rFonts w:ascii="TimeNewRoman" w:hAnsi="TimeNewRoman"/>
                 <w:sz w:val="30"/>
               </w:rPr>
-              <w:t>61×11=</w:t>
+              <w:t>19×78=</w:t>
             </w:r>
           </w:p>
         </w:tc>
@@ -902,7 +902,7 @@
                 <w:rFonts w:ascii="TimeNewRoman" w:hAnsi="TimeNewRoman"/>
                 <w:sz w:val="30"/>
               </w:rPr>
-              <w:t>50×11=</w:t>
+              <w:t>13×29=</w:t>
             </w:r>
           </w:p>
         </w:tc>
@@ -919,7 +919,7 @@
                 <w:rFonts w:ascii="TimeNewRoman" w:hAnsi="TimeNewRoman"/>
                 <w:sz w:val="30"/>
               </w:rPr>
-              <w:t>55×84=</w:t>
+              <w:t>41×84=</w:t>
             </w:r>
           </w:p>
         </w:tc>
@@ -936,7 +936,7 @@
                 <w:rFonts w:ascii="TimeNewRoman" w:hAnsi="TimeNewRoman"/>
                 <w:sz w:val="30"/>
               </w:rPr>
-              <w:t>60×70=</w:t>
+              <w:t>96×65=</w:t>
             </w:r>
           </w:p>
         </w:tc>

--- a/two-digit_number_multiplied_by_two-digit_number.docx
+++ b/two-digit_number_multiplied_by_two-digit_number.docx
@@ -11,7 +11,7 @@
           <w:rFonts w:ascii="Arial" w:hAnsi="Arial"/>
           <w:sz w:val="30"/>
         </w:rPr>
-        <w:t>2026-09-17 Thursday</w:t>
+        <w:t>2026-09-18 Friday</w:t>
       </w:r>
     </w:p>
     <w:tbl>
@@ -40,7 +40,7 @@
                 <w:rFonts w:ascii="TimeNewRoman" w:hAnsi="TimeNewRoman"/>
                 <w:sz w:val="30"/>
               </w:rPr>
-              <w:t>71×70=</w:t>
+              <w:t>80×44=</w:t>
             </w:r>
           </w:p>
         </w:tc>
@@ -57,7 +57,7 @@
                 <w:rFonts w:ascii="TimeNewRoman" w:hAnsi="TimeNewRoman"/>
                 <w:sz w:val="30"/>
               </w:rPr>
-              <w:t>26×35=</w:t>
+              <w:t>51×16=</w:t>
             </w:r>
           </w:p>
         </w:tc>
@@ -74,7 +74,7 @@
                 <w:rFonts w:ascii="TimeNewRoman" w:hAnsi="TimeNewRoman"/>
                 <w:sz w:val="30"/>
               </w:rPr>
-              <w:t>43×78=</w:t>
+              <w:t>41×32=</w:t>
             </w:r>
           </w:p>
         </w:tc>
@@ -91,7 +91,7 @@
                 <w:rFonts w:ascii="TimeNewRoman" w:hAnsi="TimeNewRoman"/>
                 <w:sz w:val="30"/>
               </w:rPr>
-              <w:t>38×64=</w:t>
+              <w:t>37×69=</w:t>
             </w:r>
           </w:p>
         </w:tc>
@@ -108,7 +108,7 @@
                 <w:rFonts w:ascii="TimeNewRoman" w:hAnsi="TimeNewRoman"/>
                 <w:sz w:val="30"/>
               </w:rPr>
-              <w:t>56×44=</w:t>
+              <w:t>15×42=</w:t>
             </w:r>
           </w:p>
         </w:tc>
@@ -223,7 +223,7 @@
                 <w:rFonts w:ascii="TimeNewRoman" w:hAnsi="TimeNewRoman"/>
                 <w:sz w:val="30"/>
               </w:rPr>
-              <w:t>28×30=</w:t>
+              <w:t>18×20=</w:t>
             </w:r>
           </w:p>
         </w:tc>
@@ -240,7 +240,7 @@
                 <w:rFonts w:ascii="TimeNewRoman" w:hAnsi="TimeNewRoman"/>
                 <w:sz w:val="30"/>
               </w:rPr>
-              <w:t>25×14=</w:t>
+              <w:t>37×11=</w:t>
             </w:r>
           </w:p>
         </w:tc>
@@ -257,7 +257,7 @@
                 <w:rFonts w:ascii="TimeNewRoman" w:hAnsi="TimeNewRoman"/>
                 <w:sz w:val="30"/>
               </w:rPr>
-              <w:t>17×38=</w:t>
+              <w:t>21×82=</w:t>
             </w:r>
           </w:p>
         </w:tc>
@@ -274,7 +274,7 @@
                 <w:rFonts w:ascii="TimeNewRoman" w:hAnsi="TimeNewRoman"/>
                 <w:sz w:val="30"/>
               </w:rPr>
-              <w:t>12×57=</w:t>
+              <w:t>62×27=</w:t>
             </w:r>
           </w:p>
         </w:tc>
@@ -291,7 +291,7 @@
                 <w:rFonts w:ascii="TimeNewRoman" w:hAnsi="TimeNewRoman"/>
                 <w:sz w:val="30"/>
               </w:rPr>
-              <w:t>47×21=</w:t>
+              <w:t>32×75=</w:t>
             </w:r>
           </w:p>
         </w:tc>
@@ -438,7 +438,7 @@
                 <w:rFonts w:ascii="TimeNewRoman" w:hAnsi="TimeNewRoman"/>
                 <w:sz w:val="30"/>
               </w:rPr>
-              <w:t>41×77=</w:t>
+              <w:t>11×36=</w:t>
             </w:r>
           </w:p>
         </w:tc>
@@ -455,7 +455,7 @@
                 <w:rFonts w:ascii="TimeNewRoman" w:hAnsi="TimeNewRoman"/>
                 <w:sz w:val="30"/>
               </w:rPr>
-              <w:t>93×77=</w:t>
+              <w:t>70×78=</w:t>
             </w:r>
           </w:p>
         </w:tc>
@@ -472,7 +472,7 @@
                 <w:rFonts w:ascii="TimeNewRoman" w:hAnsi="TimeNewRoman"/>
                 <w:sz w:val="30"/>
               </w:rPr>
-              <w:t>16×81=</w:t>
+              <w:t>12×51=</w:t>
             </w:r>
           </w:p>
         </w:tc>
@@ -489,7 +489,7 @@
                 <w:rFonts w:ascii="TimeNewRoman" w:hAnsi="TimeNewRoman"/>
                 <w:sz w:val="30"/>
               </w:rPr>
-              <w:t>57×67=</w:t>
+              <w:t>93×34=</w:t>
             </w:r>
           </w:p>
         </w:tc>
@@ -506,7 +506,7 @@
                 <w:rFonts w:ascii="TimeNewRoman" w:hAnsi="TimeNewRoman"/>
                 <w:sz w:val="30"/>
               </w:rPr>
-              <w:t>52×14=</w:t>
+              <w:t>17×28=</w:t>
             </w:r>
           </w:p>
         </w:tc>
@@ -653,7 +653,7 @@
                 <w:rFonts w:ascii="TimeNewRoman" w:hAnsi="TimeNewRoman"/>
                 <w:sz w:val="30"/>
               </w:rPr>
-              <w:t>28×75=</w:t>
+              <w:t>42×38=</w:t>
             </w:r>
           </w:p>
         </w:tc>
@@ -670,7 +670,7 @@
                 <w:rFonts w:ascii="TimeNewRoman" w:hAnsi="TimeNewRoman"/>
                 <w:sz w:val="30"/>
               </w:rPr>
-              <w:t>56×99=</w:t>
+              <w:t>77×19=</w:t>
             </w:r>
           </w:p>
         </w:tc>
@@ -687,7 +687,7 @@
                 <w:rFonts w:ascii="TimeNewRoman" w:hAnsi="TimeNewRoman"/>
                 <w:sz w:val="30"/>
               </w:rPr>
-              <w:t>27×29=</w:t>
+              <w:t>78×33=</w:t>
             </w:r>
           </w:p>
         </w:tc>
@@ -704,7 +704,7 @@
                 <w:rFonts w:ascii="TimeNewRoman" w:hAnsi="TimeNewRoman"/>
                 <w:sz w:val="30"/>
               </w:rPr>
-              <w:t>26×69=</w:t>
+              <w:t>71×95=</w:t>
             </w:r>
           </w:p>
         </w:tc>
@@ -721,7 +721,7 @@
                 <w:rFonts w:ascii="TimeNewRoman" w:hAnsi="TimeNewRoman"/>
                 <w:sz w:val="30"/>
               </w:rPr>
-              <w:t>87×98=</w:t>
+              <w:t>42×47=</w:t>
             </w:r>
           </w:p>
         </w:tc>
@@ -868,7 +868,7 @@
                 <w:rFonts w:ascii="TimeNewRoman" w:hAnsi="TimeNewRoman"/>
                 <w:sz w:val="30"/>
               </w:rPr>
-              <w:t>22×66=</w:t>
+              <w:t>94×48=</w:t>
             </w:r>
           </w:p>
         </w:tc>
@@ -885,7 +885,7 @@
                 <w:rFonts w:ascii="TimeNewRoman" w:hAnsi="TimeNewRoman"/>
                 <w:sz w:val="30"/>
               </w:rPr>
-              <w:t>19×78=</w:t>
+              <w:t>45×80=</w:t>
             </w:r>
           </w:p>
         </w:tc>
@@ -902,7 +902,7 @@
                 <w:rFonts w:ascii="TimeNewRoman" w:hAnsi="TimeNewRoman"/>
                 <w:sz w:val="30"/>
               </w:rPr>
-              <w:t>13×29=</w:t>
+              <w:t>55×56=</w:t>
             </w:r>
           </w:p>
         </w:tc>
@@ -919,7 +919,7 @@
                 <w:rFonts w:ascii="TimeNewRoman" w:hAnsi="TimeNewRoman"/>
                 <w:sz w:val="30"/>
               </w:rPr>
-              <w:t>41×84=</w:t>
+              <w:t>74×25=</w:t>
             </w:r>
           </w:p>
         </w:tc>
@@ -936,7 +936,7 @@
                 <w:rFonts w:ascii="TimeNewRoman" w:hAnsi="TimeNewRoman"/>
                 <w:sz w:val="30"/>
               </w:rPr>
-              <w:t>96×65=</w:t>
+              <w:t>29×21=</w:t>
             </w:r>
           </w:p>
         </w:tc>

--- a/two-digit_number_multiplied_by_two-digit_number.docx
+++ b/two-digit_number_multiplied_by_two-digit_number.docx
@@ -40,7 +40,7 @@
                 <w:rFonts w:ascii="TimeNewRoman" w:hAnsi="TimeNewRoman"/>
                 <w:sz w:val="30"/>
               </w:rPr>
-              <w:t>80×44=</w:t>
+              <w:t>72×71=</w:t>
             </w:r>
           </w:p>
         </w:tc>
@@ -57,7 +57,7 @@
                 <w:rFonts w:ascii="TimeNewRoman" w:hAnsi="TimeNewRoman"/>
                 <w:sz w:val="30"/>
               </w:rPr>
-              <w:t>51×16=</w:t>
+              <w:t>91×20=</w:t>
             </w:r>
           </w:p>
         </w:tc>
@@ -74,7 +74,7 @@
                 <w:rFonts w:ascii="TimeNewRoman" w:hAnsi="TimeNewRoman"/>
                 <w:sz w:val="30"/>
               </w:rPr>
-              <w:t>41×32=</w:t>
+              <w:t>44×62=</w:t>
             </w:r>
           </w:p>
         </w:tc>
@@ -91,7 +91,7 @@
                 <w:rFonts w:ascii="TimeNewRoman" w:hAnsi="TimeNewRoman"/>
                 <w:sz w:val="30"/>
               </w:rPr>
-              <w:t>37×69=</w:t>
+              <w:t>96×91=</w:t>
             </w:r>
           </w:p>
         </w:tc>
@@ -108,7 +108,7 @@
                 <w:rFonts w:ascii="TimeNewRoman" w:hAnsi="TimeNewRoman"/>
                 <w:sz w:val="30"/>
               </w:rPr>
-              <w:t>15×42=</w:t>
+              <w:t>83×93=</w:t>
             </w:r>
           </w:p>
         </w:tc>
@@ -223,7 +223,7 @@
                 <w:rFonts w:ascii="TimeNewRoman" w:hAnsi="TimeNewRoman"/>
                 <w:sz w:val="30"/>
               </w:rPr>
-              <w:t>18×20=</w:t>
+              <w:t>28×65=</w:t>
             </w:r>
           </w:p>
         </w:tc>
@@ -240,7 +240,7 @@
                 <w:rFonts w:ascii="TimeNewRoman" w:hAnsi="TimeNewRoman"/>
                 <w:sz w:val="30"/>
               </w:rPr>
-              <w:t>37×11=</w:t>
+              <w:t>31×38=</w:t>
             </w:r>
           </w:p>
         </w:tc>
@@ -257,7 +257,7 @@
                 <w:rFonts w:ascii="TimeNewRoman" w:hAnsi="TimeNewRoman"/>
                 <w:sz w:val="30"/>
               </w:rPr>
-              <w:t>21×82=</w:t>
+              <w:t>24×51=</w:t>
             </w:r>
           </w:p>
         </w:tc>
@@ -274,7 +274,7 @@
                 <w:rFonts w:ascii="TimeNewRoman" w:hAnsi="TimeNewRoman"/>
                 <w:sz w:val="30"/>
               </w:rPr>
-              <w:t>62×27=</w:t>
+              <w:t>76×34=</w:t>
             </w:r>
           </w:p>
         </w:tc>
@@ -291,7 +291,7 @@
                 <w:rFonts w:ascii="TimeNewRoman" w:hAnsi="TimeNewRoman"/>
                 <w:sz w:val="30"/>
               </w:rPr>
-              <w:t>32×75=</w:t>
+              <w:t>76×20=</w:t>
             </w:r>
           </w:p>
         </w:tc>
@@ -438,7 +438,7 @@
                 <w:rFonts w:ascii="TimeNewRoman" w:hAnsi="TimeNewRoman"/>
                 <w:sz w:val="30"/>
               </w:rPr>
-              <w:t>11×36=</w:t>
+              <w:t>68×99=</w:t>
             </w:r>
           </w:p>
         </w:tc>
@@ -455,7 +455,7 @@
                 <w:rFonts w:ascii="TimeNewRoman" w:hAnsi="TimeNewRoman"/>
                 <w:sz w:val="30"/>
               </w:rPr>
-              <w:t>70×78=</w:t>
+              <w:t>25×30=</w:t>
             </w:r>
           </w:p>
         </w:tc>
@@ -472,7 +472,7 @@
                 <w:rFonts w:ascii="TimeNewRoman" w:hAnsi="TimeNewRoman"/>
                 <w:sz w:val="30"/>
               </w:rPr>
-              <w:t>12×51=</w:t>
+              <w:t>92×66=</w:t>
             </w:r>
           </w:p>
         </w:tc>
@@ -489,7 +489,7 @@
                 <w:rFonts w:ascii="TimeNewRoman" w:hAnsi="TimeNewRoman"/>
                 <w:sz w:val="30"/>
               </w:rPr>
-              <w:t>93×34=</w:t>
+              <w:t>35×92=</w:t>
             </w:r>
           </w:p>
         </w:tc>
@@ -506,7 +506,7 @@
                 <w:rFonts w:ascii="TimeNewRoman" w:hAnsi="TimeNewRoman"/>
                 <w:sz w:val="30"/>
               </w:rPr>
-              <w:t>17×28=</w:t>
+              <w:t>12×86=</w:t>
             </w:r>
           </w:p>
         </w:tc>
@@ -653,7 +653,7 @@
                 <w:rFonts w:ascii="TimeNewRoman" w:hAnsi="TimeNewRoman"/>
                 <w:sz w:val="30"/>
               </w:rPr>
-              <w:t>42×38=</w:t>
+              <w:t>20×18=</w:t>
             </w:r>
           </w:p>
         </w:tc>
@@ -670,7 +670,7 @@
                 <w:rFonts w:ascii="TimeNewRoman" w:hAnsi="TimeNewRoman"/>
                 <w:sz w:val="30"/>
               </w:rPr>
-              <w:t>77×19=</w:t>
+              <w:t>14×95=</w:t>
             </w:r>
           </w:p>
         </w:tc>
@@ -687,7 +687,7 @@
                 <w:rFonts w:ascii="TimeNewRoman" w:hAnsi="TimeNewRoman"/>
                 <w:sz w:val="30"/>
               </w:rPr>
-              <w:t>78×33=</w:t>
+              <w:t>19×17=</w:t>
             </w:r>
           </w:p>
         </w:tc>
@@ -704,7 +704,7 @@
                 <w:rFonts w:ascii="TimeNewRoman" w:hAnsi="TimeNewRoman"/>
                 <w:sz w:val="30"/>
               </w:rPr>
-              <w:t>71×95=</w:t>
+              <w:t>74×16=</w:t>
             </w:r>
           </w:p>
         </w:tc>
@@ -721,7 +721,7 @@
                 <w:rFonts w:ascii="TimeNewRoman" w:hAnsi="TimeNewRoman"/>
                 <w:sz w:val="30"/>
               </w:rPr>
-              <w:t>42×47=</w:t>
+              <w:t>77×80=</w:t>
             </w:r>
           </w:p>
         </w:tc>
@@ -868,7 +868,7 @@
                 <w:rFonts w:ascii="TimeNewRoman" w:hAnsi="TimeNewRoman"/>
                 <w:sz w:val="30"/>
               </w:rPr>
-              <w:t>94×48=</w:t>
+              <w:t>95×65=</w:t>
             </w:r>
           </w:p>
         </w:tc>
@@ -885,7 +885,7 @@
                 <w:rFonts w:ascii="TimeNewRoman" w:hAnsi="TimeNewRoman"/>
                 <w:sz w:val="30"/>
               </w:rPr>
-              <w:t>45×80=</w:t>
+              <w:t>22×53=</w:t>
             </w:r>
           </w:p>
         </w:tc>
@@ -902,7 +902,7 @@
                 <w:rFonts w:ascii="TimeNewRoman" w:hAnsi="TimeNewRoman"/>
                 <w:sz w:val="30"/>
               </w:rPr>
-              <w:t>55×56=</w:t>
+              <w:t>20×33=</w:t>
             </w:r>
           </w:p>
         </w:tc>
@@ -919,7 +919,7 @@
                 <w:rFonts w:ascii="TimeNewRoman" w:hAnsi="TimeNewRoman"/>
                 <w:sz w:val="30"/>
               </w:rPr>
-              <w:t>74×25=</w:t>
+              <w:t>91×41=</w:t>
             </w:r>
           </w:p>
         </w:tc>
@@ -936,7 +936,7 @@
                 <w:rFonts w:ascii="TimeNewRoman" w:hAnsi="TimeNewRoman"/>
                 <w:sz w:val="30"/>
               </w:rPr>
-              <w:t>29×21=</w:t>
+              <w:t>12×95=</w:t>
             </w:r>
           </w:p>
         </w:tc>

--- a/two-digit_number_multiplied_by_two-digit_number.docx
+++ b/two-digit_number_multiplied_by_two-digit_number.docx
@@ -11,7 +11,7 @@
           <w:rFonts w:ascii="Arial" w:hAnsi="Arial"/>
           <w:sz w:val="30"/>
         </w:rPr>
-        <w:t>2026-09-18 Friday</w:t>
+        <w:t>2026-09-19 Saturday</w:t>
       </w:r>
     </w:p>
     <w:tbl>
@@ -40,7 +40,7 @@
                 <w:rFonts w:ascii="TimeNewRoman" w:hAnsi="TimeNewRoman"/>
                 <w:sz w:val="30"/>
               </w:rPr>
-              <w:t>72×71=</w:t>
+              <w:t>69×95=</w:t>
             </w:r>
           </w:p>
         </w:tc>
@@ -57,7 +57,7 @@
                 <w:rFonts w:ascii="TimeNewRoman" w:hAnsi="TimeNewRoman"/>
                 <w:sz w:val="30"/>
               </w:rPr>
-              <w:t>91×20=</w:t>
+              <w:t>68×18=</w:t>
             </w:r>
           </w:p>
         </w:tc>
@@ -74,7 +74,7 @@
                 <w:rFonts w:ascii="TimeNewRoman" w:hAnsi="TimeNewRoman"/>
                 <w:sz w:val="30"/>
               </w:rPr>
-              <w:t>44×62=</w:t>
+              <w:t>31×37=</w:t>
             </w:r>
           </w:p>
         </w:tc>
@@ -91,7 +91,7 @@
                 <w:rFonts w:ascii="TimeNewRoman" w:hAnsi="TimeNewRoman"/>
                 <w:sz w:val="30"/>
               </w:rPr>
-              <w:t>96×91=</w:t>
+              <w:t>48×86=</w:t>
             </w:r>
           </w:p>
         </w:tc>
@@ -108,7 +108,7 @@
                 <w:rFonts w:ascii="TimeNewRoman" w:hAnsi="TimeNewRoman"/>
                 <w:sz w:val="30"/>
               </w:rPr>
-              <w:t>83×93=</w:t>
+              <w:t>98×98=</w:t>
             </w:r>
           </w:p>
         </w:tc>
@@ -223,7 +223,7 @@
                 <w:rFonts w:ascii="TimeNewRoman" w:hAnsi="TimeNewRoman"/>
                 <w:sz w:val="30"/>
               </w:rPr>
-              <w:t>28×65=</w:t>
+              <w:t>62×53=</w:t>
             </w:r>
           </w:p>
         </w:tc>
@@ -240,7 +240,7 @@
                 <w:rFonts w:ascii="TimeNewRoman" w:hAnsi="TimeNewRoman"/>
                 <w:sz w:val="30"/>
               </w:rPr>
-              <w:t>31×38=</w:t>
+              <w:t>33×63=</w:t>
             </w:r>
           </w:p>
         </w:tc>
@@ -257,7 +257,7 @@
                 <w:rFonts w:ascii="TimeNewRoman" w:hAnsi="TimeNewRoman"/>
                 <w:sz w:val="30"/>
               </w:rPr>
-              <w:t>24×51=</w:t>
+              <w:t>79×91=</w:t>
             </w:r>
           </w:p>
         </w:tc>
@@ -274,7 +274,7 @@
                 <w:rFonts w:ascii="TimeNewRoman" w:hAnsi="TimeNewRoman"/>
                 <w:sz w:val="30"/>
               </w:rPr>
-              <w:t>76×34=</w:t>
+              <w:t>14×25=</w:t>
             </w:r>
           </w:p>
         </w:tc>
@@ -291,7 +291,7 @@
                 <w:rFonts w:ascii="TimeNewRoman" w:hAnsi="TimeNewRoman"/>
                 <w:sz w:val="30"/>
               </w:rPr>
-              <w:t>76×20=</w:t>
+              <w:t>81×24=</w:t>
             </w:r>
           </w:p>
         </w:tc>
@@ -438,7 +438,7 @@
                 <w:rFonts w:ascii="TimeNewRoman" w:hAnsi="TimeNewRoman"/>
                 <w:sz w:val="30"/>
               </w:rPr>
-              <w:t>68×99=</w:t>
+              <w:t>88×52=</w:t>
             </w:r>
           </w:p>
         </w:tc>
@@ -455,7 +455,7 @@
                 <w:rFonts w:ascii="TimeNewRoman" w:hAnsi="TimeNewRoman"/>
                 <w:sz w:val="30"/>
               </w:rPr>
-              <w:t>25×30=</w:t>
+              <w:t>24×83=</w:t>
             </w:r>
           </w:p>
         </w:tc>
@@ -472,7 +472,7 @@
                 <w:rFonts w:ascii="TimeNewRoman" w:hAnsi="TimeNewRoman"/>
                 <w:sz w:val="30"/>
               </w:rPr>
-              <w:t>92×66=</w:t>
+              <w:t>75×37=</w:t>
             </w:r>
           </w:p>
         </w:tc>
@@ -489,7 +489,7 @@
                 <w:rFonts w:ascii="TimeNewRoman" w:hAnsi="TimeNewRoman"/>
                 <w:sz w:val="30"/>
               </w:rPr>
-              <w:t>35×92=</w:t>
+              <w:t>99×63=</w:t>
             </w:r>
           </w:p>
         </w:tc>
@@ -506,7 +506,7 @@
                 <w:rFonts w:ascii="TimeNewRoman" w:hAnsi="TimeNewRoman"/>
                 <w:sz w:val="30"/>
               </w:rPr>
-              <w:t>12×86=</w:t>
+              <w:t>49×27=</w:t>
             </w:r>
           </w:p>
         </w:tc>
@@ -653,7 +653,7 @@
                 <w:rFonts w:ascii="TimeNewRoman" w:hAnsi="TimeNewRoman"/>
                 <w:sz w:val="30"/>
               </w:rPr>
-              <w:t>20×18=</w:t>
+              <w:t>46×19=</w:t>
             </w:r>
           </w:p>
         </w:tc>
@@ -670,7 +670,7 @@
                 <w:rFonts w:ascii="TimeNewRoman" w:hAnsi="TimeNewRoman"/>
                 <w:sz w:val="30"/>
               </w:rPr>
-              <w:t>14×95=</w:t>
+              <w:t>46×37=</w:t>
             </w:r>
           </w:p>
         </w:tc>
@@ -687,7 +687,7 @@
                 <w:rFonts w:ascii="TimeNewRoman" w:hAnsi="TimeNewRoman"/>
                 <w:sz w:val="30"/>
               </w:rPr>
-              <w:t>19×17=</w:t>
+              <w:t>42×22=</w:t>
             </w:r>
           </w:p>
         </w:tc>
@@ -704,7 +704,7 @@
                 <w:rFonts w:ascii="TimeNewRoman" w:hAnsi="TimeNewRoman"/>
                 <w:sz w:val="30"/>
               </w:rPr>
-              <w:t>74×16=</w:t>
+              <w:t>78×97=</w:t>
             </w:r>
           </w:p>
         </w:tc>
@@ -721,7 +721,7 @@
                 <w:rFonts w:ascii="TimeNewRoman" w:hAnsi="TimeNewRoman"/>
                 <w:sz w:val="30"/>
               </w:rPr>
-              <w:t>77×80=</w:t>
+              <w:t>20×57=</w:t>
             </w:r>
           </w:p>
         </w:tc>
@@ -868,7 +868,7 @@
                 <w:rFonts w:ascii="TimeNewRoman" w:hAnsi="TimeNewRoman"/>
                 <w:sz w:val="30"/>
               </w:rPr>
-              <w:t>95×65=</w:t>
+              <w:t>68×63=</w:t>
             </w:r>
           </w:p>
         </w:tc>
@@ -885,7 +885,7 @@
                 <w:rFonts w:ascii="TimeNewRoman" w:hAnsi="TimeNewRoman"/>
                 <w:sz w:val="30"/>
               </w:rPr>
-              <w:t>22×53=</w:t>
+              <w:t>64×88=</w:t>
             </w:r>
           </w:p>
         </w:tc>
@@ -902,7 +902,7 @@
                 <w:rFonts w:ascii="TimeNewRoman" w:hAnsi="TimeNewRoman"/>
                 <w:sz w:val="30"/>
               </w:rPr>
-              <w:t>20×33=</w:t>
+              <w:t>49×63=</w:t>
             </w:r>
           </w:p>
         </w:tc>
@@ -919,7 +919,7 @@
                 <w:rFonts w:ascii="TimeNewRoman" w:hAnsi="TimeNewRoman"/>
                 <w:sz w:val="30"/>
               </w:rPr>
-              <w:t>91×41=</w:t>
+              <w:t>11×35=</w:t>
             </w:r>
           </w:p>
         </w:tc>
@@ -936,7 +936,7 @@
                 <w:rFonts w:ascii="TimeNewRoman" w:hAnsi="TimeNewRoman"/>
                 <w:sz w:val="30"/>
               </w:rPr>
-              <w:t>12×95=</w:t>
+              <w:t>65×58=</w:t>
             </w:r>
           </w:p>
         </w:tc>

--- a/two-digit_number_multiplied_by_two-digit_number.docx
+++ b/two-digit_number_multiplied_by_two-digit_number.docx
@@ -40,7 +40,7 @@
                 <w:rFonts w:ascii="TimeNewRoman" w:hAnsi="TimeNewRoman"/>
                 <w:sz w:val="30"/>
               </w:rPr>
-              <w:t>69×95=</w:t>
+              <w:t>96×46=</w:t>
             </w:r>
           </w:p>
         </w:tc>
@@ -57,7 +57,7 @@
                 <w:rFonts w:ascii="TimeNewRoman" w:hAnsi="TimeNewRoman"/>
                 <w:sz w:val="30"/>
               </w:rPr>
-              <w:t>68×18=</w:t>
+              <w:t>60×42=</w:t>
             </w:r>
           </w:p>
         </w:tc>
@@ -74,7 +74,7 @@
                 <w:rFonts w:ascii="TimeNewRoman" w:hAnsi="TimeNewRoman"/>
                 <w:sz w:val="30"/>
               </w:rPr>
-              <w:t>31×37=</w:t>
+              <w:t>75×37=</w:t>
             </w:r>
           </w:p>
         </w:tc>
@@ -91,7 +91,7 @@
                 <w:rFonts w:ascii="TimeNewRoman" w:hAnsi="TimeNewRoman"/>
                 <w:sz w:val="30"/>
               </w:rPr>
-              <w:t>48×86=</w:t>
+              <w:t>25×36=</w:t>
             </w:r>
           </w:p>
         </w:tc>
@@ -108,7 +108,7 @@
                 <w:rFonts w:ascii="TimeNewRoman" w:hAnsi="TimeNewRoman"/>
                 <w:sz w:val="30"/>
               </w:rPr>
-              <w:t>98×98=</w:t>
+              <w:t>69×21=</w:t>
             </w:r>
           </w:p>
         </w:tc>
@@ -223,7 +223,7 @@
                 <w:rFonts w:ascii="TimeNewRoman" w:hAnsi="TimeNewRoman"/>
                 <w:sz w:val="30"/>
               </w:rPr>
-              <w:t>62×53=</w:t>
+              <w:t>46×54=</w:t>
             </w:r>
           </w:p>
         </w:tc>
@@ -240,7 +240,7 @@
                 <w:rFonts w:ascii="TimeNewRoman" w:hAnsi="TimeNewRoman"/>
                 <w:sz w:val="30"/>
               </w:rPr>
-              <w:t>33×63=</w:t>
+              <w:t>25×63=</w:t>
             </w:r>
           </w:p>
         </w:tc>
@@ -257,7 +257,7 @@
                 <w:rFonts w:ascii="TimeNewRoman" w:hAnsi="TimeNewRoman"/>
                 <w:sz w:val="30"/>
               </w:rPr>
-              <w:t>79×91=</w:t>
+              <w:t>77×42=</w:t>
             </w:r>
           </w:p>
         </w:tc>
@@ -274,7 +274,7 @@
                 <w:rFonts w:ascii="TimeNewRoman" w:hAnsi="TimeNewRoman"/>
                 <w:sz w:val="30"/>
               </w:rPr>
-              <w:t>14×25=</w:t>
+              <w:t>17×45=</w:t>
             </w:r>
           </w:p>
         </w:tc>
@@ -291,7 +291,7 @@
                 <w:rFonts w:ascii="TimeNewRoman" w:hAnsi="TimeNewRoman"/>
                 <w:sz w:val="30"/>
               </w:rPr>
-              <w:t>81×24=</w:t>
+              <w:t>62×60=</w:t>
             </w:r>
           </w:p>
         </w:tc>
@@ -438,7 +438,7 @@
                 <w:rFonts w:ascii="TimeNewRoman" w:hAnsi="TimeNewRoman"/>
                 <w:sz w:val="30"/>
               </w:rPr>
-              <w:t>88×52=</w:t>
+              <w:t>80×23=</w:t>
             </w:r>
           </w:p>
         </w:tc>
@@ -455,7 +455,7 @@
                 <w:rFonts w:ascii="TimeNewRoman" w:hAnsi="TimeNewRoman"/>
                 <w:sz w:val="30"/>
               </w:rPr>
-              <w:t>24×83=</w:t>
+              <w:t>46×24=</w:t>
             </w:r>
           </w:p>
         </w:tc>
@@ -472,7 +472,7 @@
                 <w:rFonts w:ascii="TimeNewRoman" w:hAnsi="TimeNewRoman"/>
                 <w:sz w:val="30"/>
               </w:rPr>
-              <w:t>75×37=</w:t>
+              <w:t>86×74=</w:t>
             </w:r>
           </w:p>
         </w:tc>
@@ -489,7 +489,7 @@
                 <w:rFonts w:ascii="TimeNewRoman" w:hAnsi="TimeNewRoman"/>
                 <w:sz w:val="30"/>
               </w:rPr>
-              <w:t>99×63=</w:t>
+              <w:t>94×29=</w:t>
             </w:r>
           </w:p>
         </w:tc>
@@ -506,7 +506,7 @@
                 <w:rFonts w:ascii="TimeNewRoman" w:hAnsi="TimeNewRoman"/>
                 <w:sz w:val="30"/>
               </w:rPr>
-              <w:t>49×27=</w:t>
+              <w:t>50×93=</w:t>
             </w:r>
           </w:p>
         </w:tc>
@@ -653,7 +653,7 @@
                 <w:rFonts w:ascii="TimeNewRoman" w:hAnsi="TimeNewRoman"/>
                 <w:sz w:val="30"/>
               </w:rPr>
-              <w:t>46×19=</w:t>
+              <w:t>19×30=</w:t>
             </w:r>
           </w:p>
         </w:tc>
@@ -670,7 +670,7 @@
                 <w:rFonts w:ascii="TimeNewRoman" w:hAnsi="TimeNewRoman"/>
                 <w:sz w:val="30"/>
               </w:rPr>
-              <w:t>46×37=</w:t>
+              <w:t>91×55=</w:t>
             </w:r>
           </w:p>
         </w:tc>
@@ -687,7 +687,7 @@
                 <w:rFonts w:ascii="TimeNewRoman" w:hAnsi="TimeNewRoman"/>
                 <w:sz w:val="30"/>
               </w:rPr>
-              <w:t>42×22=</w:t>
+              <w:t>64×89=</w:t>
             </w:r>
           </w:p>
         </w:tc>
@@ -704,7 +704,7 @@
                 <w:rFonts w:ascii="TimeNewRoman" w:hAnsi="TimeNewRoman"/>
                 <w:sz w:val="30"/>
               </w:rPr>
-              <w:t>78×97=</w:t>
+              <w:t>18×60=</w:t>
             </w:r>
           </w:p>
         </w:tc>
@@ -721,7 +721,7 @@
                 <w:rFonts w:ascii="TimeNewRoman" w:hAnsi="TimeNewRoman"/>
                 <w:sz w:val="30"/>
               </w:rPr>
-              <w:t>20×57=</w:t>
+              <w:t>92×72=</w:t>
             </w:r>
           </w:p>
         </w:tc>
@@ -868,7 +868,7 @@
                 <w:rFonts w:ascii="TimeNewRoman" w:hAnsi="TimeNewRoman"/>
                 <w:sz w:val="30"/>
               </w:rPr>
-              <w:t>68×63=</w:t>
+              <w:t>35×13=</w:t>
             </w:r>
           </w:p>
         </w:tc>
@@ -885,7 +885,7 @@
                 <w:rFonts w:ascii="TimeNewRoman" w:hAnsi="TimeNewRoman"/>
                 <w:sz w:val="30"/>
               </w:rPr>
-              <w:t>64×88=</w:t>
+              <w:t>84×96=</w:t>
             </w:r>
           </w:p>
         </w:tc>
@@ -902,7 +902,7 @@
                 <w:rFonts w:ascii="TimeNewRoman" w:hAnsi="TimeNewRoman"/>
                 <w:sz w:val="30"/>
               </w:rPr>
-              <w:t>49×63=</w:t>
+              <w:t>37×79=</w:t>
             </w:r>
           </w:p>
         </w:tc>
@@ -919,7 +919,7 @@
                 <w:rFonts w:ascii="TimeNewRoman" w:hAnsi="TimeNewRoman"/>
                 <w:sz w:val="30"/>
               </w:rPr>
-              <w:t>11×35=</w:t>
+              <w:t>11×27=</w:t>
             </w:r>
           </w:p>
         </w:tc>
@@ -936,7 +936,7 @@
                 <w:rFonts w:ascii="TimeNewRoman" w:hAnsi="TimeNewRoman"/>
                 <w:sz w:val="30"/>
               </w:rPr>
-              <w:t>65×58=</w:t>
+              <w:t>22×41=</w:t>
             </w:r>
           </w:p>
         </w:tc>

--- a/two-digit_number_multiplied_by_two-digit_number.docx
+++ b/two-digit_number_multiplied_by_two-digit_number.docx
@@ -11,7 +11,7 @@
           <w:rFonts w:ascii="Arial" w:hAnsi="Arial"/>
           <w:sz w:val="30"/>
         </w:rPr>
-        <w:t>2026-09-19 Saturday</w:t>
+        <w:t>2026-09-20 Sunday</w:t>
       </w:r>
     </w:p>
     <w:tbl>
@@ -40,7 +40,7 @@
                 <w:rFonts w:ascii="TimeNewRoman" w:hAnsi="TimeNewRoman"/>
                 <w:sz w:val="30"/>
               </w:rPr>
-              <w:t>96×46=</w:t>
+              <w:t>53×31=</w:t>
             </w:r>
           </w:p>
         </w:tc>
@@ -57,7 +57,7 @@
                 <w:rFonts w:ascii="TimeNewRoman" w:hAnsi="TimeNewRoman"/>
                 <w:sz w:val="30"/>
               </w:rPr>
-              <w:t>60×42=</w:t>
+              <w:t>16×24=</w:t>
             </w:r>
           </w:p>
         </w:tc>
@@ -74,7 +74,7 @@
                 <w:rFonts w:ascii="TimeNewRoman" w:hAnsi="TimeNewRoman"/>
                 <w:sz w:val="30"/>
               </w:rPr>
-              <w:t>75×37=</w:t>
+              <w:t>50×24=</w:t>
             </w:r>
           </w:p>
         </w:tc>
@@ -91,7 +91,7 @@
                 <w:rFonts w:ascii="TimeNewRoman" w:hAnsi="TimeNewRoman"/>
                 <w:sz w:val="30"/>
               </w:rPr>
-              <w:t>25×36=</w:t>
+              <w:t>32×31=</w:t>
             </w:r>
           </w:p>
         </w:tc>
@@ -108,7 +108,7 @@
                 <w:rFonts w:ascii="TimeNewRoman" w:hAnsi="TimeNewRoman"/>
                 <w:sz w:val="30"/>
               </w:rPr>
-              <w:t>69×21=</w:t>
+              <w:t>70×87=</w:t>
             </w:r>
           </w:p>
         </w:tc>
@@ -223,7 +223,7 @@
                 <w:rFonts w:ascii="TimeNewRoman" w:hAnsi="TimeNewRoman"/>
                 <w:sz w:val="30"/>
               </w:rPr>
-              <w:t>46×54=</w:t>
+              <w:t>32×30=</w:t>
             </w:r>
           </w:p>
         </w:tc>
@@ -240,7 +240,7 @@
                 <w:rFonts w:ascii="TimeNewRoman" w:hAnsi="TimeNewRoman"/>
                 <w:sz w:val="30"/>
               </w:rPr>
-              <w:t>25×63=</w:t>
+              <w:t>82×65=</w:t>
             </w:r>
           </w:p>
         </w:tc>
@@ -257,7 +257,7 @@
                 <w:rFonts w:ascii="TimeNewRoman" w:hAnsi="TimeNewRoman"/>
                 <w:sz w:val="30"/>
               </w:rPr>
-              <w:t>77×42=</w:t>
+              <w:t>53×16=</w:t>
             </w:r>
           </w:p>
         </w:tc>
@@ -274,7 +274,7 @@
                 <w:rFonts w:ascii="TimeNewRoman" w:hAnsi="TimeNewRoman"/>
                 <w:sz w:val="30"/>
               </w:rPr>
-              <w:t>17×45=</w:t>
+              <w:t>68×13=</w:t>
             </w:r>
           </w:p>
         </w:tc>
@@ -291,7 +291,7 @@
                 <w:rFonts w:ascii="TimeNewRoman" w:hAnsi="TimeNewRoman"/>
                 <w:sz w:val="30"/>
               </w:rPr>
-              <w:t>62×60=</w:t>
+              <w:t>38×44=</w:t>
             </w:r>
           </w:p>
         </w:tc>
@@ -438,7 +438,7 @@
                 <w:rFonts w:ascii="TimeNewRoman" w:hAnsi="TimeNewRoman"/>
                 <w:sz w:val="30"/>
               </w:rPr>
-              <w:t>80×23=</w:t>
+              <w:t>57×30=</w:t>
             </w:r>
           </w:p>
         </w:tc>
@@ -455,7 +455,7 @@
                 <w:rFonts w:ascii="TimeNewRoman" w:hAnsi="TimeNewRoman"/>
                 <w:sz w:val="30"/>
               </w:rPr>
-              <w:t>46×24=</w:t>
+              <w:t>18×62=</w:t>
             </w:r>
           </w:p>
         </w:tc>
@@ -472,7 +472,7 @@
                 <w:rFonts w:ascii="TimeNewRoman" w:hAnsi="TimeNewRoman"/>
                 <w:sz w:val="30"/>
               </w:rPr>
-              <w:t>86×74=</w:t>
+              <w:t>97×16=</w:t>
             </w:r>
           </w:p>
         </w:tc>
@@ -489,7 +489,7 @@
                 <w:rFonts w:ascii="TimeNewRoman" w:hAnsi="TimeNewRoman"/>
                 <w:sz w:val="30"/>
               </w:rPr>
-              <w:t>94×29=</w:t>
+              <w:t>82×54=</w:t>
             </w:r>
           </w:p>
         </w:tc>
@@ -506,7 +506,7 @@
                 <w:rFonts w:ascii="TimeNewRoman" w:hAnsi="TimeNewRoman"/>
                 <w:sz w:val="30"/>
               </w:rPr>
-              <w:t>50×93=</w:t>
+              <w:t>34×57=</w:t>
             </w:r>
           </w:p>
         </w:tc>
@@ -653,7 +653,7 @@
                 <w:rFonts w:ascii="TimeNewRoman" w:hAnsi="TimeNewRoman"/>
                 <w:sz w:val="30"/>
               </w:rPr>
-              <w:t>19×30=</w:t>
+              <w:t>47×76=</w:t>
             </w:r>
           </w:p>
         </w:tc>
@@ -670,7 +670,7 @@
                 <w:rFonts w:ascii="TimeNewRoman" w:hAnsi="TimeNewRoman"/>
                 <w:sz w:val="30"/>
               </w:rPr>
-              <w:t>91×55=</w:t>
+              <w:t>67×48=</w:t>
             </w:r>
           </w:p>
         </w:tc>
@@ -687,7 +687,7 @@
                 <w:rFonts w:ascii="TimeNewRoman" w:hAnsi="TimeNewRoman"/>
                 <w:sz w:val="30"/>
               </w:rPr>
-              <w:t>64×89=</w:t>
+              <w:t>20×40=</w:t>
             </w:r>
           </w:p>
         </w:tc>
@@ -704,7 +704,7 @@
                 <w:rFonts w:ascii="TimeNewRoman" w:hAnsi="TimeNewRoman"/>
                 <w:sz w:val="30"/>
               </w:rPr>
-              <w:t>18×60=</w:t>
+              <w:t>58×96=</w:t>
             </w:r>
           </w:p>
         </w:tc>
@@ -721,7 +721,7 @@
                 <w:rFonts w:ascii="TimeNewRoman" w:hAnsi="TimeNewRoman"/>
                 <w:sz w:val="30"/>
               </w:rPr>
-              <w:t>92×72=</w:t>
+              <w:t>14×18=</w:t>
             </w:r>
           </w:p>
         </w:tc>
@@ -868,7 +868,7 @@
                 <w:rFonts w:ascii="TimeNewRoman" w:hAnsi="TimeNewRoman"/>
                 <w:sz w:val="30"/>
               </w:rPr>
-              <w:t>35×13=</w:t>
+              <w:t>80×94=</w:t>
             </w:r>
           </w:p>
         </w:tc>
@@ -885,7 +885,7 @@
                 <w:rFonts w:ascii="TimeNewRoman" w:hAnsi="TimeNewRoman"/>
                 <w:sz w:val="30"/>
               </w:rPr>
-              <w:t>84×96=</w:t>
+              <w:t>21×35=</w:t>
             </w:r>
           </w:p>
         </w:tc>
@@ -902,7 +902,7 @@
                 <w:rFonts w:ascii="TimeNewRoman" w:hAnsi="TimeNewRoman"/>
                 <w:sz w:val="30"/>
               </w:rPr>
-              <w:t>37×79=</w:t>
+              <w:t>67×92=</w:t>
             </w:r>
           </w:p>
         </w:tc>
@@ -919,7 +919,7 @@
                 <w:rFonts w:ascii="TimeNewRoman" w:hAnsi="TimeNewRoman"/>
                 <w:sz w:val="30"/>
               </w:rPr>
-              <w:t>11×27=</w:t>
+              <w:t>44×54=</w:t>
             </w:r>
           </w:p>
         </w:tc>
@@ -936,7 +936,7 @@
                 <w:rFonts w:ascii="TimeNewRoman" w:hAnsi="TimeNewRoman"/>
                 <w:sz w:val="30"/>
               </w:rPr>
-              <w:t>22×41=</w:t>
+              <w:t>25×71=</w:t>
             </w:r>
           </w:p>
         </w:tc>

--- a/two-digit_number_multiplied_by_two-digit_number.docx
+++ b/two-digit_number_multiplied_by_two-digit_number.docx
@@ -40,7 +40,7 @@
                 <w:rFonts w:ascii="TimeNewRoman" w:hAnsi="TimeNewRoman"/>
                 <w:sz w:val="30"/>
               </w:rPr>
-              <w:t>53×31=</w:t>
+              <w:t>71×20=</w:t>
             </w:r>
           </w:p>
         </w:tc>
@@ -57,7 +57,7 @@
                 <w:rFonts w:ascii="TimeNewRoman" w:hAnsi="TimeNewRoman"/>
                 <w:sz w:val="30"/>
               </w:rPr>
-              <w:t>16×24=</w:t>
+              <w:t>44×82=</w:t>
             </w:r>
           </w:p>
         </w:tc>
@@ -74,7 +74,7 @@
                 <w:rFonts w:ascii="TimeNewRoman" w:hAnsi="TimeNewRoman"/>
                 <w:sz w:val="30"/>
               </w:rPr>
-              <w:t>50×24=</w:t>
+              <w:t>21×95=</w:t>
             </w:r>
           </w:p>
         </w:tc>
@@ -91,7 +91,7 @@
                 <w:rFonts w:ascii="TimeNewRoman" w:hAnsi="TimeNewRoman"/>
                 <w:sz w:val="30"/>
               </w:rPr>
-              <w:t>32×31=</w:t>
+              <w:t>83×83=</w:t>
             </w:r>
           </w:p>
         </w:tc>
@@ -108,7 +108,7 @@
                 <w:rFonts w:ascii="TimeNewRoman" w:hAnsi="TimeNewRoman"/>
                 <w:sz w:val="30"/>
               </w:rPr>
-              <w:t>70×87=</w:t>
+              <w:t>45×16=</w:t>
             </w:r>
           </w:p>
         </w:tc>
@@ -223,7 +223,7 @@
                 <w:rFonts w:ascii="TimeNewRoman" w:hAnsi="TimeNewRoman"/>
                 <w:sz w:val="30"/>
               </w:rPr>
-              <w:t>32×30=</w:t>
+              <w:t>15×41=</w:t>
             </w:r>
           </w:p>
         </w:tc>
@@ -240,7 +240,7 @@
                 <w:rFonts w:ascii="TimeNewRoman" w:hAnsi="TimeNewRoman"/>
                 <w:sz w:val="30"/>
               </w:rPr>
-              <w:t>82×65=</w:t>
+              <w:t>57×17=</w:t>
             </w:r>
           </w:p>
         </w:tc>
@@ -257,7 +257,7 @@
                 <w:rFonts w:ascii="TimeNewRoman" w:hAnsi="TimeNewRoman"/>
                 <w:sz w:val="30"/>
               </w:rPr>
-              <w:t>53×16=</w:t>
+              <w:t>88×28=</w:t>
             </w:r>
           </w:p>
         </w:tc>
@@ -274,7 +274,7 @@
                 <w:rFonts w:ascii="TimeNewRoman" w:hAnsi="TimeNewRoman"/>
                 <w:sz w:val="30"/>
               </w:rPr>
-              <w:t>68×13=</w:t>
+              <w:t>90×74=</w:t>
             </w:r>
           </w:p>
         </w:tc>
@@ -291,7 +291,7 @@
                 <w:rFonts w:ascii="TimeNewRoman" w:hAnsi="TimeNewRoman"/>
                 <w:sz w:val="30"/>
               </w:rPr>
-              <w:t>38×44=</w:t>
+              <w:t>96×85=</w:t>
             </w:r>
           </w:p>
         </w:tc>
@@ -438,7 +438,7 @@
                 <w:rFonts w:ascii="TimeNewRoman" w:hAnsi="TimeNewRoman"/>
                 <w:sz w:val="30"/>
               </w:rPr>
-              <w:t>57×30=</w:t>
+              <w:t>12×80=</w:t>
             </w:r>
           </w:p>
         </w:tc>
@@ -455,7 +455,7 @@
                 <w:rFonts w:ascii="TimeNewRoman" w:hAnsi="TimeNewRoman"/>
                 <w:sz w:val="30"/>
               </w:rPr>
-              <w:t>18×62=</w:t>
+              <w:t>77×89=</w:t>
             </w:r>
           </w:p>
         </w:tc>
@@ -472,7 +472,7 @@
                 <w:rFonts w:ascii="TimeNewRoman" w:hAnsi="TimeNewRoman"/>
                 <w:sz w:val="30"/>
               </w:rPr>
-              <w:t>97×16=</w:t>
+              <w:t>58×48=</w:t>
             </w:r>
           </w:p>
         </w:tc>
@@ -489,7 +489,7 @@
                 <w:rFonts w:ascii="TimeNewRoman" w:hAnsi="TimeNewRoman"/>
                 <w:sz w:val="30"/>
               </w:rPr>
-              <w:t>82×54=</w:t>
+              <w:t>35×21=</w:t>
             </w:r>
           </w:p>
         </w:tc>
@@ -506,7 +506,7 @@
                 <w:rFonts w:ascii="TimeNewRoman" w:hAnsi="TimeNewRoman"/>
                 <w:sz w:val="30"/>
               </w:rPr>
-              <w:t>34×57=</w:t>
+              <w:t>45×32=</w:t>
             </w:r>
           </w:p>
         </w:tc>
@@ -653,7 +653,7 @@
                 <w:rFonts w:ascii="TimeNewRoman" w:hAnsi="TimeNewRoman"/>
                 <w:sz w:val="30"/>
               </w:rPr>
-              <w:t>47×76=</w:t>
+              <w:t>87×97=</w:t>
             </w:r>
           </w:p>
         </w:tc>
@@ -670,7 +670,7 @@
                 <w:rFonts w:ascii="TimeNewRoman" w:hAnsi="TimeNewRoman"/>
                 <w:sz w:val="30"/>
               </w:rPr>
-              <w:t>67×48=</w:t>
+              <w:t>82×45=</w:t>
             </w:r>
           </w:p>
         </w:tc>
@@ -687,7 +687,7 @@
                 <w:rFonts w:ascii="TimeNewRoman" w:hAnsi="TimeNewRoman"/>
                 <w:sz w:val="30"/>
               </w:rPr>
-              <w:t>20×40=</w:t>
+              <w:t>45×72=</w:t>
             </w:r>
           </w:p>
         </w:tc>
@@ -704,7 +704,7 @@
                 <w:rFonts w:ascii="TimeNewRoman" w:hAnsi="TimeNewRoman"/>
                 <w:sz w:val="30"/>
               </w:rPr>
-              <w:t>58×96=</w:t>
+              <w:t>26×44=</w:t>
             </w:r>
           </w:p>
         </w:tc>
@@ -721,7 +721,7 @@
                 <w:rFonts w:ascii="TimeNewRoman" w:hAnsi="TimeNewRoman"/>
                 <w:sz w:val="30"/>
               </w:rPr>
-              <w:t>14×18=</w:t>
+              <w:t>16×57=</w:t>
             </w:r>
           </w:p>
         </w:tc>
@@ -868,7 +868,7 @@
                 <w:rFonts w:ascii="TimeNewRoman" w:hAnsi="TimeNewRoman"/>
                 <w:sz w:val="30"/>
               </w:rPr>
-              <w:t>80×94=</w:t>
+              <w:t>72×88=</w:t>
             </w:r>
           </w:p>
         </w:tc>
@@ -885,7 +885,7 @@
                 <w:rFonts w:ascii="TimeNewRoman" w:hAnsi="TimeNewRoman"/>
                 <w:sz w:val="30"/>
               </w:rPr>
-              <w:t>21×35=</w:t>
+              <w:t>40×42=</w:t>
             </w:r>
           </w:p>
         </w:tc>
@@ -902,7 +902,7 @@
                 <w:rFonts w:ascii="TimeNewRoman" w:hAnsi="TimeNewRoman"/>
                 <w:sz w:val="30"/>
               </w:rPr>
-              <w:t>67×92=</w:t>
+              <w:t>58×80=</w:t>
             </w:r>
           </w:p>
         </w:tc>
@@ -919,7 +919,7 @@
                 <w:rFonts w:ascii="TimeNewRoman" w:hAnsi="TimeNewRoman"/>
                 <w:sz w:val="30"/>
               </w:rPr>
-              <w:t>44×54=</w:t>
+              <w:t>21×69=</w:t>
             </w:r>
           </w:p>
         </w:tc>
@@ -936,7 +936,7 @@
                 <w:rFonts w:ascii="TimeNewRoman" w:hAnsi="TimeNewRoman"/>
                 <w:sz w:val="30"/>
               </w:rPr>
-              <w:t>25×71=</w:t>
+              <w:t>27×11=</w:t>
             </w:r>
           </w:p>
         </w:tc>

--- a/two-digit_number_multiplied_by_two-digit_number.docx
+++ b/two-digit_number_multiplied_by_two-digit_number.docx
@@ -11,7 +11,7 @@
           <w:rFonts w:ascii="Arial" w:hAnsi="Arial"/>
           <w:sz w:val="30"/>
         </w:rPr>
-        <w:t>2026-09-20 Sunday</w:t>
+        <w:t>2026-09-21 Monday</w:t>
       </w:r>
     </w:p>
     <w:tbl>
@@ -40,7 +40,7 @@
                 <w:rFonts w:ascii="TimeNewRoman" w:hAnsi="TimeNewRoman"/>
                 <w:sz w:val="30"/>
               </w:rPr>
-              <w:t>71×20=</w:t>
+              <w:t>87×23=</w:t>
             </w:r>
           </w:p>
         </w:tc>
@@ -57,7 +57,7 @@
                 <w:rFonts w:ascii="TimeNewRoman" w:hAnsi="TimeNewRoman"/>
                 <w:sz w:val="30"/>
               </w:rPr>
-              <w:t>44×82=</w:t>
+              <w:t>74×83=</w:t>
             </w:r>
           </w:p>
         </w:tc>
@@ -74,7 +74,7 @@
                 <w:rFonts w:ascii="TimeNewRoman" w:hAnsi="TimeNewRoman"/>
                 <w:sz w:val="30"/>
               </w:rPr>
-              <w:t>21×95=</w:t>
+              <w:t>33×96=</w:t>
             </w:r>
           </w:p>
         </w:tc>
@@ -91,7 +91,7 @@
                 <w:rFonts w:ascii="TimeNewRoman" w:hAnsi="TimeNewRoman"/>
                 <w:sz w:val="30"/>
               </w:rPr>
-              <w:t>83×83=</w:t>
+              <w:t>78×27=</w:t>
             </w:r>
           </w:p>
         </w:tc>
@@ -108,7 +108,7 @@
                 <w:rFonts w:ascii="TimeNewRoman" w:hAnsi="TimeNewRoman"/>
                 <w:sz w:val="30"/>
               </w:rPr>
-              <w:t>45×16=</w:t>
+              <w:t>71×79=</w:t>
             </w:r>
           </w:p>
         </w:tc>
@@ -223,7 +223,7 @@
                 <w:rFonts w:ascii="TimeNewRoman" w:hAnsi="TimeNewRoman"/>
                 <w:sz w:val="30"/>
               </w:rPr>
-              <w:t>15×41=</w:t>
+              <w:t>36×77=</w:t>
             </w:r>
           </w:p>
         </w:tc>
@@ -240,7 +240,7 @@
                 <w:rFonts w:ascii="TimeNewRoman" w:hAnsi="TimeNewRoman"/>
                 <w:sz w:val="30"/>
               </w:rPr>
-              <w:t>57×17=</w:t>
+              <w:t>65×53=</w:t>
             </w:r>
           </w:p>
         </w:tc>
@@ -257,7 +257,7 @@
                 <w:rFonts w:ascii="TimeNewRoman" w:hAnsi="TimeNewRoman"/>
                 <w:sz w:val="30"/>
               </w:rPr>
-              <w:t>88×28=</w:t>
+              <w:t>79×98=</w:t>
             </w:r>
           </w:p>
         </w:tc>
@@ -274,7 +274,7 @@
                 <w:rFonts w:ascii="TimeNewRoman" w:hAnsi="TimeNewRoman"/>
                 <w:sz w:val="30"/>
               </w:rPr>
-              <w:t>90×74=</w:t>
+              <w:t>98×64=</w:t>
             </w:r>
           </w:p>
         </w:tc>
@@ -291,7 +291,7 @@
                 <w:rFonts w:ascii="TimeNewRoman" w:hAnsi="TimeNewRoman"/>
                 <w:sz w:val="30"/>
               </w:rPr>
-              <w:t>96×85=</w:t>
+              <w:t>44×40=</w:t>
             </w:r>
           </w:p>
         </w:tc>
@@ -438,7 +438,7 @@
                 <w:rFonts w:ascii="TimeNewRoman" w:hAnsi="TimeNewRoman"/>
                 <w:sz w:val="30"/>
               </w:rPr>
-              <w:t>12×80=</w:t>
+              <w:t>53×42=</w:t>
             </w:r>
           </w:p>
         </w:tc>
@@ -455,7 +455,7 @@
                 <w:rFonts w:ascii="TimeNewRoman" w:hAnsi="TimeNewRoman"/>
                 <w:sz w:val="30"/>
               </w:rPr>
-              <w:t>77×89=</w:t>
+              <w:t>11×81=</w:t>
             </w:r>
           </w:p>
         </w:tc>
@@ -472,7 +472,7 @@
                 <w:rFonts w:ascii="TimeNewRoman" w:hAnsi="TimeNewRoman"/>
                 <w:sz w:val="30"/>
               </w:rPr>
-              <w:t>58×48=</w:t>
+              <w:t>68×94=</w:t>
             </w:r>
           </w:p>
         </w:tc>
@@ -489,7 +489,7 @@
                 <w:rFonts w:ascii="TimeNewRoman" w:hAnsi="TimeNewRoman"/>
                 <w:sz w:val="30"/>
               </w:rPr>
-              <w:t>35×21=</w:t>
+              <w:t>89×23=</w:t>
             </w:r>
           </w:p>
         </w:tc>
@@ -506,7 +506,7 @@
                 <w:rFonts w:ascii="TimeNewRoman" w:hAnsi="TimeNewRoman"/>
                 <w:sz w:val="30"/>
               </w:rPr>
-              <w:t>45×32=</w:t>
+              <w:t>62×42=</w:t>
             </w:r>
           </w:p>
         </w:tc>
@@ -653,7 +653,7 @@
                 <w:rFonts w:ascii="TimeNewRoman" w:hAnsi="TimeNewRoman"/>
                 <w:sz w:val="30"/>
               </w:rPr>
-              <w:t>87×97=</w:t>
+              <w:t>16×67=</w:t>
             </w:r>
           </w:p>
         </w:tc>
@@ -670,7 +670,7 @@
                 <w:rFonts w:ascii="TimeNewRoman" w:hAnsi="TimeNewRoman"/>
                 <w:sz w:val="30"/>
               </w:rPr>
-              <w:t>82×45=</w:t>
+              <w:t>19×88=</w:t>
             </w:r>
           </w:p>
         </w:tc>
@@ -687,7 +687,7 @@
                 <w:rFonts w:ascii="TimeNewRoman" w:hAnsi="TimeNewRoman"/>
                 <w:sz w:val="30"/>
               </w:rPr>
-              <w:t>45×72=</w:t>
+              <w:t>81×54=</w:t>
             </w:r>
           </w:p>
         </w:tc>
@@ -704,7 +704,7 @@
                 <w:rFonts w:ascii="TimeNewRoman" w:hAnsi="TimeNewRoman"/>
                 <w:sz w:val="30"/>
               </w:rPr>
-              <w:t>26×44=</w:t>
+              <w:t>28×51=</w:t>
             </w:r>
           </w:p>
         </w:tc>
@@ -721,7 +721,7 @@
                 <w:rFonts w:ascii="TimeNewRoman" w:hAnsi="TimeNewRoman"/>
                 <w:sz w:val="30"/>
               </w:rPr>
-              <w:t>16×57=</w:t>
+              <w:t>19×74=</w:t>
             </w:r>
           </w:p>
         </w:tc>
@@ -868,7 +868,7 @@
                 <w:rFonts w:ascii="TimeNewRoman" w:hAnsi="TimeNewRoman"/>
                 <w:sz w:val="30"/>
               </w:rPr>
-              <w:t>72×88=</w:t>
+              <w:t>36×81=</w:t>
             </w:r>
           </w:p>
         </w:tc>
@@ -885,7 +885,7 @@
                 <w:rFonts w:ascii="TimeNewRoman" w:hAnsi="TimeNewRoman"/>
                 <w:sz w:val="30"/>
               </w:rPr>
-              <w:t>40×42=</w:t>
+              <w:t>78×61=</w:t>
             </w:r>
           </w:p>
         </w:tc>
@@ -902,7 +902,7 @@
                 <w:rFonts w:ascii="TimeNewRoman" w:hAnsi="TimeNewRoman"/>
                 <w:sz w:val="30"/>
               </w:rPr>
-              <w:t>58×80=</w:t>
+              <w:t>63×35=</w:t>
             </w:r>
           </w:p>
         </w:tc>
@@ -919,7 +919,7 @@
                 <w:rFonts w:ascii="TimeNewRoman" w:hAnsi="TimeNewRoman"/>
                 <w:sz w:val="30"/>
               </w:rPr>
-              <w:t>21×69=</w:t>
+              <w:t>25×19=</w:t>
             </w:r>
           </w:p>
         </w:tc>
@@ -936,7 +936,7 @@
                 <w:rFonts w:ascii="TimeNewRoman" w:hAnsi="TimeNewRoman"/>
                 <w:sz w:val="30"/>
               </w:rPr>
-              <w:t>27×11=</w:t>
+              <w:t>64×26=</w:t>
             </w:r>
           </w:p>
         </w:tc>

--- a/two-digit_number_multiplied_by_two-digit_number.docx
+++ b/two-digit_number_multiplied_by_two-digit_number.docx
@@ -40,7 +40,7 @@
                 <w:rFonts w:ascii="TimeNewRoman" w:hAnsi="TimeNewRoman"/>
                 <w:sz w:val="30"/>
               </w:rPr>
-              <w:t>87×23=</w:t>
+              <w:t>61×38=</w:t>
             </w:r>
           </w:p>
         </w:tc>
@@ -57,7 +57,7 @@
                 <w:rFonts w:ascii="TimeNewRoman" w:hAnsi="TimeNewRoman"/>
                 <w:sz w:val="30"/>
               </w:rPr>
-              <w:t>74×83=</w:t>
+              <w:t>32×41=</w:t>
             </w:r>
           </w:p>
         </w:tc>
@@ -74,7 +74,7 @@
                 <w:rFonts w:ascii="TimeNewRoman" w:hAnsi="TimeNewRoman"/>
                 <w:sz w:val="30"/>
               </w:rPr>
-              <w:t>33×96=</w:t>
+              <w:t>85×77=</w:t>
             </w:r>
           </w:p>
         </w:tc>
@@ -91,7 +91,7 @@
                 <w:rFonts w:ascii="TimeNewRoman" w:hAnsi="TimeNewRoman"/>
                 <w:sz w:val="30"/>
               </w:rPr>
-              <w:t>78×27=</w:t>
+              <w:t>26×93=</w:t>
             </w:r>
           </w:p>
         </w:tc>
@@ -108,7 +108,7 @@
                 <w:rFonts w:ascii="TimeNewRoman" w:hAnsi="TimeNewRoman"/>
                 <w:sz w:val="30"/>
               </w:rPr>
-              <w:t>71×79=</w:t>
+              <w:t>84×52=</w:t>
             </w:r>
           </w:p>
         </w:tc>
@@ -223,7 +223,7 @@
                 <w:rFonts w:ascii="TimeNewRoman" w:hAnsi="TimeNewRoman"/>
                 <w:sz w:val="30"/>
               </w:rPr>
-              <w:t>36×77=</w:t>
+              <w:t>38×78=</w:t>
             </w:r>
           </w:p>
         </w:tc>
@@ -240,7 +240,7 @@
                 <w:rFonts w:ascii="TimeNewRoman" w:hAnsi="TimeNewRoman"/>
                 <w:sz w:val="30"/>
               </w:rPr>
-              <w:t>65×53=</w:t>
+              <w:t>14×43=</w:t>
             </w:r>
           </w:p>
         </w:tc>
@@ -257,7 +257,7 @@
                 <w:rFonts w:ascii="TimeNewRoman" w:hAnsi="TimeNewRoman"/>
                 <w:sz w:val="30"/>
               </w:rPr>
-              <w:t>79×98=</w:t>
+              <w:t>40×31=</w:t>
             </w:r>
           </w:p>
         </w:tc>
@@ -274,7 +274,7 @@
                 <w:rFonts w:ascii="TimeNewRoman" w:hAnsi="TimeNewRoman"/>
                 <w:sz w:val="30"/>
               </w:rPr>
-              <w:t>98×64=</w:t>
+              <w:t>49×99=</w:t>
             </w:r>
           </w:p>
         </w:tc>
@@ -291,7 +291,7 @@
                 <w:rFonts w:ascii="TimeNewRoman" w:hAnsi="TimeNewRoman"/>
                 <w:sz w:val="30"/>
               </w:rPr>
-              <w:t>44×40=</w:t>
+              <w:t>46×79=</w:t>
             </w:r>
           </w:p>
         </w:tc>
@@ -438,7 +438,7 @@
                 <w:rFonts w:ascii="TimeNewRoman" w:hAnsi="TimeNewRoman"/>
                 <w:sz w:val="30"/>
               </w:rPr>
-              <w:t>53×42=</w:t>
+              <w:t>68×84=</w:t>
             </w:r>
           </w:p>
         </w:tc>
@@ -455,7 +455,7 @@
                 <w:rFonts w:ascii="TimeNewRoman" w:hAnsi="TimeNewRoman"/>
                 <w:sz w:val="30"/>
               </w:rPr>
-              <w:t>11×81=</w:t>
+              <w:t>28×37=</w:t>
             </w:r>
           </w:p>
         </w:tc>
@@ -472,7 +472,7 @@
                 <w:rFonts w:ascii="TimeNewRoman" w:hAnsi="TimeNewRoman"/>
                 <w:sz w:val="30"/>
               </w:rPr>
-              <w:t>68×94=</w:t>
+              <w:t>46×33=</w:t>
             </w:r>
           </w:p>
         </w:tc>
@@ -489,7 +489,7 @@
                 <w:rFonts w:ascii="TimeNewRoman" w:hAnsi="TimeNewRoman"/>
                 <w:sz w:val="30"/>
               </w:rPr>
-              <w:t>89×23=</w:t>
+              <w:t>85×81=</w:t>
             </w:r>
           </w:p>
         </w:tc>
@@ -506,7 +506,7 @@
                 <w:rFonts w:ascii="TimeNewRoman" w:hAnsi="TimeNewRoman"/>
                 <w:sz w:val="30"/>
               </w:rPr>
-              <w:t>62×42=</w:t>
+              <w:t>37×22=</w:t>
             </w:r>
           </w:p>
         </w:tc>
@@ -653,7 +653,7 @@
                 <w:rFonts w:ascii="TimeNewRoman" w:hAnsi="TimeNewRoman"/>
                 <w:sz w:val="30"/>
               </w:rPr>
-              <w:t>16×67=</w:t>
+              <w:t>45×52=</w:t>
             </w:r>
           </w:p>
         </w:tc>
@@ -670,7 +670,7 @@
                 <w:rFonts w:ascii="TimeNewRoman" w:hAnsi="TimeNewRoman"/>
                 <w:sz w:val="30"/>
               </w:rPr>
-              <w:t>19×88=</w:t>
+              <w:t>38×54=</w:t>
             </w:r>
           </w:p>
         </w:tc>
@@ -687,7 +687,7 @@
                 <w:rFonts w:ascii="TimeNewRoman" w:hAnsi="TimeNewRoman"/>
                 <w:sz w:val="30"/>
               </w:rPr>
-              <w:t>81×54=</w:t>
+              <w:t>25×47=</w:t>
             </w:r>
           </w:p>
         </w:tc>
@@ -704,7 +704,7 @@
                 <w:rFonts w:ascii="TimeNewRoman" w:hAnsi="TimeNewRoman"/>
                 <w:sz w:val="30"/>
               </w:rPr>
-              <w:t>28×51=</w:t>
+              <w:t>51×23=</w:t>
             </w:r>
           </w:p>
         </w:tc>
@@ -721,7 +721,7 @@
                 <w:rFonts w:ascii="TimeNewRoman" w:hAnsi="TimeNewRoman"/>
                 <w:sz w:val="30"/>
               </w:rPr>
-              <w:t>19×74=</w:t>
+              <w:t>86×93=</w:t>
             </w:r>
           </w:p>
         </w:tc>
@@ -868,7 +868,7 @@
                 <w:rFonts w:ascii="TimeNewRoman" w:hAnsi="TimeNewRoman"/>
                 <w:sz w:val="30"/>
               </w:rPr>
-              <w:t>36×81=</w:t>
+              <w:t>42×44=</w:t>
             </w:r>
           </w:p>
         </w:tc>
@@ -885,7 +885,7 @@
                 <w:rFonts w:ascii="TimeNewRoman" w:hAnsi="TimeNewRoman"/>
                 <w:sz w:val="30"/>
               </w:rPr>
-              <w:t>78×61=</w:t>
+              <w:t>79×96=</w:t>
             </w:r>
           </w:p>
         </w:tc>
@@ -902,7 +902,7 @@
                 <w:rFonts w:ascii="TimeNewRoman" w:hAnsi="TimeNewRoman"/>
                 <w:sz w:val="30"/>
               </w:rPr>
-              <w:t>63×35=</w:t>
+              <w:t>36×47=</w:t>
             </w:r>
           </w:p>
         </w:tc>
@@ -919,7 +919,7 @@
                 <w:rFonts w:ascii="TimeNewRoman" w:hAnsi="TimeNewRoman"/>
                 <w:sz w:val="30"/>
               </w:rPr>
-              <w:t>25×19=</w:t>
+              <w:t>95×36=</w:t>
             </w:r>
           </w:p>
         </w:tc>
@@ -936,7 +936,7 @@
                 <w:rFonts w:ascii="TimeNewRoman" w:hAnsi="TimeNewRoman"/>
                 <w:sz w:val="30"/>
               </w:rPr>
-              <w:t>64×26=</w:t>
+              <w:t>73×14=</w:t>
             </w:r>
           </w:p>
         </w:tc>

--- a/two-digit_number_multiplied_by_two-digit_number.docx
+++ b/two-digit_number_multiplied_by_two-digit_number.docx
@@ -11,7 +11,7 @@
           <w:rFonts w:ascii="Arial" w:hAnsi="Arial"/>
           <w:sz w:val="30"/>
         </w:rPr>
-        <w:t>2026-09-21 Monday</w:t>
+        <w:t>2026-09-22 Tuesday</w:t>
       </w:r>
     </w:p>
     <w:tbl>
@@ -40,7 +40,7 @@
                 <w:rFonts w:ascii="TimeNewRoman" w:hAnsi="TimeNewRoman"/>
                 <w:sz w:val="30"/>
               </w:rPr>
-              <w:t>61×38=</w:t>
+              <w:t>49×90=</w:t>
             </w:r>
           </w:p>
         </w:tc>
@@ -57,7 +57,7 @@
                 <w:rFonts w:ascii="TimeNewRoman" w:hAnsi="TimeNewRoman"/>
                 <w:sz w:val="30"/>
               </w:rPr>
-              <w:t>32×41=</w:t>
+              <w:t>47×49=</w:t>
             </w:r>
           </w:p>
         </w:tc>
@@ -74,7 +74,7 @@
                 <w:rFonts w:ascii="TimeNewRoman" w:hAnsi="TimeNewRoman"/>
                 <w:sz w:val="30"/>
               </w:rPr>
-              <w:t>85×77=</w:t>
+              <w:t>86×64=</w:t>
             </w:r>
           </w:p>
         </w:tc>
@@ -91,7 +91,7 @@
                 <w:rFonts w:ascii="TimeNewRoman" w:hAnsi="TimeNewRoman"/>
                 <w:sz w:val="30"/>
               </w:rPr>
-              <w:t>26×93=</w:t>
+              <w:t>31×88=</w:t>
             </w:r>
           </w:p>
         </w:tc>
@@ -108,7 +108,7 @@
                 <w:rFonts w:ascii="TimeNewRoman" w:hAnsi="TimeNewRoman"/>
                 <w:sz w:val="30"/>
               </w:rPr>
-              <w:t>84×52=</w:t>
+              <w:t>51×29=</w:t>
             </w:r>
           </w:p>
         </w:tc>
@@ -223,7 +223,7 @@
                 <w:rFonts w:ascii="TimeNewRoman" w:hAnsi="TimeNewRoman"/>
                 <w:sz w:val="30"/>
               </w:rPr>
-              <w:t>38×78=</w:t>
+              <w:t>93×22=</w:t>
             </w:r>
           </w:p>
         </w:tc>
@@ -240,7 +240,7 @@
                 <w:rFonts w:ascii="TimeNewRoman" w:hAnsi="TimeNewRoman"/>
                 <w:sz w:val="30"/>
               </w:rPr>
-              <w:t>14×43=</w:t>
+              <w:t>70×95=</w:t>
             </w:r>
           </w:p>
         </w:tc>
@@ -257,7 +257,7 @@
                 <w:rFonts w:ascii="TimeNewRoman" w:hAnsi="TimeNewRoman"/>
                 <w:sz w:val="30"/>
               </w:rPr>
-              <w:t>40×31=</w:t>
+              <w:t>11×55=</w:t>
             </w:r>
           </w:p>
         </w:tc>
@@ -274,7 +274,7 @@
                 <w:rFonts w:ascii="TimeNewRoman" w:hAnsi="TimeNewRoman"/>
                 <w:sz w:val="30"/>
               </w:rPr>
-              <w:t>49×99=</w:t>
+              <w:t>17×20=</w:t>
             </w:r>
           </w:p>
         </w:tc>
@@ -291,7 +291,7 @@
                 <w:rFonts w:ascii="TimeNewRoman" w:hAnsi="TimeNewRoman"/>
                 <w:sz w:val="30"/>
               </w:rPr>
-              <w:t>46×79=</w:t>
+              <w:t>46×16=</w:t>
             </w:r>
           </w:p>
         </w:tc>
@@ -438,7 +438,7 @@
                 <w:rFonts w:ascii="TimeNewRoman" w:hAnsi="TimeNewRoman"/>
                 <w:sz w:val="30"/>
               </w:rPr>
-              <w:t>68×84=</w:t>
+              <w:t>35×68=</w:t>
             </w:r>
           </w:p>
         </w:tc>
@@ -455,7 +455,7 @@
                 <w:rFonts w:ascii="TimeNewRoman" w:hAnsi="TimeNewRoman"/>
                 <w:sz w:val="30"/>
               </w:rPr>
-              <w:t>28×37=</w:t>
+              <w:t>50×69=</w:t>
             </w:r>
           </w:p>
         </w:tc>
@@ -472,7 +472,7 @@
                 <w:rFonts w:ascii="TimeNewRoman" w:hAnsi="TimeNewRoman"/>
                 <w:sz w:val="30"/>
               </w:rPr>
-              <w:t>46×33=</w:t>
+              <w:t>56×36=</w:t>
             </w:r>
           </w:p>
         </w:tc>
@@ -489,7 +489,7 @@
                 <w:rFonts w:ascii="TimeNewRoman" w:hAnsi="TimeNewRoman"/>
                 <w:sz w:val="30"/>
               </w:rPr>
-              <w:t>85×81=</w:t>
+              <w:t>75×40=</w:t>
             </w:r>
           </w:p>
         </w:tc>
@@ -506,7 +506,7 @@
                 <w:rFonts w:ascii="TimeNewRoman" w:hAnsi="TimeNewRoman"/>
                 <w:sz w:val="30"/>
               </w:rPr>
-              <w:t>37×22=</w:t>
+              <w:t>55×60=</w:t>
             </w:r>
           </w:p>
         </w:tc>
@@ -653,7 +653,7 @@
                 <w:rFonts w:ascii="TimeNewRoman" w:hAnsi="TimeNewRoman"/>
                 <w:sz w:val="30"/>
               </w:rPr>
-              <w:t>45×52=</w:t>
+              <w:t>86×61=</w:t>
             </w:r>
           </w:p>
         </w:tc>
@@ -670,7 +670,7 @@
                 <w:rFonts w:ascii="TimeNewRoman" w:hAnsi="TimeNewRoman"/>
                 <w:sz w:val="30"/>
               </w:rPr>
-              <w:t>38×54=</w:t>
+              <w:t>58×70=</w:t>
             </w:r>
           </w:p>
         </w:tc>
@@ -687,7 +687,7 @@
                 <w:rFonts w:ascii="TimeNewRoman" w:hAnsi="TimeNewRoman"/>
                 <w:sz w:val="30"/>
               </w:rPr>
-              <w:t>25×47=</w:t>
+              <w:t>35×46=</w:t>
             </w:r>
           </w:p>
         </w:tc>
@@ -704,7 +704,7 @@
                 <w:rFonts w:ascii="TimeNewRoman" w:hAnsi="TimeNewRoman"/>
                 <w:sz w:val="30"/>
               </w:rPr>
-              <w:t>51×23=</w:t>
+              <w:t>69×34=</w:t>
             </w:r>
           </w:p>
         </w:tc>
@@ -721,7 +721,7 @@
                 <w:rFonts w:ascii="TimeNewRoman" w:hAnsi="TimeNewRoman"/>
                 <w:sz w:val="30"/>
               </w:rPr>
-              <w:t>86×93=</w:t>
+              <w:t>16×18=</w:t>
             </w:r>
           </w:p>
         </w:tc>
@@ -868,7 +868,7 @@
                 <w:rFonts w:ascii="TimeNewRoman" w:hAnsi="TimeNewRoman"/>
                 <w:sz w:val="30"/>
               </w:rPr>
-              <w:t>42×44=</w:t>
+              <w:t>20×84=</w:t>
             </w:r>
           </w:p>
         </w:tc>
@@ -885,7 +885,7 @@
                 <w:rFonts w:ascii="TimeNewRoman" w:hAnsi="TimeNewRoman"/>
                 <w:sz w:val="30"/>
               </w:rPr>
-              <w:t>79×96=</w:t>
+              <w:t>89×45=</w:t>
             </w:r>
           </w:p>
         </w:tc>
@@ -902,7 +902,7 @@
                 <w:rFonts w:ascii="TimeNewRoman" w:hAnsi="TimeNewRoman"/>
                 <w:sz w:val="30"/>
               </w:rPr>
-              <w:t>36×47=</w:t>
+              <w:t>46×78=</w:t>
             </w:r>
           </w:p>
         </w:tc>
@@ -919,7 +919,7 @@
                 <w:rFonts w:ascii="TimeNewRoman" w:hAnsi="TimeNewRoman"/>
                 <w:sz w:val="30"/>
               </w:rPr>
-              <w:t>95×36=</w:t>
+              <w:t>89×32=</w:t>
             </w:r>
           </w:p>
         </w:tc>
@@ -936,7 +936,7 @@
                 <w:rFonts w:ascii="TimeNewRoman" w:hAnsi="TimeNewRoman"/>
                 <w:sz w:val="30"/>
               </w:rPr>
-              <w:t>73×14=</w:t>
+              <w:t>17×90=</w:t>
             </w:r>
           </w:p>
         </w:tc>

--- a/two-digit_number_multiplied_by_two-digit_number.docx
+++ b/two-digit_number_multiplied_by_two-digit_number.docx
@@ -40,7 +40,7 @@
                 <w:rFonts w:ascii="TimeNewRoman" w:hAnsi="TimeNewRoman"/>
                 <w:sz w:val="30"/>
               </w:rPr>
-              <w:t>49×90=</w:t>
+              <w:t>69×48=</w:t>
             </w:r>
           </w:p>
         </w:tc>
@@ -57,7 +57,7 @@
                 <w:rFonts w:ascii="TimeNewRoman" w:hAnsi="TimeNewRoman"/>
                 <w:sz w:val="30"/>
               </w:rPr>
-              <w:t>47×49=</w:t>
+              <w:t>86×81=</w:t>
             </w:r>
           </w:p>
         </w:tc>
@@ -74,7 +74,7 @@
                 <w:rFonts w:ascii="TimeNewRoman" w:hAnsi="TimeNewRoman"/>
                 <w:sz w:val="30"/>
               </w:rPr>
-              <w:t>86×64=</w:t>
+              <w:t>88×30=</w:t>
             </w:r>
           </w:p>
         </w:tc>
@@ -91,7 +91,7 @@
                 <w:rFonts w:ascii="TimeNewRoman" w:hAnsi="TimeNewRoman"/>
                 <w:sz w:val="30"/>
               </w:rPr>
-              <w:t>31×88=</w:t>
+              <w:t>34×74=</w:t>
             </w:r>
           </w:p>
         </w:tc>
@@ -108,7 +108,7 @@
                 <w:rFonts w:ascii="TimeNewRoman" w:hAnsi="TimeNewRoman"/>
                 <w:sz w:val="30"/>
               </w:rPr>
-              <w:t>51×29=</w:t>
+              <w:t>43×67=</w:t>
             </w:r>
           </w:p>
         </w:tc>
@@ -223,7 +223,7 @@
                 <w:rFonts w:ascii="TimeNewRoman" w:hAnsi="TimeNewRoman"/>
                 <w:sz w:val="30"/>
               </w:rPr>
-              <w:t>93×22=</w:t>
+              <w:t>21×55=</w:t>
             </w:r>
           </w:p>
         </w:tc>
@@ -240,7 +240,7 @@
                 <w:rFonts w:ascii="TimeNewRoman" w:hAnsi="TimeNewRoman"/>
                 <w:sz w:val="30"/>
               </w:rPr>
-              <w:t>70×95=</w:t>
+              <w:t>26×91=</w:t>
             </w:r>
           </w:p>
         </w:tc>
@@ -257,7 +257,7 @@
                 <w:rFonts w:ascii="TimeNewRoman" w:hAnsi="TimeNewRoman"/>
                 <w:sz w:val="30"/>
               </w:rPr>
-              <w:t>11×55=</w:t>
+              <w:t>24×94=</w:t>
             </w:r>
           </w:p>
         </w:tc>
@@ -274,7 +274,7 @@
                 <w:rFonts w:ascii="TimeNewRoman" w:hAnsi="TimeNewRoman"/>
                 <w:sz w:val="30"/>
               </w:rPr>
-              <w:t>17×20=</w:t>
+              <w:t>17×28=</w:t>
             </w:r>
           </w:p>
         </w:tc>
@@ -291,7 +291,7 @@
                 <w:rFonts w:ascii="TimeNewRoman" w:hAnsi="TimeNewRoman"/>
                 <w:sz w:val="30"/>
               </w:rPr>
-              <w:t>46×16=</w:t>
+              <w:t>25×11=</w:t>
             </w:r>
           </w:p>
         </w:tc>
@@ -438,7 +438,7 @@
                 <w:rFonts w:ascii="TimeNewRoman" w:hAnsi="TimeNewRoman"/>
                 <w:sz w:val="30"/>
               </w:rPr>
-              <w:t>35×68=</w:t>
+              <w:t>32×39=</w:t>
             </w:r>
           </w:p>
         </w:tc>
@@ -455,7 +455,7 @@
                 <w:rFonts w:ascii="TimeNewRoman" w:hAnsi="TimeNewRoman"/>
                 <w:sz w:val="30"/>
               </w:rPr>
-              <w:t>50×69=</w:t>
+              <w:t>34×44=</w:t>
             </w:r>
           </w:p>
         </w:tc>
@@ -472,7 +472,7 @@
                 <w:rFonts w:ascii="TimeNewRoman" w:hAnsi="TimeNewRoman"/>
                 <w:sz w:val="30"/>
               </w:rPr>
-              <w:t>56×36=</w:t>
+              <w:t>96×61=</w:t>
             </w:r>
           </w:p>
         </w:tc>
@@ -489,7 +489,7 @@
                 <w:rFonts w:ascii="TimeNewRoman" w:hAnsi="TimeNewRoman"/>
                 <w:sz w:val="30"/>
               </w:rPr>
-              <w:t>75×40=</w:t>
+              <w:t>63×54=</w:t>
             </w:r>
           </w:p>
         </w:tc>
@@ -506,7 +506,7 @@
                 <w:rFonts w:ascii="TimeNewRoman" w:hAnsi="TimeNewRoman"/>
                 <w:sz w:val="30"/>
               </w:rPr>
-              <w:t>55×60=</w:t>
+              <w:t>76×44=</w:t>
             </w:r>
           </w:p>
         </w:tc>
@@ -653,7 +653,7 @@
                 <w:rFonts w:ascii="TimeNewRoman" w:hAnsi="TimeNewRoman"/>
                 <w:sz w:val="30"/>
               </w:rPr>
-              <w:t>86×61=</w:t>
+              <w:t>67×37=</w:t>
             </w:r>
           </w:p>
         </w:tc>
@@ -670,7 +670,7 @@
                 <w:rFonts w:ascii="TimeNewRoman" w:hAnsi="TimeNewRoman"/>
                 <w:sz w:val="30"/>
               </w:rPr>
-              <w:t>58×70=</w:t>
+              <w:t>69×96=</w:t>
             </w:r>
           </w:p>
         </w:tc>
@@ -687,7 +687,7 @@
                 <w:rFonts w:ascii="TimeNewRoman" w:hAnsi="TimeNewRoman"/>
                 <w:sz w:val="30"/>
               </w:rPr>
-              <w:t>35×46=</w:t>
+              <w:t>44×55=</w:t>
             </w:r>
           </w:p>
         </w:tc>
@@ -704,7 +704,7 @@
                 <w:rFonts w:ascii="TimeNewRoman" w:hAnsi="TimeNewRoman"/>
                 <w:sz w:val="30"/>
               </w:rPr>
-              <w:t>69×34=</w:t>
+              <w:t>69×79=</w:t>
             </w:r>
           </w:p>
         </w:tc>
@@ -721,7 +721,7 @@
                 <w:rFonts w:ascii="TimeNewRoman" w:hAnsi="TimeNewRoman"/>
                 <w:sz w:val="30"/>
               </w:rPr>
-              <w:t>16×18=</w:t>
+              <w:t>84×11=</w:t>
             </w:r>
           </w:p>
         </w:tc>
@@ -868,7 +868,7 @@
                 <w:rFonts w:ascii="TimeNewRoman" w:hAnsi="TimeNewRoman"/>
                 <w:sz w:val="30"/>
               </w:rPr>
-              <w:t>20×84=</w:t>
+              <w:t>69×41=</w:t>
             </w:r>
           </w:p>
         </w:tc>
@@ -885,7 +885,7 @@
                 <w:rFonts w:ascii="TimeNewRoman" w:hAnsi="TimeNewRoman"/>
                 <w:sz w:val="30"/>
               </w:rPr>
-              <w:t>89×45=</w:t>
+              <w:t>49×76=</w:t>
             </w:r>
           </w:p>
         </w:tc>
@@ -902,7 +902,7 @@
                 <w:rFonts w:ascii="TimeNewRoman" w:hAnsi="TimeNewRoman"/>
                 <w:sz w:val="30"/>
               </w:rPr>
-              <w:t>46×78=</w:t>
+              <w:t>98×61=</w:t>
             </w:r>
           </w:p>
         </w:tc>
@@ -919,7 +919,7 @@
                 <w:rFonts w:ascii="TimeNewRoman" w:hAnsi="TimeNewRoman"/>
                 <w:sz w:val="30"/>
               </w:rPr>
-              <w:t>89×32=</w:t>
+              <w:t>65×42=</w:t>
             </w:r>
           </w:p>
         </w:tc>
@@ -936,7 +936,7 @@
                 <w:rFonts w:ascii="TimeNewRoman" w:hAnsi="TimeNewRoman"/>
                 <w:sz w:val="30"/>
               </w:rPr>
-              <w:t>17×90=</w:t>
+              <w:t>92×36=</w:t>
             </w:r>
           </w:p>
         </w:tc>

--- a/two-digit_number_multiplied_by_two-digit_number.docx
+++ b/two-digit_number_multiplied_by_two-digit_number.docx
@@ -11,7 +11,7 @@
           <w:rFonts w:ascii="Arial" w:hAnsi="Arial"/>
           <w:sz w:val="30"/>
         </w:rPr>
-        <w:t>2026-09-22 Tuesday</w:t>
+        <w:t>2026-09-23 Wednesday</w:t>
       </w:r>
     </w:p>
     <w:tbl>
@@ -40,7 +40,7 @@
                 <w:rFonts w:ascii="TimeNewRoman" w:hAnsi="TimeNewRoman"/>
                 <w:sz w:val="30"/>
               </w:rPr>
-              <w:t>69×48=</w:t>
+              <w:t>77×71=</w:t>
             </w:r>
           </w:p>
         </w:tc>
@@ -57,7 +57,7 @@
                 <w:rFonts w:ascii="TimeNewRoman" w:hAnsi="TimeNewRoman"/>
                 <w:sz w:val="30"/>
               </w:rPr>
-              <w:t>86×81=</w:t>
+              <w:t>15×61=</w:t>
             </w:r>
           </w:p>
         </w:tc>
@@ -74,7 +74,7 @@
                 <w:rFonts w:ascii="TimeNewRoman" w:hAnsi="TimeNewRoman"/>
                 <w:sz w:val="30"/>
               </w:rPr>
-              <w:t>88×30=</w:t>
+              <w:t>70×82=</w:t>
             </w:r>
           </w:p>
         </w:tc>
@@ -91,7 +91,7 @@
                 <w:rFonts w:ascii="TimeNewRoman" w:hAnsi="TimeNewRoman"/>
                 <w:sz w:val="30"/>
               </w:rPr>
-              <w:t>34×74=</w:t>
+              <w:t>31×38=</w:t>
             </w:r>
           </w:p>
         </w:tc>
@@ -108,7 +108,7 @@
                 <w:rFonts w:ascii="TimeNewRoman" w:hAnsi="TimeNewRoman"/>
                 <w:sz w:val="30"/>
               </w:rPr>
-              <w:t>43×67=</w:t>
+              <w:t>16×65=</w:t>
             </w:r>
           </w:p>
         </w:tc>
@@ -223,7 +223,7 @@
                 <w:rFonts w:ascii="TimeNewRoman" w:hAnsi="TimeNewRoman"/>
                 <w:sz w:val="30"/>
               </w:rPr>
-              <w:t>21×55=</w:t>
+              <w:t>12×71=</w:t>
             </w:r>
           </w:p>
         </w:tc>
@@ -240,7 +240,7 @@
                 <w:rFonts w:ascii="TimeNewRoman" w:hAnsi="TimeNewRoman"/>
                 <w:sz w:val="30"/>
               </w:rPr>
-              <w:t>26×91=</w:t>
+              <w:t>96×94=</w:t>
             </w:r>
           </w:p>
         </w:tc>
@@ -257,7 +257,7 @@
                 <w:rFonts w:ascii="TimeNewRoman" w:hAnsi="TimeNewRoman"/>
                 <w:sz w:val="30"/>
               </w:rPr>
-              <w:t>24×94=</w:t>
+              <w:t>52×56=</w:t>
             </w:r>
           </w:p>
         </w:tc>
@@ -274,7 +274,7 @@
                 <w:rFonts w:ascii="TimeNewRoman" w:hAnsi="TimeNewRoman"/>
                 <w:sz w:val="30"/>
               </w:rPr>
-              <w:t>17×28=</w:t>
+              <w:t>17×71=</w:t>
             </w:r>
           </w:p>
         </w:tc>
@@ -291,7 +291,7 @@
                 <w:rFonts w:ascii="TimeNewRoman" w:hAnsi="TimeNewRoman"/>
                 <w:sz w:val="30"/>
               </w:rPr>
-              <w:t>25×11=</w:t>
+              <w:t>35×75=</w:t>
             </w:r>
           </w:p>
         </w:tc>
@@ -438,7 +438,7 @@
                 <w:rFonts w:ascii="TimeNewRoman" w:hAnsi="TimeNewRoman"/>
                 <w:sz w:val="30"/>
               </w:rPr>
-              <w:t>32×39=</w:t>
+              <w:t>35×34=</w:t>
             </w:r>
           </w:p>
         </w:tc>
@@ -455,7 +455,7 @@
                 <w:rFonts w:ascii="TimeNewRoman" w:hAnsi="TimeNewRoman"/>
                 <w:sz w:val="30"/>
               </w:rPr>
-              <w:t>34×44=</w:t>
+              <w:t>85×17=</w:t>
             </w:r>
           </w:p>
         </w:tc>
@@ -472,7 +472,7 @@
                 <w:rFonts w:ascii="TimeNewRoman" w:hAnsi="TimeNewRoman"/>
                 <w:sz w:val="30"/>
               </w:rPr>
-              <w:t>96×61=</w:t>
+              <w:t>88×88=</w:t>
             </w:r>
           </w:p>
         </w:tc>
@@ -489,7 +489,7 @@
                 <w:rFonts w:ascii="TimeNewRoman" w:hAnsi="TimeNewRoman"/>
                 <w:sz w:val="30"/>
               </w:rPr>
-              <w:t>63×54=</w:t>
+              <w:t>15×23=</w:t>
             </w:r>
           </w:p>
         </w:tc>
@@ -506,7 +506,7 @@
                 <w:rFonts w:ascii="TimeNewRoman" w:hAnsi="TimeNewRoman"/>
                 <w:sz w:val="30"/>
               </w:rPr>
-              <w:t>76×44=</w:t>
+              <w:t>18×53=</w:t>
             </w:r>
           </w:p>
         </w:tc>
@@ -653,7 +653,7 @@
                 <w:rFonts w:ascii="TimeNewRoman" w:hAnsi="TimeNewRoman"/>
                 <w:sz w:val="30"/>
               </w:rPr>
-              <w:t>67×37=</w:t>
+              <w:t>42×53=</w:t>
             </w:r>
           </w:p>
         </w:tc>
@@ -670,7 +670,7 @@
                 <w:rFonts w:ascii="TimeNewRoman" w:hAnsi="TimeNewRoman"/>
                 <w:sz w:val="30"/>
               </w:rPr>
-              <w:t>69×96=</w:t>
+              <w:t>49×96=</w:t>
             </w:r>
           </w:p>
         </w:tc>
@@ -687,7 +687,7 @@
                 <w:rFonts w:ascii="TimeNewRoman" w:hAnsi="TimeNewRoman"/>
                 <w:sz w:val="30"/>
               </w:rPr>
-              <w:t>44×55=</w:t>
+              <w:t>28×15=</w:t>
             </w:r>
           </w:p>
         </w:tc>
@@ -704,7 +704,7 @@
                 <w:rFonts w:ascii="TimeNewRoman" w:hAnsi="TimeNewRoman"/>
                 <w:sz w:val="30"/>
               </w:rPr>
-              <w:t>69×79=</w:t>
+              <w:t>48×45=</w:t>
             </w:r>
           </w:p>
         </w:tc>
@@ -721,7 +721,7 @@
                 <w:rFonts w:ascii="TimeNewRoman" w:hAnsi="TimeNewRoman"/>
                 <w:sz w:val="30"/>
               </w:rPr>
-              <w:t>84×11=</w:t>
+              <w:t>65×30=</w:t>
             </w:r>
           </w:p>
         </w:tc>
@@ -868,7 +868,7 @@
                 <w:rFonts w:ascii="TimeNewRoman" w:hAnsi="TimeNewRoman"/>
                 <w:sz w:val="30"/>
               </w:rPr>
-              <w:t>69×41=</w:t>
+              <w:t>19×97=</w:t>
             </w:r>
           </w:p>
         </w:tc>
@@ -885,7 +885,7 @@
                 <w:rFonts w:ascii="TimeNewRoman" w:hAnsi="TimeNewRoman"/>
                 <w:sz w:val="30"/>
               </w:rPr>
-              <w:t>49×76=</w:t>
+              <w:t>77×23=</w:t>
             </w:r>
           </w:p>
         </w:tc>
@@ -902,7 +902,7 @@
                 <w:rFonts w:ascii="TimeNewRoman" w:hAnsi="TimeNewRoman"/>
                 <w:sz w:val="30"/>
               </w:rPr>
-              <w:t>98×61=</w:t>
+              <w:t>20×82=</w:t>
             </w:r>
           </w:p>
         </w:tc>
@@ -919,7 +919,7 @@
                 <w:rFonts w:ascii="TimeNewRoman" w:hAnsi="TimeNewRoman"/>
                 <w:sz w:val="30"/>
               </w:rPr>
-              <w:t>65×42=</w:t>
+              <w:t>53×71=</w:t>
             </w:r>
           </w:p>
         </w:tc>
@@ -936,7 +936,7 @@
                 <w:rFonts w:ascii="TimeNewRoman" w:hAnsi="TimeNewRoman"/>
                 <w:sz w:val="30"/>
               </w:rPr>
-              <w:t>92×36=</w:t>
+              <w:t>16×76=</w:t>
             </w:r>
           </w:p>
         </w:tc>

--- a/two-digit_number_multiplied_by_two-digit_number.docx
+++ b/two-digit_number_multiplied_by_two-digit_number.docx
@@ -40,7 +40,7 @@
                 <w:rFonts w:ascii="TimeNewRoman" w:hAnsi="TimeNewRoman"/>
                 <w:sz w:val="30"/>
               </w:rPr>
-              <w:t>77×71=</w:t>
+              <w:t>80×96=</w:t>
             </w:r>
           </w:p>
         </w:tc>
@@ -57,7 +57,7 @@
                 <w:rFonts w:ascii="TimeNewRoman" w:hAnsi="TimeNewRoman"/>
                 <w:sz w:val="30"/>
               </w:rPr>
-              <w:t>15×61=</w:t>
+              <w:t>14×79=</w:t>
             </w:r>
           </w:p>
         </w:tc>
@@ -74,7 +74,7 @@
                 <w:rFonts w:ascii="TimeNewRoman" w:hAnsi="TimeNewRoman"/>
                 <w:sz w:val="30"/>
               </w:rPr>
-              <w:t>70×82=</w:t>
+              <w:t>44×27=</w:t>
             </w:r>
           </w:p>
         </w:tc>
@@ -91,7 +91,7 @@
                 <w:rFonts w:ascii="TimeNewRoman" w:hAnsi="TimeNewRoman"/>
                 <w:sz w:val="30"/>
               </w:rPr>
-              <w:t>31×38=</w:t>
+              <w:t>51×30=</w:t>
             </w:r>
           </w:p>
         </w:tc>
@@ -108,7 +108,7 @@
                 <w:rFonts w:ascii="TimeNewRoman" w:hAnsi="TimeNewRoman"/>
                 <w:sz w:val="30"/>
               </w:rPr>
-              <w:t>16×65=</w:t>
+              <w:t>14×41=</w:t>
             </w:r>
           </w:p>
         </w:tc>
@@ -223,7 +223,7 @@
                 <w:rFonts w:ascii="TimeNewRoman" w:hAnsi="TimeNewRoman"/>
                 <w:sz w:val="30"/>
               </w:rPr>
-              <w:t>12×71=</w:t>
+              <w:t>91×94=</w:t>
             </w:r>
           </w:p>
         </w:tc>
@@ -240,7 +240,7 @@
                 <w:rFonts w:ascii="TimeNewRoman" w:hAnsi="TimeNewRoman"/>
                 <w:sz w:val="30"/>
               </w:rPr>
-              <w:t>96×94=</w:t>
+              <w:t>69×94=</w:t>
             </w:r>
           </w:p>
         </w:tc>
@@ -257,7 +257,7 @@
                 <w:rFonts w:ascii="TimeNewRoman" w:hAnsi="TimeNewRoman"/>
                 <w:sz w:val="30"/>
               </w:rPr>
-              <w:t>52×56=</w:t>
+              <w:t>47×87=</w:t>
             </w:r>
           </w:p>
         </w:tc>
@@ -274,7 +274,7 @@
                 <w:rFonts w:ascii="TimeNewRoman" w:hAnsi="TimeNewRoman"/>
                 <w:sz w:val="30"/>
               </w:rPr>
-              <w:t>17×71=</w:t>
+              <w:t>18×11=</w:t>
             </w:r>
           </w:p>
         </w:tc>
@@ -291,7 +291,7 @@
                 <w:rFonts w:ascii="TimeNewRoman" w:hAnsi="TimeNewRoman"/>
                 <w:sz w:val="30"/>
               </w:rPr>
-              <w:t>35×75=</w:t>
+              <w:t>79×87=</w:t>
             </w:r>
           </w:p>
         </w:tc>
@@ -438,7 +438,7 @@
                 <w:rFonts w:ascii="TimeNewRoman" w:hAnsi="TimeNewRoman"/>
                 <w:sz w:val="30"/>
               </w:rPr>
-              <w:t>35×34=</w:t>
+              <w:t>95×91=</w:t>
             </w:r>
           </w:p>
         </w:tc>
@@ -455,7 +455,7 @@
                 <w:rFonts w:ascii="TimeNewRoman" w:hAnsi="TimeNewRoman"/>
                 <w:sz w:val="30"/>
               </w:rPr>
-              <w:t>85×17=</w:t>
+              <w:t>26×16=</w:t>
             </w:r>
           </w:p>
         </w:tc>
@@ -472,7 +472,7 @@
                 <w:rFonts w:ascii="TimeNewRoman" w:hAnsi="TimeNewRoman"/>
                 <w:sz w:val="30"/>
               </w:rPr>
-              <w:t>88×88=</w:t>
+              <w:t>58×34=</w:t>
             </w:r>
           </w:p>
         </w:tc>
@@ -489,7 +489,7 @@
                 <w:rFonts w:ascii="TimeNewRoman" w:hAnsi="TimeNewRoman"/>
                 <w:sz w:val="30"/>
               </w:rPr>
-              <w:t>15×23=</w:t>
+              <w:t>76×80=</w:t>
             </w:r>
           </w:p>
         </w:tc>
@@ -506,7 +506,7 @@
                 <w:rFonts w:ascii="TimeNewRoman" w:hAnsi="TimeNewRoman"/>
                 <w:sz w:val="30"/>
               </w:rPr>
-              <w:t>18×53=</w:t>
+              <w:t>88×44=</w:t>
             </w:r>
           </w:p>
         </w:tc>
@@ -653,7 +653,7 @@
                 <w:rFonts w:ascii="TimeNewRoman" w:hAnsi="TimeNewRoman"/>
                 <w:sz w:val="30"/>
               </w:rPr>
-              <w:t>42×53=</w:t>
+              <w:t>57×14=</w:t>
             </w:r>
           </w:p>
         </w:tc>
@@ -670,7 +670,7 @@
                 <w:rFonts w:ascii="TimeNewRoman" w:hAnsi="TimeNewRoman"/>
                 <w:sz w:val="30"/>
               </w:rPr>
-              <w:t>49×96=</w:t>
+              <w:t>76×13=</w:t>
             </w:r>
           </w:p>
         </w:tc>
@@ -687,7 +687,7 @@
                 <w:rFonts w:ascii="TimeNewRoman" w:hAnsi="TimeNewRoman"/>
                 <w:sz w:val="30"/>
               </w:rPr>
-              <w:t>28×15=</w:t>
+              <w:t>16×94=</w:t>
             </w:r>
           </w:p>
         </w:tc>
@@ -704,7 +704,7 @@
                 <w:rFonts w:ascii="TimeNewRoman" w:hAnsi="TimeNewRoman"/>
                 <w:sz w:val="30"/>
               </w:rPr>
-              <w:t>48×45=</w:t>
+              <w:t>45×41=</w:t>
             </w:r>
           </w:p>
         </w:tc>
@@ -721,7 +721,7 @@
                 <w:rFonts w:ascii="TimeNewRoman" w:hAnsi="TimeNewRoman"/>
                 <w:sz w:val="30"/>
               </w:rPr>
-              <w:t>65×30=</w:t>
+              <w:t>79×59=</w:t>
             </w:r>
           </w:p>
         </w:tc>
@@ -868,7 +868,7 @@
                 <w:rFonts w:ascii="TimeNewRoman" w:hAnsi="TimeNewRoman"/>
                 <w:sz w:val="30"/>
               </w:rPr>
-              <w:t>19×97=</w:t>
+              <w:t>78×18=</w:t>
             </w:r>
           </w:p>
         </w:tc>
@@ -885,7 +885,7 @@
                 <w:rFonts w:ascii="TimeNewRoman" w:hAnsi="TimeNewRoman"/>
                 <w:sz w:val="30"/>
               </w:rPr>
-              <w:t>77×23=</w:t>
+              <w:t>38×96=</w:t>
             </w:r>
           </w:p>
         </w:tc>
@@ -902,7 +902,7 @@
                 <w:rFonts w:ascii="TimeNewRoman" w:hAnsi="TimeNewRoman"/>
                 <w:sz w:val="30"/>
               </w:rPr>
-              <w:t>20×82=</w:t>
+              <w:t>88×99=</w:t>
             </w:r>
           </w:p>
         </w:tc>
@@ -919,7 +919,7 @@
                 <w:rFonts w:ascii="TimeNewRoman" w:hAnsi="TimeNewRoman"/>
                 <w:sz w:val="30"/>
               </w:rPr>
-              <w:t>53×71=</w:t>
+              <w:t>25×72=</w:t>
             </w:r>
           </w:p>
         </w:tc>
@@ -936,7 +936,7 @@
                 <w:rFonts w:ascii="TimeNewRoman" w:hAnsi="TimeNewRoman"/>
                 <w:sz w:val="30"/>
               </w:rPr>
-              <w:t>16×76=</w:t>
+              <w:t>24×55=</w:t>
             </w:r>
           </w:p>
         </w:tc>

--- a/two-digit_number_multiplied_by_two-digit_number.docx
+++ b/two-digit_number_multiplied_by_two-digit_number.docx
@@ -11,7 +11,7 @@
           <w:rFonts w:ascii="Arial" w:hAnsi="Arial"/>
           <w:sz w:val="30"/>
         </w:rPr>
-        <w:t>2026-09-23 Wednesday</w:t>
+        <w:t>2026-09-24 Thursday</w:t>
       </w:r>
     </w:p>
     <w:tbl>
@@ -40,7 +40,7 @@
                 <w:rFonts w:ascii="TimeNewRoman" w:hAnsi="TimeNewRoman"/>
                 <w:sz w:val="30"/>
               </w:rPr>
-              <w:t>80×96=</w:t>
+              <w:t>94×27=</w:t>
             </w:r>
           </w:p>
         </w:tc>
@@ -57,7 +57,7 @@
                 <w:rFonts w:ascii="TimeNewRoman" w:hAnsi="TimeNewRoman"/>
                 <w:sz w:val="30"/>
               </w:rPr>
-              <w:t>14×79=</w:t>
+              <w:t>86×34=</w:t>
             </w:r>
           </w:p>
         </w:tc>
@@ -74,7 +74,7 @@
                 <w:rFonts w:ascii="TimeNewRoman" w:hAnsi="TimeNewRoman"/>
                 <w:sz w:val="30"/>
               </w:rPr>
-              <w:t>44×27=</w:t>
+              <w:t>75×11=</w:t>
             </w:r>
           </w:p>
         </w:tc>
@@ -91,7 +91,7 @@
                 <w:rFonts w:ascii="TimeNewRoman" w:hAnsi="TimeNewRoman"/>
                 <w:sz w:val="30"/>
               </w:rPr>
-              <w:t>51×30=</w:t>
+              <w:t>40×18=</w:t>
             </w:r>
           </w:p>
         </w:tc>
@@ -108,7 +108,7 @@
                 <w:rFonts w:ascii="TimeNewRoman" w:hAnsi="TimeNewRoman"/>
                 <w:sz w:val="30"/>
               </w:rPr>
-              <w:t>14×41=</w:t>
+              <w:t>40×51=</w:t>
             </w:r>
           </w:p>
         </w:tc>
@@ -223,7 +223,7 @@
                 <w:rFonts w:ascii="TimeNewRoman" w:hAnsi="TimeNewRoman"/>
                 <w:sz w:val="30"/>
               </w:rPr>
-              <w:t>91×94=</w:t>
+              <w:t>98×99=</w:t>
             </w:r>
           </w:p>
         </w:tc>
@@ -240,7 +240,7 @@
                 <w:rFonts w:ascii="TimeNewRoman" w:hAnsi="TimeNewRoman"/>
                 <w:sz w:val="30"/>
               </w:rPr>
-              <w:t>69×94=</w:t>
+              <w:t>75×35=</w:t>
             </w:r>
           </w:p>
         </w:tc>
@@ -257,7 +257,7 @@
                 <w:rFonts w:ascii="TimeNewRoman" w:hAnsi="TimeNewRoman"/>
                 <w:sz w:val="30"/>
               </w:rPr>
-              <w:t>47×87=</w:t>
+              <w:t>55×86=</w:t>
             </w:r>
           </w:p>
         </w:tc>
@@ -274,7 +274,7 @@
                 <w:rFonts w:ascii="TimeNewRoman" w:hAnsi="TimeNewRoman"/>
                 <w:sz w:val="30"/>
               </w:rPr>
-              <w:t>18×11=</w:t>
+              <w:t>69×22=</w:t>
             </w:r>
           </w:p>
         </w:tc>
@@ -291,7 +291,7 @@
                 <w:rFonts w:ascii="TimeNewRoman" w:hAnsi="TimeNewRoman"/>
                 <w:sz w:val="30"/>
               </w:rPr>
-              <w:t>79×87=</w:t>
+              <w:t>67×16=</w:t>
             </w:r>
           </w:p>
         </w:tc>
@@ -438,7 +438,7 @@
                 <w:rFonts w:ascii="TimeNewRoman" w:hAnsi="TimeNewRoman"/>
                 <w:sz w:val="30"/>
               </w:rPr>
-              <w:t>95×91=</w:t>
+              <w:t>12×18=</w:t>
             </w:r>
           </w:p>
         </w:tc>
@@ -455,7 +455,7 @@
                 <w:rFonts w:ascii="TimeNewRoman" w:hAnsi="TimeNewRoman"/>
                 <w:sz w:val="30"/>
               </w:rPr>
-              <w:t>26×16=</w:t>
+              <w:t>93×15=</w:t>
             </w:r>
           </w:p>
         </w:tc>
@@ -472,7 +472,7 @@
                 <w:rFonts w:ascii="TimeNewRoman" w:hAnsi="TimeNewRoman"/>
                 <w:sz w:val="30"/>
               </w:rPr>
-              <w:t>58×34=</w:t>
+              <w:t>63×75=</w:t>
             </w:r>
           </w:p>
         </w:tc>
@@ -489,7 +489,7 @@
                 <w:rFonts w:ascii="TimeNewRoman" w:hAnsi="TimeNewRoman"/>
                 <w:sz w:val="30"/>
               </w:rPr>
-              <w:t>76×80=</w:t>
+              <w:t>15×87=</w:t>
             </w:r>
           </w:p>
         </w:tc>
@@ -506,7 +506,7 @@
                 <w:rFonts w:ascii="TimeNewRoman" w:hAnsi="TimeNewRoman"/>
                 <w:sz w:val="30"/>
               </w:rPr>
-              <w:t>88×44=</w:t>
+              <w:t>51×39=</w:t>
             </w:r>
           </w:p>
         </w:tc>
@@ -653,7 +653,7 @@
                 <w:rFonts w:ascii="TimeNewRoman" w:hAnsi="TimeNewRoman"/>
                 <w:sz w:val="30"/>
               </w:rPr>
-              <w:t>57×14=</w:t>
+              <w:t>23×57=</w:t>
             </w:r>
           </w:p>
         </w:tc>
@@ -670,7 +670,7 @@
                 <w:rFonts w:ascii="TimeNewRoman" w:hAnsi="TimeNewRoman"/>
                 <w:sz w:val="30"/>
               </w:rPr>
-              <w:t>76×13=</w:t>
+              <w:t>88×38=</w:t>
             </w:r>
           </w:p>
         </w:tc>
@@ -687,7 +687,7 @@
                 <w:rFonts w:ascii="TimeNewRoman" w:hAnsi="TimeNewRoman"/>
                 <w:sz w:val="30"/>
               </w:rPr>
-              <w:t>16×94=</w:t>
+              <w:t>96×22=</w:t>
             </w:r>
           </w:p>
         </w:tc>
@@ -704,7 +704,7 @@
                 <w:rFonts w:ascii="TimeNewRoman" w:hAnsi="TimeNewRoman"/>
                 <w:sz w:val="30"/>
               </w:rPr>
-              <w:t>45×41=</w:t>
+              <w:t>95×13=</w:t>
             </w:r>
           </w:p>
         </w:tc>
@@ -721,7 +721,7 @@
                 <w:rFonts w:ascii="TimeNewRoman" w:hAnsi="TimeNewRoman"/>
                 <w:sz w:val="30"/>
               </w:rPr>
-              <w:t>79×59=</w:t>
+              <w:t>27×21=</w:t>
             </w:r>
           </w:p>
         </w:tc>
@@ -868,7 +868,7 @@
                 <w:rFonts w:ascii="TimeNewRoman" w:hAnsi="TimeNewRoman"/>
                 <w:sz w:val="30"/>
               </w:rPr>
-              <w:t>78×18=</w:t>
+              <w:t>67×85=</w:t>
             </w:r>
           </w:p>
         </w:tc>
@@ -885,7 +885,7 @@
                 <w:rFonts w:ascii="TimeNewRoman" w:hAnsi="TimeNewRoman"/>
                 <w:sz w:val="30"/>
               </w:rPr>
-              <w:t>38×96=</w:t>
+              <w:t>23×21=</w:t>
             </w:r>
           </w:p>
         </w:tc>
@@ -902,7 +902,7 @@
                 <w:rFonts w:ascii="TimeNewRoman" w:hAnsi="TimeNewRoman"/>
                 <w:sz w:val="30"/>
               </w:rPr>
-              <w:t>88×99=</w:t>
+              <w:t>38×55=</w:t>
             </w:r>
           </w:p>
         </w:tc>
@@ -919,7 +919,7 @@
                 <w:rFonts w:ascii="TimeNewRoman" w:hAnsi="TimeNewRoman"/>
                 <w:sz w:val="30"/>
               </w:rPr>
-              <w:t>25×72=</w:t>
+              <w:t>38×95=</w:t>
             </w:r>
           </w:p>
         </w:tc>
@@ -936,7 +936,7 @@
                 <w:rFonts w:ascii="TimeNewRoman" w:hAnsi="TimeNewRoman"/>
                 <w:sz w:val="30"/>
               </w:rPr>
-              <w:t>24×55=</w:t>
+              <w:t>59×20=</w:t>
             </w:r>
           </w:p>
         </w:tc>

--- a/two-digit_number_multiplied_by_two-digit_number.docx
+++ b/two-digit_number_multiplied_by_two-digit_number.docx
@@ -40,7 +40,7 @@
                 <w:rFonts w:ascii="TimeNewRoman" w:hAnsi="TimeNewRoman"/>
                 <w:sz w:val="30"/>
               </w:rPr>
-              <w:t>94×27=</w:t>
+              <w:t>93×56=</w:t>
             </w:r>
           </w:p>
         </w:tc>
@@ -57,7 +57,7 @@
                 <w:rFonts w:ascii="TimeNewRoman" w:hAnsi="TimeNewRoman"/>
                 <w:sz w:val="30"/>
               </w:rPr>
-              <w:t>86×34=</w:t>
+              <w:t>22×18=</w:t>
             </w:r>
           </w:p>
         </w:tc>
@@ -74,7 +74,7 @@
                 <w:rFonts w:ascii="TimeNewRoman" w:hAnsi="TimeNewRoman"/>
                 <w:sz w:val="30"/>
               </w:rPr>
-              <w:t>75×11=</w:t>
+              <w:t>55×18=</w:t>
             </w:r>
           </w:p>
         </w:tc>
@@ -91,7 +91,7 @@
                 <w:rFonts w:ascii="TimeNewRoman" w:hAnsi="TimeNewRoman"/>
                 <w:sz w:val="30"/>
               </w:rPr>
-              <w:t>40×18=</w:t>
+              <w:t>68×55=</w:t>
             </w:r>
           </w:p>
         </w:tc>
@@ -108,7 +108,7 @@
                 <w:rFonts w:ascii="TimeNewRoman" w:hAnsi="TimeNewRoman"/>
                 <w:sz w:val="30"/>
               </w:rPr>
-              <w:t>40×51=</w:t>
+              <w:t>36×56=</w:t>
             </w:r>
           </w:p>
         </w:tc>
@@ -223,7 +223,7 @@
                 <w:rFonts w:ascii="TimeNewRoman" w:hAnsi="TimeNewRoman"/>
                 <w:sz w:val="30"/>
               </w:rPr>
-              <w:t>98×99=</w:t>
+              <w:t>42×97=</w:t>
             </w:r>
           </w:p>
         </w:tc>
@@ -240,7 +240,7 @@
                 <w:rFonts w:ascii="TimeNewRoman" w:hAnsi="TimeNewRoman"/>
                 <w:sz w:val="30"/>
               </w:rPr>
-              <w:t>75×35=</w:t>
+              <w:t>78×19=</w:t>
             </w:r>
           </w:p>
         </w:tc>
@@ -257,7 +257,7 @@
                 <w:rFonts w:ascii="TimeNewRoman" w:hAnsi="TimeNewRoman"/>
                 <w:sz w:val="30"/>
               </w:rPr>
-              <w:t>55×86=</w:t>
+              <w:t>42×15=</w:t>
             </w:r>
           </w:p>
         </w:tc>
@@ -274,7 +274,7 @@
                 <w:rFonts w:ascii="TimeNewRoman" w:hAnsi="TimeNewRoman"/>
                 <w:sz w:val="30"/>
               </w:rPr>
-              <w:t>69×22=</w:t>
+              <w:t>48×26=</w:t>
             </w:r>
           </w:p>
         </w:tc>
@@ -291,7 +291,7 @@
                 <w:rFonts w:ascii="TimeNewRoman" w:hAnsi="TimeNewRoman"/>
                 <w:sz w:val="30"/>
               </w:rPr>
-              <w:t>67×16=</w:t>
+              <w:t>50×82=</w:t>
             </w:r>
           </w:p>
         </w:tc>
@@ -438,7 +438,7 @@
                 <w:rFonts w:ascii="TimeNewRoman" w:hAnsi="TimeNewRoman"/>
                 <w:sz w:val="30"/>
               </w:rPr>
-              <w:t>12×18=</w:t>
+              <w:t>12×12=</w:t>
             </w:r>
           </w:p>
         </w:tc>
@@ -455,7 +455,7 @@
                 <w:rFonts w:ascii="TimeNewRoman" w:hAnsi="TimeNewRoman"/>
                 <w:sz w:val="30"/>
               </w:rPr>
-              <w:t>93×15=</w:t>
+              <w:t>15×16=</w:t>
             </w:r>
           </w:p>
         </w:tc>
@@ -472,7 +472,7 @@
                 <w:rFonts w:ascii="TimeNewRoman" w:hAnsi="TimeNewRoman"/>
                 <w:sz w:val="30"/>
               </w:rPr>
-              <w:t>63×75=</w:t>
+              <w:t>84×95=</w:t>
             </w:r>
           </w:p>
         </w:tc>
@@ -489,7 +489,7 @@
                 <w:rFonts w:ascii="TimeNewRoman" w:hAnsi="TimeNewRoman"/>
                 <w:sz w:val="30"/>
               </w:rPr>
-              <w:t>15×87=</w:t>
+              <w:t>93×22=</w:t>
             </w:r>
           </w:p>
         </w:tc>
@@ -506,7 +506,7 @@
                 <w:rFonts w:ascii="TimeNewRoman" w:hAnsi="TimeNewRoman"/>
                 <w:sz w:val="30"/>
               </w:rPr>
-              <w:t>51×39=</w:t>
+              <w:t>79×83=</w:t>
             </w:r>
           </w:p>
         </w:tc>
@@ -653,7 +653,7 @@
                 <w:rFonts w:ascii="TimeNewRoman" w:hAnsi="TimeNewRoman"/>
                 <w:sz w:val="30"/>
               </w:rPr>
-              <w:t>23×57=</w:t>
+              <w:t>51×11=</w:t>
             </w:r>
           </w:p>
         </w:tc>
@@ -670,7 +670,7 @@
                 <w:rFonts w:ascii="TimeNewRoman" w:hAnsi="TimeNewRoman"/>
                 <w:sz w:val="30"/>
               </w:rPr>
-              <w:t>88×38=</w:t>
+              <w:t>81×27=</w:t>
             </w:r>
           </w:p>
         </w:tc>
@@ -687,7 +687,7 @@
                 <w:rFonts w:ascii="TimeNewRoman" w:hAnsi="TimeNewRoman"/>
                 <w:sz w:val="30"/>
               </w:rPr>
-              <w:t>96×22=</w:t>
+              <w:t>48×50=</w:t>
             </w:r>
           </w:p>
         </w:tc>
@@ -704,7 +704,7 @@
                 <w:rFonts w:ascii="TimeNewRoman" w:hAnsi="TimeNewRoman"/>
                 <w:sz w:val="30"/>
               </w:rPr>
-              <w:t>95×13=</w:t>
+              <w:t>21×87=</w:t>
             </w:r>
           </w:p>
         </w:tc>
@@ -721,7 +721,7 @@
                 <w:rFonts w:ascii="TimeNewRoman" w:hAnsi="TimeNewRoman"/>
                 <w:sz w:val="30"/>
               </w:rPr>
-              <w:t>27×21=</w:t>
+              <w:t>97×27=</w:t>
             </w:r>
           </w:p>
         </w:tc>
@@ -868,7 +868,7 @@
                 <w:rFonts w:ascii="TimeNewRoman" w:hAnsi="TimeNewRoman"/>
                 <w:sz w:val="30"/>
               </w:rPr>
-              <w:t>67×85=</w:t>
+              <w:t>30×94=</w:t>
             </w:r>
           </w:p>
         </w:tc>
@@ -885,7 +885,7 @@
                 <w:rFonts w:ascii="TimeNewRoman" w:hAnsi="TimeNewRoman"/>
                 <w:sz w:val="30"/>
               </w:rPr>
-              <w:t>23×21=</w:t>
+              <w:t>74×17=</w:t>
             </w:r>
           </w:p>
         </w:tc>
@@ -902,7 +902,7 @@
                 <w:rFonts w:ascii="TimeNewRoman" w:hAnsi="TimeNewRoman"/>
                 <w:sz w:val="30"/>
               </w:rPr>
-              <w:t>38×55=</w:t>
+              <w:t>54×70=</w:t>
             </w:r>
           </w:p>
         </w:tc>
@@ -919,7 +919,7 @@
                 <w:rFonts w:ascii="TimeNewRoman" w:hAnsi="TimeNewRoman"/>
                 <w:sz w:val="30"/>
               </w:rPr>
-              <w:t>38×95=</w:t>
+              <w:t>23×17=</w:t>
             </w:r>
           </w:p>
         </w:tc>
@@ -936,7 +936,7 @@
                 <w:rFonts w:ascii="TimeNewRoman" w:hAnsi="TimeNewRoman"/>
                 <w:sz w:val="30"/>
               </w:rPr>
-              <w:t>59×20=</w:t>
+              <w:t>60×17=</w:t>
             </w:r>
           </w:p>
         </w:tc>

--- a/two-digit_number_multiplied_by_two-digit_number.docx
+++ b/two-digit_number_multiplied_by_two-digit_number.docx
@@ -11,7 +11,7 @@
           <w:rFonts w:ascii="Arial" w:hAnsi="Arial"/>
           <w:sz w:val="30"/>
         </w:rPr>
-        <w:t>2026-09-24 Thursday</w:t>
+        <w:t>2026-09-25 Friday</w:t>
       </w:r>
     </w:p>
     <w:tbl>
@@ -40,7 +40,7 @@
                 <w:rFonts w:ascii="TimeNewRoman" w:hAnsi="TimeNewRoman"/>
                 <w:sz w:val="30"/>
               </w:rPr>
-              <w:t>93×56=</w:t>
+              <w:t>52×49=</w:t>
             </w:r>
           </w:p>
         </w:tc>
@@ -57,7 +57,7 @@
                 <w:rFonts w:ascii="TimeNewRoman" w:hAnsi="TimeNewRoman"/>
                 <w:sz w:val="30"/>
               </w:rPr>
-              <w:t>22×18=</w:t>
+              <w:t>99×46=</w:t>
             </w:r>
           </w:p>
         </w:tc>
@@ -74,7 +74,7 @@
                 <w:rFonts w:ascii="TimeNewRoman" w:hAnsi="TimeNewRoman"/>
                 <w:sz w:val="30"/>
               </w:rPr>
-              <w:t>55×18=</w:t>
+              <w:t>62×58=</w:t>
             </w:r>
           </w:p>
         </w:tc>
@@ -91,7 +91,7 @@
                 <w:rFonts w:ascii="TimeNewRoman" w:hAnsi="TimeNewRoman"/>
                 <w:sz w:val="30"/>
               </w:rPr>
-              <w:t>68×55=</w:t>
+              <w:t>42×15=</w:t>
             </w:r>
           </w:p>
         </w:tc>
@@ -108,7 +108,7 @@
                 <w:rFonts w:ascii="TimeNewRoman" w:hAnsi="TimeNewRoman"/>
                 <w:sz w:val="30"/>
               </w:rPr>
-              <w:t>36×56=</w:t>
+              <w:t>29×23=</w:t>
             </w:r>
           </w:p>
         </w:tc>
@@ -223,7 +223,7 @@
                 <w:rFonts w:ascii="TimeNewRoman" w:hAnsi="TimeNewRoman"/>
                 <w:sz w:val="30"/>
               </w:rPr>
-              <w:t>42×97=</w:t>
+              <w:t>14×86=</w:t>
             </w:r>
           </w:p>
         </w:tc>
@@ -240,7 +240,7 @@
                 <w:rFonts w:ascii="TimeNewRoman" w:hAnsi="TimeNewRoman"/>
                 <w:sz w:val="30"/>
               </w:rPr>
-              <w:t>78×19=</w:t>
+              <w:t>25×54=</w:t>
             </w:r>
           </w:p>
         </w:tc>
@@ -257,7 +257,7 @@
                 <w:rFonts w:ascii="TimeNewRoman" w:hAnsi="TimeNewRoman"/>
                 <w:sz w:val="30"/>
               </w:rPr>
-              <w:t>42×15=</w:t>
+              <w:t>86×24=</w:t>
             </w:r>
           </w:p>
         </w:tc>
@@ -274,7 +274,7 @@
                 <w:rFonts w:ascii="TimeNewRoman" w:hAnsi="TimeNewRoman"/>
                 <w:sz w:val="30"/>
               </w:rPr>
-              <w:t>48×26=</w:t>
+              <w:t>72×82=</w:t>
             </w:r>
           </w:p>
         </w:tc>
@@ -291,7 +291,7 @@
                 <w:rFonts w:ascii="TimeNewRoman" w:hAnsi="TimeNewRoman"/>
                 <w:sz w:val="30"/>
               </w:rPr>
-              <w:t>50×82=</w:t>
+              <w:t>79×91=</w:t>
             </w:r>
           </w:p>
         </w:tc>
@@ -438,7 +438,7 @@
                 <w:rFonts w:ascii="TimeNewRoman" w:hAnsi="TimeNewRoman"/>
                 <w:sz w:val="30"/>
               </w:rPr>
-              <w:t>12×12=</w:t>
+              <w:t>80×74=</w:t>
             </w:r>
           </w:p>
         </w:tc>
@@ -455,7 +455,7 @@
                 <w:rFonts w:ascii="TimeNewRoman" w:hAnsi="TimeNewRoman"/>
                 <w:sz w:val="30"/>
               </w:rPr>
-              <w:t>15×16=</w:t>
+              <w:t>76×15=</w:t>
             </w:r>
           </w:p>
         </w:tc>
@@ -472,7 +472,7 @@
                 <w:rFonts w:ascii="TimeNewRoman" w:hAnsi="TimeNewRoman"/>
                 <w:sz w:val="30"/>
               </w:rPr>
-              <w:t>84×95=</w:t>
+              <w:t>84×99=</w:t>
             </w:r>
           </w:p>
         </w:tc>
@@ -489,7 +489,7 @@
                 <w:rFonts w:ascii="TimeNewRoman" w:hAnsi="TimeNewRoman"/>
                 <w:sz w:val="30"/>
               </w:rPr>
-              <w:t>93×22=</w:t>
+              <w:t>96×77=</w:t>
             </w:r>
           </w:p>
         </w:tc>
@@ -506,7 +506,7 @@
                 <w:rFonts w:ascii="TimeNewRoman" w:hAnsi="TimeNewRoman"/>
                 <w:sz w:val="30"/>
               </w:rPr>
-              <w:t>79×83=</w:t>
+              <w:t>91×15=</w:t>
             </w:r>
           </w:p>
         </w:tc>
@@ -653,7 +653,7 @@
                 <w:rFonts w:ascii="TimeNewRoman" w:hAnsi="TimeNewRoman"/>
                 <w:sz w:val="30"/>
               </w:rPr>
-              <w:t>51×11=</w:t>
+              <w:t>66×45=</w:t>
             </w:r>
           </w:p>
         </w:tc>
@@ -670,7 +670,7 @@
                 <w:rFonts w:ascii="TimeNewRoman" w:hAnsi="TimeNewRoman"/>
                 <w:sz w:val="30"/>
               </w:rPr>
-              <w:t>81×27=</w:t>
+              <w:t>93×78=</w:t>
             </w:r>
           </w:p>
         </w:tc>
@@ -687,7 +687,7 @@
                 <w:rFonts w:ascii="TimeNewRoman" w:hAnsi="TimeNewRoman"/>
                 <w:sz w:val="30"/>
               </w:rPr>
-              <w:t>48×50=</w:t>
+              <w:t>12×78=</w:t>
             </w:r>
           </w:p>
         </w:tc>
@@ -704,7 +704,7 @@
                 <w:rFonts w:ascii="TimeNewRoman" w:hAnsi="TimeNewRoman"/>
                 <w:sz w:val="30"/>
               </w:rPr>
-              <w:t>21×87=</w:t>
+              <w:t>49×82=</w:t>
             </w:r>
           </w:p>
         </w:tc>
@@ -721,7 +721,7 @@
                 <w:rFonts w:ascii="TimeNewRoman" w:hAnsi="TimeNewRoman"/>
                 <w:sz w:val="30"/>
               </w:rPr>
-              <w:t>97×27=</w:t>
+              <w:t>29×12=</w:t>
             </w:r>
           </w:p>
         </w:tc>
@@ -868,7 +868,7 @@
                 <w:rFonts w:ascii="TimeNewRoman" w:hAnsi="TimeNewRoman"/>
                 <w:sz w:val="30"/>
               </w:rPr>
-              <w:t>30×94=</w:t>
+              <w:t>48×18=</w:t>
             </w:r>
           </w:p>
         </w:tc>
@@ -885,7 +885,7 @@
                 <w:rFonts w:ascii="TimeNewRoman" w:hAnsi="TimeNewRoman"/>
                 <w:sz w:val="30"/>
               </w:rPr>
-              <w:t>74×17=</w:t>
+              <w:t>66×81=</w:t>
             </w:r>
           </w:p>
         </w:tc>
@@ -902,7 +902,7 @@
                 <w:rFonts w:ascii="TimeNewRoman" w:hAnsi="TimeNewRoman"/>
                 <w:sz w:val="30"/>
               </w:rPr>
-              <w:t>54×70=</w:t>
+              <w:t>11×88=</w:t>
             </w:r>
           </w:p>
         </w:tc>
@@ -919,7 +919,7 @@
                 <w:rFonts w:ascii="TimeNewRoman" w:hAnsi="TimeNewRoman"/>
                 <w:sz w:val="30"/>
               </w:rPr>
-              <w:t>23×17=</w:t>
+              <w:t>42×97=</w:t>
             </w:r>
           </w:p>
         </w:tc>
@@ -936,7 +936,7 @@
                 <w:rFonts w:ascii="TimeNewRoman" w:hAnsi="TimeNewRoman"/>
                 <w:sz w:val="30"/>
               </w:rPr>
-              <w:t>60×17=</w:t>
+              <w:t>85×71=</w:t>
             </w:r>
           </w:p>
         </w:tc>

--- a/two-digit_number_multiplied_by_two-digit_number.docx
+++ b/two-digit_number_multiplied_by_two-digit_number.docx
@@ -40,7 +40,7 @@
                 <w:rFonts w:ascii="TimeNewRoman" w:hAnsi="TimeNewRoman"/>
                 <w:sz w:val="30"/>
               </w:rPr>
-              <w:t>52×49=</w:t>
+              <w:t>20×76=</w:t>
             </w:r>
           </w:p>
         </w:tc>
@@ -57,7 +57,7 @@
                 <w:rFonts w:ascii="TimeNewRoman" w:hAnsi="TimeNewRoman"/>
                 <w:sz w:val="30"/>
               </w:rPr>
-              <w:t>99×46=</w:t>
+              <w:t>54×87=</w:t>
             </w:r>
           </w:p>
         </w:tc>
@@ -74,7 +74,7 @@
                 <w:rFonts w:ascii="TimeNewRoman" w:hAnsi="TimeNewRoman"/>
                 <w:sz w:val="30"/>
               </w:rPr>
-              <w:t>62×58=</w:t>
+              <w:t>90×62=</w:t>
             </w:r>
           </w:p>
         </w:tc>
@@ -91,7 +91,7 @@
                 <w:rFonts w:ascii="TimeNewRoman" w:hAnsi="TimeNewRoman"/>
                 <w:sz w:val="30"/>
               </w:rPr>
-              <w:t>42×15=</w:t>
+              <w:t>89×76=</w:t>
             </w:r>
           </w:p>
         </w:tc>
@@ -108,7 +108,7 @@
                 <w:rFonts w:ascii="TimeNewRoman" w:hAnsi="TimeNewRoman"/>
                 <w:sz w:val="30"/>
               </w:rPr>
-              <w:t>29×23=</w:t>
+              <w:t>94×86=</w:t>
             </w:r>
           </w:p>
         </w:tc>
@@ -223,7 +223,7 @@
                 <w:rFonts w:ascii="TimeNewRoman" w:hAnsi="TimeNewRoman"/>
                 <w:sz w:val="30"/>
               </w:rPr>
-              <w:t>14×86=</w:t>
+              <w:t>56×90=</w:t>
             </w:r>
           </w:p>
         </w:tc>
@@ -240,7 +240,7 @@
                 <w:rFonts w:ascii="TimeNewRoman" w:hAnsi="TimeNewRoman"/>
                 <w:sz w:val="30"/>
               </w:rPr>
-              <w:t>25×54=</w:t>
+              <w:t>72×11=</w:t>
             </w:r>
           </w:p>
         </w:tc>
@@ -257,7 +257,7 @@
                 <w:rFonts w:ascii="TimeNewRoman" w:hAnsi="TimeNewRoman"/>
                 <w:sz w:val="30"/>
               </w:rPr>
-              <w:t>86×24=</w:t>
+              <w:t>44×78=</w:t>
             </w:r>
           </w:p>
         </w:tc>
@@ -274,7 +274,7 @@
                 <w:rFonts w:ascii="TimeNewRoman" w:hAnsi="TimeNewRoman"/>
                 <w:sz w:val="30"/>
               </w:rPr>
-              <w:t>72×82=</w:t>
+              <w:t>56×92=</w:t>
             </w:r>
           </w:p>
         </w:tc>
@@ -291,7 +291,7 @@
                 <w:rFonts w:ascii="TimeNewRoman" w:hAnsi="TimeNewRoman"/>
                 <w:sz w:val="30"/>
               </w:rPr>
-              <w:t>79×91=</w:t>
+              <w:t>80×66=</w:t>
             </w:r>
           </w:p>
         </w:tc>
@@ -438,7 +438,7 @@
                 <w:rFonts w:ascii="TimeNewRoman" w:hAnsi="TimeNewRoman"/>
                 <w:sz w:val="30"/>
               </w:rPr>
-              <w:t>80×74=</w:t>
+              <w:t>58×48=</w:t>
             </w:r>
           </w:p>
         </w:tc>
@@ -455,7 +455,7 @@
                 <w:rFonts w:ascii="TimeNewRoman" w:hAnsi="TimeNewRoman"/>
                 <w:sz w:val="30"/>
               </w:rPr>
-              <w:t>76×15=</w:t>
+              <w:t>71×91=</w:t>
             </w:r>
           </w:p>
         </w:tc>
@@ -472,7 +472,7 @@
                 <w:rFonts w:ascii="TimeNewRoman" w:hAnsi="TimeNewRoman"/>
                 <w:sz w:val="30"/>
               </w:rPr>
-              <w:t>84×99=</w:t>
+              <w:t>14×89=</w:t>
             </w:r>
           </w:p>
         </w:tc>
@@ -489,7 +489,7 @@
                 <w:rFonts w:ascii="TimeNewRoman" w:hAnsi="TimeNewRoman"/>
                 <w:sz w:val="30"/>
               </w:rPr>
-              <w:t>96×77=</w:t>
+              <w:t>21×65=</w:t>
             </w:r>
           </w:p>
         </w:tc>
@@ -506,7 +506,7 @@
                 <w:rFonts w:ascii="TimeNewRoman" w:hAnsi="TimeNewRoman"/>
                 <w:sz w:val="30"/>
               </w:rPr>
-              <w:t>91×15=</w:t>
+              <w:t>23×36=</w:t>
             </w:r>
           </w:p>
         </w:tc>
@@ -653,7 +653,7 @@
                 <w:rFonts w:ascii="TimeNewRoman" w:hAnsi="TimeNewRoman"/>
                 <w:sz w:val="30"/>
               </w:rPr>
-              <w:t>66×45=</w:t>
+              <w:t>69×75=</w:t>
             </w:r>
           </w:p>
         </w:tc>
@@ -670,7 +670,7 @@
                 <w:rFonts w:ascii="TimeNewRoman" w:hAnsi="TimeNewRoman"/>
                 <w:sz w:val="30"/>
               </w:rPr>
-              <w:t>93×78=</w:t>
+              <w:t>78×91=</w:t>
             </w:r>
           </w:p>
         </w:tc>
@@ -687,7 +687,7 @@
                 <w:rFonts w:ascii="TimeNewRoman" w:hAnsi="TimeNewRoman"/>
                 <w:sz w:val="30"/>
               </w:rPr>
-              <w:t>12×78=</w:t>
+              <w:t>84×60=</w:t>
             </w:r>
           </w:p>
         </w:tc>
@@ -704,7 +704,7 @@
                 <w:rFonts w:ascii="TimeNewRoman" w:hAnsi="TimeNewRoman"/>
                 <w:sz w:val="30"/>
               </w:rPr>
-              <w:t>49×82=</w:t>
+              <w:t>18×13=</w:t>
             </w:r>
           </w:p>
         </w:tc>
@@ -721,7 +721,7 @@
                 <w:rFonts w:ascii="TimeNewRoman" w:hAnsi="TimeNewRoman"/>
                 <w:sz w:val="30"/>
               </w:rPr>
-              <w:t>29×12=</w:t>
+              <w:t>17×64=</w:t>
             </w:r>
           </w:p>
         </w:tc>
@@ -868,7 +868,7 @@
                 <w:rFonts w:ascii="TimeNewRoman" w:hAnsi="TimeNewRoman"/>
                 <w:sz w:val="30"/>
               </w:rPr>
-              <w:t>48×18=</w:t>
+              <w:t>35×75=</w:t>
             </w:r>
           </w:p>
         </w:tc>
@@ -885,7 +885,7 @@
                 <w:rFonts w:ascii="TimeNewRoman" w:hAnsi="TimeNewRoman"/>
                 <w:sz w:val="30"/>
               </w:rPr>
-              <w:t>66×81=</w:t>
+              <w:t>50×55=</w:t>
             </w:r>
           </w:p>
         </w:tc>
@@ -902,7 +902,7 @@
                 <w:rFonts w:ascii="TimeNewRoman" w:hAnsi="TimeNewRoman"/>
                 <w:sz w:val="30"/>
               </w:rPr>
-              <w:t>11×88=</w:t>
+              <w:t>22×24=</w:t>
             </w:r>
           </w:p>
         </w:tc>
@@ -919,7 +919,7 @@
                 <w:rFonts w:ascii="TimeNewRoman" w:hAnsi="TimeNewRoman"/>
                 <w:sz w:val="30"/>
               </w:rPr>
-              <w:t>42×97=</w:t>
+              <w:t>45×40=</w:t>
             </w:r>
           </w:p>
         </w:tc>
@@ -936,7 +936,7 @@
                 <w:rFonts w:ascii="TimeNewRoman" w:hAnsi="TimeNewRoman"/>
                 <w:sz w:val="30"/>
               </w:rPr>
-              <w:t>85×71=</w:t>
+              <w:t>49×46=</w:t>
             </w:r>
           </w:p>
         </w:tc>

--- a/two-digit_number_multiplied_by_two-digit_number.docx
+++ b/two-digit_number_multiplied_by_two-digit_number.docx
@@ -11,7 +11,7 @@
           <w:rFonts w:ascii="Arial" w:hAnsi="Arial"/>
           <w:sz w:val="30"/>
         </w:rPr>
-        <w:t>2026-09-25 Friday</w:t>
+        <w:t>2026-09-26 Saturday</w:t>
       </w:r>
     </w:p>
     <w:tbl>
@@ -40,7 +40,7 @@
                 <w:rFonts w:ascii="TimeNewRoman" w:hAnsi="TimeNewRoman"/>
                 <w:sz w:val="30"/>
               </w:rPr>
-              <w:t>20×76=</w:t>
+              <w:t>49×52=</w:t>
             </w:r>
           </w:p>
         </w:tc>
@@ -57,7 +57,7 @@
                 <w:rFonts w:ascii="TimeNewRoman" w:hAnsi="TimeNewRoman"/>
                 <w:sz w:val="30"/>
               </w:rPr>
-              <w:t>54×87=</w:t>
+              <w:t>54×31=</w:t>
             </w:r>
           </w:p>
         </w:tc>
@@ -74,7 +74,7 @@
                 <w:rFonts w:ascii="TimeNewRoman" w:hAnsi="TimeNewRoman"/>
                 <w:sz w:val="30"/>
               </w:rPr>
-              <w:t>90×62=</w:t>
+              <w:t>34×16=</w:t>
             </w:r>
           </w:p>
         </w:tc>
@@ -91,7 +91,7 @@
                 <w:rFonts w:ascii="TimeNewRoman" w:hAnsi="TimeNewRoman"/>
                 <w:sz w:val="30"/>
               </w:rPr>
-              <w:t>89×76=</w:t>
+              <w:t>13×96=</w:t>
             </w:r>
           </w:p>
         </w:tc>
@@ -108,7 +108,7 @@
                 <w:rFonts w:ascii="TimeNewRoman" w:hAnsi="TimeNewRoman"/>
                 <w:sz w:val="30"/>
               </w:rPr>
-              <w:t>94×86=</w:t>
+              <w:t>16×31=</w:t>
             </w:r>
           </w:p>
         </w:tc>
@@ -223,7 +223,7 @@
                 <w:rFonts w:ascii="TimeNewRoman" w:hAnsi="TimeNewRoman"/>
                 <w:sz w:val="30"/>
               </w:rPr>
-              <w:t>56×90=</w:t>
+              <w:t>74×24=</w:t>
             </w:r>
           </w:p>
         </w:tc>
@@ -240,7 +240,7 @@
                 <w:rFonts w:ascii="TimeNewRoman" w:hAnsi="TimeNewRoman"/>
                 <w:sz w:val="30"/>
               </w:rPr>
-              <w:t>72×11=</w:t>
+              <w:t>65×13=</w:t>
             </w:r>
           </w:p>
         </w:tc>
@@ -257,7 +257,7 @@
                 <w:rFonts w:ascii="TimeNewRoman" w:hAnsi="TimeNewRoman"/>
                 <w:sz w:val="30"/>
               </w:rPr>
-              <w:t>44×78=</w:t>
+              <w:t>59×49=</w:t>
             </w:r>
           </w:p>
         </w:tc>
@@ -274,7 +274,7 @@
                 <w:rFonts w:ascii="TimeNewRoman" w:hAnsi="TimeNewRoman"/>
                 <w:sz w:val="30"/>
               </w:rPr>
-              <w:t>56×92=</w:t>
+              <w:t>59×94=</w:t>
             </w:r>
           </w:p>
         </w:tc>
@@ -291,7 +291,7 @@
                 <w:rFonts w:ascii="TimeNewRoman" w:hAnsi="TimeNewRoman"/>
                 <w:sz w:val="30"/>
               </w:rPr>
-              <w:t>80×66=</w:t>
+              <w:t>32×41=</w:t>
             </w:r>
           </w:p>
         </w:tc>
@@ -438,7 +438,7 @@
                 <w:rFonts w:ascii="TimeNewRoman" w:hAnsi="TimeNewRoman"/>
                 <w:sz w:val="30"/>
               </w:rPr>
-              <w:t>58×48=</w:t>
+              <w:t>17×11=</w:t>
             </w:r>
           </w:p>
         </w:tc>
@@ -455,7 +455,7 @@
                 <w:rFonts w:ascii="TimeNewRoman" w:hAnsi="TimeNewRoman"/>
                 <w:sz w:val="30"/>
               </w:rPr>
-              <w:t>71×91=</w:t>
+              <w:t>41×32=</w:t>
             </w:r>
           </w:p>
         </w:tc>
@@ -472,7 +472,7 @@
                 <w:rFonts w:ascii="TimeNewRoman" w:hAnsi="TimeNewRoman"/>
                 <w:sz w:val="30"/>
               </w:rPr>
-              <w:t>14×89=</w:t>
+              <w:t>70×57=</w:t>
             </w:r>
           </w:p>
         </w:tc>
@@ -489,7 +489,7 @@
                 <w:rFonts w:ascii="TimeNewRoman" w:hAnsi="TimeNewRoman"/>
                 <w:sz w:val="30"/>
               </w:rPr>
-              <w:t>21×65=</w:t>
+              <w:t>41×85=</w:t>
             </w:r>
           </w:p>
         </w:tc>
@@ -506,7 +506,7 @@
                 <w:rFonts w:ascii="TimeNewRoman" w:hAnsi="TimeNewRoman"/>
                 <w:sz w:val="30"/>
               </w:rPr>
-              <w:t>23×36=</w:t>
+              <w:t>43×47=</w:t>
             </w:r>
           </w:p>
         </w:tc>
@@ -653,7 +653,7 @@
                 <w:rFonts w:ascii="TimeNewRoman" w:hAnsi="TimeNewRoman"/>
                 <w:sz w:val="30"/>
               </w:rPr>
-              <w:t>69×75=</w:t>
+              <w:t>41×92=</w:t>
             </w:r>
           </w:p>
         </w:tc>
@@ -670,7 +670,7 @@
                 <w:rFonts w:ascii="TimeNewRoman" w:hAnsi="TimeNewRoman"/>
                 <w:sz w:val="30"/>
               </w:rPr>
-              <w:t>78×91=</w:t>
+              <w:t>62×51=</w:t>
             </w:r>
           </w:p>
         </w:tc>
@@ -687,7 +687,7 @@
                 <w:rFonts w:ascii="TimeNewRoman" w:hAnsi="TimeNewRoman"/>
                 <w:sz w:val="30"/>
               </w:rPr>
-              <w:t>84×60=</w:t>
+              <w:t>53×78=</w:t>
             </w:r>
           </w:p>
         </w:tc>
@@ -704,7 +704,7 @@
                 <w:rFonts w:ascii="TimeNewRoman" w:hAnsi="TimeNewRoman"/>
                 <w:sz w:val="30"/>
               </w:rPr>
-              <w:t>18×13=</w:t>
+              <w:t>60×13=</w:t>
             </w:r>
           </w:p>
         </w:tc>
@@ -721,7 +721,7 @@
                 <w:rFonts w:ascii="TimeNewRoman" w:hAnsi="TimeNewRoman"/>
                 <w:sz w:val="30"/>
               </w:rPr>
-              <w:t>17×64=</w:t>
+              <w:t>78×78=</w:t>
             </w:r>
           </w:p>
         </w:tc>
@@ -868,7 +868,7 @@
                 <w:rFonts w:ascii="TimeNewRoman" w:hAnsi="TimeNewRoman"/>
                 <w:sz w:val="30"/>
               </w:rPr>
-              <w:t>35×75=</w:t>
+              <w:t>28×23=</w:t>
             </w:r>
           </w:p>
         </w:tc>
@@ -885,7 +885,7 @@
                 <w:rFonts w:ascii="TimeNewRoman" w:hAnsi="TimeNewRoman"/>
                 <w:sz w:val="30"/>
               </w:rPr>
-              <w:t>50×55=</w:t>
+              <w:t>55×18=</w:t>
             </w:r>
           </w:p>
         </w:tc>
@@ -902,7 +902,7 @@
                 <w:rFonts w:ascii="TimeNewRoman" w:hAnsi="TimeNewRoman"/>
                 <w:sz w:val="30"/>
               </w:rPr>
-              <w:t>22×24=</w:t>
+              <w:t>63×42=</w:t>
             </w:r>
           </w:p>
         </w:tc>
@@ -919,7 +919,7 @@
                 <w:rFonts w:ascii="TimeNewRoman" w:hAnsi="TimeNewRoman"/>
                 <w:sz w:val="30"/>
               </w:rPr>
-              <w:t>45×40=</w:t>
+              <w:t>87×29=</w:t>
             </w:r>
           </w:p>
         </w:tc>
@@ -936,7 +936,7 @@
                 <w:rFonts w:ascii="TimeNewRoman" w:hAnsi="TimeNewRoman"/>
                 <w:sz w:val="30"/>
               </w:rPr>
-              <w:t>49×46=</w:t>
+              <w:t>82×32=</w:t>
             </w:r>
           </w:p>
         </w:tc>

--- a/two-digit_number_multiplied_by_two-digit_number.docx
+++ b/two-digit_number_multiplied_by_two-digit_number.docx
@@ -40,7 +40,7 @@
                 <w:rFonts w:ascii="TimeNewRoman" w:hAnsi="TimeNewRoman"/>
                 <w:sz w:val="30"/>
               </w:rPr>
-              <w:t>49×52=</w:t>
+              <w:t>96×22=</w:t>
             </w:r>
           </w:p>
         </w:tc>
@@ -57,7 +57,7 @@
                 <w:rFonts w:ascii="TimeNewRoman" w:hAnsi="TimeNewRoman"/>
                 <w:sz w:val="30"/>
               </w:rPr>
-              <w:t>54×31=</w:t>
+              <w:t>97×30=</w:t>
             </w:r>
           </w:p>
         </w:tc>
@@ -74,7 +74,7 @@
                 <w:rFonts w:ascii="TimeNewRoman" w:hAnsi="TimeNewRoman"/>
                 <w:sz w:val="30"/>
               </w:rPr>
-              <w:t>34×16=</w:t>
+              <w:t>60×45=</w:t>
             </w:r>
           </w:p>
         </w:tc>
@@ -91,7 +91,7 @@
                 <w:rFonts w:ascii="TimeNewRoman" w:hAnsi="TimeNewRoman"/>
                 <w:sz w:val="30"/>
               </w:rPr>
-              <w:t>13×96=</w:t>
+              <w:t>47×79=</w:t>
             </w:r>
           </w:p>
         </w:tc>
@@ -108,7 +108,7 @@
                 <w:rFonts w:ascii="TimeNewRoman" w:hAnsi="TimeNewRoman"/>
                 <w:sz w:val="30"/>
               </w:rPr>
-              <w:t>16×31=</w:t>
+              <w:t>28×77=</w:t>
             </w:r>
           </w:p>
         </w:tc>
@@ -223,7 +223,7 @@
                 <w:rFonts w:ascii="TimeNewRoman" w:hAnsi="TimeNewRoman"/>
                 <w:sz w:val="30"/>
               </w:rPr>
-              <w:t>74×24=</w:t>
+              <w:t>63×18=</w:t>
             </w:r>
           </w:p>
         </w:tc>
@@ -240,7 +240,7 @@
                 <w:rFonts w:ascii="TimeNewRoman" w:hAnsi="TimeNewRoman"/>
                 <w:sz w:val="30"/>
               </w:rPr>
-              <w:t>65×13=</w:t>
+              <w:t>34×88=</w:t>
             </w:r>
           </w:p>
         </w:tc>
@@ -257,7 +257,7 @@
                 <w:rFonts w:ascii="TimeNewRoman" w:hAnsi="TimeNewRoman"/>
                 <w:sz w:val="30"/>
               </w:rPr>
-              <w:t>59×49=</w:t>
+              <w:t>95×86=</w:t>
             </w:r>
           </w:p>
         </w:tc>
@@ -274,7 +274,7 @@
                 <w:rFonts w:ascii="TimeNewRoman" w:hAnsi="TimeNewRoman"/>
                 <w:sz w:val="30"/>
               </w:rPr>
-              <w:t>59×94=</w:t>
+              <w:t>86×78=</w:t>
             </w:r>
           </w:p>
         </w:tc>
@@ -291,7 +291,7 @@
                 <w:rFonts w:ascii="TimeNewRoman" w:hAnsi="TimeNewRoman"/>
                 <w:sz w:val="30"/>
               </w:rPr>
-              <w:t>32×41=</w:t>
+              <w:t>25×44=</w:t>
             </w:r>
           </w:p>
         </w:tc>
@@ -438,7 +438,7 @@
                 <w:rFonts w:ascii="TimeNewRoman" w:hAnsi="TimeNewRoman"/>
                 <w:sz w:val="30"/>
               </w:rPr>
-              <w:t>17×11=</w:t>
+              <w:t>14×73=</w:t>
             </w:r>
           </w:p>
         </w:tc>
@@ -455,7 +455,7 @@
                 <w:rFonts w:ascii="TimeNewRoman" w:hAnsi="TimeNewRoman"/>
                 <w:sz w:val="30"/>
               </w:rPr>
-              <w:t>41×32=</w:t>
+              <w:t>69×66=</w:t>
             </w:r>
           </w:p>
         </w:tc>
@@ -472,7 +472,7 @@
                 <w:rFonts w:ascii="TimeNewRoman" w:hAnsi="TimeNewRoman"/>
                 <w:sz w:val="30"/>
               </w:rPr>
-              <w:t>70×57=</w:t>
+              <w:t>88×81=</w:t>
             </w:r>
           </w:p>
         </w:tc>
@@ -489,7 +489,7 @@
                 <w:rFonts w:ascii="TimeNewRoman" w:hAnsi="TimeNewRoman"/>
                 <w:sz w:val="30"/>
               </w:rPr>
-              <w:t>41×85=</w:t>
+              <w:t>27×45=</w:t>
             </w:r>
           </w:p>
         </w:tc>
@@ -506,7 +506,7 @@
                 <w:rFonts w:ascii="TimeNewRoman" w:hAnsi="TimeNewRoman"/>
                 <w:sz w:val="30"/>
               </w:rPr>
-              <w:t>43×47=</w:t>
+              <w:t>23×85=</w:t>
             </w:r>
           </w:p>
         </w:tc>
@@ -653,7 +653,7 @@
                 <w:rFonts w:ascii="TimeNewRoman" w:hAnsi="TimeNewRoman"/>
                 <w:sz w:val="30"/>
               </w:rPr>
-              <w:t>41×92=</w:t>
+              <w:t>82×48=</w:t>
             </w:r>
           </w:p>
         </w:tc>
@@ -670,7 +670,7 @@
                 <w:rFonts w:ascii="TimeNewRoman" w:hAnsi="TimeNewRoman"/>
                 <w:sz w:val="30"/>
               </w:rPr>
-              <w:t>62×51=</w:t>
+              <w:t>85×99=</w:t>
             </w:r>
           </w:p>
         </w:tc>
@@ -687,7 +687,7 @@
                 <w:rFonts w:ascii="TimeNewRoman" w:hAnsi="TimeNewRoman"/>
                 <w:sz w:val="30"/>
               </w:rPr>
-              <w:t>53×78=</w:t>
+              <w:t>95×68=</w:t>
             </w:r>
           </w:p>
         </w:tc>
@@ -704,7 +704,7 @@
                 <w:rFonts w:ascii="TimeNewRoman" w:hAnsi="TimeNewRoman"/>
                 <w:sz w:val="30"/>
               </w:rPr>
-              <w:t>60×13=</w:t>
+              <w:t>78×30=</w:t>
             </w:r>
           </w:p>
         </w:tc>
@@ -721,7 +721,7 @@
                 <w:rFonts w:ascii="TimeNewRoman" w:hAnsi="TimeNewRoman"/>
                 <w:sz w:val="30"/>
               </w:rPr>
-              <w:t>78×78=</w:t>
+              <w:t>62×31=</w:t>
             </w:r>
           </w:p>
         </w:tc>
@@ -868,7 +868,7 @@
                 <w:rFonts w:ascii="TimeNewRoman" w:hAnsi="TimeNewRoman"/>
                 <w:sz w:val="30"/>
               </w:rPr>
-              <w:t>28×23=</w:t>
+              <w:t>82×92=</w:t>
             </w:r>
           </w:p>
         </w:tc>
@@ -885,7 +885,7 @@
                 <w:rFonts w:ascii="TimeNewRoman" w:hAnsi="TimeNewRoman"/>
                 <w:sz w:val="30"/>
               </w:rPr>
-              <w:t>55×18=</w:t>
+              <w:t>53×33=</w:t>
             </w:r>
           </w:p>
         </w:tc>
@@ -902,7 +902,7 @@
                 <w:rFonts w:ascii="TimeNewRoman" w:hAnsi="TimeNewRoman"/>
                 <w:sz w:val="30"/>
               </w:rPr>
-              <w:t>63×42=</w:t>
+              <w:t>51×16=</w:t>
             </w:r>
           </w:p>
         </w:tc>
@@ -919,7 +919,7 @@
                 <w:rFonts w:ascii="TimeNewRoman" w:hAnsi="TimeNewRoman"/>
                 <w:sz w:val="30"/>
               </w:rPr>
-              <w:t>87×29=</w:t>
+              <w:t>16×82=</w:t>
             </w:r>
           </w:p>
         </w:tc>
@@ -936,7 +936,7 @@
                 <w:rFonts w:ascii="TimeNewRoman" w:hAnsi="TimeNewRoman"/>
                 <w:sz w:val="30"/>
               </w:rPr>
-              <w:t>82×32=</w:t>
+              <w:t>65×40=</w:t>
             </w:r>
           </w:p>
         </w:tc>

--- a/two-digit_number_multiplied_by_two-digit_number.docx
+++ b/two-digit_number_multiplied_by_two-digit_number.docx
@@ -11,7 +11,7 @@
           <w:rFonts w:ascii="Arial" w:hAnsi="Arial"/>
           <w:sz w:val="30"/>
         </w:rPr>
-        <w:t>2026-09-26 Saturday</w:t>
+        <w:t>2026-09-27 Sunday</w:t>
       </w:r>
     </w:p>
     <w:tbl>
@@ -40,7 +40,7 @@
                 <w:rFonts w:ascii="TimeNewRoman" w:hAnsi="TimeNewRoman"/>
                 <w:sz w:val="30"/>
               </w:rPr>
-              <w:t>96×22=</w:t>
+              <w:t>13×38=</w:t>
             </w:r>
           </w:p>
         </w:tc>
@@ -57,7 +57,7 @@
                 <w:rFonts w:ascii="TimeNewRoman" w:hAnsi="TimeNewRoman"/>
                 <w:sz w:val="30"/>
               </w:rPr>
-              <w:t>97×30=</w:t>
+              <w:t>60×95=</w:t>
             </w:r>
           </w:p>
         </w:tc>
@@ -74,7 +74,7 @@
                 <w:rFonts w:ascii="TimeNewRoman" w:hAnsi="TimeNewRoman"/>
                 <w:sz w:val="30"/>
               </w:rPr>
-              <w:t>60×45=</w:t>
+              <w:t>55×29=</w:t>
             </w:r>
           </w:p>
         </w:tc>
@@ -91,7 +91,7 @@
                 <w:rFonts w:ascii="TimeNewRoman" w:hAnsi="TimeNewRoman"/>
                 <w:sz w:val="30"/>
               </w:rPr>
-              <w:t>47×79=</w:t>
+              <w:t>26×58=</w:t>
             </w:r>
           </w:p>
         </w:tc>
@@ -108,7 +108,7 @@
                 <w:rFonts w:ascii="TimeNewRoman" w:hAnsi="TimeNewRoman"/>
                 <w:sz w:val="30"/>
               </w:rPr>
-              <w:t>28×77=</w:t>
+              <w:t>91×42=</w:t>
             </w:r>
           </w:p>
         </w:tc>
@@ -223,7 +223,7 @@
                 <w:rFonts w:ascii="TimeNewRoman" w:hAnsi="TimeNewRoman"/>
                 <w:sz w:val="30"/>
               </w:rPr>
-              <w:t>63×18=</w:t>
+              <w:t>83×67=</w:t>
             </w:r>
           </w:p>
         </w:tc>
@@ -240,7 +240,7 @@
                 <w:rFonts w:ascii="TimeNewRoman" w:hAnsi="TimeNewRoman"/>
                 <w:sz w:val="30"/>
               </w:rPr>
-              <w:t>34×88=</w:t>
+              <w:t>85×93=</w:t>
             </w:r>
           </w:p>
         </w:tc>
@@ -257,7 +257,7 @@
                 <w:rFonts w:ascii="TimeNewRoman" w:hAnsi="TimeNewRoman"/>
                 <w:sz w:val="30"/>
               </w:rPr>
-              <w:t>95×86=</w:t>
+              <w:t>65×47=</w:t>
             </w:r>
           </w:p>
         </w:tc>
@@ -274,7 +274,7 @@
                 <w:rFonts w:ascii="TimeNewRoman" w:hAnsi="TimeNewRoman"/>
                 <w:sz w:val="30"/>
               </w:rPr>
-              <w:t>86×78=</w:t>
+              <w:t>71×19=</w:t>
             </w:r>
           </w:p>
         </w:tc>
@@ -291,7 +291,7 @@
                 <w:rFonts w:ascii="TimeNewRoman" w:hAnsi="TimeNewRoman"/>
                 <w:sz w:val="30"/>
               </w:rPr>
-              <w:t>25×44=</w:t>
+              <w:t>88×14=</w:t>
             </w:r>
           </w:p>
         </w:tc>
@@ -438,7 +438,7 @@
                 <w:rFonts w:ascii="TimeNewRoman" w:hAnsi="TimeNewRoman"/>
                 <w:sz w:val="30"/>
               </w:rPr>
-              <w:t>14×73=</w:t>
+              <w:t>73×93=</w:t>
             </w:r>
           </w:p>
         </w:tc>
@@ -455,7 +455,7 @@
                 <w:rFonts w:ascii="TimeNewRoman" w:hAnsi="TimeNewRoman"/>
                 <w:sz w:val="30"/>
               </w:rPr>
-              <w:t>69×66=</w:t>
+              <w:t>49×29=</w:t>
             </w:r>
           </w:p>
         </w:tc>
@@ -472,7 +472,7 @@
                 <w:rFonts w:ascii="TimeNewRoman" w:hAnsi="TimeNewRoman"/>
                 <w:sz w:val="30"/>
               </w:rPr>
-              <w:t>88×81=</w:t>
+              <w:t>50×17=</w:t>
             </w:r>
           </w:p>
         </w:tc>
@@ -489,7 +489,7 @@
                 <w:rFonts w:ascii="TimeNewRoman" w:hAnsi="TimeNewRoman"/>
                 <w:sz w:val="30"/>
               </w:rPr>
-              <w:t>27×45=</w:t>
+              <w:t>67×79=</w:t>
             </w:r>
           </w:p>
         </w:tc>
@@ -506,7 +506,7 @@
                 <w:rFonts w:ascii="TimeNewRoman" w:hAnsi="TimeNewRoman"/>
                 <w:sz w:val="30"/>
               </w:rPr>
-              <w:t>23×85=</w:t>
+              <w:t>63×67=</w:t>
             </w:r>
           </w:p>
         </w:tc>
@@ -653,7 +653,7 @@
                 <w:rFonts w:ascii="TimeNewRoman" w:hAnsi="TimeNewRoman"/>
                 <w:sz w:val="30"/>
               </w:rPr>
-              <w:t>82×48=</w:t>
+              <w:t>61×98=</w:t>
             </w:r>
           </w:p>
         </w:tc>
@@ -670,7 +670,7 @@
                 <w:rFonts w:ascii="TimeNewRoman" w:hAnsi="TimeNewRoman"/>
                 <w:sz w:val="30"/>
               </w:rPr>
-              <w:t>85×99=</w:t>
+              <w:t>92×74=</w:t>
             </w:r>
           </w:p>
         </w:tc>
@@ -687,7 +687,7 @@
                 <w:rFonts w:ascii="TimeNewRoman" w:hAnsi="TimeNewRoman"/>
                 <w:sz w:val="30"/>
               </w:rPr>
-              <w:t>95×68=</w:t>
+              <w:t>56×83=</w:t>
             </w:r>
           </w:p>
         </w:tc>
@@ -704,7 +704,7 @@
                 <w:rFonts w:ascii="TimeNewRoman" w:hAnsi="TimeNewRoman"/>
                 <w:sz w:val="30"/>
               </w:rPr>
-              <w:t>78×30=</w:t>
+              <w:t>29×70=</w:t>
             </w:r>
           </w:p>
         </w:tc>
@@ -721,7 +721,7 @@
                 <w:rFonts w:ascii="TimeNewRoman" w:hAnsi="TimeNewRoman"/>
                 <w:sz w:val="30"/>
               </w:rPr>
-              <w:t>62×31=</w:t>
+              <w:t>93×91=</w:t>
             </w:r>
           </w:p>
         </w:tc>
@@ -868,7 +868,7 @@
                 <w:rFonts w:ascii="TimeNewRoman" w:hAnsi="TimeNewRoman"/>
                 <w:sz w:val="30"/>
               </w:rPr>
-              <w:t>82×92=</w:t>
+              <w:t>23×51=</w:t>
             </w:r>
           </w:p>
         </w:tc>
@@ -885,7 +885,7 @@
                 <w:rFonts w:ascii="TimeNewRoman" w:hAnsi="TimeNewRoman"/>
                 <w:sz w:val="30"/>
               </w:rPr>
-              <w:t>53×33=</w:t>
+              <w:t>14×92=</w:t>
             </w:r>
           </w:p>
         </w:tc>
@@ -902,7 +902,7 @@
                 <w:rFonts w:ascii="TimeNewRoman" w:hAnsi="TimeNewRoman"/>
                 <w:sz w:val="30"/>
               </w:rPr>
-              <w:t>51×16=</w:t>
+              <w:t>11×34=</w:t>
             </w:r>
           </w:p>
         </w:tc>
@@ -919,7 +919,7 @@
                 <w:rFonts w:ascii="TimeNewRoman" w:hAnsi="TimeNewRoman"/>
                 <w:sz w:val="30"/>
               </w:rPr>
-              <w:t>16×82=</w:t>
+              <w:t>57×70=</w:t>
             </w:r>
           </w:p>
         </w:tc>
@@ -936,7 +936,7 @@
                 <w:rFonts w:ascii="TimeNewRoman" w:hAnsi="TimeNewRoman"/>
                 <w:sz w:val="30"/>
               </w:rPr>
-              <w:t>65×40=</w:t>
+              <w:t>60×21=</w:t>
             </w:r>
           </w:p>
         </w:tc>

--- a/two-digit_number_multiplied_by_two-digit_number.docx
+++ b/two-digit_number_multiplied_by_two-digit_number.docx
@@ -40,7 +40,7 @@
                 <w:rFonts w:ascii="TimeNewRoman" w:hAnsi="TimeNewRoman"/>
                 <w:sz w:val="30"/>
               </w:rPr>
-              <w:t>13×38=</w:t>
+              <w:t>76×61=</w:t>
             </w:r>
           </w:p>
         </w:tc>
@@ -57,7 +57,7 @@
                 <w:rFonts w:ascii="TimeNewRoman" w:hAnsi="TimeNewRoman"/>
                 <w:sz w:val="30"/>
               </w:rPr>
-              <w:t>60×95=</w:t>
+              <w:t>28×89=</w:t>
             </w:r>
           </w:p>
         </w:tc>
@@ -74,7 +74,7 @@
                 <w:rFonts w:ascii="TimeNewRoman" w:hAnsi="TimeNewRoman"/>
                 <w:sz w:val="30"/>
               </w:rPr>
-              <w:t>55×29=</w:t>
+              <w:t>41×47=</w:t>
             </w:r>
           </w:p>
         </w:tc>
@@ -91,7 +91,7 @@
                 <w:rFonts w:ascii="TimeNewRoman" w:hAnsi="TimeNewRoman"/>
                 <w:sz w:val="30"/>
               </w:rPr>
-              <w:t>26×58=</w:t>
+              <w:t>63×18=</w:t>
             </w:r>
           </w:p>
         </w:tc>
@@ -108,7 +108,7 @@
                 <w:rFonts w:ascii="TimeNewRoman" w:hAnsi="TimeNewRoman"/>
                 <w:sz w:val="30"/>
               </w:rPr>
-              <w:t>91×42=</w:t>
+              <w:t>32×50=</w:t>
             </w:r>
           </w:p>
         </w:tc>
@@ -223,7 +223,7 @@
                 <w:rFonts w:ascii="TimeNewRoman" w:hAnsi="TimeNewRoman"/>
                 <w:sz w:val="30"/>
               </w:rPr>
-              <w:t>83×67=</w:t>
+              <w:t>35×62=</w:t>
             </w:r>
           </w:p>
         </w:tc>
@@ -240,7 +240,7 @@
                 <w:rFonts w:ascii="TimeNewRoman" w:hAnsi="TimeNewRoman"/>
                 <w:sz w:val="30"/>
               </w:rPr>
-              <w:t>85×93=</w:t>
+              <w:t>73×49=</w:t>
             </w:r>
           </w:p>
         </w:tc>
@@ -257,7 +257,7 @@
                 <w:rFonts w:ascii="TimeNewRoman" w:hAnsi="TimeNewRoman"/>
                 <w:sz w:val="30"/>
               </w:rPr>
-              <w:t>65×47=</w:t>
+              <w:t>85×64=</w:t>
             </w:r>
           </w:p>
         </w:tc>
@@ -274,7 +274,7 @@
                 <w:rFonts w:ascii="TimeNewRoman" w:hAnsi="TimeNewRoman"/>
                 <w:sz w:val="30"/>
               </w:rPr>
-              <w:t>71×19=</w:t>
+              <w:t>43×25=</w:t>
             </w:r>
           </w:p>
         </w:tc>
@@ -291,7 +291,7 @@
                 <w:rFonts w:ascii="TimeNewRoman" w:hAnsi="TimeNewRoman"/>
                 <w:sz w:val="30"/>
               </w:rPr>
-              <w:t>88×14=</w:t>
+              <w:t>20×69=</w:t>
             </w:r>
           </w:p>
         </w:tc>
@@ -438,7 +438,7 @@
                 <w:rFonts w:ascii="TimeNewRoman" w:hAnsi="TimeNewRoman"/>
                 <w:sz w:val="30"/>
               </w:rPr>
-              <w:t>73×93=</w:t>
+              <w:t>45×28=</w:t>
             </w:r>
           </w:p>
         </w:tc>
@@ -455,7 +455,7 @@
                 <w:rFonts w:ascii="TimeNewRoman" w:hAnsi="TimeNewRoman"/>
                 <w:sz w:val="30"/>
               </w:rPr>
-              <w:t>49×29=</w:t>
+              <w:t>19×72=</w:t>
             </w:r>
           </w:p>
         </w:tc>
@@ -472,7 +472,7 @@
                 <w:rFonts w:ascii="TimeNewRoman" w:hAnsi="TimeNewRoman"/>
                 <w:sz w:val="30"/>
               </w:rPr>
-              <w:t>50×17=</w:t>
+              <w:t>51×11=</w:t>
             </w:r>
           </w:p>
         </w:tc>
@@ -489,7 +489,7 @@
                 <w:rFonts w:ascii="TimeNewRoman" w:hAnsi="TimeNewRoman"/>
                 <w:sz w:val="30"/>
               </w:rPr>
-              <w:t>67×79=</w:t>
+              <w:t>84×67=</w:t>
             </w:r>
           </w:p>
         </w:tc>
@@ -506,7 +506,7 @@
                 <w:rFonts w:ascii="TimeNewRoman" w:hAnsi="TimeNewRoman"/>
                 <w:sz w:val="30"/>
               </w:rPr>
-              <w:t>63×67=</w:t>
+              <w:t>85×82=</w:t>
             </w:r>
           </w:p>
         </w:tc>
@@ -653,7 +653,7 @@
                 <w:rFonts w:ascii="TimeNewRoman" w:hAnsi="TimeNewRoman"/>
                 <w:sz w:val="30"/>
               </w:rPr>
-              <w:t>61×98=</w:t>
+              <w:t>40×54=</w:t>
             </w:r>
           </w:p>
         </w:tc>
@@ -670,7 +670,7 @@
                 <w:rFonts w:ascii="TimeNewRoman" w:hAnsi="TimeNewRoman"/>
                 <w:sz w:val="30"/>
               </w:rPr>
-              <w:t>92×74=</w:t>
+              <w:t>72×16=</w:t>
             </w:r>
           </w:p>
         </w:tc>
@@ -687,7 +687,7 @@
                 <w:rFonts w:ascii="TimeNewRoman" w:hAnsi="TimeNewRoman"/>
                 <w:sz w:val="30"/>
               </w:rPr>
-              <w:t>56×83=</w:t>
+              <w:t>70×86=</w:t>
             </w:r>
           </w:p>
         </w:tc>
@@ -704,7 +704,7 @@
                 <w:rFonts w:ascii="TimeNewRoman" w:hAnsi="TimeNewRoman"/>
                 <w:sz w:val="30"/>
               </w:rPr>
-              <w:t>29×70=</w:t>
+              <w:t>21×70=</w:t>
             </w:r>
           </w:p>
         </w:tc>
@@ -721,7 +721,7 @@
                 <w:rFonts w:ascii="TimeNewRoman" w:hAnsi="TimeNewRoman"/>
                 <w:sz w:val="30"/>
               </w:rPr>
-              <w:t>93×91=</w:t>
+              <w:t>14×70=</w:t>
             </w:r>
           </w:p>
         </w:tc>
@@ -868,7 +868,7 @@
                 <w:rFonts w:ascii="TimeNewRoman" w:hAnsi="TimeNewRoman"/>
                 <w:sz w:val="30"/>
               </w:rPr>
-              <w:t>23×51=</w:t>
+              <w:t>53×65=</w:t>
             </w:r>
           </w:p>
         </w:tc>
@@ -885,7 +885,7 @@
                 <w:rFonts w:ascii="TimeNewRoman" w:hAnsi="TimeNewRoman"/>
                 <w:sz w:val="30"/>
               </w:rPr>
-              <w:t>14×92=</w:t>
+              <w:t>78×96=</w:t>
             </w:r>
           </w:p>
         </w:tc>
@@ -902,7 +902,7 @@
                 <w:rFonts w:ascii="TimeNewRoman" w:hAnsi="TimeNewRoman"/>
                 <w:sz w:val="30"/>
               </w:rPr>
-              <w:t>11×34=</w:t>
+              <w:t>51×24=</w:t>
             </w:r>
           </w:p>
         </w:tc>
@@ -919,7 +919,7 @@
                 <w:rFonts w:ascii="TimeNewRoman" w:hAnsi="TimeNewRoman"/>
                 <w:sz w:val="30"/>
               </w:rPr>
-              <w:t>57×70=</w:t>
+              <w:t>58×53=</w:t>
             </w:r>
           </w:p>
         </w:tc>
@@ -936,7 +936,7 @@
                 <w:rFonts w:ascii="TimeNewRoman" w:hAnsi="TimeNewRoman"/>
                 <w:sz w:val="30"/>
               </w:rPr>
-              <w:t>60×21=</w:t>
+              <w:t>71×60=</w:t>
             </w:r>
           </w:p>
         </w:tc>

--- a/two-digit_number_multiplied_by_two-digit_number.docx
+++ b/two-digit_number_multiplied_by_two-digit_number.docx
@@ -11,7 +11,7 @@
           <w:rFonts w:ascii="Arial" w:hAnsi="Arial"/>
           <w:sz w:val="30"/>
         </w:rPr>
-        <w:t>2026-09-27 Sunday</w:t>
+        <w:t>2026-09-28 Monday</w:t>
       </w:r>
     </w:p>
     <w:tbl>
@@ -40,7 +40,7 @@
                 <w:rFonts w:ascii="TimeNewRoman" w:hAnsi="TimeNewRoman"/>
                 <w:sz w:val="30"/>
               </w:rPr>
-              <w:t>76×61=</w:t>
+              <w:t>74×61=</w:t>
             </w:r>
           </w:p>
         </w:tc>
@@ -57,7 +57,7 @@
                 <w:rFonts w:ascii="TimeNewRoman" w:hAnsi="TimeNewRoman"/>
                 <w:sz w:val="30"/>
               </w:rPr>
-              <w:t>28×89=</w:t>
+              <w:t>92×69=</w:t>
             </w:r>
           </w:p>
         </w:tc>
@@ -74,7 +74,7 @@
                 <w:rFonts w:ascii="TimeNewRoman" w:hAnsi="TimeNewRoman"/>
                 <w:sz w:val="30"/>
               </w:rPr>
-              <w:t>41×47=</w:t>
+              <w:t>79×35=</w:t>
             </w:r>
           </w:p>
         </w:tc>
@@ -91,7 +91,7 @@
                 <w:rFonts w:ascii="TimeNewRoman" w:hAnsi="TimeNewRoman"/>
                 <w:sz w:val="30"/>
               </w:rPr>
-              <w:t>63×18=</w:t>
+              <w:t>63×80=</w:t>
             </w:r>
           </w:p>
         </w:tc>
@@ -108,7 +108,7 @@
                 <w:rFonts w:ascii="TimeNewRoman" w:hAnsi="TimeNewRoman"/>
                 <w:sz w:val="30"/>
               </w:rPr>
-              <w:t>32×50=</w:t>
+              <w:t>11×79=</w:t>
             </w:r>
           </w:p>
         </w:tc>
@@ -223,7 +223,7 @@
                 <w:rFonts w:ascii="TimeNewRoman" w:hAnsi="TimeNewRoman"/>
                 <w:sz w:val="30"/>
               </w:rPr>
-              <w:t>35×62=</w:t>
+              <w:t>71×16=</w:t>
             </w:r>
           </w:p>
         </w:tc>
@@ -240,7 +240,7 @@
                 <w:rFonts w:ascii="TimeNewRoman" w:hAnsi="TimeNewRoman"/>
                 <w:sz w:val="30"/>
               </w:rPr>
-              <w:t>73×49=</w:t>
+              <w:t>41×31=</w:t>
             </w:r>
           </w:p>
         </w:tc>
@@ -257,7 +257,7 @@
                 <w:rFonts w:ascii="TimeNewRoman" w:hAnsi="TimeNewRoman"/>
                 <w:sz w:val="30"/>
               </w:rPr>
-              <w:t>85×64=</w:t>
+              <w:t>60×77=</w:t>
             </w:r>
           </w:p>
         </w:tc>
@@ -274,7 +274,7 @@
                 <w:rFonts w:ascii="TimeNewRoman" w:hAnsi="TimeNewRoman"/>
                 <w:sz w:val="30"/>
               </w:rPr>
-              <w:t>43×25=</w:t>
+              <w:t>50×35=</w:t>
             </w:r>
           </w:p>
         </w:tc>
@@ -291,7 +291,7 @@
                 <w:rFonts w:ascii="TimeNewRoman" w:hAnsi="TimeNewRoman"/>
                 <w:sz w:val="30"/>
               </w:rPr>
-              <w:t>20×69=</w:t>
+              <w:t>59×86=</w:t>
             </w:r>
           </w:p>
         </w:tc>
@@ -438,7 +438,7 @@
                 <w:rFonts w:ascii="TimeNewRoman" w:hAnsi="TimeNewRoman"/>
                 <w:sz w:val="30"/>
               </w:rPr>
-              <w:t>45×28=</w:t>
+              <w:t>14×12=</w:t>
             </w:r>
           </w:p>
         </w:tc>
@@ -455,7 +455,7 @@
                 <w:rFonts w:ascii="TimeNewRoman" w:hAnsi="TimeNewRoman"/>
                 <w:sz w:val="30"/>
               </w:rPr>
-              <w:t>19×72=</w:t>
+              <w:t>90×22=</w:t>
             </w:r>
           </w:p>
         </w:tc>
@@ -472,7 +472,7 @@
                 <w:rFonts w:ascii="TimeNewRoman" w:hAnsi="TimeNewRoman"/>
                 <w:sz w:val="30"/>
               </w:rPr>
-              <w:t>51×11=</w:t>
+              <w:t>53×20=</w:t>
             </w:r>
           </w:p>
         </w:tc>
@@ -489,7 +489,7 @@
                 <w:rFonts w:ascii="TimeNewRoman" w:hAnsi="TimeNewRoman"/>
                 <w:sz w:val="30"/>
               </w:rPr>
-              <w:t>84×67=</w:t>
+              <w:t>78×63=</w:t>
             </w:r>
           </w:p>
         </w:tc>
@@ -506,7 +506,7 @@
                 <w:rFonts w:ascii="TimeNewRoman" w:hAnsi="TimeNewRoman"/>
                 <w:sz w:val="30"/>
               </w:rPr>
-              <w:t>85×82=</w:t>
+              <w:t>96×61=</w:t>
             </w:r>
           </w:p>
         </w:tc>
@@ -653,7 +653,7 @@
                 <w:rFonts w:ascii="TimeNewRoman" w:hAnsi="TimeNewRoman"/>
                 <w:sz w:val="30"/>
               </w:rPr>
-              <w:t>40×54=</w:t>
+              <w:t>99×13=</w:t>
             </w:r>
           </w:p>
         </w:tc>
@@ -670,7 +670,7 @@
                 <w:rFonts w:ascii="TimeNewRoman" w:hAnsi="TimeNewRoman"/>
                 <w:sz w:val="30"/>
               </w:rPr>
-              <w:t>72×16=</w:t>
+              <w:t>85×50=</w:t>
             </w:r>
           </w:p>
         </w:tc>
@@ -687,7 +687,7 @@
                 <w:rFonts w:ascii="TimeNewRoman" w:hAnsi="TimeNewRoman"/>
                 <w:sz w:val="30"/>
               </w:rPr>
-              <w:t>70×86=</w:t>
+              <w:t>60×91=</w:t>
             </w:r>
           </w:p>
         </w:tc>
@@ -704,7 +704,7 @@
                 <w:rFonts w:ascii="TimeNewRoman" w:hAnsi="TimeNewRoman"/>
                 <w:sz w:val="30"/>
               </w:rPr>
-              <w:t>21×70=</w:t>
+              <w:t>12×46=</w:t>
             </w:r>
           </w:p>
         </w:tc>
@@ -721,7 +721,7 @@
                 <w:rFonts w:ascii="TimeNewRoman" w:hAnsi="TimeNewRoman"/>
                 <w:sz w:val="30"/>
               </w:rPr>
-              <w:t>14×70=</w:t>
+              <w:t>61×27=</w:t>
             </w:r>
           </w:p>
         </w:tc>
@@ -868,7 +868,7 @@
                 <w:rFonts w:ascii="TimeNewRoman" w:hAnsi="TimeNewRoman"/>
                 <w:sz w:val="30"/>
               </w:rPr>
-              <w:t>53×65=</w:t>
+              <w:t>66×52=</w:t>
             </w:r>
           </w:p>
         </w:tc>
@@ -885,7 +885,7 @@
                 <w:rFonts w:ascii="TimeNewRoman" w:hAnsi="TimeNewRoman"/>
                 <w:sz w:val="30"/>
               </w:rPr>
-              <w:t>78×96=</w:t>
+              <w:t>31×22=</w:t>
             </w:r>
           </w:p>
         </w:tc>
@@ -902,7 +902,7 @@
                 <w:rFonts w:ascii="TimeNewRoman" w:hAnsi="TimeNewRoman"/>
                 <w:sz w:val="30"/>
               </w:rPr>
-              <w:t>51×24=</w:t>
+              <w:t>33×41=</w:t>
             </w:r>
           </w:p>
         </w:tc>
@@ -919,7 +919,7 @@
                 <w:rFonts w:ascii="TimeNewRoman" w:hAnsi="TimeNewRoman"/>
                 <w:sz w:val="30"/>
               </w:rPr>
-              <w:t>58×53=</w:t>
+              <w:t>88×33=</w:t>
             </w:r>
           </w:p>
         </w:tc>
@@ -936,7 +936,7 @@
                 <w:rFonts w:ascii="TimeNewRoman" w:hAnsi="TimeNewRoman"/>
                 <w:sz w:val="30"/>
               </w:rPr>
-              <w:t>71×60=</w:t>
+              <w:t>97×95=</w:t>
             </w:r>
           </w:p>
         </w:tc>

--- a/two-digit_number_multiplied_by_two-digit_number.docx
+++ b/two-digit_number_multiplied_by_two-digit_number.docx
@@ -40,7 +40,7 @@
                 <w:rFonts w:ascii="TimeNewRoman" w:hAnsi="TimeNewRoman"/>
                 <w:sz w:val="30"/>
               </w:rPr>
-              <w:t>74×61=</w:t>
+              <w:t>95×75=</w:t>
             </w:r>
           </w:p>
         </w:tc>
@@ -57,7 +57,7 @@
                 <w:rFonts w:ascii="TimeNewRoman" w:hAnsi="TimeNewRoman"/>
                 <w:sz w:val="30"/>
               </w:rPr>
-              <w:t>92×69=</w:t>
+              <w:t>28×88=</w:t>
             </w:r>
           </w:p>
         </w:tc>
@@ -74,7 +74,7 @@
                 <w:rFonts w:ascii="TimeNewRoman" w:hAnsi="TimeNewRoman"/>
                 <w:sz w:val="30"/>
               </w:rPr>
-              <w:t>79×35=</w:t>
+              <w:t>48×26=</w:t>
             </w:r>
           </w:p>
         </w:tc>
@@ -91,7 +91,7 @@
                 <w:rFonts w:ascii="TimeNewRoman" w:hAnsi="TimeNewRoman"/>
                 <w:sz w:val="30"/>
               </w:rPr>
-              <w:t>63×80=</w:t>
+              <w:t>67×55=</w:t>
             </w:r>
           </w:p>
         </w:tc>
@@ -108,7 +108,7 @@
                 <w:rFonts w:ascii="TimeNewRoman" w:hAnsi="TimeNewRoman"/>
                 <w:sz w:val="30"/>
               </w:rPr>
-              <w:t>11×79=</w:t>
+              <w:t>25×68=</w:t>
             </w:r>
           </w:p>
         </w:tc>
@@ -223,7 +223,7 @@
                 <w:rFonts w:ascii="TimeNewRoman" w:hAnsi="TimeNewRoman"/>
                 <w:sz w:val="30"/>
               </w:rPr>
-              <w:t>71×16=</w:t>
+              <w:t>50×81=</w:t>
             </w:r>
           </w:p>
         </w:tc>
@@ -240,7 +240,7 @@
                 <w:rFonts w:ascii="TimeNewRoman" w:hAnsi="TimeNewRoman"/>
                 <w:sz w:val="30"/>
               </w:rPr>
-              <w:t>41×31=</w:t>
+              <w:t>51×29=</w:t>
             </w:r>
           </w:p>
         </w:tc>
@@ -257,7 +257,7 @@
                 <w:rFonts w:ascii="TimeNewRoman" w:hAnsi="TimeNewRoman"/>
                 <w:sz w:val="30"/>
               </w:rPr>
-              <w:t>60×77=</w:t>
+              <w:t>21×73=</w:t>
             </w:r>
           </w:p>
         </w:tc>
@@ -274,7 +274,7 @@
                 <w:rFonts w:ascii="TimeNewRoman" w:hAnsi="TimeNewRoman"/>
                 <w:sz w:val="30"/>
               </w:rPr>
-              <w:t>50×35=</w:t>
+              <w:t>16×59=</w:t>
             </w:r>
           </w:p>
         </w:tc>
@@ -291,7 +291,7 @@
                 <w:rFonts w:ascii="TimeNewRoman" w:hAnsi="TimeNewRoman"/>
                 <w:sz w:val="30"/>
               </w:rPr>
-              <w:t>59×86=</w:t>
+              <w:t>47×70=</w:t>
             </w:r>
           </w:p>
         </w:tc>
@@ -438,7 +438,7 @@
                 <w:rFonts w:ascii="TimeNewRoman" w:hAnsi="TimeNewRoman"/>
                 <w:sz w:val="30"/>
               </w:rPr>
-              <w:t>14×12=</w:t>
+              <w:t>34×83=</w:t>
             </w:r>
           </w:p>
         </w:tc>
@@ -455,7 +455,7 @@
                 <w:rFonts w:ascii="TimeNewRoman" w:hAnsi="TimeNewRoman"/>
                 <w:sz w:val="30"/>
               </w:rPr>
-              <w:t>90×22=</w:t>
+              <w:t>20×85=</w:t>
             </w:r>
           </w:p>
         </w:tc>
@@ -472,7 +472,7 @@
                 <w:rFonts w:ascii="TimeNewRoman" w:hAnsi="TimeNewRoman"/>
                 <w:sz w:val="30"/>
               </w:rPr>
-              <w:t>53×20=</w:t>
+              <w:t>69×38=</w:t>
             </w:r>
           </w:p>
         </w:tc>
@@ -489,7 +489,7 @@
                 <w:rFonts w:ascii="TimeNewRoman" w:hAnsi="TimeNewRoman"/>
                 <w:sz w:val="30"/>
               </w:rPr>
-              <w:t>78×63=</w:t>
+              <w:t>39×32=</w:t>
             </w:r>
           </w:p>
         </w:tc>
@@ -506,7 +506,7 @@
                 <w:rFonts w:ascii="TimeNewRoman" w:hAnsi="TimeNewRoman"/>
                 <w:sz w:val="30"/>
               </w:rPr>
-              <w:t>96×61=</w:t>
+              <w:t>30×30=</w:t>
             </w:r>
           </w:p>
         </w:tc>
@@ -653,7 +653,7 @@
                 <w:rFonts w:ascii="TimeNewRoman" w:hAnsi="TimeNewRoman"/>
                 <w:sz w:val="30"/>
               </w:rPr>
-              <w:t>99×13=</w:t>
+              <w:t>67×22=</w:t>
             </w:r>
           </w:p>
         </w:tc>
@@ -670,7 +670,7 @@
                 <w:rFonts w:ascii="TimeNewRoman" w:hAnsi="TimeNewRoman"/>
                 <w:sz w:val="30"/>
               </w:rPr>
-              <w:t>85×50=</w:t>
+              <w:t>22×36=</w:t>
             </w:r>
           </w:p>
         </w:tc>
@@ -687,7 +687,7 @@
                 <w:rFonts w:ascii="TimeNewRoman" w:hAnsi="TimeNewRoman"/>
                 <w:sz w:val="30"/>
               </w:rPr>
-              <w:t>60×91=</w:t>
+              <w:t>43×95=</w:t>
             </w:r>
           </w:p>
         </w:tc>
@@ -704,7 +704,7 @@
                 <w:rFonts w:ascii="TimeNewRoman" w:hAnsi="TimeNewRoman"/>
                 <w:sz w:val="30"/>
               </w:rPr>
-              <w:t>12×46=</w:t>
+              <w:t>22×31=</w:t>
             </w:r>
           </w:p>
         </w:tc>
@@ -721,7 +721,7 @@
                 <w:rFonts w:ascii="TimeNewRoman" w:hAnsi="TimeNewRoman"/>
                 <w:sz w:val="30"/>
               </w:rPr>
-              <w:t>61×27=</w:t>
+              <w:t>79×33=</w:t>
             </w:r>
           </w:p>
         </w:tc>
@@ -868,7 +868,7 @@
                 <w:rFonts w:ascii="TimeNewRoman" w:hAnsi="TimeNewRoman"/>
                 <w:sz w:val="30"/>
               </w:rPr>
-              <w:t>66×52=</w:t>
+              <w:t>91×60=</w:t>
             </w:r>
           </w:p>
         </w:tc>
@@ -885,7 +885,7 @@
                 <w:rFonts w:ascii="TimeNewRoman" w:hAnsi="TimeNewRoman"/>
                 <w:sz w:val="30"/>
               </w:rPr>
-              <w:t>31×22=</w:t>
+              <w:t>58×98=</w:t>
             </w:r>
           </w:p>
         </w:tc>
@@ -902,7 +902,7 @@
                 <w:rFonts w:ascii="TimeNewRoman" w:hAnsi="TimeNewRoman"/>
                 <w:sz w:val="30"/>
               </w:rPr>
-              <w:t>33×41=</w:t>
+              <w:t>39×48=</w:t>
             </w:r>
           </w:p>
         </w:tc>
@@ -919,7 +919,7 @@
                 <w:rFonts w:ascii="TimeNewRoman" w:hAnsi="TimeNewRoman"/>
                 <w:sz w:val="30"/>
               </w:rPr>
-              <w:t>88×33=</w:t>
+              <w:t>61×21=</w:t>
             </w:r>
           </w:p>
         </w:tc>
@@ -936,7 +936,7 @@
                 <w:rFonts w:ascii="TimeNewRoman" w:hAnsi="TimeNewRoman"/>
                 <w:sz w:val="30"/>
               </w:rPr>
-              <w:t>97×95=</w:t>
+              <w:t>31×42=</w:t>
             </w:r>
           </w:p>
         </w:tc>

--- a/two-digit_number_multiplied_by_two-digit_number.docx
+++ b/two-digit_number_multiplied_by_two-digit_number.docx
@@ -11,7 +11,7 @@
           <w:rFonts w:ascii="Arial" w:hAnsi="Arial"/>
           <w:sz w:val="30"/>
         </w:rPr>
-        <w:t>2026-09-28 Monday</w:t>
+        <w:t>2026-09-29 Tuesday</w:t>
       </w:r>
     </w:p>
     <w:tbl>
@@ -40,7 +40,7 @@
                 <w:rFonts w:ascii="TimeNewRoman" w:hAnsi="TimeNewRoman"/>
                 <w:sz w:val="30"/>
               </w:rPr>
-              <w:t>95×75=</w:t>
+              <w:t>62×69=</w:t>
             </w:r>
           </w:p>
         </w:tc>
@@ -57,7 +57,7 @@
                 <w:rFonts w:ascii="TimeNewRoman" w:hAnsi="TimeNewRoman"/>
                 <w:sz w:val="30"/>
               </w:rPr>
-              <w:t>28×88=</w:t>
+              <w:t>79×29=</w:t>
             </w:r>
           </w:p>
         </w:tc>
@@ -74,7 +74,7 @@
                 <w:rFonts w:ascii="TimeNewRoman" w:hAnsi="TimeNewRoman"/>
                 <w:sz w:val="30"/>
               </w:rPr>
-              <w:t>48×26=</w:t>
+              <w:t>11×45=</w:t>
             </w:r>
           </w:p>
         </w:tc>
@@ -91,7 +91,7 @@
                 <w:rFonts w:ascii="TimeNewRoman" w:hAnsi="TimeNewRoman"/>
                 <w:sz w:val="30"/>
               </w:rPr>
-              <w:t>67×55=</w:t>
+              <w:t>93×36=</w:t>
             </w:r>
           </w:p>
         </w:tc>
@@ -108,7 +108,7 @@
                 <w:rFonts w:ascii="TimeNewRoman" w:hAnsi="TimeNewRoman"/>
                 <w:sz w:val="30"/>
               </w:rPr>
-              <w:t>25×68=</w:t>
+              <w:t>51×45=</w:t>
             </w:r>
           </w:p>
         </w:tc>
@@ -223,7 +223,7 @@
                 <w:rFonts w:ascii="TimeNewRoman" w:hAnsi="TimeNewRoman"/>
                 <w:sz w:val="30"/>
               </w:rPr>
-              <w:t>50×81=</w:t>
+              <w:t>65×67=</w:t>
             </w:r>
           </w:p>
         </w:tc>
@@ -240,7 +240,7 @@
                 <w:rFonts w:ascii="TimeNewRoman" w:hAnsi="TimeNewRoman"/>
                 <w:sz w:val="30"/>
               </w:rPr>
-              <w:t>51×29=</w:t>
+              <w:t>86×72=</w:t>
             </w:r>
           </w:p>
         </w:tc>
@@ -257,7 +257,7 @@
                 <w:rFonts w:ascii="TimeNewRoman" w:hAnsi="TimeNewRoman"/>
                 <w:sz w:val="30"/>
               </w:rPr>
-              <w:t>21×73=</w:t>
+              <w:t>30×26=</w:t>
             </w:r>
           </w:p>
         </w:tc>
@@ -274,7 +274,7 @@
                 <w:rFonts w:ascii="TimeNewRoman" w:hAnsi="TimeNewRoman"/>
                 <w:sz w:val="30"/>
               </w:rPr>
-              <w:t>16×59=</w:t>
+              <w:t>85×45=</w:t>
             </w:r>
           </w:p>
         </w:tc>
@@ -291,7 +291,7 @@
                 <w:rFonts w:ascii="TimeNewRoman" w:hAnsi="TimeNewRoman"/>
                 <w:sz w:val="30"/>
               </w:rPr>
-              <w:t>47×70=</w:t>
+              <w:t>44×97=</w:t>
             </w:r>
           </w:p>
         </w:tc>
@@ -438,7 +438,7 @@
                 <w:rFonts w:ascii="TimeNewRoman" w:hAnsi="TimeNewRoman"/>
                 <w:sz w:val="30"/>
               </w:rPr>
-              <w:t>34×83=</w:t>
+              <w:t>64×92=</w:t>
             </w:r>
           </w:p>
         </w:tc>
@@ -455,7 +455,7 @@
                 <w:rFonts w:ascii="TimeNewRoman" w:hAnsi="TimeNewRoman"/>
                 <w:sz w:val="30"/>
               </w:rPr>
-              <w:t>20×85=</w:t>
+              <w:t>62×79=</w:t>
             </w:r>
           </w:p>
         </w:tc>
@@ -472,7 +472,7 @@
                 <w:rFonts w:ascii="TimeNewRoman" w:hAnsi="TimeNewRoman"/>
                 <w:sz w:val="30"/>
               </w:rPr>
-              <w:t>69×38=</w:t>
+              <w:t>47×14=</w:t>
             </w:r>
           </w:p>
         </w:tc>
@@ -489,7 +489,7 @@
                 <w:rFonts w:ascii="TimeNewRoman" w:hAnsi="TimeNewRoman"/>
                 <w:sz w:val="30"/>
               </w:rPr>
-              <w:t>39×32=</w:t>
+              <w:t>35×58=</w:t>
             </w:r>
           </w:p>
         </w:tc>
@@ -506,7 +506,7 @@
                 <w:rFonts w:ascii="TimeNewRoman" w:hAnsi="TimeNewRoman"/>
                 <w:sz w:val="30"/>
               </w:rPr>
-              <w:t>30×30=</w:t>
+              <w:t>77×59=</w:t>
             </w:r>
           </w:p>
         </w:tc>
@@ -653,7 +653,7 @@
                 <w:rFonts w:ascii="TimeNewRoman" w:hAnsi="TimeNewRoman"/>
                 <w:sz w:val="30"/>
               </w:rPr>
-              <w:t>67×22=</w:t>
+              <w:t>85×84=</w:t>
             </w:r>
           </w:p>
         </w:tc>
@@ -670,7 +670,7 @@
                 <w:rFonts w:ascii="TimeNewRoman" w:hAnsi="TimeNewRoman"/>
                 <w:sz w:val="30"/>
               </w:rPr>
-              <w:t>22×36=</w:t>
+              <w:t>63×78=</w:t>
             </w:r>
           </w:p>
         </w:tc>
@@ -687,7 +687,7 @@
                 <w:rFonts w:ascii="TimeNewRoman" w:hAnsi="TimeNewRoman"/>
                 <w:sz w:val="30"/>
               </w:rPr>
-              <w:t>43×95=</w:t>
+              <w:t>89×65=</w:t>
             </w:r>
           </w:p>
         </w:tc>
@@ -704,7 +704,7 @@
                 <w:rFonts w:ascii="TimeNewRoman" w:hAnsi="TimeNewRoman"/>
                 <w:sz w:val="30"/>
               </w:rPr>
-              <w:t>22×31=</w:t>
+              <w:t>72×30=</w:t>
             </w:r>
           </w:p>
         </w:tc>
@@ -721,7 +721,7 @@
                 <w:rFonts w:ascii="TimeNewRoman" w:hAnsi="TimeNewRoman"/>
                 <w:sz w:val="30"/>
               </w:rPr>
-              <w:t>79×33=</w:t>
+              <w:t>22×92=</w:t>
             </w:r>
           </w:p>
         </w:tc>
@@ -868,7 +868,7 @@
                 <w:rFonts w:ascii="TimeNewRoman" w:hAnsi="TimeNewRoman"/>
                 <w:sz w:val="30"/>
               </w:rPr>
-              <w:t>91×60=</w:t>
+              <w:t>78×29=</w:t>
             </w:r>
           </w:p>
         </w:tc>
@@ -885,7 +885,7 @@
                 <w:rFonts w:ascii="TimeNewRoman" w:hAnsi="TimeNewRoman"/>
                 <w:sz w:val="30"/>
               </w:rPr>
-              <w:t>58×98=</w:t>
+              <w:t>83×65=</w:t>
             </w:r>
           </w:p>
         </w:tc>
@@ -902,7 +902,7 @@
                 <w:rFonts w:ascii="TimeNewRoman" w:hAnsi="TimeNewRoman"/>
                 <w:sz w:val="30"/>
               </w:rPr>
-              <w:t>39×48=</w:t>
+              <w:t>84×14=</w:t>
             </w:r>
           </w:p>
         </w:tc>
@@ -919,7 +919,7 @@
                 <w:rFonts w:ascii="TimeNewRoman" w:hAnsi="TimeNewRoman"/>
                 <w:sz w:val="30"/>
               </w:rPr>
-              <w:t>61×21=</w:t>
+              <w:t>38×64=</w:t>
             </w:r>
           </w:p>
         </w:tc>
@@ -936,7 +936,7 @@
                 <w:rFonts w:ascii="TimeNewRoman" w:hAnsi="TimeNewRoman"/>
                 <w:sz w:val="30"/>
               </w:rPr>
-              <w:t>31×42=</w:t>
+              <w:t>70×96=</w:t>
             </w:r>
           </w:p>
         </w:tc>

--- a/two-digit_number_multiplied_by_two-digit_number.docx
+++ b/two-digit_number_multiplied_by_two-digit_number.docx
@@ -40,7 +40,7 @@
                 <w:rFonts w:ascii="TimeNewRoman" w:hAnsi="TimeNewRoman"/>
                 <w:sz w:val="30"/>
               </w:rPr>
-              <w:t>62×69=</w:t>
+              <w:t>75×44=</w:t>
             </w:r>
           </w:p>
         </w:tc>
@@ -57,7 +57,7 @@
                 <w:rFonts w:ascii="TimeNewRoman" w:hAnsi="TimeNewRoman"/>
                 <w:sz w:val="30"/>
               </w:rPr>
-              <w:t>79×29=</w:t>
+              <w:t>87×27=</w:t>
             </w:r>
           </w:p>
         </w:tc>
@@ -74,7 +74,7 @@
                 <w:rFonts w:ascii="TimeNewRoman" w:hAnsi="TimeNewRoman"/>
                 <w:sz w:val="30"/>
               </w:rPr>
-              <w:t>11×45=</w:t>
+              <w:t>71×99=</w:t>
             </w:r>
           </w:p>
         </w:tc>
@@ -91,7 +91,7 @@
                 <w:rFonts w:ascii="TimeNewRoman" w:hAnsi="TimeNewRoman"/>
                 <w:sz w:val="30"/>
               </w:rPr>
-              <w:t>93×36=</w:t>
+              <w:t>11×25=</w:t>
             </w:r>
           </w:p>
         </w:tc>
@@ -108,7 +108,7 @@
                 <w:rFonts w:ascii="TimeNewRoman" w:hAnsi="TimeNewRoman"/>
                 <w:sz w:val="30"/>
               </w:rPr>
-              <w:t>51×45=</w:t>
+              <w:t>83×36=</w:t>
             </w:r>
           </w:p>
         </w:tc>
@@ -223,7 +223,7 @@
                 <w:rFonts w:ascii="TimeNewRoman" w:hAnsi="TimeNewRoman"/>
                 <w:sz w:val="30"/>
               </w:rPr>
-              <w:t>65×67=</w:t>
+              <w:t>74×48=</w:t>
             </w:r>
           </w:p>
         </w:tc>
@@ -240,7 +240,7 @@
                 <w:rFonts w:ascii="TimeNewRoman" w:hAnsi="TimeNewRoman"/>
                 <w:sz w:val="30"/>
               </w:rPr>
-              <w:t>86×72=</w:t>
+              <w:t>98×18=</w:t>
             </w:r>
           </w:p>
         </w:tc>
@@ -257,7 +257,7 @@
                 <w:rFonts w:ascii="TimeNewRoman" w:hAnsi="TimeNewRoman"/>
                 <w:sz w:val="30"/>
               </w:rPr>
-              <w:t>30×26=</w:t>
+              <w:t>31×38=</w:t>
             </w:r>
           </w:p>
         </w:tc>
@@ -274,7 +274,7 @@
                 <w:rFonts w:ascii="TimeNewRoman" w:hAnsi="TimeNewRoman"/>
                 <w:sz w:val="30"/>
               </w:rPr>
-              <w:t>85×45=</w:t>
+              <w:t>91×75=</w:t>
             </w:r>
           </w:p>
         </w:tc>
@@ -291,7 +291,7 @@
                 <w:rFonts w:ascii="TimeNewRoman" w:hAnsi="TimeNewRoman"/>
                 <w:sz w:val="30"/>
               </w:rPr>
-              <w:t>44×97=</w:t>
+              <w:t>36×83=</w:t>
             </w:r>
           </w:p>
         </w:tc>
@@ -438,7 +438,7 @@
                 <w:rFonts w:ascii="TimeNewRoman" w:hAnsi="TimeNewRoman"/>
                 <w:sz w:val="30"/>
               </w:rPr>
-              <w:t>64×92=</w:t>
+              <w:t>62×30=</w:t>
             </w:r>
           </w:p>
         </w:tc>
@@ -455,7 +455,7 @@
                 <w:rFonts w:ascii="TimeNewRoman" w:hAnsi="TimeNewRoman"/>
                 <w:sz w:val="30"/>
               </w:rPr>
-              <w:t>62×79=</w:t>
+              <w:t>48×81=</w:t>
             </w:r>
           </w:p>
         </w:tc>
@@ -472,7 +472,7 @@
                 <w:rFonts w:ascii="TimeNewRoman" w:hAnsi="TimeNewRoman"/>
                 <w:sz w:val="30"/>
               </w:rPr>
-              <w:t>47×14=</w:t>
+              <w:t>81×56=</w:t>
             </w:r>
           </w:p>
         </w:tc>
@@ -489,7 +489,7 @@
                 <w:rFonts w:ascii="TimeNewRoman" w:hAnsi="TimeNewRoman"/>
                 <w:sz w:val="30"/>
               </w:rPr>
-              <w:t>35×58=</w:t>
+              <w:t>55×12=</w:t>
             </w:r>
           </w:p>
         </w:tc>
@@ -506,7 +506,7 @@
                 <w:rFonts w:ascii="TimeNewRoman" w:hAnsi="TimeNewRoman"/>
                 <w:sz w:val="30"/>
               </w:rPr>
-              <w:t>77×59=</w:t>
+              <w:t>92×18=</w:t>
             </w:r>
           </w:p>
         </w:tc>
@@ -653,7 +653,7 @@
                 <w:rFonts w:ascii="TimeNewRoman" w:hAnsi="TimeNewRoman"/>
                 <w:sz w:val="30"/>
               </w:rPr>
-              <w:t>85×84=</w:t>
+              <w:t>72×62=</w:t>
             </w:r>
           </w:p>
         </w:tc>
@@ -670,7 +670,7 @@
                 <w:rFonts w:ascii="TimeNewRoman" w:hAnsi="TimeNewRoman"/>
                 <w:sz w:val="30"/>
               </w:rPr>
-              <w:t>63×78=</w:t>
+              <w:t>12×96=</w:t>
             </w:r>
           </w:p>
         </w:tc>
@@ -687,7 +687,7 @@
                 <w:rFonts w:ascii="TimeNewRoman" w:hAnsi="TimeNewRoman"/>
                 <w:sz w:val="30"/>
               </w:rPr>
-              <w:t>89×65=</w:t>
+              <w:t>85×50=</w:t>
             </w:r>
           </w:p>
         </w:tc>
@@ -704,7 +704,7 @@
                 <w:rFonts w:ascii="TimeNewRoman" w:hAnsi="TimeNewRoman"/>
                 <w:sz w:val="30"/>
               </w:rPr>
-              <w:t>72×30=</w:t>
+              <w:t>78×24=</w:t>
             </w:r>
           </w:p>
         </w:tc>
@@ -721,7 +721,7 @@
                 <w:rFonts w:ascii="TimeNewRoman" w:hAnsi="TimeNewRoman"/>
                 <w:sz w:val="30"/>
               </w:rPr>
-              <w:t>22×92=</w:t>
+              <w:t>84×72=</w:t>
             </w:r>
           </w:p>
         </w:tc>
@@ -868,7 +868,7 @@
                 <w:rFonts w:ascii="TimeNewRoman" w:hAnsi="TimeNewRoman"/>
                 <w:sz w:val="30"/>
               </w:rPr>
-              <w:t>78×29=</w:t>
+              <w:t>82×97=</w:t>
             </w:r>
           </w:p>
         </w:tc>
@@ -885,7 +885,7 @@
                 <w:rFonts w:ascii="TimeNewRoman" w:hAnsi="TimeNewRoman"/>
                 <w:sz w:val="30"/>
               </w:rPr>
-              <w:t>83×65=</w:t>
+              <w:t>90×82=</w:t>
             </w:r>
           </w:p>
         </w:tc>
@@ -902,7 +902,7 @@
                 <w:rFonts w:ascii="TimeNewRoman" w:hAnsi="TimeNewRoman"/>
                 <w:sz w:val="30"/>
               </w:rPr>
-              <w:t>84×14=</w:t>
+              <w:t>84×59=</w:t>
             </w:r>
           </w:p>
         </w:tc>
@@ -919,7 +919,7 @@
                 <w:rFonts w:ascii="TimeNewRoman" w:hAnsi="TimeNewRoman"/>
                 <w:sz w:val="30"/>
               </w:rPr>
-              <w:t>38×64=</w:t>
+              <w:t>35×17=</w:t>
             </w:r>
           </w:p>
         </w:tc>
@@ -936,7 +936,7 @@
                 <w:rFonts w:ascii="TimeNewRoman" w:hAnsi="TimeNewRoman"/>
                 <w:sz w:val="30"/>
               </w:rPr>
-              <w:t>70×96=</w:t>
+              <w:t>98×32=</w:t>
             </w:r>
           </w:p>
         </w:tc>

--- a/two-digit_number_multiplied_by_two-digit_number.docx
+++ b/two-digit_number_multiplied_by_two-digit_number.docx
@@ -11,7 +11,7 @@
           <w:rFonts w:ascii="Arial" w:hAnsi="Arial"/>
           <w:sz w:val="30"/>
         </w:rPr>
-        <w:t>2026-09-29 Tuesday</w:t>
+        <w:t>2026-09-30 Wednesday</w:t>
       </w:r>
     </w:p>
     <w:tbl>
@@ -40,7 +40,7 @@
                 <w:rFonts w:ascii="TimeNewRoman" w:hAnsi="TimeNewRoman"/>
                 <w:sz w:val="30"/>
               </w:rPr>
-              <w:t>75×44=</w:t>
+              <w:t>77×75=</w:t>
             </w:r>
           </w:p>
         </w:tc>
@@ -57,7 +57,7 @@
                 <w:rFonts w:ascii="TimeNewRoman" w:hAnsi="TimeNewRoman"/>
                 <w:sz w:val="30"/>
               </w:rPr>
-              <w:t>87×27=</w:t>
+              <w:t>56×88=</w:t>
             </w:r>
           </w:p>
         </w:tc>
@@ -74,7 +74,7 @@
                 <w:rFonts w:ascii="TimeNewRoman" w:hAnsi="TimeNewRoman"/>
                 <w:sz w:val="30"/>
               </w:rPr>
-              <w:t>71×99=</w:t>
+              <w:t>41×76=</w:t>
             </w:r>
           </w:p>
         </w:tc>
@@ -91,7 +91,7 @@
                 <w:rFonts w:ascii="TimeNewRoman" w:hAnsi="TimeNewRoman"/>
                 <w:sz w:val="30"/>
               </w:rPr>
-              <w:t>11×25=</w:t>
+              <w:t>58×19=</w:t>
             </w:r>
           </w:p>
         </w:tc>
@@ -108,7 +108,7 @@
                 <w:rFonts w:ascii="TimeNewRoman" w:hAnsi="TimeNewRoman"/>
                 <w:sz w:val="30"/>
               </w:rPr>
-              <w:t>83×36=</w:t>
+              <w:t>74×80=</w:t>
             </w:r>
           </w:p>
         </w:tc>
@@ -223,7 +223,7 @@
                 <w:rFonts w:ascii="TimeNewRoman" w:hAnsi="TimeNewRoman"/>
                 <w:sz w:val="30"/>
               </w:rPr>
-              <w:t>74×48=</w:t>
+              <w:t>56×98=</w:t>
             </w:r>
           </w:p>
         </w:tc>
@@ -240,7 +240,7 @@
                 <w:rFonts w:ascii="TimeNewRoman" w:hAnsi="TimeNewRoman"/>
                 <w:sz w:val="30"/>
               </w:rPr>
-              <w:t>98×18=</w:t>
+              <w:t>20×62=</w:t>
             </w:r>
           </w:p>
         </w:tc>
@@ -257,7 +257,7 @@
                 <w:rFonts w:ascii="TimeNewRoman" w:hAnsi="TimeNewRoman"/>
                 <w:sz w:val="30"/>
               </w:rPr>
-              <w:t>31×38=</w:t>
+              <w:t>96×78=</w:t>
             </w:r>
           </w:p>
         </w:tc>
@@ -274,7 +274,7 @@
                 <w:rFonts w:ascii="TimeNewRoman" w:hAnsi="TimeNewRoman"/>
                 <w:sz w:val="30"/>
               </w:rPr>
-              <w:t>91×75=</w:t>
+              <w:t>75×85=</w:t>
             </w:r>
           </w:p>
         </w:tc>
@@ -291,7 +291,7 @@
                 <w:rFonts w:ascii="TimeNewRoman" w:hAnsi="TimeNewRoman"/>
                 <w:sz w:val="30"/>
               </w:rPr>
-              <w:t>36×83=</w:t>
+              <w:t>75×33=</w:t>
             </w:r>
           </w:p>
         </w:tc>
@@ -438,7 +438,7 @@
                 <w:rFonts w:ascii="TimeNewRoman" w:hAnsi="TimeNewRoman"/>
                 <w:sz w:val="30"/>
               </w:rPr>
-              <w:t>62×30=</w:t>
+              <w:t>55×37=</w:t>
             </w:r>
           </w:p>
         </w:tc>
@@ -455,7 +455,7 @@
                 <w:rFonts w:ascii="TimeNewRoman" w:hAnsi="TimeNewRoman"/>
                 <w:sz w:val="30"/>
               </w:rPr>
-              <w:t>48×81=</w:t>
+              <w:t>59×48=</w:t>
             </w:r>
           </w:p>
         </w:tc>
@@ -472,7 +472,7 @@
                 <w:rFonts w:ascii="TimeNewRoman" w:hAnsi="TimeNewRoman"/>
                 <w:sz w:val="30"/>
               </w:rPr>
-              <w:t>81×56=</w:t>
+              <w:t>63×29=</w:t>
             </w:r>
           </w:p>
         </w:tc>
@@ -489,7 +489,7 @@
                 <w:rFonts w:ascii="TimeNewRoman" w:hAnsi="TimeNewRoman"/>
                 <w:sz w:val="30"/>
               </w:rPr>
-              <w:t>55×12=</w:t>
+              <w:t>78×59=</w:t>
             </w:r>
           </w:p>
         </w:tc>
@@ -506,7 +506,7 @@
                 <w:rFonts w:ascii="TimeNewRoman" w:hAnsi="TimeNewRoman"/>
                 <w:sz w:val="30"/>
               </w:rPr>
-              <w:t>92×18=</w:t>
+              <w:t>82×52=</w:t>
             </w:r>
           </w:p>
         </w:tc>
@@ -653,7 +653,7 @@
                 <w:rFonts w:ascii="TimeNewRoman" w:hAnsi="TimeNewRoman"/>
                 <w:sz w:val="30"/>
               </w:rPr>
-              <w:t>72×62=</w:t>
+              <w:t>74×86=</w:t>
             </w:r>
           </w:p>
         </w:tc>
@@ -670,7 +670,7 @@
                 <w:rFonts w:ascii="TimeNewRoman" w:hAnsi="TimeNewRoman"/>
                 <w:sz w:val="30"/>
               </w:rPr>
-              <w:t>12×96=</w:t>
+              <w:t>83×99=</w:t>
             </w:r>
           </w:p>
         </w:tc>
@@ -687,7 +687,7 @@
                 <w:rFonts w:ascii="TimeNewRoman" w:hAnsi="TimeNewRoman"/>
                 <w:sz w:val="30"/>
               </w:rPr>
-              <w:t>85×50=</w:t>
+              <w:t>62×54=</w:t>
             </w:r>
           </w:p>
         </w:tc>
@@ -704,7 +704,7 @@
                 <w:rFonts w:ascii="TimeNewRoman" w:hAnsi="TimeNewRoman"/>
                 <w:sz w:val="30"/>
               </w:rPr>
-              <w:t>78×24=</w:t>
+              <w:t>97×87=</w:t>
             </w:r>
           </w:p>
         </w:tc>
@@ -721,7 +721,7 @@
                 <w:rFonts w:ascii="TimeNewRoman" w:hAnsi="TimeNewRoman"/>
                 <w:sz w:val="30"/>
               </w:rPr>
-              <w:t>84×72=</w:t>
+              <w:t>51×38=</w:t>
             </w:r>
           </w:p>
         </w:tc>
@@ -868,7 +868,7 @@
                 <w:rFonts w:ascii="TimeNewRoman" w:hAnsi="TimeNewRoman"/>
                 <w:sz w:val="30"/>
               </w:rPr>
-              <w:t>82×97=</w:t>
+              <w:t>58×86=</w:t>
             </w:r>
           </w:p>
         </w:tc>
@@ -885,7 +885,7 @@
                 <w:rFonts w:ascii="TimeNewRoman" w:hAnsi="TimeNewRoman"/>
                 <w:sz w:val="30"/>
               </w:rPr>
-              <w:t>90×82=</w:t>
+              <w:t>50×84=</w:t>
             </w:r>
           </w:p>
         </w:tc>
@@ -902,7 +902,7 @@
                 <w:rFonts w:ascii="TimeNewRoman" w:hAnsi="TimeNewRoman"/>
                 <w:sz w:val="30"/>
               </w:rPr>
-              <w:t>84×59=</w:t>
+              <w:t>55×80=</w:t>
             </w:r>
           </w:p>
         </w:tc>
@@ -919,7 +919,7 @@
                 <w:rFonts w:ascii="TimeNewRoman" w:hAnsi="TimeNewRoman"/>
                 <w:sz w:val="30"/>
               </w:rPr>
-              <w:t>35×17=</w:t>
+              <w:t>88×41=</w:t>
             </w:r>
           </w:p>
         </w:tc>
@@ -936,7 +936,7 @@
                 <w:rFonts w:ascii="TimeNewRoman" w:hAnsi="TimeNewRoman"/>
                 <w:sz w:val="30"/>
               </w:rPr>
-              <w:t>98×32=</w:t>
+              <w:t>71×62=</w:t>
             </w:r>
           </w:p>
         </w:tc>

--- a/two-digit_number_multiplied_by_two-digit_number.docx
+++ b/two-digit_number_multiplied_by_two-digit_number.docx
@@ -40,7 +40,7 @@
                 <w:rFonts w:ascii="TimeNewRoman" w:hAnsi="TimeNewRoman"/>
                 <w:sz w:val="30"/>
               </w:rPr>
-              <w:t>77×75=</w:t>
+              <w:t>12×77=</w:t>
             </w:r>
           </w:p>
         </w:tc>
@@ -57,7 +57,7 @@
                 <w:rFonts w:ascii="TimeNewRoman" w:hAnsi="TimeNewRoman"/>
                 <w:sz w:val="30"/>
               </w:rPr>
-              <w:t>56×88=</w:t>
+              <w:t>14×42=</w:t>
             </w:r>
           </w:p>
         </w:tc>
@@ -74,7 +74,7 @@
                 <w:rFonts w:ascii="TimeNewRoman" w:hAnsi="TimeNewRoman"/>
                 <w:sz w:val="30"/>
               </w:rPr>
-              <w:t>41×76=</w:t>
+              <w:t>84×36=</w:t>
             </w:r>
           </w:p>
         </w:tc>
@@ -91,7 +91,7 @@
                 <w:rFonts w:ascii="TimeNewRoman" w:hAnsi="TimeNewRoman"/>
                 <w:sz w:val="30"/>
               </w:rPr>
-              <w:t>58×19=</w:t>
+              <w:t>80×74=</w:t>
             </w:r>
           </w:p>
         </w:tc>
@@ -108,7 +108,7 @@
                 <w:rFonts w:ascii="TimeNewRoman" w:hAnsi="TimeNewRoman"/>
                 <w:sz w:val="30"/>
               </w:rPr>
-              <w:t>74×80=</w:t>
+              <w:t>98×79=</w:t>
             </w:r>
           </w:p>
         </w:tc>
@@ -223,7 +223,7 @@
                 <w:rFonts w:ascii="TimeNewRoman" w:hAnsi="TimeNewRoman"/>
                 <w:sz w:val="30"/>
               </w:rPr>
-              <w:t>56×98=</w:t>
+              <w:t>40×70=</w:t>
             </w:r>
           </w:p>
         </w:tc>
@@ -240,7 +240,7 @@
                 <w:rFonts w:ascii="TimeNewRoman" w:hAnsi="TimeNewRoman"/>
                 <w:sz w:val="30"/>
               </w:rPr>
-              <w:t>20×62=</w:t>
+              <w:t>93×72=</w:t>
             </w:r>
           </w:p>
         </w:tc>
@@ -257,7 +257,7 @@
                 <w:rFonts w:ascii="TimeNewRoman" w:hAnsi="TimeNewRoman"/>
                 <w:sz w:val="30"/>
               </w:rPr>
-              <w:t>96×78=</w:t>
+              <w:t>46×47=</w:t>
             </w:r>
           </w:p>
         </w:tc>
@@ -274,7 +274,7 @@
                 <w:rFonts w:ascii="TimeNewRoman" w:hAnsi="TimeNewRoman"/>
                 <w:sz w:val="30"/>
               </w:rPr>
-              <w:t>75×85=</w:t>
+              <w:t>62×97=</w:t>
             </w:r>
           </w:p>
         </w:tc>
@@ -291,7 +291,7 @@
                 <w:rFonts w:ascii="TimeNewRoman" w:hAnsi="TimeNewRoman"/>
                 <w:sz w:val="30"/>
               </w:rPr>
-              <w:t>75×33=</w:t>
+              <w:t>15×11=</w:t>
             </w:r>
           </w:p>
         </w:tc>
@@ -438,7 +438,7 @@
                 <w:rFonts w:ascii="TimeNewRoman" w:hAnsi="TimeNewRoman"/>
                 <w:sz w:val="30"/>
               </w:rPr>
-              <w:t>55×37=</w:t>
+              <w:t>23×25=</w:t>
             </w:r>
           </w:p>
         </w:tc>
@@ -455,7 +455,7 @@
                 <w:rFonts w:ascii="TimeNewRoman" w:hAnsi="TimeNewRoman"/>
                 <w:sz w:val="30"/>
               </w:rPr>
-              <w:t>59×48=</w:t>
+              <w:t>64×31=</w:t>
             </w:r>
           </w:p>
         </w:tc>
@@ -472,7 +472,7 @@
                 <w:rFonts w:ascii="TimeNewRoman" w:hAnsi="TimeNewRoman"/>
                 <w:sz w:val="30"/>
               </w:rPr>
-              <w:t>63×29=</w:t>
+              <w:t>93×80=</w:t>
             </w:r>
           </w:p>
         </w:tc>
@@ -489,7 +489,7 @@
                 <w:rFonts w:ascii="TimeNewRoman" w:hAnsi="TimeNewRoman"/>
                 <w:sz w:val="30"/>
               </w:rPr>
-              <w:t>78×59=</w:t>
+              <w:t>82×63=</w:t>
             </w:r>
           </w:p>
         </w:tc>
@@ -506,7 +506,7 @@
                 <w:rFonts w:ascii="TimeNewRoman" w:hAnsi="TimeNewRoman"/>
                 <w:sz w:val="30"/>
               </w:rPr>
-              <w:t>82×52=</w:t>
+              <w:t>16×46=</w:t>
             </w:r>
           </w:p>
         </w:tc>
@@ -653,7 +653,7 @@
                 <w:rFonts w:ascii="TimeNewRoman" w:hAnsi="TimeNewRoman"/>
                 <w:sz w:val="30"/>
               </w:rPr>
-              <w:t>74×86=</w:t>
+              <w:t>53×68=</w:t>
             </w:r>
           </w:p>
         </w:tc>
@@ -670,7 +670,7 @@
                 <w:rFonts w:ascii="TimeNewRoman" w:hAnsi="TimeNewRoman"/>
                 <w:sz w:val="30"/>
               </w:rPr>
-              <w:t>83×99=</w:t>
+              <w:t>92×74=</w:t>
             </w:r>
           </w:p>
         </w:tc>
@@ -687,7 +687,7 @@
                 <w:rFonts w:ascii="TimeNewRoman" w:hAnsi="TimeNewRoman"/>
                 <w:sz w:val="30"/>
               </w:rPr>
-              <w:t>62×54=</w:t>
+              <w:t>39×27=</w:t>
             </w:r>
           </w:p>
         </w:tc>
@@ -704,7 +704,7 @@
                 <w:rFonts w:ascii="TimeNewRoman" w:hAnsi="TimeNewRoman"/>
                 <w:sz w:val="30"/>
               </w:rPr>
-              <w:t>97×87=</w:t>
+              <w:t>75×84=</w:t>
             </w:r>
           </w:p>
         </w:tc>
@@ -721,7 +721,7 @@
                 <w:rFonts w:ascii="TimeNewRoman" w:hAnsi="TimeNewRoman"/>
                 <w:sz w:val="30"/>
               </w:rPr>
-              <w:t>51×38=</w:t>
+              <w:t>68×37=</w:t>
             </w:r>
           </w:p>
         </w:tc>
@@ -868,7 +868,7 @@
                 <w:rFonts w:ascii="TimeNewRoman" w:hAnsi="TimeNewRoman"/>
                 <w:sz w:val="30"/>
               </w:rPr>
-              <w:t>58×86=</w:t>
+              <w:t>45×43=</w:t>
             </w:r>
           </w:p>
         </w:tc>
@@ -885,7 +885,7 @@
                 <w:rFonts w:ascii="TimeNewRoman" w:hAnsi="TimeNewRoman"/>
                 <w:sz w:val="30"/>
               </w:rPr>
-              <w:t>50×84=</w:t>
+              <w:t>58×98=</w:t>
             </w:r>
           </w:p>
         </w:tc>
@@ -902,7 +902,7 @@
                 <w:rFonts w:ascii="TimeNewRoman" w:hAnsi="TimeNewRoman"/>
                 <w:sz w:val="30"/>
               </w:rPr>
-              <w:t>55×80=</w:t>
+              <w:t>56×69=</w:t>
             </w:r>
           </w:p>
         </w:tc>
@@ -919,7 +919,7 @@
                 <w:rFonts w:ascii="TimeNewRoman" w:hAnsi="TimeNewRoman"/>
                 <w:sz w:val="30"/>
               </w:rPr>
-              <w:t>88×41=</w:t>
+              <w:t>79×78=</w:t>
             </w:r>
           </w:p>
         </w:tc>
@@ -936,7 +936,7 @@
                 <w:rFonts w:ascii="TimeNewRoman" w:hAnsi="TimeNewRoman"/>
                 <w:sz w:val="30"/>
               </w:rPr>
-              <w:t>71×62=</w:t>
+              <w:t>53×36=</w:t>
             </w:r>
           </w:p>
         </w:tc>

--- a/two-digit_number_multiplied_by_two-digit_number.docx
+++ b/two-digit_number_multiplied_by_two-digit_number.docx
@@ -11,7 +11,7 @@
           <w:rFonts w:ascii="Arial" w:hAnsi="Arial"/>
           <w:sz w:val="30"/>
         </w:rPr>
-        <w:t>2026-09-30 Wednesday</w:t>
+        <w:t>2026-10-01 Thursday</w:t>
       </w:r>
     </w:p>
     <w:tbl>
@@ -40,7 +40,7 @@
                 <w:rFonts w:ascii="TimeNewRoman" w:hAnsi="TimeNewRoman"/>
                 <w:sz w:val="30"/>
               </w:rPr>
-              <w:t>12×77=</w:t>
+              <w:t>20×49=</w:t>
             </w:r>
           </w:p>
         </w:tc>
@@ -57,7 +57,7 @@
                 <w:rFonts w:ascii="TimeNewRoman" w:hAnsi="TimeNewRoman"/>
                 <w:sz w:val="30"/>
               </w:rPr>
-              <w:t>14×42=</w:t>
+              <w:t>33×24=</w:t>
             </w:r>
           </w:p>
         </w:tc>
@@ -74,7 +74,7 @@
                 <w:rFonts w:ascii="TimeNewRoman" w:hAnsi="TimeNewRoman"/>
                 <w:sz w:val="30"/>
               </w:rPr>
-              <w:t>84×36=</w:t>
+              <w:t>96×88=</w:t>
             </w:r>
           </w:p>
         </w:tc>
@@ -91,7 +91,7 @@
                 <w:rFonts w:ascii="TimeNewRoman" w:hAnsi="TimeNewRoman"/>
                 <w:sz w:val="30"/>
               </w:rPr>
-              <w:t>80×74=</w:t>
+              <w:t>57×38=</w:t>
             </w:r>
           </w:p>
         </w:tc>
@@ -108,7 +108,7 @@
                 <w:rFonts w:ascii="TimeNewRoman" w:hAnsi="TimeNewRoman"/>
                 <w:sz w:val="30"/>
               </w:rPr>
-              <w:t>98×79=</w:t>
+              <w:t>21×13=</w:t>
             </w:r>
           </w:p>
         </w:tc>
@@ -223,7 +223,7 @@
                 <w:rFonts w:ascii="TimeNewRoman" w:hAnsi="TimeNewRoman"/>
                 <w:sz w:val="30"/>
               </w:rPr>
-              <w:t>40×70=</w:t>
+              <w:t>66×51=</w:t>
             </w:r>
           </w:p>
         </w:tc>
@@ -240,7 +240,7 @@
                 <w:rFonts w:ascii="TimeNewRoman" w:hAnsi="TimeNewRoman"/>
                 <w:sz w:val="30"/>
               </w:rPr>
-              <w:t>93×72=</w:t>
+              <w:t>21×74=</w:t>
             </w:r>
           </w:p>
         </w:tc>
@@ -257,7 +257,7 @@
                 <w:rFonts w:ascii="TimeNewRoman" w:hAnsi="TimeNewRoman"/>
                 <w:sz w:val="30"/>
               </w:rPr>
-              <w:t>46×47=</w:t>
+              <w:t>53×52=</w:t>
             </w:r>
           </w:p>
         </w:tc>
@@ -274,7 +274,7 @@
                 <w:rFonts w:ascii="TimeNewRoman" w:hAnsi="TimeNewRoman"/>
                 <w:sz w:val="30"/>
               </w:rPr>
-              <w:t>62×97=</w:t>
+              <w:t>26×99=</w:t>
             </w:r>
           </w:p>
         </w:tc>
@@ -291,7 +291,7 @@
                 <w:rFonts w:ascii="TimeNewRoman" w:hAnsi="TimeNewRoman"/>
                 <w:sz w:val="30"/>
               </w:rPr>
-              <w:t>15×11=</w:t>
+              <w:t>48×82=</w:t>
             </w:r>
           </w:p>
         </w:tc>
@@ -438,7 +438,7 @@
                 <w:rFonts w:ascii="TimeNewRoman" w:hAnsi="TimeNewRoman"/>
                 <w:sz w:val="30"/>
               </w:rPr>
-              <w:t>23×25=</w:t>
+              <w:t>81×66=</w:t>
             </w:r>
           </w:p>
         </w:tc>
@@ -455,7 +455,7 @@
                 <w:rFonts w:ascii="TimeNewRoman" w:hAnsi="TimeNewRoman"/>
                 <w:sz w:val="30"/>
               </w:rPr>
-              <w:t>64×31=</w:t>
+              <w:t>45×16=</w:t>
             </w:r>
           </w:p>
         </w:tc>
@@ -472,7 +472,7 @@
                 <w:rFonts w:ascii="TimeNewRoman" w:hAnsi="TimeNewRoman"/>
                 <w:sz w:val="30"/>
               </w:rPr>
-              <w:t>93×80=</w:t>
+              <w:t>27×38=</w:t>
             </w:r>
           </w:p>
         </w:tc>
@@ -489,7 +489,7 @@
                 <w:rFonts w:ascii="TimeNewRoman" w:hAnsi="TimeNewRoman"/>
                 <w:sz w:val="30"/>
               </w:rPr>
-              <w:t>82×63=</w:t>
+              <w:t>69×19=</w:t>
             </w:r>
           </w:p>
         </w:tc>
@@ -506,7 +506,7 @@
                 <w:rFonts w:ascii="TimeNewRoman" w:hAnsi="TimeNewRoman"/>
                 <w:sz w:val="30"/>
               </w:rPr>
-              <w:t>16×46=</w:t>
+              <w:t>70×45=</w:t>
             </w:r>
           </w:p>
         </w:tc>
@@ -653,7 +653,7 @@
                 <w:rFonts w:ascii="TimeNewRoman" w:hAnsi="TimeNewRoman"/>
                 <w:sz w:val="30"/>
               </w:rPr>
-              <w:t>53×68=</w:t>
+              <w:t>16×37=</w:t>
             </w:r>
           </w:p>
         </w:tc>
@@ -670,7 +670,7 @@
                 <w:rFonts w:ascii="TimeNewRoman" w:hAnsi="TimeNewRoman"/>
                 <w:sz w:val="30"/>
               </w:rPr>
-              <w:t>92×74=</w:t>
+              <w:t>72×12=</w:t>
             </w:r>
           </w:p>
         </w:tc>
@@ -687,7 +687,7 @@
                 <w:rFonts w:ascii="TimeNewRoman" w:hAnsi="TimeNewRoman"/>
                 <w:sz w:val="30"/>
               </w:rPr>
-              <w:t>39×27=</w:t>
+              <w:t>50×47=</w:t>
             </w:r>
           </w:p>
         </w:tc>
@@ -704,7 +704,7 @@
                 <w:rFonts w:ascii="TimeNewRoman" w:hAnsi="TimeNewRoman"/>
                 <w:sz w:val="30"/>
               </w:rPr>
-              <w:t>75×84=</w:t>
+              <w:t>46×36=</w:t>
             </w:r>
           </w:p>
         </w:tc>
@@ -721,7 +721,7 @@
                 <w:rFonts w:ascii="TimeNewRoman" w:hAnsi="TimeNewRoman"/>
                 <w:sz w:val="30"/>
               </w:rPr>
-              <w:t>68×37=</w:t>
+              <w:t>31×61=</w:t>
             </w:r>
           </w:p>
         </w:tc>
@@ -868,7 +868,7 @@
                 <w:rFonts w:ascii="TimeNewRoman" w:hAnsi="TimeNewRoman"/>
                 <w:sz w:val="30"/>
               </w:rPr>
-              <w:t>45×43=</w:t>
+              <w:t>22×65=</w:t>
             </w:r>
           </w:p>
         </w:tc>
@@ -885,7 +885,7 @@
                 <w:rFonts w:ascii="TimeNewRoman" w:hAnsi="TimeNewRoman"/>
                 <w:sz w:val="30"/>
               </w:rPr>
-              <w:t>58×98=</w:t>
+              <w:t>38×60=</w:t>
             </w:r>
           </w:p>
         </w:tc>
@@ -902,7 +902,7 @@
                 <w:rFonts w:ascii="TimeNewRoman" w:hAnsi="TimeNewRoman"/>
                 <w:sz w:val="30"/>
               </w:rPr>
-              <w:t>56×69=</w:t>
+              <w:t>43×89=</w:t>
             </w:r>
           </w:p>
         </w:tc>
@@ -919,7 +919,7 @@
                 <w:rFonts w:ascii="TimeNewRoman" w:hAnsi="TimeNewRoman"/>
                 <w:sz w:val="30"/>
               </w:rPr>
-              <w:t>79×78=</w:t>
+              <w:t>35×27=</w:t>
             </w:r>
           </w:p>
         </w:tc>
@@ -936,7 +936,7 @@
                 <w:rFonts w:ascii="TimeNewRoman" w:hAnsi="TimeNewRoman"/>
                 <w:sz w:val="30"/>
               </w:rPr>
-              <w:t>53×36=</w:t>
+              <w:t>21×74=</w:t>
             </w:r>
           </w:p>
         </w:tc>

--- a/two-digit_number_multiplied_by_two-digit_number.docx
+++ b/two-digit_number_multiplied_by_two-digit_number.docx
@@ -40,7 +40,7 @@
                 <w:rFonts w:ascii="TimeNewRoman" w:hAnsi="TimeNewRoman"/>
                 <w:sz w:val="30"/>
               </w:rPr>
-              <w:t>20×49=</w:t>
+              <w:t>81×90=</w:t>
             </w:r>
           </w:p>
         </w:tc>
@@ -57,7 +57,7 @@
                 <w:rFonts w:ascii="TimeNewRoman" w:hAnsi="TimeNewRoman"/>
                 <w:sz w:val="30"/>
               </w:rPr>
-              <w:t>33×24=</w:t>
+              <w:t>26×44=</w:t>
             </w:r>
           </w:p>
         </w:tc>
@@ -74,7 +74,7 @@
                 <w:rFonts w:ascii="TimeNewRoman" w:hAnsi="TimeNewRoman"/>
                 <w:sz w:val="30"/>
               </w:rPr>
-              <w:t>96×88=</w:t>
+              <w:t>92×61=</w:t>
             </w:r>
           </w:p>
         </w:tc>
@@ -91,7 +91,7 @@
                 <w:rFonts w:ascii="TimeNewRoman" w:hAnsi="TimeNewRoman"/>
                 <w:sz w:val="30"/>
               </w:rPr>
-              <w:t>57×38=</w:t>
+              <w:t>24×85=</w:t>
             </w:r>
           </w:p>
         </w:tc>
@@ -108,7 +108,7 @@
                 <w:rFonts w:ascii="TimeNewRoman" w:hAnsi="TimeNewRoman"/>
                 <w:sz w:val="30"/>
               </w:rPr>
-              <w:t>21×13=</w:t>
+              <w:t>14×96=</w:t>
             </w:r>
           </w:p>
         </w:tc>
@@ -223,7 +223,7 @@
                 <w:rFonts w:ascii="TimeNewRoman" w:hAnsi="TimeNewRoman"/>
                 <w:sz w:val="30"/>
               </w:rPr>
-              <w:t>66×51=</w:t>
+              <w:t>22×74=</w:t>
             </w:r>
           </w:p>
         </w:tc>
@@ -240,7 +240,7 @@
                 <w:rFonts w:ascii="TimeNewRoman" w:hAnsi="TimeNewRoman"/>
                 <w:sz w:val="30"/>
               </w:rPr>
-              <w:t>21×74=</w:t>
+              <w:t>51×80=</w:t>
             </w:r>
           </w:p>
         </w:tc>
@@ -257,7 +257,7 @@
                 <w:rFonts w:ascii="TimeNewRoman" w:hAnsi="TimeNewRoman"/>
                 <w:sz w:val="30"/>
               </w:rPr>
-              <w:t>53×52=</w:t>
+              <w:t>38×27=</w:t>
             </w:r>
           </w:p>
         </w:tc>
@@ -274,7 +274,7 @@
                 <w:rFonts w:ascii="TimeNewRoman" w:hAnsi="TimeNewRoman"/>
                 <w:sz w:val="30"/>
               </w:rPr>
-              <w:t>26×99=</w:t>
+              <w:t>64×53=</w:t>
             </w:r>
           </w:p>
         </w:tc>
@@ -291,7 +291,7 @@
                 <w:rFonts w:ascii="TimeNewRoman" w:hAnsi="TimeNewRoman"/>
                 <w:sz w:val="30"/>
               </w:rPr>
-              <w:t>48×82=</w:t>
+              <w:t>66×77=</w:t>
             </w:r>
           </w:p>
         </w:tc>
@@ -438,7 +438,7 @@
                 <w:rFonts w:ascii="TimeNewRoman" w:hAnsi="TimeNewRoman"/>
                 <w:sz w:val="30"/>
               </w:rPr>
-              <w:t>81×66=</w:t>
+              <w:t>45×14=</w:t>
             </w:r>
           </w:p>
         </w:tc>
@@ -455,7 +455,7 @@
                 <w:rFonts w:ascii="TimeNewRoman" w:hAnsi="TimeNewRoman"/>
                 <w:sz w:val="30"/>
               </w:rPr>
-              <w:t>45×16=</w:t>
+              <w:t>46×18=</w:t>
             </w:r>
           </w:p>
         </w:tc>
@@ -472,7 +472,7 @@
                 <w:rFonts w:ascii="TimeNewRoman" w:hAnsi="TimeNewRoman"/>
                 <w:sz w:val="30"/>
               </w:rPr>
-              <w:t>27×38=</w:t>
+              <w:t>97×77=</w:t>
             </w:r>
           </w:p>
         </w:tc>
@@ -489,7 +489,7 @@
                 <w:rFonts w:ascii="TimeNewRoman" w:hAnsi="TimeNewRoman"/>
                 <w:sz w:val="30"/>
               </w:rPr>
-              <w:t>69×19=</w:t>
+              <w:t>50×97=</w:t>
             </w:r>
           </w:p>
         </w:tc>
@@ -506,7 +506,7 @@
                 <w:rFonts w:ascii="TimeNewRoman" w:hAnsi="TimeNewRoman"/>
                 <w:sz w:val="30"/>
               </w:rPr>
-              <w:t>70×45=</w:t>
+              <w:t>67×33=</w:t>
             </w:r>
           </w:p>
         </w:tc>
@@ -653,7 +653,7 @@
                 <w:rFonts w:ascii="TimeNewRoman" w:hAnsi="TimeNewRoman"/>
                 <w:sz w:val="30"/>
               </w:rPr>
-              <w:t>16×37=</w:t>
+              <w:t>63×69=</w:t>
             </w:r>
           </w:p>
         </w:tc>
@@ -670,7 +670,7 @@
                 <w:rFonts w:ascii="TimeNewRoman" w:hAnsi="TimeNewRoman"/>
                 <w:sz w:val="30"/>
               </w:rPr>
-              <w:t>72×12=</w:t>
+              <w:t>71×66=</w:t>
             </w:r>
           </w:p>
         </w:tc>
@@ -687,7 +687,7 @@
                 <w:rFonts w:ascii="TimeNewRoman" w:hAnsi="TimeNewRoman"/>
                 <w:sz w:val="30"/>
               </w:rPr>
-              <w:t>50×47=</w:t>
+              <w:t>89×79=</w:t>
             </w:r>
           </w:p>
         </w:tc>
@@ -704,7 +704,7 @@
                 <w:rFonts w:ascii="TimeNewRoman" w:hAnsi="TimeNewRoman"/>
                 <w:sz w:val="30"/>
               </w:rPr>
-              <w:t>46×36=</w:t>
+              <w:t>67×94=</w:t>
             </w:r>
           </w:p>
         </w:tc>
@@ -721,7 +721,7 @@
                 <w:rFonts w:ascii="TimeNewRoman" w:hAnsi="TimeNewRoman"/>
                 <w:sz w:val="30"/>
               </w:rPr>
-              <w:t>31×61=</w:t>
+              <w:t>33×49=</w:t>
             </w:r>
           </w:p>
         </w:tc>
@@ -868,7 +868,7 @@
                 <w:rFonts w:ascii="TimeNewRoman" w:hAnsi="TimeNewRoman"/>
                 <w:sz w:val="30"/>
               </w:rPr>
-              <w:t>22×65=</w:t>
+              <w:t>19×74=</w:t>
             </w:r>
           </w:p>
         </w:tc>
@@ -885,7 +885,7 @@
                 <w:rFonts w:ascii="TimeNewRoman" w:hAnsi="TimeNewRoman"/>
                 <w:sz w:val="30"/>
               </w:rPr>
-              <w:t>38×60=</w:t>
+              <w:t>94×37=</w:t>
             </w:r>
           </w:p>
         </w:tc>
@@ -902,7 +902,7 @@
                 <w:rFonts w:ascii="TimeNewRoman" w:hAnsi="TimeNewRoman"/>
                 <w:sz w:val="30"/>
               </w:rPr>
-              <w:t>43×89=</w:t>
+              <w:t>39×47=</w:t>
             </w:r>
           </w:p>
         </w:tc>
@@ -919,7 +919,7 @@
                 <w:rFonts w:ascii="TimeNewRoman" w:hAnsi="TimeNewRoman"/>
                 <w:sz w:val="30"/>
               </w:rPr>
-              <w:t>35×27=</w:t>
+              <w:t>80×40=</w:t>
             </w:r>
           </w:p>
         </w:tc>
@@ -936,7 +936,7 @@
                 <w:rFonts w:ascii="TimeNewRoman" w:hAnsi="TimeNewRoman"/>
                 <w:sz w:val="30"/>
               </w:rPr>
-              <w:t>21×74=</w:t>
+              <w:t>96×47=</w:t>
             </w:r>
           </w:p>
         </w:tc>

--- a/two-digit_number_multiplied_by_two-digit_number.docx
+++ b/two-digit_number_multiplied_by_two-digit_number.docx
@@ -11,7 +11,7 @@
           <w:rFonts w:ascii="Arial" w:hAnsi="Arial"/>
           <w:sz w:val="30"/>
         </w:rPr>
-        <w:t>2026-10-01 Thursday</w:t>
+        <w:t>2026-10-02 Friday</w:t>
       </w:r>
     </w:p>
     <w:tbl>
@@ -40,7 +40,7 @@
                 <w:rFonts w:ascii="TimeNewRoman" w:hAnsi="TimeNewRoman"/>
                 <w:sz w:val="30"/>
               </w:rPr>
-              <w:t>81×90=</w:t>
+              <w:t>28×92=</w:t>
             </w:r>
           </w:p>
         </w:tc>
@@ -57,7 +57,7 @@
                 <w:rFonts w:ascii="TimeNewRoman" w:hAnsi="TimeNewRoman"/>
                 <w:sz w:val="30"/>
               </w:rPr>
-              <w:t>26×44=</w:t>
+              <w:t>66×18=</w:t>
             </w:r>
           </w:p>
         </w:tc>
@@ -74,7 +74,7 @@
                 <w:rFonts w:ascii="TimeNewRoman" w:hAnsi="TimeNewRoman"/>
                 <w:sz w:val="30"/>
               </w:rPr>
-              <w:t>92×61=</w:t>
+              <w:t>33×72=</w:t>
             </w:r>
           </w:p>
         </w:tc>
@@ -91,7 +91,7 @@
                 <w:rFonts w:ascii="TimeNewRoman" w:hAnsi="TimeNewRoman"/>
                 <w:sz w:val="30"/>
               </w:rPr>
-              <w:t>24×85=</w:t>
+              <w:t>79×77=</w:t>
             </w:r>
           </w:p>
         </w:tc>
@@ -108,7 +108,7 @@
                 <w:rFonts w:ascii="TimeNewRoman" w:hAnsi="TimeNewRoman"/>
                 <w:sz w:val="30"/>
               </w:rPr>
-              <w:t>14×96=</w:t>
+              <w:t>44×96=</w:t>
             </w:r>
           </w:p>
         </w:tc>
@@ -223,7 +223,7 @@
                 <w:rFonts w:ascii="TimeNewRoman" w:hAnsi="TimeNewRoman"/>
                 <w:sz w:val="30"/>
               </w:rPr>
-              <w:t>22×74=</w:t>
+              <w:t>72×40=</w:t>
             </w:r>
           </w:p>
         </w:tc>
@@ -240,7 +240,7 @@
                 <w:rFonts w:ascii="TimeNewRoman" w:hAnsi="TimeNewRoman"/>
                 <w:sz w:val="30"/>
               </w:rPr>
-              <w:t>51×80=</w:t>
+              <w:t>26×34=</w:t>
             </w:r>
           </w:p>
         </w:tc>
@@ -257,7 +257,7 @@
                 <w:rFonts w:ascii="TimeNewRoman" w:hAnsi="TimeNewRoman"/>
                 <w:sz w:val="30"/>
               </w:rPr>
-              <w:t>38×27=</w:t>
+              <w:t>37×53=</w:t>
             </w:r>
           </w:p>
         </w:tc>
@@ -274,7 +274,7 @@
                 <w:rFonts w:ascii="TimeNewRoman" w:hAnsi="TimeNewRoman"/>
                 <w:sz w:val="30"/>
               </w:rPr>
-              <w:t>64×53=</w:t>
+              <w:t>47×40=</w:t>
             </w:r>
           </w:p>
         </w:tc>
@@ -291,7 +291,7 @@
                 <w:rFonts w:ascii="TimeNewRoman" w:hAnsi="TimeNewRoman"/>
                 <w:sz w:val="30"/>
               </w:rPr>
-              <w:t>66×77=</w:t>
+              <w:t>24×74=</w:t>
             </w:r>
           </w:p>
         </w:tc>
@@ -438,7 +438,7 @@
                 <w:rFonts w:ascii="TimeNewRoman" w:hAnsi="TimeNewRoman"/>
                 <w:sz w:val="30"/>
               </w:rPr>
-              <w:t>45×14=</w:t>
+              <w:t>16×24=</w:t>
             </w:r>
           </w:p>
         </w:tc>
@@ -455,7 +455,7 @@
                 <w:rFonts w:ascii="TimeNewRoman" w:hAnsi="TimeNewRoman"/>
                 <w:sz w:val="30"/>
               </w:rPr>
-              <w:t>46×18=</w:t>
+              <w:t>80×29=</w:t>
             </w:r>
           </w:p>
         </w:tc>
@@ -472,7 +472,7 @@
                 <w:rFonts w:ascii="TimeNewRoman" w:hAnsi="TimeNewRoman"/>
                 <w:sz w:val="30"/>
               </w:rPr>
-              <w:t>97×77=</w:t>
+              <w:t>61×96=</w:t>
             </w:r>
           </w:p>
         </w:tc>
@@ -489,7 +489,7 @@
                 <w:rFonts w:ascii="TimeNewRoman" w:hAnsi="TimeNewRoman"/>
                 <w:sz w:val="30"/>
               </w:rPr>
-              <w:t>50×97=</w:t>
+              <w:t>76×80=</w:t>
             </w:r>
           </w:p>
         </w:tc>
@@ -506,7 +506,7 @@
                 <w:rFonts w:ascii="TimeNewRoman" w:hAnsi="TimeNewRoman"/>
                 <w:sz w:val="30"/>
               </w:rPr>
-              <w:t>67×33=</w:t>
+              <w:t>90×52=</w:t>
             </w:r>
           </w:p>
         </w:tc>
@@ -653,7 +653,7 @@
                 <w:rFonts w:ascii="TimeNewRoman" w:hAnsi="TimeNewRoman"/>
                 <w:sz w:val="30"/>
               </w:rPr>
-              <w:t>63×69=</w:t>
+              <w:t>43×73=</w:t>
             </w:r>
           </w:p>
         </w:tc>
@@ -670,7 +670,7 @@
                 <w:rFonts w:ascii="TimeNewRoman" w:hAnsi="TimeNewRoman"/>
                 <w:sz w:val="30"/>
               </w:rPr>
-              <w:t>71×66=</w:t>
+              <w:t>97×28=</w:t>
             </w:r>
           </w:p>
         </w:tc>
@@ -687,7 +687,7 @@
                 <w:rFonts w:ascii="TimeNewRoman" w:hAnsi="TimeNewRoman"/>
                 <w:sz w:val="30"/>
               </w:rPr>
-              <w:t>89×79=</w:t>
+              <w:t>20×72=</w:t>
             </w:r>
           </w:p>
         </w:tc>
@@ -704,7 +704,7 @@
                 <w:rFonts w:ascii="TimeNewRoman" w:hAnsi="TimeNewRoman"/>
                 <w:sz w:val="30"/>
               </w:rPr>
-              <w:t>67×94=</w:t>
+              <w:t>99×57=</w:t>
             </w:r>
           </w:p>
         </w:tc>
@@ -721,7 +721,7 @@
                 <w:rFonts w:ascii="TimeNewRoman" w:hAnsi="TimeNewRoman"/>
                 <w:sz w:val="30"/>
               </w:rPr>
-              <w:t>33×49=</w:t>
+              <w:t>46×23=</w:t>
             </w:r>
           </w:p>
         </w:tc>
@@ -868,7 +868,7 @@
                 <w:rFonts w:ascii="TimeNewRoman" w:hAnsi="TimeNewRoman"/>
                 <w:sz w:val="30"/>
               </w:rPr>
-              <w:t>19×74=</w:t>
+              <w:t>36×48=</w:t>
             </w:r>
           </w:p>
         </w:tc>
@@ -885,7 +885,7 @@
                 <w:rFonts w:ascii="TimeNewRoman" w:hAnsi="TimeNewRoman"/>
                 <w:sz w:val="30"/>
               </w:rPr>
-              <w:t>94×37=</w:t>
+              <w:t>53×76=</w:t>
             </w:r>
           </w:p>
         </w:tc>
@@ -902,7 +902,7 @@
                 <w:rFonts w:ascii="TimeNewRoman" w:hAnsi="TimeNewRoman"/>
                 <w:sz w:val="30"/>
               </w:rPr>
-              <w:t>39×47=</w:t>
+              <w:t>15×32=</w:t>
             </w:r>
           </w:p>
         </w:tc>
@@ -919,7 +919,7 @@
                 <w:rFonts w:ascii="TimeNewRoman" w:hAnsi="TimeNewRoman"/>
                 <w:sz w:val="30"/>
               </w:rPr>
-              <w:t>80×40=</w:t>
+              <w:t>75×30=</w:t>
             </w:r>
           </w:p>
         </w:tc>
@@ -936,7 +936,7 @@
                 <w:rFonts w:ascii="TimeNewRoman" w:hAnsi="TimeNewRoman"/>
                 <w:sz w:val="30"/>
               </w:rPr>
-              <w:t>96×47=</w:t>
+              <w:t>76×66=</w:t>
             </w:r>
           </w:p>
         </w:tc>

--- a/two-digit_number_multiplied_by_two-digit_number.docx
+++ b/two-digit_number_multiplied_by_two-digit_number.docx
@@ -40,7 +40,7 @@
                 <w:rFonts w:ascii="TimeNewRoman" w:hAnsi="TimeNewRoman"/>
                 <w:sz w:val="30"/>
               </w:rPr>
-              <w:t>28×92=</w:t>
+              <w:t>45×22=</w:t>
             </w:r>
           </w:p>
         </w:tc>
@@ -57,7 +57,7 @@
                 <w:rFonts w:ascii="TimeNewRoman" w:hAnsi="TimeNewRoman"/>
                 <w:sz w:val="30"/>
               </w:rPr>
-              <w:t>66×18=</w:t>
+              <w:t>62×51=</w:t>
             </w:r>
           </w:p>
         </w:tc>
@@ -74,7 +74,7 @@
                 <w:rFonts w:ascii="TimeNewRoman" w:hAnsi="TimeNewRoman"/>
                 <w:sz w:val="30"/>
               </w:rPr>
-              <w:t>33×72=</w:t>
+              <w:t>71×11=</w:t>
             </w:r>
           </w:p>
         </w:tc>
@@ -91,7 +91,7 @@
                 <w:rFonts w:ascii="TimeNewRoman" w:hAnsi="TimeNewRoman"/>
                 <w:sz w:val="30"/>
               </w:rPr>
-              <w:t>79×77=</w:t>
+              <w:t>32×77=</w:t>
             </w:r>
           </w:p>
         </w:tc>
@@ -108,7 +108,7 @@
                 <w:rFonts w:ascii="TimeNewRoman" w:hAnsi="TimeNewRoman"/>
                 <w:sz w:val="30"/>
               </w:rPr>
-              <w:t>44×96=</w:t>
+              <w:t>65×18=</w:t>
             </w:r>
           </w:p>
         </w:tc>
@@ -223,7 +223,7 @@
                 <w:rFonts w:ascii="TimeNewRoman" w:hAnsi="TimeNewRoman"/>
                 <w:sz w:val="30"/>
               </w:rPr>
-              <w:t>72×40=</w:t>
+              <w:t>41×65=</w:t>
             </w:r>
           </w:p>
         </w:tc>
@@ -240,7 +240,7 @@
                 <w:rFonts w:ascii="TimeNewRoman" w:hAnsi="TimeNewRoman"/>
                 <w:sz w:val="30"/>
               </w:rPr>
-              <w:t>26×34=</w:t>
+              <w:t>13×19=</w:t>
             </w:r>
           </w:p>
         </w:tc>
@@ -257,7 +257,7 @@
                 <w:rFonts w:ascii="TimeNewRoman" w:hAnsi="TimeNewRoman"/>
                 <w:sz w:val="30"/>
               </w:rPr>
-              <w:t>37×53=</w:t>
+              <w:t>64×93=</w:t>
             </w:r>
           </w:p>
         </w:tc>
@@ -274,7 +274,7 @@
                 <w:rFonts w:ascii="TimeNewRoman" w:hAnsi="TimeNewRoman"/>
                 <w:sz w:val="30"/>
               </w:rPr>
-              <w:t>47×40=</w:t>
+              <w:t>59×11=</w:t>
             </w:r>
           </w:p>
         </w:tc>
@@ -291,7 +291,7 @@
                 <w:rFonts w:ascii="TimeNewRoman" w:hAnsi="TimeNewRoman"/>
                 <w:sz w:val="30"/>
               </w:rPr>
-              <w:t>24×74=</w:t>
+              <w:t>80×41=</w:t>
             </w:r>
           </w:p>
         </w:tc>
@@ -438,7 +438,7 @@
                 <w:rFonts w:ascii="TimeNewRoman" w:hAnsi="TimeNewRoman"/>
                 <w:sz w:val="30"/>
               </w:rPr>
-              <w:t>16×24=</w:t>
+              <w:t>83×70=</w:t>
             </w:r>
           </w:p>
         </w:tc>
@@ -455,7 +455,7 @@
                 <w:rFonts w:ascii="TimeNewRoman" w:hAnsi="TimeNewRoman"/>
                 <w:sz w:val="30"/>
               </w:rPr>
-              <w:t>80×29=</w:t>
+              <w:t>85×44=</w:t>
             </w:r>
           </w:p>
         </w:tc>
@@ -472,7 +472,7 @@
                 <w:rFonts w:ascii="TimeNewRoman" w:hAnsi="TimeNewRoman"/>
                 <w:sz w:val="30"/>
               </w:rPr>
-              <w:t>61×96=</w:t>
+              <w:t>98×57=</w:t>
             </w:r>
           </w:p>
         </w:tc>
@@ -489,7 +489,7 @@
                 <w:rFonts w:ascii="TimeNewRoman" w:hAnsi="TimeNewRoman"/>
                 <w:sz w:val="30"/>
               </w:rPr>
-              <w:t>76×80=</w:t>
+              <w:t>92×60=</w:t>
             </w:r>
           </w:p>
         </w:tc>
@@ -506,7 +506,7 @@
                 <w:rFonts w:ascii="TimeNewRoman" w:hAnsi="TimeNewRoman"/>
                 <w:sz w:val="30"/>
               </w:rPr>
-              <w:t>90×52=</w:t>
+              <w:t>69×58=</w:t>
             </w:r>
           </w:p>
         </w:tc>
@@ -653,7 +653,7 @@
                 <w:rFonts w:ascii="TimeNewRoman" w:hAnsi="TimeNewRoman"/>
                 <w:sz w:val="30"/>
               </w:rPr>
-              <w:t>43×73=</w:t>
+              <w:t>56×28=</w:t>
             </w:r>
           </w:p>
         </w:tc>
@@ -670,7 +670,7 @@
                 <w:rFonts w:ascii="TimeNewRoman" w:hAnsi="TimeNewRoman"/>
                 <w:sz w:val="30"/>
               </w:rPr>
-              <w:t>97×28=</w:t>
+              <w:t>90×85=</w:t>
             </w:r>
           </w:p>
         </w:tc>
@@ -687,7 +687,7 @@
                 <w:rFonts w:ascii="TimeNewRoman" w:hAnsi="TimeNewRoman"/>
                 <w:sz w:val="30"/>
               </w:rPr>
-              <w:t>20×72=</w:t>
+              <w:t>60×87=</w:t>
             </w:r>
           </w:p>
         </w:tc>
@@ -704,7 +704,7 @@
                 <w:rFonts w:ascii="TimeNewRoman" w:hAnsi="TimeNewRoman"/>
                 <w:sz w:val="30"/>
               </w:rPr>
-              <w:t>99×57=</w:t>
+              <w:t>87×46=</w:t>
             </w:r>
           </w:p>
         </w:tc>
@@ -721,7 +721,7 @@
                 <w:rFonts w:ascii="TimeNewRoman" w:hAnsi="TimeNewRoman"/>
                 <w:sz w:val="30"/>
               </w:rPr>
-              <w:t>46×23=</w:t>
+              <w:t>81×53=</w:t>
             </w:r>
           </w:p>
         </w:tc>
@@ -868,7 +868,7 @@
                 <w:rFonts w:ascii="TimeNewRoman" w:hAnsi="TimeNewRoman"/>
                 <w:sz w:val="30"/>
               </w:rPr>
-              <w:t>36×48=</w:t>
+              <w:t>17×60=</w:t>
             </w:r>
           </w:p>
         </w:tc>
@@ -885,7 +885,7 @@
                 <w:rFonts w:ascii="TimeNewRoman" w:hAnsi="TimeNewRoman"/>
                 <w:sz w:val="30"/>
               </w:rPr>
-              <w:t>53×76=</w:t>
+              <w:t>90×21=</w:t>
             </w:r>
           </w:p>
         </w:tc>
@@ -902,7 +902,7 @@
                 <w:rFonts w:ascii="TimeNewRoman" w:hAnsi="TimeNewRoman"/>
                 <w:sz w:val="30"/>
               </w:rPr>
-              <w:t>15×32=</w:t>
+              <w:t>52×14=</w:t>
             </w:r>
           </w:p>
         </w:tc>
@@ -919,7 +919,7 @@
                 <w:rFonts w:ascii="TimeNewRoman" w:hAnsi="TimeNewRoman"/>
                 <w:sz w:val="30"/>
               </w:rPr>
-              <w:t>75×30=</w:t>
+              <w:t>29×36=</w:t>
             </w:r>
           </w:p>
         </w:tc>
@@ -936,7 +936,7 @@
                 <w:rFonts w:ascii="TimeNewRoman" w:hAnsi="TimeNewRoman"/>
                 <w:sz w:val="30"/>
               </w:rPr>
-              <w:t>76×66=</w:t>
+              <w:t>85×70=</w:t>
             </w:r>
           </w:p>
         </w:tc>

--- a/two-digit_number_multiplied_by_two-digit_number.docx
+++ b/two-digit_number_multiplied_by_two-digit_number.docx
@@ -11,7 +11,7 @@
           <w:rFonts w:ascii="Arial" w:hAnsi="Arial"/>
           <w:sz w:val="30"/>
         </w:rPr>
-        <w:t>2026-10-02 Friday</w:t>
+        <w:t>2026-10-03 Saturday</w:t>
       </w:r>
     </w:p>
     <w:tbl>
@@ -40,7 +40,7 @@
                 <w:rFonts w:ascii="TimeNewRoman" w:hAnsi="TimeNewRoman"/>
                 <w:sz w:val="30"/>
               </w:rPr>
-              <w:t>45×22=</w:t>
+              <w:t>83×50=</w:t>
             </w:r>
           </w:p>
         </w:tc>
@@ -57,7 +57,7 @@
                 <w:rFonts w:ascii="TimeNewRoman" w:hAnsi="TimeNewRoman"/>
                 <w:sz w:val="30"/>
               </w:rPr>
-              <w:t>62×51=</w:t>
+              <w:t>69×36=</w:t>
             </w:r>
           </w:p>
         </w:tc>
@@ -74,7 +74,7 @@
                 <w:rFonts w:ascii="TimeNewRoman" w:hAnsi="TimeNewRoman"/>
                 <w:sz w:val="30"/>
               </w:rPr>
-              <w:t>71×11=</w:t>
+              <w:t>72×17=</w:t>
             </w:r>
           </w:p>
         </w:tc>
@@ -91,7 +91,7 @@
                 <w:rFonts w:ascii="TimeNewRoman" w:hAnsi="TimeNewRoman"/>
                 <w:sz w:val="30"/>
               </w:rPr>
-              <w:t>32×77=</w:t>
+              <w:t>83×84=</w:t>
             </w:r>
           </w:p>
         </w:tc>
@@ -108,7 +108,7 @@
                 <w:rFonts w:ascii="TimeNewRoman" w:hAnsi="TimeNewRoman"/>
                 <w:sz w:val="30"/>
               </w:rPr>
-              <w:t>65×18=</w:t>
+              <w:t>72×94=</w:t>
             </w:r>
           </w:p>
         </w:tc>
@@ -223,7 +223,7 @@
                 <w:rFonts w:ascii="TimeNewRoman" w:hAnsi="TimeNewRoman"/>
                 <w:sz w:val="30"/>
               </w:rPr>
-              <w:t>41×65=</w:t>
+              <w:t>71×86=</w:t>
             </w:r>
           </w:p>
         </w:tc>
@@ -240,7 +240,7 @@
                 <w:rFonts w:ascii="TimeNewRoman" w:hAnsi="TimeNewRoman"/>
                 <w:sz w:val="30"/>
               </w:rPr>
-              <w:t>13×19=</w:t>
+              <w:t>61×73=</w:t>
             </w:r>
           </w:p>
         </w:tc>
@@ -257,7 +257,7 @@
                 <w:rFonts w:ascii="TimeNewRoman" w:hAnsi="TimeNewRoman"/>
                 <w:sz w:val="30"/>
               </w:rPr>
-              <w:t>64×93=</w:t>
+              <w:t>81×42=</w:t>
             </w:r>
           </w:p>
         </w:tc>
@@ -274,7 +274,7 @@
                 <w:rFonts w:ascii="TimeNewRoman" w:hAnsi="TimeNewRoman"/>
                 <w:sz w:val="30"/>
               </w:rPr>
-              <w:t>59×11=</w:t>
+              <w:t>75×92=</w:t>
             </w:r>
           </w:p>
         </w:tc>
@@ -291,7 +291,7 @@
                 <w:rFonts w:ascii="TimeNewRoman" w:hAnsi="TimeNewRoman"/>
                 <w:sz w:val="30"/>
               </w:rPr>
-              <w:t>80×41=</w:t>
+              <w:t>28×69=</w:t>
             </w:r>
           </w:p>
         </w:tc>
@@ -438,7 +438,7 @@
                 <w:rFonts w:ascii="TimeNewRoman" w:hAnsi="TimeNewRoman"/>
                 <w:sz w:val="30"/>
               </w:rPr>
-              <w:t>83×70=</w:t>
+              <w:t>72×24=</w:t>
             </w:r>
           </w:p>
         </w:tc>
@@ -455,7 +455,7 @@
                 <w:rFonts w:ascii="TimeNewRoman" w:hAnsi="TimeNewRoman"/>
                 <w:sz w:val="30"/>
               </w:rPr>
-              <w:t>85×44=</w:t>
+              <w:t>38×51=</w:t>
             </w:r>
           </w:p>
         </w:tc>
@@ -472,7 +472,7 @@
                 <w:rFonts w:ascii="TimeNewRoman" w:hAnsi="TimeNewRoman"/>
                 <w:sz w:val="30"/>
               </w:rPr>
-              <w:t>98×57=</w:t>
+              <w:t>98×42=</w:t>
             </w:r>
           </w:p>
         </w:tc>
@@ -489,7 +489,7 @@
                 <w:rFonts w:ascii="TimeNewRoman" w:hAnsi="TimeNewRoman"/>
                 <w:sz w:val="30"/>
               </w:rPr>
-              <w:t>92×60=</w:t>
+              <w:t>64×86=</w:t>
             </w:r>
           </w:p>
         </w:tc>
@@ -506,7 +506,7 @@
                 <w:rFonts w:ascii="TimeNewRoman" w:hAnsi="TimeNewRoman"/>
                 <w:sz w:val="30"/>
               </w:rPr>
-              <w:t>69×58=</w:t>
+              <w:t>41×13=</w:t>
             </w:r>
           </w:p>
         </w:tc>
@@ -653,7 +653,7 @@
                 <w:rFonts w:ascii="TimeNewRoman" w:hAnsi="TimeNewRoman"/>
                 <w:sz w:val="30"/>
               </w:rPr>
-              <w:t>56×28=</w:t>
+              <w:t>52×37=</w:t>
             </w:r>
           </w:p>
         </w:tc>
@@ -670,7 +670,7 @@
                 <w:rFonts w:ascii="TimeNewRoman" w:hAnsi="TimeNewRoman"/>
                 <w:sz w:val="30"/>
               </w:rPr>
-              <w:t>90×85=</w:t>
+              <w:t>32×36=</w:t>
             </w:r>
           </w:p>
         </w:tc>
@@ -687,7 +687,7 @@
                 <w:rFonts w:ascii="TimeNewRoman" w:hAnsi="TimeNewRoman"/>
                 <w:sz w:val="30"/>
               </w:rPr>
-              <w:t>60×87=</w:t>
+              <w:t>70×62=</w:t>
             </w:r>
           </w:p>
         </w:tc>
@@ -704,7 +704,7 @@
                 <w:rFonts w:ascii="TimeNewRoman" w:hAnsi="TimeNewRoman"/>
                 <w:sz w:val="30"/>
               </w:rPr>
-              <w:t>87×46=</w:t>
+              <w:t>24×97=</w:t>
             </w:r>
           </w:p>
         </w:tc>
@@ -721,7 +721,7 @@
                 <w:rFonts w:ascii="TimeNewRoman" w:hAnsi="TimeNewRoman"/>
                 <w:sz w:val="30"/>
               </w:rPr>
-              <w:t>81×53=</w:t>
+              <w:t>91×50=</w:t>
             </w:r>
           </w:p>
         </w:tc>
@@ -868,7 +868,7 @@
                 <w:rFonts w:ascii="TimeNewRoman" w:hAnsi="TimeNewRoman"/>
                 <w:sz w:val="30"/>
               </w:rPr>
-              <w:t>17×60=</w:t>
+              <w:t>14×32=</w:t>
             </w:r>
           </w:p>
         </w:tc>
@@ -885,7 +885,7 @@
                 <w:rFonts w:ascii="TimeNewRoman" w:hAnsi="TimeNewRoman"/>
                 <w:sz w:val="30"/>
               </w:rPr>
-              <w:t>90×21=</w:t>
+              <w:t>51×23=</w:t>
             </w:r>
           </w:p>
         </w:tc>
@@ -902,7 +902,7 @@
                 <w:rFonts w:ascii="TimeNewRoman" w:hAnsi="TimeNewRoman"/>
                 <w:sz w:val="30"/>
               </w:rPr>
-              <w:t>52×14=</w:t>
+              <w:t>11×26=</w:t>
             </w:r>
           </w:p>
         </w:tc>
@@ -919,7 +919,7 @@
                 <w:rFonts w:ascii="TimeNewRoman" w:hAnsi="TimeNewRoman"/>
                 <w:sz w:val="30"/>
               </w:rPr>
-              <w:t>29×36=</w:t>
+              <w:t>14×33=</w:t>
             </w:r>
           </w:p>
         </w:tc>
@@ -936,7 +936,7 @@
                 <w:rFonts w:ascii="TimeNewRoman" w:hAnsi="TimeNewRoman"/>
                 <w:sz w:val="30"/>
               </w:rPr>
-              <w:t>85×70=</w:t>
+              <w:t>94×41=</w:t>
             </w:r>
           </w:p>
         </w:tc>

--- a/two-digit_number_multiplied_by_two-digit_number.docx
+++ b/two-digit_number_multiplied_by_two-digit_number.docx
@@ -40,7 +40,7 @@
                 <w:rFonts w:ascii="TimeNewRoman" w:hAnsi="TimeNewRoman"/>
                 <w:sz w:val="30"/>
               </w:rPr>
-              <w:t>83×50=</w:t>
+              <w:t>51×62=</w:t>
             </w:r>
           </w:p>
         </w:tc>
@@ -57,7 +57,7 @@
                 <w:rFonts w:ascii="TimeNewRoman" w:hAnsi="TimeNewRoman"/>
                 <w:sz w:val="30"/>
               </w:rPr>
-              <w:t>69×36=</w:t>
+              <w:t>99×43=</w:t>
             </w:r>
           </w:p>
         </w:tc>
@@ -74,7 +74,7 @@
                 <w:rFonts w:ascii="TimeNewRoman" w:hAnsi="TimeNewRoman"/>
                 <w:sz w:val="30"/>
               </w:rPr>
-              <w:t>72×17=</w:t>
+              <w:t>49×87=</w:t>
             </w:r>
           </w:p>
         </w:tc>
@@ -91,7 +91,7 @@
                 <w:rFonts w:ascii="TimeNewRoman" w:hAnsi="TimeNewRoman"/>
                 <w:sz w:val="30"/>
               </w:rPr>
-              <w:t>83×84=</w:t>
+              <w:t>66×84=</w:t>
             </w:r>
           </w:p>
         </w:tc>
@@ -108,7 +108,7 @@
                 <w:rFonts w:ascii="TimeNewRoman" w:hAnsi="TimeNewRoman"/>
                 <w:sz w:val="30"/>
               </w:rPr>
-              <w:t>72×94=</w:t>
+              <w:t>41×14=</w:t>
             </w:r>
           </w:p>
         </w:tc>
@@ -223,7 +223,7 @@
                 <w:rFonts w:ascii="TimeNewRoman" w:hAnsi="TimeNewRoman"/>
                 <w:sz w:val="30"/>
               </w:rPr>
-              <w:t>71×86=</w:t>
+              <w:t>80×68=</w:t>
             </w:r>
           </w:p>
         </w:tc>
@@ -240,7 +240,7 @@
                 <w:rFonts w:ascii="TimeNewRoman" w:hAnsi="TimeNewRoman"/>
                 <w:sz w:val="30"/>
               </w:rPr>
-              <w:t>61×73=</w:t>
+              <w:t>78×47=</w:t>
             </w:r>
           </w:p>
         </w:tc>
@@ -257,7 +257,7 @@
                 <w:rFonts w:ascii="TimeNewRoman" w:hAnsi="TimeNewRoman"/>
                 <w:sz w:val="30"/>
               </w:rPr>
-              <w:t>81×42=</w:t>
+              <w:t>65×95=</w:t>
             </w:r>
           </w:p>
         </w:tc>
@@ -274,7 +274,7 @@
                 <w:rFonts w:ascii="TimeNewRoman" w:hAnsi="TimeNewRoman"/>
                 <w:sz w:val="30"/>
               </w:rPr>
-              <w:t>75×92=</w:t>
+              <w:t>72×23=</w:t>
             </w:r>
           </w:p>
         </w:tc>
@@ -291,7 +291,7 @@
                 <w:rFonts w:ascii="TimeNewRoman" w:hAnsi="TimeNewRoman"/>
                 <w:sz w:val="30"/>
               </w:rPr>
-              <w:t>28×69=</w:t>
+              <w:t>87×44=</w:t>
             </w:r>
           </w:p>
         </w:tc>
@@ -438,7 +438,7 @@
                 <w:rFonts w:ascii="TimeNewRoman" w:hAnsi="TimeNewRoman"/>
                 <w:sz w:val="30"/>
               </w:rPr>
-              <w:t>72×24=</w:t>
+              <w:t>49×45=</w:t>
             </w:r>
           </w:p>
         </w:tc>
@@ -455,7 +455,7 @@
                 <w:rFonts w:ascii="TimeNewRoman" w:hAnsi="TimeNewRoman"/>
                 <w:sz w:val="30"/>
               </w:rPr>
-              <w:t>38×51=</w:t>
+              <w:t>93×55=</w:t>
             </w:r>
           </w:p>
         </w:tc>
@@ -472,7 +472,7 @@
                 <w:rFonts w:ascii="TimeNewRoman" w:hAnsi="TimeNewRoman"/>
                 <w:sz w:val="30"/>
               </w:rPr>
-              <w:t>98×42=</w:t>
+              <w:t>52×14=</w:t>
             </w:r>
           </w:p>
         </w:tc>
@@ -489,7 +489,7 @@
                 <w:rFonts w:ascii="TimeNewRoman" w:hAnsi="TimeNewRoman"/>
                 <w:sz w:val="30"/>
               </w:rPr>
-              <w:t>64×86=</w:t>
+              <w:t>56×90=</w:t>
             </w:r>
           </w:p>
         </w:tc>
@@ -506,7 +506,7 @@
                 <w:rFonts w:ascii="TimeNewRoman" w:hAnsi="TimeNewRoman"/>
                 <w:sz w:val="30"/>
               </w:rPr>
-              <w:t>41×13=</w:t>
+              <w:t>92×51=</w:t>
             </w:r>
           </w:p>
         </w:tc>
@@ -653,7 +653,7 @@
                 <w:rFonts w:ascii="TimeNewRoman" w:hAnsi="TimeNewRoman"/>
                 <w:sz w:val="30"/>
               </w:rPr>
-              <w:t>52×37=</w:t>
+              <w:t>62×58=</w:t>
             </w:r>
           </w:p>
         </w:tc>
@@ -670,7 +670,7 @@
                 <w:rFonts w:ascii="TimeNewRoman" w:hAnsi="TimeNewRoman"/>
                 <w:sz w:val="30"/>
               </w:rPr>
-              <w:t>32×36=</w:t>
+              <w:t>33×88=</w:t>
             </w:r>
           </w:p>
         </w:tc>
@@ -687,7 +687,7 @@
                 <w:rFonts w:ascii="TimeNewRoman" w:hAnsi="TimeNewRoman"/>
                 <w:sz w:val="30"/>
               </w:rPr>
-              <w:t>70×62=</w:t>
+              <w:t>84×18=</w:t>
             </w:r>
           </w:p>
         </w:tc>
@@ -704,7 +704,7 @@
                 <w:rFonts w:ascii="TimeNewRoman" w:hAnsi="TimeNewRoman"/>
                 <w:sz w:val="30"/>
               </w:rPr>
-              <w:t>24×97=</w:t>
+              <w:t>67×26=</w:t>
             </w:r>
           </w:p>
         </w:tc>
@@ -721,7 +721,7 @@
                 <w:rFonts w:ascii="TimeNewRoman" w:hAnsi="TimeNewRoman"/>
                 <w:sz w:val="30"/>
               </w:rPr>
-              <w:t>91×50=</w:t>
+              <w:t>40×38=</w:t>
             </w:r>
           </w:p>
         </w:tc>
@@ -868,7 +868,7 @@
                 <w:rFonts w:ascii="TimeNewRoman" w:hAnsi="TimeNewRoman"/>
                 <w:sz w:val="30"/>
               </w:rPr>
-              <w:t>14×32=</w:t>
+              <w:t>83×95=</w:t>
             </w:r>
           </w:p>
         </w:tc>
@@ -885,7 +885,7 @@
                 <w:rFonts w:ascii="TimeNewRoman" w:hAnsi="TimeNewRoman"/>
                 <w:sz w:val="30"/>
               </w:rPr>
-              <w:t>51×23=</w:t>
+              <w:t>90×63=</w:t>
             </w:r>
           </w:p>
         </w:tc>
@@ -902,7 +902,7 @@
                 <w:rFonts w:ascii="TimeNewRoman" w:hAnsi="TimeNewRoman"/>
                 <w:sz w:val="30"/>
               </w:rPr>
-              <w:t>11×26=</w:t>
+              <w:t>23×47=</w:t>
             </w:r>
           </w:p>
         </w:tc>
@@ -919,7 +919,7 @@
                 <w:rFonts w:ascii="TimeNewRoman" w:hAnsi="TimeNewRoman"/>
                 <w:sz w:val="30"/>
               </w:rPr>
-              <w:t>14×33=</w:t>
+              <w:t>49×85=</w:t>
             </w:r>
           </w:p>
         </w:tc>
@@ -936,7 +936,7 @@
                 <w:rFonts w:ascii="TimeNewRoman" w:hAnsi="TimeNewRoman"/>
                 <w:sz w:val="30"/>
               </w:rPr>
-              <w:t>94×41=</w:t>
+              <w:t>16×50=</w:t>
             </w:r>
           </w:p>
         </w:tc>

--- a/two-digit_number_multiplied_by_two-digit_number.docx
+++ b/two-digit_number_multiplied_by_two-digit_number.docx
@@ -11,7 +11,7 @@
           <w:rFonts w:ascii="Arial" w:hAnsi="Arial"/>
           <w:sz w:val="30"/>
         </w:rPr>
-        <w:t>2026-10-03 Saturday</w:t>
+        <w:t>2026-10-04 Sunday</w:t>
       </w:r>
     </w:p>
     <w:tbl>
@@ -40,7 +40,7 @@
                 <w:rFonts w:ascii="TimeNewRoman" w:hAnsi="TimeNewRoman"/>
                 <w:sz w:val="30"/>
               </w:rPr>
-              <w:t>51×62=</w:t>
+              <w:t>27×66=</w:t>
             </w:r>
           </w:p>
         </w:tc>
@@ -57,7 +57,7 @@
                 <w:rFonts w:ascii="TimeNewRoman" w:hAnsi="TimeNewRoman"/>
                 <w:sz w:val="30"/>
               </w:rPr>
-              <w:t>99×43=</w:t>
+              <w:t>88×46=</w:t>
             </w:r>
           </w:p>
         </w:tc>
@@ -74,7 +74,7 @@
                 <w:rFonts w:ascii="TimeNewRoman" w:hAnsi="TimeNewRoman"/>
                 <w:sz w:val="30"/>
               </w:rPr>
-              <w:t>49×87=</w:t>
+              <w:t>65×71=</w:t>
             </w:r>
           </w:p>
         </w:tc>
@@ -91,7 +91,7 @@
                 <w:rFonts w:ascii="TimeNewRoman" w:hAnsi="TimeNewRoman"/>
                 <w:sz w:val="30"/>
               </w:rPr>
-              <w:t>66×84=</w:t>
+              <w:t>41×60=</w:t>
             </w:r>
           </w:p>
         </w:tc>
@@ -108,7 +108,7 @@
                 <w:rFonts w:ascii="TimeNewRoman" w:hAnsi="TimeNewRoman"/>
                 <w:sz w:val="30"/>
               </w:rPr>
-              <w:t>41×14=</w:t>
+              <w:t>89×17=</w:t>
             </w:r>
           </w:p>
         </w:tc>
@@ -223,7 +223,7 @@
                 <w:rFonts w:ascii="TimeNewRoman" w:hAnsi="TimeNewRoman"/>
                 <w:sz w:val="30"/>
               </w:rPr>
-              <w:t>80×68=</w:t>
+              <w:t>91×57=</w:t>
             </w:r>
           </w:p>
         </w:tc>
@@ -240,7 +240,7 @@
                 <w:rFonts w:ascii="TimeNewRoman" w:hAnsi="TimeNewRoman"/>
                 <w:sz w:val="30"/>
               </w:rPr>
-              <w:t>78×47=</w:t>
+              <w:t>22×89=</w:t>
             </w:r>
           </w:p>
         </w:tc>
@@ -257,7 +257,7 @@
                 <w:rFonts w:ascii="TimeNewRoman" w:hAnsi="TimeNewRoman"/>
                 <w:sz w:val="30"/>
               </w:rPr>
-              <w:t>65×95=</w:t>
+              <w:t>52×58=</w:t>
             </w:r>
           </w:p>
         </w:tc>
@@ -274,7 +274,7 @@
                 <w:rFonts w:ascii="TimeNewRoman" w:hAnsi="TimeNewRoman"/>
                 <w:sz w:val="30"/>
               </w:rPr>
-              <w:t>72×23=</w:t>
+              <w:t>81×80=</w:t>
             </w:r>
           </w:p>
         </w:tc>
@@ -291,7 +291,7 @@
                 <w:rFonts w:ascii="TimeNewRoman" w:hAnsi="TimeNewRoman"/>
                 <w:sz w:val="30"/>
               </w:rPr>
-              <w:t>87×44=</w:t>
+              <w:t>72×19=</w:t>
             </w:r>
           </w:p>
         </w:tc>
@@ -438,7 +438,7 @@
                 <w:rFonts w:ascii="TimeNewRoman" w:hAnsi="TimeNewRoman"/>
                 <w:sz w:val="30"/>
               </w:rPr>
-              <w:t>49×45=</w:t>
+              <w:t>11×74=</w:t>
             </w:r>
           </w:p>
         </w:tc>
@@ -455,7 +455,7 @@
                 <w:rFonts w:ascii="TimeNewRoman" w:hAnsi="TimeNewRoman"/>
                 <w:sz w:val="30"/>
               </w:rPr>
-              <w:t>93×55=</w:t>
+              <w:t>93×82=</w:t>
             </w:r>
           </w:p>
         </w:tc>
@@ -472,7 +472,7 @@
                 <w:rFonts w:ascii="TimeNewRoman" w:hAnsi="TimeNewRoman"/>
                 <w:sz w:val="30"/>
               </w:rPr>
-              <w:t>52×14=</w:t>
+              <w:t>59×31=</w:t>
             </w:r>
           </w:p>
         </w:tc>
@@ -489,7 +489,7 @@
                 <w:rFonts w:ascii="TimeNewRoman" w:hAnsi="TimeNewRoman"/>
                 <w:sz w:val="30"/>
               </w:rPr>
-              <w:t>56×90=</w:t>
+              <w:t>81×53=</w:t>
             </w:r>
           </w:p>
         </w:tc>
@@ -506,7 +506,7 @@
                 <w:rFonts w:ascii="TimeNewRoman" w:hAnsi="TimeNewRoman"/>
                 <w:sz w:val="30"/>
               </w:rPr>
-              <w:t>92×51=</w:t>
+              <w:t>19×37=</w:t>
             </w:r>
           </w:p>
         </w:tc>
@@ -653,7 +653,7 @@
                 <w:rFonts w:ascii="TimeNewRoman" w:hAnsi="TimeNewRoman"/>
                 <w:sz w:val="30"/>
               </w:rPr>
-              <w:t>62×58=</w:t>
+              <w:t>91×82=</w:t>
             </w:r>
           </w:p>
         </w:tc>
@@ -670,7 +670,7 @@
                 <w:rFonts w:ascii="TimeNewRoman" w:hAnsi="TimeNewRoman"/>
                 <w:sz w:val="30"/>
               </w:rPr>
-              <w:t>33×88=</w:t>
+              <w:t>96×42=</w:t>
             </w:r>
           </w:p>
         </w:tc>
@@ -687,7 +687,7 @@
                 <w:rFonts w:ascii="TimeNewRoman" w:hAnsi="TimeNewRoman"/>
                 <w:sz w:val="30"/>
               </w:rPr>
-              <w:t>84×18=</w:t>
+              <w:t>12×13=</w:t>
             </w:r>
           </w:p>
         </w:tc>
@@ -704,7 +704,7 @@
                 <w:rFonts w:ascii="TimeNewRoman" w:hAnsi="TimeNewRoman"/>
                 <w:sz w:val="30"/>
               </w:rPr>
-              <w:t>67×26=</w:t>
+              <w:t>91×18=</w:t>
             </w:r>
           </w:p>
         </w:tc>
@@ -721,7 +721,7 @@
                 <w:rFonts w:ascii="TimeNewRoman" w:hAnsi="TimeNewRoman"/>
                 <w:sz w:val="30"/>
               </w:rPr>
-              <w:t>40×38=</w:t>
+              <w:t>87×36=</w:t>
             </w:r>
           </w:p>
         </w:tc>
@@ -868,7 +868,7 @@
                 <w:rFonts w:ascii="TimeNewRoman" w:hAnsi="TimeNewRoman"/>
                 <w:sz w:val="30"/>
               </w:rPr>
-              <w:t>83×95=</w:t>
+              <w:t>85×79=</w:t>
             </w:r>
           </w:p>
         </w:tc>
@@ -885,7 +885,7 @@
                 <w:rFonts w:ascii="TimeNewRoman" w:hAnsi="TimeNewRoman"/>
                 <w:sz w:val="30"/>
               </w:rPr>
-              <w:t>90×63=</w:t>
+              <w:t>26×93=</w:t>
             </w:r>
           </w:p>
         </w:tc>
@@ -902,7 +902,7 @@
                 <w:rFonts w:ascii="TimeNewRoman" w:hAnsi="TimeNewRoman"/>
                 <w:sz w:val="30"/>
               </w:rPr>
-              <w:t>23×47=</w:t>
+              <w:t>98×98=</w:t>
             </w:r>
           </w:p>
         </w:tc>
@@ -919,7 +919,7 @@
                 <w:rFonts w:ascii="TimeNewRoman" w:hAnsi="TimeNewRoman"/>
                 <w:sz w:val="30"/>
               </w:rPr>
-              <w:t>49×85=</w:t>
+              <w:t>63×89=</w:t>
             </w:r>
           </w:p>
         </w:tc>
@@ -936,7 +936,7 @@
                 <w:rFonts w:ascii="TimeNewRoman" w:hAnsi="TimeNewRoman"/>
                 <w:sz w:val="30"/>
               </w:rPr>
-              <w:t>16×50=</w:t>
+              <w:t>75×83=</w:t>
             </w:r>
           </w:p>
         </w:tc>

--- a/two-digit_number_multiplied_by_two-digit_number.docx
+++ b/two-digit_number_multiplied_by_two-digit_number.docx
@@ -40,7 +40,7 @@
                 <w:rFonts w:ascii="TimeNewRoman" w:hAnsi="TimeNewRoman"/>
                 <w:sz w:val="30"/>
               </w:rPr>
-              <w:t>27×66=</w:t>
+              <w:t>27×75=</w:t>
             </w:r>
           </w:p>
         </w:tc>
@@ -57,7 +57,7 @@
                 <w:rFonts w:ascii="TimeNewRoman" w:hAnsi="TimeNewRoman"/>
                 <w:sz w:val="30"/>
               </w:rPr>
-              <w:t>88×46=</w:t>
+              <w:t>37×35=</w:t>
             </w:r>
           </w:p>
         </w:tc>
@@ -74,7 +74,7 @@
                 <w:rFonts w:ascii="TimeNewRoman" w:hAnsi="TimeNewRoman"/>
                 <w:sz w:val="30"/>
               </w:rPr>
-              <w:t>65×71=</w:t>
+              <w:t>69×30=</w:t>
             </w:r>
           </w:p>
         </w:tc>
@@ -91,7 +91,7 @@
                 <w:rFonts w:ascii="TimeNewRoman" w:hAnsi="TimeNewRoman"/>
                 <w:sz w:val="30"/>
               </w:rPr>
-              <w:t>41×60=</w:t>
+              <w:t>55×40=</w:t>
             </w:r>
           </w:p>
         </w:tc>
@@ -108,7 +108,7 @@
                 <w:rFonts w:ascii="TimeNewRoman" w:hAnsi="TimeNewRoman"/>
                 <w:sz w:val="30"/>
               </w:rPr>
-              <w:t>89×17=</w:t>
+              <w:t>79×21=</w:t>
             </w:r>
           </w:p>
         </w:tc>
@@ -223,7 +223,7 @@
                 <w:rFonts w:ascii="TimeNewRoman" w:hAnsi="TimeNewRoman"/>
                 <w:sz w:val="30"/>
               </w:rPr>
-              <w:t>91×57=</w:t>
+              <w:t>67×33=</w:t>
             </w:r>
           </w:p>
         </w:tc>
@@ -240,7 +240,7 @@
                 <w:rFonts w:ascii="TimeNewRoman" w:hAnsi="TimeNewRoman"/>
                 <w:sz w:val="30"/>
               </w:rPr>
-              <w:t>22×89=</w:t>
+              <w:t>19×77=</w:t>
             </w:r>
           </w:p>
         </w:tc>
@@ -257,7 +257,7 @@
                 <w:rFonts w:ascii="TimeNewRoman" w:hAnsi="TimeNewRoman"/>
                 <w:sz w:val="30"/>
               </w:rPr>
-              <w:t>52×58=</w:t>
+              <w:t>64×96=</w:t>
             </w:r>
           </w:p>
         </w:tc>
@@ -274,7 +274,7 @@
                 <w:rFonts w:ascii="TimeNewRoman" w:hAnsi="TimeNewRoman"/>
                 <w:sz w:val="30"/>
               </w:rPr>
-              <w:t>81×80=</w:t>
+              <w:t>25×60=</w:t>
             </w:r>
           </w:p>
         </w:tc>
@@ -291,7 +291,7 @@
                 <w:rFonts w:ascii="TimeNewRoman" w:hAnsi="TimeNewRoman"/>
                 <w:sz w:val="30"/>
               </w:rPr>
-              <w:t>72×19=</w:t>
+              <w:t>55×28=</w:t>
             </w:r>
           </w:p>
         </w:tc>
@@ -438,7 +438,7 @@
                 <w:rFonts w:ascii="TimeNewRoman" w:hAnsi="TimeNewRoman"/>
                 <w:sz w:val="30"/>
               </w:rPr>
-              <w:t>11×74=</w:t>
+              <w:t>12×62=</w:t>
             </w:r>
           </w:p>
         </w:tc>
@@ -455,7 +455,7 @@
                 <w:rFonts w:ascii="TimeNewRoman" w:hAnsi="TimeNewRoman"/>
                 <w:sz w:val="30"/>
               </w:rPr>
-              <w:t>93×82=</w:t>
+              <w:t>30×47=</w:t>
             </w:r>
           </w:p>
         </w:tc>
@@ -472,7 +472,7 @@
                 <w:rFonts w:ascii="TimeNewRoman" w:hAnsi="TimeNewRoman"/>
                 <w:sz w:val="30"/>
               </w:rPr>
-              <w:t>59×31=</w:t>
+              <w:t>18×41=</w:t>
             </w:r>
           </w:p>
         </w:tc>
@@ -489,7 +489,7 @@
                 <w:rFonts w:ascii="TimeNewRoman" w:hAnsi="TimeNewRoman"/>
                 <w:sz w:val="30"/>
               </w:rPr>
-              <w:t>81×53=</w:t>
+              <w:t>46×96=</w:t>
             </w:r>
           </w:p>
         </w:tc>
@@ -506,7 +506,7 @@
                 <w:rFonts w:ascii="TimeNewRoman" w:hAnsi="TimeNewRoman"/>
                 <w:sz w:val="30"/>
               </w:rPr>
-              <w:t>19×37=</w:t>
+              <w:t>48×62=</w:t>
             </w:r>
           </w:p>
         </w:tc>
@@ -653,7 +653,7 @@
                 <w:rFonts w:ascii="TimeNewRoman" w:hAnsi="TimeNewRoman"/>
                 <w:sz w:val="30"/>
               </w:rPr>
-              <w:t>91×82=</w:t>
+              <w:t>67×18=</w:t>
             </w:r>
           </w:p>
         </w:tc>
@@ -670,7 +670,7 @@
                 <w:rFonts w:ascii="TimeNewRoman" w:hAnsi="TimeNewRoman"/>
                 <w:sz w:val="30"/>
               </w:rPr>
-              <w:t>96×42=</w:t>
+              <w:t>45×16=</w:t>
             </w:r>
           </w:p>
         </w:tc>
@@ -687,7 +687,7 @@
                 <w:rFonts w:ascii="TimeNewRoman" w:hAnsi="TimeNewRoman"/>
                 <w:sz w:val="30"/>
               </w:rPr>
-              <w:t>12×13=</w:t>
+              <w:t>18×41=</w:t>
             </w:r>
           </w:p>
         </w:tc>
@@ -704,7 +704,7 @@
                 <w:rFonts w:ascii="TimeNewRoman" w:hAnsi="TimeNewRoman"/>
                 <w:sz w:val="30"/>
               </w:rPr>
-              <w:t>91×18=</w:t>
+              <w:t>57×25=</w:t>
             </w:r>
           </w:p>
         </w:tc>
@@ -721,7 +721,7 @@
                 <w:rFonts w:ascii="TimeNewRoman" w:hAnsi="TimeNewRoman"/>
                 <w:sz w:val="30"/>
               </w:rPr>
-              <w:t>87×36=</w:t>
+              <w:t>54×35=</w:t>
             </w:r>
           </w:p>
         </w:tc>
@@ -868,7 +868,7 @@
                 <w:rFonts w:ascii="TimeNewRoman" w:hAnsi="TimeNewRoman"/>
                 <w:sz w:val="30"/>
               </w:rPr>
-              <w:t>85×79=</w:t>
+              <w:t>50×69=</w:t>
             </w:r>
           </w:p>
         </w:tc>
@@ -885,7 +885,7 @@
                 <w:rFonts w:ascii="TimeNewRoman" w:hAnsi="TimeNewRoman"/>
                 <w:sz w:val="30"/>
               </w:rPr>
-              <w:t>26×93=</w:t>
+              <w:t>74×76=</w:t>
             </w:r>
           </w:p>
         </w:tc>
@@ -902,7 +902,7 @@
                 <w:rFonts w:ascii="TimeNewRoman" w:hAnsi="TimeNewRoman"/>
                 <w:sz w:val="30"/>
               </w:rPr>
-              <w:t>98×98=</w:t>
+              <w:t>23×62=</w:t>
             </w:r>
           </w:p>
         </w:tc>
@@ -919,7 +919,7 @@
                 <w:rFonts w:ascii="TimeNewRoman" w:hAnsi="TimeNewRoman"/>
                 <w:sz w:val="30"/>
               </w:rPr>
-              <w:t>63×89=</w:t>
+              <w:t>57×41=</w:t>
             </w:r>
           </w:p>
         </w:tc>
@@ -936,7 +936,7 @@
                 <w:rFonts w:ascii="TimeNewRoman" w:hAnsi="TimeNewRoman"/>
                 <w:sz w:val="30"/>
               </w:rPr>
-              <w:t>75×83=</w:t>
+              <w:t>66×91=</w:t>
             </w:r>
           </w:p>
         </w:tc>

--- a/two-digit_number_multiplied_by_two-digit_number.docx
+++ b/two-digit_number_multiplied_by_two-digit_number.docx
@@ -11,7 +11,7 @@
           <w:rFonts w:ascii="Arial" w:hAnsi="Arial"/>
           <w:sz w:val="30"/>
         </w:rPr>
-        <w:t>2026-10-04 Sunday</w:t>
+        <w:t>2026-10-05 Monday</w:t>
       </w:r>
     </w:p>
     <w:tbl>
@@ -40,7 +40,7 @@
                 <w:rFonts w:ascii="TimeNewRoman" w:hAnsi="TimeNewRoman"/>
                 <w:sz w:val="30"/>
               </w:rPr>
-              <w:t>27×75=</w:t>
+              <w:t>82×36=</w:t>
             </w:r>
           </w:p>
         </w:tc>
@@ -57,7 +57,7 @@
                 <w:rFonts w:ascii="TimeNewRoman" w:hAnsi="TimeNewRoman"/>
                 <w:sz w:val="30"/>
               </w:rPr>
-              <w:t>37×35=</w:t>
+              <w:t>26×52=</w:t>
             </w:r>
           </w:p>
         </w:tc>
@@ -74,7 +74,7 @@
                 <w:rFonts w:ascii="TimeNewRoman" w:hAnsi="TimeNewRoman"/>
                 <w:sz w:val="30"/>
               </w:rPr>
-              <w:t>69×30=</w:t>
+              <w:t>30×19=</w:t>
             </w:r>
           </w:p>
         </w:tc>
@@ -91,7 +91,7 @@
                 <w:rFonts w:ascii="TimeNewRoman" w:hAnsi="TimeNewRoman"/>
                 <w:sz w:val="30"/>
               </w:rPr>
-              <w:t>55×40=</w:t>
+              <w:t>60×61=</w:t>
             </w:r>
           </w:p>
         </w:tc>
@@ -108,7 +108,7 @@
                 <w:rFonts w:ascii="TimeNewRoman" w:hAnsi="TimeNewRoman"/>
                 <w:sz w:val="30"/>
               </w:rPr>
-              <w:t>79×21=</w:t>
+              <w:t>59×40=</w:t>
             </w:r>
           </w:p>
         </w:tc>
@@ -223,7 +223,7 @@
                 <w:rFonts w:ascii="TimeNewRoman" w:hAnsi="TimeNewRoman"/>
                 <w:sz w:val="30"/>
               </w:rPr>
-              <w:t>67×33=</w:t>
+              <w:t>19×12=</w:t>
             </w:r>
           </w:p>
         </w:tc>
@@ -240,7 +240,7 @@
                 <w:rFonts w:ascii="TimeNewRoman" w:hAnsi="TimeNewRoman"/>
                 <w:sz w:val="30"/>
               </w:rPr>
-              <w:t>19×77=</w:t>
+              <w:t>73×95=</w:t>
             </w:r>
           </w:p>
         </w:tc>
@@ -257,7 +257,7 @@
                 <w:rFonts w:ascii="TimeNewRoman" w:hAnsi="TimeNewRoman"/>
                 <w:sz w:val="30"/>
               </w:rPr>
-              <w:t>64×96=</w:t>
+              <w:t>78×42=</w:t>
             </w:r>
           </w:p>
         </w:tc>
@@ -274,7 +274,7 @@
                 <w:rFonts w:ascii="TimeNewRoman" w:hAnsi="TimeNewRoman"/>
                 <w:sz w:val="30"/>
               </w:rPr>
-              <w:t>25×60=</w:t>
+              <w:t>98×69=</w:t>
             </w:r>
           </w:p>
         </w:tc>
@@ -291,7 +291,7 @@
                 <w:rFonts w:ascii="TimeNewRoman" w:hAnsi="TimeNewRoman"/>
                 <w:sz w:val="30"/>
               </w:rPr>
-              <w:t>55×28=</w:t>
+              <w:t>72×53=</w:t>
             </w:r>
           </w:p>
         </w:tc>
@@ -438,7 +438,7 @@
                 <w:rFonts w:ascii="TimeNewRoman" w:hAnsi="TimeNewRoman"/>
                 <w:sz w:val="30"/>
               </w:rPr>
-              <w:t>12×62=</w:t>
+              <w:t>27×61=</w:t>
             </w:r>
           </w:p>
         </w:tc>
@@ -455,7 +455,7 @@
                 <w:rFonts w:ascii="TimeNewRoman" w:hAnsi="TimeNewRoman"/>
                 <w:sz w:val="30"/>
               </w:rPr>
-              <w:t>30×47=</w:t>
+              <w:t>71×72=</w:t>
             </w:r>
           </w:p>
         </w:tc>
@@ -472,7 +472,7 @@
                 <w:rFonts w:ascii="TimeNewRoman" w:hAnsi="TimeNewRoman"/>
                 <w:sz w:val="30"/>
               </w:rPr>
-              <w:t>18×41=</w:t>
+              <w:t>31×99=</w:t>
             </w:r>
           </w:p>
         </w:tc>
@@ -489,7 +489,7 @@
                 <w:rFonts w:ascii="TimeNewRoman" w:hAnsi="TimeNewRoman"/>
                 <w:sz w:val="30"/>
               </w:rPr>
-              <w:t>46×96=</w:t>
+              <w:t>20×26=</w:t>
             </w:r>
           </w:p>
         </w:tc>
@@ -506,7 +506,7 @@
                 <w:rFonts w:ascii="TimeNewRoman" w:hAnsi="TimeNewRoman"/>
                 <w:sz w:val="30"/>
               </w:rPr>
-              <w:t>48×62=</w:t>
+              <w:t>45×14=</w:t>
             </w:r>
           </w:p>
         </w:tc>
@@ -653,7 +653,7 @@
                 <w:rFonts w:ascii="TimeNewRoman" w:hAnsi="TimeNewRoman"/>
                 <w:sz w:val="30"/>
               </w:rPr>
-              <w:t>67×18=</w:t>
+              <w:t>79×69=</w:t>
             </w:r>
           </w:p>
         </w:tc>
@@ -670,7 +670,7 @@
                 <w:rFonts w:ascii="TimeNewRoman" w:hAnsi="TimeNewRoman"/>
                 <w:sz w:val="30"/>
               </w:rPr>
-              <w:t>45×16=</w:t>
+              <w:t>73×15=</w:t>
             </w:r>
           </w:p>
         </w:tc>
@@ -687,7 +687,7 @@
                 <w:rFonts w:ascii="TimeNewRoman" w:hAnsi="TimeNewRoman"/>
                 <w:sz w:val="30"/>
               </w:rPr>
-              <w:t>18×41=</w:t>
+              <w:t>65×49=</w:t>
             </w:r>
           </w:p>
         </w:tc>
@@ -704,7 +704,7 @@
                 <w:rFonts w:ascii="TimeNewRoman" w:hAnsi="TimeNewRoman"/>
                 <w:sz w:val="30"/>
               </w:rPr>
-              <w:t>57×25=</w:t>
+              <w:t>73×40=</w:t>
             </w:r>
           </w:p>
         </w:tc>
@@ -721,7 +721,7 @@
                 <w:rFonts w:ascii="TimeNewRoman" w:hAnsi="TimeNewRoman"/>
                 <w:sz w:val="30"/>
               </w:rPr>
-              <w:t>54×35=</w:t>
+              <w:t>26×67=</w:t>
             </w:r>
           </w:p>
         </w:tc>
@@ -868,7 +868,7 @@
                 <w:rFonts w:ascii="TimeNewRoman" w:hAnsi="TimeNewRoman"/>
                 <w:sz w:val="30"/>
               </w:rPr>
-              <w:t>50×69=</w:t>
+              <w:t>86×76=</w:t>
             </w:r>
           </w:p>
         </w:tc>
@@ -885,7 +885,7 @@
                 <w:rFonts w:ascii="TimeNewRoman" w:hAnsi="TimeNewRoman"/>
                 <w:sz w:val="30"/>
               </w:rPr>
-              <w:t>74×76=</w:t>
+              <w:t>32×15=</w:t>
             </w:r>
           </w:p>
         </w:tc>
@@ -902,7 +902,7 @@
                 <w:rFonts w:ascii="TimeNewRoman" w:hAnsi="TimeNewRoman"/>
                 <w:sz w:val="30"/>
               </w:rPr>
-              <w:t>23×62=</w:t>
+              <w:t>16×50=</w:t>
             </w:r>
           </w:p>
         </w:tc>
@@ -919,7 +919,7 @@
                 <w:rFonts w:ascii="TimeNewRoman" w:hAnsi="TimeNewRoman"/>
                 <w:sz w:val="30"/>
               </w:rPr>
-              <w:t>57×41=</w:t>
+              <w:t>14×74=</w:t>
             </w:r>
           </w:p>
         </w:tc>
@@ -936,7 +936,7 @@
                 <w:rFonts w:ascii="TimeNewRoman" w:hAnsi="TimeNewRoman"/>
                 <w:sz w:val="30"/>
               </w:rPr>
-              <w:t>66×91=</w:t>
+              <w:t>85×18=</w:t>
             </w:r>
           </w:p>
         </w:tc>

--- a/two-digit_number_multiplied_by_two-digit_number.docx
+++ b/two-digit_number_multiplied_by_two-digit_number.docx
@@ -40,7 +40,7 @@
                 <w:rFonts w:ascii="TimeNewRoman" w:hAnsi="TimeNewRoman"/>
                 <w:sz w:val="30"/>
               </w:rPr>
-              <w:t>82×36=</w:t>
+              <w:t>48×26=</w:t>
             </w:r>
           </w:p>
         </w:tc>
@@ -57,7 +57,7 @@
                 <w:rFonts w:ascii="TimeNewRoman" w:hAnsi="TimeNewRoman"/>
                 <w:sz w:val="30"/>
               </w:rPr>
-              <w:t>26×52=</w:t>
+              <w:t>20×59=</w:t>
             </w:r>
           </w:p>
         </w:tc>
@@ -74,7 +74,7 @@
                 <w:rFonts w:ascii="TimeNewRoman" w:hAnsi="TimeNewRoman"/>
                 <w:sz w:val="30"/>
               </w:rPr>
-              <w:t>30×19=</w:t>
+              <w:t>41×11=</w:t>
             </w:r>
           </w:p>
         </w:tc>
@@ -91,7 +91,7 @@
                 <w:rFonts w:ascii="TimeNewRoman" w:hAnsi="TimeNewRoman"/>
                 <w:sz w:val="30"/>
               </w:rPr>
-              <w:t>60×61=</w:t>
+              <w:t>12×29=</w:t>
             </w:r>
           </w:p>
         </w:tc>
@@ -108,7 +108,7 @@
                 <w:rFonts w:ascii="TimeNewRoman" w:hAnsi="TimeNewRoman"/>
                 <w:sz w:val="30"/>
               </w:rPr>
-              <w:t>59×40=</w:t>
+              <w:t>98×55=</w:t>
             </w:r>
           </w:p>
         </w:tc>
@@ -223,7 +223,7 @@
                 <w:rFonts w:ascii="TimeNewRoman" w:hAnsi="TimeNewRoman"/>
                 <w:sz w:val="30"/>
               </w:rPr>
-              <w:t>19×12=</w:t>
+              <w:t>14×81=</w:t>
             </w:r>
           </w:p>
         </w:tc>
@@ -240,7 +240,7 @@
                 <w:rFonts w:ascii="TimeNewRoman" w:hAnsi="TimeNewRoman"/>
                 <w:sz w:val="30"/>
               </w:rPr>
-              <w:t>73×95=</w:t>
+              <w:t>53×48=</w:t>
             </w:r>
           </w:p>
         </w:tc>
@@ -257,7 +257,7 @@
                 <w:rFonts w:ascii="TimeNewRoman" w:hAnsi="TimeNewRoman"/>
                 <w:sz w:val="30"/>
               </w:rPr>
-              <w:t>78×42=</w:t>
+              <w:t>83×60=</w:t>
             </w:r>
           </w:p>
         </w:tc>
@@ -274,7 +274,7 @@
                 <w:rFonts w:ascii="TimeNewRoman" w:hAnsi="TimeNewRoman"/>
                 <w:sz w:val="30"/>
               </w:rPr>
-              <w:t>98×69=</w:t>
+              <w:t>48×51=</w:t>
             </w:r>
           </w:p>
         </w:tc>
@@ -291,7 +291,7 @@
                 <w:rFonts w:ascii="TimeNewRoman" w:hAnsi="TimeNewRoman"/>
                 <w:sz w:val="30"/>
               </w:rPr>
-              <w:t>72×53=</w:t>
+              <w:t>50×91=</w:t>
             </w:r>
           </w:p>
         </w:tc>
@@ -438,7 +438,7 @@
                 <w:rFonts w:ascii="TimeNewRoman" w:hAnsi="TimeNewRoman"/>
                 <w:sz w:val="30"/>
               </w:rPr>
-              <w:t>27×61=</w:t>
+              <w:t>56×93=</w:t>
             </w:r>
           </w:p>
         </w:tc>
@@ -455,7 +455,7 @@
                 <w:rFonts w:ascii="TimeNewRoman" w:hAnsi="TimeNewRoman"/>
                 <w:sz w:val="30"/>
               </w:rPr>
-              <w:t>71×72=</w:t>
+              <w:t>39×31=</w:t>
             </w:r>
           </w:p>
         </w:tc>
@@ -472,7 +472,7 @@
                 <w:rFonts w:ascii="TimeNewRoman" w:hAnsi="TimeNewRoman"/>
                 <w:sz w:val="30"/>
               </w:rPr>
-              <w:t>31×99=</w:t>
+              <w:t>44×19=</w:t>
             </w:r>
           </w:p>
         </w:tc>
@@ -489,7 +489,7 @@
                 <w:rFonts w:ascii="TimeNewRoman" w:hAnsi="TimeNewRoman"/>
                 <w:sz w:val="30"/>
               </w:rPr>
-              <w:t>20×26=</w:t>
+              <w:t>38×40=</w:t>
             </w:r>
           </w:p>
         </w:tc>
@@ -506,7 +506,7 @@
                 <w:rFonts w:ascii="TimeNewRoman" w:hAnsi="TimeNewRoman"/>
                 <w:sz w:val="30"/>
               </w:rPr>
-              <w:t>45×14=</w:t>
+              <w:t>47×88=</w:t>
             </w:r>
           </w:p>
         </w:tc>
@@ -653,7 +653,7 @@
                 <w:rFonts w:ascii="TimeNewRoman" w:hAnsi="TimeNewRoman"/>
                 <w:sz w:val="30"/>
               </w:rPr>
-              <w:t>79×69=</w:t>
+              <w:t>52×91=</w:t>
             </w:r>
           </w:p>
         </w:tc>
@@ -670,7 +670,7 @@
                 <w:rFonts w:ascii="TimeNewRoman" w:hAnsi="TimeNewRoman"/>
                 <w:sz w:val="30"/>
               </w:rPr>
-              <w:t>73×15=</w:t>
+              <w:t>21×82=</w:t>
             </w:r>
           </w:p>
         </w:tc>
@@ -687,7 +687,7 @@
                 <w:rFonts w:ascii="TimeNewRoman" w:hAnsi="TimeNewRoman"/>
                 <w:sz w:val="30"/>
               </w:rPr>
-              <w:t>65×49=</w:t>
+              <w:t>63×30=</w:t>
             </w:r>
           </w:p>
         </w:tc>
@@ -704,7 +704,7 @@
                 <w:rFonts w:ascii="TimeNewRoman" w:hAnsi="TimeNewRoman"/>
                 <w:sz w:val="30"/>
               </w:rPr>
-              <w:t>73×40=</w:t>
+              <w:t>79×50=</w:t>
             </w:r>
           </w:p>
         </w:tc>
@@ -721,7 +721,7 @@
                 <w:rFonts w:ascii="TimeNewRoman" w:hAnsi="TimeNewRoman"/>
                 <w:sz w:val="30"/>
               </w:rPr>
-              <w:t>26×67=</w:t>
+              <w:t>65×23=</w:t>
             </w:r>
           </w:p>
         </w:tc>
@@ -868,7 +868,7 @@
                 <w:rFonts w:ascii="TimeNewRoman" w:hAnsi="TimeNewRoman"/>
                 <w:sz w:val="30"/>
               </w:rPr>
-              <w:t>86×76=</w:t>
+              <w:t>71×27=</w:t>
             </w:r>
           </w:p>
         </w:tc>
@@ -885,7 +885,7 @@
                 <w:rFonts w:ascii="TimeNewRoman" w:hAnsi="TimeNewRoman"/>
                 <w:sz w:val="30"/>
               </w:rPr>
-              <w:t>32×15=</w:t>
+              <w:t>57×74=</w:t>
             </w:r>
           </w:p>
         </w:tc>
@@ -902,7 +902,7 @@
                 <w:rFonts w:ascii="TimeNewRoman" w:hAnsi="TimeNewRoman"/>
                 <w:sz w:val="30"/>
               </w:rPr>
-              <w:t>16×50=</w:t>
+              <w:t>47×17=</w:t>
             </w:r>
           </w:p>
         </w:tc>
@@ -919,7 +919,7 @@
                 <w:rFonts w:ascii="TimeNewRoman" w:hAnsi="TimeNewRoman"/>
                 <w:sz w:val="30"/>
               </w:rPr>
-              <w:t>14×74=</w:t>
+              <w:t>85×53=</w:t>
             </w:r>
           </w:p>
         </w:tc>
@@ -936,7 +936,7 @@
                 <w:rFonts w:ascii="TimeNewRoman" w:hAnsi="TimeNewRoman"/>
                 <w:sz w:val="30"/>
               </w:rPr>
-              <w:t>85×18=</w:t>
+              <w:t>63×32=</w:t>
             </w:r>
           </w:p>
         </w:tc>

--- a/two-digit_number_multiplied_by_two-digit_number.docx
+++ b/two-digit_number_multiplied_by_two-digit_number.docx
@@ -11,7 +11,7 @@
           <w:rFonts w:ascii="Arial" w:hAnsi="Arial"/>
           <w:sz w:val="30"/>
         </w:rPr>
-        <w:t>2026-10-05 Monday</w:t>
+        <w:t>2026-10-06 Tuesday</w:t>
       </w:r>
     </w:p>
     <w:tbl>
@@ -40,7 +40,7 @@
                 <w:rFonts w:ascii="TimeNewRoman" w:hAnsi="TimeNewRoman"/>
                 <w:sz w:val="30"/>
               </w:rPr>
-              <w:t>48×26=</w:t>
+              <w:t>37×79=</w:t>
             </w:r>
           </w:p>
         </w:tc>
@@ -57,7 +57,7 @@
                 <w:rFonts w:ascii="TimeNewRoman" w:hAnsi="TimeNewRoman"/>
                 <w:sz w:val="30"/>
               </w:rPr>
-              <w:t>20×59=</w:t>
+              <w:t>42×78=</w:t>
             </w:r>
           </w:p>
         </w:tc>
@@ -74,7 +74,7 @@
                 <w:rFonts w:ascii="TimeNewRoman" w:hAnsi="TimeNewRoman"/>
                 <w:sz w:val="30"/>
               </w:rPr>
-              <w:t>41×11=</w:t>
+              <w:t>97×16=</w:t>
             </w:r>
           </w:p>
         </w:tc>
@@ -91,7 +91,7 @@
                 <w:rFonts w:ascii="TimeNewRoman" w:hAnsi="TimeNewRoman"/>
                 <w:sz w:val="30"/>
               </w:rPr>
-              <w:t>12×29=</w:t>
+              <w:t>13×84=</w:t>
             </w:r>
           </w:p>
         </w:tc>
@@ -108,7 +108,7 @@
                 <w:rFonts w:ascii="TimeNewRoman" w:hAnsi="TimeNewRoman"/>
                 <w:sz w:val="30"/>
               </w:rPr>
-              <w:t>98×55=</w:t>
+              <w:t>86×88=</w:t>
             </w:r>
           </w:p>
         </w:tc>
@@ -223,7 +223,7 @@
                 <w:rFonts w:ascii="TimeNewRoman" w:hAnsi="TimeNewRoman"/>
                 <w:sz w:val="30"/>
               </w:rPr>
-              <w:t>14×81=</w:t>
+              <w:t>81×63=</w:t>
             </w:r>
           </w:p>
         </w:tc>
@@ -240,7 +240,7 @@
                 <w:rFonts w:ascii="TimeNewRoman" w:hAnsi="TimeNewRoman"/>
                 <w:sz w:val="30"/>
               </w:rPr>
-              <w:t>53×48=</w:t>
+              <w:t>42×43=</w:t>
             </w:r>
           </w:p>
         </w:tc>
@@ -257,7 +257,7 @@
                 <w:rFonts w:ascii="TimeNewRoman" w:hAnsi="TimeNewRoman"/>
                 <w:sz w:val="30"/>
               </w:rPr>
-              <w:t>83×60=</w:t>
+              <w:t>19×69=</w:t>
             </w:r>
           </w:p>
         </w:tc>
@@ -274,7 +274,7 @@
                 <w:rFonts w:ascii="TimeNewRoman" w:hAnsi="TimeNewRoman"/>
                 <w:sz w:val="30"/>
               </w:rPr>
-              <w:t>48×51=</w:t>
+              <w:t>37×68=</w:t>
             </w:r>
           </w:p>
         </w:tc>
@@ -291,7 +291,7 @@
                 <w:rFonts w:ascii="TimeNewRoman" w:hAnsi="TimeNewRoman"/>
                 <w:sz w:val="30"/>
               </w:rPr>
-              <w:t>50×91=</w:t>
+              <w:t>12×40=</w:t>
             </w:r>
           </w:p>
         </w:tc>
@@ -438,7 +438,7 @@
                 <w:rFonts w:ascii="TimeNewRoman" w:hAnsi="TimeNewRoman"/>
                 <w:sz w:val="30"/>
               </w:rPr>
-              <w:t>56×93=</w:t>
+              <w:t>71×93=</w:t>
             </w:r>
           </w:p>
         </w:tc>
@@ -455,7 +455,7 @@
                 <w:rFonts w:ascii="TimeNewRoman" w:hAnsi="TimeNewRoman"/>
                 <w:sz w:val="30"/>
               </w:rPr>
-              <w:t>39×31=</w:t>
+              <w:t>89×33=</w:t>
             </w:r>
           </w:p>
         </w:tc>
@@ -472,7 +472,7 @@
                 <w:rFonts w:ascii="TimeNewRoman" w:hAnsi="TimeNewRoman"/>
                 <w:sz w:val="30"/>
               </w:rPr>
-              <w:t>44×19=</w:t>
+              <w:t>72×92=</w:t>
             </w:r>
           </w:p>
         </w:tc>
@@ -489,7 +489,7 @@
                 <w:rFonts w:ascii="TimeNewRoman" w:hAnsi="TimeNewRoman"/>
                 <w:sz w:val="30"/>
               </w:rPr>
-              <w:t>38×40=</w:t>
+              <w:t>48×67=</w:t>
             </w:r>
           </w:p>
         </w:tc>
@@ -506,7 +506,7 @@
                 <w:rFonts w:ascii="TimeNewRoman" w:hAnsi="TimeNewRoman"/>
                 <w:sz w:val="30"/>
               </w:rPr>
-              <w:t>47×88=</w:t>
+              <w:t>92×60=</w:t>
             </w:r>
           </w:p>
         </w:tc>
@@ -653,7 +653,7 @@
                 <w:rFonts w:ascii="TimeNewRoman" w:hAnsi="TimeNewRoman"/>
                 <w:sz w:val="30"/>
               </w:rPr>
-              <w:t>52×91=</w:t>
+              <w:t>85×45=</w:t>
             </w:r>
           </w:p>
         </w:tc>
@@ -670,7 +670,7 @@
                 <w:rFonts w:ascii="TimeNewRoman" w:hAnsi="TimeNewRoman"/>
                 <w:sz w:val="30"/>
               </w:rPr>
-              <w:t>21×82=</w:t>
+              <w:t>73×53=</w:t>
             </w:r>
           </w:p>
         </w:tc>
@@ -687,7 +687,7 @@
                 <w:rFonts w:ascii="TimeNewRoman" w:hAnsi="TimeNewRoman"/>
                 <w:sz w:val="30"/>
               </w:rPr>
-              <w:t>63×30=</w:t>
+              <w:t>34×48=</w:t>
             </w:r>
           </w:p>
         </w:tc>
@@ -704,7 +704,7 @@
                 <w:rFonts w:ascii="TimeNewRoman" w:hAnsi="TimeNewRoman"/>
                 <w:sz w:val="30"/>
               </w:rPr>
-              <w:t>79×50=</w:t>
+              <w:t>72×95=</w:t>
             </w:r>
           </w:p>
         </w:tc>
@@ -721,7 +721,7 @@
                 <w:rFonts w:ascii="TimeNewRoman" w:hAnsi="TimeNewRoman"/>
                 <w:sz w:val="30"/>
               </w:rPr>
-              <w:t>65×23=</w:t>
+              <w:t>12×36=</w:t>
             </w:r>
           </w:p>
         </w:tc>
@@ -868,7 +868,7 @@
                 <w:rFonts w:ascii="TimeNewRoman" w:hAnsi="TimeNewRoman"/>
                 <w:sz w:val="30"/>
               </w:rPr>
-              <w:t>71×27=</w:t>
+              <w:t>26×34=</w:t>
             </w:r>
           </w:p>
         </w:tc>
@@ -885,7 +885,7 @@
                 <w:rFonts w:ascii="TimeNewRoman" w:hAnsi="TimeNewRoman"/>
                 <w:sz w:val="30"/>
               </w:rPr>
-              <w:t>57×74=</w:t>
+              <w:t>54×70=</w:t>
             </w:r>
           </w:p>
         </w:tc>
@@ -902,7 +902,7 @@
                 <w:rFonts w:ascii="TimeNewRoman" w:hAnsi="TimeNewRoman"/>
                 <w:sz w:val="30"/>
               </w:rPr>
-              <w:t>47×17=</w:t>
+              <w:t>80×22=</w:t>
             </w:r>
           </w:p>
         </w:tc>
@@ -919,7 +919,7 @@
                 <w:rFonts w:ascii="TimeNewRoman" w:hAnsi="TimeNewRoman"/>
                 <w:sz w:val="30"/>
               </w:rPr>
-              <w:t>85×53=</w:t>
+              <w:t>49×70=</w:t>
             </w:r>
           </w:p>
         </w:tc>
@@ -936,7 +936,7 @@
                 <w:rFonts w:ascii="TimeNewRoman" w:hAnsi="TimeNewRoman"/>
                 <w:sz w:val="30"/>
               </w:rPr>
-              <w:t>63×32=</w:t>
+              <w:t>33×92=</w:t>
             </w:r>
           </w:p>
         </w:tc>

--- a/two-digit_number_multiplied_by_two-digit_number.docx
+++ b/two-digit_number_multiplied_by_two-digit_number.docx
@@ -40,7 +40,7 @@
                 <w:rFonts w:ascii="TimeNewRoman" w:hAnsi="TimeNewRoman"/>
                 <w:sz w:val="30"/>
               </w:rPr>
-              <w:t>37×79=</w:t>
+              <w:t>94×32=</w:t>
             </w:r>
           </w:p>
         </w:tc>
@@ -57,7 +57,7 @@
                 <w:rFonts w:ascii="TimeNewRoman" w:hAnsi="TimeNewRoman"/>
                 <w:sz w:val="30"/>
               </w:rPr>
-              <w:t>42×78=</w:t>
+              <w:t>60×40=</w:t>
             </w:r>
           </w:p>
         </w:tc>
@@ -74,7 +74,7 @@
                 <w:rFonts w:ascii="TimeNewRoman" w:hAnsi="TimeNewRoman"/>
                 <w:sz w:val="30"/>
               </w:rPr>
-              <w:t>97×16=</w:t>
+              <w:t>15×63=</w:t>
             </w:r>
           </w:p>
         </w:tc>
@@ -91,7 +91,7 @@
                 <w:rFonts w:ascii="TimeNewRoman" w:hAnsi="TimeNewRoman"/>
                 <w:sz w:val="30"/>
               </w:rPr>
-              <w:t>13×84=</w:t>
+              <w:t>14×40=</w:t>
             </w:r>
           </w:p>
         </w:tc>
@@ -108,7 +108,7 @@
                 <w:rFonts w:ascii="TimeNewRoman" w:hAnsi="TimeNewRoman"/>
                 <w:sz w:val="30"/>
               </w:rPr>
-              <w:t>86×88=</w:t>
+              <w:t>16×47=</w:t>
             </w:r>
           </w:p>
         </w:tc>
@@ -223,7 +223,7 @@
                 <w:rFonts w:ascii="TimeNewRoman" w:hAnsi="TimeNewRoman"/>
                 <w:sz w:val="30"/>
               </w:rPr>
-              <w:t>81×63=</w:t>
+              <w:t>43×32=</w:t>
             </w:r>
           </w:p>
         </w:tc>
@@ -240,7 +240,7 @@
                 <w:rFonts w:ascii="TimeNewRoman" w:hAnsi="TimeNewRoman"/>
                 <w:sz w:val="30"/>
               </w:rPr>
-              <w:t>42×43=</w:t>
+              <w:t>13×61=</w:t>
             </w:r>
           </w:p>
         </w:tc>
@@ -257,7 +257,7 @@
                 <w:rFonts w:ascii="TimeNewRoman" w:hAnsi="TimeNewRoman"/>
                 <w:sz w:val="30"/>
               </w:rPr>
-              <w:t>19×69=</w:t>
+              <w:t>93×70=</w:t>
             </w:r>
           </w:p>
         </w:tc>
@@ -274,7 +274,7 @@
                 <w:rFonts w:ascii="TimeNewRoman" w:hAnsi="TimeNewRoman"/>
                 <w:sz w:val="30"/>
               </w:rPr>
-              <w:t>37×68=</w:t>
+              <w:t>15×32=</w:t>
             </w:r>
           </w:p>
         </w:tc>
@@ -291,7 +291,7 @@
                 <w:rFonts w:ascii="TimeNewRoman" w:hAnsi="TimeNewRoman"/>
                 <w:sz w:val="30"/>
               </w:rPr>
-              <w:t>12×40=</w:t>
+              <w:t>49×17=</w:t>
             </w:r>
           </w:p>
         </w:tc>
@@ -438,7 +438,7 @@
                 <w:rFonts w:ascii="TimeNewRoman" w:hAnsi="TimeNewRoman"/>
                 <w:sz w:val="30"/>
               </w:rPr>
-              <w:t>71×93=</w:t>
+              <w:t>15×74=</w:t>
             </w:r>
           </w:p>
         </w:tc>
@@ -455,7 +455,7 @@
                 <w:rFonts w:ascii="TimeNewRoman" w:hAnsi="TimeNewRoman"/>
                 <w:sz w:val="30"/>
               </w:rPr>
-              <w:t>89×33=</w:t>
+              <w:t>76×83=</w:t>
             </w:r>
           </w:p>
         </w:tc>
@@ -472,7 +472,7 @@
                 <w:rFonts w:ascii="TimeNewRoman" w:hAnsi="TimeNewRoman"/>
                 <w:sz w:val="30"/>
               </w:rPr>
-              <w:t>72×92=</w:t>
+              <w:t>40×72=</w:t>
             </w:r>
           </w:p>
         </w:tc>
@@ -489,7 +489,7 @@
                 <w:rFonts w:ascii="TimeNewRoman" w:hAnsi="TimeNewRoman"/>
                 <w:sz w:val="30"/>
               </w:rPr>
-              <w:t>48×67=</w:t>
+              <w:t>39×90=</w:t>
             </w:r>
           </w:p>
         </w:tc>
@@ -506,7 +506,7 @@
                 <w:rFonts w:ascii="TimeNewRoman" w:hAnsi="TimeNewRoman"/>
                 <w:sz w:val="30"/>
               </w:rPr>
-              <w:t>92×60=</w:t>
+              <w:t>59×40=</w:t>
             </w:r>
           </w:p>
         </w:tc>
@@ -653,7 +653,7 @@
                 <w:rFonts w:ascii="TimeNewRoman" w:hAnsi="TimeNewRoman"/>
                 <w:sz w:val="30"/>
               </w:rPr>
-              <w:t>85×45=</w:t>
+              <w:t>23×27=</w:t>
             </w:r>
           </w:p>
         </w:tc>
@@ -670,7 +670,7 @@
                 <w:rFonts w:ascii="TimeNewRoman" w:hAnsi="TimeNewRoman"/>
                 <w:sz w:val="30"/>
               </w:rPr>
-              <w:t>73×53=</w:t>
+              <w:t>97×84=</w:t>
             </w:r>
           </w:p>
         </w:tc>
@@ -687,7 +687,7 @@
                 <w:rFonts w:ascii="TimeNewRoman" w:hAnsi="TimeNewRoman"/>
                 <w:sz w:val="30"/>
               </w:rPr>
-              <w:t>34×48=</w:t>
+              <w:t>15×58=</w:t>
             </w:r>
           </w:p>
         </w:tc>
@@ -704,7 +704,7 @@
                 <w:rFonts w:ascii="TimeNewRoman" w:hAnsi="TimeNewRoman"/>
                 <w:sz w:val="30"/>
               </w:rPr>
-              <w:t>72×95=</w:t>
+              <w:t>43×18=</w:t>
             </w:r>
           </w:p>
         </w:tc>
@@ -721,7 +721,7 @@
                 <w:rFonts w:ascii="TimeNewRoman" w:hAnsi="TimeNewRoman"/>
                 <w:sz w:val="30"/>
               </w:rPr>
-              <w:t>12×36=</w:t>
+              <w:t>47×98=</w:t>
             </w:r>
           </w:p>
         </w:tc>
@@ -868,7 +868,7 @@
                 <w:rFonts w:ascii="TimeNewRoman" w:hAnsi="TimeNewRoman"/>
                 <w:sz w:val="30"/>
               </w:rPr>
-              <w:t>26×34=</w:t>
+              <w:t>74×38=</w:t>
             </w:r>
           </w:p>
         </w:tc>
@@ -885,7 +885,7 @@
                 <w:rFonts w:ascii="TimeNewRoman" w:hAnsi="TimeNewRoman"/>
                 <w:sz w:val="30"/>
               </w:rPr>
-              <w:t>54×70=</w:t>
+              <w:t>97×18=</w:t>
             </w:r>
           </w:p>
         </w:tc>
@@ -902,7 +902,7 @@
                 <w:rFonts w:ascii="TimeNewRoman" w:hAnsi="TimeNewRoman"/>
                 <w:sz w:val="30"/>
               </w:rPr>
-              <w:t>80×22=</w:t>
+              <w:t>34×47=</w:t>
             </w:r>
           </w:p>
         </w:tc>
@@ -919,7 +919,7 @@
                 <w:rFonts w:ascii="TimeNewRoman" w:hAnsi="TimeNewRoman"/>
                 <w:sz w:val="30"/>
               </w:rPr>
-              <w:t>49×70=</w:t>
+              <w:t>17×83=</w:t>
             </w:r>
           </w:p>
         </w:tc>
@@ -936,7 +936,7 @@
                 <w:rFonts w:ascii="TimeNewRoman" w:hAnsi="TimeNewRoman"/>
                 <w:sz w:val="30"/>
               </w:rPr>
-              <w:t>33×92=</w:t>
+              <w:t>48×80=</w:t>
             </w:r>
           </w:p>
         </w:tc>

--- a/two-digit_number_multiplied_by_two-digit_number.docx
+++ b/two-digit_number_multiplied_by_two-digit_number.docx
@@ -11,7 +11,7 @@
           <w:rFonts w:ascii="Arial" w:hAnsi="Arial"/>
           <w:sz w:val="30"/>
         </w:rPr>
-        <w:t>2026-10-06 Tuesday</w:t>
+        <w:t>2026-10-07 Wednesday</w:t>
       </w:r>
     </w:p>
     <w:tbl>
@@ -40,7 +40,7 @@
                 <w:rFonts w:ascii="TimeNewRoman" w:hAnsi="TimeNewRoman"/>
                 <w:sz w:val="30"/>
               </w:rPr>
-              <w:t>94×32=</w:t>
+              <w:t>77×27=</w:t>
             </w:r>
           </w:p>
         </w:tc>
@@ -57,7 +57,7 @@
                 <w:rFonts w:ascii="TimeNewRoman" w:hAnsi="TimeNewRoman"/>
                 <w:sz w:val="30"/>
               </w:rPr>
-              <w:t>60×40=</w:t>
+              <w:t>12×23=</w:t>
             </w:r>
           </w:p>
         </w:tc>
@@ -74,7 +74,7 @@
                 <w:rFonts w:ascii="TimeNewRoman" w:hAnsi="TimeNewRoman"/>
                 <w:sz w:val="30"/>
               </w:rPr>
-              <w:t>15×63=</w:t>
+              <w:t>11×20=</w:t>
             </w:r>
           </w:p>
         </w:tc>
@@ -91,7 +91,7 @@
                 <w:rFonts w:ascii="TimeNewRoman" w:hAnsi="TimeNewRoman"/>
                 <w:sz w:val="30"/>
               </w:rPr>
-              <w:t>14×40=</w:t>
+              <w:t>22×55=</w:t>
             </w:r>
           </w:p>
         </w:tc>
@@ -108,7 +108,7 @@
                 <w:rFonts w:ascii="TimeNewRoman" w:hAnsi="TimeNewRoman"/>
                 <w:sz w:val="30"/>
               </w:rPr>
-              <w:t>16×47=</w:t>
+              <w:t>22×39=</w:t>
             </w:r>
           </w:p>
         </w:tc>
@@ -223,7 +223,7 @@
                 <w:rFonts w:ascii="TimeNewRoman" w:hAnsi="TimeNewRoman"/>
                 <w:sz w:val="30"/>
               </w:rPr>
-              <w:t>43×32=</w:t>
+              <w:t>60×65=</w:t>
             </w:r>
           </w:p>
         </w:tc>
@@ -240,7 +240,7 @@
                 <w:rFonts w:ascii="TimeNewRoman" w:hAnsi="TimeNewRoman"/>
                 <w:sz w:val="30"/>
               </w:rPr>
-              <w:t>13×61=</w:t>
+              <w:t>99×74=</w:t>
             </w:r>
           </w:p>
         </w:tc>
@@ -257,7 +257,7 @@
                 <w:rFonts w:ascii="TimeNewRoman" w:hAnsi="TimeNewRoman"/>
                 <w:sz w:val="30"/>
               </w:rPr>
-              <w:t>93×70=</w:t>
+              <w:t>29×85=</w:t>
             </w:r>
           </w:p>
         </w:tc>
@@ -274,7 +274,7 @@
                 <w:rFonts w:ascii="TimeNewRoman" w:hAnsi="TimeNewRoman"/>
                 <w:sz w:val="30"/>
               </w:rPr>
-              <w:t>15×32=</w:t>
+              <w:t>41×16=</w:t>
             </w:r>
           </w:p>
         </w:tc>
@@ -291,7 +291,7 @@
                 <w:rFonts w:ascii="TimeNewRoman" w:hAnsi="TimeNewRoman"/>
                 <w:sz w:val="30"/>
               </w:rPr>
-              <w:t>49×17=</w:t>
+              <w:t>70×34=</w:t>
             </w:r>
           </w:p>
         </w:tc>
@@ -438,7 +438,7 @@
                 <w:rFonts w:ascii="TimeNewRoman" w:hAnsi="TimeNewRoman"/>
                 <w:sz w:val="30"/>
               </w:rPr>
-              <w:t>15×74=</w:t>
+              <w:t>20×15=</w:t>
             </w:r>
           </w:p>
         </w:tc>
@@ -455,7 +455,7 @@
                 <w:rFonts w:ascii="TimeNewRoman" w:hAnsi="TimeNewRoman"/>
                 <w:sz w:val="30"/>
               </w:rPr>
-              <w:t>76×83=</w:t>
+              <w:t>85×94=</w:t>
             </w:r>
           </w:p>
         </w:tc>
@@ -472,7 +472,7 @@
                 <w:rFonts w:ascii="TimeNewRoman" w:hAnsi="TimeNewRoman"/>
                 <w:sz w:val="30"/>
               </w:rPr>
-              <w:t>40×72=</w:t>
+              <w:t>21×48=</w:t>
             </w:r>
           </w:p>
         </w:tc>
@@ -489,7 +489,7 @@
                 <w:rFonts w:ascii="TimeNewRoman" w:hAnsi="TimeNewRoman"/>
                 <w:sz w:val="30"/>
               </w:rPr>
-              <w:t>39×90=</w:t>
+              <w:t>83×20=</w:t>
             </w:r>
           </w:p>
         </w:tc>
@@ -506,7 +506,7 @@
                 <w:rFonts w:ascii="TimeNewRoman" w:hAnsi="TimeNewRoman"/>
                 <w:sz w:val="30"/>
               </w:rPr>
-              <w:t>59×40=</w:t>
+              <w:t>30×82=</w:t>
             </w:r>
           </w:p>
         </w:tc>
@@ -653,7 +653,7 @@
                 <w:rFonts w:ascii="TimeNewRoman" w:hAnsi="TimeNewRoman"/>
                 <w:sz w:val="30"/>
               </w:rPr>
-              <w:t>23×27=</w:t>
+              <w:t>26×97=</w:t>
             </w:r>
           </w:p>
         </w:tc>
@@ -670,7 +670,7 @@
                 <w:rFonts w:ascii="TimeNewRoman" w:hAnsi="TimeNewRoman"/>
                 <w:sz w:val="30"/>
               </w:rPr>
-              <w:t>97×84=</w:t>
+              <w:t>37×89=</w:t>
             </w:r>
           </w:p>
         </w:tc>
@@ -687,7 +687,7 @@
                 <w:rFonts w:ascii="TimeNewRoman" w:hAnsi="TimeNewRoman"/>
                 <w:sz w:val="30"/>
               </w:rPr>
-              <w:t>15×58=</w:t>
+              <w:t>96×71=</w:t>
             </w:r>
           </w:p>
         </w:tc>
@@ -704,7 +704,7 @@
                 <w:rFonts w:ascii="TimeNewRoman" w:hAnsi="TimeNewRoman"/>
                 <w:sz w:val="30"/>
               </w:rPr>
-              <w:t>43×18=</w:t>
+              <w:t>64×40=</w:t>
             </w:r>
           </w:p>
         </w:tc>
@@ -721,7 +721,7 @@
                 <w:rFonts w:ascii="TimeNewRoman" w:hAnsi="TimeNewRoman"/>
                 <w:sz w:val="30"/>
               </w:rPr>
-              <w:t>47×98=</w:t>
+              <w:t>76×71=</w:t>
             </w:r>
           </w:p>
         </w:tc>
@@ -868,7 +868,7 @@
                 <w:rFonts w:ascii="TimeNewRoman" w:hAnsi="TimeNewRoman"/>
                 <w:sz w:val="30"/>
               </w:rPr>
-              <w:t>74×38=</w:t>
+              <w:t>43×27=</w:t>
             </w:r>
           </w:p>
         </w:tc>
@@ -885,7 +885,7 @@
                 <w:rFonts w:ascii="TimeNewRoman" w:hAnsi="TimeNewRoman"/>
                 <w:sz w:val="30"/>
               </w:rPr>
-              <w:t>97×18=</w:t>
+              <w:t>75×38=</w:t>
             </w:r>
           </w:p>
         </w:tc>
@@ -902,7 +902,7 @@
                 <w:rFonts w:ascii="TimeNewRoman" w:hAnsi="TimeNewRoman"/>
                 <w:sz w:val="30"/>
               </w:rPr>
-              <w:t>34×47=</w:t>
+              <w:t>13×27=</w:t>
             </w:r>
           </w:p>
         </w:tc>
@@ -919,7 +919,7 @@
                 <w:rFonts w:ascii="TimeNewRoman" w:hAnsi="TimeNewRoman"/>
                 <w:sz w:val="30"/>
               </w:rPr>
-              <w:t>17×83=</w:t>
+              <w:t>63×87=</w:t>
             </w:r>
           </w:p>
         </w:tc>
@@ -936,7 +936,7 @@
                 <w:rFonts w:ascii="TimeNewRoman" w:hAnsi="TimeNewRoman"/>
                 <w:sz w:val="30"/>
               </w:rPr>
-              <w:t>48×80=</w:t>
+              <w:t>66×89=</w:t>
             </w:r>
           </w:p>
         </w:tc>

--- a/two-digit_number_multiplied_by_two-digit_number.docx
+++ b/two-digit_number_multiplied_by_two-digit_number.docx
@@ -40,7 +40,7 @@
                 <w:rFonts w:ascii="TimeNewRoman" w:hAnsi="TimeNewRoman"/>
                 <w:sz w:val="30"/>
               </w:rPr>
-              <w:t>77×27=</w:t>
+              <w:t>74×28=</w:t>
             </w:r>
           </w:p>
         </w:tc>
@@ -57,7 +57,7 @@
                 <w:rFonts w:ascii="TimeNewRoman" w:hAnsi="TimeNewRoman"/>
                 <w:sz w:val="30"/>
               </w:rPr>
-              <w:t>12×23=</w:t>
+              <w:t>57×62=</w:t>
             </w:r>
           </w:p>
         </w:tc>
@@ -74,7 +74,7 @@
                 <w:rFonts w:ascii="TimeNewRoman" w:hAnsi="TimeNewRoman"/>
                 <w:sz w:val="30"/>
               </w:rPr>
-              <w:t>11×20=</w:t>
+              <w:t>66×48=</w:t>
             </w:r>
           </w:p>
         </w:tc>
@@ -91,7 +91,7 @@
                 <w:rFonts w:ascii="TimeNewRoman" w:hAnsi="TimeNewRoman"/>
                 <w:sz w:val="30"/>
               </w:rPr>
-              <w:t>22×55=</w:t>
+              <w:t>22×74=</w:t>
             </w:r>
           </w:p>
         </w:tc>
@@ -108,7 +108,7 @@
                 <w:rFonts w:ascii="TimeNewRoman" w:hAnsi="TimeNewRoman"/>
                 <w:sz w:val="30"/>
               </w:rPr>
-              <w:t>22×39=</w:t>
+              <w:t>65×86=</w:t>
             </w:r>
           </w:p>
         </w:tc>
@@ -223,7 +223,7 @@
                 <w:rFonts w:ascii="TimeNewRoman" w:hAnsi="TimeNewRoman"/>
                 <w:sz w:val="30"/>
               </w:rPr>
-              <w:t>60×65=</w:t>
+              <w:t>36×16=</w:t>
             </w:r>
           </w:p>
         </w:tc>
@@ -240,7 +240,7 @@
                 <w:rFonts w:ascii="TimeNewRoman" w:hAnsi="TimeNewRoman"/>
                 <w:sz w:val="30"/>
               </w:rPr>
-              <w:t>99×74=</w:t>
+              <w:t>93×19=</w:t>
             </w:r>
           </w:p>
         </w:tc>
@@ -257,7 +257,7 @@
                 <w:rFonts w:ascii="TimeNewRoman" w:hAnsi="TimeNewRoman"/>
                 <w:sz w:val="30"/>
               </w:rPr>
-              <w:t>29×85=</w:t>
+              <w:t>17×57=</w:t>
             </w:r>
           </w:p>
         </w:tc>
@@ -274,7 +274,7 @@
                 <w:rFonts w:ascii="TimeNewRoman" w:hAnsi="TimeNewRoman"/>
                 <w:sz w:val="30"/>
               </w:rPr>
-              <w:t>41×16=</w:t>
+              <w:t>46×86=</w:t>
             </w:r>
           </w:p>
         </w:tc>
@@ -291,7 +291,7 @@
                 <w:rFonts w:ascii="TimeNewRoman" w:hAnsi="TimeNewRoman"/>
                 <w:sz w:val="30"/>
               </w:rPr>
-              <w:t>70×34=</w:t>
+              <w:t>12×47=</w:t>
             </w:r>
           </w:p>
         </w:tc>
@@ -438,7 +438,7 @@
                 <w:rFonts w:ascii="TimeNewRoman" w:hAnsi="TimeNewRoman"/>
                 <w:sz w:val="30"/>
               </w:rPr>
-              <w:t>20×15=</w:t>
+              <w:t>99×95=</w:t>
             </w:r>
           </w:p>
         </w:tc>
@@ -455,7 +455,7 @@
                 <w:rFonts w:ascii="TimeNewRoman" w:hAnsi="TimeNewRoman"/>
                 <w:sz w:val="30"/>
               </w:rPr>
-              <w:t>85×94=</w:t>
+              <w:t>47×44=</w:t>
             </w:r>
           </w:p>
         </w:tc>
@@ -472,7 +472,7 @@
                 <w:rFonts w:ascii="TimeNewRoman" w:hAnsi="TimeNewRoman"/>
                 <w:sz w:val="30"/>
               </w:rPr>
-              <w:t>21×48=</w:t>
+              <w:t>50×21=</w:t>
             </w:r>
           </w:p>
         </w:tc>
@@ -489,7 +489,7 @@
                 <w:rFonts w:ascii="TimeNewRoman" w:hAnsi="TimeNewRoman"/>
                 <w:sz w:val="30"/>
               </w:rPr>
-              <w:t>83×20=</w:t>
+              <w:t>36×92=</w:t>
             </w:r>
           </w:p>
         </w:tc>
@@ -506,7 +506,7 @@
                 <w:rFonts w:ascii="TimeNewRoman" w:hAnsi="TimeNewRoman"/>
                 <w:sz w:val="30"/>
               </w:rPr>
-              <w:t>30×82=</w:t>
+              <w:t>95×51=</w:t>
             </w:r>
           </w:p>
         </w:tc>
@@ -653,7 +653,7 @@
                 <w:rFonts w:ascii="TimeNewRoman" w:hAnsi="TimeNewRoman"/>
                 <w:sz w:val="30"/>
               </w:rPr>
-              <w:t>26×97=</w:t>
+              <w:t>87×65=</w:t>
             </w:r>
           </w:p>
         </w:tc>
@@ -670,7 +670,7 @@
                 <w:rFonts w:ascii="TimeNewRoman" w:hAnsi="TimeNewRoman"/>
                 <w:sz w:val="30"/>
               </w:rPr>
-              <w:t>37×89=</w:t>
+              <w:t>92×35=</w:t>
             </w:r>
           </w:p>
         </w:tc>
@@ -687,7 +687,7 @@
                 <w:rFonts w:ascii="TimeNewRoman" w:hAnsi="TimeNewRoman"/>
                 <w:sz w:val="30"/>
               </w:rPr>
-              <w:t>96×71=</w:t>
+              <w:t>85×39=</w:t>
             </w:r>
           </w:p>
         </w:tc>
@@ -704,7 +704,7 @@
                 <w:rFonts w:ascii="TimeNewRoman" w:hAnsi="TimeNewRoman"/>
                 <w:sz w:val="30"/>
               </w:rPr>
-              <w:t>64×40=</w:t>
+              <w:t>64×90=</w:t>
             </w:r>
           </w:p>
         </w:tc>
@@ -721,7 +721,7 @@
                 <w:rFonts w:ascii="TimeNewRoman" w:hAnsi="TimeNewRoman"/>
                 <w:sz w:val="30"/>
               </w:rPr>
-              <w:t>76×71=</w:t>
+              <w:t>25×15=</w:t>
             </w:r>
           </w:p>
         </w:tc>
@@ -868,7 +868,7 @@
                 <w:rFonts w:ascii="TimeNewRoman" w:hAnsi="TimeNewRoman"/>
                 <w:sz w:val="30"/>
               </w:rPr>
-              <w:t>43×27=</w:t>
+              <w:t>86×30=</w:t>
             </w:r>
           </w:p>
         </w:tc>
@@ -885,7 +885,7 @@
                 <w:rFonts w:ascii="TimeNewRoman" w:hAnsi="TimeNewRoman"/>
                 <w:sz w:val="30"/>
               </w:rPr>
-              <w:t>75×38=</w:t>
+              <w:t>90×17=</w:t>
             </w:r>
           </w:p>
         </w:tc>
@@ -902,7 +902,7 @@
                 <w:rFonts w:ascii="TimeNewRoman" w:hAnsi="TimeNewRoman"/>
                 <w:sz w:val="30"/>
               </w:rPr>
-              <w:t>13×27=</w:t>
+              <w:t>40×53=</w:t>
             </w:r>
           </w:p>
         </w:tc>
@@ -919,7 +919,7 @@
                 <w:rFonts w:ascii="TimeNewRoman" w:hAnsi="TimeNewRoman"/>
                 <w:sz w:val="30"/>
               </w:rPr>
-              <w:t>63×87=</w:t>
+              <w:t>87×48=</w:t>
             </w:r>
           </w:p>
         </w:tc>
@@ -936,7 +936,7 @@
                 <w:rFonts w:ascii="TimeNewRoman" w:hAnsi="TimeNewRoman"/>
                 <w:sz w:val="30"/>
               </w:rPr>
-              <w:t>66×89=</w:t>
+              <w:t>69×19=</w:t>
             </w:r>
           </w:p>
         </w:tc>

--- a/two-digit_number_multiplied_by_two-digit_number.docx
+++ b/two-digit_number_multiplied_by_two-digit_number.docx
@@ -11,7 +11,7 @@
           <w:rFonts w:ascii="Arial" w:hAnsi="Arial"/>
           <w:sz w:val="30"/>
         </w:rPr>
-        <w:t>2026-10-07 Wednesday</w:t>
+        <w:t>2026-10-08 Thursday</w:t>
       </w:r>
     </w:p>
     <w:tbl>
@@ -40,7 +40,7 @@
                 <w:rFonts w:ascii="TimeNewRoman" w:hAnsi="TimeNewRoman"/>
                 <w:sz w:val="30"/>
               </w:rPr>
-              <w:t>74×28=</w:t>
+              <w:t>52×52=</w:t>
             </w:r>
           </w:p>
         </w:tc>
@@ -57,7 +57,7 @@
                 <w:rFonts w:ascii="TimeNewRoman" w:hAnsi="TimeNewRoman"/>
                 <w:sz w:val="30"/>
               </w:rPr>
-              <w:t>57×62=</w:t>
+              <w:t>91×78=</w:t>
             </w:r>
           </w:p>
         </w:tc>
@@ -74,7 +74,7 @@
                 <w:rFonts w:ascii="TimeNewRoman" w:hAnsi="TimeNewRoman"/>
                 <w:sz w:val="30"/>
               </w:rPr>
-              <w:t>66×48=</w:t>
+              <w:t>58×27=</w:t>
             </w:r>
           </w:p>
         </w:tc>
@@ -91,7 +91,7 @@
                 <w:rFonts w:ascii="TimeNewRoman" w:hAnsi="TimeNewRoman"/>
                 <w:sz w:val="30"/>
               </w:rPr>
-              <w:t>22×74=</w:t>
+              <w:t>46×12=</w:t>
             </w:r>
           </w:p>
         </w:tc>
@@ -108,7 +108,7 @@
                 <w:rFonts w:ascii="TimeNewRoman" w:hAnsi="TimeNewRoman"/>
                 <w:sz w:val="30"/>
               </w:rPr>
-              <w:t>65×86=</w:t>
+              <w:t>52×54=</w:t>
             </w:r>
           </w:p>
         </w:tc>
@@ -223,7 +223,7 @@
                 <w:rFonts w:ascii="TimeNewRoman" w:hAnsi="TimeNewRoman"/>
                 <w:sz w:val="30"/>
               </w:rPr>
-              <w:t>36×16=</w:t>
+              <w:t>54×97=</w:t>
             </w:r>
           </w:p>
         </w:tc>
@@ -240,7 +240,7 @@
                 <w:rFonts w:ascii="TimeNewRoman" w:hAnsi="TimeNewRoman"/>
                 <w:sz w:val="30"/>
               </w:rPr>
-              <w:t>93×19=</w:t>
+              <w:t>41×67=</w:t>
             </w:r>
           </w:p>
         </w:tc>
@@ -257,7 +257,7 @@
                 <w:rFonts w:ascii="TimeNewRoman" w:hAnsi="TimeNewRoman"/>
                 <w:sz w:val="30"/>
               </w:rPr>
-              <w:t>17×57=</w:t>
+              <w:t>78×14=</w:t>
             </w:r>
           </w:p>
         </w:tc>
@@ -274,7 +274,7 @@
                 <w:rFonts w:ascii="TimeNewRoman" w:hAnsi="TimeNewRoman"/>
                 <w:sz w:val="30"/>
               </w:rPr>
-              <w:t>46×86=</w:t>
+              <w:t>78×44=</w:t>
             </w:r>
           </w:p>
         </w:tc>
@@ -291,7 +291,7 @@
                 <w:rFonts w:ascii="TimeNewRoman" w:hAnsi="TimeNewRoman"/>
                 <w:sz w:val="30"/>
               </w:rPr>
-              <w:t>12×47=</w:t>
+              <w:t>29×47=</w:t>
             </w:r>
           </w:p>
         </w:tc>
@@ -438,7 +438,7 @@
                 <w:rFonts w:ascii="TimeNewRoman" w:hAnsi="TimeNewRoman"/>
                 <w:sz w:val="30"/>
               </w:rPr>
-              <w:t>99×95=</w:t>
+              <w:t>17×85=</w:t>
             </w:r>
           </w:p>
         </w:tc>
@@ -455,7 +455,7 @@
                 <w:rFonts w:ascii="TimeNewRoman" w:hAnsi="TimeNewRoman"/>
                 <w:sz w:val="30"/>
               </w:rPr>
-              <w:t>47×44=</w:t>
+              <w:t>39×86=</w:t>
             </w:r>
           </w:p>
         </w:tc>
@@ -472,7 +472,7 @@
                 <w:rFonts w:ascii="TimeNewRoman" w:hAnsi="TimeNewRoman"/>
                 <w:sz w:val="30"/>
               </w:rPr>
-              <w:t>50×21=</w:t>
+              <w:t>59×85=</w:t>
             </w:r>
           </w:p>
         </w:tc>
@@ -489,7 +489,7 @@
                 <w:rFonts w:ascii="TimeNewRoman" w:hAnsi="TimeNewRoman"/>
                 <w:sz w:val="30"/>
               </w:rPr>
-              <w:t>36×92=</w:t>
+              <w:t>89×89=</w:t>
             </w:r>
           </w:p>
         </w:tc>
@@ -506,7 +506,7 @@
                 <w:rFonts w:ascii="TimeNewRoman" w:hAnsi="TimeNewRoman"/>
                 <w:sz w:val="30"/>
               </w:rPr>
-              <w:t>95×51=</w:t>
+              <w:t>67×46=</w:t>
             </w:r>
           </w:p>
         </w:tc>
@@ -653,7 +653,7 @@
                 <w:rFonts w:ascii="TimeNewRoman" w:hAnsi="TimeNewRoman"/>
                 <w:sz w:val="30"/>
               </w:rPr>
-              <w:t>87×65=</w:t>
+              <w:t>65×32=</w:t>
             </w:r>
           </w:p>
         </w:tc>
@@ -670,7 +670,7 @@
                 <w:rFonts w:ascii="TimeNewRoman" w:hAnsi="TimeNewRoman"/>
                 <w:sz w:val="30"/>
               </w:rPr>
-              <w:t>92×35=</w:t>
+              <w:t>61×72=</w:t>
             </w:r>
           </w:p>
         </w:tc>
@@ -687,7 +687,7 @@
                 <w:rFonts w:ascii="TimeNewRoman" w:hAnsi="TimeNewRoman"/>
                 <w:sz w:val="30"/>
               </w:rPr>
-              <w:t>85×39=</w:t>
+              <w:t>50×78=</w:t>
             </w:r>
           </w:p>
         </w:tc>
@@ -704,7 +704,7 @@
                 <w:rFonts w:ascii="TimeNewRoman" w:hAnsi="TimeNewRoman"/>
                 <w:sz w:val="30"/>
               </w:rPr>
-              <w:t>64×90=</w:t>
+              <w:t>93×94=</w:t>
             </w:r>
           </w:p>
         </w:tc>
@@ -721,7 +721,7 @@
                 <w:rFonts w:ascii="TimeNewRoman" w:hAnsi="TimeNewRoman"/>
                 <w:sz w:val="30"/>
               </w:rPr>
-              <w:t>25×15=</w:t>
+              <w:t>83×81=</w:t>
             </w:r>
           </w:p>
         </w:tc>
@@ -868,7 +868,7 @@
                 <w:rFonts w:ascii="TimeNewRoman" w:hAnsi="TimeNewRoman"/>
                 <w:sz w:val="30"/>
               </w:rPr>
-              <w:t>86×30=</w:t>
+              <w:t>79×57=</w:t>
             </w:r>
           </w:p>
         </w:tc>
@@ -885,7 +885,7 @@
                 <w:rFonts w:ascii="TimeNewRoman" w:hAnsi="TimeNewRoman"/>
                 <w:sz w:val="30"/>
               </w:rPr>
-              <w:t>90×17=</w:t>
+              <w:t>96×42=</w:t>
             </w:r>
           </w:p>
         </w:tc>
@@ -902,7 +902,7 @@
                 <w:rFonts w:ascii="TimeNewRoman" w:hAnsi="TimeNewRoman"/>
                 <w:sz w:val="30"/>
               </w:rPr>
-              <w:t>40×53=</w:t>
+              <w:t>33×62=</w:t>
             </w:r>
           </w:p>
         </w:tc>
@@ -919,7 +919,7 @@
                 <w:rFonts w:ascii="TimeNewRoman" w:hAnsi="TimeNewRoman"/>
                 <w:sz w:val="30"/>
               </w:rPr>
-              <w:t>87×48=</w:t>
+              <w:t>16×91=</w:t>
             </w:r>
           </w:p>
         </w:tc>
@@ -936,7 +936,7 @@
                 <w:rFonts w:ascii="TimeNewRoman" w:hAnsi="TimeNewRoman"/>
                 <w:sz w:val="30"/>
               </w:rPr>
-              <w:t>69×19=</w:t>
+              <w:t>58×68=</w:t>
             </w:r>
           </w:p>
         </w:tc>

--- a/two-digit_number_multiplied_by_two-digit_number.docx
+++ b/two-digit_number_multiplied_by_two-digit_number.docx
@@ -40,7 +40,7 @@
                 <w:rFonts w:ascii="TimeNewRoman" w:hAnsi="TimeNewRoman"/>
                 <w:sz w:val="30"/>
               </w:rPr>
-              <w:t>52×52=</w:t>
+              <w:t>57×40=</w:t>
             </w:r>
           </w:p>
         </w:tc>
@@ -57,7 +57,7 @@
                 <w:rFonts w:ascii="TimeNewRoman" w:hAnsi="TimeNewRoman"/>
                 <w:sz w:val="30"/>
               </w:rPr>
-              <w:t>91×78=</w:t>
+              <w:t>66×84=</w:t>
             </w:r>
           </w:p>
         </w:tc>
@@ -74,7 +74,7 @@
                 <w:rFonts w:ascii="TimeNewRoman" w:hAnsi="TimeNewRoman"/>
                 <w:sz w:val="30"/>
               </w:rPr>
-              <w:t>58×27=</w:t>
+              <w:t>30×37=</w:t>
             </w:r>
           </w:p>
         </w:tc>
@@ -91,7 +91,7 @@
                 <w:rFonts w:ascii="TimeNewRoman" w:hAnsi="TimeNewRoman"/>
                 <w:sz w:val="30"/>
               </w:rPr>
-              <w:t>46×12=</w:t>
+              <w:t>89×74=</w:t>
             </w:r>
           </w:p>
         </w:tc>
@@ -108,7 +108,7 @@
                 <w:rFonts w:ascii="TimeNewRoman" w:hAnsi="TimeNewRoman"/>
                 <w:sz w:val="30"/>
               </w:rPr>
-              <w:t>52×54=</w:t>
+              <w:t>59×80=</w:t>
             </w:r>
           </w:p>
         </w:tc>
@@ -223,7 +223,7 @@
                 <w:rFonts w:ascii="TimeNewRoman" w:hAnsi="TimeNewRoman"/>
                 <w:sz w:val="30"/>
               </w:rPr>
-              <w:t>54×97=</w:t>
+              <w:t>13×94=</w:t>
             </w:r>
           </w:p>
         </w:tc>
@@ -240,7 +240,7 @@
                 <w:rFonts w:ascii="TimeNewRoman" w:hAnsi="TimeNewRoman"/>
                 <w:sz w:val="30"/>
               </w:rPr>
-              <w:t>41×67=</w:t>
+              <w:t>39×84=</w:t>
             </w:r>
           </w:p>
         </w:tc>
@@ -257,7 +257,7 @@
                 <w:rFonts w:ascii="TimeNewRoman" w:hAnsi="TimeNewRoman"/>
                 <w:sz w:val="30"/>
               </w:rPr>
-              <w:t>78×14=</w:t>
+              <w:t>74×67=</w:t>
             </w:r>
           </w:p>
         </w:tc>
@@ -274,7 +274,7 @@
                 <w:rFonts w:ascii="TimeNewRoman" w:hAnsi="TimeNewRoman"/>
                 <w:sz w:val="30"/>
               </w:rPr>
-              <w:t>78×44=</w:t>
+              <w:t>18×94=</w:t>
             </w:r>
           </w:p>
         </w:tc>
@@ -291,7 +291,7 @@
                 <w:rFonts w:ascii="TimeNewRoman" w:hAnsi="TimeNewRoman"/>
                 <w:sz w:val="30"/>
               </w:rPr>
-              <w:t>29×47=</w:t>
+              <w:t>91×71=</w:t>
             </w:r>
           </w:p>
         </w:tc>
@@ -438,7 +438,7 @@
                 <w:rFonts w:ascii="TimeNewRoman" w:hAnsi="TimeNewRoman"/>
                 <w:sz w:val="30"/>
               </w:rPr>
-              <w:t>17×85=</w:t>
+              <w:t>98×78=</w:t>
             </w:r>
           </w:p>
         </w:tc>
@@ -455,7 +455,7 @@
                 <w:rFonts w:ascii="TimeNewRoman" w:hAnsi="TimeNewRoman"/>
                 <w:sz w:val="30"/>
               </w:rPr>
-              <w:t>39×86=</w:t>
+              <w:t>90×84=</w:t>
             </w:r>
           </w:p>
         </w:tc>
@@ -472,7 +472,7 @@
                 <w:rFonts w:ascii="TimeNewRoman" w:hAnsi="TimeNewRoman"/>
                 <w:sz w:val="30"/>
               </w:rPr>
-              <w:t>59×85=</w:t>
+              <w:t>59×66=</w:t>
             </w:r>
           </w:p>
         </w:tc>
@@ -489,7 +489,7 @@
                 <w:rFonts w:ascii="TimeNewRoman" w:hAnsi="TimeNewRoman"/>
                 <w:sz w:val="30"/>
               </w:rPr>
-              <w:t>89×89=</w:t>
+              <w:t>52×31=</w:t>
             </w:r>
           </w:p>
         </w:tc>
@@ -506,7 +506,7 @@
                 <w:rFonts w:ascii="TimeNewRoman" w:hAnsi="TimeNewRoman"/>
                 <w:sz w:val="30"/>
               </w:rPr>
-              <w:t>67×46=</w:t>
+              <w:t>55×65=</w:t>
             </w:r>
           </w:p>
         </w:tc>
@@ -653,7 +653,7 @@
                 <w:rFonts w:ascii="TimeNewRoman" w:hAnsi="TimeNewRoman"/>
                 <w:sz w:val="30"/>
               </w:rPr>
-              <w:t>65×32=</w:t>
+              <w:t>62×72=</w:t>
             </w:r>
           </w:p>
         </w:tc>
@@ -670,7 +670,7 @@
                 <w:rFonts w:ascii="TimeNewRoman" w:hAnsi="TimeNewRoman"/>
                 <w:sz w:val="30"/>
               </w:rPr>
-              <w:t>61×72=</w:t>
+              <w:t>90×66=</w:t>
             </w:r>
           </w:p>
         </w:tc>
@@ -687,7 +687,7 @@
                 <w:rFonts w:ascii="TimeNewRoman" w:hAnsi="TimeNewRoman"/>
                 <w:sz w:val="30"/>
               </w:rPr>
-              <w:t>50×78=</w:t>
+              <w:t>90×26=</w:t>
             </w:r>
           </w:p>
         </w:tc>
@@ -704,7 +704,7 @@
                 <w:rFonts w:ascii="TimeNewRoman" w:hAnsi="TimeNewRoman"/>
                 <w:sz w:val="30"/>
               </w:rPr>
-              <w:t>93×94=</w:t>
+              <w:t>53×92=</w:t>
             </w:r>
           </w:p>
         </w:tc>
@@ -721,7 +721,7 @@
                 <w:rFonts w:ascii="TimeNewRoman" w:hAnsi="TimeNewRoman"/>
                 <w:sz w:val="30"/>
               </w:rPr>
-              <w:t>83×81=</w:t>
+              <w:t>45×44=</w:t>
             </w:r>
           </w:p>
         </w:tc>
@@ -868,7 +868,7 @@
                 <w:rFonts w:ascii="TimeNewRoman" w:hAnsi="TimeNewRoman"/>
                 <w:sz w:val="30"/>
               </w:rPr>
-              <w:t>79×57=</w:t>
+              <w:t>29×75=</w:t>
             </w:r>
           </w:p>
         </w:tc>
@@ -885,7 +885,7 @@
                 <w:rFonts w:ascii="TimeNewRoman" w:hAnsi="TimeNewRoman"/>
                 <w:sz w:val="30"/>
               </w:rPr>
-              <w:t>96×42=</w:t>
+              <w:t>97×27=</w:t>
             </w:r>
           </w:p>
         </w:tc>
@@ -902,7 +902,7 @@
                 <w:rFonts w:ascii="TimeNewRoman" w:hAnsi="TimeNewRoman"/>
                 <w:sz w:val="30"/>
               </w:rPr>
-              <w:t>33×62=</w:t>
+              <w:t>44×98=</w:t>
             </w:r>
           </w:p>
         </w:tc>
@@ -919,7 +919,7 @@
                 <w:rFonts w:ascii="TimeNewRoman" w:hAnsi="TimeNewRoman"/>
                 <w:sz w:val="30"/>
               </w:rPr>
-              <w:t>16×91=</w:t>
+              <w:t>25×76=</w:t>
             </w:r>
           </w:p>
         </w:tc>
@@ -936,7 +936,7 @@
                 <w:rFonts w:ascii="TimeNewRoman" w:hAnsi="TimeNewRoman"/>
                 <w:sz w:val="30"/>
               </w:rPr>
-              <w:t>58×68=</w:t>
+              <w:t>30×21=</w:t>
             </w:r>
           </w:p>
         </w:tc>

--- a/two-digit_number_multiplied_by_two-digit_number.docx
+++ b/two-digit_number_multiplied_by_two-digit_number.docx
@@ -11,7 +11,7 @@
           <w:rFonts w:ascii="Arial" w:hAnsi="Arial"/>
           <w:sz w:val="30"/>
         </w:rPr>
-        <w:t>2026-10-08 Thursday</w:t>
+        <w:t>2026-10-09 Friday</w:t>
       </w:r>
     </w:p>
     <w:tbl>
@@ -40,7 +40,7 @@
                 <w:rFonts w:ascii="TimeNewRoman" w:hAnsi="TimeNewRoman"/>
                 <w:sz w:val="30"/>
               </w:rPr>
-              <w:t>57×40=</w:t>
+              <w:t>63×53=</w:t>
             </w:r>
           </w:p>
         </w:tc>
@@ -57,7 +57,7 @@
                 <w:rFonts w:ascii="TimeNewRoman" w:hAnsi="TimeNewRoman"/>
                 <w:sz w:val="30"/>
               </w:rPr>
-              <w:t>66×84=</w:t>
+              <w:t>48×86=</w:t>
             </w:r>
           </w:p>
         </w:tc>
@@ -74,7 +74,7 @@
                 <w:rFonts w:ascii="TimeNewRoman" w:hAnsi="TimeNewRoman"/>
                 <w:sz w:val="30"/>
               </w:rPr>
-              <w:t>30×37=</w:t>
+              <w:t>78×51=</w:t>
             </w:r>
           </w:p>
         </w:tc>
@@ -91,7 +91,7 @@
                 <w:rFonts w:ascii="TimeNewRoman" w:hAnsi="TimeNewRoman"/>
                 <w:sz w:val="30"/>
               </w:rPr>
-              <w:t>89×74=</w:t>
+              <w:t>82×62=</w:t>
             </w:r>
           </w:p>
         </w:tc>
@@ -108,7 +108,7 @@
                 <w:rFonts w:ascii="TimeNewRoman" w:hAnsi="TimeNewRoman"/>
                 <w:sz w:val="30"/>
               </w:rPr>
-              <w:t>59×80=</w:t>
+              <w:t>80×35=</w:t>
             </w:r>
           </w:p>
         </w:tc>
@@ -223,7 +223,7 @@
                 <w:rFonts w:ascii="TimeNewRoman" w:hAnsi="TimeNewRoman"/>
                 <w:sz w:val="30"/>
               </w:rPr>
-              <w:t>13×94=</w:t>
+              <w:t>85×16=</w:t>
             </w:r>
           </w:p>
         </w:tc>
@@ -240,7 +240,7 @@
                 <w:rFonts w:ascii="TimeNewRoman" w:hAnsi="TimeNewRoman"/>
                 <w:sz w:val="30"/>
               </w:rPr>
-              <w:t>39×84=</w:t>
+              <w:t>38×60=</w:t>
             </w:r>
           </w:p>
         </w:tc>
@@ -257,7 +257,7 @@
                 <w:rFonts w:ascii="TimeNewRoman" w:hAnsi="TimeNewRoman"/>
                 <w:sz w:val="30"/>
               </w:rPr>
-              <w:t>74×67=</w:t>
+              <w:t>70×77=</w:t>
             </w:r>
           </w:p>
         </w:tc>
@@ -274,7 +274,7 @@
                 <w:rFonts w:ascii="TimeNewRoman" w:hAnsi="TimeNewRoman"/>
                 <w:sz w:val="30"/>
               </w:rPr>
-              <w:t>18×94=</w:t>
+              <w:t>20×98=</w:t>
             </w:r>
           </w:p>
         </w:tc>
@@ -291,7 +291,7 @@
                 <w:rFonts w:ascii="TimeNewRoman" w:hAnsi="TimeNewRoman"/>
                 <w:sz w:val="30"/>
               </w:rPr>
-              <w:t>91×71=</w:t>
+              <w:t>78×25=</w:t>
             </w:r>
           </w:p>
         </w:tc>
@@ -438,7 +438,7 @@
                 <w:rFonts w:ascii="TimeNewRoman" w:hAnsi="TimeNewRoman"/>
                 <w:sz w:val="30"/>
               </w:rPr>
-              <w:t>98×78=</w:t>
+              <w:t>70×27=</w:t>
             </w:r>
           </w:p>
         </w:tc>
@@ -455,7 +455,7 @@
                 <w:rFonts w:ascii="TimeNewRoman" w:hAnsi="TimeNewRoman"/>
                 <w:sz w:val="30"/>
               </w:rPr>
-              <w:t>90×84=</w:t>
+              <w:t>49×61=</w:t>
             </w:r>
           </w:p>
         </w:tc>
@@ -472,7 +472,7 @@
                 <w:rFonts w:ascii="TimeNewRoman" w:hAnsi="TimeNewRoman"/>
                 <w:sz w:val="30"/>
               </w:rPr>
-              <w:t>59×66=</w:t>
+              <w:t>70×28=</w:t>
             </w:r>
           </w:p>
         </w:tc>
@@ -489,7 +489,7 @@
                 <w:rFonts w:ascii="TimeNewRoman" w:hAnsi="TimeNewRoman"/>
                 <w:sz w:val="30"/>
               </w:rPr>
-              <w:t>52×31=</w:t>
+              <w:t>21×60=</w:t>
             </w:r>
           </w:p>
         </w:tc>
@@ -506,7 +506,7 @@
                 <w:rFonts w:ascii="TimeNewRoman" w:hAnsi="TimeNewRoman"/>
                 <w:sz w:val="30"/>
               </w:rPr>
-              <w:t>55×65=</w:t>
+              <w:t>75×30=</w:t>
             </w:r>
           </w:p>
         </w:tc>
@@ -653,7 +653,7 @@
                 <w:rFonts w:ascii="TimeNewRoman" w:hAnsi="TimeNewRoman"/>
                 <w:sz w:val="30"/>
               </w:rPr>
-              <w:t>62×72=</w:t>
+              <w:t>94×84=</w:t>
             </w:r>
           </w:p>
         </w:tc>
@@ -670,7 +670,7 @@
                 <w:rFonts w:ascii="TimeNewRoman" w:hAnsi="TimeNewRoman"/>
                 <w:sz w:val="30"/>
               </w:rPr>
-              <w:t>90×66=</w:t>
+              <w:t>23×80=</w:t>
             </w:r>
           </w:p>
         </w:tc>
@@ -687,7 +687,7 @@
                 <w:rFonts w:ascii="TimeNewRoman" w:hAnsi="TimeNewRoman"/>
                 <w:sz w:val="30"/>
               </w:rPr>
-              <w:t>90×26=</w:t>
+              <w:t>17×12=</w:t>
             </w:r>
           </w:p>
         </w:tc>
@@ -704,7 +704,7 @@
                 <w:rFonts w:ascii="TimeNewRoman" w:hAnsi="TimeNewRoman"/>
                 <w:sz w:val="30"/>
               </w:rPr>
-              <w:t>53×92=</w:t>
+              <w:t>25×44=</w:t>
             </w:r>
           </w:p>
         </w:tc>
@@ -721,7 +721,7 @@
                 <w:rFonts w:ascii="TimeNewRoman" w:hAnsi="TimeNewRoman"/>
                 <w:sz w:val="30"/>
               </w:rPr>
-              <w:t>45×44=</w:t>
+              <w:t>51×11=</w:t>
             </w:r>
           </w:p>
         </w:tc>
@@ -868,7 +868,7 @@
                 <w:rFonts w:ascii="TimeNewRoman" w:hAnsi="TimeNewRoman"/>
                 <w:sz w:val="30"/>
               </w:rPr>
-              <w:t>29×75=</w:t>
+              <w:t>65×57=</w:t>
             </w:r>
           </w:p>
         </w:tc>
@@ -885,7 +885,7 @@
                 <w:rFonts w:ascii="TimeNewRoman" w:hAnsi="TimeNewRoman"/>
                 <w:sz w:val="30"/>
               </w:rPr>
-              <w:t>97×27=</w:t>
+              <w:t>16×26=</w:t>
             </w:r>
           </w:p>
         </w:tc>
@@ -902,7 +902,7 @@
                 <w:rFonts w:ascii="TimeNewRoman" w:hAnsi="TimeNewRoman"/>
                 <w:sz w:val="30"/>
               </w:rPr>
-              <w:t>44×98=</w:t>
+              <w:t>19×77=</w:t>
             </w:r>
           </w:p>
         </w:tc>
@@ -919,7 +919,7 @@
                 <w:rFonts w:ascii="TimeNewRoman" w:hAnsi="TimeNewRoman"/>
                 <w:sz w:val="30"/>
               </w:rPr>
-              <w:t>25×76=</w:t>
+              <w:t>95×31=</w:t>
             </w:r>
           </w:p>
         </w:tc>
@@ -936,7 +936,7 @@
                 <w:rFonts w:ascii="TimeNewRoman" w:hAnsi="TimeNewRoman"/>
                 <w:sz w:val="30"/>
               </w:rPr>
-              <w:t>30×21=</w:t>
+              <w:t>57×69=</w:t>
             </w:r>
           </w:p>
         </w:tc>

--- a/two-digit_number_multiplied_by_two-digit_number.docx
+++ b/two-digit_number_multiplied_by_two-digit_number.docx
@@ -40,7 +40,7 @@
                 <w:rFonts w:ascii="TimeNewRoman" w:hAnsi="TimeNewRoman"/>
                 <w:sz w:val="30"/>
               </w:rPr>
-              <w:t>63×53=</w:t>
+              <w:t>33×95=</w:t>
             </w:r>
           </w:p>
         </w:tc>
@@ -57,7 +57,7 @@
                 <w:rFonts w:ascii="TimeNewRoman" w:hAnsi="TimeNewRoman"/>
                 <w:sz w:val="30"/>
               </w:rPr>
-              <w:t>48×86=</w:t>
+              <w:t>49×43=</w:t>
             </w:r>
           </w:p>
         </w:tc>
@@ -74,7 +74,7 @@
                 <w:rFonts w:ascii="TimeNewRoman" w:hAnsi="TimeNewRoman"/>
                 <w:sz w:val="30"/>
               </w:rPr>
-              <w:t>78×51=</w:t>
+              <w:t>65×40=</w:t>
             </w:r>
           </w:p>
         </w:tc>
@@ -91,7 +91,7 @@
                 <w:rFonts w:ascii="TimeNewRoman" w:hAnsi="TimeNewRoman"/>
                 <w:sz w:val="30"/>
               </w:rPr>
-              <w:t>82×62=</w:t>
+              <w:t>20×56=</w:t>
             </w:r>
           </w:p>
         </w:tc>
@@ -108,7 +108,7 @@
                 <w:rFonts w:ascii="TimeNewRoman" w:hAnsi="TimeNewRoman"/>
                 <w:sz w:val="30"/>
               </w:rPr>
-              <w:t>80×35=</w:t>
+              <w:t>97×74=</w:t>
             </w:r>
           </w:p>
         </w:tc>
@@ -223,7 +223,7 @@
                 <w:rFonts w:ascii="TimeNewRoman" w:hAnsi="TimeNewRoman"/>
                 <w:sz w:val="30"/>
               </w:rPr>
-              <w:t>85×16=</w:t>
+              <w:t>82×33=</w:t>
             </w:r>
           </w:p>
         </w:tc>
@@ -240,7 +240,7 @@
                 <w:rFonts w:ascii="TimeNewRoman" w:hAnsi="TimeNewRoman"/>
                 <w:sz w:val="30"/>
               </w:rPr>
-              <w:t>38×60=</w:t>
+              <w:t>83×63=</w:t>
             </w:r>
           </w:p>
         </w:tc>
@@ -257,7 +257,7 @@
                 <w:rFonts w:ascii="TimeNewRoman" w:hAnsi="TimeNewRoman"/>
                 <w:sz w:val="30"/>
               </w:rPr>
-              <w:t>70×77=</w:t>
+              <w:t>18×92=</w:t>
             </w:r>
           </w:p>
         </w:tc>
@@ -274,7 +274,7 @@
                 <w:rFonts w:ascii="TimeNewRoman" w:hAnsi="TimeNewRoman"/>
                 <w:sz w:val="30"/>
               </w:rPr>
-              <w:t>20×98=</w:t>
+              <w:t>55×35=</w:t>
             </w:r>
           </w:p>
         </w:tc>
@@ -291,7 +291,7 @@
                 <w:rFonts w:ascii="TimeNewRoman" w:hAnsi="TimeNewRoman"/>
                 <w:sz w:val="30"/>
               </w:rPr>
-              <w:t>78×25=</w:t>
+              <w:t>48×25=</w:t>
             </w:r>
           </w:p>
         </w:tc>
@@ -438,7 +438,7 @@
                 <w:rFonts w:ascii="TimeNewRoman" w:hAnsi="TimeNewRoman"/>
                 <w:sz w:val="30"/>
               </w:rPr>
-              <w:t>70×27=</w:t>
+              <w:t>22×72=</w:t>
             </w:r>
           </w:p>
         </w:tc>
@@ -455,7 +455,7 @@
                 <w:rFonts w:ascii="TimeNewRoman" w:hAnsi="TimeNewRoman"/>
                 <w:sz w:val="30"/>
               </w:rPr>
-              <w:t>49×61=</w:t>
+              <w:t>79×31=</w:t>
             </w:r>
           </w:p>
         </w:tc>
@@ -472,7 +472,7 @@
                 <w:rFonts w:ascii="TimeNewRoman" w:hAnsi="TimeNewRoman"/>
                 <w:sz w:val="30"/>
               </w:rPr>
-              <w:t>70×28=</w:t>
+              <w:t>77×18=</w:t>
             </w:r>
           </w:p>
         </w:tc>
@@ -489,7 +489,7 @@
                 <w:rFonts w:ascii="TimeNewRoman" w:hAnsi="TimeNewRoman"/>
                 <w:sz w:val="30"/>
               </w:rPr>
-              <w:t>21×60=</w:t>
+              <w:t>18×25=</w:t>
             </w:r>
           </w:p>
         </w:tc>
@@ -506,7 +506,7 @@
                 <w:rFonts w:ascii="TimeNewRoman" w:hAnsi="TimeNewRoman"/>
                 <w:sz w:val="30"/>
               </w:rPr>
-              <w:t>75×30=</w:t>
+              <w:t>92×22=</w:t>
             </w:r>
           </w:p>
         </w:tc>
@@ -653,7 +653,7 @@
                 <w:rFonts w:ascii="TimeNewRoman" w:hAnsi="TimeNewRoman"/>
                 <w:sz w:val="30"/>
               </w:rPr>
-              <w:t>94×84=</w:t>
+              <w:t>59×53=</w:t>
             </w:r>
           </w:p>
         </w:tc>
@@ -670,7 +670,7 @@
                 <w:rFonts w:ascii="TimeNewRoman" w:hAnsi="TimeNewRoman"/>
                 <w:sz w:val="30"/>
               </w:rPr>
-              <w:t>23×80=</w:t>
+              <w:t>19×78=</w:t>
             </w:r>
           </w:p>
         </w:tc>
@@ -687,7 +687,7 @@
                 <w:rFonts w:ascii="TimeNewRoman" w:hAnsi="TimeNewRoman"/>
                 <w:sz w:val="30"/>
               </w:rPr>
-              <w:t>17×12=</w:t>
+              <w:t>85×65=</w:t>
             </w:r>
           </w:p>
         </w:tc>
@@ -704,7 +704,7 @@
                 <w:rFonts w:ascii="TimeNewRoman" w:hAnsi="TimeNewRoman"/>
                 <w:sz w:val="30"/>
               </w:rPr>
-              <w:t>25×44=</w:t>
+              <w:t>65×72=</w:t>
             </w:r>
           </w:p>
         </w:tc>
@@ -721,7 +721,7 @@
                 <w:rFonts w:ascii="TimeNewRoman" w:hAnsi="TimeNewRoman"/>
                 <w:sz w:val="30"/>
               </w:rPr>
-              <w:t>51×11=</w:t>
+              <w:t>62×61=</w:t>
             </w:r>
           </w:p>
         </w:tc>
@@ -868,7 +868,7 @@
                 <w:rFonts w:ascii="TimeNewRoman" w:hAnsi="TimeNewRoman"/>
                 <w:sz w:val="30"/>
               </w:rPr>
-              <w:t>65×57=</w:t>
+              <w:t>45×57=</w:t>
             </w:r>
           </w:p>
         </w:tc>
@@ -885,7 +885,7 @@
                 <w:rFonts w:ascii="TimeNewRoman" w:hAnsi="TimeNewRoman"/>
                 <w:sz w:val="30"/>
               </w:rPr>
-              <w:t>16×26=</w:t>
+              <w:t>69×37=</w:t>
             </w:r>
           </w:p>
         </w:tc>
@@ -902,7 +902,7 @@
                 <w:rFonts w:ascii="TimeNewRoman" w:hAnsi="TimeNewRoman"/>
                 <w:sz w:val="30"/>
               </w:rPr>
-              <w:t>19×77=</w:t>
+              <w:t>50×17=</w:t>
             </w:r>
           </w:p>
         </w:tc>
@@ -919,7 +919,7 @@
                 <w:rFonts w:ascii="TimeNewRoman" w:hAnsi="TimeNewRoman"/>
                 <w:sz w:val="30"/>
               </w:rPr>
-              <w:t>95×31=</w:t>
+              <w:t>57×76=</w:t>
             </w:r>
           </w:p>
         </w:tc>
@@ -936,7 +936,7 @@
                 <w:rFonts w:ascii="TimeNewRoman" w:hAnsi="TimeNewRoman"/>
                 <w:sz w:val="30"/>
               </w:rPr>
-              <w:t>57×69=</w:t>
+              <w:t>67×69=</w:t>
             </w:r>
           </w:p>
         </w:tc>

--- a/two-digit_number_multiplied_by_two-digit_number.docx
+++ b/two-digit_number_multiplied_by_two-digit_number.docx
@@ -11,7 +11,7 @@
           <w:rFonts w:ascii="Arial" w:hAnsi="Arial"/>
           <w:sz w:val="30"/>
         </w:rPr>
-        <w:t>2026-10-09 Friday</w:t>
+        <w:t>2026-10-10 Saturday</w:t>
       </w:r>
     </w:p>
     <w:tbl>
@@ -40,7 +40,7 @@
                 <w:rFonts w:ascii="TimeNewRoman" w:hAnsi="TimeNewRoman"/>
                 <w:sz w:val="30"/>
               </w:rPr>
-              <w:t>33×95=</w:t>
+              <w:t>40×23=</w:t>
             </w:r>
           </w:p>
         </w:tc>
@@ -57,7 +57,7 @@
                 <w:rFonts w:ascii="TimeNewRoman" w:hAnsi="TimeNewRoman"/>
                 <w:sz w:val="30"/>
               </w:rPr>
-              <w:t>49×43=</w:t>
+              <w:t>68×21=</w:t>
             </w:r>
           </w:p>
         </w:tc>
@@ -74,7 +74,7 @@
                 <w:rFonts w:ascii="TimeNewRoman" w:hAnsi="TimeNewRoman"/>
                 <w:sz w:val="30"/>
               </w:rPr>
-              <w:t>65×40=</w:t>
+              <w:t>84×49=</w:t>
             </w:r>
           </w:p>
         </w:tc>
@@ -91,7 +91,7 @@
                 <w:rFonts w:ascii="TimeNewRoman" w:hAnsi="TimeNewRoman"/>
                 <w:sz w:val="30"/>
               </w:rPr>
-              <w:t>20×56=</w:t>
+              <w:t>63×66=</w:t>
             </w:r>
           </w:p>
         </w:tc>
@@ -108,7 +108,7 @@
                 <w:rFonts w:ascii="TimeNewRoman" w:hAnsi="TimeNewRoman"/>
                 <w:sz w:val="30"/>
               </w:rPr>
-              <w:t>97×74=</w:t>
+              <w:t>49×93=</w:t>
             </w:r>
           </w:p>
         </w:tc>
@@ -223,7 +223,7 @@
                 <w:rFonts w:ascii="TimeNewRoman" w:hAnsi="TimeNewRoman"/>
                 <w:sz w:val="30"/>
               </w:rPr>
-              <w:t>82×33=</w:t>
+              <w:t>72×28=</w:t>
             </w:r>
           </w:p>
         </w:tc>
@@ -240,7 +240,7 @@
                 <w:rFonts w:ascii="TimeNewRoman" w:hAnsi="TimeNewRoman"/>
                 <w:sz w:val="30"/>
               </w:rPr>
-              <w:t>83×63=</w:t>
+              <w:t>47×16=</w:t>
             </w:r>
           </w:p>
         </w:tc>
@@ -257,7 +257,7 @@
                 <w:rFonts w:ascii="TimeNewRoman" w:hAnsi="TimeNewRoman"/>
                 <w:sz w:val="30"/>
               </w:rPr>
-              <w:t>18×92=</w:t>
+              <w:t>35×75=</w:t>
             </w:r>
           </w:p>
         </w:tc>
@@ -274,7 +274,7 @@
                 <w:rFonts w:ascii="TimeNewRoman" w:hAnsi="TimeNewRoman"/>
                 <w:sz w:val="30"/>
               </w:rPr>
-              <w:t>55×35=</w:t>
+              <w:t>45×61=</w:t>
             </w:r>
           </w:p>
         </w:tc>
@@ -291,7 +291,7 @@
                 <w:rFonts w:ascii="TimeNewRoman" w:hAnsi="TimeNewRoman"/>
                 <w:sz w:val="30"/>
               </w:rPr>
-              <w:t>48×25=</w:t>
+              <w:t>93×99=</w:t>
             </w:r>
           </w:p>
         </w:tc>
@@ -438,7 +438,7 @@
                 <w:rFonts w:ascii="TimeNewRoman" w:hAnsi="TimeNewRoman"/>
                 <w:sz w:val="30"/>
               </w:rPr>
-              <w:t>22×72=</w:t>
+              <w:t>18×39=</w:t>
             </w:r>
           </w:p>
         </w:tc>
@@ -455,7 +455,7 @@
                 <w:rFonts w:ascii="TimeNewRoman" w:hAnsi="TimeNewRoman"/>
                 <w:sz w:val="30"/>
               </w:rPr>
-              <w:t>79×31=</w:t>
+              <w:t>88×53=</w:t>
             </w:r>
           </w:p>
         </w:tc>
@@ -472,7 +472,7 @@
                 <w:rFonts w:ascii="TimeNewRoman" w:hAnsi="TimeNewRoman"/>
                 <w:sz w:val="30"/>
               </w:rPr>
-              <w:t>77×18=</w:t>
+              <w:t>56×27=</w:t>
             </w:r>
           </w:p>
         </w:tc>
@@ -489,7 +489,7 @@
                 <w:rFonts w:ascii="TimeNewRoman" w:hAnsi="TimeNewRoman"/>
                 <w:sz w:val="30"/>
               </w:rPr>
-              <w:t>18×25=</w:t>
+              <w:t>95×85=</w:t>
             </w:r>
           </w:p>
         </w:tc>
@@ -506,7 +506,7 @@
                 <w:rFonts w:ascii="TimeNewRoman" w:hAnsi="TimeNewRoman"/>
                 <w:sz w:val="30"/>
               </w:rPr>
-              <w:t>92×22=</w:t>
+              <w:t>90×23=</w:t>
             </w:r>
           </w:p>
         </w:tc>
@@ -653,7 +653,7 @@
                 <w:rFonts w:ascii="TimeNewRoman" w:hAnsi="TimeNewRoman"/>
                 <w:sz w:val="30"/>
               </w:rPr>
-              <w:t>59×53=</w:t>
+              <w:t>82×27=</w:t>
             </w:r>
           </w:p>
         </w:tc>
@@ -670,7 +670,7 @@
                 <w:rFonts w:ascii="TimeNewRoman" w:hAnsi="TimeNewRoman"/>
                 <w:sz w:val="30"/>
               </w:rPr>
-              <w:t>19×78=</w:t>
+              <w:t>70×13=</w:t>
             </w:r>
           </w:p>
         </w:tc>
@@ -687,7 +687,7 @@
                 <w:rFonts w:ascii="TimeNewRoman" w:hAnsi="TimeNewRoman"/>
                 <w:sz w:val="30"/>
               </w:rPr>
-              <w:t>85×65=</w:t>
+              <w:t>14×34=</w:t>
             </w:r>
           </w:p>
         </w:tc>
@@ -704,7 +704,7 @@
                 <w:rFonts w:ascii="TimeNewRoman" w:hAnsi="TimeNewRoman"/>
                 <w:sz w:val="30"/>
               </w:rPr>
-              <w:t>65×72=</w:t>
+              <w:t>45×39=</w:t>
             </w:r>
           </w:p>
         </w:tc>
@@ -721,7 +721,7 @@
                 <w:rFonts w:ascii="TimeNewRoman" w:hAnsi="TimeNewRoman"/>
                 <w:sz w:val="30"/>
               </w:rPr>
-              <w:t>62×61=</w:t>
+              <w:t>91×91=</w:t>
             </w:r>
           </w:p>
         </w:tc>
@@ -868,7 +868,7 @@
                 <w:rFonts w:ascii="TimeNewRoman" w:hAnsi="TimeNewRoman"/>
                 <w:sz w:val="30"/>
               </w:rPr>
-              <w:t>45×57=</w:t>
+              <w:t>67×65=</w:t>
             </w:r>
           </w:p>
         </w:tc>
@@ -885,7 +885,7 @@
                 <w:rFonts w:ascii="TimeNewRoman" w:hAnsi="TimeNewRoman"/>
                 <w:sz w:val="30"/>
               </w:rPr>
-              <w:t>69×37=</w:t>
+              <w:t>40×61=</w:t>
             </w:r>
           </w:p>
         </w:tc>
@@ -902,7 +902,7 @@
                 <w:rFonts w:ascii="TimeNewRoman" w:hAnsi="TimeNewRoman"/>
                 <w:sz w:val="30"/>
               </w:rPr>
-              <w:t>50×17=</w:t>
+              <w:t>18×70=</w:t>
             </w:r>
           </w:p>
         </w:tc>
@@ -919,7 +919,7 @@
                 <w:rFonts w:ascii="TimeNewRoman" w:hAnsi="TimeNewRoman"/>
                 <w:sz w:val="30"/>
               </w:rPr>
-              <w:t>57×76=</w:t>
+              <w:t>88×14=</w:t>
             </w:r>
           </w:p>
         </w:tc>
@@ -936,7 +936,7 @@
                 <w:rFonts w:ascii="TimeNewRoman" w:hAnsi="TimeNewRoman"/>
                 <w:sz w:val="30"/>
               </w:rPr>
-              <w:t>67×69=</w:t>
+              <w:t>99×64=</w:t>
             </w:r>
           </w:p>
         </w:tc>

--- a/two-digit_number_multiplied_by_two-digit_number.docx
+++ b/two-digit_number_multiplied_by_two-digit_number.docx
@@ -40,7 +40,7 @@
                 <w:rFonts w:ascii="TimeNewRoman" w:hAnsi="TimeNewRoman"/>
                 <w:sz w:val="30"/>
               </w:rPr>
-              <w:t>40×23=</w:t>
+              <w:t>63×25=</w:t>
             </w:r>
           </w:p>
         </w:tc>
@@ -57,7 +57,7 @@
                 <w:rFonts w:ascii="TimeNewRoman" w:hAnsi="TimeNewRoman"/>
                 <w:sz w:val="30"/>
               </w:rPr>
-              <w:t>68×21=</w:t>
+              <w:t>56×60=</w:t>
             </w:r>
           </w:p>
         </w:tc>
@@ -74,7 +74,7 @@
                 <w:rFonts w:ascii="TimeNewRoman" w:hAnsi="TimeNewRoman"/>
                 <w:sz w:val="30"/>
               </w:rPr>
-              <w:t>84×49=</w:t>
+              <w:t>27×55=</w:t>
             </w:r>
           </w:p>
         </w:tc>
@@ -91,7 +91,7 @@
                 <w:rFonts w:ascii="TimeNewRoman" w:hAnsi="TimeNewRoman"/>
                 <w:sz w:val="30"/>
               </w:rPr>
-              <w:t>63×66=</w:t>
+              <w:t>64×65=</w:t>
             </w:r>
           </w:p>
         </w:tc>
@@ -108,7 +108,7 @@
                 <w:rFonts w:ascii="TimeNewRoman" w:hAnsi="TimeNewRoman"/>
                 <w:sz w:val="30"/>
               </w:rPr>
-              <w:t>49×93=</w:t>
+              <w:t>12×49=</w:t>
             </w:r>
           </w:p>
         </w:tc>
@@ -223,7 +223,7 @@
                 <w:rFonts w:ascii="TimeNewRoman" w:hAnsi="TimeNewRoman"/>
                 <w:sz w:val="30"/>
               </w:rPr>
-              <w:t>72×28=</w:t>
+              <w:t>87×83=</w:t>
             </w:r>
           </w:p>
         </w:tc>
@@ -240,7 +240,7 @@
                 <w:rFonts w:ascii="TimeNewRoman" w:hAnsi="TimeNewRoman"/>
                 <w:sz w:val="30"/>
               </w:rPr>
-              <w:t>47×16=</w:t>
+              <w:t>52×18=</w:t>
             </w:r>
           </w:p>
         </w:tc>
@@ -257,7 +257,7 @@
                 <w:rFonts w:ascii="TimeNewRoman" w:hAnsi="TimeNewRoman"/>
                 <w:sz w:val="30"/>
               </w:rPr>
-              <w:t>35×75=</w:t>
+              <w:t>93×46=</w:t>
             </w:r>
           </w:p>
         </w:tc>
@@ -274,7 +274,7 @@
                 <w:rFonts w:ascii="TimeNewRoman" w:hAnsi="TimeNewRoman"/>
                 <w:sz w:val="30"/>
               </w:rPr>
-              <w:t>45×61=</w:t>
+              <w:t>29×92=</w:t>
             </w:r>
           </w:p>
         </w:tc>
@@ -291,7 +291,7 @@
                 <w:rFonts w:ascii="TimeNewRoman" w:hAnsi="TimeNewRoman"/>
                 <w:sz w:val="30"/>
               </w:rPr>
-              <w:t>93×99=</w:t>
+              <w:t>41×88=</w:t>
             </w:r>
           </w:p>
         </w:tc>
@@ -438,7 +438,7 @@
                 <w:rFonts w:ascii="TimeNewRoman" w:hAnsi="TimeNewRoman"/>
                 <w:sz w:val="30"/>
               </w:rPr>
-              <w:t>18×39=</w:t>
+              <w:t>25×81=</w:t>
             </w:r>
           </w:p>
         </w:tc>
@@ -455,7 +455,7 @@
                 <w:rFonts w:ascii="TimeNewRoman" w:hAnsi="TimeNewRoman"/>
                 <w:sz w:val="30"/>
               </w:rPr>
-              <w:t>88×53=</w:t>
+              <w:t>51×67=</w:t>
             </w:r>
           </w:p>
         </w:tc>
@@ -472,7 +472,7 @@
                 <w:rFonts w:ascii="TimeNewRoman" w:hAnsi="TimeNewRoman"/>
                 <w:sz w:val="30"/>
               </w:rPr>
-              <w:t>56×27=</w:t>
+              <w:t>41×43=</w:t>
             </w:r>
           </w:p>
         </w:tc>
@@ -489,7 +489,7 @@
                 <w:rFonts w:ascii="TimeNewRoman" w:hAnsi="TimeNewRoman"/>
                 <w:sz w:val="30"/>
               </w:rPr>
-              <w:t>95×85=</w:t>
+              <w:t>96×34=</w:t>
             </w:r>
           </w:p>
         </w:tc>
@@ -506,7 +506,7 @@
                 <w:rFonts w:ascii="TimeNewRoman" w:hAnsi="TimeNewRoman"/>
                 <w:sz w:val="30"/>
               </w:rPr>
-              <w:t>90×23=</w:t>
+              <w:t>73×49=</w:t>
             </w:r>
           </w:p>
         </w:tc>
@@ -653,7 +653,7 @@
                 <w:rFonts w:ascii="TimeNewRoman" w:hAnsi="TimeNewRoman"/>
                 <w:sz w:val="30"/>
               </w:rPr>
-              <w:t>82×27=</w:t>
+              <w:t>83×24=</w:t>
             </w:r>
           </w:p>
         </w:tc>
@@ -670,7 +670,7 @@
                 <w:rFonts w:ascii="TimeNewRoman" w:hAnsi="TimeNewRoman"/>
                 <w:sz w:val="30"/>
               </w:rPr>
-              <w:t>70×13=</w:t>
+              <w:t>72×31=</w:t>
             </w:r>
           </w:p>
         </w:tc>
@@ -687,7 +687,7 @@
                 <w:rFonts w:ascii="TimeNewRoman" w:hAnsi="TimeNewRoman"/>
                 <w:sz w:val="30"/>
               </w:rPr>
-              <w:t>14×34=</w:t>
+              <w:t>45×33=</w:t>
             </w:r>
           </w:p>
         </w:tc>
@@ -704,7 +704,7 @@
                 <w:rFonts w:ascii="TimeNewRoman" w:hAnsi="TimeNewRoman"/>
                 <w:sz w:val="30"/>
               </w:rPr>
-              <w:t>45×39=</w:t>
+              <w:t>73×22=</w:t>
             </w:r>
           </w:p>
         </w:tc>
@@ -721,7 +721,7 @@
                 <w:rFonts w:ascii="TimeNewRoman" w:hAnsi="TimeNewRoman"/>
                 <w:sz w:val="30"/>
               </w:rPr>
-              <w:t>91×91=</w:t>
+              <w:t>59×68=</w:t>
             </w:r>
           </w:p>
         </w:tc>
@@ -868,7 +868,7 @@
                 <w:rFonts w:ascii="TimeNewRoman" w:hAnsi="TimeNewRoman"/>
                 <w:sz w:val="30"/>
               </w:rPr>
-              <w:t>67×65=</w:t>
+              <w:t>55×22=</w:t>
             </w:r>
           </w:p>
         </w:tc>
@@ -885,7 +885,7 @@
                 <w:rFonts w:ascii="TimeNewRoman" w:hAnsi="TimeNewRoman"/>
                 <w:sz w:val="30"/>
               </w:rPr>
-              <w:t>40×61=</w:t>
+              <w:t>53×16=</w:t>
             </w:r>
           </w:p>
         </w:tc>
@@ -902,7 +902,7 @@
                 <w:rFonts w:ascii="TimeNewRoman" w:hAnsi="TimeNewRoman"/>
                 <w:sz w:val="30"/>
               </w:rPr>
-              <w:t>18×70=</w:t>
+              <w:t>92×20=</w:t>
             </w:r>
           </w:p>
         </w:tc>
@@ -919,7 +919,7 @@
                 <w:rFonts w:ascii="TimeNewRoman" w:hAnsi="TimeNewRoman"/>
                 <w:sz w:val="30"/>
               </w:rPr>
-              <w:t>88×14=</w:t>
+              <w:t>34×27=</w:t>
             </w:r>
           </w:p>
         </w:tc>
@@ -936,7 +936,7 @@
                 <w:rFonts w:ascii="TimeNewRoman" w:hAnsi="TimeNewRoman"/>
                 <w:sz w:val="30"/>
               </w:rPr>
-              <w:t>99×64=</w:t>
+              <w:t>20×92=</w:t>
             </w:r>
           </w:p>
         </w:tc>

--- a/two-digit_number_multiplied_by_two-digit_number.docx
+++ b/two-digit_number_multiplied_by_two-digit_number.docx
@@ -11,7 +11,7 @@
           <w:rFonts w:ascii="Arial" w:hAnsi="Arial"/>
           <w:sz w:val="30"/>
         </w:rPr>
-        <w:t>2026-10-10 Saturday</w:t>
+        <w:t>2026-10-11 Sunday</w:t>
       </w:r>
     </w:p>
     <w:tbl>
@@ -40,7 +40,7 @@
                 <w:rFonts w:ascii="TimeNewRoman" w:hAnsi="TimeNewRoman"/>
                 <w:sz w:val="30"/>
               </w:rPr>
-              <w:t>63×25=</w:t>
+              <w:t>18×79=</w:t>
             </w:r>
           </w:p>
         </w:tc>
@@ -57,7 +57,7 @@
                 <w:rFonts w:ascii="TimeNewRoman" w:hAnsi="TimeNewRoman"/>
                 <w:sz w:val="30"/>
               </w:rPr>
-              <w:t>56×60=</w:t>
+              <w:t>97×80=</w:t>
             </w:r>
           </w:p>
         </w:tc>
@@ -74,7 +74,7 @@
                 <w:rFonts w:ascii="TimeNewRoman" w:hAnsi="TimeNewRoman"/>
                 <w:sz w:val="30"/>
               </w:rPr>
-              <w:t>27×55=</w:t>
+              <w:t>29×57=</w:t>
             </w:r>
           </w:p>
         </w:tc>
@@ -91,7 +91,7 @@
                 <w:rFonts w:ascii="TimeNewRoman" w:hAnsi="TimeNewRoman"/>
                 <w:sz w:val="30"/>
               </w:rPr>
-              <w:t>64×65=</w:t>
+              <w:t>57×97=</w:t>
             </w:r>
           </w:p>
         </w:tc>
@@ -108,7 +108,7 @@
                 <w:rFonts w:ascii="TimeNewRoman" w:hAnsi="TimeNewRoman"/>
                 <w:sz w:val="30"/>
               </w:rPr>
-              <w:t>12×49=</w:t>
+              <w:t>48×85=</w:t>
             </w:r>
           </w:p>
         </w:tc>
@@ -223,7 +223,7 @@
                 <w:rFonts w:ascii="TimeNewRoman" w:hAnsi="TimeNewRoman"/>
                 <w:sz w:val="30"/>
               </w:rPr>
-              <w:t>87×83=</w:t>
+              <w:t>78×61=</w:t>
             </w:r>
           </w:p>
         </w:tc>
@@ -240,7 +240,7 @@
                 <w:rFonts w:ascii="TimeNewRoman" w:hAnsi="TimeNewRoman"/>
                 <w:sz w:val="30"/>
               </w:rPr>
-              <w:t>52×18=</w:t>
+              <w:t>25×74=</w:t>
             </w:r>
           </w:p>
         </w:tc>
@@ -257,7 +257,7 @@
                 <w:rFonts w:ascii="TimeNewRoman" w:hAnsi="TimeNewRoman"/>
                 <w:sz w:val="30"/>
               </w:rPr>
-              <w:t>93×46=</w:t>
+              <w:t>79×81=</w:t>
             </w:r>
           </w:p>
         </w:tc>
@@ -274,7 +274,7 @@
                 <w:rFonts w:ascii="TimeNewRoman" w:hAnsi="TimeNewRoman"/>
                 <w:sz w:val="30"/>
               </w:rPr>
-              <w:t>29×92=</w:t>
+              <w:t>17×47=</w:t>
             </w:r>
           </w:p>
         </w:tc>
@@ -291,7 +291,7 @@
                 <w:rFonts w:ascii="TimeNewRoman" w:hAnsi="TimeNewRoman"/>
                 <w:sz w:val="30"/>
               </w:rPr>
-              <w:t>41×88=</w:t>
+              <w:t>20×34=</w:t>
             </w:r>
           </w:p>
         </w:tc>
@@ -438,7 +438,7 @@
                 <w:rFonts w:ascii="TimeNewRoman" w:hAnsi="TimeNewRoman"/>
                 <w:sz w:val="30"/>
               </w:rPr>
-              <w:t>25×81=</w:t>
+              <w:t>13×42=</w:t>
             </w:r>
           </w:p>
         </w:tc>
@@ -455,7 +455,7 @@
                 <w:rFonts w:ascii="TimeNewRoman" w:hAnsi="TimeNewRoman"/>
                 <w:sz w:val="30"/>
               </w:rPr>
-              <w:t>51×67=</w:t>
+              <w:t>90×26=</w:t>
             </w:r>
           </w:p>
         </w:tc>
@@ -472,7 +472,7 @@
                 <w:rFonts w:ascii="TimeNewRoman" w:hAnsi="TimeNewRoman"/>
                 <w:sz w:val="30"/>
               </w:rPr>
-              <w:t>41×43=</w:t>
+              <w:t>51×99=</w:t>
             </w:r>
           </w:p>
         </w:tc>
@@ -489,7 +489,7 @@
                 <w:rFonts w:ascii="TimeNewRoman" w:hAnsi="TimeNewRoman"/>
                 <w:sz w:val="30"/>
               </w:rPr>
-              <w:t>96×34=</w:t>
+              <w:t>73×22=</w:t>
             </w:r>
           </w:p>
         </w:tc>
@@ -506,7 +506,7 @@
                 <w:rFonts w:ascii="TimeNewRoman" w:hAnsi="TimeNewRoman"/>
                 <w:sz w:val="30"/>
               </w:rPr>
-              <w:t>73×49=</w:t>
+              <w:t>31×64=</w:t>
             </w:r>
           </w:p>
         </w:tc>
@@ -653,7 +653,7 @@
                 <w:rFonts w:ascii="TimeNewRoman" w:hAnsi="TimeNewRoman"/>
                 <w:sz w:val="30"/>
               </w:rPr>
-              <w:t>83×24=</w:t>
+              <w:t>53×68=</w:t>
             </w:r>
           </w:p>
         </w:tc>
@@ -670,7 +670,7 @@
                 <w:rFonts w:ascii="TimeNewRoman" w:hAnsi="TimeNewRoman"/>
                 <w:sz w:val="30"/>
               </w:rPr>
-              <w:t>72×31=</w:t>
+              <w:t>26×95=</w:t>
             </w:r>
           </w:p>
         </w:tc>
@@ -687,7 +687,7 @@
                 <w:rFonts w:ascii="TimeNewRoman" w:hAnsi="TimeNewRoman"/>
                 <w:sz w:val="30"/>
               </w:rPr>
-              <w:t>45×33=</w:t>
+              <w:t>72×47=</w:t>
             </w:r>
           </w:p>
         </w:tc>
@@ -704,7 +704,7 @@
                 <w:rFonts w:ascii="TimeNewRoman" w:hAnsi="TimeNewRoman"/>
                 <w:sz w:val="30"/>
               </w:rPr>
-              <w:t>73×22=</w:t>
+              <w:t>19×26=</w:t>
             </w:r>
           </w:p>
         </w:tc>
@@ -721,7 +721,7 @@
                 <w:rFonts w:ascii="TimeNewRoman" w:hAnsi="TimeNewRoman"/>
                 <w:sz w:val="30"/>
               </w:rPr>
-              <w:t>59×68=</w:t>
+              <w:t>18×75=</w:t>
             </w:r>
           </w:p>
         </w:tc>
@@ -868,7 +868,7 @@
                 <w:rFonts w:ascii="TimeNewRoman" w:hAnsi="TimeNewRoman"/>
                 <w:sz w:val="30"/>
               </w:rPr>
-              <w:t>55×22=</w:t>
+              <w:t>44×66=</w:t>
             </w:r>
           </w:p>
         </w:tc>
@@ -885,7 +885,7 @@
                 <w:rFonts w:ascii="TimeNewRoman" w:hAnsi="TimeNewRoman"/>
                 <w:sz w:val="30"/>
               </w:rPr>
-              <w:t>53×16=</w:t>
+              <w:t>73×84=</w:t>
             </w:r>
           </w:p>
         </w:tc>
@@ -902,7 +902,7 @@
                 <w:rFonts w:ascii="TimeNewRoman" w:hAnsi="TimeNewRoman"/>
                 <w:sz w:val="30"/>
               </w:rPr>
-              <w:t>92×20=</w:t>
+              <w:t>54×70=</w:t>
             </w:r>
           </w:p>
         </w:tc>
@@ -919,7 +919,7 @@
                 <w:rFonts w:ascii="TimeNewRoman" w:hAnsi="TimeNewRoman"/>
                 <w:sz w:val="30"/>
               </w:rPr>
-              <w:t>34×27=</w:t>
+              <w:t>52×49=</w:t>
             </w:r>
           </w:p>
         </w:tc>
@@ -936,7 +936,7 @@
                 <w:rFonts w:ascii="TimeNewRoman" w:hAnsi="TimeNewRoman"/>
                 <w:sz w:val="30"/>
               </w:rPr>
-              <w:t>20×92=</w:t>
+              <w:t>82×69=</w:t>
             </w:r>
           </w:p>
         </w:tc>

--- a/two-digit_number_multiplied_by_two-digit_number.docx
+++ b/two-digit_number_multiplied_by_two-digit_number.docx
@@ -40,7 +40,7 @@
                 <w:rFonts w:ascii="TimeNewRoman" w:hAnsi="TimeNewRoman"/>
                 <w:sz w:val="30"/>
               </w:rPr>
-              <w:t>18×79=</w:t>
+              <w:t>53×25=</w:t>
             </w:r>
           </w:p>
         </w:tc>
@@ -57,7 +57,7 @@
                 <w:rFonts w:ascii="TimeNewRoman" w:hAnsi="TimeNewRoman"/>
                 <w:sz w:val="30"/>
               </w:rPr>
-              <w:t>97×80=</w:t>
+              <w:t>57×42=</w:t>
             </w:r>
           </w:p>
         </w:tc>
@@ -74,7 +74,7 @@
                 <w:rFonts w:ascii="TimeNewRoman" w:hAnsi="TimeNewRoman"/>
                 <w:sz w:val="30"/>
               </w:rPr>
-              <w:t>29×57=</w:t>
+              <w:t>62×46=</w:t>
             </w:r>
           </w:p>
         </w:tc>
@@ -91,7 +91,7 @@
                 <w:rFonts w:ascii="TimeNewRoman" w:hAnsi="TimeNewRoman"/>
                 <w:sz w:val="30"/>
               </w:rPr>
-              <w:t>57×97=</w:t>
+              <w:t>32×85=</w:t>
             </w:r>
           </w:p>
         </w:tc>
@@ -108,7 +108,7 @@
                 <w:rFonts w:ascii="TimeNewRoman" w:hAnsi="TimeNewRoman"/>
                 <w:sz w:val="30"/>
               </w:rPr>
-              <w:t>48×85=</w:t>
+              <w:t>63×15=</w:t>
             </w:r>
           </w:p>
         </w:tc>
@@ -223,7 +223,7 @@
                 <w:rFonts w:ascii="TimeNewRoman" w:hAnsi="TimeNewRoman"/>
                 <w:sz w:val="30"/>
               </w:rPr>
-              <w:t>78×61=</w:t>
+              <w:t>97×78=</w:t>
             </w:r>
           </w:p>
         </w:tc>
@@ -240,7 +240,7 @@
                 <w:rFonts w:ascii="TimeNewRoman" w:hAnsi="TimeNewRoman"/>
                 <w:sz w:val="30"/>
               </w:rPr>
-              <w:t>25×74=</w:t>
+              <w:t>33×25=</w:t>
             </w:r>
           </w:p>
         </w:tc>
@@ -257,7 +257,7 @@
                 <w:rFonts w:ascii="TimeNewRoman" w:hAnsi="TimeNewRoman"/>
                 <w:sz w:val="30"/>
               </w:rPr>
-              <w:t>79×81=</w:t>
+              <w:t>74×59=</w:t>
             </w:r>
           </w:p>
         </w:tc>
@@ -274,7 +274,7 @@
                 <w:rFonts w:ascii="TimeNewRoman" w:hAnsi="TimeNewRoman"/>
                 <w:sz w:val="30"/>
               </w:rPr>
-              <w:t>17×47=</w:t>
+              <w:t>98×91=</w:t>
             </w:r>
           </w:p>
         </w:tc>
@@ -291,7 +291,7 @@
                 <w:rFonts w:ascii="TimeNewRoman" w:hAnsi="TimeNewRoman"/>
                 <w:sz w:val="30"/>
               </w:rPr>
-              <w:t>20×34=</w:t>
+              <w:t>89×50=</w:t>
             </w:r>
           </w:p>
         </w:tc>
@@ -438,7 +438,7 @@
                 <w:rFonts w:ascii="TimeNewRoman" w:hAnsi="TimeNewRoman"/>
                 <w:sz w:val="30"/>
               </w:rPr>
-              <w:t>13×42=</w:t>
+              <w:t>42×93=</w:t>
             </w:r>
           </w:p>
         </w:tc>
@@ -455,7 +455,7 @@
                 <w:rFonts w:ascii="TimeNewRoman" w:hAnsi="TimeNewRoman"/>
                 <w:sz w:val="30"/>
               </w:rPr>
-              <w:t>90×26=</w:t>
+              <w:t>97×66=</w:t>
             </w:r>
           </w:p>
         </w:tc>
@@ -472,7 +472,7 @@
                 <w:rFonts w:ascii="TimeNewRoman" w:hAnsi="TimeNewRoman"/>
                 <w:sz w:val="30"/>
               </w:rPr>
-              <w:t>51×99=</w:t>
+              <w:t>15×26=</w:t>
             </w:r>
           </w:p>
         </w:tc>
@@ -489,7 +489,7 @@
                 <w:rFonts w:ascii="TimeNewRoman" w:hAnsi="TimeNewRoman"/>
                 <w:sz w:val="30"/>
               </w:rPr>
-              <w:t>73×22=</w:t>
+              <w:t>33×57=</w:t>
             </w:r>
           </w:p>
         </w:tc>
@@ -506,7 +506,7 @@
                 <w:rFonts w:ascii="TimeNewRoman" w:hAnsi="TimeNewRoman"/>
                 <w:sz w:val="30"/>
               </w:rPr>
-              <w:t>31×64=</w:t>
+              <w:t>26×82=</w:t>
             </w:r>
           </w:p>
         </w:tc>
@@ -653,7 +653,7 @@
                 <w:rFonts w:ascii="TimeNewRoman" w:hAnsi="TimeNewRoman"/>
                 <w:sz w:val="30"/>
               </w:rPr>
-              <w:t>53×68=</w:t>
+              <w:t>25×60=</w:t>
             </w:r>
           </w:p>
         </w:tc>
@@ -670,7 +670,7 @@
                 <w:rFonts w:ascii="TimeNewRoman" w:hAnsi="TimeNewRoman"/>
                 <w:sz w:val="30"/>
               </w:rPr>
-              <w:t>26×95=</w:t>
+              <w:t>32×62=</w:t>
             </w:r>
           </w:p>
         </w:tc>
@@ -687,7 +687,7 @@
                 <w:rFonts w:ascii="TimeNewRoman" w:hAnsi="TimeNewRoman"/>
                 <w:sz w:val="30"/>
               </w:rPr>
-              <w:t>72×47=</w:t>
+              <w:t>85×21=</w:t>
             </w:r>
           </w:p>
         </w:tc>
@@ -704,7 +704,7 @@
                 <w:rFonts w:ascii="TimeNewRoman" w:hAnsi="TimeNewRoman"/>
                 <w:sz w:val="30"/>
               </w:rPr>
-              <w:t>19×26=</w:t>
+              <w:t>22×55=</w:t>
             </w:r>
           </w:p>
         </w:tc>
@@ -721,7 +721,7 @@
                 <w:rFonts w:ascii="TimeNewRoman" w:hAnsi="TimeNewRoman"/>
                 <w:sz w:val="30"/>
               </w:rPr>
-              <w:t>18×75=</w:t>
+              <w:t>95×60=</w:t>
             </w:r>
           </w:p>
         </w:tc>
@@ -868,7 +868,7 @@
                 <w:rFonts w:ascii="TimeNewRoman" w:hAnsi="TimeNewRoman"/>
                 <w:sz w:val="30"/>
               </w:rPr>
-              <w:t>44×66=</w:t>
+              <w:t>47×75=</w:t>
             </w:r>
           </w:p>
         </w:tc>
@@ -885,7 +885,7 @@
                 <w:rFonts w:ascii="TimeNewRoman" w:hAnsi="TimeNewRoman"/>
                 <w:sz w:val="30"/>
               </w:rPr>
-              <w:t>73×84=</w:t>
+              <w:t>14×79=</w:t>
             </w:r>
           </w:p>
         </w:tc>
@@ -902,7 +902,7 @@
                 <w:rFonts w:ascii="TimeNewRoman" w:hAnsi="TimeNewRoman"/>
                 <w:sz w:val="30"/>
               </w:rPr>
-              <w:t>54×70=</w:t>
+              <w:t>90×52=</w:t>
             </w:r>
           </w:p>
         </w:tc>
@@ -919,7 +919,7 @@
                 <w:rFonts w:ascii="TimeNewRoman" w:hAnsi="TimeNewRoman"/>
                 <w:sz w:val="30"/>
               </w:rPr>
-              <w:t>52×49=</w:t>
+              <w:t>73×47=</w:t>
             </w:r>
           </w:p>
         </w:tc>
@@ -936,7 +936,7 @@
                 <w:rFonts w:ascii="TimeNewRoman" w:hAnsi="TimeNewRoman"/>
                 <w:sz w:val="30"/>
               </w:rPr>
-              <w:t>82×69=</w:t>
+              <w:t>90×37=</w:t>
             </w:r>
           </w:p>
         </w:tc>

--- a/two-digit_number_multiplied_by_two-digit_number.docx
+++ b/two-digit_number_multiplied_by_two-digit_number.docx
@@ -11,7 +11,7 @@
           <w:rFonts w:ascii="Arial" w:hAnsi="Arial"/>
           <w:sz w:val="30"/>
         </w:rPr>
-        <w:t>2026-10-11 Sunday</w:t>
+        <w:t>2026-10-12 Monday</w:t>
       </w:r>
     </w:p>
     <w:tbl>
@@ -40,7 +40,7 @@
                 <w:rFonts w:ascii="TimeNewRoman" w:hAnsi="TimeNewRoman"/>
                 <w:sz w:val="30"/>
               </w:rPr>
-              <w:t>53×25=</w:t>
+              <w:t>77×48=</w:t>
             </w:r>
           </w:p>
         </w:tc>
@@ -57,7 +57,7 @@
                 <w:rFonts w:ascii="TimeNewRoman" w:hAnsi="TimeNewRoman"/>
                 <w:sz w:val="30"/>
               </w:rPr>
-              <w:t>57×42=</w:t>
+              <w:t>84×32=</w:t>
             </w:r>
           </w:p>
         </w:tc>
@@ -74,7 +74,7 @@
                 <w:rFonts w:ascii="TimeNewRoman" w:hAnsi="TimeNewRoman"/>
                 <w:sz w:val="30"/>
               </w:rPr>
-              <w:t>62×46=</w:t>
+              <w:t>28×94=</w:t>
             </w:r>
           </w:p>
         </w:tc>
@@ -91,7 +91,7 @@
                 <w:rFonts w:ascii="TimeNewRoman" w:hAnsi="TimeNewRoman"/>
                 <w:sz w:val="30"/>
               </w:rPr>
-              <w:t>32×85=</w:t>
+              <w:t>76×13=</w:t>
             </w:r>
           </w:p>
         </w:tc>
@@ -108,7 +108,7 @@
                 <w:rFonts w:ascii="TimeNewRoman" w:hAnsi="TimeNewRoman"/>
                 <w:sz w:val="30"/>
               </w:rPr>
-              <w:t>63×15=</w:t>
+              <w:t>29×26=</w:t>
             </w:r>
           </w:p>
         </w:tc>
@@ -223,7 +223,7 @@
                 <w:rFonts w:ascii="TimeNewRoman" w:hAnsi="TimeNewRoman"/>
                 <w:sz w:val="30"/>
               </w:rPr>
-              <w:t>97×78=</w:t>
+              <w:t>93×78=</w:t>
             </w:r>
           </w:p>
         </w:tc>
@@ -240,7 +240,7 @@
                 <w:rFonts w:ascii="TimeNewRoman" w:hAnsi="TimeNewRoman"/>
                 <w:sz w:val="30"/>
               </w:rPr>
-              <w:t>33×25=</w:t>
+              <w:t>60×30=</w:t>
             </w:r>
           </w:p>
         </w:tc>
@@ -257,7 +257,7 @@
                 <w:rFonts w:ascii="TimeNewRoman" w:hAnsi="TimeNewRoman"/>
                 <w:sz w:val="30"/>
               </w:rPr>
-              <w:t>74×59=</w:t>
+              <w:t>19×69=</w:t>
             </w:r>
           </w:p>
         </w:tc>
@@ -274,7 +274,7 @@
                 <w:rFonts w:ascii="TimeNewRoman" w:hAnsi="TimeNewRoman"/>
                 <w:sz w:val="30"/>
               </w:rPr>
-              <w:t>98×91=</w:t>
+              <w:t>68×99=</w:t>
             </w:r>
           </w:p>
         </w:tc>
@@ -291,7 +291,7 @@
                 <w:rFonts w:ascii="TimeNewRoman" w:hAnsi="TimeNewRoman"/>
                 <w:sz w:val="30"/>
               </w:rPr>
-              <w:t>89×50=</w:t>
+              <w:t>65×70=</w:t>
             </w:r>
           </w:p>
         </w:tc>
@@ -438,7 +438,7 @@
                 <w:rFonts w:ascii="TimeNewRoman" w:hAnsi="TimeNewRoman"/>
                 <w:sz w:val="30"/>
               </w:rPr>
-              <w:t>42×93=</w:t>
+              <w:t>41×39=</w:t>
             </w:r>
           </w:p>
         </w:tc>
@@ -455,7 +455,7 @@
                 <w:rFonts w:ascii="TimeNewRoman" w:hAnsi="TimeNewRoman"/>
                 <w:sz w:val="30"/>
               </w:rPr>
-              <w:t>97×66=</w:t>
+              <w:t>25×12=</w:t>
             </w:r>
           </w:p>
         </w:tc>
@@ -472,7 +472,7 @@
                 <w:rFonts w:ascii="TimeNewRoman" w:hAnsi="TimeNewRoman"/>
                 <w:sz w:val="30"/>
               </w:rPr>
-              <w:t>15×26=</w:t>
+              <w:t>76×40=</w:t>
             </w:r>
           </w:p>
         </w:tc>
@@ -489,7 +489,7 @@
                 <w:rFonts w:ascii="TimeNewRoman" w:hAnsi="TimeNewRoman"/>
                 <w:sz w:val="30"/>
               </w:rPr>
-              <w:t>33×57=</w:t>
+              <w:t>54×75=</w:t>
             </w:r>
           </w:p>
         </w:tc>
@@ -506,7 +506,7 @@
                 <w:rFonts w:ascii="TimeNewRoman" w:hAnsi="TimeNewRoman"/>
                 <w:sz w:val="30"/>
               </w:rPr>
-              <w:t>26×82=</w:t>
+              <w:t>74×31=</w:t>
             </w:r>
           </w:p>
         </w:tc>
@@ -653,7 +653,7 @@
                 <w:rFonts w:ascii="TimeNewRoman" w:hAnsi="TimeNewRoman"/>
                 <w:sz w:val="30"/>
               </w:rPr>
-              <w:t>25×60=</w:t>
+              <w:t>14×63=</w:t>
             </w:r>
           </w:p>
         </w:tc>
@@ -670,7 +670,7 @@
                 <w:rFonts w:ascii="TimeNewRoman" w:hAnsi="TimeNewRoman"/>
                 <w:sz w:val="30"/>
               </w:rPr>
-              <w:t>32×62=</w:t>
+              <w:t>14×26=</w:t>
             </w:r>
           </w:p>
         </w:tc>
@@ -687,7 +687,7 @@
                 <w:rFonts w:ascii="TimeNewRoman" w:hAnsi="TimeNewRoman"/>
                 <w:sz w:val="30"/>
               </w:rPr>
-              <w:t>85×21=</w:t>
+              <w:t>39×35=</w:t>
             </w:r>
           </w:p>
         </w:tc>
@@ -704,7 +704,7 @@
                 <w:rFonts w:ascii="TimeNewRoman" w:hAnsi="TimeNewRoman"/>
                 <w:sz w:val="30"/>
               </w:rPr>
-              <w:t>22×55=</w:t>
+              <w:t>53×84=</w:t>
             </w:r>
           </w:p>
         </w:tc>
@@ -721,7 +721,7 @@
                 <w:rFonts w:ascii="TimeNewRoman" w:hAnsi="TimeNewRoman"/>
                 <w:sz w:val="30"/>
               </w:rPr>
-              <w:t>95×60=</w:t>
+              <w:t>53×26=</w:t>
             </w:r>
           </w:p>
         </w:tc>
@@ -868,7 +868,7 @@
                 <w:rFonts w:ascii="TimeNewRoman" w:hAnsi="TimeNewRoman"/>
                 <w:sz w:val="30"/>
               </w:rPr>
-              <w:t>47×75=</w:t>
+              <w:t>74×38=</w:t>
             </w:r>
           </w:p>
         </w:tc>
@@ -885,7 +885,7 @@
                 <w:rFonts w:ascii="TimeNewRoman" w:hAnsi="TimeNewRoman"/>
                 <w:sz w:val="30"/>
               </w:rPr>
-              <w:t>14×79=</w:t>
+              <w:t>70×49=</w:t>
             </w:r>
           </w:p>
         </w:tc>
@@ -902,7 +902,7 @@
                 <w:rFonts w:ascii="TimeNewRoman" w:hAnsi="TimeNewRoman"/>
                 <w:sz w:val="30"/>
               </w:rPr>
-              <w:t>90×52=</w:t>
+              <w:t>36×72=</w:t>
             </w:r>
           </w:p>
         </w:tc>
@@ -919,7 +919,7 @@
                 <w:rFonts w:ascii="TimeNewRoman" w:hAnsi="TimeNewRoman"/>
                 <w:sz w:val="30"/>
               </w:rPr>
-              <w:t>73×47=</w:t>
+              <w:t>47×80=</w:t>
             </w:r>
           </w:p>
         </w:tc>
@@ -936,7 +936,7 @@
                 <w:rFonts w:ascii="TimeNewRoman" w:hAnsi="TimeNewRoman"/>
                 <w:sz w:val="30"/>
               </w:rPr>
-              <w:t>90×37=</w:t>
+              <w:t>38×78=</w:t>
             </w:r>
           </w:p>
         </w:tc>

--- a/two-digit_number_multiplied_by_two-digit_number.docx
+++ b/two-digit_number_multiplied_by_two-digit_number.docx
@@ -40,7 +40,7 @@
                 <w:rFonts w:ascii="TimeNewRoman" w:hAnsi="TimeNewRoman"/>
                 <w:sz w:val="30"/>
               </w:rPr>
-              <w:t>77×48=</w:t>
+              <w:t>88×14=</w:t>
             </w:r>
           </w:p>
         </w:tc>
@@ -57,7 +57,7 @@
                 <w:rFonts w:ascii="TimeNewRoman" w:hAnsi="TimeNewRoman"/>
                 <w:sz w:val="30"/>
               </w:rPr>
-              <w:t>84×32=</w:t>
+              <w:t>92×43=</w:t>
             </w:r>
           </w:p>
         </w:tc>
@@ -74,7 +74,7 @@
                 <w:rFonts w:ascii="TimeNewRoman" w:hAnsi="TimeNewRoman"/>
                 <w:sz w:val="30"/>
               </w:rPr>
-              <w:t>28×94=</w:t>
+              <w:t>13×90=</w:t>
             </w:r>
           </w:p>
         </w:tc>
@@ -91,7 +91,7 @@
                 <w:rFonts w:ascii="TimeNewRoman" w:hAnsi="TimeNewRoman"/>
                 <w:sz w:val="30"/>
               </w:rPr>
-              <w:t>76×13=</w:t>
+              <w:t>82×92=</w:t>
             </w:r>
           </w:p>
         </w:tc>
@@ -108,7 +108,7 @@
                 <w:rFonts w:ascii="TimeNewRoman" w:hAnsi="TimeNewRoman"/>
                 <w:sz w:val="30"/>
               </w:rPr>
-              <w:t>29×26=</w:t>
+              <w:t>19×73=</w:t>
             </w:r>
           </w:p>
         </w:tc>
@@ -223,7 +223,7 @@
                 <w:rFonts w:ascii="TimeNewRoman" w:hAnsi="TimeNewRoman"/>
                 <w:sz w:val="30"/>
               </w:rPr>
-              <w:t>93×78=</w:t>
+              <w:t>92×40=</w:t>
             </w:r>
           </w:p>
         </w:tc>
@@ -240,7 +240,7 @@
                 <w:rFonts w:ascii="TimeNewRoman" w:hAnsi="TimeNewRoman"/>
                 <w:sz w:val="30"/>
               </w:rPr>
-              <w:t>60×30=</w:t>
+              <w:t>40×31=</w:t>
             </w:r>
           </w:p>
         </w:tc>
@@ -257,7 +257,7 @@
                 <w:rFonts w:ascii="TimeNewRoman" w:hAnsi="TimeNewRoman"/>
                 <w:sz w:val="30"/>
               </w:rPr>
-              <w:t>19×69=</w:t>
+              <w:t>14×46=</w:t>
             </w:r>
           </w:p>
         </w:tc>
@@ -274,7 +274,7 @@
                 <w:rFonts w:ascii="TimeNewRoman" w:hAnsi="TimeNewRoman"/>
                 <w:sz w:val="30"/>
               </w:rPr>
-              <w:t>68×99=</w:t>
+              <w:t>50×54=</w:t>
             </w:r>
           </w:p>
         </w:tc>
@@ -291,7 +291,7 @@
                 <w:rFonts w:ascii="TimeNewRoman" w:hAnsi="TimeNewRoman"/>
                 <w:sz w:val="30"/>
               </w:rPr>
-              <w:t>65×70=</w:t>
+              <w:t>67×92=</w:t>
             </w:r>
           </w:p>
         </w:tc>
@@ -438,7 +438,7 @@
                 <w:rFonts w:ascii="TimeNewRoman" w:hAnsi="TimeNewRoman"/>
                 <w:sz w:val="30"/>
               </w:rPr>
-              <w:t>41×39=</w:t>
+              <w:t>86×36=</w:t>
             </w:r>
           </w:p>
         </w:tc>
@@ -455,7 +455,7 @@
                 <w:rFonts w:ascii="TimeNewRoman" w:hAnsi="TimeNewRoman"/>
                 <w:sz w:val="30"/>
               </w:rPr>
-              <w:t>25×12=</w:t>
+              <w:t>48×62=</w:t>
             </w:r>
           </w:p>
         </w:tc>
@@ -472,7 +472,7 @@
                 <w:rFonts w:ascii="TimeNewRoman" w:hAnsi="TimeNewRoman"/>
                 <w:sz w:val="30"/>
               </w:rPr>
-              <w:t>76×40=</w:t>
+              <w:t>22×54=</w:t>
             </w:r>
           </w:p>
         </w:tc>
@@ -489,7 +489,7 @@
                 <w:rFonts w:ascii="TimeNewRoman" w:hAnsi="TimeNewRoman"/>
                 <w:sz w:val="30"/>
               </w:rPr>
-              <w:t>54×75=</w:t>
+              <w:t>46×66=</w:t>
             </w:r>
           </w:p>
         </w:tc>
@@ -506,7 +506,7 @@
                 <w:rFonts w:ascii="TimeNewRoman" w:hAnsi="TimeNewRoman"/>
                 <w:sz w:val="30"/>
               </w:rPr>
-              <w:t>74×31=</w:t>
+              <w:t>25×92=</w:t>
             </w:r>
           </w:p>
         </w:tc>
@@ -653,7 +653,7 @@
                 <w:rFonts w:ascii="TimeNewRoman" w:hAnsi="TimeNewRoman"/>
                 <w:sz w:val="30"/>
               </w:rPr>
-              <w:t>14×63=</w:t>
+              <w:t>39×69=</w:t>
             </w:r>
           </w:p>
         </w:tc>
@@ -670,7 +670,7 @@
                 <w:rFonts w:ascii="TimeNewRoman" w:hAnsi="TimeNewRoman"/>
                 <w:sz w:val="30"/>
               </w:rPr>
-              <w:t>14×26=</w:t>
+              <w:t>34×29=</w:t>
             </w:r>
           </w:p>
         </w:tc>
@@ -687,7 +687,7 @@
                 <w:rFonts w:ascii="TimeNewRoman" w:hAnsi="TimeNewRoman"/>
                 <w:sz w:val="30"/>
               </w:rPr>
-              <w:t>39×35=</w:t>
+              <w:t>75×12=</w:t>
             </w:r>
           </w:p>
         </w:tc>
@@ -704,7 +704,7 @@
                 <w:rFonts w:ascii="TimeNewRoman" w:hAnsi="TimeNewRoman"/>
                 <w:sz w:val="30"/>
               </w:rPr>
-              <w:t>53×84=</w:t>
+              <w:t>45×15=</w:t>
             </w:r>
           </w:p>
         </w:tc>
@@ -721,7 +721,7 @@
                 <w:rFonts w:ascii="TimeNewRoman" w:hAnsi="TimeNewRoman"/>
                 <w:sz w:val="30"/>
               </w:rPr>
-              <w:t>53×26=</w:t>
+              <w:t>53×12=</w:t>
             </w:r>
           </w:p>
         </w:tc>
@@ -868,7 +868,7 @@
                 <w:rFonts w:ascii="TimeNewRoman" w:hAnsi="TimeNewRoman"/>
                 <w:sz w:val="30"/>
               </w:rPr>
-              <w:t>74×38=</w:t>
+              <w:t>53×26=</w:t>
             </w:r>
           </w:p>
         </w:tc>
@@ -885,7 +885,7 @@
                 <w:rFonts w:ascii="TimeNewRoman" w:hAnsi="TimeNewRoman"/>
                 <w:sz w:val="30"/>
               </w:rPr>
-              <w:t>70×49=</w:t>
+              <w:t>39×64=</w:t>
             </w:r>
           </w:p>
         </w:tc>
@@ -902,7 +902,7 @@
                 <w:rFonts w:ascii="TimeNewRoman" w:hAnsi="TimeNewRoman"/>
                 <w:sz w:val="30"/>
               </w:rPr>
-              <w:t>36×72=</w:t>
+              <w:t>88×33=</w:t>
             </w:r>
           </w:p>
         </w:tc>
@@ -919,7 +919,7 @@
                 <w:rFonts w:ascii="TimeNewRoman" w:hAnsi="TimeNewRoman"/>
                 <w:sz w:val="30"/>
               </w:rPr>
-              <w:t>47×80=</w:t>
+              <w:t>53×23=</w:t>
             </w:r>
           </w:p>
         </w:tc>
@@ -936,7 +936,7 @@
                 <w:rFonts w:ascii="TimeNewRoman" w:hAnsi="TimeNewRoman"/>
                 <w:sz w:val="30"/>
               </w:rPr>
-              <w:t>38×78=</w:t>
+              <w:t>45×53=</w:t>
             </w:r>
           </w:p>
         </w:tc>

--- a/two-digit_number_multiplied_by_two-digit_number.docx
+++ b/two-digit_number_multiplied_by_two-digit_number.docx
@@ -11,7 +11,7 @@
           <w:rFonts w:ascii="Arial" w:hAnsi="Arial"/>
           <w:sz w:val="30"/>
         </w:rPr>
-        <w:t>2026-10-12 Monday</w:t>
+        <w:t>2026-10-13 Tuesday</w:t>
       </w:r>
     </w:p>
     <w:tbl>
@@ -40,7 +40,7 @@
                 <w:rFonts w:ascii="TimeNewRoman" w:hAnsi="TimeNewRoman"/>
                 <w:sz w:val="30"/>
               </w:rPr>
-              <w:t>88×14=</w:t>
+              <w:t>19×68=</w:t>
             </w:r>
           </w:p>
         </w:tc>
@@ -57,7 +57,7 @@
                 <w:rFonts w:ascii="TimeNewRoman" w:hAnsi="TimeNewRoman"/>
                 <w:sz w:val="30"/>
               </w:rPr>
-              <w:t>92×43=</w:t>
+              <w:t>18×14=</w:t>
             </w:r>
           </w:p>
         </w:tc>
@@ -74,7 +74,7 @@
                 <w:rFonts w:ascii="TimeNewRoman" w:hAnsi="TimeNewRoman"/>
                 <w:sz w:val="30"/>
               </w:rPr>
-              <w:t>13×90=</w:t>
+              <w:t>52×95=</w:t>
             </w:r>
           </w:p>
         </w:tc>
@@ -91,7 +91,7 @@
                 <w:rFonts w:ascii="TimeNewRoman" w:hAnsi="TimeNewRoman"/>
                 <w:sz w:val="30"/>
               </w:rPr>
-              <w:t>82×92=</w:t>
+              <w:t>14×21=</w:t>
             </w:r>
           </w:p>
         </w:tc>
@@ -108,7 +108,7 @@
                 <w:rFonts w:ascii="TimeNewRoman" w:hAnsi="TimeNewRoman"/>
                 <w:sz w:val="30"/>
               </w:rPr>
-              <w:t>19×73=</w:t>
+              <w:t>23×17=</w:t>
             </w:r>
           </w:p>
         </w:tc>
@@ -223,7 +223,7 @@
                 <w:rFonts w:ascii="TimeNewRoman" w:hAnsi="TimeNewRoman"/>
                 <w:sz w:val="30"/>
               </w:rPr>
-              <w:t>92×40=</w:t>
+              <w:t>34×48=</w:t>
             </w:r>
           </w:p>
         </w:tc>
@@ -240,7 +240,7 @@
                 <w:rFonts w:ascii="TimeNewRoman" w:hAnsi="TimeNewRoman"/>
                 <w:sz w:val="30"/>
               </w:rPr>
-              <w:t>40×31=</w:t>
+              <w:t>42×13=</w:t>
             </w:r>
           </w:p>
         </w:tc>
@@ -257,7 +257,7 @@
                 <w:rFonts w:ascii="TimeNewRoman" w:hAnsi="TimeNewRoman"/>
                 <w:sz w:val="30"/>
               </w:rPr>
-              <w:t>14×46=</w:t>
+              <w:t>77×21=</w:t>
             </w:r>
           </w:p>
         </w:tc>
@@ -274,7 +274,7 @@
                 <w:rFonts w:ascii="TimeNewRoman" w:hAnsi="TimeNewRoman"/>
                 <w:sz w:val="30"/>
               </w:rPr>
-              <w:t>50×54=</w:t>
+              <w:t>34×32=</w:t>
             </w:r>
           </w:p>
         </w:tc>
@@ -291,7 +291,7 @@
                 <w:rFonts w:ascii="TimeNewRoman" w:hAnsi="TimeNewRoman"/>
                 <w:sz w:val="30"/>
               </w:rPr>
-              <w:t>67×92=</w:t>
+              <w:t>63×69=</w:t>
             </w:r>
           </w:p>
         </w:tc>
@@ -438,7 +438,7 @@
                 <w:rFonts w:ascii="TimeNewRoman" w:hAnsi="TimeNewRoman"/>
                 <w:sz w:val="30"/>
               </w:rPr>
-              <w:t>86×36=</w:t>
+              <w:t>84×21=</w:t>
             </w:r>
           </w:p>
         </w:tc>
@@ -455,7 +455,7 @@
                 <w:rFonts w:ascii="TimeNewRoman" w:hAnsi="TimeNewRoman"/>
                 <w:sz w:val="30"/>
               </w:rPr>
-              <w:t>48×62=</w:t>
+              <w:t>56×54=</w:t>
             </w:r>
           </w:p>
         </w:tc>
@@ -472,7 +472,7 @@
                 <w:rFonts w:ascii="TimeNewRoman" w:hAnsi="TimeNewRoman"/>
                 <w:sz w:val="30"/>
               </w:rPr>
-              <w:t>22×54=</w:t>
+              <w:t>57×79=</w:t>
             </w:r>
           </w:p>
         </w:tc>
@@ -489,7 +489,7 @@
                 <w:rFonts w:ascii="TimeNewRoman" w:hAnsi="TimeNewRoman"/>
                 <w:sz w:val="30"/>
               </w:rPr>
-              <w:t>46×66=</w:t>
+              <w:t>83×56=</w:t>
             </w:r>
           </w:p>
         </w:tc>
@@ -506,7 +506,7 @@
                 <w:rFonts w:ascii="TimeNewRoman" w:hAnsi="TimeNewRoman"/>
                 <w:sz w:val="30"/>
               </w:rPr>
-              <w:t>25×92=</w:t>
+              <w:t>33×46=</w:t>
             </w:r>
           </w:p>
         </w:tc>
@@ -653,7 +653,7 @@
                 <w:rFonts w:ascii="TimeNewRoman" w:hAnsi="TimeNewRoman"/>
                 <w:sz w:val="30"/>
               </w:rPr>
-              <w:t>39×69=</w:t>
+              <w:t>71×34=</w:t>
             </w:r>
           </w:p>
         </w:tc>
@@ -670,7 +670,7 @@
                 <w:rFonts w:ascii="TimeNewRoman" w:hAnsi="TimeNewRoman"/>
                 <w:sz w:val="30"/>
               </w:rPr>
-              <w:t>34×29=</w:t>
+              <w:t>96×72=</w:t>
             </w:r>
           </w:p>
         </w:tc>
@@ -687,7 +687,7 @@
                 <w:rFonts w:ascii="TimeNewRoman" w:hAnsi="TimeNewRoman"/>
                 <w:sz w:val="30"/>
               </w:rPr>
-              <w:t>75×12=</w:t>
+              <w:t>94×50=</w:t>
             </w:r>
           </w:p>
         </w:tc>
@@ -704,7 +704,7 @@
                 <w:rFonts w:ascii="TimeNewRoman" w:hAnsi="TimeNewRoman"/>
                 <w:sz w:val="30"/>
               </w:rPr>
-              <w:t>45×15=</w:t>
+              <w:t>95×12=</w:t>
             </w:r>
           </w:p>
         </w:tc>
@@ -721,7 +721,7 @@
                 <w:rFonts w:ascii="TimeNewRoman" w:hAnsi="TimeNewRoman"/>
                 <w:sz w:val="30"/>
               </w:rPr>
-              <w:t>53×12=</w:t>
+              <w:t>88×14=</w:t>
             </w:r>
           </w:p>
         </w:tc>
@@ -868,7 +868,7 @@
                 <w:rFonts w:ascii="TimeNewRoman" w:hAnsi="TimeNewRoman"/>
                 <w:sz w:val="30"/>
               </w:rPr>
-              <w:t>53×26=</w:t>
+              <w:t>74×73=</w:t>
             </w:r>
           </w:p>
         </w:tc>
@@ -885,7 +885,7 @@
                 <w:rFonts w:ascii="TimeNewRoman" w:hAnsi="TimeNewRoman"/>
                 <w:sz w:val="30"/>
               </w:rPr>
-              <w:t>39×64=</w:t>
+              <w:t>17×57=</w:t>
             </w:r>
           </w:p>
         </w:tc>
@@ -902,7 +902,7 @@
                 <w:rFonts w:ascii="TimeNewRoman" w:hAnsi="TimeNewRoman"/>
                 <w:sz w:val="30"/>
               </w:rPr>
-              <w:t>88×33=</w:t>
+              <w:t>50×30=</w:t>
             </w:r>
           </w:p>
         </w:tc>
@@ -919,7 +919,7 @@
                 <w:rFonts w:ascii="TimeNewRoman" w:hAnsi="TimeNewRoman"/>
                 <w:sz w:val="30"/>
               </w:rPr>
-              <w:t>53×23=</w:t>
+              <w:t>53×42=</w:t>
             </w:r>
           </w:p>
         </w:tc>
@@ -936,7 +936,7 @@
                 <w:rFonts w:ascii="TimeNewRoman" w:hAnsi="TimeNewRoman"/>
                 <w:sz w:val="30"/>
               </w:rPr>
-              <w:t>45×53=</w:t>
+              <w:t>95×68=</w:t>
             </w:r>
           </w:p>
         </w:tc>

--- a/two-digit_number_multiplied_by_two-digit_number.docx
+++ b/two-digit_number_multiplied_by_two-digit_number.docx
@@ -40,7 +40,7 @@
                 <w:rFonts w:ascii="TimeNewRoman" w:hAnsi="TimeNewRoman"/>
                 <w:sz w:val="30"/>
               </w:rPr>
-              <w:t>19×68=</w:t>
+              <w:t>48×70=</w:t>
             </w:r>
           </w:p>
         </w:tc>
@@ -57,7 +57,7 @@
                 <w:rFonts w:ascii="TimeNewRoman" w:hAnsi="TimeNewRoman"/>
                 <w:sz w:val="30"/>
               </w:rPr>
-              <w:t>18×14=</w:t>
+              <w:t>77×30=</w:t>
             </w:r>
           </w:p>
         </w:tc>
@@ -74,7 +74,7 @@
                 <w:rFonts w:ascii="TimeNewRoman" w:hAnsi="TimeNewRoman"/>
                 <w:sz w:val="30"/>
               </w:rPr>
-              <w:t>52×95=</w:t>
+              <w:t>23×51=</w:t>
             </w:r>
           </w:p>
         </w:tc>
@@ -91,7 +91,7 @@
                 <w:rFonts w:ascii="TimeNewRoman" w:hAnsi="TimeNewRoman"/>
                 <w:sz w:val="30"/>
               </w:rPr>
-              <w:t>14×21=</w:t>
+              <w:t>36×56=</w:t>
             </w:r>
           </w:p>
         </w:tc>
@@ -108,7 +108,7 @@
                 <w:rFonts w:ascii="TimeNewRoman" w:hAnsi="TimeNewRoman"/>
                 <w:sz w:val="30"/>
               </w:rPr>
-              <w:t>23×17=</w:t>
+              <w:t>28×12=</w:t>
             </w:r>
           </w:p>
         </w:tc>
@@ -223,7 +223,7 @@
                 <w:rFonts w:ascii="TimeNewRoman" w:hAnsi="TimeNewRoman"/>
                 <w:sz w:val="30"/>
               </w:rPr>
-              <w:t>34×48=</w:t>
+              <w:t>59×25=</w:t>
             </w:r>
           </w:p>
         </w:tc>
@@ -240,7 +240,7 @@
                 <w:rFonts w:ascii="TimeNewRoman" w:hAnsi="TimeNewRoman"/>
                 <w:sz w:val="30"/>
               </w:rPr>
-              <w:t>42×13=</w:t>
+              <w:t>54×71=</w:t>
             </w:r>
           </w:p>
         </w:tc>
@@ -257,7 +257,7 @@
                 <w:rFonts w:ascii="TimeNewRoman" w:hAnsi="TimeNewRoman"/>
                 <w:sz w:val="30"/>
               </w:rPr>
-              <w:t>77×21=</w:t>
+              <w:t>90×41=</w:t>
             </w:r>
           </w:p>
         </w:tc>
@@ -274,7 +274,7 @@
                 <w:rFonts w:ascii="TimeNewRoman" w:hAnsi="TimeNewRoman"/>
                 <w:sz w:val="30"/>
               </w:rPr>
-              <w:t>34×32=</w:t>
+              <w:t>27×36=</w:t>
             </w:r>
           </w:p>
         </w:tc>
@@ -291,7 +291,7 @@
                 <w:rFonts w:ascii="TimeNewRoman" w:hAnsi="TimeNewRoman"/>
                 <w:sz w:val="30"/>
               </w:rPr>
-              <w:t>63×69=</w:t>
+              <w:t>17×50=</w:t>
             </w:r>
           </w:p>
         </w:tc>
@@ -438,7 +438,7 @@
                 <w:rFonts w:ascii="TimeNewRoman" w:hAnsi="TimeNewRoman"/>
                 <w:sz w:val="30"/>
               </w:rPr>
-              <w:t>84×21=</w:t>
+              <w:t>91×17=</w:t>
             </w:r>
           </w:p>
         </w:tc>
@@ -455,7 +455,7 @@
                 <w:rFonts w:ascii="TimeNewRoman" w:hAnsi="TimeNewRoman"/>
                 <w:sz w:val="30"/>
               </w:rPr>
-              <w:t>56×54=</w:t>
+              <w:t>72×64=</w:t>
             </w:r>
           </w:p>
         </w:tc>
@@ -472,7 +472,7 @@
                 <w:rFonts w:ascii="TimeNewRoman" w:hAnsi="TimeNewRoman"/>
                 <w:sz w:val="30"/>
               </w:rPr>
-              <w:t>57×79=</w:t>
+              <w:t>16×19=</w:t>
             </w:r>
           </w:p>
         </w:tc>
@@ -489,7 +489,7 @@
                 <w:rFonts w:ascii="TimeNewRoman" w:hAnsi="TimeNewRoman"/>
                 <w:sz w:val="30"/>
               </w:rPr>
-              <w:t>83×56=</w:t>
+              <w:t>43×86=</w:t>
             </w:r>
           </w:p>
         </w:tc>
@@ -506,7 +506,7 @@
                 <w:rFonts w:ascii="TimeNewRoman" w:hAnsi="TimeNewRoman"/>
                 <w:sz w:val="30"/>
               </w:rPr>
-              <w:t>33×46=</w:t>
+              <w:t>86×80=</w:t>
             </w:r>
           </w:p>
         </w:tc>
@@ -653,7 +653,7 @@
                 <w:rFonts w:ascii="TimeNewRoman" w:hAnsi="TimeNewRoman"/>
                 <w:sz w:val="30"/>
               </w:rPr>
-              <w:t>71×34=</w:t>
+              <w:t>51×78=</w:t>
             </w:r>
           </w:p>
         </w:tc>
@@ -670,7 +670,7 @@
                 <w:rFonts w:ascii="TimeNewRoman" w:hAnsi="TimeNewRoman"/>
                 <w:sz w:val="30"/>
               </w:rPr>
-              <w:t>96×72=</w:t>
+              <w:t>84×97=</w:t>
             </w:r>
           </w:p>
         </w:tc>
@@ -687,7 +687,7 @@
                 <w:rFonts w:ascii="TimeNewRoman" w:hAnsi="TimeNewRoman"/>
                 <w:sz w:val="30"/>
               </w:rPr>
-              <w:t>94×50=</w:t>
+              <w:t>27×85=</w:t>
             </w:r>
           </w:p>
         </w:tc>
@@ -704,7 +704,7 @@
                 <w:rFonts w:ascii="TimeNewRoman" w:hAnsi="TimeNewRoman"/>
                 <w:sz w:val="30"/>
               </w:rPr>
-              <w:t>95×12=</w:t>
+              <w:t>71×95=</w:t>
             </w:r>
           </w:p>
         </w:tc>
@@ -721,7 +721,7 @@
                 <w:rFonts w:ascii="TimeNewRoman" w:hAnsi="TimeNewRoman"/>
                 <w:sz w:val="30"/>
               </w:rPr>
-              <w:t>88×14=</w:t>
+              <w:t>25×70=</w:t>
             </w:r>
           </w:p>
         </w:tc>
@@ -868,7 +868,7 @@
                 <w:rFonts w:ascii="TimeNewRoman" w:hAnsi="TimeNewRoman"/>
                 <w:sz w:val="30"/>
               </w:rPr>
-              <w:t>74×73=</w:t>
+              <w:t>23×67=</w:t>
             </w:r>
           </w:p>
         </w:tc>
@@ -885,7 +885,7 @@
                 <w:rFonts w:ascii="TimeNewRoman" w:hAnsi="TimeNewRoman"/>
                 <w:sz w:val="30"/>
               </w:rPr>
-              <w:t>17×57=</w:t>
+              <w:t>42×50=</w:t>
             </w:r>
           </w:p>
         </w:tc>
@@ -902,7 +902,7 @@
                 <w:rFonts w:ascii="TimeNewRoman" w:hAnsi="TimeNewRoman"/>
                 <w:sz w:val="30"/>
               </w:rPr>
-              <w:t>50×30=</w:t>
+              <w:t>63×41=</w:t>
             </w:r>
           </w:p>
         </w:tc>
@@ -919,7 +919,7 @@
                 <w:rFonts w:ascii="TimeNewRoman" w:hAnsi="TimeNewRoman"/>
                 <w:sz w:val="30"/>
               </w:rPr>
-              <w:t>53×42=</w:t>
+              <w:t>41×53=</w:t>
             </w:r>
           </w:p>
         </w:tc>
@@ -936,7 +936,7 @@
                 <w:rFonts w:ascii="TimeNewRoman" w:hAnsi="TimeNewRoman"/>
                 <w:sz w:val="30"/>
               </w:rPr>
-              <w:t>95×68=</w:t>
+              <w:t>14×26=</w:t>
             </w:r>
           </w:p>
         </w:tc>

--- a/two-digit_number_multiplied_by_two-digit_number.docx
+++ b/two-digit_number_multiplied_by_two-digit_number.docx
@@ -11,7 +11,7 @@
           <w:rFonts w:ascii="Arial" w:hAnsi="Arial"/>
           <w:sz w:val="30"/>
         </w:rPr>
-        <w:t>2026-10-13 Tuesday</w:t>
+        <w:t>2026-10-14 Wednesday</w:t>
       </w:r>
     </w:p>
     <w:tbl>
@@ -40,7 +40,7 @@
                 <w:rFonts w:ascii="TimeNewRoman" w:hAnsi="TimeNewRoman"/>
                 <w:sz w:val="30"/>
               </w:rPr>
-              <w:t>48×70=</w:t>
+              <w:t>51×77=</w:t>
             </w:r>
           </w:p>
         </w:tc>
@@ -57,7 +57,7 @@
                 <w:rFonts w:ascii="TimeNewRoman" w:hAnsi="TimeNewRoman"/>
                 <w:sz w:val="30"/>
               </w:rPr>
-              <w:t>77×30=</w:t>
+              <w:t>25×88=</w:t>
             </w:r>
           </w:p>
         </w:tc>
@@ -74,7 +74,7 @@
                 <w:rFonts w:ascii="TimeNewRoman" w:hAnsi="TimeNewRoman"/>
                 <w:sz w:val="30"/>
               </w:rPr>
-              <w:t>23×51=</w:t>
+              <w:t>50×89=</w:t>
             </w:r>
           </w:p>
         </w:tc>
@@ -91,7 +91,7 @@
                 <w:rFonts w:ascii="TimeNewRoman" w:hAnsi="TimeNewRoman"/>
                 <w:sz w:val="30"/>
               </w:rPr>
-              <w:t>36×56=</w:t>
+              <w:t>85×19=</w:t>
             </w:r>
           </w:p>
         </w:tc>
@@ -108,7 +108,7 @@
                 <w:rFonts w:ascii="TimeNewRoman" w:hAnsi="TimeNewRoman"/>
                 <w:sz w:val="30"/>
               </w:rPr>
-              <w:t>28×12=</w:t>
+              <w:t>72×65=</w:t>
             </w:r>
           </w:p>
         </w:tc>
@@ -223,7 +223,7 @@
                 <w:rFonts w:ascii="TimeNewRoman" w:hAnsi="TimeNewRoman"/>
                 <w:sz w:val="30"/>
               </w:rPr>
-              <w:t>59×25=</w:t>
+              <w:t>77×55=</w:t>
             </w:r>
           </w:p>
         </w:tc>
@@ -240,7 +240,7 @@
                 <w:rFonts w:ascii="TimeNewRoman" w:hAnsi="TimeNewRoman"/>
                 <w:sz w:val="30"/>
               </w:rPr>
-              <w:t>54×71=</w:t>
+              <w:t>11×24=</w:t>
             </w:r>
           </w:p>
         </w:tc>
@@ -257,7 +257,7 @@
                 <w:rFonts w:ascii="TimeNewRoman" w:hAnsi="TimeNewRoman"/>
                 <w:sz w:val="30"/>
               </w:rPr>
-              <w:t>90×41=</w:t>
+              <w:t>76×93=</w:t>
             </w:r>
           </w:p>
         </w:tc>
@@ -274,7 +274,7 @@
                 <w:rFonts w:ascii="TimeNewRoman" w:hAnsi="TimeNewRoman"/>
                 <w:sz w:val="30"/>
               </w:rPr>
-              <w:t>27×36=</w:t>
+              <w:t>25×65=</w:t>
             </w:r>
           </w:p>
         </w:tc>
@@ -438,7 +438,7 @@
                 <w:rFonts w:ascii="TimeNewRoman" w:hAnsi="TimeNewRoman"/>
                 <w:sz w:val="30"/>
               </w:rPr>
-              <w:t>91×17=</w:t>
+              <w:t>50×85=</w:t>
             </w:r>
           </w:p>
         </w:tc>
@@ -455,7 +455,7 @@
                 <w:rFonts w:ascii="TimeNewRoman" w:hAnsi="TimeNewRoman"/>
                 <w:sz w:val="30"/>
               </w:rPr>
-              <w:t>72×64=</w:t>
+              <w:t>83×85=</w:t>
             </w:r>
           </w:p>
         </w:tc>
@@ -472,7 +472,7 @@
                 <w:rFonts w:ascii="TimeNewRoman" w:hAnsi="TimeNewRoman"/>
                 <w:sz w:val="30"/>
               </w:rPr>
-              <w:t>16×19=</w:t>
+              <w:t>34×58=</w:t>
             </w:r>
           </w:p>
         </w:tc>
@@ -489,7 +489,7 @@
                 <w:rFonts w:ascii="TimeNewRoman" w:hAnsi="TimeNewRoman"/>
                 <w:sz w:val="30"/>
               </w:rPr>
-              <w:t>43×86=</w:t>
+              <w:t>36×63=</w:t>
             </w:r>
           </w:p>
         </w:tc>
@@ -506,7 +506,7 @@
                 <w:rFonts w:ascii="TimeNewRoman" w:hAnsi="TimeNewRoman"/>
                 <w:sz w:val="30"/>
               </w:rPr>
-              <w:t>86×80=</w:t>
+              <w:t>83×68=</w:t>
             </w:r>
           </w:p>
         </w:tc>
@@ -653,7 +653,7 @@
                 <w:rFonts w:ascii="TimeNewRoman" w:hAnsi="TimeNewRoman"/>
                 <w:sz w:val="30"/>
               </w:rPr>
-              <w:t>51×78=</w:t>
+              <w:t>34×80=</w:t>
             </w:r>
           </w:p>
         </w:tc>
@@ -670,7 +670,7 @@
                 <w:rFonts w:ascii="TimeNewRoman" w:hAnsi="TimeNewRoman"/>
                 <w:sz w:val="30"/>
               </w:rPr>
-              <w:t>84×97=</w:t>
+              <w:t>92×74=</w:t>
             </w:r>
           </w:p>
         </w:tc>
@@ -687,7 +687,7 @@
                 <w:rFonts w:ascii="TimeNewRoman" w:hAnsi="TimeNewRoman"/>
                 <w:sz w:val="30"/>
               </w:rPr>
-              <w:t>27×85=</w:t>
+              <w:t>83×17=</w:t>
             </w:r>
           </w:p>
         </w:tc>
@@ -704,7 +704,7 @@
                 <w:rFonts w:ascii="TimeNewRoman" w:hAnsi="TimeNewRoman"/>
                 <w:sz w:val="30"/>
               </w:rPr>
-              <w:t>71×95=</w:t>
+              <w:t>87×62=</w:t>
             </w:r>
           </w:p>
         </w:tc>
@@ -721,7 +721,7 @@
                 <w:rFonts w:ascii="TimeNewRoman" w:hAnsi="TimeNewRoman"/>
                 <w:sz w:val="30"/>
               </w:rPr>
-              <w:t>25×70=</w:t>
+              <w:t>14×38=</w:t>
             </w:r>
           </w:p>
         </w:tc>
@@ -868,7 +868,7 @@
                 <w:rFonts w:ascii="TimeNewRoman" w:hAnsi="TimeNewRoman"/>
                 <w:sz w:val="30"/>
               </w:rPr>
-              <w:t>23×67=</w:t>
+              <w:t>44×69=</w:t>
             </w:r>
           </w:p>
         </w:tc>
@@ -885,7 +885,7 @@
                 <w:rFonts w:ascii="TimeNewRoman" w:hAnsi="TimeNewRoman"/>
                 <w:sz w:val="30"/>
               </w:rPr>
-              <w:t>42×50=</w:t>
+              <w:t>84×72=</w:t>
             </w:r>
           </w:p>
         </w:tc>
@@ -902,7 +902,7 @@
                 <w:rFonts w:ascii="TimeNewRoman" w:hAnsi="TimeNewRoman"/>
                 <w:sz w:val="30"/>
               </w:rPr>
-              <w:t>63×41=</w:t>
+              <w:t>53×91=</w:t>
             </w:r>
           </w:p>
         </w:tc>
@@ -919,7 +919,7 @@
                 <w:rFonts w:ascii="TimeNewRoman" w:hAnsi="TimeNewRoman"/>
                 <w:sz w:val="30"/>
               </w:rPr>
-              <w:t>41×53=</w:t>
+              <w:t>36×79=</w:t>
             </w:r>
           </w:p>
         </w:tc>
@@ -936,7 +936,7 @@
                 <w:rFonts w:ascii="TimeNewRoman" w:hAnsi="TimeNewRoman"/>
                 <w:sz w:val="30"/>
               </w:rPr>
-              <w:t>14×26=</w:t>
+              <w:t>76×40=</w:t>
             </w:r>
           </w:p>
         </w:tc>

--- a/two-digit_number_multiplied_by_two-digit_number.docx
+++ b/two-digit_number_multiplied_by_two-digit_number.docx
@@ -40,7 +40,7 @@
                 <w:rFonts w:ascii="TimeNewRoman" w:hAnsi="TimeNewRoman"/>
                 <w:sz w:val="30"/>
               </w:rPr>
-              <w:t>51×77=</w:t>
+              <w:t>70×34=</w:t>
             </w:r>
           </w:p>
         </w:tc>
@@ -57,7 +57,7 @@
                 <w:rFonts w:ascii="TimeNewRoman" w:hAnsi="TimeNewRoman"/>
                 <w:sz w:val="30"/>
               </w:rPr>
-              <w:t>25×88=</w:t>
+              <w:t>39×80=</w:t>
             </w:r>
           </w:p>
         </w:tc>
@@ -74,7 +74,7 @@
                 <w:rFonts w:ascii="TimeNewRoman" w:hAnsi="TimeNewRoman"/>
                 <w:sz w:val="30"/>
               </w:rPr>
-              <w:t>50×89=</w:t>
+              <w:t>93×13=</w:t>
             </w:r>
           </w:p>
         </w:tc>
@@ -91,7 +91,7 @@
                 <w:rFonts w:ascii="TimeNewRoman" w:hAnsi="TimeNewRoman"/>
                 <w:sz w:val="30"/>
               </w:rPr>
-              <w:t>85×19=</w:t>
+              <w:t>82×66=</w:t>
             </w:r>
           </w:p>
         </w:tc>
@@ -108,7 +108,7 @@
                 <w:rFonts w:ascii="TimeNewRoman" w:hAnsi="TimeNewRoman"/>
                 <w:sz w:val="30"/>
               </w:rPr>
-              <w:t>72×65=</w:t>
+              <w:t>87×60=</w:t>
             </w:r>
           </w:p>
         </w:tc>
@@ -223,7 +223,7 @@
                 <w:rFonts w:ascii="TimeNewRoman" w:hAnsi="TimeNewRoman"/>
                 <w:sz w:val="30"/>
               </w:rPr>
-              <w:t>77×55=</w:t>
+              <w:t>59×91=</w:t>
             </w:r>
           </w:p>
         </w:tc>
@@ -240,7 +240,7 @@
                 <w:rFonts w:ascii="TimeNewRoman" w:hAnsi="TimeNewRoman"/>
                 <w:sz w:val="30"/>
               </w:rPr>
-              <w:t>11×24=</w:t>
+              <w:t>59×41=</w:t>
             </w:r>
           </w:p>
         </w:tc>
@@ -257,7 +257,7 @@
                 <w:rFonts w:ascii="TimeNewRoman" w:hAnsi="TimeNewRoman"/>
                 <w:sz w:val="30"/>
               </w:rPr>
-              <w:t>76×93=</w:t>
+              <w:t>34×79=</w:t>
             </w:r>
           </w:p>
         </w:tc>
@@ -274,7 +274,7 @@
                 <w:rFonts w:ascii="TimeNewRoman" w:hAnsi="TimeNewRoman"/>
                 <w:sz w:val="30"/>
               </w:rPr>
-              <w:t>25×65=</w:t>
+              <w:t>59×66=</w:t>
             </w:r>
           </w:p>
         </w:tc>
@@ -291,7 +291,7 @@
                 <w:rFonts w:ascii="TimeNewRoman" w:hAnsi="TimeNewRoman"/>
                 <w:sz w:val="30"/>
               </w:rPr>
-              <w:t>17×50=</w:t>
+              <w:t>69×68=</w:t>
             </w:r>
           </w:p>
         </w:tc>
@@ -438,7 +438,7 @@
                 <w:rFonts w:ascii="TimeNewRoman" w:hAnsi="TimeNewRoman"/>
                 <w:sz w:val="30"/>
               </w:rPr>
-              <w:t>50×85=</w:t>
+              <w:t>85×72=</w:t>
             </w:r>
           </w:p>
         </w:tc>
@@ -455,7 +455,7 @@
                 <w:rFonts w:ascii="TimeNewRoman" w:hAnsi="TimeNewRoman"/>
                 <w:sz w:val="30"/>
               </w:rPr>
-              <w:t>83×85=</w:t>
+              <w:t>34×49=</w:t>
             </w:r>
           </w:p>
         </w:tc>
@@ -472,7 +472,7 @@
                 <w:rFonts w:ascii="TimeNewRoman" w:hAnsi="TimeNewRoman"/>
                 <w:sz w:val="30"/>
               </w:rPr>
-              <w:t>34×58=</w:t>
+              <w:t>27×45=</w:t>
             </w:r>
           </w:p>
         </w:tc>
@@ -489,7 +489,7 @@
                 <w:rFonts w:ascii="TimeNewRoman" w:hAnsi="TimeNewRoman"/>
                 <w:sz w:val="30"/>
               </w:rPr>
-              <w:t>36×63=</w:t>
+              <w:t>56×38=</w:t>
             </w:r>
           </w:p>
         </w:tc>
@@ -506,7 +506,7 @@
                 <w:rFonts w:ascii="TimeNewRoman" w:hAnsi="TimeNewRoman"/>
                 <w:sz w:val="30"/>
               </w:rPr>
-              <w:t>83×68=</w:t>
+              <w:t>25×70=</w:t>
             </w:r>
           </w:p>
         </w:tc>
@@ -653,7 +653,7 @@
                 <w:rFonts w:ascii="TimeNewRoman" w:hAnsi="TimeNewRoman"/>
                 <w:sz w:val="30"/>
               </w:rPr>
-              <w:t>34×80=</w:t>
+              <w:t>93×94=</w:t>
             </w:r>
           </w:p>
         </w:tc>
@@ -670,7 +670,7 @@
                 <w:rFonts w:ascii="TimeNewRoman" w:hAnsi="TimeNewRoman"/>
                 <w:sz w:val="30"/>
               </w:rPr>
-              <w:t>92×74=</w:t>
+              <w:t>77×63=</w:t>
             </w:r>
           </w:p>
         </w:tc>
@@ -687,7 +687,7 @@
                 <w:rFonts w:ascii="TimeNewRoman" w:hAnsi="TimeNewRoman"/>
                 <w:sz w:val="30"/>
               </w:rPr>
-              <w:t>83×17=</w:t>
+              <w:t>12×27=</w:t>
             </w:r>
           </w:p>
         </w:tc>
@@ -704,7 +704,7 @@
                 <w:rFonts w:ascii="TimeNewRoman" w:hAnsi="TimeNewRoman"/>
                 <w:sz w:val="30"/>
               </w:rPr>
-              <w:t>87×62=</w:t>
+              <w:t>59×86=</w:t>
             </w:r>
           </w:p>
         </w:tc>
@@ -721,7 +721,7 @@
                 <w:rFonts w:ascii="TimeNewRoman" w:hAnsi="TimeNewRoman"/>
                 <w:sz w:val="30"/>
               </w:rPr>
-              <w:t>14×38=</w:t>
+              <w:t>53×23=</w:t>
             </w:r>
           </w:p>
         </w:tc>
@@ -868,7 +868,7 @@
                 <w:rFonts w:ascii="TimeNewRoman" w:hAnsi="TimeNewRoman"/>
                 <w:sz w:val="30"/>
               </w:rPr>
-              <w:t>44×69=</w:t>
+              <w:t>57×43=</w:t>
             </w:r>
           </w:p>
         </w:tc>
@@ -885,7 +885,7 @@
                 <w:rFonts w:ascii="TimeNewRoman" w:hAnsi="TimeNewRoman"/>
                 <w:sz w:val="30"/>
               </w:rPr>
-              <w:t>84×72=</w:t>
+              <w:t>31×16=</w:t>
             </w:r>
           </w:p>
         </w:tc>
@@ -902,7 +902,7 @@
                 <w:rFonts w:ascii="TimeNewRoman" w:hAnsi="TimeNewRoman"/>
                 <w:sz w:val="30"/>
               </w:rPr>
-              <w:t>53×91=</w:t>
+              <w:t>71×60=</w:t>
             </w:r>
           </w:p>
         </w:tc>
@@ -919,7 +919,7 @@
                 <w:rFonts w:ascii="TimeNewRoman" w:hAnsi="TimeNewRoman"/>
                 <w:sz w:val="30"/>
               </w:rPr>
-              <w:t>36×79=</w:t>
+              <w:t>50×37=</w:t>
             </w:r>
           </w:p>
         </w:tc>
@@ -936,7 +936,7 @@
                 <w:rFonts w:ascii="TimeNewRoman" w:hAnsi="TimeNewRoman"/>
                 <w:sz w:val="30"/>
               </w:rPr>
-              <w:t>76×40=</w:t>
+              <w:t>51×85=</w:t>
             </w:r>
           </w:p>
         </w:tc>

--- a/two-digit_number_multiplied_by_two-digit_number.docx
+++ b/two-digit_number_multiplied_by_two-digit_number.docx
@@ -11,7 +11,7 @@
           <w:rFonts w:ascii="Arial" w:hAnsi="Arial"/>
           <w:sz w:val="30"/>
         </w:rPr>
-        <w:t>2026-10-14 Wednesday</w:t>
+        <w:t>2026-10-15 Thursday</w:t>
       </w:r>
     </w:p>
     <w:tbl>
@@ -40,7 +40,7 @@
                 <w:rFonts w:ascii="TimeNewRoman" w:hAnsi="TimeNewRoman"/>
                 <w:sz w:val="30"/>
               </w:rPr>
-              <w:t>70×34=</w:t>
+              <w:t>90×28=</w:t>
             </w:r>
           </w:p>
         </w:tc>
@@ -57,7 +57,7 @@
                 <w:rFonts w:ascii="TimeNewRoman" w:hAnsi="TimeNewRoman"/>
                 <w:sz w:val="30"/>
               </w:rPr>
-              <w:t>39×80=</w:t>
+              <w:t>45×78=</w:t>
             </w:r>
           </w:p>
         </w:tc>
@@ -74,7 +74,7 @@
                 <w:rFonts w:ascii="TimeNewRoman" w:hAnsi="TimeNewRoman"/>
                 <w:sz w:val="30"/>
               </w:rPr>
-              <w:t>93×13=</w:t>
+              <w:t>71×11=</w:t>
             </w:r>
           </w:p>
         </w:tc>
@@ -91,7 +91,7 @@
                 <w:rFonts w:ascii="TimeNewRoman" w:hAnsi="TimeNewRoman"/>
                 <w:sz w:val="30"/>
               </w:rPr>
-              <w:t>82×66=</w:t>
+              <w:t>24×86=</w:t>
             </w:r>
           </w:p>
         </w:tc>
@@ -108,7 +108,7 @@
                 <w:rFonts w:ascii="TimeNewRoman" w:hAnsi="TimeNewRoman"/>
                 <w:sz w:val="30"/>
               </w:rPr>
-              <w:t>87×60=</w:t>
+              <w:t>68×87=</w:t>
             </w:r>
           </w:p>
         </w:tc>
@@ -223,7 +223,7 @@
                 <w:rFonts w:ascii="TimeNewRoman" w:hAnsi="TimeNewRoman"/>
                 <w:sz w:val="30"/>
               </w:rPr>
-              <w:t>59×91=</w:t>
+              <w:t>18×29=</w:t>
             </w:r>
           </w:p>
         </w:tc>
@@ -240,7 +240,7 @@
                 <w:rFonts w:ascii="TimeNewRoman" w:hAnsi="TimeNewRoman"/>
                 <w:sz w:val="30"/>
               </w:rPr>
-              <w:t>59×41=</w:t>
+              <w:t>63×17=</w:t>
             </w:r>
           </w:p>
         </w:tc>
@@ -257,7 +257,7 @@
                 <w:rFonts w:ascii="TimeNewRoman" w:hAnsi="TimeNewRoman"/>
                 <w:sz w:val="30"/>
               </w:rPr>
-              <w:t>34×79=</w:t>
+              <w:t>89×83=</w:t>
             </w:r>
           </w:p>
         </w:tc>
@@ -274,7 +274,7 @@
                 <w:rFonts w:ascii="TimeNewRoman" w:hAnsi="TimeNewRoman"/>
                 <w:sz w:val="30"/>
               </w:rPr>
-              <w:t>59×66=</w:t>
+              <w:t>66×58=</w:t>
             </w:r>
           </w:p>
         </w:tc>
@@ -291,7 +291,7 @@
                 <w:rFonts w:ascii="TimeNewRoman" w:hAnsi="TimeNewRoman"/>
                 <w:sz w:val="30"/>
               </w:rPr>
-              <w:t>69×68=</w:t>
+              <w:t>85×26=</w:t>
             </w:r>
           </w:p>
         </w:tc>
@@ -438,7 +438,7 @@
                 <w:rFonts w:ascii="TimeNewRoman" w:hAnsi="TimeNewRoman"/>
                 <w:sz w:val="30"/>
               </w:rPr>
-              <w:t>85×72=</w:t>
+              <w:t>41×89=</w:t>
             </w:r>
           </w:p>
         </w:tc>
@@ -455,7 +455,7 @@
                 <w:rFonts w:ascii="TimeNewRoman" w:hAnsi="TimeNewRoman"/>
                 <w:sz w:val="30"/>
               </w:rPr>
-              <w:t>34×49=</w:t>
+              <w:t>28×53=</w:t>
             </w:r>
           </w:p>
         </w:tc>
@@ -472,7 +472,7 @@
                 <w:rFonts w:ascii="TimeNewRoman" w:hAnsi="TimeNewRoman"/>
                 <w:sz w:val="30"/>
               </w:rPr>
-              <w:t>27×45=</w:t>
+              <w:t>50×47=</w:t>
             </w:r>
           </w:p>
         </w:tc>
@@ -489,7 +489,7 @@
                 <w:rFonts w:ascii="TimeNewRoman" w:hAnsi="TimeNewRoman"/>
                 <w:sz w:val="30"/>
               </w:rPr>
-              <w:t>56×38=</w:t>
+              <w:t>41×88=</w:t>
             </w:r>
           </w:p>
         </w:tc>
@@ -506,7 +506,7 @@
                 <w:rFonts w:ascii="TimeNewRoman" w:hAnsi="TimeNewRoman"/>
                 <w:sz w:val="30"/>
               </w:rPr>
-              <w:t>25×70=</w:t>
+              <w:t>37×98=</w:t>
             </w:r>
           </w:p>
         </w:tc>
@@ -653,7 +653,7 @@
                 <w:rFonts w:ascii="TimeNewRoman" w:hAnsi="TimeNewRoman"/>
                 <w:sz w:val="30"/>
               </w:rPr>
-              <w:t>93×94=</w:t>
+              <w:t>67×81=</w:t>
             </w:r>
           </w:p>
         </w:tc>
@@ -670,7 +670,7 @@
                 <w:rFonts w:ascii="TimeNewRoman" w:hAnsi="TimeNewRoman"/>
                 <w:sz w:val="30"/>
               </w:rPr>
-              <w:t>77×63=</w:t>
+              <w:t>48×56=</w:t>
             </w:r>
           </w:p>
         </w:tc>
@@ -687,7 +687,7 @@
                 <w:rFonts w:ascii="TimeNewRoman" w:hAnsi="TimeNewRoman"/>
                 <w:sz w:val="30"/>
               </w:rPr>
-              <w:t>12×27=</w:t>
+              <w:t>46×93=</w:t>
             </w:r>
           </w:p>
         </w:tc>
@@ -704,7 +704,7 @@
                 <w:rFonts w:ascii="TimeNewRoman" w:hAnsi="TimeNewRoman"/>
                 <w:sz w:val="30"/>
               </w:rPr>
-              <w:t>59×86=</w:t>
+              <w:t>84×87=</w:t>
             </w:r>
           </w:p>
         </w:tc>
@@ -721,7 +721,7 @@
                 <w:rFonts w:ascii="TimeNewRoman" w:hAnsi="TimeNewRoman"/>
                 <w:sz w:val="30"/>
               </w:rPr>
-              <w:t>53×23=</w:t>
+              <w:t>57×59=</w:t>
             </w:r>
           </w:p>
         </w:tc>
@@ -868,7 +868,7 @@
                 <w:rFonts w:ascii="TimeNewRoman" w:hAnsi="TimeNewRoman"/>
                 <w:sz w:val="30"/>
               </w:rPr>
-              <w:t>57×43=</w:t>
+              <w:t>41×88=</w:t>
             </w:r>
           </w:p>
         </w:tc>
@@ -885,7 +885,7 @@
                 <w:rFonts w:ascii="TimeNewRoman" w:hAnsi="TimeNewRoman"/>
                 <w:sz w:val="30"/>
               </w:rPr>
-              <w:t>31×16=</w:t>
+              <w:t>58×88=</w:t>
             </w:r>
           </w:p>
         </w:tc>
@@ -902,7 +902,7 @@
                 <w:rFonts w:ascii="TimeNewRoman" w:hAnsi="TimeNewRoman"/>
                 <w:sz w:val="30"/>
               </w:rPr>
-              <w:t>71×60=</w:t>
+              <w:t>87×47=</w:t>
             </w:r>
           </w:p>
         </w:tc>
@@ -919,7 +919,7 @@
                 <w:rFonts w:ascii="TimeNewRoman" w:hAnsi="TimeNewRoman"/>
                 <w:sz w:val="30"/>
               </w:rPr>
-              <w:t>50×37=</w:t>
+              <w:t>44×44=</w:t>
             </w:r>
           </w:p>
         </w:tc>
@@ -936,7 +936,7 @@
                 <w:rFonts w:ascii="TimeNewRoman" w:hAnsi="TimeNewRoman"/>
                 <w:sz w:val="30"/>
               </w:rPr>
-              <w:t>51×85=</w:t>
+              <w:t>46×16=</w:t>
             </w:r>
           </w:p>
         </w:tc>

--- a/two-digit_number_multiplied_by_two-digit_number.docx
+++ b/two-digit_number_multiplied_by_two-digit_number.docx
@@ -40,7 +40,7 @@
                 <w:rFonts w:ascii="TimeNewRoman" w:hAnsi="TimeNewRoman"/>
                 <w:sz w:val="30"/>
               </w:rPr>
-              <w:t>90×28=</w:t>
+              <w:t>44×49=</w:t>
             </w:r>
           </w:p>
         </w:tc>
@@ -57,7 +57,7 @@
                 <w:rFonts w:ascii="TimeNewRoman" w:hAnsi="TimeNewRoman"/>
                 <w:sz w:val="30"/>
               </w:rPr>
-              <w:t>45×78=</w:t>
+              <w:t>70×94=</w:t>
             </w:r>
           </w:p>
         </w:tc>
@@ -74,7 +74,7 @@
                 <w:rFonts w:ascii="TimeNewRoman" w:hAnsi="TimeNewRoman"/>
                 <w:sz w:val="30"/>
               </w:rPr>
-              <w:t>71×11=</w:t>
+              <w:t>37×20=</w:t>
             </w:r>
           </w:p>
         </w:tc>
@@ -91,7 +91,7 @@
                 <w:rFonts w:ascii="TimeNewRoman" w:hAnsi="TimeNewRoman"/>
                 <w:sz w:val="30"/>
               </w:rPr>
-              <w:t>24×86=</w:t>
+              <w:t>64×52=</w:t>
             </w:r>
           </w:p>
         </w:tc>
@@ -108,7 +108,7 @@
                 <w:rFonts w:ascii="TimeNewRoman" w:hAnsi="TimeNewRoman"/>
                 <w:sz w:val="30"/>
               </w:rPr>
-              <w:t>68×87=</w:t>
+              <w:t>78×23=</w:t>
             </w:r>
           </w:p>
         </w:tc>
@@ -223,7 +223,7 @@
                 <w:rFonts w:ascii="TimeNewRoman" w:hAnsi="TimeNewRoman"/>
                 <w:sz w:val="30"/>
               </w:rPr>
-              <w:t>18×29=</w:t>
+              <w:t>97×21=</w:t>
             </w:r>
           </w:p>
         </w:tc>
@@ -240,7 +240,7 @@
                 <w:rFonts w:ascii="TimeNewRoman" w:hAnsi="TimeNewRoman"/>
                 <w:sz w:val="30"/>
               </w:rPr>
-              <w:t>63×17=</w:t>
+              <w:t>30×57=</w:t>
             </w:r>
           </w:p>
         </w:tc>
@@ -257,7 +257,7 @@
                 <w:rFonts w:ascii="TimeNewRoman" w:hAnsi="TimeNewRoman"/>
                 <w:sz w:val="30"/>
               </w:rPr>
-              <w:t>89×83=</w:t>
+              <w:t>40×97=</w:t>
             </w:r>
           </w:p>
         </w:tc>
@@ -274,7 +274,7 @@
                 <w:rFonts w:ascii="TimeNewRoman" w:hAnsi="TimeNewRoman"/>
                 <w:sz w:val="30"/>
               </w:rPr>
-              <w:t>66×58=</w:t>
+              <w:t>30×83=</w:t>
             </w:r>
           </w:p>
         </w:tc>
@@ -291,7 +291,7 @@
                 <w:rFonts w:ascii="TimeNewRoman" w:hAnsi="TimeNewRoman"/>
                 <w:sz w:val="30"/>
               </w:rPr>
-              <w:t>85×26=</w:t>
+              <w:t>34×50=</w:t>
             </w:r>
           </w:p>
         </w:tc>
@@ -438,7 +438,7 @@
                 <w:rFonts w:ascii="TimeNewRoman" w:hAnsi="TimeNewRoman"/>
                 <w:sz w:val="30"/>
               </w:rPr>
-              <w:t>41×89=</w:t>
+              <w:t>59×39=</w:t>
             </w:r>
           </w:p>
         </w:tc>
@@ -455,7 +455,7 @@
                 <w:rFonts w:ascii="TimeNewRoman" w:hAnsi="TimeNewRoman"/>
                 <w:sz w:val="30"/>
               </w:rPr>
-              <w:t>28×53=</w:t>
+              <w:t>85×93=</w:t>
             </w:r>
           </w:p>
         </w:tc>
@@ -472,7 +472,7 @@
                 <w:rFonts w:ascii="TimeNewRoman" w:hAnsi="TimeNewRoman"/>
                 <w:sz w:val="30"/>
               </w:rPr>
-              <w:t>50×47=</w:t>
+              <w:t>87×13=</w:t>
             </w:r>
           </w:p>
         </w:tc>
@@ -489,7 +489,7 @@
                 <w:rFonts w:ascii="TimeNewRoman" w:hAnsi="TimeNewRoman"/>
                 <w:sz w:val="30"/>
               </w:rPr>
-              <w:t>41×88=</w:t>
+              <w:t>25×97=</w:t>
             </w:r>
           </w:p>
         </w:tc>
@@ -506,7 +506,7 @@
                 <w:rFonts w:ascii="TimeNewRoman" w:hAnsi="TimeNewRoman"/>
                 <w:sz w:val="30"/>
               </w:rPr>
-              <w:t>37×98=</w:t>
+              <w:t>82×78=</w:t>
             </w:r>
           </w:p>
         </w:tc>
@@ -653,7 +653,7 @@
                 <w:rFonts w:ascii="TimeNewRoman" w:hAnsi="TimeNewRoman"/>
                 <w:sz w:val="30"/>
               </w:rPr>
-              <w:t>67×81=</w:t>
+              <w:t>31×67=</w:t>
             </w:r>
           </w:p>
         </w:tc>
@@ -670,7 +670,7 @@
                 <w:rFonts w:ascii="TimeNewRoman" w:hAnsi="TimeNewRoman"/>
                 <w:sz w:val="30"/>
               </w:rPr>
-              <w:t>48×56=</w:t>
+              <w:t>15×84=</w:t>
             </w:r>
           </w:p>
         </w:tc>
@@ -687,7 +687,7 @@
                 <w:rFonts w:ascii="TimeNewRoman" w:hAnsi="TimeNewRoman"/>
                 <w:sz w:val="30"/>
               </w:rPr>
-              <w:t>46×93=</w:t>
+              <w:t>27×81=</w:t>
             </w:r>
           </w:p>
         </w:tc>
@@ -704,7 +704,7 @@
                 <w:rFonts w:ascii="TimeNewRoman" w:hAnsi="TimeNewRoman"/>
                 <w:sz w:val="30"/>
               </w:rPr>
-              <w:t>84×87=</w:t>
+              <w:t>55×88=</w:t>
             </w:r>
           </w:p>
         </w:tc>
@@ -721,7 +721,7 @@
                 <w:rFonts w:ascii="TimeNewRoman" w:hAnsi="TimeNewRoman"/>
                 <w:sz w:val="30"/>
               </w:rPr>
-              <w:t>57×59=</w:t>
+              <w:t>33×36=</w:t>
             </w:r>
           </w:p>
         </w:tc>
@@ -868,7 +868,7 @@
                 <w:rFonts w:ascii="TimeNewRoman" w:hAnsi="TimeNewRoman"/>
                 <w:sz w:val="30"/>
               </w:rPr>
-              <w:t>41×88=</w:t>
+              <w:t>51×39=</w:t>
             </w:r>
           </w:p>
         </w:tc>
@@ -885,7 +885,7 @@
                 <w:rFonts w:ascii="TimeNewRoman" w:hAnsi="TimeNewRoman"/>
                 <w:sz w:val="30"/>
               </w:rPr>
-              <w:t>58×88=</w:t>
+              <w:t>90×28=</w:t>
             </w:r>
           </w:p>
         </w:tc>
@@ -902,7 +902,7 @@
                 <w:rFonts w:ascii="TimeNewRoman" w:hAnsi="TimeNewRoman"/>
                 <w:sz w:val="30"/>
               </w:rPr>
-              <w:t>87×47=</w:t>
+              <w:t>79×63=</w:t>
             </w:r>
           </w:p>
         </w:tc>
@@ -919,7 +919,7 @@
                 <w:rFonts w:ascii="TimeNewRoman" w:hAnsi="TimeNewRoman"/>
                 <w:sz w:val="30"/>
               </w:rPr>
-              <w:t>44×44=</w:t>
+              <w:t>72×52=</w:t>
             </w:r>
           </w:p>
         </w:tc>
@@ -936,7 +936,7 @@
                 <w:rFonts w:ascii="TimeNewRoman" w:hAnsi="TimeNewRoman"/>
                 <w:sz w:val="30"/>
               </w:rPr>
-              <w:t>46×16=</w:t>
+              <w:t>64×92=</w:t>
             </w:r>
           </w:p>
         </w:tc>

--- a/two-digit_number_multiplied_by_two-digit_number.docx
+++ b/two-digit_number_multiplied_by_two-digit_number.docx
@@ -11,7 +11,7 @@
           <w:rFonts w:ascii="Arial" w:hAnsi="Arial"/>
           <w:sz w:val="30"/>
         </w:rPr>
-        <w:t>2026-10-15 Thursday</w:t>
+        <w:t>2026-10-16 Friday</w:t>
       </w:r>
     </w:p>
     <w:tbl>
@@ -40,7 +40,7 @@
                 <w:rFonts w:ascii="TimeNewRoman" w:hAnsi="TimeNewRoman"/>
                 <w:sz w:val="30"/>
               </w:rPr>
-              <w:t>44×49=</w:t>
+              <w:t>35×72=</w:t>
             </w:r>
           </w:p>
         </w:tc>
@@ -57,7 +57,7 @@
                 <w:rFonts w:ascii="TimeNewRoman" w:hAnsi="TimeNewRoman"/>
                 <w:sz w:val="30"/>
               </w:rPr>
-              <w:t>70×94=</w:t>
+              <w:t>57×72=</w:t>
             </w:r>
           </w:p>
         </w:tc>
@@ -74,7 +74,7 @@
                 <w:rFonts w:ascii="TimeNewRoman" w:hAnsi="TimeNewRoman"/>
                 <w:sz w:val="30"/>
               </w:rPr>
-              <w:t>37×20=</w:t>
+              <w:t>57×76=</w:t>
             </w:r>
           </w:p>
         </w:tc>
@@ -91,7 +91,7 @@
                 <w:rFonts w:ascii="TimeNewRoman" w:hAnsi="TimeNewRoman"/>
                 <w:sz w:val="30"/>
               </w:rPr>
-              <w:t>64×52=</w:t>
+              <w:t>84×92=</w:t>
             </w:r>
           </w:p>
         </w:tc>
@@ -108,7 +108,7 @@
                 <w:rFonts w:ascii="TimeNewRoman" w:hAnsi="TimeNewRoman"/>
                 <w:sz w:val="30"/>
               </w:rPr>
-              <w:t>78×23=</w:t>
+              <w:t>20×28=</w:t>
             </w:r>
           </w:p>
         </w:tc>
@@ -223,7 +223,7 @@
                 <w:rFonts w:ascii="TimeNewRoman" w:hAnsi="TimeNewRoman"/>
                 <w:sz w:val="30"/>
               </w:rPr>
-              <w:t>97×21=</w:t>
+              <w:t>62×89=</w:t>
             </w:r>
           </w:p>
         </w:tc>
@@ -240,7 +240,7 @@
                 <w:rFonts w:ascii="TimeNewRoman" w:hAnsi="TimeNewRoman"/>
                 <w:sz w:val="30"/>
               </w:rPr>
-              <w:t>30×57=</w:t>
+              <w:t>16×43=</w:t>
             </w:r>
           </w:p>
         </w:tc>
@@ -257,7 +257,7 @@
                 <w:rFonts w:ascii="TimeNewRoman" w:hAnsi="TimeNewRoman"/>
                 <w:sz w:val="30"/>
               </w:rPr>
-              <w:t>40×97=</w:t>
+              <w:t>43×45=</w:t>
             </w:r>
           </w:p>
         </w:tc>
@@ -274,7 +274,7 @@
                 <w:rFonts w:ascii="TimeNewRoman" w:hAnsi="TimeNewRoman"/>
                 <w:sz w:val="30"/>
               </w:rPr>
-              <w:t>30×83=</w:t>
+              <w:t>38×12=</w:t>
             </w:r>
           </w:p>
         </w:tc>
@@ -291,7 +291,7 @@
                 <w:rFonts w:ascii="TimeNewRoman" w:hAnsi="TimeNewRoman"/>
                 <w:sz w:val="30"/>
               </w:rPr>
-              <w:t>34×50=</w:t>
+              <w:t>40×29=</w:t>
             </w:r>
           </w:p>
         </w:tc>
@@ -438,7 +438,7 @@
                 <w:rFonts w:ascii="TimeNewRoman" w:hAnsi="TimeNewRoman"/>
                 <w:sz w:val="30"/>
               </w:rPr>
-              <w:t>59×39=</w:t>
+              <w:t>69×24=</w:t>
             </w:r>
           </w:p>
         </w:tc>
@@ -455,7 +455,7 @@
                 <w:rFonts w:ascii="TimeNewRoman" w:hAnsi="TimeNewRoman"/>
                 <w:sz w:val="30"/>
               </w:rPr>
-              <w:t>85×93=</w:t>
+              <w:t>30×64=</w:t>
             </w:r>
           </w:p>
         </w:tc>
@@ -472,7 +472,7 @@
                 <w:rFonts w:ascii="TimeNewRoman" w:hAnsi="TimeNewRoman"/>
                 <w:sz w:val="30"/>
               </w:rPr>
-              <w:t>87×13=</w:t>
+              <w:t>53×85=</w:t>
             </w:r>
           </w:p>
         </w:tc>
@@ -489,7 +489,7 @@
                 <w:rFonts w:ascii="TimeNewRoman" w:hAnsi="TimeNewRoman"/>
                 <w:sz w:val="30"/>
               </w:rPr>
-              <w:t>25×97=</w:t>
+              <w:t>60×91=</w:t>
             </w:r>
           </w:p>
         </w:tc>
@@ -506,7 +506,7 @@
                 <w:rFonts w:ascii="TimeNewRoman" w:hAnsi="TimeNewRoman"/>
                 <w:sz w:val="30"/>
               </w:rPr>
-              <w:t>82×78=</w:t>
+              <w:t>34×36=</w:t>
             </w:r>
           </w:p>
         </w:tc>
@@ -653,7 +653,7 @@
                 <w:rFonts w:ascii="TimeNewRoman" w:hAnsi="TimeNewRoman"/>
                 <w:sz w:val="30"/>
               </w:rPr>
-              <w:t>31×67=</w:t>
+              <w:t>73×73=</w:t>
             </w:r>
           </w:p>
         </w:tc>
@@ -670,7 +670,7 @@
                 <w:rFonts w:ascii="TimeNewRoman" w:hAnsi="TimeNewRoman"/>
                 <w:sz w:val="30"/>
               </w:rPr>
-              <w:t>15×84=</w:t>
+              <w:t>18×91=</w:t>
             </w:r>
           </w:p>
         </w:tc>
@@ -687,7 +687,7 @@
                 <w:rFonts w:ascii="TimeNewRoman" w:hAnsi="TimeNewRoman"/>
                 <w:sz w:val="30"/>
               </w:rPr>
-              <w:t>27×81=</w:t>
+              <w:t>97×32=</w:t>
             </w:r>
           </w:p>
         </w:tc>
@@ -704,7 +704,7 @@
                 <w:rFonts w:ascii="TimeNewRoman" w:hAnsi="TimeNewRoman"/>
                 <w:sz w:val="30"/>
               </w:rPr>
-              <w:t>55×88=</w:t>
+              <w:t>20×74=</w:t>
             </w:r>
           </w:p>
         </w:tc>
@@ -721,7 +721,7 @@
                 <w:rFonts w:ascii="TimeNewRoman" w:hAnsi="TimeNewRoman"/>
                 <w:sz w:val="30"/>
               </w:rPr>
-              <w:t>33×36=</w:t>
+              <w:t>50×91=</w:t>
             </w:r>
           </w:p>
         </w:tc>
@@ -868,7 +868,7 @@
                 <w:rFonts w:ascii="TimeNewRoman" w:hAnsi="TimeNewRoman"/>
                 <w:sz w:val="30"/>
               </w:rPr>
-              <w:t>51×39=</w:t>
+              <w:t>43×14=</w:t>
             </w:r>
           </w:p>
         </w:tc>
@@ -885,7 +885,7 @@
                 <w:rFonts w:ascii="TimeNewRoman" w:hAnsi="TimeNewRoman"/>
                 <w:sz w:val="30"/>
               </w:rPr>
-              <w:t>90×28=</w:t>
+              <w:t>24×14=</w:t>
             </w:r>
           </w:p>
         </w:tc>
@@ -902,7 +902,7 @@
                 <w:rFonts w:ascii="TimeNewRoman" w:hAnsi="TimeNewRoman"/>
                 <w:sz w:val="30"/>
               </w:rPr>
-              <w:t>79×63=</w:t>
+              <w:t>56×86=</w:t>
             </w:r>
           </w:p>
         </w:tc>
@@ -919,7 +919,7 @@
                 <w:rFonts w:ascii="TimeNewRoman" w:hAnsi="TimeNewRoman"/>
                 <w:sz w:val="30"/>
               </w:rPr>
-              <w:t>72×52=</w:t>
+              <w:t>53×86=</w:t>
             </w:r>
           </w:p>
         </w:tc>
@@ -936,7 +936,7 @@
                 <w:rFonts w:ascii="TimeNewRoman" w:hAnsi="TimeNewRoman"/>
                 <w:sz w:val="30"/>
               </w:rPr>
-              <w:t>64×92=</w:t>
+              <w:t>99×98=</w:t>
             </w:r>
           </w:p>
         </w:tc>

--- a/two-digit_number_multiplied_by_two-digit_number.docx
+++ b/two-digit_number_multiplied_by_two-digit_number.docx
@@ -40,7 +40,7 @@
                 <w:rFonts w:ascii="TimeNewRoman" w:hAnsi="TimeNewRoman"/>
                 <w:sz w:val="30"/>
               </w:rPr>
-              <w:t>35×72=</w:t>
+              <w:t>78×97=</w:t>
             </w:r>
           </w:p>
         </w:tc>
@@ -57,7 +57,7 @@
                 <w:rFonts w:ascii="TimeNewRoman" w:hAnsi="TimeNewRoman"/>
                 <w:sz w:val="30"/>
               </w:rPr>
-              <w:t>57×72=</w:t>
+              <w:t>28×33=</w:t>
             </w:r>
           </w:p>
         </w:tc>
@@ -74,7 +74,7 @@
                 <w:rFonts w:ascii="TimeNewRoman" w:hAnsi="TimeNewRoman"/>
                 <w:sz w:val="30"/>
               </w:rPr>
-              <w:t>57×76=</w:t>
+              <w:t>51×20=</w:t>
             </w:r>
           </w:p>
         </w:tc>
@@ -91,7 +91,7 @@
                 <w:rFonts w:ascii="TimeNewRoman" w:hAnsi="TimeNewRoman"/>
                 <w:sz w:val="30"/>
               </w:rPr>
-              <w:t>84×92=</w:t>
+              <w:t>32×16=</w:t>
             </w:r>
           </w:p>
         </w:tc>
@@ -108,7 +108,7 @@
                 <w:rFonts w:ascii="TimeNewRoman" w:hAnsi="TimeNewRoman"/>
                 <w:sz w:val="30"/>
               </w:rPr>
-              <w:t>20×28=</w:t>
+              <w:t>46×90=</w:t>
             </w:r>
           </w:p>
         </w:tc>
@@ -223,7 +223,7 @@
                 <w:rFonts w:ascii="TimeNewRoman" w:hAnsi="TimeNewRoman"/>
                 <w:sz w:val="30"/>
               </w:rPr>
-              <w:t>62×89=</w:t>
+              <w:t>13×19=</w:t>
             </w:r>
           </w:p>
         </w:tc>
@@ -240,7 +240,7 @@
                 <w:rFonts w:ascii="TimeNewRoman" w:hAnsi="TimeNewRoman"/>
                 <w:sz w:val="30"/>
               </w:rPr>
-              <w:t>16×43=</w:t>
+              <w:t>12×81=</w:t>
             </w:r>
           </w:p>
         </w:tc>
@@ -257,7 +257,7 @@
                 <w:rFonts w:ascii="TimeNewRoman" w:hAnsi="TimeNewRoman"/>
                 <w:sz w:val="30"/>
               </w:rPr>
-              <w:t>43×45=</w:t>
+              <w:t>37×12=</w:t>
             </w:r>
           </w:p>
         </w:tc>
@@ -274,7 +274,7 @@
                 <w:rFonts w:ascii="TimeNewRoman" w:hAnsi="TimeNewRoman"/>
                 <w:sz w:val="30"/>
               </w:rPr>
-              <w:t>38×12=</w:t>
+              <w:t>25×33=</w:t>
             </w:r>
           </w:p>
         </w:tc>
@@ -291,7 +291,7 @@
                 <w:rFonts w:ascii="TimeNewRoman" w:hAnsi="TimeNewRoman"/>
                 <w:sz w:val="30"/>
               </w:rPr>
-              <w:t>40×29=</w:t>
+              <w:t>64×37=</w:t>
             </w:r>
           </w:p>
         </w:tc>
@@ -438,7 +438,7 @@
                 <w:rFonts w:ascii="TimeNewRoman" w:hAnsi="TimeNewRoman"/>
                 <w:sz w:val="30"/>
               </w:rPr>
-              <w:t>69×24=</w:t>
+              <w:t>13×29=</w:t>
             </w:r>
           </w:p>
         </w:tc>
@@ -455,7 +455,7 @@
                 <w:rFonts w:ascii="TimeNewRoman" w:hAnsi="TimeNewRoman"/>
                 <w:sz w:val="30"/>
               </w:rPr>
-              <w:t>30×64=</w:t>
+              <w:t>38×14=</w:t>
             </w:r>
           </w:p>
         </w:tc>
@@ -472,7 +472,7 @@
                 <w:rFonts w:ascii="TimeNewRoman" w:hAnsi="TimeNewRoman"/>
                 <w:sz w:val="30"/>
               </w:rPr>
-              <w:t>53×85=</w:t>
+              <w:t>34×92=</w:t>
             </w:r>
           </w:p>
         </w:tc>
@@ -489,7 +489,7 @@
                 <w:rFonts w:ascii="TimeNewRoman" w:hAnsi="TimeNewRoman"/>
                 <w:sz w:val="30"/>
               </w:rPr>
-              <w:t>60×91=</w:t>
+              <w:t>84×19=</w:t>
             </w:r>
           </w:p>
         </w:tc>
@@ -506,7 +506,7 @@
                 <w:rFonts w:ascii="TimeNewRoman" w:hAnsi="TimeNewRoman"/>
                 <w:sz w:val="30"/>
               </w:rPr>
-              <w:t>34×36=</w:t>
+              <w:t>98×40=</w:t>
             </w:r>
           </w:p>
         </w:tc>
@@ -653,7 +653,7 @@
                 <w:rFonts w:ascii="TimeNewRoman" w:hAnsi="TimeNewRoman"/>
                 <w:sz w:val="30"/>
               </w:rPr>
-              <w:t>73×73=</w:t>
+              <w:t>27×40=</w:t>
             </w:r>
           </w:p>
         </w:tc>
@@ -670,7 +670,7 @@
                 <w:rFonts w:ascii="TimeNewRoman" w:hAnsi="TimeNewRoman"/>
                 <w:sz w:val="30"/>
               </w:rPr>
-              <w:t>18×91=</w:t>
+              <w:t>42×29=</w:t>
             </w:r>
           </w:p>
         </w:tc>
@@ -687,7 +687,7 @@
                 <w:rFonts w:ascii="TimeNewRoman" w:hAnsi="TimeNewRoman"/>
                 <w:sz w:val="30"/>
               </w:rPr>
-              <w:t>97×32=</w:t>
+              <w:t>71×17=</w:t>
             </w:r>
           </w:p>
         </w:tc>
@@ -704,7 +704,7 @@
                 <w:rFonts w:ascii="TimeNewRoman" w:hAnsi="TimeNewRoman"/>
                 <w:sz w:val="30"/>
               </w:rPr>
-              <w:t>20×74=</w:t>
+              <w:t>92×33=</w:t>
             </w:r>
           </w:p>
         </w:tc>
@@ -721,7 +721,7 @@
                 <w:rFonts w:ascii="TimeNewRoman" w:hAnsi="TimeNewRoman"/>
                 <w:sz w:val="30"/>
               </w:rPr>
-              <w:t>50×91=</w:t>
+              <w:t>99×90=</w:t>
             </w:r>
           </w:p>
         </w:tc>
@@ -868,7 +868,7 @@
                 <w:rFonts w:ascii="TimeNewRoman" w:hAnsi="TimeNewRoman"/>
                 <w:sz w:val="30"/>
               </w:rPr>
-              <w:t>43×14=</w:t>
+              <w:t>68×77=</w:t>
             </w:r>
           </w:p>
         </w:tc>
@@ -885,7 +885,7 @@
                 <w:rFonts w:ascii="TimeNewRoman" w:hAnsi="TimeNewRoman"/>
                 <w:sz w:val="30"/>
               </w:rPr>
-              <w:t>24×14=</w:t>
+              <w:t>11×63=</w:t>
             </w:r>
           </w:p>
         </w:tc>
@@ -902,7 +902,7 @@
                 <w:rFonts w:ascii="TimeNewRoman" w:hAnsi="TimeNewRoman"/>
                 <w:sz w:val="30"/>
               </w:rPr>
-              <w:t>56×86=</w:t>
+              <w:t>21×82=</w:t>
             </w:r>
           </w:p>
         </w:tc>
@@ -919,7 +919,7 @@
                 <w:rFonts w:ascii="TimeNewRoman" w:hAnsi="TimeNewRoman"/>
                 <w:sz w:val="30"/>
               </w:rPr>
-              <w:t>53×86=</w:t>
+              <w:t>37×31=</w:t>
             </w:r>
           </w:p>
         </w:tc>
@@ -936,7 +936,7 @@
                 <w:rFonts w:ascii="TimeNewRoman" w:hAnsi="TimeNewRoman"/>
                 <w:sz w:val="30"/>
               </w:rPr>
-              <w:t>99×98=</w:t>
+              <w:t>68×34=</w:t>
             </w:r>
           </w:p>
         </w:tc>

--- a/two-digit_number_multiplied_by_two-digit_number.docx
+++ b/two-digit_number_multiplied_by_two-digit_number.docx
@@ -11,7 +11,7 @@
           <w:rFonts w:ascii="Arial" w:hAnsi="Arial"/>
           <w:sz w:val="30"/>
         </w:rPr>
-        <w:t>2026-10-16 Friday</w:t>
+        <w:t>2026-10-17 Saturday</w:t>
       </w:r>
     </w:p>
     <w:tbl>
@@ -40,7 +40,7 @@
                 <w:rFonts w:ascii="TimeNewRoman" w:hAnsi="TimeNewRoman"/>
                 <w:sz w:val="30"/>
               </w:rPr>
-              <w:t>78×97=</w:t>
+              <w:t>40×74=</w:t>
             </w:r>
           </w:p>
         </w:tc>
@@ -57,7 +57,7 @@
                 <w:rFonts w:ascii="TimeNewRoman" w:hAnsi="TimeNewRoman"/>
                 <w:sz w:val="30"/>
               </w:rPr>
-              <w:t>28×33=</w:t>
+              <w:t>83×94=</w:t>
             </w:r>
           </w:p>
         </w:tc>
@@ -74,7 +74,7 @@
                 <w:rFonts w:ascii="TimeNewRoman" w:hAnsi="TimeNewRoman"/>
                 <w:sz w:val="30"/>
               </w:rPr>
-              <w:t>51×20=</w:t>
+              <w:t>79×86=</w:t>
             </w:r>
           </w:p>
         </w:tc>
@@ -91,7 +91,7 @@
                 <w:rFonts w:ascii="TimeNewRoman" w:hAnsi="TimeNewRoman"/>
                 <w:sz w:val="30"/>
               </w:rPr>
-              <w:t>32×16=</w:t>
+              <w:t>67×22=</w:t>
             </w:r>
           </w:p>
         </w:tc>
@@ -108,7 +108,7 @@
                 <w:rFonts w:ascii="TimeNewRoman" w:hAnsi="TimeNewRoman"/>
                 <w:sz w:val="30"/>
               </w:rPr>
-              <w:t>46×90=</w:t>
+              <w:t>94×22=</w:t>
             </w:r>
           </w:p>
         </w:tc>
@@ -223,7 +223,7 @@
                 <w:rFonts w:ascii="TimeNewRoman" w:hAnsi="TimeNewRoman"/>
                 <w:sz w:val="30"/>
               </w:rPr>
-              <w:t>13×19=</w:t>
+              <w:t>27×58=</w:t>
             </w:r>
           </w:p>
         </w:tc>
@@ -240,7 +240,7 @@
                 <w:rFonts w:ascii="TimeNewRoman" w:hAnsi="TimeNewRoman"/>
                 <w:sz w:val="30"/>
               </w:rPr>
-              <w:t>12×81=</w:t>
+              <w:t>83×71=</w:t>
             </w:r>
           </w:p>
         </w:tc>
@@ -257,7 +257,7 @@
                 <w:rFonts w:ascii="TimeNewRoman" w:hAnsi="TimeNewRoman"/>
                 <w:sz w:val="30"/>
               </w:rPr>
-              <w:t>37×12=</w:t>
+              <w:t>97×44=</w:t>
             </w:r>
           </w:p>
         </w:tc>
@@ -274,7 +274,7 @@
                 <w:rFonts w:ascii="TimeNewRoman" w:hAnsi="TimeNewRoman"/>
                 <w:sz w:val="30"/>
               </w:rPr>
-              <w:t>25×33=</w:t>
+              <w:t>48×65=</w:t>
             </w:r>
           </w:p>
         </w:tc>
@@ -291,7 +291,7 @@
                 <w:rFonts w:ascii="TimeNewRoman" w:hAnsi="TimeNewRoman"/>
                 <w:sz w:val="30"/>
               </w:rPr>
-              <w:t>64×37=</w:t>
+              <w:t>27×32=</w:t>
             </w:r>
           </w:p>
         </w:tc>
@@ -438,7 +438,7 @@
                 <w:rFonts w:ascii="TimeNewRoman" w:hAnsi="TimeNewRoman"/>
                 <w:sz w:val="30"/>
               </w:rPr>
-              <w:t>13×29=</w:t>
+              <w:t>21×74=</w:t>
             </w:r>
           </w:p>
         </w:tc>
@@ -455,7 +455,7 @@
                 <w:rFonts w:ascii="TimeNewRoman" w:hAnsi="TimeNewRoman"/>
                 <w:sz w:val="30"/>
               </w:rPr>
-              <w:t>38×14=</w:t>
+              <w:t>37×49=</w:t>
             </w:r>
           </w:p>
         </w:tc>
@@ -472,7 +472,7 @@
                 <w:rFonts w:ascii="TimeNewRoman" w:hAnsi="TimeNewRoman"/>
                 <w:sz w:val="30"/>
               </w:rPr>
-              <w:t>34×92=</w:t>
+              <w:t>61×26=</w:t>
             </w:r>
           </w:p>
         </w:tc>
@@ -489,7 +489,7 @@
                 <w:rFonts w:ascii="TimeNewRoman" w:hAnsi="TimeNewRoman"/>
                 <w:sz w:val="30"/>
               </w:rPr>
-              <w:t>84×19=</w:t>
+              <w:t>21×76=</w:t>
             </w:r>
           </w:p>
         </w:tc>
@@ -506,7 +506,7 @@
                 <w:rFonts w:ascii="TimeNewRoman" w:hAnsi="TimeNewRoman"/>
                 <w:sz w:val="30"/>
               </w:rPr>
-              <w:t>98×40=</w:t>
+              <w:t>43×62=</w:t>
             </w:r>
           </w:p>
         </w:tc>
@@ -653,7 +653,7 @@
                 <w:rFonts w:ascii="TimeNewRoman" w:hAnsi="TimeNewRoman"/>
                 <w:sz w:val="30"/>
               </w:rPr>
-              <w:t>27×40=</w:t>
+              <w:t>40×13=</w:t>
             </w:r>
           </w:p>
         </w:tc>
@@ -670,7 +670,7 @@
                 <w:rFonts w:ascii="TimeNewRoman" w:hAnsi="TimeNewRoman"/>
                 <w:sz w:val="30"/>
               </w:rPr>
-              <w:t>42×29=</w:t>
+              <w:t>12×52=</w:t>
             </w:r>
           </w:p>
         </w:tc>
@@ -687,7 +687,7 @@
                 <w:rFonts w:ascii="TimeNewRoman" w:hAnsi="TimeNewRoman"/>
                 <w:sz w:val="30"/>
               </w:rPr>
-              <w:t>71×17=</w:t>
+              <w:t>98×20=</w:t>
             </w:r>
           </w:p>
         </w:tc>
@@ -704,7 +704,7 @@
                 <w:rFonts w:ascii="TimeNewRoman" w:hAnsi="TimeNewRoman"/>
                 <w:sz w:val="30"/>
               </w:rPr>
-              <w:t>92×33=</w:t>
+              <w:t>94×43=</w:t>
             </w:r>
           </w:p>
         </w:tc>
@@ -721,7 +721,7 @@
                 <w:rFonts w:ascii="TimeNewRoman" w:hAnsi="TimeNewRoman"/>
                 <w:sz w:val="30"/>
               </w:rPr>
-              <w:t>99×90=</w:t>
+              <w:t>60×22=</w:t>
             </w:r>
           </w:p>
         </w:tc>
@@ -868,7 +868,7 @@
                 <w:rFonts w:ascii="TimeNewRoman" w:hAnsi="TimeNewRoman"/>
                 <w:sz w:val="30"/>
               </w:rPr>
-              <w:t>68×77=</w:t>
+              <w:t>32×67=</w:t>
             </w:r>
           </w:p>
         </w:tc>
@@ -885,7 +885,7 @@
                 <w:rFonts w:ascii="TimeNewRoman" w:hAnsi="TimeNewRoman"/>
                 <w:sz w:val="30"/>
               </w:rPr>
-              <w:t>11×63=</w:t>
+              <w:t>24×97=</w:t>
             </w:r>
           </w:p>
         </w:tc>
@@ -902,7 +902,7 @@
                 <w:rFonts w:ascii="TimeNewRoman" w:hAnsi="TimeNewRoman"/>
                 <w:sz w:val="30"/>
               </w:rPr>
-              <w:t>21×82=</w:t>
+              <w:t>97×59=</w:t>
             </w:r>
           </w:p>
         </w:tc>
@@ -919,7 +919,7 @@
                 <w:rFonts w:ascii="TimeNewRoman" w:hAnsi="TimeNewRoman"/>
                 <w:sz w:val="30"/>
               </w:rPr>
-              <w:t>37×31=</w:t>
+              <w:t>78×11=</w:t>
             </w:r>
           </w:p>
         </w:tc>
@@ -936,7 +936,7 @@
                 <w:rFonts w:ascii="TimeNewRoman" w:hAnsi="TimeNewRoman"/>
                 <w:sz w:val="30"/>
               </w:rPr>
-              <w:t>68×34=</w:t>
+              <w:t>91×99=</w:t>
             </w:r>
           </w:p>
         </w:tc>

--- a/two-digit_number_multiplied_by_two-digit_number.docx
+++ b/two-digit_number_multiplied_by_two-digit_number.docx
@@ -40,7 +40,7 @@
                 <w:rFonts w:ascii="TimeNewRoman" w:hAnsi="TimeNewRoman"/>
                 <w:sz w:val="30"/>
               </w:rPr>
-              <w:t>40×74=</w:t>
+              <w:t>91×46=</w:t>
             </w:r>
           </w:p>
         </w:tc>
@@ -57,7 +57,7 @@
                 <w:rFonts w:ascii="TimeNewRoman" w:hAnsi="TimeNewRoman"/>
                 <w:sz w:val="30"/>
               </w:rPr>
-              <w:t>83×94=</w:t>
+              <w:t>13×67=</w:t>
             </w:r>
           </w:p>
         </w:tc>
@@ -74,7 +74,7 @@
                 <w:rFonts w:ascii="TimeNewRoman" w:hAnsi="TimeNewRoman"/>
                 <w:sz w:val="30"/>
               </w:rPr>
-              <w:t>79×86=</w:t>
+              <w:t>61×48=</w:t>
             </w:r>
           </w:p>
         </w:tc>
@@ -91,7 +91,7 @@
                 <w:rFonts w:ascii="TimeNewRoman" w:hAnsi="TimeNewRoman"/>
                 <w:sz w:val="30"/>
               </w:rPr>
-              <w:t>67×22=</w:t>
+              <w:t>98×90=</w:t>
             </w:r>
           </w:p>
         </w:tc>
@@ -108,7 +108,7 @@
                 <w:rFonts w:ascii="TimeNewRoman" w:hAnsi="TimeNewRoman"/>
                 <w:sz w:val="30"/>
               </w:rPr>
-              <w:t>94×22=</w:t>
+              <w:t>99×20=</w:t>
             </w:r>
           </w:p>
         </w:tc>
@@ -223,7 +223,7 @@
                 <w:rFonts w:ascii="TimeNewRoman" w:hAnsi="TimeNewRoman"/>
                 <w:sz w:val="30"/>
               </w:rPr>
-              <w:t>27×58=</w:t>
+              <w:t>82×86=</w:t>
             </w:r>
           </w:p>
         </w:tc>
@@ -240,7 +240,7 @@
                 <w:rFonts w:ascii="TimeNewRoman" w:hAnsi="TimeNewRoman"/>
                 <w:sz w:val="30"/>
               </w:rPr>
-              <w:t>83×71=</w:t>
+              <w:t>73×50=</w:t>
             </w:r>
           </w:p>
         </w:tc>
@@ -257,7 +257,7 @@
                 <w:rFonts w:ascii="TimeNewRoman" w:hAnsi="TimeNewRoman"/>
                 <w:sz w:val="30"/>
               </w:rPr>
-              <w:t>97×44=</w:t>
+              <w:t>45×13=</w:t>
             </w:r>
           </w:p>
         </w:tc>
@@ -274,7 +274,7 @@
                 <w:rFonts w:ascii="TimeNewRoman" w:hAnsi="TimeNewRoman"/>
                 <w:sz w:val="30"/>
               </w:rPr>
-              <w:t>48×65=</w:t>
+              <w:t>44×93=</w:t>
             </w:r>
           </w:p>
         </w:tc>
@@ -291,7 +291,7 @@
                 <w:rFonts w:ascii="TimeNewRoman" w:hAnsi="TimeNewRoman"/>
                 <w:sz w:val="30"/>
               </w:rPr>
-              <w:t>27×32=</w:t>
+              <w:t>60×32=</w:t>
             </w:r>
           </w:p>
         </w:tc>
@@ -438,7 +438,7 @@
                 <w:rFonts w:ascii="TimeNewRoman" w:hAnsi="TimeNewRoman"/>
                 <w:sz w:val="30"/>
               </w:rPr>
-              <w:t>21×74=</w:t>
+              <w:t>86×91=</w:t>
             </w:r>
           </w:p>
         </w:tc>
@@ -455,7 +455,7 @@
                 <w:rFonts w:ascii="TimeNewRoman" w:hAnsi="TimeNewRoman"/>
                 <w:sz w:val="30"/>
               </w:rPr>
-              <w:t>37×49=</w:t>
+              <w:t>33×56=</w:t>
             </w:r>
           </w:p>
         </w:tc>
@@ -472,7 +472,7 @@
                 <w:rFonts w:ascii="TimeNewRoman" w:hAnsi="TimeNewRoman"/>
                 <w:sz w:val="30"/>
               </w:rPr>
-              <w:t>61×26=</w:t>
+              <w:t>94×97=</w:t>
             </w:r>
           </w:p>
         </w:tc>
@@ -489,7 +489,7 @@
                 <w:rFonts w:ascii="TimeNewRoman" w:hAnsi="TimeNewRoman"/>
                 <w:sz w:val="30"/>
               </w:rPr>
-              <w:t>21×76=</w:t>
+              <w:t>27×99=</w:t>
             </w:r>
           </w:p>
         </w:tc>
@@ -506,7 +506,7 @@
                 <w:rFonts w:ascii="TimeNewRoman" w:hAnsi="TimeNewRoman"/>
                 <w:sz w:val="30"/>
               </w:rPr>
-              <w:t>43×62=</w:t>
+              <w:t>23×81=</w:t>
             </w:r>
           </w:p>
         </w:tc>
@@ -653,7 +653,7 @@
                 <w:rFonts w:ascii="TimeNewRoman" w:hAnsi="TimeNewRoman"/>
                 <w:sz w:val="30"/>
               </w:rPr>
-              <w:t>40×13=</w:t>
+              <w:t>24×14=</w:t>
             </w:r>
           </w:p>
         </w:tc>
@@ -670,7 +670,7 @@
                 <w:rFonts w:ascii="TimeNewRoman" w:hAnsi="TimeNewRoman"/>
                 <w:sz w:val="30"/>
               </w:rPr>
-              <w:t>12×52=</w:t>
+              <w:t>11×30=</w:t>
             </w:r>
           </w:p>
         </w:tc>
@@ -687,7 +687,7 @@
                 <w:rFonts w:ascii="TimeNewRoman" w:hAnsi="TimeNewRoman"/>
                 <w:sz w:val="30"/>
               </w:rPr>
-              <w:t>98×20=</w:t>
+              <w:t>92×84=</w:t>
             </w:r>
           </w:p>
         </w:tc>
@@ -704,7 +704,7 @@
                 <w:rFonts w:ascii="TimeNewRoman" w:hAnsi="TimeNewRoman"/>
                 <w:sz w:val="30"/>
               </w:rPr>
-              <w:t>94×43=</w:t>
+              <w:t>36×43=</w:t>
             </w:r>
           </w:p>
         </w:tc>
@@ -721,7 +721,7 @@
                 <w:rFonts w:ascii="TimeNewRoman" w:hAnsi="TimeNewRoman"/>
                 <w:sz w:val="30"/>
               </w:rPr>
-              <w:t>60×22=</w:t>
+              <w:t>95×31=</w:t>
             </w:r>
           </w:p>
         </w:tc>
@@ -868,7 +868,7 @@
                 <w:rFonts w:ascii="TimeNewRoman" w:hAnsi="TimeNewRoman"/>
                 <w:sz w:val="30"/>
               </w:rPr>
-              <w:t>32×67=</w:t>
+              <w:t>42×16=</w:t>
             </w:r>
           </w:p>
         </w:tc>
@@ -885,7 +885,7 @@
                 <w:rFonts w:ascii="TimeNewRoman" w:hAnsi="TimeNewRoman"/>
                 <w:sz w:val="30"/>
               </w:rPr>
-              <w:t>24×97=</w:t>
+              <w:t>68×64=</w:t>
             </w:r>
           </w:p>
         </w:tc>
@@ -902,7 +902,7 @@
                 <w:rFonts w:ascii="TimeNewRoman" w:hAnsi="TimeNewRoman"/>
                 <w:sz w:val="30"/>
               </w:rPr>
-              <w:t>97×59=</w:t>
+              <w:t>52×32=</w:t>
             </w:r>
           </w:p>
         </w:tc>
@@ -919,7 +919,7 @@
                 <w:rFonts w:ascii="TimeNewRoman" w:hAnsi="TimeNewRoman"/>
                 <w:sz w:val="30"/>
               </w:rPr>
-              <w:t>78×11=</w:t>
+              <w:t>37×85=</w:t>
             </w:r>
           </w:p>
         </w:tc>
@@ -936,7 +936,7 @@
                 <w:rFonts w:ascii="TimeNewRoman" w:hAnsi="TimeNewRoman"/>
                 <w:sz w:val="30"/>
               </w:rPr>
-              <w:t>91×99=</w:t>
+              <w:t>25×99=</w:t>
             </w:r>
           </w:p>
         </w:tc>

--- a/two-digit_number_multiplied_by_two-digit_number.docx
+++ b/two-digit_number_multiplied_by_two-digit_number.docx
@@ -11,7 +11,7 @@
           <w:rFonts w:ascii="Arial" w:hAnsi="Arial"/>
           <w:sz w:val="30"/>
         </w:rPr>
-        <w:t>2026-10-17 Saturday</w:t>
+        <w:t>2026-10-18 Sunday</w:t>
       </w:r>
     </w:p>
     <w:tbl>
@@ -40,7 +40,7 @@
                 <w:rFonts w:ascii="TimeNewRoman" w:hAnsi="TimeNewRoman"/>
                 <w:sz w:val="30"/>
               </w:rPr>
-              <w:t>91×46=</w:t>
+              <w:t>39×50=</w:t>
             </w:r>
           </w:p>
         </w:tc>
@@ -57,7 +57,7 @@
                 <w:rFonts w:ascii="TimeNewRoman" w:hAnsi="TimeNewRoman"/>
                 <w:sz w:val="30"/>
               </w:rPr>
-              <w:t>13×67=</w:t>
+              <w:t>68×38=</w:t>
             </w:r>
           </w:p>
         </w:tc>
@@ -74,7 +74,7 @@
                 <w:rFonts w:ascii="TimeNewRoman" w:hAnsi="TimeNewRoman"/>
                 <w:sz w:val="30"/>
               </w:rPr>
-              <w:t>61×48=</w:t>
+              <w:t>64×28=</w:t>
             </w:r>
           </w:p>
         </w:tc>
@@ -91,7 +91,7 @@
                 <w:rFonts w:ascii="TimeNewRoman" w:hAnsi="TimeNewRoman"/>
                 <w:sz w:val="30"/>
               </w:rPr>
-              <w:t>98×90=</w:t>
+              <w:t>31×97=</w:t>
             </w:r>
           </w:p>
         </w:tc>
@@ -108,7 +108,7 @@
                 <w:rFonts w:ascii="TimeNewRoman" w:hAnsi="TimeNewRoman"/>
                 <w:sz w:val="30"/>
               </w:rPr>
-              <w:t>99×20=</w:t>
+              <w:t>12×96=</w:t>
             </w:r>
           </w:p>
         </w:tc>
@@ -223,7 +223,7 @@
                 <w:rFonts w:ascii="TimeNewRoman" w:hAnsi="TimeNewRoman"/>
                 <w:sz w:val="30"/>
               </w:rPr>
-              <w:t>82×86=</w:t>
+              <w:t>55×45=</w:t>
             </w:r>
           </w:p>
         </w:tc>
@@ -240,7 +240,7 @@
                 <w:rFonts w:ascii="TimeNewRoman" w:hAnsi="TimeNewRoman"/>
                 <w:sz w:val="30"/>
               </w:rPr>
-              <w:t>73×50=</w:t>
+              <w:t>38×27=</w:t>
             </w:r>
           </w:p>
         </w:tc>
@@ -257,7 +257,7 @@
                 <w:rFonts w:ascii="TimeNewRoman" w:hAnsi="TimeNewRoman"/>
                 <w:sz w:val="30"/>
               </w:rPr>
-              <w:t>45×13=</w:t>
+              <w:t>23×45=</w:t>
             </w:r>
           </w:p>
         </w:tc>
@@ -274,7 +274,7 @@
                 <w:rFonts w:ascii="TimeNewRoman" w:hAnsi="TimeNewRoman"/>
                 <w:sz w:val="30"/>
               </w:rPr>
-              <w:t>44×93=</w:t>
+              <w:t>46×63=</w:t>
             </w:r>
           </w:p>
         </w:tc>
@@ -291,7 +291,7 @@
                 <w:rFonts w:ascii="TimeNewRoman" w:hAnsi="TimeNewRoman"/>
                 <w:sz w:val="30"/>
               </w:rPr>
-              <w:t>60×32=</w:t>
+              <w:t>92×16=</w:t>
             </w:r>
           </w:p>
         </w:tc>
@@ -438,7 +438,7 @@
                 <w:rFonts w:ascii="TimeNewRoman" w:hAnsi="TimeNewRoman"/>
                 <w:sz w:val="30"/>
               </w:rPr>
-              <w:t>86×91=</w:t>
+              <w:t>74×54=</w:t>
             </w:r>
           </w:p>
         </w:tc>
@@ -455,7 +455,7 @@
                 <w:rFonts w:ascii="TimeNewRoman" w:hAnsi="TimeNewRoman"/>
                 <w:sz w:val="30"/>
               </w:rPr>
-              <w:t>33×56=</w:t>
+              <w:t>44×52=</w:t>
             </w:r>
           </w:p>
         </w:tc>
@@ -472,7 +472,7 @@
                 <w:rFonts w:ascii="TimeNewRoman" w:hAnsi="TimeNewRoman"/>
                 <w:sz w:val="30"/>
               </w:rPr>
-              <w:t>94×97=</w:t>
+              <w:t>57×99=</w:t>
             </w:r>
           </w:p>
         </w:tc>
@@ -489,7 +489,7 @@
                 <w:rFonts w:ascii="TimeNewRoman" w:hAnsi="TimeNewRoman"/>
                 <w:sz w:val="30"/>
               </w:rPr>
-              <w:t>27×99=</w:t>
+              <w:t>36×16=</w:t>
             </w:r>
           </w:p>
         </w:tc>
@@ -506,7 +506,7 @@
                 <w:rFonts w:ascii="TimeNewRoman" w:hAnsi="TimeNewRoman"/>
                 <w:sz w:val="30"/>
               </w:rPr>
-              <w:t>23×81=</w:t>
+              <w:t>81×30=</w:t>
             </w:r>
           </w:p>
         </w:tc>
@@ -653,7 +653,7 @@
                 <w:rFonts w:ascii="TimeNewRoman" w:hAnsi="TimeNewRoman"/>
                 <w:sz w:val="30"/>
               </w:rPr>
-              <w:t>24×14=</w:t>
+              <w:t>54×62=</w:t>
             </w:r>
           </w:p>
         </w:tc>
@@ -670,7 +670,7 @@
                 <w:rFonts w:ascii="TimeNewRoman" w:hAnsi="TimeNewRoman"/>
                 <w:sz w:val="30"/>
               </w:rPr>
-              <w:t>11×30=</w:t>
+              <w:t>24×47=</w:t>
             </w:r>
           </w:p>
         </w:tc>
@@ -687,7 +687,7 @@
                 <w:rFonts w:ascii="TimeNewRoman" w:hAnsi="TimeNewRoman"/>
                 <w:sz w:val="30"/>
               </w:rPr>
-              <w:t>92×84=</w:t>
+              <w:t>18×94=</w:t>
             </w:r>
           </w:p>
         </w:tc>
@@ -704,7 +704,7 @@
                 <w:rFonts w:ascii="TimeNewRoman" w:hAnsi="TimeNewRoman"/>
                 <w:sz w:val="30"/>
               </w:rPr>
-              <w:t>36×43=</w:t>
+              <w:t>55×80=</w:t>
             </w:r>
           </w:p>
         </w:tc>
@@ -721,7 +721,7 @@
                 <w:rFonts w:ascii="TimeNewRoman" w:hAnsi="TimeNewRoman"/>
                 <w:sz w:val="30"/>
               </w:rPr>
-              <w:t>95×31=</w:t>
+              <w:t>58×96=</w:t>
             </w:r>
           </w:p>
         </w:tc>
@@ -868,7 +868,7 @@
                 <w:rFonts w:ascii="TimeNewRoman" w:hAnsi="TimeNewRoman"/>
                 <w:sz w:val="30"/>
               </w:rPr>
-              <w:t>42×16=</w:t>
+              <w:t>26×84=</w:t>
             </w:r>
           </w:p>
         </w:tc>
@@ -885,7 +885,7 @@
                 <w:rFonts w:ascii="TimeNewRoman" w:hAnsi="TimeNewRoman"/>
                 <w:sz w:val="30"/>
               </w:rPr>
-              <w:t>68×64=</w:t>
+              <w:t>69×99=</w:t>
             </w:r>
           </w:p>
         </w:tc>
@@ -902,7 +902,7 @@
                 <w:rFonts w:ascii="TimeNewRoman" w:hAnsi="TimeNewRoman"/>
                 <w:sz w:val="30"/>
               </w:rPr>
-              <w:t>52×32=</w:t>
+              <w:t>93×77=</w:t>
             </w:r>
           </w:p>
         </w:tc>
@@ -919,7 +919,7 @@
                 <w:rFonts w:ascii="TimeNewRoman" w:hAnsi="TimeNewRoman"/>
                 <w:sz w:val="30"/>
               </w:rPr>
-              <w:t>37×85=</w:t>
+              <w:t>24×74=</w:t>
             </w:r>
           </w:p>
         </w:tc>
@@ -936,7 +936,7 @@
                 <w:rFonts w:ascii="TimeNewRoman" w:hAnsi="TimeNewRoman"/>
                 <w:sz w:val="30"/>
               </w:rPr>
-              <w:t>25×99=</w:t>
+              <w:t>83×34=</w:t>
             </w:r>
           </w:p>
         </w:tc>

--- a/two-digit_number_multiplied_by_two-digit_number.docx
+++ b/two-digit_number_multiplied_by_two-digit_number.docx
@@ -40,7 +40,7 @@
                 <w:rFonts w:ascii="TimeNewRoman" w:hAnsi="TimeNewRoman"/>
                 <w:sz w:val="30"/>
               </w:rPr>
-              <w:t>39×50=</w:t>
+              <w:t>18×22=</w:t>
             </w:r>
           </w:p>
         </w:tc>
@@ -57,7 +57,7 @@
                 <w:rFonts w:ascii="TimeNewRoman" w:hAnsi="TimeNewRoman"/>
                 <w:sz w:val="30"/>
               </w:rPr>
-              <w:t>68×38=</w:t>
+              <w:t>96×53=</w:t>
             </w:r>
           </w:p>
         </w:tc>
@@ -74,7 +74,7 @@
                 <w:rFonts w:ascii="TimeNewRoman" w:hAnsi="TimeNewRoman"/>
                 <w:sz w:val="30"/>
               </w:rPr>
-              <w:t>64×28=</w:t>
+              <w:t>93×17=</w:t>
             </w:r>
           </w:p>
         </w:tc>
@@ -91,7 +91,7 @@
                 <w:rFonts w:ascii="TimeNewRoman" w:hAnsi="TimeNewRoman"/>
                 <w:sz w:val="30"/>
               </w:rPr>
-              <w:t>31×97=</w:t>
+              <w:t>14×88=</w:t>
             </w:r>
           </w:p>
         </w:tc>
@@ -108,7 +108,7 @@
                 <w:rFonts w:ascii="TimeNewRoman" w:hAnsi="TimeNewRoman"/>
                 <w:sz w:val="30"/>
               </w:rPr>
-              <w:t>12×96=</w:t>
+              <w:t>34×43=</w:t>
             </w:r>
           </w:p>
         </w:tc>
@@ -223,7 +223,7 @@
                 <w:rFonts w:ascii="TimeNewRoman" w:hAnsi="TimeNewRoman"/>
                 <w:sz w:val="30"/>
               </w:rPr>
-              <w:t>55×45=</w:t>
+              <w:t>17×18=</w:t>
             </w:r>
           </w:p>
         </w:tc>
@@ -240,7 +240,7 @@
                 <w:rFonts w:ascii="TimeNewRoman" w:hAnsi="TimeNewRoman"/>
                 <w:sz w:val="30"/>
               </w:rPr>
-              <w:t>38×27=</w:t>
+              <w:t>38×77=</w:t>
             </w:r>
           </w:p>
         </w:tc>
@@ -257,7 +257,7 @@
                 <w:rFonts w:ascii="TimeNewRoman" w:hAnsi="TimeNewRoman"/>
                 <w:sz w:val="30"/>
               </w:rPr>
-              <w:t>23×45=</w:t>
+              <w:t>13×59=</w:t>
             </w:r>
           </w:p>
         </w:tc>
@@ -274,7 +274,7 @@
                 <w:rFonts w:ascii="TimeNewRoman" w:hAnsi="TimeNewRoman"/>
                 <w:sz w:val="30"/>
               </w:rPr>
-              <w:t>46×63=</w:t>
+              <w:t>70×60=</w:t>
             </w:r>
           </w:p>
         </w:tc>
@@ -291,7 +291,7 @@
                 <w:rFonts w:ascii="TimeNewRoman" w:hAnsi="TimeNewRoman"/>
                 <w:sz w:val="30"/>
               </w:rPr>
-              <w:t>92×16=</w:t>
+              <w:t>36×83=</w:t>
             </w:r>
           </w:p>
         </w:tc>
@@ -438,7 +438,7 @@
                 <w:rFonts w:ascii="TimeNewRoman" w:hAnsi="TimeNewRoman"/>
                 <w:sz w:val="30"/>
               </w:rPr>
-              <w:t>74×54=</w:t>
+              <w:t>84×55=</w:t>
             </w:r>
           </w:p>
         </w:tc>
@@ -455,7 +455,7 @@
                 <w:rFonts w:ascii="TimeNewRoman" w:hAnsi="TimeNewRoman"/>
                 <w:sz w:val="30"/>
               </w:rPr>
-              <w:t>44×52=</w:t>
+              <w:t>50×19=</w:t>
             </w:r>
           </w:p>
         </w:tc>
@@ -472,7 +472,7 @@
                 <w:rFonts w:ascii="TimeNewRoman" w:hAnsi="TimeNewRoman"/>
                 <w:sz w:val="30"/>
               </w:rPr>
-              <w:t>57×99=</w:t>
+              <w:t>85×36=</w:t>
             </w:r>
           </w:p>
         </w:tc>
@@ -489,7 +489,7 @@
                 <w:rFonts w:ascii="TimeNewRoman" w:hAnsi="TimeNewRoman"/>
                 <w:sz w:val="30"/>
               </w:rPr>
-              <w:t>36×16=</w:t>
+              <w:t>67×86=</w:t>
             </w:r>
           </w:p>
         </w:tc>
@@ -506,7 +506,7 @@
                 <w:rFonts w:ascii="TimeNewRoman" w:hAnsi="TimeNewRoman"/>
                 <w:sz w:val="30"/>
               </w:rPr>
-              <w:t>81×30=</w:t>
+              <w:t>96×71=</w:t>
             </w:r>
           </w:p>
         </w:tc>
@@ -653,7 +653,7 @@
                 <w:rFonts w:ascii="TimeNewRoman" w:hAnsi="TimeNewRoman"/>
                 <w:sz w:val="30"/>
               </w:rPr>
-              <w:t>54×62=</w:t>
+              <w:t>57×41=</w:t>
             </w:r>
           </w:p>
         </w:tc>
@@ -670,7 +670,7 @@
                 <w:rFonts w:ascii="TimeNewRoman" w:hAnsi="TimeNewRoman"/>
                 <w:sz w:val="30"/>
               </w:rPr>
-              <w:t>24×47=</w:t>
+              <w:t>57×74=</w:t>
             </w:r>
           </w:p>
         </w:tc>
@@ -687,7 +687,7 @@
                 <w:rFonts w:ascii="TimeNewRoman" w:hAnsi="TimeNewRoman"/>
                 <w:sz w:val="30"/>
               </w:rPr>
-              <w:t>18×94=</w:t>
+              <w:t>67×34=</w:t>
             </w:r>
           </w:p>
         </w:tc>
@@ -704,7 +704,7 @@
                 <w:rFonts w:ascii="TimeNewRoman" w:hAnsi="TimeNewRoman"/>
                 <w:sz w:val="30"/>
               </w:rPr>
-              <w:t>55×80=</w:t>
+              <w:t>87×41=</w:t>
             </w:r>
           </w:p>
         </w:tc>
@@ -721,7 +721,7 @@
                 <w:rFonts w:ascii="TimeNewRoman" w:hAnsi="TimeNewRoman"/>
                 <w:sz w:val="30"/>
               </w:rPr>
-              <w:t>58×96=</w:t>
+              <w:t>79×58=</w:t>
             </w:r>
           </w:p>
         </w:tc>
@@ -868,7 +868,7 @@
                 <w:rFonts w:ascii="TimeNewRoman" w:hAnsi="TimeNewRoman"/>
                 <w:sz w:val="30"/>
               </w:rPr>
-              <w:t>26×84=</w:t>
+              <w:t>76×40=</w:t>
             </w:r>
           </w:p>
         </w:tc>
@@ -885,7 +885,7 @@
                 <w:rFonts w:ascii="TimeNewRoman" w:hAnsi="TimeNewRoman"/>
                 <w:sz w:val="30"/>
               </w:rPr>
-              <w:t>69×99=</w:t>
+              <w:t>28×68=</w:t>
             </w:r>
           </w:p>
         </w:tc>
@@ -902,7 +902,7 @@
                 <w:rFonts w:ascii="TimeNewRoman" w:hAnsi="TimeNewRoman"/>
                 <w:sz w:val="30"/>
               </w:rPr>
-              <w:t>93×77=</w:t>
+              <w:t>26×56=</w:t>
             </w:r>
           </w:p>
         </w:tc>
@@ -919,7 +919,7 @@
                 <w:rFonts w:ascii="TimeNewRoman" w:hAnsi="TimeNewRoman"/>
                 <w:sz w:val="30"/>
               </w:rPr>
-              <w:t>24×74=</w:t>
+              <w:t>33×14=</w:t>
             </w:r>
           </w:p>
         </w:tc>
@@ -936,7 +936,7 @@
                 <w:rFonts w:ascii="TimeNewRoman" w:hAnsi="TimeNewRoman"/>
                 <w:sz w:val="30"/>
               </w:rPr>
-              <w:t>83×34=</w:t>
+              <w:t>93×76=</w:t>
             </w:r>
           </w:p>
         </w:tc>

--- a/two-digit_number_multiplied_by_two-digit_number.docx
+++ b/two-digit_number_multiplied_by_two-digit_number.docx
@@ -11,7 +11,7 @@
           <w:rFonts w:ascii="Arial" w:hAnsi="Arial"/>
           <w:sz w:val="30"/>
         </w:rPr>
-        <w:t>2026-10-18 Sunday</w:t>
+        <w:t>2026-10-19 Monday</w:t>
       </w:r>
     </w:p>
     <w:tbl>
@@ -40,7 +40,7 @@
                 <w:rFonts w:ascii="TimeNewRoman" w:hAnsi="TimeNewRoman"/>
                 <w:sz w:val="30"/>
               </w:rPr>
-              <w:t>18×22=</w:t>
+              <w:t>84×90=</w:t>
             </w:r>
           </w:p>
         </w:tc>
@@ -57,7 +57,7 @@
                 <w:rFonts w:ascii="TimeNewRoman" w:hAnsi="TimeNewRoman"/>
                 <w:sz w:val="30"/>
               </w:rPr>
-              <w:t>96×53=</w:t>
+              <w:t>69×85=</w:t>
             </w:r>
           </w:p>
         </w:tc>
@@ -74,7 +74,7 @@
                 <w:rFonts w:ascii="TimeNewRoman" w:hAnsi="TimeNewRoman"/>
                 <w:sz w:val="30"/>
               </w:rPr>
-              <w:t>93×17=</w:t>
+              <w:t>68×30=</w:t>
             </w:r>
           </w:p>
         </w:tc>
@@ -91,7 +91,7 @@
                 <w:rFonts w:ascii="TimeNewRoman" w:hAnsi="TimeNewRoman"/>
                 <w:sz w:val="30"/>
               </w:rPr>
-              <w:t>14×88=</w:t>
+              <w:t>34×17=</w:t>
             </w:r>
           </w:p>
         </w:tc>
@@ -108,7 +108,7 @@
                 <w:rFonts w:ascii="TimeNewRoman" w:hAnsi="TimeNewRoman"/>
                 <w:sz w:val="30"/>
               </w:rPr>
-              <w:t>34×43=</w:t>
+              <w:t>63×29=</w:t>
             </w:r>
           </w:p>
         </w:tc>
@@ -223,7 +223,7 @@
                 <w:rFonts w:ascii="TimeNewRoman" w:hAnsi="TimeNewRoman"/>
                 <w:sz w:val="30"/>
               </w:rPr>
-              <w:t>17×18=</w:t>
+              <w:t>15×62=</w:t>
             </w:r>
           </w:p>
         </w:tc>
@@ -240,7 +240,7 @@
                 <w:rFonts w:ascii="TimeNewRoman" w:hAnsi="TimeNewRoman"/>
                 <w:sz w:val="30"/>
               </w:rPr>
-              <w:t>38×77=</w:t>
+              <w:t>20×94=</w:t>
             </w:r>
           </w:p>
         </w:tc>
@@ -257,7 +257,7 @@
                 <w:rFonts w:ascii="TimeNewRoman" w:hAnsi="TimeNewRoman"/>
                 <w:sz w:val="30"/>
               </w:rPr>
-              <w:t>13×59=</w:t>
+              <w:t>79×99=</w:t>
             </w:r>
           </w:p>
         </w:tc>
@@ -274,7 +274,7 @@
                 <w:rFonts w:ascii="TimeNewRoman" w:hAnsi="TimeNewRoman"/>
                 <w:sz w:val="30"/>
               </w:rPr>
-              <w:t>70×60=</w:t>
+              <w:t>71×32=</w:t>
             </w:r>
           </w:p>
         </w:tc>
@@ -291,7 +291,7 @@
                 <w:rFonts w:ascii="TimeNewRoman" w:hAnsi="TimeNewRoman"/>
                 <w:sz w:val="30"/>
               </w:rPr>
-              <w:t>36×83=</w:t>
+              <w:t>31×56=</w:t>
             </w:r>
           </w:p>
         </w:tc>
@@ -438,7 +438,7 @@
                 <w:rFonts w:ascii="TimeNewRoman" w:hAnsi="TimeNewRoman"/>
                 <w:sz w:val="30"/>
               </w:rPr>
-              <w:t>84×55=</w:t>
+              <w:t>56×35=</w:t>
             </w:r>
           </w:p>
         </w:tc>
@@ -455,7 +455,7 @@
                 <w:rFonts w:ascii="TimeNewRoman" w:hAnsi="TimeNewRoman"/>
                 <w:sz w:val="30"/>
               </w:rPr>
-              <w:t>50×19=</w:t>
+              <w:t>46×28=</w:t>
             </w:r>
           </w:p>
         </w:tc>
@@ -472,7 +472,7 @@
                 <w:rFonts w:ascii="TimeNewRoman" w:hAnsi="TimeNewRoman"/>
                 <w:sz w:val="30"/>
               </w:rPr>
-              <w:t>85×36=</w:t>
+              <w:t>29×87=</w:t>
             </w:r>
           </w:p>
         </w:tc>
@@ -489,7 +489,7 @@
                 <w:rFonts w:ascii="TimeNewRoman" w:hAnsi="TimeNewRoman"/>
                 <w:sz w:val="30"/>
               </w:rPr>
-              <w:t>67×86=</w:t>
+              <w:t>72×96=</w:t>
             </w:r>
           </w:p>
         </w:tc>
@@ -506,7 +506,7 @@
                 <w:rFonts w:ascii="TimeNewRoman" w:hAnsi="TimeNewRoman"/>
                 <w:sz w:val="30"/>
               </w:rPr>
-              <w:t>96×71=</w:t>
+              <w:t>65×45=</w:t>
             </w:r>
           </w:p>
         </w:tc>
@@ -653,7 +653,7 @@
                 <w:rFonts w:ascii="TimeNewRoman" w:hAnsi="TimeNewRoman"/>
                 <w:sz w:val="30"/>
               </w:rPr>
-              <w:t>57×41=</w:t>
+              <w:t>56×41=</w:t>
             </w:r>
           </w:p>
         </w:tc>
@@ -670,7 +670,7 @@
                 <w:rFonts w:ascii="TimeNewRoman" w:hAnsi="TimeNewRoman"/>
                 <w:sz w:val="30"/>
               </w:rPr>
-              <w:t>57×74=</w:t>
+              <w:t>92×17=</w:t>
             </w:r>
           </w:p>
         </w:tc>
@@ -687,7 +687,7 @@
                 <w:rFonts w:ascii="TimeNewRoman" w:hAnsi="TimeNewRoman"/>
                 <w:sz w:val="30"/>
               </w:rPr>
-              <w:t>67×34=</w:t>
+              <w:t>64×96=</w:t>
             </w:r>
           </w:p>
         </w:tc>
@@ -704,7 +704,7 @@
                 <w:rFonts w:ascii="TimeNewRoman" w:hAnsi="TimeNewRoman"/>
                 <w:sz w:val="30"/>
               </w:rPr>
-              <w:t>87×41=</w:t>
+              <w:t>57×54=</w:t>
             </w:r>
           </w:p>
         </w:tc>
@@ -721,7 +721,7 @@
                 <w:rFonts w:ascii="TimeNewRoman" w:hAnsi="TimeNewRoman"/>
                 <w:sz w:val="30"/>
               </w:rPr>
-              <w:t>79×58=</w:t>
+              <w:t>89×99=</w:t>
             </w:r>
           </w:p>
         </w:tc>
@@ -868,7 +868,7 @@
                 <w:rFonts w:ascii="TimeNewRoman" w:hAnsi="TimeNewRoman"/>
                 <w:sz w:val="30"/>
               </w:rPr>
-              <w:t>76×40=</w:t>
+              <w:t>87×82=</w:t>
             </w:r>
           </w:p>
         </w:tc>
@@ -885,7 +885,7 @@
                 <w:rFonts w:ascii="TimeNewRoman" w:hAnsi="TimeNewRoman"/>
                 <w:sz w:val="30"/>
               </w:rPr>
-              <w:t>28×68=</w:t>
+              <w:t>86×14=</w:t>
             </w:r>
           </w:p>
         </w:tc>
@@ -902,7 +902,7 @@
                 <w:rFonts w:ascii="TimeNewRoman" w:hAnsi="TimeNewRoman"/>
                 <w:sz w:val="30"/>
               </w:rPr>
-              <w:t>26×56=</w:t>
+              <w:t>20×41=</w:t>
             </w:r>
           </w:p>
         </w:tc>
@@ -919,7 +919,7 @@
                 <w:rFonts w:ascii="TimeNewRoman" w:hAnsi="TimeNewRoman"/>
                 <w:sz w:val="30"/>
               </w:rPr>
-              <w:t>33×14=</w:t>
+              <w:t>77×93=</w:t>
             </w:r>
           </w:p>
         </w:tc>
@@ -936,7 +936,7 @@
                 <w:rFonts w:ascii="TimeNewRoman" w:hAnsi="TimeNewRoman"/>
                 <w:sz w:val="30"/>
               </w:rPr>
-              <w:t>93×76=</w:t>
+              <w:t>60×32=</w:t>
             </w:r>
           </w:p>
         </w:tc>

--- a/two-digit_number_multiplied_by_two-digit_number.docx
+++ b/two-digit_number_multiplied_by_two-digit_number.docx
@@ -40,7 +40,7 @@
                 <w:rFonts w:ascii="TimeNewRoman" w:hAnsi="TimeNewRoman"/>
                 <w:sz w:val="30"/>
               </w:rPr>
-              <w:t>84×90=</w:t>
+              <w:t>84×28=</w:t>
             </w:r>
           </w:p>
         </w:tc>
@@ -57,7 +57,7 @@
                 <w:rFonts w:ascii="TimeNewRoman" w:hAnsi="TimeNewRoman"/>
                 <w:sz w:val="30"/>
               </w:rPr>
-              <w:t>69×85=</w:t>
+              <w:t>69×65=</w:t>
             </w:r>
           </w:p>
         </w:tc>
@@ -74,7 +74,7 @@
                 <w:rFonts w:ascii="TimeNewRoman" w:hAnsi="TimeNewRoman"/>
                 <w:sz w:val="30"/>
               </w:rPr>
-              <w:t>68×30=</w:t>
+              <w:t>43×58=</w:t>
             </w:r>
           </w:p>
         </w:tc>
@@ -91,7 +91,7 @@
                 <w:rFonts w:ascii="TimeNewRoman" w:hAnsi="TimeNewRoman"/>
                 <w:sz w:val="30"/>
               </w:rPr>
-              <w:t>34×17=</w:t>
+              <w:t>14×56=</w:t>
             </w:r>
           </w:p>
         </w:tc>
@@ -108,7 +108,7 @@
                 <w:rFonts w:ascii="TimeNewRoman" w:hAnsi="TimeNewRoman"/>
                 <w:sz w:val="30"/>
               </w:rPr>
-              <w:t>63×29=</w:t>
+              <w:t>58×14=</w:t>
             </w:r>
           </w:p>
         </w:tc>
@@ -223,7 +223,7 @@
                 <w:rFonts w:ascii="TimeNewRoman" w:hAnsi="TimeNewRoman"/>
                 <w:sz w:val="30"/>
               </w:rPr>
-              <w:t>15×62=</w:t>
+              <w:t>58×64=</w:t>
             </w:r>
           </w:p>
         </w:tc>
@@ -240,7 +240,7 @@
                 <w:rFonts w:ascii="TimeNewRoman" w:hAnsi="TimeNewRoman"/>
                 <w:sz w:val="30"/>
               </w:rPr>
-              <w:t>20×94=</w:t>
+              <w:t>38×24=</w:t>
             </w:r>
           </w:p>
         </w:tc>
@@ -257,7 +257,7 @@
                 <w:rFonts w:ascii="TimeNewRoman" w:hAnsi="TimeNewRoman"/>
                 <w:sz w:val="30"/>
               </w:rPr>
-              <w:t>79×99=</w:t>
+              <w:t>31×68=</w:t>
             </w:r>
           </w:p>
         </w:tc>
@@ -274,7 +274,7 @@
                 <w:rFonts w:ascii="TimeNewRoman" w:hAnsi="TimeNewRoman"/>
                 <w:sz w:val="30"/>
               </w:rPr>
-              <w:t>71×32=</w:t>
+              <w:t>50×91=</w:t>
             </w:r>
           </w:p>
         </w:tc>
@@ -291,7 +291,7 @@
                 <w:rFonts w:ascii="TimeNewRoman" w:hAnsi="TimeNewRoman"/>
                 <w:sz w:val="30"/>
               </w:rPr>
-              <w:t>31×56=</w:t>
+              <w:t>40×93=</w:t>
             </w:r>
           </w:p>
         </w:tc>
@@ -438,7 +438,7 @@
                 <w:rFonts w:ascii="TimeNewRoman" w:hAnsi="TimeNewRoman"/>
                 <w:sz w:val="30"/>
               </w:rPr>
-              <w:t>56×35=</w:t>
+              <w:t>78×69=</w:t>
             </w:r>
           </w:p>
         </w:tc>
@@ -455,7 +455,7 @@
                 <w:rFonts w:ascii="TimeNewRoman" w:hAnsi="TimeNewRoman"/>
                 <w:sz w:val="30"/>
               </w:rPr>
-              <w:t>46×28=</w:t>
+              <w:t>72×43=</w:t>
             </w:r>
           </w:p>
         </w:tc>
@@ -472,7 +472,7 @@
                 <w:rFonts w:ascii="TimeNewRoman" w:hAnsi="TimeNewRoman"/>
                 <w:sz w:val="30"/>
               </w:rPr>
-              <w:t>29×87=</w:t>
+              <w:t>69×49=</w:t>
             </w:r>
           </w:p>
         </w:tc>
@@ -489,7 +489,7 @@
                 <w:rFonts w:ascii="TimeNewRoman" w:hAnsi="TimeNewRoman"/>
                 <w:sz w:val="30"/>
               </w:rPr>
-              <w:t>72×96=</w:t>
+              <w:t>92×16=</w:t>
             </w:r>
           </w:p>
         </w:tc>
@@ -506,7 +506,7 @@
                 <w:rFonts w:ascii="TimeNewRoman" w:hAnsi="TimeNewRoman"/>
                 <w:sz w:val="30"/>
               </w:rPr>
-              <w:t>65×45=</w:t>
+              <w:t>68×36=</w:t>
             </w:r>
           </w:p>
         </w:tc>
@@ -653,7 +653,7 @@
                 <w:rFonts w:ascii="TimeNewRoman" w:hAnsi="TimeNewRoman"/>
                 <w:sz w:val="30"/>
               </w:rPr>
-              <w:t>56×41=</w:t>
+              <w:t>88×28=</w:t>
             </w:r>
           </w:p>
         </w:tc>
@@ -670,7 +670,7 @@
                 <w:rFonts w:ascii="TimeNewRoman" w:hAnsi="TimeNewRoman"/>
                 <w:sz w:val="30"/>
               </w:rPr>
-              <w:t>92×17=</w:t>
+              <w:t>34×55=</w:t>
             </w:r>
           </w:p>
         </w:tc>
@@ -687,7 +687,7 @@
                 <w:rFonts w:ascii="TimeNewRoman" w:hAnsi="TimeNewRoman"/>
                 <w:sz w:val="30"/>
               </w:rPr>
-              <w:t>64×96=</w:t>
+              <w:t>60×33=</w:t>
             </w:r>
           </w:p>
         </w:tc>
@@ -704,7 +704,7 @@
                 <w:rFonts w:ascii="TimeNewRoman" w:hAnsi="TimeNewRoman"/>
                 <w:sz w:val="30"/>
               </w:rPr>
-              <w:t>57×54=</w:t>
+              <w:t>70×70=</w:t>
             </w:r>
           </w:p>
         </w:tc>
@@ -721,7 +721,7 @@
                 <w:rFonts w:ascii="TimeNewRoman" w:hAnsi="TimeNewRoman"/>
                 <w:sz w:val="30"/>
               </w:rPr>
-              <w:t>89×99=</w:t>
+              <w:t>58×26=</w:t>
             </w:r>
           </w:p>
         </w:tc>
@@ -868,7 +868,7 @@
                 <w:rFonts w:ascii="TimeNewRoman" w:hAnsi="TimeNewRoman"/>
                 <w:sz w:val="30"/>
               </w:rPr>
-              <w:t>87×82=</w:t>
+              <w:t>19×38=</w:t>
             </w:r>
           </w:p>
         </w:tc>
@@ -885,7 +885,7 @@
                 <w:rFonts w:ascii="TimeNewRoman" w:hAnsi="TimeNewRoman"/>
                 <w:sz w:val="30"/>
               </w:rPr>
-              <w:t>86×14=</w:t>
+              <w:t>54×22=</w:t>
             </w:r>
           </w:p>
         </w:tc>
@@ -902,7 +902,7 @@
                 <w:rFonts w:ascii="TimeNewRoman" w:hAnsi="TimeNewRoman"/>
                 <w:sz w:val="30"/>
               </w:rPr>
-              <w:t>20×41=</w:t>
+              <w:t>86×50=</w:t>
             </w:r>
           </w:p>
         </w:tc>
@@ -919,7 +919,7 @@
                 <w:rFonts w:ascii="TimeNewRoman" w:hAnsi="TimeNewRoman"/>
                 <w:sz w:val="30"/>
               </w:rPr>
-              <w:t>77×93=</w:t>
+              <w:t>21×85=</w:t>
             </w:r>
           </w:p>
         </w:tc>
@@ -936,7 +936,7 @@
                 <w:rFonts w:ascii="TimeNewRoman" w:hAnsi="TimeNewRoman"/>
                 <w:sz w:val="30"/>
               </w:rPr>
-              <w:t>60×32=</w:t>
+              <w:t>94×82=</w:t>
             </w:r>
           </w:p>
         </w:tc>

--- a/two-digit_number_multiplied_by_two-digit_number.docx
+++ b/two-digit_number_multiplied_by_two-digit_number.docx
@@ -11,7 +11,7 @@
           <w:rFonts w:ascii="Arial" w:hAnsi="Arial"/>
           <w:sz w:val="30"/>
         </w:rPr>
-        <w:t>2026-10-19 Monday</w:t>
+        <w:t>2026-10-20 Tuesday</w:t>
       </w:r>
     </w:p>
     <w:tbl>
@@ -40,7 +40,7 @@
                 <w:rFonts w:ascii="TimeNewRoman" w:hAnsi="TimeNewRoman"/>
                 <w:sz w:val="30"/>
               </w:rPr>
-              <w:t>84×28=</w:t>
+              <w:t>65×28=</w:t>
             </w:r>
           </w:p>
         </w:tc>
@@ -57,7 +57,7 @@
                 <w:rFonts w:ascii="TimeNewRoman" w:hAnsi="TimeNewRoman"/>
                 <w:sz w:val="30"/>
               </w:rPr>
-              <w:t>69×65=</w:t>
+              <w:t>71×17=</w:t>
             </w:r>
           </w:p>
         </w:tc>
@@ -74,7 +74,7 @@
                 <w:rFonts w:ascii="TimeNewRoman" w:hAnsi="TimeNewRoman"/>
                 <w:sz w:val="30"/>
               </w:rPr>
-              <w:t>43×58=</w:t>
+              <w:t>13×93=</w:t>
             </w:r>
           </w:p>
         </w:tc>
@@ -91,7 +91,7 @@
                 <w:rFonts w:ascii="TimeNewRoman" w:hAnsi="TimeNewRoman"/>
                 <w:sz w:val="30"/>
               </w:rPr>
-              <w:t>14×56=</w:t>
+              <w:t>28×70=</w:t>
             </w:r>
           </w:p>
         </w:tc>
@@ -108,7 +108,7 @@
                 <w:rFonts w:ascii="TimeNewRoman" w:hAnsi="TimeNewRoman"/>
                 <w:sz w:val="30"/>
               </w:rPr>
-              <w:t>58×14=</w:t>
+              <w:t>31×49=</w:t>
             </w:r>
           </w:p>
         </w:tc>
@@ -223,7 +223,7 @@
                 <w:rFonts w:ascii="TimeNewRoman" w:hAnsi="TimeNewRoman"/>
                 <w:sz w:val="30"/>
               </w:rPr>
-              <w:t>58×64=</w:t>
+              <w:t>60×96=</w:t>
             </w:r>
           </w:p>
         </w:tc>
@@ -240,7 +240,7 @@
                 <w:rFonts w:ascii="TimeNewRoman" w:hAnsi="TimeNewRoman"/>
                 <w:sz w:val="30"/>
               </w:rPr>
-              <w:t>38×24=</w:t>
+              <w:t>55×84=</w:t>
             </w:r>
           </w:p>
         </w:tc>
@@ -257,7 +257,7 @@
                 <w:rFonts w:ascii="TimeNewRoman" w:hAnsi="TimeNewRoman"/>
                 <w:sz w:val="30"/>
               </w:rPr>
-              <w:t>31×68=</w:t>
+              <w:t>17×27=</w:t>
             </w:r>
           </w:p>
         </w:tc>
@@ -274,7 +274,7 @@
                 <w:rFonts w:ascii="TimeNewRoman" w:hAnsi="TimeNewRoman"/>
                 <w:sz w:val="30"/>
               </w:rPr>
-              <w:t>50×91=</w:t>
+              <w:t>68×94=</w:t>
             </w:r>
           </w:p>
         </w:tc>
@@ -291,7 +291,7 @@
                 <w:rFonts w:ascii="TimeNewRoman" w:hAnsi="TimeNewRoman"/>
                 <w:sz w:val="30"/>
               </w:rPr>
-              <w:t>40×93=</w:t>
+              <w:t>45×25=</w:t>
             </w:r>
           </w:p>
         </w:tc>
@@ -438,7 +438,7 @@
                 <w:rFonts w:ascii="TimeNewRoman" w:hAnsi="TimeNewRoman"/>
                 <w:sz w:val="30"/>
               </w:rPr>
-              <w:t>78×69=</w:t>
+              <w:t>39×25=</w:t>
             </w:r>
           </w:p>
         </w:tc>
@@ -455,7 +455,7 @@
                 <w:rFonts w:ascii="TimeNewRoman" w:hAnsi="TimeNewRoman"/>
                 <w:sz w:val="30"/>
               </w:rPr>
-              <w:t>72×43=</w:t>
+              <w:t>68×55=</w:t>
             </w:r>
           </w:p>
         </w:tc>
@@ -472,7 +472,7 @@
                 <w:rFonts w:ascii="TimeNewRoman" w:hAnsi="TimeNewRoman"/>
                 <w:sz w:val="30"/>
               </w:rPr>
-              <w:t>69×49=</w:t>
+              <w:t>46×11=</w:t>
             </w:r>
           </w:p>
         </w:tc>
@@ -489,7 +489,7 @@
                 <w:rFonts w:ascii="TimeNewRoman" w:hAnsi="TimeNewRoman"/>
                 <w:sz w:val="30"/>
               </w:rPr>
-              <w:t>92×16=</w:t>
+              <w:t>81×25=</w:t>
             </w:r>
           </w:p>
         </w:tc>
@@ -506,7 +506,7 @@
                 <w:rFonts w:ascii="TimeNewRoman" w:hAnsi="TimeNewRoman"/>
                 <w:sz w:val="30"/>
               </w:rPr>
-              <w:t>68×36=</w:t>
+              <w:t>27×59=</w:t>
             </w:r>
           </w:p>
         </w:tc>
@@ -653,7 +653,7 @@
                 <w:rFonts w:ascii="TimeNewRoman" w:hAnsi="TimeNewRoman"/>
                 <w:sz w:val="30"/>
               </w:rPr>
-              <w:t>88×28=</w:t>
+              <w:t>51×67=</w:t>
             </w:r>
           </w:p>
         </w:tc>
@@ -670,7 +670,7 @@
                 <w:rFonts w:ascii="TimeNewRoman" w:hAnsi="TimeNewRoman"/>
                 <w:sz w:val="30"/>
               </w:rPr>
-              <w:t>34×55=</w:t>
+              <w:t>67×15=</w:t>
             </w:r>
           </w:p>
         </w:tc>
@@ -687,7 +687,7 @@
                 <w:rFonts w:ascii="TimeNewRoman" w:hAnsi="TimeNewRoman"/>
                 <w:sz w:val="30"/>
               </w:rPr>
-              <w:t>60×33=</w:t>
+              <w:t>98×92=</w:t>
             </w:r>
           </w:p>
         </w:tc>
@@ -704,7 +704,7 @@
                 <w:rFonts w:ascii="TimeNewRoman" w:hAnsi="TimeNewRoman"/>
                 <w:sz w:val="30"/>
               </w:rPr>
-              <w:t>70×70=</w:t>
+              <w:t>51×46=</w:t>
             </w:r>
           </w:p>
         </w:tc>
@@ -721,7 +721,7 @@
                 <w:rFonts w:ascii="TimeNewRoman" w:hAnsi="TimeNewRoman"/>
                 <w:sz w:val="30"/>
               </w:rPr>
-              <w:t>58×26=</w:t>
+              <w:t>79×55=</w:t>
             </w:r>
           </w:p>
         </w:tc>
@@ -868,7 +868,7 @@
                 <w:rFonts w:ascii="TimeNewRoman" w:hAnsi="TimeNewRoman"/>
                 <w:sz w:val="30"/>
               </w:rPr>
-              <w:t>19×38=</w:t>
+              <w:t>20×89=</w:t>
             </w:r>
           </w:p>
         </w:tc>
@@ -885,7 +885,7 @@
                 <w:rFonts w:ascii="TimeNewRoman" w:hAnsi="TimeNewRoman"/>
                 <w:sz w:val="30"/>
               </w:rPr>
-              <w:t>54×22=</w:t>
+              <w:t>51×56=</w:t>
             </w:r>
           </w:p>
         </w:tc>
@@ -902,7 +902,7 @@
                 <w:rFonts w:ascii="TimeNewRoman" w:hAnsi="TimeNewRoman"/>
                 <w:sz w:val="30"/>
               </w:rPr>
-              <w:t>86×50=</w:t>
+              <w:t>94×51=</w:t>
             </w:r>
           </w:p>
         </w:tc>
@@ -919,7 +919,7 @@
                 <w:rFonts w:ascii="TimeNewRoman" w:hAnsi="TimeNewRoman"/>
                 <w:sz w:val="30"/>
               </w:rPr>
-              <w:t>21×85=</w:t>
+              <w:t>91×54=</w:t>
             </w:r>
           </w:p>
         </w:tc>
@@ -936,7 +936,7 @@
                 <w:rFonts w:ascii="TimeNewRoman" w:hAnsi="TimeNewRoman"/>
                 <w:sz w:val="30"/>
               </w:rPr>
-              <w:t>94×82=</w:t>
+              <w:t>62×14=</w:t>
             </w:r>
           </w:p>
         </w:tc>

--- a/two-digit_number_multiplied_by_two-digit_number.docx
+++ b/two-digit_number_multiplied_by_two-digit_number.docx
@@ -40,7 +40,7 @@
                 <w:rFonts w:ascii="TimeNewRoman" w:hAnsi="TimeNewRoman"/>
                 <w:sz w:val="30"/>
               </w:rPr>
-              <w:t>65×28=</w:t>
+              <w:t>75×29=</w:t>
             </w:r>
           </w:p>
         </w:tc>
@@ -57,7 +57,7 @@
                 <w:rFonts w:ascii="TimeNewRoman" w:hAnsi="TimeNewRoman"/>
                 <w:sz w:val="30"/>
               </w:rPr>
-              <w:t>71×17=</w:t>
+              <w:t>55×30=</w:t>
             </w:r>
           </w:p>
         </w:tc>
@@ -74,7 +74,7 @@
                 <w:rFonts w:ascii="TimeNewRoman" w:hAnsi="TimeNewRoman"/>
                 <w:sz w:val="30"/>
               </w:rPr>
-              <w:t>13×93=</w:t>
+              <w:t>45×42=</w:t>
             </w:r>
           </w:p>
         </w:tc>
@@ -91,7 +91,7 @@
                 <w:rFonts w:ascii="TimeNewRoman" w:hAnsi="TimeNewRoman"/>
                 <w:sz w:val="30"/>
               </w:rPr>
-              <w:t>28×70=</w:t>
+              <w:t>35×22=</w:t>
             </w:r>
           </w:p>
         </w:tc>
@@ -108,7 +108,7 @@
                 <w:rFonts w:ascii="TimeNewRoman" w:hAnsi="TimeNewRoman"/>
                 <w:sz w:val="30"/>
               </w:rPr>
-              <w:t>31×49=</w:t>
+              <w:t>57×58=</w:t>
             </w:r>
           </w:p>
         </w:tc>
@@ -223,7 +223,7 @@
                 <w:rFonts w:ascii="TimeNewRoman" w:hAnsi="TimeNewRoman"/>
                 <w:sz w:val="30"/>
               </w:rPr>
-              <w:t>60×96=</w:t>
+              <w:t>18×99=</w:t>
             </w:r>
           </w:p>
         </w:tc>
@@ -240,7 +240,7 @@
                 <w:rFonts w:ascii="TimeNewRoman" w:hAnsi="TimeNewRoman"/>
                 <w:sz w:val="30"/>
               </w:rPr>
-              <w:t>55×84=</w:t>
+              <w:t>86×62=</w:t>
             </w:r>
           </w:p>
         </w:tc>
@@ -257,7 +257,7 @@
                 <w:rFonts w:ascii="TimeNewRoman" w:hAnsi="TimeNewRoman"/>
                 <w:sz w:val="30"/>
               </w:rPr>
-              <w:t>17×27=</w:t>
+              <w:t>55×75=</w:t>
             </w:r>
           </w:p>
         </w:tc>
@@ -274,7 +274,7 @@
                 <w:rFonts w:ascii="TimeNewRoman" w:hAnsi="TimeNewRoman"/>
                 <w:sz w:val="30"/>
               </w:rPr>
-              <w:t>68×94=</w:t>
+              <w:t>11×40=</w:t>
             </w:r>
           </w:p>
         </w:tc>
@@ -291,7 +291,7 @@
                 <w:rFonts w:ascii="TimeNewRoman" w:hAnsi="TimeNewRoman"/>
                 <w:sz w:val="30"/>
               </w:rPr>
-              <w:t>45×25=</w:t>
+              <w:t>40×22=</w:t>
             </w:r>
           </w:p>
         </w:tc>
@@ -438,7 +438,7 @@
                 <w:rFonts w:ascii="TimeNewRoman" w:hAnsi="TimeNewRoman"/>
                 <w:sz w:val="30"/>
               </w:rPr>
-              <w:t>39×25=</w:t>
+              <w:t>86×13=</w:t>
             </w:r>
           </w:p>
         </w:tc>
@@ -455,7 +455,7 @@
                 <w:rFonts w:ascii="TimeNewRoman" w:hAnsi="TimeNewRoman"/>
                 <w:sz w:val="30"/>
               </w:rPr>
-              <w:t>68×55=</w:t>
+              <w:t>99×67=</w:t>
             </w:r>
           </w:p>
         </w:tc>
@@ -472,7 +472,7 @@
                 <w:rFonts w:ascii="TimeNewRoman" w:hAnsi="TimeNewRoman"/>
                 <w:sz w:val="30"/>
               </w:rPr>
-              <w:t>46×11=</w:t>
+              <w:t>13×79=</w:t>
             </w:r>
           </w:p>
         </w:tc>
@@ -489,7 +489,7 @@
                 <w:rFonts w:ascii="TimeNewRoman" w:hAnsi="TimeNewRoman"/>
                 <w:sz w:val="30"/>
               </w:rPr>
-              <w:t>81×25=</w:t>
+              <w:t>63×93=</w:t>
             </w:r>
           </w:p>
         </w:tc>
@@ -506,7 +506,7 @@
                 <w:rFonts w:ascii="TimeNewRoman" w:hAnsi="TimeNewRoman"/>
                 <w:sz w:val="30"/>
               </w:rPr>
-              <w:t>27×59=</w:t>
+              <w:t>56×96=</w:t>
             </w:r>
           </w:p>
         </w:tc>
@@ -653,7 +653,7 @@
                 <w:rFonts w:ascii="TimeNewRoman" w:hAnsi="TimeNewRoman"/>
                 <w:sz w:val="30"/>
               </w:rPr>
-              <w:t>51×67=</w:t>
+              <w:t>71×21=</w:t>
             </w:r>
           </w:p>
         </w:tc>
@@ -670,7 +670,7 @@
                 <w:rFonts w:ascii="TimeNewRoman" w:hAnsi="TimeNewRoman"/>
                 <w:sz w:val="30"/>
               </w:rPr>
-              <w:t>67×15=</w:t>
+              <w:t>73×78=</w:t>
             </w:r>
           </w:p>
         </w:tc>
@@ -687,7 +687,7 @@
                 <w:rFonts w:ascii="TimeNewRoman" w:hAnsi="TimeNewRoman"/>
                 <w:sz w:val="30"/>
               </w:rPr>
-              <w:t>98×92=</w:t>
+              <w:t>64×28=</w:t>
             </w:r>
           </w:p>
         </w:tc>
@@ -704,7 +704,7 @@
                 <w:rFonts w:ascii="TimeNewRoman" w:hAnsi="TimeNewRoman"/>
                 <w:sz w:val="30"/>
               </w:rPr>
-              <w:t>51×46=</w:t>
+              <w:t>33×33=</w:t>
             </w:r>
           </w:p>
         </w:tc>
@@ -721,7 +721,7 @@
                 <w:rFonts w:ascii="TimeNewRoman" w:hAnsi="TimeNewRoman"/>
                 <w:sz w:val="30"/>
               </w:rPr>
-              <w:t>79×55=</w:t>
+              <w:t>17×92=</w:t>
             </w:r>
           </w:p>
         </w:tc>
@@ -868,7 +868,7 @@
                 <w:rFonts w:ascii="TimeNewRoman" w:hAnsi="TimeNewRoman"/>
                 <w:sz w:val="30"/>
               </w:rPr>
-              <w:t>20×89=</w:t>
+              <w:t>59×45=</w:t>
             </w:r>
           </w:p>
         </w:tc>
@@ -885,7 +885,7 @@
                 <w:rFonts w:ascii="TimeNewRoman" w:hAnsi="TimeNewRoman"/>
                 <w:sz w:val="30"/>
               </w:rPr>
-              <w:t>51×56=</w:t>
+              <w:t>73×35=</w:t>
             </w:r>
           </w:p>
         </w:tc>
@@ -902,7 +902,7 @@
                 <w:rFonts w:ascii="TimeNewRoman" w:hAnsi="TimeNewRoman"/>
                 <w:sz w:val="30"/>
               </w:rPr>
-              <w:t>94×51=</w:t>
+              <w:t>86×47=</w:t>
             </w:r>
           </w:p>
         </w:tc>
@@ -919,7 +919,7 @@
                 <w:rFonts w:ascii="TimeNewRoman" w:hAnsi="TimeNewRoman"/>
                 <w:sz w:val="30"/>
               </w:rPr>
-              <w:t>91×54=</w:t>
+              <w:t>62×65=</w:t>
             </w:r>
           </w:p>
         </w:tc>
@@ -936,7 +936,7 @@
                 <w:rFonts w:ascii="TimeNewRoman" w:hAnsi="TimeNewRoman"/>
                 <w:sz w:val="30"/>
               </w:rPr>
-              <w:t>62×14=</w:t>
+              <w:t>28×84=</w:t>
             </w:r>
           </w:p>
         </w:tc>

--- a/two-digit_number_multiplied_by_two-digit_number.docx
+++ b/two-digit_number_multiplied_by_two-digit_number.docx
@@ -11,7 +11,7 @@
           <w:rFonts w:ascii="Arial" w:hAnsi="Arial"/>
           <w:sz w:val="30"/>
         </w:rPr>
-        <w:t>2026-10-20 Tuesday</w:t>
+        <w:t>2026-10-21 Wednesday</w:t>
       </w:r>
     </w:p>
     <w:tbl>
@@ -40,7 +40,7 @@
                 <w:rFonts w:ascii="TimeNewRoman" w:hAnsi="TimeNewRoman"/>
                 <w:sz w:val="30"/>
               </w:rPr>
-              <w:t>75×29=</w:t>
+              <w:t>54×14=</w:t>
             </w:r>
           </w:p>
         </w:tc>
@@ -57,7 +57,7 @@
                 <w:rFonts w:ascii="TimeNewRoman" w:hAnsi="TimeNewRoman"/>
                 <w:sz w:val="30"/>
               </w:rPr>
-              <w:t>55×30=</w:t>
+              <w:t>61×96=</w:t>
             </w:r>
           </w:p>
         </w:tc>
@@ -74,7 +74,7 @@
                 <w:rFonts w:ascii="TimeNewRoman" w:hAnsi="TimeNewRoman"/>
                 <w:sz w:val="30"/>
               </w:rPr>
-              <w:t>45×42=</w:t>
+              <w:t>46×83=</w:t>
             </w:r>
           </w:p>
         </w:tc>
@@ -91,7 +91,7 @@
                 <w:rFonts w:ascii="TimeNewRoman" w:hAnsi="TimeNewRoman"/>
                 <w:sz w:val="30"/>
               </w:rPr>
-              <w:t>35×22=</w:t>
+              <w:t>52×64=</w:t>
             </w:r>
           </w:p>
         </w:tc>
@@ -108,7 +108,7 @@
                 <w:rFonts w:ascii="TimeNewRoman" w:hAnsi="TimeNewRoman"/>
                 <w:sz w:val="30"/>
               </w:rPr>
-              <w:t>57×58=</w:t>
+              <w:t>68×22=</w:t>
             </w:r>
           </w:p>
         </w:tc>
@@ -223,7 +223,7 @@
                 <w:rFonts w:ascii="TimeNewRoman" w:hAnsi="TimeNewRoman"/>
                 <w:sz w:val="30"/>
               </w:rPr>
-              <w:t>18×99=</w:t>
+              <w:t>78×58=</w:t>
             </w:r>
           </w:p>
         </w:tc>
@@ -240,7 +240,7 @@
                 <w:rFonts w:ascii="TimeNewRoman" w:hAnsi="TimeNewRoman"/>
                 <w:sz w:val="30"/>
               </w:rPr>
-              <w:t>86×62=</w:t>
+              <w:t>63×86=</w:t>
             </w:r>
           </w:p>
         </w:tc>
@@ -257,7 +257,7 @@
                 <w:rFonts w:ascii="TimeNewRoman" w:hAnsi="TimeNewRoman"/>
                 <w:sz w:val="30"/>
               </w:rPr>
-              <w:t>55×75=</w:t>
+              <w:t>66×82=</w:t>
             </w:r>
           </w:p>
         </w:tc>
@@ -274,7 +274,7 @@
                 <w:rFonts w:ascii="TimeNewRoman" w:hAnsi="TimeNewRoman"/>
                 <w:sz w:val="30"/>
               </w:rPr>
-              <w:t>11×40=</w:t>
+              <w:t>90×48=</w:t>
             </w:r>
           </w:p>
         </w:tc>
@@ -291,7 +291,7 @@
                 <w:rFonts w:ascii="TimeNewRoman" w:hAnsi="TimeNewRoman"/>
                 <w:sz w:val="30"/>
               </w:rPr>
-              <w:t>40×22=</w:t>
+              <w:t>11×34=</w:t>
             </w:r>
           </w:p>
         </w:tc>
@@ -438,7 +438,7 @@
                 <w:rFonts w:ascii="TimeNewRoman" w:hAnsi="TimeNewRoman"/>
                 <w:sz w:val="30"/>
               </w:rPr>
-              <w:t>86×13=</w:t>
+              <w:t>32×14=</w:t>
             </w:r>
           </w:p>
         </w:tc>
@@ -455,7 +455,7 @@
                 <w:rFonts w:ascii="TimeNewRoman" w:hAnsi="TimeNewRoman"/>
                 <w:sz w:val="30"/>
               </w:rPr>
-              <w:t>99×67=</w:t>
+              <w:t>26×57=</w:t>
             </w:r>
           </w:p>
         </w:tc>
@@ -472,7 +472,7 @@
                 <w:rFonts w:ascii="TimeNewRoman" w:hAnsi="TimeNewRoman"/>
                 <w:sz w:val="30"/>
               </w:rPr>
-              <w:t>13×79=</w:t>
+              <w:t>69×75=</w:t>
             </w:r>
           </w:p>
         </w:tc>
@@ -489,7 +489,7 @@
                 <w:rFonts w:ascii="TimeNewRoman" w:hAnsi="TimeNewRoman"/>
                 <w:sz w:val="30"/>
               </w:rPr>
-              <w:t>63×93=</w:t>
+              <w:t>15×15=</w:t>
             </w:r>
           </w:p>
         </w:tc>
@@ -506,7 +506,7 @@
                 <w:rFonts w:ascii="TimeNewRoman" w:hAnsi="TimeNewRoman"/>
                 <w:sz w:val="30"/>
               </w:rPr>
-              <w:t>56×96=</w:t>
+              <w:t>57×59=</w:t>
             </w:r>
           </w:p>
         </w:tc>
@@ -653,7 +653,7 @@
                 <w:rFonts w:ascii="TimeNewRoman" w:hAnsi="TimeNewRoman"/>
                 <w:sz w:val="30"/>
               </w:rPr>
-              <w:t>71×21=</w:t>
+              <w:t>41×62=</w:t>
             </w:r>
           </w:p>
         </w:tc>
@@ -670,7 +670,7 @@
                 <w:rFonts w:ascii="TimeNewRoman" w:hAnsi="TimeNewRoman"/>
                 <w:sz w:val="30"/>
               </w:rPr>
-              <w:t>73×78=</w:t>
+              <w:t>82×79=</w:t>
             </w:r>
           </w:p>
         </w:tc>
@@ -687,7 +687,7 @@
                 <w:rFonts w:ascii="TimeNewRoman" w:hAnsi="TimeNewRoman"/>
                 <w:sz w:val="30"/>
               </w:rPr>
-              <w:t>64×28=</w:t>
+              <w:t>51×93=</w:t>
             </w:r>
           </w:p>
         </w:tc>
@@ -704,7 +704,7 @@
                 <w:rFonts w:ascii="TimeNewRoman" w:hAnsi="TimeNewRoman"/>
                 <w:sz w:val="30"/>
               </w:rPr>
-              <w:t>33×33=</w:t>
+              <w:t>80×64=</w:t>
             </w:r>
           </w:p>
         </w:tc>
@@ -721,7 +721,7 @@
                 <w:rFonts w:ascii="TimeNewRoman" w:hAnsi="TimeNewRoman"/>
                 <w:sz w:val="30"/>
               </w:rPr>
-              <w:t>17×92=</w:t>
+              <w:t>60×41=</w:t>
             </w:r>
           </w:p>
         </w:tc>
@@ -868,7 +868,7 @@
                 <w:rFonts w:ascii="TimeNewRoman" w:hAnsi="TimeNewRoman"/>
                 <w:sz w:val="30"/>
               </w:rPr>
-              <w:t>59×45=</w:t>
+              <w:t>60×53=</w:t>
             </w:r>
           </w:p>
         </w:tc>
@@ -885,7 +885,7 @@
                 <w:rFonts w:ascii="TimeNewRoman" w:hAnsi="TimeNewRoman"/>
                 <w:sz w:val="30"/>
               </w:rPr>
-              <w:t>73×35=</w:t>
+              <w:t>72×91=</w:t>
             </w:r>
           </w:p>
         </w:tc>
@@ -902,7 +902,7 @@
                 <w:rFonts w:ascii="TimeNewRoman" w:hAnsi="TimeNewRoman"/>
                 <w:sz w:val="30"/>
               </w:rPr>
-              <w:t>86×47=</w:t>
+              <w:t>54×33=</w:t>
             </w:r>
           </w:p>
         </w:tc>
@@ -919,7 +919,7 @@
                 <w:rFonts w:ascii="TimeNewRoman" w:hAnsi="TimeNewRoman"/>
                 <w:sz w:val="30"/>
               </w:rPr>
-              <w:t>62×65=</w:t>
+              <w:t>94×36=</w:t>
             </w:r>
           </w:p>
         </w:tc>
@@ -936,7 +936,7 @@
                 <w:rFonts w:ascii="TimeNewRoman" w:hAnsi="TimeNewRoman"/>
                 <w:sz w:val="30"/>
               </w:rPr>
-              <w:t>28×84=</w:t>
+              <w:t>35×11=</w:t>
             </w:r>
           </w:p>
         </w:tc>

--- a/two-digit_number_multiplied_by_two-digit_number.docx
+++ b/two-digit_number_multiplied_by_two-digit_number.docx
@@ -40,7 +40,7 @@
                 <w:rFonts w:ascii="TimeNewRoman" w:hAnsi="TimeNewRoman"/>
                 <w:sz w:val="30"/>
               </w:rPr>
-              <w:t>54×14=</w:t>
+              <w:t>63×33=</w:t>
             </w:r>
           </w:p>
         </w:tc>
@@ -57,7 +57,7 @@
                 <w:rFonts w:ascii="TimeNewRoman" w:hAnsi="TimeNewRoman"/>
                 <w:sz w:val="30"/>
               </w:rPr>
-              <w:t>61×96=</w:t>
+              <w:t>71×48=</w:t>
             </w:r>
           </w:p>
         </w:tc>
@@ -74,7 +74,7 @@
                 <w:rFonts w:ascii="TimeNewRoman" w:hAnsi="TimeNewRoman"/>
                 <w:sz w:val="30"/>
               </w:rPr>
-              <w:t>46×83=</w:t>
+              <w:t>58×58=</w:t>
             </w:r>
           </w:p>
         </w:tc>
@@ -91,7 +91,7 @@
                 <w:rFonts w:ascii="TimeNewRoman" w:hAnsi="TimeNewRoman"/>
                 <w:sz w:val="30"/>
               </w:rPr>
-              <w:t>52×64=</w:t>
+              <w:t>83×66=</w:t>
             </w:r>
           </w:p>
         </w:tc>
@@ -108,7 +108,7 @@
                 <w:rFonts w:ascii="TimeNewRoman" w:hAnsi="TimeNewRoman"/>
                 <w:sz w:val="30"/>
               </w:rPr>
-              <w:t>68×22=</w:t>
+              <w:t>30×46=</w:t>
             </w:r>
           </w:p>
         </w:tc>
@@ -223,7 +223,7 @@
                 <w:rFonts w:ascii="TimeNewRoman" w:hAnsi="TimeNewRoman"/>
                 <w:sz w:val="30"/>
               </w:rPr>
-              <w:t>78×58=</w:t>
+              <w:t>71×90=</w:t>
             </w:r>
           </w:p>
         </w:tc>
@@ -240,7 +240,7 @@
                 <w:rFonts w:ascii="TimeNewRoman" w:hAnsi="TimeNewRoman"/>
                 <w:sz w:val="30"/>
               </w:rPr>
-              <w:t>63×86=</w:t>
+              <w:t>66×70=</w:t>
             </w:r>
           </w:p>
         </w:tc>
@@ -257,7 +257,7 @@
                 <w:rFonts w:ascii="TimeNewRoman" w:hAnsi="TimeNewRoman"/>
                 <w:sz w:val="30"/>
               </w:rPr>
-              <w:t>66×82=</w:t>
+              <w:t>95×82=</w:t>
             </w:r>
           </w:p>
         </w:tc>
@@ -274,7 +274,7 @@
                 <w:rFonts w:ascii="TimeNewRoman" w:hAnsi="TimeNewRoman"/>
                 <w:sz w:val="30"/>
               </w:rPr>
-              <w:t>90×48=</w:t>
+              <w:t>98×83=</w:t>
             </w:r>
           </w:p>
         </w:tc>
@@ -291,7 +291,7 @@
                 <w:rFonts w:ascii="TimeNewRoman" w:hAnsi="TimeNewRoman"/>
                 <w:sz w:val="30"/>
               </w:rPr>
-              <w:t>11×34=</w:t>
+              <w:t>14×54=</w:t>
             </w:r>
           </w:p>
         </w:tc>
@@ -438,7 +438,7 @@
                 <w:rFonts w:ascii="TimeNewRoman" w:hAnsi="TimeNewRoman"/>
                 <w:sz w:val="30"/>
               </w:rPr>
-              <w:t>32×14=</w:t>
+              <w:t>72×18=</w:t>
             </w:r>
           </w:p>
         </w:tc>
@@ -455,7 +455,7 @@
                 <w:rFonts w:ascii="TimeNewRoman" w:hAnsi="TimeNewRoman"/>
                 <w:sz w:val="30"/>
               </w:rPr>
-              <w:t>26×57=</w:t>
+              <w:t>69×35=</w:t>
             </w:r>
           </w:p>
         </w:tc>
@@ -472,7 +472,7 @@
                 <w:rFonts w:ascii="TimeNewRoman" w:hAnsi="TimeNewRoman"/>
                 <w:sz w:val="30"/>
               </w:rPr>
-              <w:t>69×75=</w:t>
+              <w:t>66×80=</w:t>
             </w:r>
           </w:p>
         </w:tc>
@@ -489,7 +489,7 @@
                 <w:rFonts w:ascii="TimeNewRoman" w:hAnsi="TimeNewRoman"/>
                 <w:sz w:val="30"/>
               </w:rPr>
-              <w:t>15×15=</w:t>
+              <w:t>55×28=</w:t>
             </w:r>
           </w:p>
         </w:tc>
@@ -506,7 +506,7 @@
                 <w:rFonts w:ascii="TimeNewRoman" w:hAnsi="TimeNewRoman"/>
                 <w:sz w:val="30"/>
               </w:rPr>
-              <w:t>57×59=</w:t>
+              <w:t>17×56=</w:t>
             </w:r>
           </w:p>
         </w:tc>
@@ -653,7 +653,7 @@
                 <w:rFonts w:ascii="TimeNewRoman" w:hAnsi="TimeNewRoman"/>
                 <w:sz w:val="30"/>
               </w:rPr>
-              <w:t>41×62=</w:t>
+              <w:t>84×13=</w:t>
             </w:r>
           </w:p>
         </w:tc>
@@ -670,7 +670,7 @@
                 <w:rFonts w:ascii="TimeNewRoman" w:hAnsi="TimeNewRoman"/>
                 <w:sz w:val="30"/>
               </w:rPr>
-              <w:t>82×79=</w:t>
+              <w:t>45×40=</w:t>
             </w:r>
           </w:p>
         </w:tc>
@@ -687,7 +687,7 @@
                 <w:rFonts w:ascii="TimeNewRoman" w:hAnsi="TimeNewRoman"/>
                 <w:sz w:val="30"/>
               </w:rPr>
-              <w:t>51×93=</w:t>
+              <w:t>61×79=</w:t>
             </w:r>
           </w:p>
         </w:tc>
@@ -704,7 +704,7 @@
                 <w:rFonts w:ascii="TimeNewRoman" w:hAnsi="TimeNewRoman"/>
                 <w:sz w:val="30"/>
               </w:rPr>
-              <w:t>80×64=</w:t>
+              <w:t>81×26=</w:t>
             </w:r>
           </w:p>
         </w:tc>
@@ -721,7 +721,7 @@
                 <w:rFonts w:ascii="TimeNewRoman" w:hAnsi="TimeNewRoman"/>
                 <w:sz w:val="30"/>
               </w:rPr>
-              <w:t>60×41=</w:t>
+              <w:t>98×48=</w:t>
             </w:r>
           </w:p>
         </w:tc>
@@ -868,7 +868,7 @@
                 <w:rFonts w:ascii="TimeNewRoman" w:hAnsi="TimeNewRoman"/>
                 <w:sz w:val="30"/>
               </w:rPr>
-              <w:t>60×53=</w:t>
+              <w:t>12×88=</w:t>
             </w:r>
           </w:p>
         </w:tc>
@@ -885,7 +885,7 @@
                 <w:rFonts w:ascii="TimeNewRoman" w:hAnsi="TimeNewRoman"/>
                 <w:sz w:val="30"/>
               </w:rPr>
-              <w:t>72×91=</w:t>
+              <w:t>53×66=</w:t>
             </w:r>
           </w:p>
         </w:tc>
@@ -902,7 +902,7 @@
                 <w:rFonts w:ascii="TimeNewRoman" w:hAnsi="TimeNewRoman"/>
                 <w:sz w:val="30"/>
               </w:rPr>
-              <w:t>54×33=</w:t>
+              <w:t>76×60=</w:t>
             </w:r>
           </w:p>
         </w:tc>
@@ -919,7 +919,7 @@
                 <w:rFonts w:ascii="TimeNewRoman" w:hAnsi="TimeNewRoman"/>
                 <w:sz w:val="30"/>
               </w:rPr>
-              <w:t>94×36=</w:t>
+              <w:t>66×76=</w:t>
             </w:r>
           </w:p>
         </w:tc>
@@ -936,7 +936,7 @@
                 <w:rFonts w:ascii="TimeNewRoman" w:hAnsi="TimeNewRoman"/>
                 <w:sz w:val="30"/>
               </w:rPr>
-              <w:t>35×11=</w:t>
+              <w:t>49×50=</w:t>
             </w:r>
           </w:p>
         </w:tc>

--- a/two-digit_number_multiplied_by_two-digit_number.docx
+++ b/two-digit_number_multiplied_by_two-digit_number.docx
@@ -11,7 +11,7 @@
           <w:rFonts w:ascii="Arial" w:hAnsi="Arial"/>
           <w:sz w:val="30"/>
         </w:rPr>
-        <w:t>2026-10-21 Wednesday</w:t>
+        <w:t>2026-10-22 Thursday</w:t>
       </w:r>
     </w:p>
     <w:tbl>
@@ -40,7 +40,7 @@
                 <w:rFonts w:ascii="TimeNewRoman" w:hAnsi="TimeNewRoman"/>
                 <w:sz w:val="30"/>
               </w:rPr>
-              <w:t>63×33=</w:t>
+              <w:t>45×97=</w:t>
             </w:r>
           </w:p>
         </w:tc>
@@ -57,7 +57,7 @@
                 <w:rFonts w:ascii="TimeNewRoman" w:hAnsi="TimeNewRoman"/>
                 <w:sz w:val="30"/>
               </w:rPr>
-              <w:t>71×48=</w:t>
+              <w:t>99×33=</w:t>
             </w:r>
           </w:p>
         </w:tc>
@@ -74,7 +74,7 @@
                 <w:rFonts w:ascii="TimeNewRoman" w:hAnsi="TimeNewRoman"/>
                 <w:sz w:val="30"/>
               </w:rPr>
-              <w:t>58×58=</w:t>
+              <w:t>65×49=</w:t>
             </w:r>
           </w:p>
         </w:tc>
@@ -91,7 +91,7 @@
                 <w:rFonts w:ascii="TimeNewRoman" w:hAnsi="TimeNewRoman"/>
                 <w:sz w:val="30"/>
               </w:rPr>
-              <w:t>83×66=</w:t>
+              <w:t>85×49=</w:t>
             </w:r>
           </w:p>
         </w:tc>
@@ -108,7 +108,7 @@
                 <w:rFonts w:ascii="TimeNewRoman" w:hAnsi="TimeNewRoman"/>
                 <w:sz w:val="30"/>
               </w:rPr>
-              <w:t>30×46=</w:t>
+              <w:t>31×13=</w:t>
             </w:r>
           </w:p>
         </w:tc>
@@ -223,7 +223,7 @@
                 <w:rFonts w:ascii="TimeNewRoman" w:hAnsi="TimeNewRoman"/>
                 <w:sz w:val="30"/>
               </w:rPr>
-              <w:t>71×90=</w:t>
+              <w:t>33×82=</w:t>
             </w:r>
           </w:p>
         </w:tc>
@@ -240,7 +240,7 @@
                 <w:rFonts w:ascii="TimeNewRoman" w:hAnsi="TimeNewRoman"/>
                 <w:sz w:val="30"/>
               </w:rPr>
-              <w:t>66×70=</w:t>
+              <w:t>80×93=</w:t>
             </w:r>
           </w:p>
         </w:tc>
@@ -257,7 +257,7 @@
                 <w:rFonts w:ascii="TimeNewRoman" w:hAnsi="TimeNewRoman"/>
                 <w:sz w:val="30"/>
               </w:rPr>
-              <w:t>95×82=</w:t>
+              <w:t>19×67=</w:t>
             </w:r>
           </w:p>
         </w:tc>
@@ -274,7 +274,7 @@
                 <w:rFonts w:ascii="TimeNewRoman" w:hAnsi="TimeNewRoman"/>
                 <w:sz w:val="30"/>
               </w:rPr>
-              <w:t>98×83=</w:t>
+              <w:t>43×33=</w:t>
             </w:r>
           </w:p>
         </w:tc>
@@ -291,7 +291,7 @@
                 <w:rFonts w:ascii="TimeNewRoman" w:hAnsi="TimeNewRoman"/>
                 <w:sz w:val="30"/>
               </w:rPr>
-              <w:t>14×54=</w:t>
+              <w:t>61×71=</w:t>
             </w:r>
           </w:p>
         </w:tc>
@@ -438,7 +438,7 @@
                 <w:rFonts w:ascii="TimeNewRoman" w:hAnsi="TimeNewRoman"/>
                 <w:sz w:val="30"/>
               </w:rPr>
-              <w:t>72×18=</w:t>
+              <w:t>47×45=</w:t>
             </w:r>
           </w:p>
         </w:tc>
@@ -455,7 +455,7 @@
                 <w:rFonts w:ascii="TimeNewRoman" w:hAnsi="TimeNewRoman"/>
                 <w:sz w:val="30"/>
               </w:rPr>
-              <w:t>69×35=</w:t>
+              <w:t>45×18=</w:t>
             </w:r>
           </w:p>
         </w:tc>
@@ -472,7 +472,7 @@
                 <w:rFonts w:ascii="TimeNewRoman" w:hAnsi="TimeNewRoman"/>
                 <w:sz w:val="30"/>
               </w:rPr>
-              <w:t>66×80=</w:t>
+              <w:t>94×16=</w:t>
             </w:r>
           </w:p>
         </w:tc>
@@ -489,7 +489,7 @@
                 <w:rFonts w:ascii="TimeNewRoman" w:hAnsi="TimeNewRoman"/>
                 <w:sz w:val="30"/>
               </w:rPr>
-              <w:t>55×28=</w:t>
+              <w:t>75×52=</w:t>
             </w:r>
           </w:p>
         </w:tc>
@@ -506,7 +506,7 @@
                 <w:rFonts w:ascii="TimeNewRoman" w:hAnsi="TimeNewRoman"/>
                 <w:sz w:val="30"/>
               </w:rPr>
-              <w:t>17×56=</w:t>
+              <w:t>37×20=</w:t>
             </w:r>
           </w:p>
         </w:tc>
@@ -653,7 +653,7 @@
                 <w:rFonts w:ascii="TimeNewRoman" w:hAnsi="TimeNewRoman"/>
                 <w:sz w:val="30"/>
               </w:rPr>
-              <w:t>84×13=</w:t>
+              <w:t>32×87=</w:t>
             </w:r>
           </w:p>
         </w:tc>
@@ -670,7 +670,7 @@
                 <w:rFonts w:ascii="TimeNewRoman" w:hAnsi="TimeNewRoman"/>
                 <w:sz w:val="30"/>
               </w:rPr>
-              <w:t>45×40=</w:t>
+              <w:t>44×45=</w:t>
             </w:r>
           </w:p>
         </w:tc>
@@ -687,7 +687,7 @@
                 <w:rFonts w:ascii="TimeNewRoman" w:hAnsi="TimeNewRoman"/>
                 <w:sz w:val="30"/>
               </w:rPr>
-              <w:t>61×79=</w:t>
+              <w:t>20×65=</w:t>
             </w:r>
           </w:p>
         </w:tc>
@@ -704,7 +704,7 @@
                 <w:rFonts w:ascii="TimeNewRoman" w:hAnsi="TimeNewRoman"/>
                 <w:sz w:val="30"/>
               </w:rPr>
-              <w:t>81×26=</w:t>
+              <w:t>45×93=</w:t>
             </w:r>
           </w:p>
         </w:tc>
@@ -721,7 +721,7 @@
                 <w:rFonts w:ascii="TimeNewRoman" w:hAnsi="TimeNewRoman"/>
                 <w:sz w:val="30"/>
               </w:rPr>
-              <w:t>98×48=</w:t>
+              <w:t>66×69=</w:t>
             </w:r>
           </w:p>
         </w:tc>
@@ -868,7 +868,7 @@
                 <w:rFonts w:ascii="TimeNewRoman" w:hAnsi="TimeNewRoman"/>
                 <w:sz w:val="30"/>
               </w:rPr>
-              <w:t>12×88=</w:t>
+              <w:t>45×87=</w:t>
             </w:r>
           </w:p>
         </w:tc>
@@ -885,7 +885,7 @@
                 <w:rFonts w:ascii="TimeNewRoman" w:hAnsi="TimeNewRoman"/>
                 <w:sz w:val="30"/>
               </w:rPr>
-              <w:t>53×66=</w:t>
+              <w:t>23×54=</w:t>
             </w:r>
           </w:p>
         </w:tc>
@@ -902,7 +902,7 @@
                 <w:rFonts w:ascii="TimeNewRoman" w:hAnsi="TimeNewRoman"/>
                 <w:sz w:val="30"/>
               </w:rPr>
-              <w:t>76×60=</w:t>
+              <w:t>92×52=</w:t>
             </w:r>
           </w:p>
         </w:tc>
@@ -919,7 +919,7 @@
                 <w:rFonts w:ascii="TimeNewRoman" w:hAnsi="TimeNewRoman"/>
                 <w:sz w:val="30"/>
               </w:rPr>
-              <w:t>66×76=</w:t>
+              <w:t>89×36=</w:t>
             </w:r>
           </w:p>
         </w:tc>
@@ -936,7 +936,7 @@
                 <w:rFonts w:ascii="TimeNewRoman" w:hAnsi="TimeNewRoman"/>
                 <w:sz w:val="30"/>
               </w:rPr>
-              <w:t>49×50=</w:t>
+              <w:t>70×19=</w:t>
             </w:r>
           </w:p>
         </w:tc>

--- a/two-digit_number_multiplied_by_two-digit_number.docx
+++ b/two-digit_number_multiplied_by_two-digit_number.docx
@@ -40,7 +40,7 @@
                 <w:rFonts w:ascii="TimeNewRoman" w:hAnsi="TimeNewRoman"/>
                 <w:sz w:val="30"/>
               </w:rPr>
-              <w:t>45×97=</w:t>
+              <w:t>35×32=</w:t>
             </w:r>
           </w:p>
         </w:tc>
@@ -57,7 +57,7 @@
                 <w:rFonts w:ascii="TimeNewRoman" w:hAnsi="TimeNewRoman"/>
                 <w:sz w:val="30"/>
               </w:rPr>
-              <w:t>99×33=</w:t>
+              <w:t>33×92=</w:t>
             </w:r>
           </w:p>
         </w:tc>
@@ -74,7 +74,7 @@
                 <w:rFonts w:ascii="TimeNewRoman" w:hAnsi="TimeNewRoman"/>
                 <w:sz w:val="30"/>
               </w:rPr>
-              <w:t>65×49=</w:t>
+              <w:t>58×20=</w:t>
             </w:r>
           </w:p>
         </w:tc>
@@ -91,7 +91,7 @@
                 <w:rFonts w:ascii="TimeNewRoman" w:hAnsi="TimeNewRoman"/>
                 <w:sz w:val="30"/>
               </w:rPr>
-              <w:t>85×49=</w:t>
+              <w:t>82×71=</w:t>
             </w:r>
           </w:p>
         </w:tc>
@@ -108,7 +108,7 @@
                 <w:rFonts w:ascii="TimeNewRoman" w:hAnsi="TimeNewRoman"/>
                 <w:sz w:val="30"/>
               </w:rPr>
-              <w:t>31×13=</w:t>
+              <w:t>78×96=</w:t>
             </w:r>
           </w:p>
         </w:tc>
@@ -223,7 +223,7 @@
                 <w:rFonts w:ascii="TimeNewRoman" w:hAnsi="TimeNewRoman"/>
                 <w:sz w:val="30"/>
               </w:rPr>
-              <w:t>33×82=</w:t>
+              <w:t>73×24=</w:t>
             </w:r>
           </w:p>
         </w:tc>
@@ -240,7 +240,7 @@
                 <w:rFonts w:ascii="TimeNewRoman" w:hAnsi="TimeNewRoman"/>
                 <w:sz w:val="30"/>
               </w:rPr>
-              <w:t>80×93=</w:t>
+              <w:t>58×77=</w:t>
             </w:r>
           </w:p>
         </w:tc>
@@ -257,7 +257,7 @@
                 <w:rFonts w:ascii="TimeNewRoman" w:hAnsi="TimeNewRoman"/>
                 <w:sz w:val="30"/>
               </w:rPr>
-              <w:t>19×67=</w:t>
+              <w:t>35×90=</w:t>
             </w:r>
           </w:p>
         </w:tc>
@@ -274,7 +274,7 @@
                 <w:rFonts w:ascii="TimeNewRoman" w:hAnsi="TimeNewRoman"/>
                 <w:sz w:val="30"/>
               </w:rPr>
-              <w:t>43×33=</w:t>
+              <w:t>39×77=</w:t>
             </w:r>
           </w:p>
         </w:tc>
@@ -291,7 +291,7 @@
                 <w:rFonts w:ascii="TimeNewRoman" w:hAnsi="TimeNewRoman"/>
                 <w:sz w:val="30"/>
               </w:rPr>
-              <w:t>61×71=</w:t>
+              <w:t>85×59=</w:t>
             </w:r>
           </w:p>
         </w:tc>
@@ -438,7 +438,7 @@
                 <w:rFonts w:ascii="TimeNewRoman" w:hAnsi="TimeNewRoman"/>
                 <w:sz w:val="30"/>
               </w:rPr>
-              <w:t>47×45=</w:t>
+              <w:t>13×89=</w:t>
             </w:r>
           </w:p>
         </w:tc>
@@ -455,7 +455,7 @@
                 <w:rFonts w:ascii="TimeNewRoman" w:hAnsi="TimeNewRoman"/>
                 <w:sz w:val="30"/>
               </w:rPr>
-              <w:t>45×18=</w:t>
+              <w:t>16×23=</w:t>
             </w:r>
           </w:p>
         </w:tc>
@@ -472,7 +472,7 @@
                 <w:rFonts w:ascii="TimeNewRoman" w:hAnsi="TimeNewRoman"/>
                 <w:sz w:val="30"/>
               </w:rPr>
-              <w:t>94×16=</w:t>
+              <w:t>11×40=</w:t>
             </w:r>
           </w:p>
         </w:tc>
@@ -489,7 +489,7 @@
                 <w:rFonts w:ascii="TimeNewRoman" w:hAnsi="TimeNewRoman"/>
                 <w:sz w:val="30"/>
               </w:rPr>
-              <w:t>75×52=</w:t>
+              <w:t>76×51=</w:t>
             </w:r>
           </w:p>
         </w:tc>
@@ -506,7 +506,7 @@
                 <w:rFonts w:ascii="TimeNewRoman" w:hAnsi="TimeNewRoman"/>
                 <w:sz w:val="30"/>
               </w:rPr>
-              <w:t>37×20=</w:t>
+              <w:t>23×43=</w:t>
             </w:r>
           </w:p>
         </w:tc>
@@ -653,7 +653,7 @@
                 <w:rFonts w:ascii="TimeNewRoman" w:hAnsi="TimeNewRoman"/>
                 <w:sz w:val="30"/>
               </w:rPr>
-              <w:t>32×87=</w:t>
+              <w:t>95×52=</w:t>
             </w:r>
           </w:p>
         </w:tc>
@@ -670,7 +670,7 @@
                 <w:rFonts w:ascii="TimeNewRoman" w:hAnsi="TimeNewRoman"/>
                 <w:sz w:val="30"/>
               </w:rPr>
-              <w:t>44×45=</w:t>
+              <w:t>65×81=</w:t>
             </w:r>
           </w:p>
         </w:tc>
@@ -687,7 +687,7 @@
                 <w:rFonts w:ascii="TimeNewRoman" w:hAnsi="TimeNewRoman"/>
                 <w:sz w:val="30"/>
               </w:rPr>
-              <w:t>20×65=</w:t>
+              <w:t>47×93=</w:t>
             </w:r>
           </w:p>
         </w:tc>
@@ -704,7 +704,7 @@
                 <w:rFonts w:ascii="TimeNewRoman" w:hAnsi="TimeNewRoman"/>
                 <w:sz w:val="30"/>
               </w:rPr>
-              <w:t>45×93=</w:t>
+              <w:t>83×74=</w:t>
             </w:r>
           </w:p>
         </w:tc>
@@ -721,7 +721,7 @@
                 <w:rFonts w:ascii="TimeNewRoman" w:hAnsi="TimeNewRoman"/>
                 <w:sz w:val="30"/>
               </w:rPr>
-              <w:t>66×69=</w:t>
+              <w:t>22×22=</w:t>
             </w:r>
           </w:p>
         </w:tc>
@@ -868,7 +868,7 @@
                 <w:rFonts w:ascii="TimeNewRoman" w:hAnsi="TimeNewRoman"/>
                 <w:sz w:val="30"/>
               </w:rPr>
-              <w:t>45×87=</w:t>
+              <w:t>17×96=</w:t>
             </w:r>
           </w:p>
         </w:tc>
@@ -885,7 +885,7 @@
                 <w:rFonts w:ascii="TimeNewRoman" w:hAnsi="TimeNewRoman"/>
                 <w:sz w:val="30"/>
               </w:rPr>
-              <w:t>23×54=</w:t>
+              <w:t>28×59=</w:t>
             </w:r>
           </w:p>
         </w:tc>
@@ -902,7 +902,7 @@
                 <w:rFonts w:ascii="TimeNewRoman" w:hAnsi="TimeNewRoman"/>
                 <w:sz w:val="30"/>
               </w:rPr>
-              <w:t>92×52=</w:t>
+              <w:t>34×60=</w:t>
             </w:r>
           </w:p>
         </w:tc>
@@ -919,7 +919,7 @@
                 <w:rFonts w:ascii="TimeNewRoman" w:hAnsi="TimeNewRoman"/>
                 <w:sz w:val="30"/>
               </w:rPr>
-              <w:t>89×36=</w:t>
+              <w:t>60×37=</w:t>
             </w:r>
           </w:p>
         </w:tc>
@@ -936,7 +936,7 @@
                 <w:rFonts w:ascii="TimeNewRoman" w:hAnsi="TimeNewRoman"/>
                 <w:sz w:val="30"/>
               </w:rPr>
-              <w:t>70×19=</w:t>
+              <w:t>53×35=</w:t>
             </w:r>
           </w:p>
         </w:tc>

--- a/two-digit_number_multiplied_by_two-digit_number.docx
+++ b/two-digit_number_multiplied_by_two-digit_number.docx
@@ -11,7 +11,7 @@
           <w:rFonts w:ascii="Arial" w:hAnsi="Arial"/>
           <w:sz w:val="30"/>
         </w:rPr>
-        <w:t>2026-10-22 Thursday</w:t>
+        <w:t>2026-10-23 Friday</w:t>
       </w:r>
     </w:p>
     <w:tbl>
@@ -40,7 +40,7 @@
                 <w:rFonts w:ascii="TimeNewRoman" w:hAnsi="TimeNewRoman"/>
                 <w:sz w:val="30"/>
               </w:rPr>
-              <w:t>35×32=</w:t>
+              <w:t>20×86=</w:t>
             </w:r>
           </w:p>
         </w:tc>
@@ -57,7 +57,7 @@
                 <w:rFonts w:ascii="TimeNewRoman" w:hAnsi="TimeNewRoman"/>
                 <w:sz w:val="30"/>
               </w:rPr>
-              <w:t>33×92=</w:t>
+              <w:t>47×38=</w:t>
             </w:r>
           </w:p>
         </w:tc>
@@ -74,7 +74,7 @@
                 <w:rFonts w:ascii="TimeNewRoman" w:hAnsi="TimeNewRoman"/>
                 <w:sz w:val="30"/>
               </w:rPr>
-              <w:t>58×20=</w:t>
+              <w:t>82×26=</w:t>
             </w:r>
           </w:p>
         </w:tc>
@@ -91,7 +91,7 @@
                 <w:rFonts w:ascii="TimeNewRoman" w:hAnsi="TimeNewRoman"/>
                 <w:sz w:val="30"/>
               </w:rPr>
-              <w:t>82×71=</w:t>
+              <w:t>98×84=</w:t>
             </w:r>
           </w:p>
         </w:tc>
@@ -108,7 +108,7 @@
                 <w:rFonts w:ascii="TimeNewRoman" w:hAnsi="TimeNewRoman"/>
                 <w:sz w:val="30"/>
               </w:rPr>
-              <w:t>78×96=</w:t>
+              <w:t>44×98=</w:t>
             </w:r>
           </w:p>
         </w:tc>
@@ -223,7 +223,7 @@
                 <w:rFonts w:ascii="TimeNewRoman" w:hAnsi="TimeNewRoman"/>
                 <w:sz w:val="30"/>
               </w:rPr>
-              <w:t>73×24=</w:t>
+              <w:t>74×57=</w:t>
             </w:r>
           </w:p>
         </w:tc>
@@ -240,7 +240,7 @@
                 <w:rFonts w:ascii="TimeNewRoman" w:hAnsi="TimeNewRoman"/>
                 <w:sz w:val="30"/>
               </w:rPr>
-              <w:t>58×77=</w:t>
+              <w:t>58×28=</w:t>
             </w:r>
           </w:p>
         </w:tc>
@@ -257,7 +257,7 @@
                 <w:rFonts w:ascii="TimeNewRoman" w:hAnsi="TimeNewRoman"/>
                 <w:sz w:val="30"/>
               </w:rPr>
-              <w:t>35×90=</w:t>
+              <w:t>17×26=</w:t>
             </w:r>
           </w:p>
         </w:tc>
@@ -274,7 +274,7 @@
                 <w:rFonts w:ascii="TimeNewRoman" w:hAnsi="TimeNewRoman"/>
                 <w:sz w:val="30"/>
               </w:rPr>
-              <w:t>39×77=</w:t>
+              <w:t>22×24=</w:t>
             </w:r>
           </w:p>
         </w:tc>
@@ -291,7 +291,7 @@
                 <w:rFonts w:ascii="TimeNewRoman" w:hAnsi="TimeNewRoman"/>
                 <w:sz w:val="30"/>
               </w:rPr>
-              <w:t>85×59=</w:t>
+              <w:t>46×64=</w:t>
             </w:r>
           </w:p>
         </w:tc>
@@ -438,7 +438,7 @@
                 <w:rFonts w:ascii="TimeNewRoman" w:hAnsi="TimeNewRoman"/>
                 <w:sz w:val="30"/>
               </w:rPr>
-              <w:t>13×89=</w:t>
+              <w:t>60×30=</w:t>
             </w:r>
           </w:p>
         </w:tc>
@@ -455,7 +455,7 @@
                 <w:rFonts w:ascii="TimeNewRoman" w:hAnsi="TimeNewRoman"/>
                 <w:sz w:val="30"/>
               </w:rPr>
-              <w:t>16×23=</w:t>
+              <w:t>71×34=</w:t>
             </w:r>
           </w:p>
         </w:tc>
@@ -472,7 +472,7 @@
                 <w:rFonts w:ascii="TimeNewRoman" w:hAnsi="TimeNewRoman"/>
                 <w:sz w:val="30"/>
               </w:rPr>
-              <w:t>11×40=</w:t>
+              <w:t>40×78=</w:t>
             </w:r>
           </w:p>
         </w:tc>
@@ -489,7 +489,7 @@
                 <w:rFonts w:ascii="TimeNewRoman" w:hAnsi="TimeNewRoman"/>
                 <w:sz w:val="30"/>
               </w:rPr>
-              <w:t>76×51=</w:t>
+              <w:t>71×43=</w:t>
             </w:r>
           </w:p>
         </w:tc>
@@ -506,7 +506,7 @@
                 <w:rFonts w:ascii="TimeNewRoman" w:hAnsi="TimeNewRoman"/>
                 <w:sz w:val="30"/>
               </w:rPr>
-              <w:t>23×43=</w:t>
+              <w:t>94×41=</w:t>
             </w:r>
           </w:p>
         </w:tc>
@@ -653,7 +653,7 @@
                 <w:rFonts w:ascii="TimeNewRoman" w:hAnsi="TimeNewRoman"/>
                 <w:sz w:val="30"/>
               </w:rPr>
-              <w:t>95×52=</w:t>
+              <w:t>39×33=</w:t>
             </w:r>
           </w:p>
         </w:tc>
@@ -670,7 +670,7 @@
                 <w:rFonts w:ascii="TimeNewRoman" w:hAnsi="TimeNewRoman"/>
                 <w:sz w:val="30"/>
               </w:rPr>
-              <w:t>65×81=</w:t>
+              <w:t>29×66=</w:t>
             </w:r>
           </w:p>
         </w:tc>
@@ -687,7 +687,7 @@
                 <w:rFonts w:ascii="TimeNewRoman" w:hAnsi="TimeNewRoman"/>
                 <w:sz w:val="30"/>
               </w:rPr>
-              <w:t>47×93=</w:t>
+              <w:t>84×42=</w:t>
             </w:r>
           </w:p>
         </w:tc>
@@ -704,7 +704,7 @@
                 <w:rFonts w:ascii="TimeNewRoman" w:hAnsi="TimeNewRoman"/>
                 <w:sz w:val="30"/>
               </w:rPr>
-              <w:t>83×74=</w:t>
+              <w:t>27×41=</w:t>
             </w:r>
           </w:p>
         </w:tc>
@@ -721,7 +721,7 @@
                 <w:rFonts w:ascii="TimeNewRoman" w:hAnsi="TimeNewRoman"/>
                 <w:sz w:val="30"/>
               </w:rPr>
-              <w:t>22×22=</w:t>
+              <w:t>15×69=</w:t>
             </w:r>
           </w:p>
         </w:tc>
@@ -868,7 +868,7 @@
                 <w:rFonts w:ascii="TimeNewRoman" w:hAnsi="TimeNewRoman"/>
                 <w:sz w:val="30"/>
               </w:rPr>
-              <w:t>17×96=</w:t>
+              <w:t>24×69=</w:t>
             </w:r>
           </w:p>
         </w:tc>
@@ -885,7 +885,7 @@
                 <w:rFonts w:ascii="TimeNewRoman" w:hAnsi="TimeNewRoman"/>
                 <w:sz w:val="30"/>
               </w:rPr>
-              <w:t>28×59=</w:t>
+              <w:t>29×22=</w:t>
             </w:r>
           </w:p>
         </w:tc>
@@ -902,7 +902,7 @@
                 <w:rFonts w:ascii="TimeNewRoman" w:hAnsi="TimeNewRoman"/>
                 <w:sz w:val="30"/>
               </w:rPr>
-              <w:t>34×60=</w:t>
+              <w:t>29×22=</w:t>
             </w:r>
           </w:p>
         </w:tc>
@@ -919,7 +919,7 @@
                 <w:rFonts w:ascii="TimeNewRoman" w:hAnsi="TimeNewRoman"/>
                 <w:sz w:val="30"/>
               </w:rPr>
-              <w:t>60×37=</w:t>
+              <w:t>16×82=</w:t>
             </w:r>
           </w:p>
         </w:tc>
@@ -936,7 +936,7 @@
                 <w:rFonts w:ascii="TimeNewRoman" w:hAnsi="TimeNewRoman"/>
                 <w:sz w:val="30"/>
               </w:rPr>
-              <w:t>53×35=</w:t>
+              <w:t>77×92=</w:t>
             </w:r>
           </w:p>
         </w:tc>

--- a/two-digit_number_multiplied_by_two-digit_number.docx
+++ b/two-digit_number_multiplied_by_two-digit_number.docx
@@ -40,7 +40,7 @@
                 <w:rFonts w:ascii="TimeNewRoman" w:hAnsi="TimeNewRoman"/>
                 <w:sz w:val="30"/>
               </w:rPr>
-              <w:t>20×86=</w:t>
+              <w:t>75×89=</w:t>
             </w:r>
           </w:p>
         </w:tc>
@@ -57,7 +57,7 @@
                 <w:rFonts w:ascii="TimeNewRoman" w:hAnsi="TimeNewRoman"/>
                 <w:sz w:val="30"/>
               </w:rPr>
-              <w:t>47×38=</w:t>
+              <w:t>31×33=</w:t>
             </w:r>
           </w:p>
         </w:tc>
@@ -74,7 +74,7 @@
                 <w:rFonts w:ascii="TimeNewRoman" w:hAnsi="TimeNewRoman"/>
                 <w:sz w:val="30"/>
               </w:rPr>
-              <w:t>82×26=</w:t>
+              <w:t>47×43=</w:t>
             </w:r>
           </w:p>
         </w:tc>
@@ -91,7 +91,7 @@
                 <w:rFonts w:ascii="TimeNewRoman" w:hAnsi="TimeNewRoman"/>
                 <w:sz w:val="30"/>
               </w:rPr>
-              <w:t>98×84=</w:t>
+              <w:t>59×17=</w:t>
             </w:r>
           </w:p>
         </w:tc>
@@ -108,7 +108,7 @@
                 <w:rFonts w:ascii="TimeNewRoman" w:hAnsi="TimeNewRoman"/>
                 <w:sz w:val="30"/>
               </w:rPr>
-              <w:t>44×98=</w:t>
+              <w:t>45×90=</w:t>
             </w:r>
           </w:p>
         </w:tc>
@@ -223,7 +223,7 @@
                 <w:rFonts w:ascii="TimeNewRoman" w:hAnsi="TimeNewRoman"/>
                 <w:sz w:val="30"/>
               </w:rPr>
-              <w:t>74×57=</w:t>
+              <w:t>40×83=</w:t>
             </w:r>
           </w:p>
         </w:tc>
@@ -240,7 +240,7 @@
                 <w:rFonts w:ascii="TimeNewRoman" w:hAnsi="TimeNewRoman"/>
                 <w:sz w:val="30"/>
               </w:rPr>
-              <w:t>58×28=</w:t>
+              <w:t>32×27=</w:t>
             </w:r>
           </w:p>
         </w:tc>
@@ -257,7 +257,7 @@
                 <w:rFonts w:ascii="TimeNewRoman" w:hAnsi="TimeNewRoman"/>
                 <w:sz w:val="30"/>
               </w:rPr>
-              <w:t>17×26=</w:t>
+              <w:t>94×62=</w:t>
             </w:r>
           </w:p>
         </w:tc>
@@ -274,7 +274,7 @@
                 <w:rFonts w:ascii="TimeNewRoman" w:hAnsi="TimeNewRoman"/>
                 <w:sz w:val="30"/>
               </w:rPr>
-              <w:t>22×24=</w:t>
+              <w:t>46×81=</w:t>
             </w:r>
           </w:p>
         </w:tc>
@@ -291,7 +291,7 @@
                 <w:rFonts w:ascii="TimeNewRoman" w:hAnsi="TimeNewRoman"/>
                 <w:sz w:val="30"/>
               </w:rPr>
-              <w:t>46×64=</w:t>
+              <w:t>74×30=</w:t>
             </w:r>
           </w:p>
         </w:tc>
@@ -438,7 +438,7 @@
                 <w:rFonts w:ascii="TimeNewRoman" w:hAnsi="TimeNewRoman"/>
                 <w:sz w:val="30"/>
               </w:rPr>
-              <w:t>60×30=</w:t>
+              <w:t>81×52=</w:t>
             </w:r>
           </w:p>
         </w:tc>
@@ -455,7 +455,7 @@
                 <w:rFonts w:ascii="TimeNewRoman" w:hAnsi="TimeNewRoman"/>
                 <w:sz w:val="30"/>
               </w:rPr>
-              <w:t>71×34=</w:t>
+              <w:t>49×62=</w:t>
             </w:r>
           </w:p>
         </w:tc>
@@ -472,7 +472,7 @@
                 <w:rFonts w:ascii="TimeNewRoman" w:hAnsi="TimeNewRoman"/>
                 <w:sz w:val="30"/>
               </w:rPr>
-              <w:t>40×78=</w:t>
+              <w:t>41×83=</w:t>
             </w:r>
           </w:p>
         </w:tc>
@@ -489,7 +489,7 @@
                 <w:rFonts w:ascii="TimeNewRoman" w:hAnsi="TimeNewRoman"/>
                 <w:sz w:val="30"/>
               </w:rPr>
-              <w:t>71×43=</w:t>
+              <w:t>93×47=</w:t>
             </w:r>
           </w:p>
         </w:tc>
@@ -506,7 +506,7 @@
                 <w:rFonts w:ascii="TimeNewRoman" w:hAnsi="TimeNewRoman"/>
                 <w:sz w:val="30"/>
               </w:rPr>
-              <w:t>94×41=</w:t>
+              <w:t>63×47=</w:t>
             </w:r>
           </w:p>
         </w:tc>
@@ -653,7 +653,7 @@
                 <w:rFonts w:ascii="TimeNewRoman" w:hAnsi="TimeNewRoman"/>
                 <w:sz w:val="30"/>
               </w:rPr>
-              <w:t>39×33=</w:t>
+              <w:t>96×46=</w:t>
             </w:r>
           </w:p>
         </w:tc>
@@ -670,7 +670,7 @@
                 <w:rFonts w:ascii="TimeNewRoman" w:hAnsi="TimeNewRoman"/>
                 <w:sz w:val="30"/>
               </w:rPr>
-              <w:t>29×66=</w:t>
+              <w:t>40×22=</w:t>
             </w:r>
           </w:p>
         </w:tc>
@@ -687,7 +687,7 @@
                 <w:rFonts w:ascii="TimeNewRoman" w:hAnsi="TimeNewRoman"/>
                 <w:sz w:val="30"/>
               </w:rPr>
-              <w:t>84×42=</w:t>
+              <w:t>75×60=</w:t>
             </w:r>
           </w:p>
         </w:tc>
@@ -704,7 +704,7 @@
                 <w:rFonts w:ascii="TimeNewRoman" w:hAnsi="TimeNewRoman"/>
                 <w:sz w:val="30"/>
               </w:rPr>
-              <w:t>27×41=</w:t>
+              <w:t>42×18=</w:t>
             </w:r>
           </w:p>
         </w:tc>
@@ -721,7 +721,7 @@
                 <w:rFonts w:ascii="TimeNewRoman" w:hAnsi="TimeNewRoman"/>
                 <w:sz w:val="30"/>
               </w:rPr>
-              <w:t>15×69=</w:t>
+              <w:t>80×99=</w:t>
             </w:r>
           </w:p>
         </w:tc>
@@ -868,7 +868,7 @@
                 <w:rFonts w:ascii="TimeNewRoman" w:hAnsi="TimeNewRoman"/>
                 <w:sz w:val="30"/>
               </w:rPr>
-              <w:t>24×69=</w:t>
+              <w:t>41×60=</w:t>
             </w:r>
           </w:p>
         </w:tc>
@@ -885,7 +885,7 @@
                 <w:rFonts w:ascii="TimeNewRoman" w:hAnsi="TimeNewRoman"/>
                 <w:sz w:val="30"/>
               </w:rPr>
-              <w:t>29×22=</w:t>
+              <w:t>21×68=</w:t>
             </w:r>
           </w:p>
         </w:tc>
@@ -902,7 +902,7 @@
                 <w:rFonts w:ascii="TimeNewRoman" w:hAnsi="TimeNewRoman"/>
                 <w:sz w:val="30"/>
               </w:rPr>
-              <w:t>29×22=</w:t>
+              <w:t>64×20=</w:t>
             </w:r>
           </w:p>
         </w:tc>
@@ -919,7 +919,7 @@
                 <w:rFonts w:ascii="TimeNewRoman" w:hAnsi="TimeNewRoman"/>
                 <w:sz w:val="30"/>
               </w:rPr>
-              <w:t>16×82=</w:t>
+              <w:t>44×57=</w:t>
             </w:r>
           </w:p>
         </w:tc>
@@ -936,7 +936,7 @@
                 <w:rFonts w:ascii="TimeNewRoman" w:hAnsi="TimeNewRoman"/>
                 <w:sz w:val="30"/>
               </w:rPr>
-              <w:t>77×92=</w:t>
+              <w:t>74×58=</w:t>
             </w:r>
           </w:p>
         </w:tc>

--- a/two-digit_number_multiplied_by_two-digit_number.docx
+++ b/two-digit_number_multiplied_by_two-digit_number.docx
@@ -11,7 +11,7 @@
           <w:rFonts w:ascii="Arial" w:hAnsi="Arial"/>
           <w:sz w:val="30"/>
         </w:rPr>
-        <w:t>2026-10-23 Friday</w:t>
+        <w:t>2026-10-24 Saturday</w:t>
       </w:r>
     </w:p>
     <w:tbl>
@@ -40,7 +40,7 @@
                 <w:rFonts w:ascii="TimeNewRoman" w:hAnsi="TimeNewRoman"/>
                 <w:sz w:val="30"/>
               </w:rPr>
-              <w:t>75×89=</w:t>
+              <w:t>44×58=</w:t>
             </w:r>
           </w:p>
         </w:tc>
@@ -57,7 +57,7 @@
                 <w:rFonts w:ascii="TimeNewRoman" w:hAnsi="TimeNewRoman"/>
                 <w:sz w:val="30"/>
               </w:rPr>
-              <w:t>31×33=</w:t>
+              <w:t>23×72=</w:t>
             </w:r>
           </w:p>
         </w:tc>
@@ -74,7 +74,7 @@
                 <w:rFonts w:ascii="TimeNewRoman" w:hAnsi="TimeNewRoman"/>
                 <w:sz w:val="30"/>
               </w:rPr>
-              <w:t>47×43=</w:t>
+              <w:t>78×61=</w:t>
             </w:r>
           </w:p>
         </w:tc>
@@ -91,7 +91,7 @@
                 <w:rFonts w:ascii="TimeNewRoman" w:hAnsi="TimeNewRoman"/>
                 <w:sz w:val="30"/>
               </w:rPr>
-              <w:t>59×17=</w:t>
+              <w:t>51×90=</w:t>
             </w:r>
           </w:p>
         </w:tc>
@@ -108,7 +108,7 @@
                 <w:rFonts w:ascii="TimeNewRoman" w:hAnsi="TimeNewRoman"/>
                 <w:sz w:val="30"/>
               </w:rPr>
-              <w:t>45×90=</w:t>
+              <w:t>30×55=</w:t>
             </w:r>
           </w:p>
         </w:tc>
@@ -223,7 +223,7 @@
                 <w:rFonts w:ascii="TimeNewRoman" w:hAnsi="TimeNewRoman"/>
                 <w:sz w:val="30"/>
               </w:rPr>
-              <w:t>40×83=</w:t>
+              <w:t>18×19=</w:t>
             </w:r>
           </w:p>
         </w:tc>
@@ -240,7 +240,7 @@
                 <w:rFonts w:ascii="TimeNewRoman" w:hAnsi="TimeNewRoman"/>
                 <w:sz w:val="30"/>
               </w:rPr>
-              <w:t>32×27=</w:t>
+              <w:t>27×18=</w:t>
             </w:r>
           </w:p>
         </w:tc>
@@ -257,7 +257,7 @@
                 <w:rFonts w:ascii="TimeNewRoman" w:hAnsi="TimeNewRoman"/>
                 <w:sz w:val="30"/>
               </w:rPr>
-              <w:t>94×62=</w:t>
+              <w:t>68×21=</w:t>
             </w:r>
           </w:p>
         </w:tc>
@@ -274,7 +274,7 @@
                 <w:rFonts w:ascii="TimeNewRoman" w:hAnsi="TimeNewRoman"/>
                 <w:sz w:val="30"/>
               </w:rPr>
-              <w:t>46×81=</w:t>
+              <w:t>83×44=</w:t>
             </w:r>
           </w:p>
         </w:tc>
@@ -291,7 +291,7 @@
                 <w:rFonts w:ascii="TimeNewRoman" w:hAnsi="TimeNewRoman"/>
                 <w:sz w:val="30"/>
               </w:rPr>
-              <w:t>74×30=</w:t>
+              <w:t>73×62=</w:t>
             </w:r>
           </w:p>
         </w:tc>
@@ -438,7 +438,7 @@
                 <w:rFonts w:ascii="TimeNewRoman" w:hAnsi="TimeNewRoman"/>
                 <w:sz w:val="30"/>
               </w:rPr>
-              <w:t>81×52=</w:t>
+              <w:t>23×22=</w:t>
             </w:r>
           </w:p>
         </w:tc>
@@ -455,7 +455,7 @@
                 <w:rFonts w:ascii="TimeNewRoman" w:hAnsi="TimeNewRoman"/>
                 <w:sz w:val="30"/>
               </w:rPr>
-              <w:t>49×62=</w:t>
+              <w:t>95×88=</w:t>
             </w:r>
           </w:p>
         </w:tc>
@@ -472,7 +472,7 @@
                 <w:rFonts w:ascii="TimeNewRoman" w:hAnsi="TimeNewRoman"/>
                 <w:sz w:val="30"/>
               </w:rPr>
-              <w:t>41×83=</w:t>
+              <w:t>20×44=</w:t>
             </w:r>
           </w:p>
         </w:tc>
@@ -489,7 +489,7 @@
                 <w:rFonts w:ascii="TimeNewRoman" w:hAnsi="TimeNewRoman"/>
                 <w:sz w:val="30"/>
               </w:rPr>
-              <w:t>93×47=</w:t>
+              <w:t>17×47=</w:t>
             </w:r>
           </w:p>
         </w:tc>
@@ -506,7 +506,7 @@
                 <w:rFonts w:ascii="TimeNewRoman" w:hAnsi="TimeNewRoman"/>
                 <w:sz w:val="30"/>
               </w:rPr>
-              <w:t>63×47=</w:t>
+              <w:t>57×51=</w:t>
             </w:r>
           </w:p>
         </w:tc>
@@ -653,7 +653,7 @@
                 <w:rFonts w:ascii="TimeNewRoman" w:hAnsi="TimeNewRoman"/>
                 <w:sz w:val="30"/>
               </w:rPr>
-              <w:t>96×46=</w:t>
+              <w:t>43×34=</w:t>
             </w:r>
           </w:p>
         </w:tc>
@@ -670,7 +670,7 @@
                 <w:rFonts w:ascii="TimeNewRoman" w:hAnsi="TimeNewRoman"/>
                 <w:sz w:val="30"/>
               </w:rPr>
-              <w:t>40×22=</w:t>
+              <w:t>97×39=</w:t>
             </w:r>
           </w:p>
         </w:tc>
@@ -687,7 +687,7 @@
                 <w:rFonts w:ascii="TimeNewRoman" w:hAnsi="TimeNewRoman"/>
                 <w:sz w:val="30"/>
               </w:rPr>
-              <w:t>75×60=</w:t>
+              <w:t>30×26=</w:t>
             </w:r>
           </w:p>
         </w:tc>
@@ -704,7 +704,7 @@
                 <w:rFonts w:ascii="TimeNewRoman" w:hAnsi="TimeNewRoman"/>
                 <w:sz w:val="30"/>
               </w:rPr>
-              <w:t>42×18=</w:t>
+              <w:t>99×68=</w:t>
             </w:r>
           </w:p>
         </w:tc>
@@ -721,7 +721,7 @@
                 <w:rFonts w:ascii="TimeNewRoman" w:hAnsi="TimeNewRoman"/>
                 <w:sz w:val="30"/>
               </w:rPr>
-              <w:t>80×99=</w:t>
+              <w:t>76×29=</w:t>
             </w:r>
           </w:p>
         </w:tc>
@@ -868,7 +868,7 @@
                 <w:rFonts w:ascii="TimeNewRoman" w:hAnsi="TimeNewRoman"/>
                 <w:sz w:val="30"/>
               </w:rPr>
-              <w:t>41×60=</w:t>
+              <w:t>87×32=</w:t>
             </w:r>
           </w:p>
         </w:tc>
@@ -885,7 +885,7 @@
                 <w:rFonts w:ascii="TimeNewRoman" w:hAnsi="TimeNewRoman"/>
                 <w:sz w:val="30"/>
               </w:rPr>
-              <w:t>21×68=</w:t>
+              <w:t>51×64=</w:t>
             </w:r>
           </w:p>
         </w:tc>
@@ -902,7 +902,7 @@
                 <w:rFonts w:ascii="TimeNewRoman" w:hAnsi="TimeNewRoman"/>
                 <w:sz w:val="30"/>
               </w:rPr>
-              <w:t>64×20=</w:t>
+              <w:t>69×40=</w:t>
             </w:r>
           </w:p>
         </w:tc>
@@ -919,7 +919,7 @@
                 <w:rFonts w:ascii="TimeNewRoman" w:hAnsi="TimeNewRoman"/>
                 <w:sz w:val="30"/>
               </w:rPr>
-              <w:t>44×57=</w:t>
+              <w:t>33×89=</w:t>
             </w:r>
           </w:p>
         </w:tc>
@@ -936,7 +936,7 @@
                 <w:rFonts w:ascii="TimeNewRoman" w:hAnsi="TimeNewRoman"/>
                 <w:sz w:val="30"/>
               </w:rPr>
-              <w:t>74×58=</w:t>
+              <w:t>79×21=</w:t>
             </w:r>
           </w:p>
         </w:tc>

--- a/two-digit_number_multiplied_by_two-digit_number.docx
+++ b/two-digit_number_multiplied_by_two-digit_number.docx
@@ -40,7 +40,7 @@
                 <w:rFonts w:ascii="TimeNewRoman" w:hAnsi="TimeNewRoman"/>
                 <w:sz w:val="30"/>
               </w:rPr>
-              <w:t>44×58=</w:t>
+              <w:t>15×13=</w:t>
             </w:r>
           </w:p>
         </w:tc>
@@ -57,7 +57,7 @@
                 <w:rFonts w:ascii="TimeNewRoman" w:hAnsi="TimeNewRoman"/>
                 <w:sz w:val="30"/>
               </w:rPr>
-              <w:t>23×72=</w:t>
+              <w:t>24×42=</w:t>
             </w:r>
           </w:p>
         </w:tc>
@@ -74,7 +74,7 @@
                 <w:rFonts w:ascii="TimeNewRoman" w:hAnsi="TimeNewRoman"/>
                 <w:sz w:val="30"/>
               </w:rPr>
-              <w:t>78×61=</w:t>
+              <w:t>59×34=</w:t>
             </w:r>
           </w:p>
         </w:tc>
@@ -91,7 +91,7 @@
                 <w:rFonts w:ascii="TimeNewRoman" w:hAnsi="TimeNewRoman"/>
                 <w:sz w:val="30"/>
               </w:rPr>
-              <w:t>51×90=</w:t>
+              <w:t>91×34=</w:t>
             </w:r>
           </w:p>
         </w:tc>
@@ -108,7 +108,7 @@
                 <w:rFonts w:ascii="TimeNewRoman" w:hAnsi="TimeNewRoman"/>
                 <w:sz w:val="30"/>
               </w:rPr>
-              <w:t>30×55=</w:t>
+              <w:t>73×33=</w:t>
             </w:r>
           </w:p>
         </w:tc>
@@ -223,7 +223,7 @@
                 <w:rFonts w:ascii="TimeNewRoman" w:hAnsi="TimeNewRoman"/>
                 <w:sz w:val="30"/>
               </w:rPr>
-              <w:t>18×19=</w:t>
+              <w:t>46×71=</w:t>
             </w:r>
           </w:p>
         </w:tc>
@@ -240,7 +240,7 @@
                 <w:rFonts w:ascii="TimeNewRoman" w:hAnsi="TimeNewRoman"/>
                 <w:sz w:val="30"/>
               </w:rPr>
-              <w:t>27×18=</w:t>
+              <w:t>95×59=</w:t>
             </w:r>
           </w:p>
         </w:tc>
@@ -257,7 +257,7 @@
                 <w:rFonts w:ascii="TimeNewRoman" w:hAnsi="TimeNewRoman"/>
                 <w:sz w:val="30"/>
               </w:rPr>
-              <w:t>68×21=</w:t>
+              <w:t>73×78=</w:t>
             </w:r>
           </w:p>
         </w:tc>
@@ -274,7 +274,7 @@
                 <w:rFonts w:ascii="TimeNewRoman" w:hAnsi="TimeNewRoman"/>
                 <w:sz w:val="30"/>
               </w:rPr>
-              <w:t>83×44=</w:t>
+              <w:t>88×37=</w:t>
             </w:r>
           </w:p>
         </w:tc>
@@ -291,7 +291,7 @@
                 <w:rFonts w:ascii="TimeNewRoman" w:hAnsi="TimeNewRoman"/>
                 <w:sz w:val="30"/>
               </w:rPr>
-              <w:t>73×62=</w:t>
+              <w:t>30×63=</w:t>
             </w:r>
           </w:p>
         </w:tc>
@@ -438,7 +438,7 @@
                 <w:rFonts w:ascii="TimeNewRoman" w:hAnsi="TimeNewRoman"/>
                 <w:sz w:val="30"/>
               </w:rPr>
-              <w:t>23×22=</w:t>
+              <w:t>26×30=</w:t>
             </w:r>
           </w:p>
         </w:tc>
@@ -455,7 +455,7 @@
                 <w:rFonts w:ascii="TimeNewRoman" w:hAnsi="TimeNewRoman"/>
                 <w:sz w:val="30"/>
               </w:rPr>
-              <w:t>95×88=</w:t>
+              <w:t>30×59=</w:t>
             </w:r>
           </w:p>
         </w:tc>
@@ -472,7 +472,7 @@
                 <w:rFonts w:ascii="TimeNewRoman" w:hAnsi="TimeNewRoman"/>
                 <w:sz w:val="30"/>
               </w:rPr>
-              <w:t>20×44=</w:t>
+              <w:t>49×89=</w:t>
             </w:r>
           </w:p>
         </w:tc>
@@ -489,7 +489,7 @@
                 <w:rFonts w:ascii="TimeNewRoman" w:hAnsi="TimeNewRoman"/>
                 <w:sz w:val="30"/>
               </w:rPr>
-              <w:t>17×47=</w:t>
+              <w:t>20×77=</w:t>
             </w:r>
           </w:p>
         </w:tc>
@@ -506,7 +506,7 @@
                 <w:rFonts w:ascii="TimeNewRoman" w:hAnsi="TimeNewRoman"/>
                 <w:sz w:val="30"/>
               </w:rPr>
-              <w:t>57×51=</w:t>
+              <w:t>19×17=</w:t>
             </w:r>
           </w:p>
         </w:tc>
@@ -653,7 +653,7 @@
                 <w:rFonts w:ascii="TimeNewRoman" w:hAnsi="TimeNewRoman"/>
                 <w:sz w:val="30"/>
               </w:rPr>
-              <w:t>43×34=</w:t>
+              <w:t>55×97=</w:t>
             </w:r>
           </w:p>
         </w:tc>
@@ -670,7 +670,7 @@
                 <w:rFonts w:ascii="TimeNewRoman" w:hAnsi="TimeNewRoman"/>
                 <w:sz w:val="30"/>
               </w:rPr>
-              <w:t>97×39=</w:t>
+              <w:t>75×77=</w:t>
             </w:r>
           </w:p>
         </w:tc>
@@ -687,7 +687,7 @@
                 <w:rFonts w:ascii="TimeNewRoman" w:hAnsi="TimeNewRoman"/>
                 <w:sz w:val="30"/>
               </w:rPr>
-              <w:t>30×26=</w:t>
+              <w:t>61×33=</w:t>
             </w:r>
           </w:p>
         </w:tc>
@@ -704,7 +704,7 @@
                 <w:rFonts w:ascii="TimeNewRoman" w:hAnsi="TimeNewRoman"/>
                 <w:sz w:val="30"/>
               </w:rPr>
-              <w:t>99×68=</w:t>
+              <w:t>31×94=</w:t>
             </w:r>
           </w:p>
         </w:tc>
@@ -721,7 +721,7 @@
                 <w:rFonts w:ascii="TimeNewRoman" w:hAnsi="TimeNewRoman"/>
                 <w:sz w:val="30"/>
               </w:rPr>
-              <w:t>76×29=</w:t>
+              <w:t>58×83=</w:t>
             </w:r>
           </w:p>
         </w:tc>
@@ -868,7 +868,7 @@
                 <w:rFonts w:ascii="TimeNewRoman" w:hAnsi="TimeNewRoman"/>
                 <w:sz w:val="30"/>
               </w:rPr>
-              <w:t>87×32=</w:t>
+              <w:t>73×51=</w:t>
             </w:r>
           </w:p>
         </w:tc>
@@ -885,7 +885,7 @@
                 <w:rFonts w:ascii="TimeNewRoman" w:hAnsi="TimeNewRoman"/>
                 <w:sz w:val="30"/>
               </w:rPr>
-              <w:t>51×64=</w:t>
+              <w:t>30×39=</w:t>
             </w:r>
           </w:p>
         </w:tc>
@@ -902,7 +902,7 @@
                 <w:rFonts w:ascii="TimeNewRoman" w:hAnsi="TimeNewRoman"/>
                 <w:sz w:val="30"/>
               </w:rPr>
-              <w:t>69×40=</w:t>
+              <w:t>16×34=</w:t>
             </w:r>
           </w:p>
         </w:tc>
@@ -919,7 +919,7 @@
                 <w:rFonts w:ascii="TimeNewRoman" w:hAnsi="TimeNewRoman"/>
                 <w:sz w:val="30"/>
               </w:rPr>
-              <w:t>33×89=</w:t>
+              <w:t>64×80=</w:t>
             </w:r>
           </w:p>
         </w:tc>
@@ -936,7 +936,7 @@
                 <w:rFonts w:ascii="TimeNewRoman" w:hAnsi="TimeNewRoman"/>
                 <w:sz w:val="30"/>
               </w:rPr>
-              <w:t>79×21=</w:t>
+              <w:t>33×24=</w:t>
             </w:r>
           </w:p>
         </w:tc>

--- a/two-digit_number_multiplied_by_two-digit_number.docx
+++ b/two-digit_number_multiplied_by_two-digit_number.docx
@@ -11,7 +11,7 @@
           <w:rFonts w:ascii="Arial" w:hAnsi="Arial"/>
           <w:sz w:val="30"/>
         </w:rPr>
-        <w:t>2026-10-24 Saturday</w:t>
+        <w:t>2026-10-25 Sunday</w:t>
       </w:r>
     </w:p>
     <w:tbl>
@@ -40,7 +40,7 @@
                 <w:rFonts w:ascii="TimeNewRoman" w:hAnsi="TimeNewRoman"/>
                 <w:sz w:val="30"/>
               </w:rPr>
-              <w:t>15×13=</w:t>
+              <w:t>11×50=</w:t>
             </w:r>
           </w:p>
         </w:tc>
@@ -57,7 +57,7 @@
                 <w:rFonts w:ascii="TimeNewRoman" w:hAnsi="TimeNewRoman"/>
                 <w:sz w:val="30"/>
               </w:rPr>
-              <w:t>24×42=</w:t>
+              <w:t>37×36=</w:t>
             </w:r>
           </w:p>
         </w:tc>
@@ -74,7 +74,7 @@
                 <w:rFonts w:ascii="TimeNewRoman" w:hAnsi="TimeNewRoman"/>
                 <w:sz w:val="30"/>
               </w:rPr>
-              <w:t>59×34=</w:t>
+              <w:t>44×12=</w:t>
             </w:r>
           </w:p>
         </w:tc>
@@ -91,7 +91,7 @@
                 <w:rFonts w:ascii="TimeNewRoman" w:hAnsi="TimeNewRoman"/>
                 <w:sz w:val="30"/>
               </w:rPr>
-              <w:t>91×34=</w:t>
+              <w:t>83×13=</w:t>
             </w:r>
           </w:p>
         </w:tc>
@@ -108,7 +108,7 @@
                 <w:rFonts w:ascii="TimeNewRoman" w:hAnsi="TimeNewRoman"/>
                 <w:sz w:val="30"/>
               </w:rPr>
-              <w:t>73×33=</w:t>
+              <w:t>48×98=</w:t>
             </w:r>
           </w:p>
         </w:tc>
@@ -223,7 +223,7 @@
                 <w:rFonts w:ascii="TimeNewRoman" w:hAnsi="TimeNewRoman"/>
                 <w:sz w:val="30"/>
               </w:rPr>
-              <w:t>46×71=</w:t>
+              <w:t>90×20=</w:t>
             </w:r>
           </w:p>
         </w:tc>
@@ -240,7 +240,7 @@
                 <w:rFonts w:ascii="TimeNewRoman" w:hAnsi="TimeNewRoman"/>
                 <w:sz w:val="30"/>
               </w:rPr>
-              <w:t>95×59=</w:t>
+              <w:t>26×13=</w:t>
             </w:r>
           </w:p>
         </w:tc>
@@ -257,7 +257,7 @@
                 <w:rFonts w:ascii="TimeNewRoman" w:hAnsi="TimeNewRoman"/>
                 <w:sz w:val="30"/>
               </w:rPr>
-              <w:t>73×78=</w:t>
+              <w:t>34×41=</w:t>
             </w:r>
           </w:p>
         </w:tc>
@@ -274,7 +274,7 @@
                 <w:rFonts w:ascii="TimeNewRoman" w:hAnsi="TimeNewRoman"/>
                 <w:sz w:val="30"/>
               </w:rPr>
-              <w:t>88×37=</w:t>
+              <w:t>83×87=</w:t>
             </w:r>
           </w:p>
         </w:tc>
@@ -291,7 +291,7 @@
                 <w:rFonts w:ascii="TimeNewRoman" w:hAnsi="TimeNewRoman"/>
                 <w:sz w:val="30"/>
               </w:rPr>
-              <w:t>30×63=</w:t>
+              <w:t>71×17=</w:t>
             </w:r>
           </w:p>
         </w:tc>
@@ -438,7 +438,7 @@
                 <w:rFonts w:ascii="TimeNewRoman" w:hAnsi="TimeNewRoman"/>
                 <w:sz w:val="30"/>
               </w:rPr>
-              <w:t>26×30=</w:t>
+              <w:t>15×12=</w:t>
             </w:r>
           </w:p>
         </w:tc>
@@ -455,7 +455,7 @@
                 <w:rFonts w:ascii="TimeNewRoman" w:hAnsi="TimeNewRoman"/>
                 <w:sz w:val="30"/>
               </w:rPr>
-              <w:t>30×59=</w:t>
+              <w:t>43×42=</w:t>
             </w:r>
           </w:p>
         </w:tc>
@@ -472,7 +472,7 @@
                 <w:rFonts w:ascii="TimeNewRoman" w:hAnsi="TimeNewRoman"/>
                 <w:sz w:val="30"/>
               </w:rPr>
-              <w:t>49×89=</w:t>
+              <w:t>87×65=</w:t>
             </w:r>
           </w:p>
         </w:tc>
@@ -489,7 +489,7 @@
                 <w:rFonts w:ascii="TimeNewRoman" w:hAnsi="TimeNewRoman"/>
                 <w:sz w:val="30"/>
               </w:rPr>
-              <w:t>20×77=</w:t>
+              <w:t>18×25=</w:t>
             </w:r>
           </w:p>
         </w:tc>
@@ -506,7 +506,7 @@
                 <w:rFonts w:ascii="TimeNewRoman" w:hAnsi="TimeNewRoman"/>
                 <w:sz w:val="30"/>
               </w:rPr>
-              <w:t>19×17=</w:t>
+              <w:t>74×95=</w:t>
             </w:r>
           </w:p>
         </w:tc>
@@ -653,7 +653,7 @@
                 <w:rFonts w:ascii="TimeNewRoman" w:hAnsi="TimeNewRoman"/>
                 <w:sz w:val="30"/>
               </w:rPr>
-              <w:t>55×97=</w:t>
+              <w:t>28×47=</w:t>
             </w:r>
           </w:p>
         </w:tc>
@@ -670,7 +670,7 @@
                 <w:rFonts w:ascii="TimeNewRoman" w:hAnsi="TimeNewRoman"/>
                 <w:sz w:val="30"/>
               </w:rPr>
-              <w:t>75×77=</w:t>
+              <w:t>38×99=</w:t>
             </w:r>
           </w:p>
         </w:tc>
@@ -687,7 +687,7 @@
                 <w:rFonts w:ascii="TimeNewRoman" w:hAnsi="TimeNewRoman"/>
                 <w:sz w:val="30"/>
               </w:rPr>
-              <w:t>61×33=</w:t>
+              <w:t>13×44=</w:t>
             </w:r>
           </w:p>
         </w:tc>
@@ -704,7 +704,7 @@
                 <w:rFonts w:ascii="TimeNewRoman" w:hAnsi="TimeNewRoman"/>
                 <w:sz w:val="30"/>
               </w:rPr>
-              <w:t>31×94=</w:t>
+              <w:t>57×99=</w:t>
             </w:r>
           </w:p>
         </w:tc>
@@ -721,7 +721,7 @@
                 <w:rFonts w:ascii="TimeNewRoman" w:hAnsi="TimeNewRoman"/>
                 <w:sz w:val="30"/>
               </w:rPr>
-              <w:t>58×83=</w:t>
+              <w:t>60×21=</w:t>
             </w:r>
           </w:p>
         </w:tc>
@@ -868,7 +868,7 @@
                 <w:rFonts w:ascii="TimeNewRoman" w:hAnsi="TimeNewRoman"/>
                 <w:sz w:val="30"/>
               </w:rPr>
-              <w:t>73×51=</w:t>
+              <w:t>45×48=</w:t>
             </w:r>
           </w:p>
         </w:tc>
@@ -885,7 +885,7 @@
                 <w:rFonts w:ascii="TimeNewRoman" w:hAnsi="TimeNewRoman"/>
                 <w:sz w:val="30"/>
               </w:rPr>
-              <w:t>30×39=</w:t>
+              <w:t>49×12=</w:t>
             </w:r>
           </w:p>
         </w:tc>
@@ -902,7 +902,7 @@
                 <w:rFonts w:ascii="TimeNewRoman" w:hAnsi="TimeNewRoman"/>
                 <w:sz w:val="30"/>
               </w:rPr>
-              <w:t>16×34=</w:t>
+              <w:t>92×67=</w:t>
             </w:r>
           </w:p>
         </w:tc>
@@ -919,7 +919,7 @@
                 <w:rFonts w:ascii="TimeNewRoman" w:hAnsi="TimeNewRoman"/>
                 <w:sz w:val="30"/>
               </w:rPr>
-              <w:t>64×80=</w:t>
+              <w:t>76×66=</w:t>
             </w:r>
           </w:p>
         </w:tc>
@@ -936,7 +936,7 @@
                 <w:rFonts w:ascii="TimeNewRoman" w:hAnsi="TimeNewRoman"/>
                 <w:sz w:val="30"/>
               </w:rPr>
-              <w:t>33×24=</w:t>
+              <w:t>41×92=</w:t>
             </w:r>
           </w:p>
         </w:tc>

--- a/two-digit_number_multiplied_by_two-digit_number.docx
+++ b/two-digit_number_multiplied_by_two-digit_number.docx
@@ -40,7 +40,7 @@
                 <w:rFonts w:ascii="TimeNewRoman" w:hAnsi="TimeNewRoman"/>
                 <w:sz w:val="30"/>
               </w:rPr>
-              <w:t>11×50=</w:t>
+              <w:t>47×44=</w:t>
             </w:r>
           </w:p>
         </w:tc>
@@ -57,7 +57,7 @@
                 <w:rFonts w:ascii="TimeNewRoman" w:hAnsi="TimeNewRoman"/>
                 <w:sz w:val="30"/>
               </w:rPr>
-              <w:t>37×36=</w:t>
+              <w:t>71×64=</w:t>
             </w:r>
           </w:p>
         </w:tc>
@@ -74,7 +74,7 @@
                 <w:rFonts w:ascii="TimeNewRoman" w:hAnsi="TimeNewRoman"/>
                 <w:sz w:val="30"/>
               </w:rPr>
-              <w:t>44×12=</w:t>
+              <w:t>52×89=</w:t>
             </w:r>
           </w:p>
         </w:tc>
@@ -91,7 +91,7 @@
                 <w:rFonts w:ascii="TimeNewRoman" w:hAnsi="TimeNewRoman"/>
                 <w:sz w:val="30"/>
               </w:rPr>
-              <w:t>83×13=</w:t>
+              <w:t>38×55=</w:t>
             </w:r>
           </w:p>
         </w:tc>
@@ -108,7 +108,7 @@
                 <w:rFonts w:ascii="TimeNewRoman" w:hAnsi="TimeNewRoman"/>
                 <w:sz w:val="30"/>
               </w:rPr>
-              <w:t>48×98=</w:t>
+              <w:t>85×28=</w:t>
             </w:r>
           </w:p>
         </w:tc>
@@ -223,7 +223,7 @@
                 <w:rFonts w:ascii="TimeNewRoman" w:hAnsi="TimeNewRoman"/>
                 <w:sz w:val="30"/>
               </w:rPr>
-              <w:t>90×20=</w:t>
+              <w:t>23×77=</w:t>
             </w:r>
           </w:p>
         </w:tc>
@@ -240,7 +240,7 @@
                 <w:rFonts w:ascii="TimeNewRoman" w:hAnsi="TimeNewRoman"/>
                 <w:sz w:val="30"/>
               </w:rPr>
-              <w:t>26×13=</w:t>
+              <w:t>60×43=</w:t>
             </w:r>
           </w:p>
         </w:tc>
@@ -257,7 +257,7 @@
                 <w:rFonts w:ascii="TimeNewRoman" w:hAnsi="TimeNewRoman"/>
                 <w:sz w:val="30"/>
               </w:rPr>
-              <w:t>34×41=</w:t>
+              <w:t>14×58=</w:t>
             </w:r>
           </w:p>
         </w:tc>
@@ -274,7 +274,7 @@
                 <w:rFonts w:ascii="TimeNewRoman" w:hAnsi="TimeNewRoman"/>
                 <w:sz w:val="30"/>
               </w:rPr>
-              <w:t>83×87=</w:t>
+              <w:t>69×39=</w:t>
             </w:r>
           </w:p>
         </w:tc>
@@ -291,7 +291,7 @@
                 <w:rFonts w:ascii="TimeNewRoman" w:hAnsi="TimeNewRoman"/>
                 <w:sz w:val="30"/>
               </w:rPr>
-              <w:t>71×17=</w:t>
+              <w:t>11×80=</w:t>
             </w:r>
           </w:p>
         </w:tc>
@@ -438,7 +438,7 @@
                 <w:rFonts w:ascii="TimeNewRoman" w:hAnsi="TimeNewRoman"/>
                 <w:sz w:val="30"/>
               </w:rPr>
-              <w:t>15×12=</w:t>
+              <w:t>32×30=</w:t>
             </w:r>
           </w:p>
         </w:tc>
@@ -455,7 +455,7 @@
                 <w:rFonts w:ascii="TimeNewRoman" w:hAnsi="TimeNewRoman"/>
                 <w:sz w:val="30"/>
               </w:rPr>
-              <w:t>43×42=</w:t>
+              <w:t>62×56=</w:t>
             </w:r>
           </w:p>
         </w:tc>
@@ -472,7 +472,7 @@
                 <w:rFonts w:ascii="TimeNewRoman" w:hAnsi="TimeNewRoman"/>
                 <w:sz w:val="30"/>
               </w:rPr>
-              <w:t>87×65=</w:t>
+              <w:t>28×88=</w:t>
             </w:r>
           </w:p>
         </w:tc>
@@ -489,7 +489,7 @@
                 <w:rFonts w:ascii="TimeNewRoman" w:hAnsi="TimeNewRoman"/>
                 <w:sz w:val="30"/>
               </w:rPr>
-              <w:t>18×25=</w:t>
+              <w:t>24×34=</w:t>
             </w:r>
           </w:p>
         </w:tc>
@@ -506,7 +506,7 @@
                 <w:rFonts w:ascii="TimeNewRoman" w:hAnsi="TimeNewRoman"/>
                 <w:sz w:val="30"/>
               </w:rPr>
-              <w:t>74×95=</w:t>
+              <w:t>69×18=</w:t>
             </w:r>
           </w:p>
         </w:tc>
@@ -653,7 +653,7 @@
                 <w:rFonts w:ascii="TimeNewRoman" w:hAnsi="TimeNewRoman"/>
                 <w:sz w:val="30"/>
               </w:rPr>
-              <w:t>28×47=</w:t>
+              <w:t>16×25=</w:t>
             </w:r>
           </w:p>
         </w:tc>
@@ -670,7 +670,7 @@
                 <w:rFonts w:ascii="TimeNewRoman" w:hAnsi="TimeNewRoman"/>
                 <w:sz w:val="30"/>
               </w:rPr>
-              <w:t>38×99=</w:t>
+              <w:t>83×68=</w:t>
             </w:r>
           </w:p>
         </w:tc>
@@ -687,7 +687,7 @@
                 <w:rFonts w:ascii="TimeNewRoman" w:hAnsi="TimeNewRoman"/>
                 <w:sz w:val="30"/>
               </w:rPr>
-              <w:t>13×44=</w:t>
+              <w:t>82×46=</w:t>
             </w:r>
           </w:p>
         </w:tc>
@@ -704,7 +704,7 @@
                 <w:rFonts w:ascii="TimeNewRoman" w:hAnsi="TimeNewRoman"/>
                 <w:sz w:val="30"/>
               </w:rPr>
-              <w:t>57×99=</w:t>
+              <w:t>20×69=</w:t>
             </w:r>
           </w:p>
         </w:tc>
@@ -721,7 +721,7 @@
                 <w:rFonts w:ascii="TimeNewRoman" w:hAnsi="TimeNewRoman"/>
                 <w:sz w:val="30"/>
               </w:rPr>
-              <w:t>60×21=</w:t>
+              <w:t>22×18=</w:t>
             </w:r>
           </w:p>
         </w:tc>
@@ -868,7 +868,7 @@
                 <w:rFonts w:ascii="TimeNewRoman" w:hAnsi="TimeNewRoman"/>
                 <w:sz w:val="30"/>
               </w:rPr>
-              <w:t>45×48=</w:t>
+              <w:t>76×98=</w:t>
             </w:r>
           </w:p>
         </w:tc>
@@ -885,7 +885,7 @@
                 <w:rFonts w:ascii="TimeNewRoman" w:hAnsi="TimeNewRoman"/>
                 <w:sz w:val="30"/>
               </w:rPr>
-              <w:t>49×12=</w:t>
+              <w:t>34×51=</w:t>
             </w:r>
           </w:p>
         </w:tc>
@@ -902,7 +902,7 @@
                 <w:rFonts w:ascii="TimeNewRoman" w:hAnsi="TimeNewRoman"/>
                 <w:sz w:val="30"/>
               </w:rPr>
-              <w:t>92×67=</w:t>
+              <w:t>61×99=</w:t>
             </w:r>
           </w:p>
         </w:tc>
@@ -919,7 +919,7 @@
                 <w:rFonts w:ascii="TimeNewRoman" w:hAnsi="TimeNewRoman"/>
                 <w:sz w:val="30"/>
               </w:rPr>
-              <w:t>76×66=</w:t>
+              <w:t>83×20=</w:t>
             </w:r>
           </w:p>
         </w:tc>
@@ -936,7 +936,7 @@
                 <w:rFonts w:ascii="TimeNewRoman" w:hAnsi="TimeNewRoman"/>
                 <w:sz w:val="30"/>
               </w:rPr>
-              <w:t>41×92=</w:t>
+              <w:t>30×63=</w:t>
             </w:r>
           </w:p>
         </w:tc>

--- a/two-digit_number_multiplied_by_two-digit_number.docx
+++ b/two-digit_number_multiplied_by_two-digit_number.docx
@@ -11,7 +11,7 @@
           <w:rFonts w:ascii="Arial" w:hAnsi="Arial"/>
           <w:sz w:val="30"/>
         </w:rPr>
-        <w:t>2026-10-25 Sunday</w:t>
+        <w:t>2026-10-26 Monday</w:t>
       </w:r>
     </w:p>
     <w:tbl>
@@ -40,7 +40,7 @@
                 <w:rFonts w:ascii="TimeNewRoman" w:hAnsi="TimeNewRoman"/>
                 <w:sz w:val="30"/>
               </w:rPr>
-              <w:t>47×44=</w:t>
+              <w:t>87×64=</w:t>
             </w:r>
           </w:p>
         </w:tc>
@@ -57,7 +57,7 @@
                 <w:rFonts w:ascii="TimeNewRoman" w:hAnsi="TimeNewRoman"/>
                 <w:sz w:val="30"/>
               </w:rPr>
-              <w:t>71×64=</w:t>
+              <w:t>64×97=</w:t>
             </w:r>
           </w:p>
         </w:tc>
@@ -74,7 +74,7 @@
                 <w:rFonts w:ascii="TimeNewRoman" w:hAnsi="TimeNewRoman"/>
                 <w:sz w:val="30"/>
               </w:rPr>
-              <w:t>52×89=</w:t>
+              <w:t>60×40=</w:t>
             </w:r>
           </w:p>
         </w:tc>
@@ -91,7 +91,7 @@
                 <w:rFonts w:ascii="TimeNewRoman" w:hAnsi="TimeNewRoman"/>
                 <w:sz w:val="30"/>
               </w:rPr>
-              <w:t>38×55=</w:t>
+              <w:t>15×72=</w:t>
             </w:r>
           </w:p>
         </w:tc>
@@ -108,7 +108,7 @@
                 <w:rFonts w:ascii="TimeNewRoman" w:hAnsi="TimeNewRoman"/>
                 <w:sz w:val="30"/>
               </w:rPr>
-              <w:t>85×28=</w:t>
+              <w:t>11×90=</w:t>
             </w:r>
           </w:p>
         </w:tc>
@@ -223,7 +223,7 @@
                 <w:rFonts w:ascii="TimeNewRoman" w:hAnsi="TimeNewRoman"/>
                 <w:sz w:val="30"/>
               </w:rPr>
-              <w:t>23×77=</w:t>
+              <w:t>64×45=</w:t>
             </w:r>
           </w:p>
         </w:tc>
@@ -240,7 +240,7 @@
                 <w:rFonts w:ascii="TimeNewRoman" w:hAnsi="TimeNewRoman"/>
                 <w:sz w:val="30"/>
               </w:rPr>
-              <w:t>60×43=</w:t>
+              <w:t>71×84=</w:t>
             </w:r>
           </w:p>
         </w:tc>
@@ -257,7 +257,7 @@
                 <w:rFonts w:ascii="TimeNewRoman" w:hAnsi="TimeNewRoman"/>
                 <w:sz w:val="30"/>
               </w:rPr>
-              <w:t>14×58=</w:t>
+              <w:t>96×83=</w:t>
             </w:r>
           </w:p>
         </w:tc>
@@ -274,7 +274,7 @@
                 <w:rFonts w:ascii="TimeNewRoman" w:hAnsi="TimeNewRoman"/>
                 <w:sz w:val="30"/>
               </w:rPr>
-              <w:t>69×39=</w:t>
+              <w:t>41×78=</w:t>
             </w:r>
           </w:p>
         </w:tc>
@@ -291,7 +291,7 @@
                 <w:rFonts w:ascii="TimeNewRoman" w:hAnsi="TimeNewRoman"/>
                 <w:sz w:val="30"/>
               </w:rPr>
-              <w:t>11×80=</w:t>
+              <w:t>28×68=</w:t>
             </w:r>
           </w:p>
         </w:tc>
@@ -438,7 +438,7 @@
                 <w:rFonts w:ascii="TimeNewRoman" w:hAnsi="TimeNewRoman"/>
                 <w:sz w:val="30"/>
               </w:rPr>
-              <w:t>32×30=</w:t>
+              <w:t>21×41=</w:t>
             </w:r>
           </w:p>
         </w:tc>
@@ -455,7 +455,7 @@
                 <w:rFonts w:ascii="TimeNewRoman" w:hAnsi="TimeNewRoman"/>
                 <w:sz w:val="30"/>
               </w:rPr>
-              <w:t>62×56=</w:t>
+              <w:t>26×12=</w:t>
             </w:r>
           </w:p>
         </w:tc>
@@ -472,7 +472,7 @@
                 <w:rFonts w:ascii="TimeNewRoman" w:hAnsi="TimeNewRoman"/>
                 <w:sz w:val="30"/>
               </w:rPr>
-              <w:t>28×88=</w:t>
+              <w:t>59×39=</w:t>
             </w:r>
           </w:p>
         </w:tc>
@@ -489,7 +489,7 @@
                 <w:rFonts w:ascii="TimeNewRoman" w:hAnsi="TimeNewRoman"/>
                 <w:sz w:val="30"/>
               </w:rPr>
-              <w:t>24×34=</w:t>
+              <w:t>82×84=</w:t>
             </w:r>
           </w:p>
         </w:tc>
@@ -506,7 +506,7 @@
                 <w:rFonts w:ascii="TimeNewRoman" w:hAnsi="TimeNewRoman"/>
                 <w:sz w:val="30"/>
               </w:rPr>
-              <w:t>69×18=</w:t>
+              <w:t>74×58=</w:t>
             </w:r>
           </w:p>
         </w:tc>
@@ -653,7 +653,7 @@
                 <w:rFonts w:ascii="TimeNewRoman" w:hAnsi="TimeNewRoman"/>
                 <w:sz w:val="30"/>
               </w:rPr>
-              <w:t>16×25=</w:t>
+              <w:t>55×58=</w:t>
             </w:r>
           </w:p>
         </w:tc>
@@ -670,7 +670,7 @@
                 <w:rFonts w:ascii="TimeNewRoman" w:hAnsi="TimeNewRoman"/>
                 <w:sz w:val="30"/>
               </w:rPr>
-              <w:t>83×68=</w:t>
+              <w:t>69×25=</w:t>
             </w:r>
           </w:p>
         </w:tc>
@@ -687,7 +687,7 @@
                 <w:rFonts w:ascii="TimeNewRoman" w:hAnsi="TimeNewRoman"/>
                 <w:sz w:val="30"/>
               </w:rPr>
-              <w:t>82×46=</w:t>
+              <w:t>98×58=</w:t>
             </w:r>
           </w:p>
         </w:tc>
@@ -704,7 +704,7 @@
                 <w:rFonts w:ascii="TimeNewRoman" w:hAnsi="TimeNewRoman"/>
                 <w:sz w:val="30"/>
               </w:rPr>
-              <w:t>20×69=</w:t>
+              <w:t>51×20=</w:t>
             </w:r>
           </w:p>
         </w:tc>
@@ -721,7 +721,7 @@
                 <w:rFonts w:ascii="TimeNewRoman" w:hAnsi="TimeNewRoman"/>
                 <w:sz w:val="30"/>
               </w:rPr>
-              <w:t>22×18=</w:t>
+              <w:t>94×86=</w:t>
             </w:r>
           </w:p>
         </w:tc>
@@ -868,7 +868,7 @@
                 <w:rFonts w:ascii="TimeNewRoman" w:hAnsi="TimeNewRoman"/>
                 <w:sz w:val="30"/>
               </w:rPr>
-              <w:t>76×98=</w:t>
+              <w:t>21×31=</w:t>
             </w:r>
           </w:p>
         </w:tc>
@@ -885,7 +885,7 @@
                 <w:rFonts w:ascii="TimeNewRoman" w:hAnsi="TimeNewRoman"/>
                 <w:sz w:val="30"/>
               </w:rPr>
-              <w:t>34×51=</w:t>
+              <w:t>62×71=</w:t>
             </w:r>
           </w:p>
         </w:tc>
@@ -902,7 +902,7 @@
                 <w:rFonts w:ascii="TimeNewRoman" w:hAnsi="TimeNewRoman"/>
                 <w:sz w:val="30"/>
               </w:rPr>
-              <w:t>61×99=</w:t>
+              <w:t>93×24=</w:t>
             </w:r>
           </w:p>
         </w:tc>
@@ -919,7 +919,7 @@
                 <w:rFonts w:ascii="TimeNewRoman" w:hAnsi="TimeNewRoman"/>
                 <w:sz w:val="30"/>
               </w:rPr>
-              <w:t>83×20=</w:t>
+              <w:t>30×92=</w:t>
             </w:r>
           </w:p>
         </w:tc>
@@ -936,7 +936,7 @@
                 <w:rFonts w:ascii="TimeNewRoman" w:hAnsi="TimeNewRoman"/>
                 <w:sz w:val="30"/>
               </w:rPr>
-              <w:t>30×63=</w:t>
+              <w:t>41×52=</w:t>
             </w:r>
           </w:p>
         </w:tc>

--- a/two-digit_number_multiplied_by_two-digit_number.docx
+++ b/two-digit_number_multiplied_by_two-digit_number.docx
@@ -40,7 +40,7 @@
                 <w:rFonts w:ascii="TimeNewRoman" w:hAnsi="TimeNewRoman"/>
                 <w:sz w:val="30"/>
               </w:rPr>
-              <w:t>87×64=</w:t>
+              <w:t>88×65=</w:t>
             </w:r>
           </w:p>
         </w:tc>
@@ -57,7 +57,7 @@
                 <w:rFonts w:ascii="TimeNewRoman" w:hAnsi="TimeNewRoman"/>
                 <w:sz w:val="30"/>
               </w:rPr>
-              <w:t>64×97=</w:t>
+              <w:t>59×47=</w:t>
             </w:r>
           </w:p>
         </w:tc>
@@ -74,7 +74,7 @@
                 <w:rFonts w:ascii="TimeNewRoman" w:hAnsi="TimeNewRoman"/>
                 <w:sz w:val="30"/>
               </w:rPr>
-              <w:t>60×40=</w:t>
+              <w:t>50×76=</w:t>
             </w:r>
           </w:p>
         </w:tc>
@@ -91,7 +91,7 @@
                 <w:rFonts w:ascii="TimeNewRoman" w:hAnsi="TimeNewRoman"/>
                 <w:sz w:val="30"/>
               </w:rPr>
-              <w:t>15×72=</w:t>
+              <w:t>68×62=</w:t>
             </w:r>
           </w:p>
         </w:tc>
@@ -108,7 +108,7 @@
                 <w:rFonts w:ascii="TimeNewRoman" w:hAnsi="TimeNewRoman"/>
                 <w:sz w:val="30"/>
               </w:rPr>
-              <w:t>11×90=</w:t>
+              <w:t>65×97=</w:t>
             </w:r>
           </w:p>
         </w:tc>
@@ -223,7 +223,7 @@
                 <w:rFonts w:ascii="TimeNewRoman" w:hAnsi="TimeNewRoman"/>
                 <w:sz w:val="30"/>
               </w:rPr>
-              <w:t>64×45=</w:t>
+              <w:t>73×68=</w:t>
             </w:r>
           </w:p>
         </w:tc>
@@ -240,7 +240,7 @@
                 <w:rFonts w:ascii="TimeNewRoman" w:hAnsi="TimeNewRoman"/>
                 <w:sz w:val="30"/>
               </w:rPr>
-              <w:t>71×84=</w:t>
+              <w:t>15×86=</w:t>
             </w:r>
           </w:p>
         </w:tc>
@@ -257,7 +257,7 @@
                 <w:rFonts w:ascii="TimeNewRoman" w:hAnsi="TimeNewRoman"/>
                 <w:sz w:val="30"/>
               </w:rPr>
-              <w:t>96×83=</w:t>
+              <w:t>71×30=</w:t>
             </w:r>
           </w:p>
         </w:tc>
@@ -274,7 +274,7 @@
                 <w:rFonts w:ascii="TimeNewRoman" w:hAnsi="TimeNewRoman"/>
                 <w:sz w:val="30"/>
               </w:rPr>
-              <w:t>41×78=</w:t>
+              <w:t>89×71=</w:t>
             </w:r>
           </w:p>
         </w:tc>
@@ -291,7 +291,7 @@
                 <w:rFonts w:ascii="TimeNewRoman" w:hAnsi="TimeNewRoman"/>
                 <w:sz w:val="30"/>
               </w:rPr>
-              <w:t>28×68=</w:t>
+              <w:t>29×14=</w:t>
             </w:r>
           </w:p>
         </w:tc>
@@ -438,7 +438,7 @@
                 <w:rFonts w:ascii="TimeNewRoman" w:hAnsi="TimeNewRoman"/>
                 <w:sz w:val="30"/>
               </w:rPr>
-              <w:t>21×41=</w:t>
+              <w:t>59×29=</w:t>
             </w:r>
           </w:p>
         </w:tc>
@@ -455,7 +455,7 @@
                 <w:rFonts w:ascii="TimeNewRoman" w:hAnsi="TimeNewRoman"/>
                 <w:sz w:val="30"/>
               </w:rPr>
-              <w:t>26×12=</w:t>
+              <w:t>50×14=</w:t>
             </w:r>
           </w:p>
         </w:tc>
@@ -472,7 +472,7 @@
                 <w:rFonts w:ascii="TimeNewRoman" w:hAnsi="TimeNewRoman"/>
                 <w:sz w:val="30"/>
               </w:rPr>
-              <w:t>59×39=</w:t>
+              <w:t>37×96=</w:t>
             </w:r>
           </w:p>
         </w:tc>
@@ -489,7 +489,7 @@
                 <w:rFonts w:ascii="TimeNewRoman" w:hAnsi="TimeNewRoman"/>
                 <w:sz w:val="30"/>
               </w:rPr>
-              <w:t>82×84=</w:t>
+              <w:t>58×46=</w:t>
             </w:r>
           </w:p>
         </w:tc>
@@ -506,7 +506,7 @@
                 <w:rFonts w:ascii="TimeNewRoman" w:hAnsi="TimeNewRoman"/>
                 <w:sz w:val="30"/>
               </w:rPr>
-              <w:t>74×58=</w:t>
+              <w:t>13×46=</w:t>
             </w:r>
           </w:p>
         </w:tc>
@@ -653,7 +653,7 @@
                 <w:rFonts w:ascii="TimeNewRoman" w:hAnsi="TimeNewRoman"/>
                 <w:sz w:val="30"/>
               </w:rPr>
-              <w:t>55×58=</w:t>
+              <w:t>84×42=</w:t>
             </w:r>
           </w:p>
         </w:tc>
@@ -670,7 +670,7 @@
                 <w:rFonts w:ascii="TimeNewRoman" w:hAnsi="TimeNewRoman"/>
                 <w:sz w:val="30"/>
               </w:rPr>
-              <w:t>69×25=</w:t>
+              <w:t>79×24=</w:t>
             </w:r>
           </w:p>
         </w:tc>
@@ -687,7 +687,7 @@
                 <w:rFonts w:ascii="TimeNewRoman" w:hAnsi="TimeNewRoman"/>
                 <w:sz w:val="30"/>
               </w:rPr>
-              <w:t>98×58=</w:t>
+              <w:t>81×34=</w:t>
             </w:r>
           </w:p>
         </w:tc>
@@ -704,7 +704,7 @@
                 <w:rFonts w:ascii="TimeNewRoman" w:hAnsi="TimeNewRoman"/>
                 <w:sz w:val="30"/>
               </w:rPr>
-              <w:t>51×20=</w:t>
+              <w:t>59×16=</w:t>
             </w:r>
           </w:p>
         </w:tc>
@@ -721,7 +721,7 @@
                 <w:rFonts w:ascii="TimeNewRoman" w:hAnsi="TimeNewRoman"/>
                 <w:sz w:val="30"/>
               </w:rPr>
-              <w:t>94×86=</w:t>
+              <w:t>96×47=</w:t>
             </w:r>
           </w:p>
         </w:tc>
@@ -868,7 +868,7 @@
                 <w:rFonts w:ascii="TimeNewRoman" w:hAnsi="TimeNewRoman"/>
                 <w:sz w:val="30"/>
               </w:rPr>
-              <w:t>21×31=</w:t>
+              <w:t>69×52=</w:t>
             </w:r>
           </w:p>
         </w:tc>
@@ -885,7 +885,7 @@
                 <w:rFonts w:ascii="TimeNewRoman" w:hAnsi="TimeNewRoman"/>
                 <w:sz w:val="30"/>
               </w:rPr>
-              <w:t>62×71=</w:t>
+              <w:t>29×43=</w:t>
             </w:r>
           </w:p>
         </w:tc>
@@ -902,7 +902,7 @@
                 <w:rFonts w:ascii="TimeNewRoman" w:hAnsi="TimeNewRoman"/>
                 <w:sz w:val="30"/>
               </w:rPr>
-              <w:t>93×24=</w:t>
+              <w:t>62×55=</w:t>
             </w:r>
           </w:p>
         </w:tc>
@@ -919,7 +919,7 @@
                 <w:rFonts w:ascii="TimeNewRoman" w:hAnsi="TimeNewRoman"/>
                 <w:sz w:val="30"/>
               </w:rPr>
-              <w:t>30×92=</w:t>
+              <w:t>22×48=</w:t>
             </w:r>
           </w:p>
         </w:tc>
@@ -936,7 +936,7 @@
                 <w:rFonts w:ascii="TimeNewRoman" w:hAnsi="TimeNewRoman"/>
                 <w:sz w:val="30"/>
               </w:rPr>
-              <w:t>41×52=</w:t>
+              <w:t>22×52=</w:t>
             </w:r>
           </w:p>
         </w:tc>

--- a/two-digit_number_multiplied_by_two-digit_number.docx
+++ b/two-digit_number_multiplied_by_two-digit_number.docx
@@ -11,7 +11,7 @@
           <w:rFonts w:ascii="Arial" w:hAnsi="Arial"/>
           <w:sz w:val="30"/>
         </w:rPr>
-        <w:t>2026-10-26 Monday</w:t>
+        <w:t>2026-10-27 Tuesday</w:t>
       </w:r>
     </w:p>
     <w:tbl>
@@ -40,7 +40,7 @@
                 <w:rFonts w:ascii="TimeNewRoman" w:hAnsi="TimeNewRoman"/>
                 <w:sz w:val="30"/>
               </w:rPr>
-              <w:t>88×65=</w:t>
+              <w:t>53×99=</w:t>
             </w:r>
           </w:p>
         </w:tc>
@@ -57,7 +57,7 @@
                 <w:rFonts w:ascii="TimeNewRoman" w:hAnsi="TimeNewRoman"/>
                 <w:sz w:val="30"/>
               </w:rPr>
-              <w:t>59×47=</w:t>
+              <w:t>83×66=</w:t>
             </w:r>
           </w:p>
         </w:tc>
@@ -74,7 +74,7 @@
                 <w:rFonts w:ascii="TimeNewRoman" w:hAnsi="TimeNewRoman"/>
                 <w:sz w:val="30"/>
               </w:rPr>
-              <w:t>50×76=</w:t>
+              <w:t>16×68=</w:t>
             </w:r>
           </w:p>
         </w:tc>
@@ -91,7 +91,7 @@
                 <w:rFonts w:ascii="TimeNewRoman" w:hAnsi="TimeNewRoman"/>
                 <w:sz w:val="30"/>
               </w:rPr>
-              <w:t>68×62=</w:t>
+              <w:t>94×24=</w:t>
             </w:r>
           </w:p>
         </w:tc>
@@ -108,7 +108,7 @@
                 <w:rFonts w:ascii="TimeNewRoman" w:hAnsi="TimeNewRoman"/>
                 <w:sz w:val="30"/>
               </w:rPr>
-              <w:t>65×97=</w:t>
+              <w:t>71×25=</w:t>
             </w:r>
           </w:p>
         </w:tc>
@@ -223,7 +223,7 @@
                 <w:rFonts w:ascii="TimeNewRoman" w:hAnsi="TimeNewRoman"/>
                 <w:sz w:val="30"/>
               </w:rPr>
-              <w:t>73×68=</w:t>
+              <w:t>87×11=</w:t>
             </w:r>
           </w:p>
         </w:tc>
@@ -240,7 +240,7 @@
                 <w:rFonts w:ascii="TimeNewRoman" w:hAnsi="TimeNewRoman"/>
                 <w:sz w:val="30"/>
               </w:rPr>
-              <w:t>15×86=</w:t>
+              <w:t>12×23=</w:t>
             </w:r>
           </w:p>
         </w:tc>
@@ -257,7 +257,7 @@
                 <w:rFonts w:ascii="TimeNewRoman" w:hAnsi="TimeNewRoman"/>
                 <w:sz w:val="30"/>
               </w:rPr>
-              <w:t>71×30=</w:t>
+              <w:t>19×28=</w:t>
             </w:r>
           </w:p>
         </w:tc>
@@ -274,7 +274,7 @@
                 <w:rFonts w:ascii="TimeNewRoman" w:hAnsi="TimeNewRoman"/>
                 <w:sz w:val="30"/>
               </w:rPr>
-              <w:t>89×71=</w:t>
+              <w:t>11×45=</w:t>
             </w:r>
           </w:p>
         </w:tc>
@@ -291,7 +291,7 @@
                 <w:rFonts w:ascii="TimeNewRoman" w:hAnsi="TimeNewRoman"/>
                 <w:sz w:val="30"/>
               </w:rPr>
-              <w:t>29×14=</w:t>
+              <w:t>70×32=</w:t>
             </w:r>
           </w:p>
         </w:tc>
@@ -438,7 +438,7 @@
                 <w:rFonts w:ascii="TimeNewRoman" w:hAnsi="TimeNewRoman"/>
                 <w:sz w:val="30"/>
               </w:rPr>
-              <w:t>59×29=</w:t>
+              <w:t>98×67=</w:t>
             </w:r>
           </w:p>
         </w:tc>
@@ -455,7 +455,7 @@
                 <w:rFonts w:ascii="TimeNewRoman" w:hAnsi="TimeNewRoman"/>
                 <w:sz w:val="30"/>
               </w:rPr>
-              <w:t>50×14=</w:t>
+              <w:t>27×67=</w:t>
             </w:r>
           </w:p>
         </w:tc>
@@ -472,7 +472,7 @@
                 <w:rFonts w:ascii="TimeNewRoman" w:hAnsi="TimeNewRoman"/>
                 <w:sz w:val="30"/>
               </w:rPr>
-              <w:t>37×96=</w:t>
+              <w:t>63×37=</w:t>
             </w:r>
           </w:p>
         </w:tc>
@@ -489,7 +489,7 @@
                 <w:rFonts w:ascii="TimeNewRoman" w:hAnsi="TimeNewRoman"/>
                 <w:sz w:val="30"/>
               </w:rPr>
-              <w:t>58×46=</w:t>
+              <w:t>86×70=</w:t>
             </w:r>
           </w:p>
         </w:tc>
@@ -506,7 +506,7 @@
                 <w:rFonts w:ascii="TimeNewRoman" w:hAnsi="TimeNewRoman"/>
                 <w:sz w:val="30"/>
               </w:rPr>
-              <w:t>13×46=</w:t>
+              <w:t>38×98=</w:t>
             </w:r>
           </w:p>
         </w:tc>
@@ -653,7 +653,7 @@
                 <w:rFonts w:ascii="TimeNewRoman" w:hAnsi="TimeNewRoman"/>
                 <w:sz w:val="30"/>
               </w:rPr>
-              <w:t>84×42=</w:t>
+              <w:t>14×71=</w:t>
             </w:r>
           </w:p>
         </w:tc>
@@ -670,7 +670,7 @@
                 <w:rFonts w:ascii="TimeNewRoman" w:hAnsi="TimeNewRoman"/>
                 <w:sz w:val="30"/>
               </w:rPr>
-              <w:t>79×24=</w:t>
+              <w:t>76×22=</w:t>
             </w:r>
           </w:p>
         </w:tc>
@@ -687,7 +687,7 @@
                 <w:rFonts w:ascii="TimeNewRoman" w:hAnsi="TimeNewRoman"/>
                 <w:sz w:val="30"/>
               </w:rPr>
-              <w:t>81×34=</w:t>
+              <w:t>38×81=</w:t>
             </w:r>
           </w:p>
         </w:tc>
@@ -704,7 +704,7 @@
                 <w:rFonts w:ascii="TimeNewRoman" w:hAnsi="TimeNewRoman"/>
                 <w:sz w:val="30"/>
               </w:rPr>
-              <w:t>59×16=</w:t>
+              <w:t>80×20=</w:t>
             </w:r>
           </w:p>
         </w:tc>
@@ -721,7 +721,7 @@
                 <w:rFonts w:ascii="TimeNewRoman" w:hAnsi="TimeNewRoman"/>
                 <w:sz w:val="30"/>
               </w:rPr>
-              <w:t>96×47=</w:t>
+              <w:t>14×63=</w:t>
             </w:r>
           </w:p>
         </w:tc>
@@ -868,7 +868,7 @@
                 <w:rFonts w:ascii="TimeNewRoman" w:hAnsi="TimeNewRoman"/>
                 <w:sz w:val="30"/>
               </w:rPr>
-              <w:t>69×52=</w:t>
+              <w:t>99×19=</w:t>
             </w:r>
           </w:p>
         </w:tc>
@@ -885,7 +885,7 @@
                 <w:rFonts w:ascii="TimeNewRoman" w:hAnsi="TimeNewRoman"/>
                 <w:sz w:val="30"/>
               </w:rPr>
-              <w:t>29×43=</w:t>
+              <w:t>45×13=</w:t>
             </w:r>
           </w:p>
         </w:tc>
@@ -902,7 +902,7 @@
                 <w:rFonts w:ascii="TimeNewRoman" w:hAnsi="TimeNewRoman"/>
                 <w:sz w:val="30"/>
               </w:rPr>
-              <w:t>62×55=</w:t>
+              <w:t>89×64=</w:t>
             </w:r>
           </w:p>
         </w:tc>
@@ -919,7 +919,7 @@
                 <w:rFonts w:ascii="TimeNewRoman" w:hAnsi="TimeNewRoman"/>
                 <w:sz w:val="30"/>
               </w:rPr>
-              <w:t>22×48=</w:t>
+              <w:t>35×58=</w:t>
             </w:r>
           </w:p>
         </w:tc>
@@ -936,7 +936,7 @@
                 <w:rFonts w:ascii="TimeNewRoman" w:hAnsi="TimeNewRoman"/>
                 <w:sz w:val="30"/>
               </w:rPr>
-              <w:t>22×52=</w:t>
+              <w:t>79×70=</w:t>
             </w:r>
           </w:p>
         </w:tc>

--- a/two-digit_number_multiplied_by_two-digit_number.docx
+++ b/two-digit_number_multiplied_by_two-digit_number.docx
@@ -40,7 +40,7 @@
                 <w:rFonts w:ascii="TimeNewRoman" w:hAnsi="TimeNewRoman"/>
                 <w:sz w:val="30"/>
               </w:rPr>
-              <w:t>53×99=</w:t>
+              <w:t>19×75=</w:t>
             </w:r>
           </w:p>
         </w:tc>
@@ -57,7 +57,7 @@
                 <w:rFonts w:ascii="TimeNewRoman" w:hAnsi="TimeNewRoman"/>
                 <w:sz w:val="30"/>
               </w:rPr>
-              <w:t>83×66=</w:t>
+              <w:t>63×61=</w:t>
             </w:r>
           </w:p>
         </w:tc>
@@ -74,7 +74,7 @@
                 <w:rFonts w:ascii="TimeNewRoman" w:hAnsi="TimeNewRoman"/>
                 <w:sz w:val="30"/>
               </w:rPr>
-              <w:t>16×68=</w:t>
+              <w:t>54×37=</w:t>
             </w:r>
           </w:p>
         </w:tc>
@@ -91,7 +91,7 @@
                 <w:rFonts w:ascii="TimeNewRoman" w:hAnsi="TimeNewRoman"/>
                 <w:sz w:val="30"/>
               </w:rPr>
-              <w:t>94×24=</w:t>
+              <w:t>34×73=</w:t>
             </w:r>
           </w:p>
         </w:tc>
@@ -108,7 +108,7 @@
                 <w:rFonts w:ascii="TimeNewRoman" w:hAnsi="TimeNewRoman"/>
                 <w:sz w:val="30"/>
               </w:rPr>
-              <w:t>71×25=</w:t>
+              <w:t>70×21=</w:t>
             </w:r>
           </w:p>
         </w:tc>
@@ -223,7 +223,7 @@
                 <w:rFonts w:ascii="TimeNewRoman" w:hAnsi="TimeNewRoman"/>
                 <w:sz w:val="30"/>
               </w:rPr>
-              <w:t>87×11=</w:t>
+              <w:t>20×63=</w:t>
             </w:r>
           </w:p>
         </w:tc>
@@ -240,7 +240,7 @@
                 <w:rFonts w:ascii="TimeNewRoman" w:hAnsi="TimeNewRoman"/>
                 <w:sz w:val="30"/>
               </w:rPr>
-              <w:t>12×23=</w:t>
+              <w:t>44×54=</w:t>
             </w:r>
           </w:p>
         </w:tc>
@@ -257,7 +257,7 @@
                 <w:rFonts w:ascii="TimeNewRoman" w:hAnsi="TimeNewRoman"/>
                 <w:sz w:val="30"/>
               </w:rPr>
-              <w:t>19×28=</w:t>
+              <w:t>78×85=</w:t>
             </w:r>
           </w:p>
         </w:tc>
@@ -274,7 +274,7 @@
                 <w:rFonts w:ascii="TimeNewRoman" w:hAnsi="TimeNewRoman"/>
                 <w:sz w:val="30"/>
               </w:rPr>
-              <w:t>11×45=</w:t>
+              <w:t>58×26=</w:t>
             </w:r>
           </w:p>
         </w:tc>
@@ -291,7 +291,7 @@
                 <w:rFonts w:ascii="TimeNewRoman" w:hAnsi="TimeNewRoman"/>
                 <w:sz w:val="30"/>
               </w:rPr>
-              <w:t>70×32=</w:t>
+              <w:t>69×94=</w:t>
             </w:r>
           </w:p>
         </w:tc>
@@ -438,7 +438,7 @@
                 <w:rFonts w:ascii="TimeNewRoman" w:hAnsi="TimeNewRoman"/>
                 <w:sz w:val="30"/>
               </w:rPr>
-              <w:t>98×67=</w:t>
+              <w:t>41×36=</w:t>
             </w:r>
           </w:p>
         </w:tc>
@@ -455,7 +455,7 @@
                 <w:rFonts w:ascii="TimeNewRoman" w:hAnsi="TimeNewRoman"/>
                 <w:sz w:val="30"/>
               </w:rPr>
-              <w:t>27×67=</w:t>
+              <w:t>24×96=</w:t>
             </w:r>
           </w:p>
         </w:tc>
@@ -472,7 +472,7 @@
                 <w:rFonts w:ascii="TimeNewRoman" w:hAnsi="TimeNewRoman"/>
                 <w:sz w:val="30"/>
               </w:rPr>
-              <w:t>63×37=</w:t>
+              <w:t>37×32=</w:t>
             </w:r>
           </w:p>
         </w:tc>
@@ -489,7 +489,7 @@
                 <w:rFonts w:ascii="TimeNewRoman" w:hAnsi="TimeNewRoman"/>
                 <w:sz w:val="30"/>
               </w:rPr>
-              <w:t>86×70=</w:t>
+              <w:t>36×13=</w:t>
             </w:r>
           </w:p>
         </w:tc>
@@ -506,7 +506,7 @@
                 <w:rFonts w:ascii="TimeNewRoman" w:hAnsi="TimeNewRoman"/>
                 <w:sz w:val="30"/>
               </w:rPr>
-              <w:t>38×98=</w:t>
+              <w:t>73×23=</w:t>
             </w:r>
           </w:p>
         </w:tc>
@@ -653,7 +653,7 @@
                 <w:rFonts w:ascii="TimeNewRoman" w:hAnsi="TimeNewRoman"/>
                 <w:sz w:val="30"/>
               </w:rPr>
-              <w:t>14×71=</w:t>
+              <w:t>58×96=</w:t>
             </w:r>
           </w:p>
         </w:tc>
@@ -670,7 +670,7 @@
                 <w:rFonts w:ascii="TimeNewRoman" w:hAnsi="TimeNewRoman"/>
                 <w:sz w:val="30"/>
               </w:rPr>
-              <w:t>76×22=</w:t>
+              <w:t>64×63=</w:t>
             </w:r>
           </w:p>
         </w:tc>
@@ -687,7 +687,7 @@
                 <w:rFonts w:ascii="TimeNewRoman" w:hAnsi="TimeNewRoman"/>
                 <w:sz w:val="30"/>
               </w:rPr>
-              <w:t>38×81=</w:t>
+              <w:t>97×76=</w:t>
             </w:r>
           </w:p>
         </w:tc>
@@ -704,7 +704,7 @@
                 <w:rFonts w:ascii="TimeNewRoman" w:hAnsi="TimeNewRoman"/>
                 <w:sz w:val="30"/>
               </w:rPr>
-              <w:t>80×20=</w:t>
+              <w:t>43×35=</w:t>
             </w:r>
           </w:p>
         </w:tc>
@@ -721,7 +721,7 @@
                 <w:rFonts w:ascii="TimeNewRoman" w:hAnsi="TimeNewRoman"/>
                 <w:sz w:val="30"/>
               </w:rPr>
-              <w:t>14×63=</w:t>
+              <w:t>44×37=</w:t>
             </w:r>
           </w:p>
         </w:tc>
@@ -868,7 +868,7 @@
                 <w:rFonts w:ascii="TimeNewRoman" w:hAnsi="TimeNewRoman"/>
                 <w:sz w:val="30"/>
               </w:rPr>
-              <w:t>99×19=</w:t>
+              <w:t>98×13=</w:t>
             </w:r>
           </w:p>
         </w:tc>
@@ -885,7 +885,7 @@
                 <w:rFonts w:ascii="TimeNewRoman" w:hAnsi="TimeNewRoman"/>
                 <w:sz w:val="30"/>
               </w:rPr>
-              <w:t>45×13=</w:t>
+              <w:t>95×92=</w:t>
             </w:r>
           </w:p>
         </w:tc>
@@ -902,7 +902,7 @@
                 <w:rFonts w:ascii="TimeNewRoman" w:hAnsi="TimeNewRoman"/>
                 <w:sz w:val="30"/>
               </w:rPr>
-              <w:t>89×64=</w:t>
+              <w:t>71×90=</w:t>
             </w:r>
           </w:p>
         </w:tc>
@@ -919,7 +919,7 @@
                 <w:rFonts w:ascii="TimeNewRoman" w:hAnsi="TimeNewRoman"/>
                 <w:sz w:val="30"/>
               </w:rPr>
-              <w:t>35×58=</w:t>
+              <w:t>38×28=</w:t>
             </w:r>
           </w:p>
         </w:tc>
@@ -936,7 +936,7 @@
                 <w:rFonts w:ascii="TimeNewRoman" w:hAnsi="TimeNewRoman"/>
                 <w:sz w:val="30"/>
               </w:rPr>
-              <w:t>79×70=</w:t>
+              <w:t>19×13=</w:t>
             </w:r>
           </w:p>
         </w:tc>

--- a/two-digit_number_multiplied_by_two-digit_number.docx
+++ b/two-digit_number_multiplied_by_two-digit_number.docx
@@ -11,7 +11,7 @@
           <w:rFonts w:ascii="Arial" w:hAnsi="Arial"/>
           <w:sz w:val="30"/>
         </w:rPr>
-        <w:t>2026-10-27 Tuesday</w:t>
+        <w:t>2026-10-28 Wednesday</w:t>
       </w:r>
     </w:p>
     <w:tbl>
@@ -40,7 +40,7 @@
                 <w:rFonts w:ascii="TimeNewRoman" w:hAnsi="TimeNewRoman"/>
                 <w:sz w:val="30"/>
               </w:rPr>
-              <w:t>19×75=</w:t>
+              <w:t>98×16=</w:t>
             </w:r>
           </w:p>
         </w:tc>
@@ -57,7 +57,7 @@
                 <w:rFonts w:ascii="TimeNewRoman" w:hAnsi="TimeNewRoman"/>
                 <w:sz w:val="30"/>
               </w:rPr>
-              <w:t>63×61=</w:t>
+              <w:t>36×14=</w:t>
             </w:r>
           </w:p>
         </w:tc>
@@ -74,7 +74,7 @@
                 <w:rFonts w:ascii="TimeNewRoman" w:hAnsi="TimeNewRoman"/>
                 <w:sz w:val="30"/>
               </w:rPr>
-              <w:t>54×37=</w:t>
+              <w:t>27×27=</w:t>
             </w:r>
           </w:p>
         </w:tc>
@@ -91,7 +91,7 @@
                 <w:rFonts w:ascii="TimeNewRoman" w:hAnsi="TimeNewRoman"/>
                 <w:sz w:val="30"/>
               </w:rPr>
-              <w:t>34×73=</w:t>
+              <w:t>86×66=</w:t>
             </w:r>
           </w:p>
         </w:tc>
@@ -108,7 +108,7 @@
                 <w:rFonts w:ascii="TimeNewRoman" w:hAnsi="TimeNewRoman"/>
                 <w:sz w:val="30"/>
               </w:rPr>
-              <w:t>70×21=</w:t>
+              <w:t>28×92=</w:t>
             </w:r>
           </w:p>
         </w:tc>
@@ -223,7 +223,7 @@
                 <w:rFonts w:ascii="TimeNewRoman" w:hAnsi="TimeNewRoman"/>
                 <w:sz w:val="30"/>
               </w:rPr>
-              <w:t>20×63=</w:t>
+              <w:t>13×85=</w:t>
             </w:r>
           </w:p>
         </w:tc>
@@ -240,7 +240,7 @@
                 <w:rFonts w:ascii="TimeNewRoman" w:hAnsi="TimeNewRoman"/>
                 <w:sz w:val="30"/>
               </w:rPr>
-              <w:t>44×54=</w:t>
+              <w:t>66×17=</w:t>
             </w:r>
           </w:p>
         </w:tc>
@@ -257,7 +257,7 @@
                 <w:rFonts w:ascii="TimeNewRoman" w:hAnsi="TimeNewRoman"/>
                 <w:sz w:val="30"/>
               </w:rPr>
-              <w:t>78×85=</w:t>
+              <w:t>41×52=</w:t>
             </w:r>
           </w:p>
         </w:tc>
@@ -274,7 +274,7 @@
                 <w:rFonts w:ascii="TimeNewRoman" w:hAnsi="TimeNewRoman"/>
                 <w:sz w:val="30"/>
               </w:rPr>
-              <w:t>58×26=</w:t>
+              <w:t>76×26=</w:t>
             </w:r>
           </w:p>
         </w:tc>
@@ -291,7 +291,7 @@
                 <w:rFonts w:ascii="TimeNewRoman" w:hAnsi="TimeNewRoman"/>
                 <w:sz w:val="30"/>
               </w:rPr>
-              <w:t>69×94=</w:t>
+              <w:t>98×51=</w:t>
             </w:r>
           </w:p>
         </w:tc>
@@ -438,7 +438,7 @@
                 <w:rFonts w:ascii="TimeNewRoman" w:hAnsi="TimeNewRoman"/>
                 <w:sz w:val="30"/>
               </w:rPr>
-              <w:t>41×36=</w:t>
+              <w:t>90×88=</w:t>
             </w:r>
           </w:p>
         </w:tc>
@@ -455,7 +455,7 @@
                 <w:rFonts w:ascii="TimeNewRoman" w:hAnsi="TimeNewRoman"/>
                 <w:sz w:val="30"/>
               </w:rPr>
-              <w:t>24×96=</w:t>
+              <w:t>66×76=</w:t>
             </w:r>
           </w:p>
         </w:tc>
@@ -472,7 +472,7 @@
                 <w:rFonts w:ascii="TimeNewRoman" w:hAnsi="TimeNewRoman"/>
                 <w:sz w:val="30"/>
               </w:rPr>
-              <w:t>37×32=</w:t>
+              <w:t>36×41=</w:t>
             </w:r>
           </w:p>
         </w:tc>
@@ -489,7 +489,7 @@
                 <w:rFonts w:ascii="TimeNewRoman" w:hAnsi="TimeNewRoman"/>
                 <w:sz w:val="30"/>
               </w:rPr>
-              <w:t>36×13=</w:t>
+              <w:t>12×30=</w:t>
             </w:r>
           </w:p>
         </w:tc>
@@ -506,7 +506,7 @@
                 <w:rFonts w:ascii="TimeNewRoman" w:hAnsi="TimeNewRoman"/>
                 <w:sz w:val="30"/>
               </w:rPr>
-              <w:t>73×23=</w:t>
+              <w:t>78×60=</w:t>
             </w:r>
           </w:p>
         </w:tc>
@@ -653,7 +653,7 @@
                 <w:rFonts w:ascii="TimeNewRoman" w:hAnsi="TimeNewRoman"/>
                 <w:sz w:val="30"/>
               </w:rPr>
-              <w:t>58×96=</w:t>
+              <w:t>83×20=</w:t>
             </w:r>
           </w:p>
         </w:tc>
@@ -670,7 +670,7 @@
                 <w:rFonts w:ascii="TimeNewRoman" w:hAnsi="TimeNewRoman"/>
                 <w:sz w:val="30"/>
               </w:rPr>
-              <w:t>64×63=</w:t>
+              <w:t>46×67=</w:t>
             </w:r>
           </w:p>
         </w:tc>
@@ -687,7 +687,7 @@
                 <w:rFonts w:ascii="TimeNewRoman" w:hAnsi="TimeNewRoman"/>
                 <w:sz w:val="30"/>
               </w:rPr>
-              <w:t>97×76=</w:t>
+              <w:t>42×61=</w:t>
             </w:r>
           </w:p>
         </w:tc>
@@ -704,7 +704,7 @@
                 <w:rFonts w:ascii="TimeNewRoman" w:hAnsi="TimeNewRoman"/>
                 <w:sz w:val="30"/>
               </w:rPr>
-              <w:t>43×35=</w:t>
+              <w:t>70×64=</w:t>
             </w:r>
           </w:p>
         </w:tc>
@@ -721,7 +721,7 @@
                 <w:rFonts w:ascii="TimeNewRoman" w:hAnsi="TimeNewRoman"/>
                 <w:sz w:val="30"/>
               </w:rPr>
-              <w:t>44×37=</w:t>
+              <w:t>64×80=</w:t>
             </w:r>
           </w:p>
         </w:tc>
@@ -868,7 +868,7 @@
                 <w:rFonts w:ascii="TimeNewRoman" w:hAnsi="TimeNewRoman"/>
                 <w:sz w:val="30"/>
               </w:rPr>
-              <w:t>98×13=</w:t>
+              <w:t>15×67=</w:t>
             </w:r>
           </w:p>
         </w:tc>
@@ -885,7 +885,7 @@
                 <w:rFonts w:ascii="TimeNewRoman" w:hAnsi="TimeNewRoman"/>
                 <w:sz w:val="30"/>
               </w:rPr>
-              <w:t>95×92=</w:t>
+              <w:t>94×23=</w:t>
             </w:r>
           </w:p>
         </w:tc>
@@ -902,7 +902,7 @@
                 <w:rFonts w:ascii="TimeNewRoman" w:hAnsi="TimeNewRoman"/>
                 <w:sz w:val="30"/>
               </w:rPr>
-              <w:t>71×90=</w:t>
+              <w:t>73×75=</w:t>
             </w:r>
           </w:p>
         </w:tc>
@@ -919,7 +919,7 @@
                 <w:rFonts w:ascii="TimeNewRoman" w:hAnsi="TimeNewRoman"/>
                 <w:sz w:val="30"/>
               </w:rPr>
-              <w:t>38×28=</w:t>
+              <w:t>66×98=</w:t>
             </w:r>
           </w:p>
         </w:tc>
@@ -936,7 +936,7 @@
                 <w:rFonts w:ascii="TimeNewRoman" w:hAnsi="TimeNewRoman"/>
                 <w:sz w:val="30"/>
               </w:rPr>
-              <w:t>19×13=</w:t>
+              <w:t>33×66=</w:t>
             </w:r>
           </w:p>
         </w:tc>

--- a/two-digit_number_multiplied_by_two-digit_number.docx
+++ b/two-digit_number_multiplied_by_two-digit_number.docx
@@ -40,7 +40,7 @@
                 <w:rFonts w:ascii="TimeNewRoman" w:hAnsi="TimeNewRoman"/>
                 <w:sz w:val="30"/>
               </w:rPr>
-              <w:t>98×16=</w:t>
+              <w:t>18×49=</w:t>
             </w:r>
           </w:p>
         </w:tc>
@@ -57,7 +57,7 @@
                 <w:rFonts w:ascii="TimeNewRoman" w:hAnsi="TimeNewRoman"/>
                 <w:sz w:val="30"/>
               </w:rPr>
-              <w:t>36×14=</w:t>
+              <w:t>58×83=</w:t>
             </w:r>
           </w:p>
         </w:tc>
@@ -74,7 +74,7 @@
                 <w:rFonts w:ascii="TimeNewRoman" w:hAnsi="TimeNewRoman"/>
                 <w:sz w:val="30"/>
               </w:rPr>
-              <w:t>27×27=</w:t>
+              <w:t>44×85=</w:t>
             </w:r>
           </w:p>
         </w:tc>
@@ -91,7 +91,7 @@
                 <w:rFonts w:ascii="TimeNewRoman" w:hAnsi="TimeNewRoman"/>
                 <w:sz w:val="30"/>
               </w:rPr>
-              <w:t>86×66=</w:t>
+              <w:t>69×19=</w:t>
             </w:r>
           </w:p>
         </w:tc>
@@ -108,7 +108,7 @@
                 <w:rFonts w:ascii="TimeNewRoman" w:hAnsi="TimeNewRoman"/>
                 <w:sz w:val="30"/>
               </w:rPr>
-              <w:t>28×92=</w:t>
+              <w:t>31×99=</w:t>
             </w:r>
           </w:p>
         </w:tc>
@@ -223,7 +223,7 @@
                 <w:rFonts w:ascii="TimeNewRoman" w:hAnsi="TimeNewRoman"/>
                 <w:sz w:val="30"/>
               </w:rPr>
-              <w:t>13×85=</w:t>
+              <w:t>76×69=</w:t>
             </w:r>
           </w:p>
         </w:tc>
@@ -240,7 +240,7 @@
                 <w:rFonts w:ascii="TimeNewRoman" w:hAnsi="TimeNewRoman"/>
                 <w:sz w:val="30"/>
               </w:rPr>
-              <w:t>66×17=</w:t>
+              <w:t>43×41=</w:t>
             </w:r>
           </w:p>
         </w:tc>
@@ -257,7 +257,7 @@
                 <w:rFonts w:ascii="TimeNewRoman" w:hAnsi="TimeNewRoman"/>
                 <w:sz w:val="30"/>
               </w:rPr>
-              <w:t>41×52=</w:t>
+              <w:t>45×31=</w:t>
             </w:r>
           </w:p>
         </w:tc>
@@ -274,7 +274,7 @@
                 <w:rFonts w:ascii="TimeNewRoman" w:hAnsi="TimeNewRoman"/>
                 <w:sz w:val="30"/>
               </w:rPr>
-              <w:t>76×26=</w:t>
+              <w:t>80×43=</w:t>
             </w:r>
           </w:p>
         </w:tc>
@@ -291,7 +291,7 @@
                 <w:rFonts w:ascii="TimeNewRoman" w:hAnsi="TimeNewRoman"/>
                 <w:sz w:val="30"/>
               </w:rPr>
-              <w:t>98×51=</w:t>
+              <w:t>75×23=</w:t>
             </w:r>
           </w:p>
         </w:tc>
@@ -438,7 +438,7 @@
                 <w:rFonts w:ascii="TimeNewRoman" w:hAnsi="TimeNewRoman"/>
                 <w:sz w:val="30"/>
               </w:rPr>
-              <w:t>90×88=</w:t>
+              <w:t>39×83=</w:t>
             </w:r>
           </w:p>
         </w:tc>
@@ -455,7 +455,7 @@
                 <w:rFonts w:ascii="TimeNewRoman" w:hAnsi="TimeNewRoman"/>
                 <w:sz w:val="30"/>
               </w:rPr>
-              <w:t>66×76=</w:t>
+              <w:t>38×49=</w:t>
             </w:r>
           </w:p>
         </w:tc>
@@ -472,7 +472,7 @@
                 <w:rFonts w:ascii="TimeNewRoman" w:hAnsi="TimeNewRoman"/>
                 <w:sz w:val="30"/>
               </w:rPr>
-              <w:t>36×41=</w:t>
+              <w:t>70×43=</w:t>
             </w:r>
           </w:p>
         </w:tc>
@@ -489,7 +489,7 @@
                 <w:rFonts w:ascii="TimeNewRoman" w:hAnsi="TimeNewRoman"/>
                 <w:sz w:val="30"/>
               </w:rPr>
-              <w:t>12×30=</w:t>
+              <w:t>54×98=</w:t>
             </w:r>
           </w:p>
         </w:tc>
@@ -506,7 +506,7 @@
                 <w:rFonts w:ascii="TimeNewRoman" w:hAnsi="TimeNewRoman"/>
                 <w:sz w:val="30"/>
               </w:rPr>
-              <w:t>78×60=</w:t>
+              <w:t>15×27=</w:t>
             </w:r>
           </w:p>
         </w:tc>
@@ -653,7 +653,7 @@
                 <w:rFonts w:ascii="TimeNewRoman" w:hAnsi="TimeNewRoman"/>
                 <w:sz w:val="30"/>
               </w:rPr>
-              <w:t>83×20=</w:t>
+              <w:t>93×15=</w:t>
             </w:r>
           </w:p>
         </w:tc>
@@ -670,7 +670,7 @@
                 <w:rFonts w:ascii="TimeNewRoman" w:hAnsi="TimeNewRoman"/>
                 <w:sz w:val="30"/>
               </w:rPr>
-              <w:t>46×67=</w:t>
+              <w:t>23×75=</w:t>
             </w:r>
           </w:p>
         </w:tc>
@@ -687,7 +687,7 @@
                 <w:rFonts w:ascii="TimeNewRoman" w:hAnsi="TimeNewRoman"/>
                 <w:sz w:val="30"/>
               </w:rPr>
-              <w:t>42×61=</w:t>
+              <w:t>62×48=</w:t>
             </w:r>
           </w:p>
         </w:tc>
@@ -704,7 +704,7 @@
                 <w:rFonts w:ascii="TimeNewRoman" w:hAnsi="TimeNewRoman"/>
                 <w:sz w:val="30"/>
               </w:rPr>
-              <w:t>70×64=</w:t>
+              <w:t>91×44=</w:t>
             </w:r>
           </w:p>
         </w:tc>
@@ -721,7 +721,7 @@
                 <w:rFonts w:ascii="TimeNewRoman" w:hAnsi="TimeNewRoman"/>
                 <w:sz w:val="30"/>
               </w:rPr>
-              <w:t>64×80=</w:t>
+              <w:t>46×91=</w:t>
             </w:r>
           </w:p>
         </w:tc>
@@ -868,7 +868,7 @@
                 <w:rFonts w:ascii="TimeNewRoman" w:hAnsi="TimeNewRoman"/>
                 <w:sz w:val="30"/>
               </w:rPr>
-              <w:t>15×67=</w:t>
+              <w:t>44×30=</w:t>
             </w:r>
           </w:p>
         </w:tc>
@@ -885,7 +885,7 @@
                 <w:rFonts w:ascii="TimeNewRoman" w:hAnsi="TimeNewRoman"/>
                 <w:sz w:val="30"/>
               </w:rPr>
-              <w:t>94×23=</w:t>
+              <w:t>54×43=</w:t>
             </w:r>
           </w:p>
         </w:tc>
@@ -902,7 +902,7 @@
                 <w:rFonts w:ascii="TimeNewRoman" w:hAnsi="TimeNewRoman"/>
                 <w:sz w:val="30"/>
               </w:rPr>
-              <w:t>73×75=</w:t>
+              <w:t>55×60=</w:t>
             </w:r>
           </w:p>
         </w:tc>
@@ -919,7 +919,7 @@
                 <w:rFonts w:ascii="TimeNewRoman" w:hAnsi="TimeNewRoman"/>
                 <w:sz w:val="30"/>
               </w:rPr>
-              <w:t>66×98=</w:t>
+              <w:t>47×53=</w:t>
             </w:r>
           </w:p>
         </w:tc>
@@ -936,7 +936,7 @@
                 <w:rFonts w:ascii="TimeNewRoman" w:hAnsi="TimeNewRoman"/>
                 <w:sz w:val="30"/>
               </w:rPr>
-              <w:t>33×66=</w:t>
+              <w:t>68×87=</w:t>
             </w:r>
           </w:p>
         </w:tc>

--- a/two-digit_number_multiplied_by_two-digit_number.docx
+++ b/two-digit_number_multiplied_by_two-digit_number.docx
@@ -11,7 +11,7 @@
           <w:rFonts w:ascii="Arial" w:hAnsi="Arial"/>
           <w:sz w:val="30"/>
         </w:rPr>
-        <w:t>2026-10-28 Wednesday</w:t>
+        <w:t>2026-10-29 Thursday</w:t>
       </w:r>
     </w:p>
     <w:tbl>
@@ -40,7 +40,7 @@
                 <w:rFonts w:ascii="TimeNewRoman" w:hAnsi="TimeNewRoman"/>
                 <w:sz w:val="30"/>
               </w:rPr>
-              <w:t>18×49=</w:t>
+              <w:t>90×27=</w:t>
             </w:r>
           </w:p>
         </w:tc>
@@ -57,7 +57,7 @@
                 <w:rFonts w:ascii="TimeNewRoman" w:hAnsi="TimeNewRoman"/>
                 <w:sz w:val="30"/>
               </w:rPr>
-              <w:t>58×83=</w:t>
+              <w:t>24×44=</w:t>
             </w:r>
           </w:p>
         </w:tc>
@@ -74,7 +74,7 @@
                 <w:rFonts w:ascii="TimeNewRoman" w:hAnsi="TimeNewRoman"/>
                 <w:sz w:val="30"/>
               </w:rPr>
-              <w:t>44×85=</w:t>
+              <w:t>71×41=</w:t>
             </w:r>
           </w:p>
         </w:tc>
@@ -91,7 +91,7 @@
                 <w:rFonts w:ascii="TimeNewRoman" w:hAnsi="TimeNewRoman"/>
                 <w:sz w:val="30"/>
               </w:rPr>
-              <w:t>69×19=</w:t>
+              <w:t>32×92=</w:t>
             </w:r>
           </w:p>
         </w:tc>
@@ -108,7 +108,7 @@
                 <w:rFonts w:ascii="TimeNewRoman" w:hAnsi="TimeNewRoman"/>
                 <w:sz w:val="30"/>
               </w:rPr>
-              <w:t>31×99=</w:t>
+              <w:t>48×56=</w:t>
             </w:r>
           </w:p>
         </w:tc>
@@ -223,7 +223,7 @@
                 <w:rFonts w:ascii="TimeNewRoman" w:hAnsi="TimeNewRoman"/>
                 <w:sz w:val="30"/>
               </w:rPr>
-              <w:t>76×69=</w:t>
+              <w:t>45×20=</w:t>
             </w:r>
           </w:p>
         </w:tc>
@@ -240,7 +240,7 @@
                 <w:rFonts w:ascii="TimeNewRoman" w:hAnsi="TimeNewRoman"/>
                 <w:sz w:val="30"/>
               </w:rPr>
-              <w:t>43×41=</w:t>
+              <w:t>72×35=</w:t>
             </w:r>
           </w:p>
         </w:tc>
@@ -257,7 +257,7 @@
                 <w:rFonts w:ascii="TimeNewRoman" w:hAnsi="TimeNewRoman"/>
                 <w:sz w:val="30"/>
               </w:rPr>
-              <w:t>45×31=</w:t>
+              <w:t>29×17=</w:t>
             </w:r>
           </w:p>
         </w:tc>
@@ -274,7 +274,7 @@
                 <w:rFonts w:ascii="TimeNewRoman" w:hAnsi="TimeNewRoman"/>
                 <w:sz w:val="30"/>
               </w:rPr>
-              <w:t>80×43=</w:t>
+              <w:t>90×86=</w:t>
             </w:r>
           </w:p>
         </w:tc>
@@ -291,7 +291,7 @@
                 <w:rFonts w:ascii="TimeNewRoman" w:hAnsi="TimeNewRoman"/>
                 <w:sz w:val="30"/>
               </w:rPr>
-              <w:t>75×23=</w:t>
+              <w:t>88×37=</w:t>
             </w:r>
           </w:p>
         </w:tc>
@@ -438,7 +438,7 @@
                 <w:rFonts w:ascii="TimeNewRoman" w:hAnsi="TimeNewRoman"/>
                 <w:sz w:val="30"/>
               </w:rPr>
-              <w:t>39×83=</w:t>
+              <w:t>28×65=</w:t>
             </w:r>
           </w:p>
         </w:tc>
@@ -455,7 +455,7 @@
                 <w:rFonts w:ascii="TimeNewRoman" w:hAnsi="TimeNewRoman"/>
                 <w:sz w:val="30"/>
               </w:rPr>
-              <w:t>38×49=</w:t>
+              <w:t>41×61=</w:t>
             </w:r>
           </w:p>
         </w:tc>
@@ -472,7 +472,7 @@
                 <w:rFonts w:ascii="TimeNewRoman" w:hAnsi="TimeNewRoman"/>
                 <w:sz w:val="30"/>
               </w:rPr>
-              <w:t>70×43=</w:t>
+              <w:t>40×95=</w:t>
             </w:r>
           </w:p>
         </w:tc>
@@ -489,7 +489,7 @@
                 <w:rFonts w:ascii="TimeNewRoman" w:hAnsi="TimeNewRoman"/>
                 <w:sz w:val="30"/>
               </w:rPr>
-              <w:t>54×98=</w:t>
+              <w:t>74×23=</w:t>
             </w:r>
           </w:p>
         </w:tc>
@@ -506,7 +506,7 @@
                 <w:rFonts w:ascii="TimeNewRoman" w:hAnsi="TimeNewRoman"/>
                 <w:sz w:val="30"/>
               </w:rPr>
-              <w:t>15×27=</w:t>
+              <w:t>39×96=</w:t>
             </w:r>
           </w:p>
         </w:tc>
@@ -653,7 +653,7 @@
                 <w:rFonts w:ascii="TimeNewRoman" w:hAnsi="TimeNewRoman"/>
                 <w:sz w:val="30"/>
               </w:rPr>
-              <w:t>93×15=</w:t>
+              <w:t>19×83=</w:t>
             </w:r>
           </w:p>
         </w:tc>
@@ -670,7 +670,7 @@
                 <w:rFonts w:ascii="TimeNewRoman" w:hAnsi="TimeNewRoman"/>
                 <w:sz w:val="30"/>
               </w:rPr>
-              <w:t>23×75=</w:t>
+              <w:t>13×26=</w:t>
             </w:r>
           </w:p>
         </w:tc>
@@ -687,7 +687,7 @@
                 <w:rFonts w:ascii="TimeNewRoman" w:hAnsi="TimeNewRoman"/>
                 <w:sz w:val="30"/>
               </w:rPr>
-              <w:t>62×48=</w:t>
+              <w:t>32×37=</w:t>
             </w:r>
           </w:p>
         </w:tc>
@@ -704,7 +704,7 @@
                 <w:rFonts w:ascii="TimeNewRoman" w:hAnsi="TimeNewRoman"/>
                 <w:sz w:val="30"/>
               </w:rPr>
-              <w:t>91×44=</w:t>
+              <w:t>45×50=</w:t>
             </w:r>
           </w:p>
         </w:tc>
@@ -721,7 +721,7 @@
                 <w:rFonts w:ascii="TimeNewRoman" w:hAnsi="TimeNewRoman"/>
                 <w:sz w:val="30"/>
               </w:rPr>
-              <w:t>46×91=</w:t>
+              <w:t>46×36=</w:t>
             </w:r>
           </w:p>
         </w:tc>
@@ -868,7 +868,7 @@
                 <w:rFonts w:ascii="TimeNewRoman" w:hAnsi="TimeNewRoman"/>
                 <w:sz w:val="30"/>
               </w:rPr>
-              <w:t>44×30=</w:t>
+              <w:t>71×92=</w:t>
             </w:r>
           </w:p>
         </w:tc>
@@ -885,7 +885,7 @@
                 <w:rFonts w:ascii="TimeNewRoman" w:hAnsi="TimeNewRoman"/>
                 <w:sz w:val="30"/>
               </w:rPr>
-              <w:t>54×43=</w:t>
+              <w:t>22×73=</w:t>
             </w:r>
           </w:p>
         </w:tc>
@@ -902,7 +902,7 @@
                 <w:rFonts w:ascii="TimeNewRoman" w:hAnsi="TimeNewRoman"/>
                 <w:sz w:val="30"/>
               </w:rPr>
-              <w:t>55×60=</w:t>
+              <w:t>11×28=</w:t>
             </w:r>
           </w:p>
         </w:tc>
@@ -919,7 +919,7 @@
                 <w:rFonts w:ascii="TimeNewRoman" w:hAnsi="TimeNewRoman"/>
                 <w:sz w:val="30"/>
               </w:rPr>
-              <w:t>47×53=</w:t>
+              <w:t>25×87=</w:t>
             </w:r>
           </w:p>
         </w:tc>
@@ -936,7 +936,7 @@
                 <w:rFonts w:ascii="TimeNewRoman" w:hAnsi="TimeNewRoman"/>
                 <w:sz w:val="30"/>
               </w:rPr>
-              <w:t>68×87=</w:t>
+              <w:t>28×82=</w:t>
             </w:r>
           </w:p>
         </w:tc>

--- a/two-digit_number_multiplied_by_two-digit_number.docx
+++ b/two-digit_number_multiplied_by_two-digit_number.docx
@@ -40,7 +40,7 @@
                 <w:rFonts w:ascii="TimeNewRoman" w:hAnsi="TimeNewRoman"/>
                 <w:sz w:val="30"/>
               </w:rPr>
-              <w:t>90×27=</w:t>
+              <w:t>28×97=</w:t>
             </w:r>
           </w:p>
         </w:tc>
@@ -57,7 +57,7 @@
                 <w:rFonts w:ascii="TimeNewRoman" w:hAnsi="TimeNewRoman"/>
                 <w:sz w:val="30"/>
               </w:rPr>
-              <w:t>24×44=</w:t>
+              <w:t>75×56=</w:t>
             </w:r>
           </w:p>
         </w:tc>
@@ -74,7 +74,7 @@
                 <w:rFonts w:ascii="TimeNewRoman" w:hAnsi="TimeNewRoman"/>
                 <w:sz w:val="30"/>
               </w:rPr>
-              <w:t>71×41=</w:t>
+              <w:t>54×47=</w:t>
             </w:r>
           </w:p>
         </w:tc>
@@ -91,7 +91,7 @@
                 <w:rFonts w:ascii="TimeNewRoman" w:hAnsi="TimeNewRoman"/>
                 <w:sz w:val="30"/>
               </w:rPr>
-              <w:t>32×92=</w:t>
+              <w:t>39×51=</w:t>
             </w:r>
           </w:p>
         </w:tc>
@@ -108,7 +108,7 @@
                 <w:rFonts w:ascii="TimeNewRoman" w:hAnsi="TimeNewRoman"/>
                 <w:sz w:val="30"/>
               </w:rPr>
-              <w:t>48×56=</w:t>
+              <w:t>17×57=</w:t>
             </w:r>
           </w:p>
         </w:tc>
@@ -223,7 +223,7 @@
                 <w:rFonts w:ascii="TimeNewRoman" w:hAnsi="TimeNewRoman"/>
                 <w:sz w:val="30"/>
               </w:rPr>
-              <w:t>45×20=</w:t>
+              <w:t>17×17=</w:t>
             </w:r>
           </w:p>
         </w:tc>
@@ -240,7 +240,7 @@
                 <w:rFonts w:ascii="TimeNewRoman" w:hAnsi="TimeNewRoman"/>
                 <w:sz w:val="30"/>
               </w:rPr>
-              <w:t>72×35=</w:t>
+              <w:t>84×27=</w:t>
             </w:r>
           </w:p>
         </w:tc>
@@ -257,7 +257,7 @@
                 <w:rFonts w:ascii="TimeNewRoman" w:hAnsi="TimeNewRoman"/>
                 <w:sz w:val="30"/>
               </w:rPr>
-              <w:t>29×17=</w:t>
+              <w:t>89×37=</w:t>
             </w:r>
           </w:p>
         </w:tc>
@@ -274,7 +274,7 @@
                 <w:rFonts w:ascii="TimeNewRoman" w:hAnsi="TimeNewRoman"/>
                 <w:sz w:val="30"/>
               </w:rPr>
-              <w:t>90×86=</w:t>
+              <w:t>12×96=</w:t>
             </w:r>
           </w:p>
         </w:tc>
@@ -291,7 +291,7 @@
                 <w:rFonts w:ascii="TimeNewRoman" w:hAnsi="TimeNewRoman"/>
                 <w:sz w:val="30"/>
               </w:rPr>
-              <w:t>88×37=</w:t>
+              <w:t>79×55=</w:t>
             </w:r>
           </w:p>
         </w:tc>
@@ -438,7 +438,7 @@
                 <w:rFonts w:ascii="TimeNewRoman" w:hAnsi="TimeNewRoman"/>
                 <w:sz w:val="30"/>
               </w:rPr>
-              <w:t>28×65=</w:t>
+              <w:t>72×89=</w:t>
             </w:r>
           </w:p>
         </w:tc>
@@ -455,7 +455,7 @@
                 <w:rFonts w:ascii="TimeNewRoman" w:hAnsi="TimeNewRoman"/>
                 <w:sz w:val="30"/>
               </w:rPr>
-              <w:t>41×61=</w:t>
+              <w:t>63×32=</w:t>
             </w:r>
           </w:p>
         </w:tc>
@@ -472,7 +472,7 @@
                 <w:rFonts w:ascii="TimeNewRoman" w:hAnsi="TimeNewRoman"/>
                 <w:sz w:val="30"/>
               </w:rPr>
-              <w:t>40×95=</w:t>
+              <w:t>34×38=</w:t>
             </w:r>
           </w:p>
         </w:tc>
@@ -489,7 +489,7 @@
                 <w:rFonts w:ascii="TimeNewRoman" w:hAnsi="TimeNewRoman"/>
                 <w:sz w:val="30"/>
               </w:rPr>
-              <w:t>74×23=</w:t>
+              <w:t>51×54=</w:t>
             </w:r>
           </w:p>
         </w:tc>
@@ -506,7 +506,7 @@
                 <w:rFonts w:ascii="TimeNewRoman" w:hAnsi="TimeNewRoman"/>
                 <w:sz w:val="30"/>
               </w:rPr>
-              <w:t>39×96=</w:t>
+              <w:t>58×32=</w:t>
             </w:r>
           </w:p>
         </w:tc>
@@ -653,7 +653,7 @@
                 <w:rFonts w:ascii="TimeNewRoman" w:hAnsi="TimeNewRoman"/>
                 <w:sz w:val="30"/>
               </w:rPr>
-              <w:t>19×83=</w:t>
+              <w:t>90×57=</w:t>
             </w:r>
           </w:p>
         </w:tc>
@@ -670,7 +670,7 @@
                 <w:rFonts w:ascii="TimeNewRoman" w:hAnsi="TimeNewRoman"/>
                 <w:sz w:val="30"/>
               </w:rPr>
-              <w:t>13×26=</w:t>
+              <w:t>50×65=</w:t>
             </w:r>
           </w:p>
         </w:tc>
@@ -687,7 +687,7 @@
                 <w:rFonts w:ascii="TimeNewRoman" w:hAnsi="TimeNewRoman"/>
                 <w:sz w:val="30"/>
               </w:rPr>
-              <w:t>32×37=</w:t>
+              <w:t>94×31=</w:t>
             </w:r>
           </w:p>
         </w:tc>
@@ -704,7 +704,7 @@
                 <w:rFonts w:ascii="TimeNewRoman" w:hAnsi="TimeNewRoman"/>
                 <w:sz w:val="30"/>
               </w:rPr>
-              <w:t>45×50=</w:t>
+              <w:t>79×11=</w:t>
             </w:r>
           </w:p>
         </w:tc>
@@ -721,7 +721,7 @@
                 <w:rFonts w:ascii="TimeNewRoman" w:hAnsi="TimeNewRoman"/>
                 <w:sz w:val="30"/>
               </w:rPr>
-              <w:t>46×36=</w:t>
+              <w:t>20×90=</w:t>
             </w:r>
           </w:p>
         </w:tc>
@@ -868,7 +868,7 @@
                 <w:rFonts w:ascii="TimeNewRoman" w:hAnsi="TimeNewRoman"/>
                 <w:sz w:val="30"/>
               </w:rPr>
-              <w:t>71×92=</w:t>
+              <w:t>88×84=</w:t>
             </w:r>
           </w:p>
         </w:tc>
@@ -885,7 +885,7 @@
                 <w:rFonts w:ascii="TimeNewRoman" w:hAnsi="TimeNewRoman"/>
                 <w:sz w:val="30"/>
               </w:rPr>
-              <w:t>22×73=</w:t>
+              <w:t>73×77=</w:t>
             </w:r>
           </w:p>
         </w:tc>
@@ -902,7 +902,7 @@
                 <w:rFonts w:ascii="TimeNewRoman" w:hAnsi="TimeNewRoman"/>
                 <w:sz w:val="30"/>
               </w:rPr>
-              <w:t>11×28=</w:t>
+              <w:t>60×42=</w:t>
             </w:r>
           </w:p>
         </w:tc>
@@ -919,7 +919,7 @@
                 <w:rFonts w:ascii="TimeNewRoman" w:hAnsi="TimeNewRoman"/>
                 <w:sz w:val="30"/>
               </w:rPr>
-              <w:t>25×87=</w:t>
+              <w:t>99×58=</w:t>
             </w:r>
           </w:p>
         </w:tc>
@@ -936,7 +936,7 @@
                 <w:rFonts w:ascii="TimeNewRoman" w:hAnsi="TimeNewRoman"/>
                 <w:sz w:val="30"/>
               </w:rPr>
-              <w:t>28×82=</w:t>
+              <w:t>21×23=</w:t>
             </w:r>
           </w:p>
         </w:tc>

--- a/two-digit_number_multiplied_by_two-digit_number.docx
+++ b/two-digit_number_multiplied_by_two-digit_number.docx
@@ -11,7 +11,7 @@
           <w:rFonts w:ascii="Arial" w:hAnsi="Arial"/>
           <w:sz w:val="30"/>
         </w:rPr>
-        <w:t>2026-10-29 Thursday</w:t>
+        <w:t>2026-10-30 Friday</w:t>
       </w:r>
     </w:p>
     <w:tbl>
@@ -40,7 +40,7 @@
                 <w:rFonts w:ascii="TimeNewRoman" w:hAnsi="TimeNewRoman"/>
                 <w:sz w:val="30"/>
               </w:rPr>
-              <w:t>28×97=</w:t>
+              <w:t>30×45=</w:t>
             </w:r>
           </w:p>
         </w:tc>
@@ -57,7 +57,7 @@
                 <w:rFonts w:ascii="TimeNewRoman" w:hAnsi="TimeNewRoman"/>
                 <w:sz w:val="30"/>
               </w:rPr>
-              <w:t>75×56=</w:t>
+              <w:t>99×19=</w:t>
             </w:r>
           </w:p>
         </w:tc>
@@ -74,7 +74,7 @@
                 <w:rFonts w:ascii="TimeNewRoman" w:hAnsi="TimeNewRoman"/>
                 <w:sz w:val="30"/>
               </w:rPr>
-              <w:t>54×47=</w:t>
+              <w:t>79×27=</w:t>
             </w:r>
           </w:p>
         </w:tc>
@@ -91,7 +91,7 @@
                 <w:rFonts w:ascii="TimeNewRoman" w:hAnsi="TimeNewRoman"/>
                 <w:sz w:val="30"/>
               </w:rPr>
-              <w:t>39×51=</w:t>
+              <w:t>78×51=</w:t>
             </w:r>
           </w:p>
         </w:tc>
@@ -108,7 +108,7 @@
                 <w:rFonts w:ascii="TimeNewRoman" w:hAnsi="TimeNewRoman"/>
                 <w:sz w:val="30"/>
               </w:rPr>
-              <w:t>17×57=</w:t>
+              <w:t>59×23=</w:t>
             </w:r>
           </w:p>
         </w:tc>
@@ -223,7 +223,7 @@
                 <w:rFonts w:ascii="TimeNewRoman" w:hAnsi="TimeNewRoman"/>
                 <w:sz w:val="30"/>
               </w:rPr>
-              <w:t>17×17=</w:t>
+              <w:t>62×19=</w:t>
             </w:r>
           </w:p>
         </w:tc>
@@ -240,7 +240,7 @@
                 <w:rFonts w:ascii="TimeNewRoman" w:hAnsi="TimeNewRoman"/>
                 <w:sz w:val="30"/>
               </w:rPr>
-              <w:t>84×27=</w:t>
+              <w:t>74×11=</w:t>
             </w:r>
           </w:p>
         </w:tc>
@@ -257,7 +257,7 @@
                 <w:rFonts w:ascii="TimeNewRoman" w:hAnsi="TimeNewRoman"/>
                 <w:sz w:val="30"/>
               </w:rPr>
-              <w:t>89×37=</w:t>
+              <w:t>63×83=</w:t>
             </w:r>
           </w:p>
         </w:tc>
@@ -274,7 +274,7 @@
                 <w:rFonts w:ascii="TimeNewRoman" w:hAnsi="TimeNewRoman"/>
                 <w:sz w:val="30"/>
               </w:rPr>
-              <w:t>12×96=</w:t>
+              <w:t>54×95=</w:t>
             </w:r>
           </w:p>
         </w:tc>
@@ -291,7 +291,7 @@
                 <w:rFonts w:ascii="TimeNewRoman" w:hAnsi="TimeNewRoman"/>
                 <w:sz w:val="30"/>
               </w:rPr>
-              <w:t>79×55=</w:t>
+              <w:t>76×88=</w:t>
             </w:r>
           </w:p>
         </w:tc>
@@ -438,7 +438,7 @@
                 <w:rFonts w:ascii="TimeNewRoman" w:hAnsi="TimeNewRoman"/>
                 <w:sz w:val="30"/>
               </w:rPr>
-              <w:t>72×89=</w:t>
+              <w:t>47×50=</w:t>
             </w:r>
           </w:p>
         </w:tc>
@@ -455,7 +455,7 @@
                 <w:rFonts w:ascii="TimeNewRoman" w:hAnsi="TimeNewRoman"/>
                 <w:sz w:val="30"/>
               </w:rPr>
-              <w:t>63×32=</w:t>
+              <w:t>81×27=</w:t>
             </w:r>
           </w:p>
         </w:tc>
@@ -472,7 +472,7 @@
                 <w:rFonts w:ascii="TimeNewRoman" w:hAnsi="TimeNewRoman"/>
                 <w:sz w:val="30"/>
               </w:rPr>
-              <w:t>34×38=</w:t>
+              <w:t>23×62=</w:t>
             </w:r>
           </w:p>
         </w:tc>
@@ -489,7 +489,7 @@
                 <w:rFonts w:ascii="TimeNewRoman" w:hAnsi="TimeNewRoman"/>
                 <w:sz w:val="30"/>
               </w:rPr>
-              <w:t>51×54=</w:t>
+              <w:t>21×39=</w:t>
             </w:r>
           </w:p>
         </w:tc>
@@ -506,7 +506,7 @@
                 <w:rFonts w:ascii="TimeNewRoman" w:hAnsi="TimeNewRoman"/>
                 <w:sz w:val="30"/>
               </w:rPr>
-              <w:t>58×32=</w:t>
+              <w:t>40×85=</w:t>
             </w:r>
           </w:p>
         </w:tc>
@@ -653,7 +653,7 @@
                 <w:rFonts w:ascii="TimeNewRoman" w:hAnsi="TimeNewRoman"/>
                 <w:sz w:val="30"/>
               </w:rPr>
-              <w:t>90×57=</w:t>
+              <w:t>45×84=</w:t>
             </w:r>
           </w:p>
         </w:tc>
@@ -670,7 +670,7 @@
                 <w:rFonts w:ascii="TimeNewRoman" w:hAnsi="TimeNewRoman"/>
                 <w:sz w:val="30"/>
               </w:rPr>
-              <w:t>50×65=</w:t>
+              <w:t>24×48=</w:t>
             </w:r>
           </w:p>
         </w:tc>
@@ -687,7 +687,7 @@
                 <w:rFonts w:ascii="TimeNewRoman" w:hAnsi="TimeNewRoman"/>
                 <w:sz w:val="30"/>
               </w:rPr>
-              <w:t>94×31=</w:t>
+              <w:t>91×97=</w:t>
             </w:r>
           </w:p>
         </w:tc>
@@ -704,7 +704,7 @@
                 <w:rFonts w:ascii="TimeNewRoman" w:hAnsi="TimeNewRoman"/>
                 <w:sz w:val="30"/>
               </w:rPr>
-              <w:t>79×11=</w:t>
+              <w:t>35×35=</w:t>
             </w:r>
           </w:p>
         </w:tc>
@@ -721,7 +721,7 @@
                 <w:rFonts w:ascii="TimeNewRoman" w:hAnsi="TimeNewRoman"/>
                 <w:sz w:val="30"/>
               </w:rPr>
-              <w:t>20×90=</w:t>
+              <w:t>47×37=</w:t>
             </w:r>
           </w:p>
         </w:tc>
@@ -868,7 +868,7 @@
                 <w:rFonts w:ascii="TimeNewRoman" w:hAnsi="TimeNewRoman"/>
                 <w:sz w:val="30"/>
               </w:rPr>
-              <w:t>88×84=</w:t>
+              <w:t>27×83=</w:t>
             </w:r>
           </w:p>
         </w:tc>
@@ -885,7 +885,7 @@
                 <w:rFonts w:ascii="TimeNewRoman" w:hAnsi="TimeNewRoman"/>
                 <w:sz w:val="30"/>
               </w:rPr>
-              <w:t>73×77=</w:t>
+              <w:t>95×21=</w:t>
             </w:r>
           </w:p>
         </w:tc>
@@ -902,7 +902,7 @@
                 <w:rFonts w:ascii="TimeNewRoman" w:hAnsi="TimeNewRoman"/>
                 <w:sz w:val="30"/>
               </w:rPr>
-              <w:t>60×42=</w:t>
+              <w:t>75×25=</w:t>
             </w:r>
           </w:p>
         </w:tc>
@@ -919,7 +919,7 @@
                 <w:rFonts w:ascii="TimeNewRoman" w:hAnsi="TimeNewRoman"/>
                 <w:sz w:val="30"/>
               </w:rPr>
-              <w:t>99×58=</w:t>
+              <w:t>50×99=</w:t>
             </w:r>
           </w:p>
         </w:tc>
@@ -936,7 +936,7 @@
                 <w:rFonts w:ascii="TimeNewRoman" w:hAnsi="TimeNewRoman"/>
                 <w:sz w:val="30"/>
               </w:rPr>
-              <w:t>21×23=</w:t>
+              <w:t>93×84=</w:t>
             </w:r>
           </w:p>
         </w:tc>

--- a/two-digit_number_multiplied_by_two-digit_number.docx
+++ b/two-digit_number_multiplied_by_two-digit_number.docx
@@ -40,7 +40,7 @@
                 <w:rFonts w:ascii="TimeNewRoman" w:hAnsi="TimeNewRoman"/>
                 <w:sz w:val="30"/>
               </w:rPr>
-              <w:t>30×45=</w:t>
+              <w:t>75×65=</w:t>
             </w:r>
           </w:p>
         </w:tc>
@@ -57,7 +57,7 @@
                 <w:rFonts w:ascii="TimeNewRoman" w:hAnsi="TimeNewRoman"/>
                 <w:sz w:val="30"/>
               </w:rPr>
-              <w:t>99×19=</w:t>
+              <w:t>46×35=</w:t>
             </w:r>
           </w:p>
         </w:tc>
@@ -74,7 +74,7 @@
                 <w:rFonts w:ascii="TimeNewRoman" w:hAnsi="TimeNewRoman"/>
                 <w:sz w:val="30"/>
               </w:rPr>
-              <w:t>79×27=</w:t>
+              <w:t>58×29=</w:t>
             </w:r>
           </w:p>
         </w:tc>
@@ -91,7 +91,7 @@
                 <w:rFonts w:ascii="TimeNewRoman" w:hAnsi="TimeNewRoman"/>
                 <w:sz w:val="30"/>
               </w:rPr>
-              <w:t>78×51=</w:t>
+              <w:t>29×61=</w:t>
             </w:r>
           </w:p>
         </w:tc>
@@ -108,7 +108,7 @@
                 <w:rFonts w:ascii="TimeNewRoman" w:hAnsi="TimeNewRoman"/>
                 <w:sz w:val="30"/>
               </w:rPr>
-              <w:t>59×23=</w:t>
+              <w:t>42×43=</w:t>
             </w:r>
           </w:p>
         </w:tc>
@@ -223,7 +223,7 @@
                 <w:rFonts w:ascii="TimeNewRoman" w:hAnsi="TimeNewRoman"/>
                 <w:sz w:val="30"/>
               </w:rPr>
-              <w:t>62×19=</w:t>
+              <w:t>68×77=</w:t>
             </w:r>
           </w:p>
         </w:tc>
@@ -240,7 +240,7 @@
                 <w:rFonts w:ascii="TimeNewRoman" w:hAnsi="TimeNewRoman"/>
                 <w:sz w:val="30"/>
               </w:rPr>
-              <w:t>74×11=</w:t>
+              <w:t>13×96=</w:t>
             </w:r>
           </w:p>
         </w:tc>
@@ -257,7 +257,7 @@
                 <w:rFonts w:ascii="TimeNewRoman" w:hAnsi="TimeNewRoman"/>
                 <w:sz w:val="30"/>
               </w:rPr>
-              <w:t>63×83=</w:t>
+              <w:t>54×75=</w:t>
             </w:r>
           </w:p>
         </w:tc>
@@ -274,7 +274,7 @@
                 <w:rFonts w:ascii="TimeNewRoman" w:hAnsi="TimeNewRoman"/>
                 <w:sz w:val="30"/>
               </w:rPr>
-              <w:t>54×95=</w:t>
+              <w:t>33×71=</w:t>
             </w:r>
           </w:p>
         </w:tc>
@@ -291,7 +291,7 @@
                 <w:rFonts w:ascii="TimeNewRoman" w:hAnsi="TimeNewRoman"/>
                 <w:sz w:val="30"/>
               </w:rPr>
-              <w:t>76×88=</w:t>
+              <w:t>85×23=</w:t>
             </w:r>
           </w:p>
         </w:tc>
@@ -438,7 +438,7 @@
                 <w:rFonts w:ascii="TimeNewRoman" w:hAnsi="TimeNewRoman"/>
                 <w:sz w:val="30"/>
               </w:rPr>
-              <w:t>47×50=</w:t>
+              <w:t>38×62=</w:t>
             </w:r>
           </w:p>
         </w:tc>
@@ -455,7 +455,7 @@
                 <w:rFonts w:ascii="TimeNewRoman" w:hAnsi="TimeNewRoman"/>
                 <w:sz w:val="30"/>
               </w:rPr>
-              <w:t>81×27=</w:t>
+              <w:t>98×62=</w:t>
             </w:r>
           </w:p>
         </w:tc>
@@ -472,7 +472,7 @@
                 <w:rFonts w:ascii="TimeNewRoman" w:hAnsi="TimeNewRoman"/>
                 <w:sz w:val="30"/>
               </w:rPr>
-              <w:t>23×62=</w:t>
+              <w:t>69×65=</w:t>
             </w:r>
           </w:p>
         </w:tc>
@@ -489,7 +489,7 @@
                 <w:rFonts w:ascii="TimeNewRoman" w:hAnsi="TimeNewRoman"/>
                 <w:sz w:val="30"/>
               </w:rPr>
-              <w:t>21×39=</w:t>
+              <w:t>53×37=</w:t>
             </w:r>
           </w:p>
         </w:tc>
@@ -506,7 +506,7 @@
                 <w:rFonts w:ascii="TimeNewRoman" w:hAnsi="TimeNewRoman"/>
                 <w:sz w:val="30"/>
               </w:rPr>
-              <w:t>40×85=</w:t>
+              <w:t>54×46=</w:t>
             </w:r>
           </w:p>
         </w:tc>
@@ -653,7 +653,7 @@
                 <w:rFonts w:ascii="TimeNewRoman" w:hAnsi="TimeNewRoman"/>
                 <w:sz w:val="30"/>
               </w:rPr>
-              <w:t>45×84=</w:t>
+              <w:t>35×27=</w:t>
             </w:r>
           </w:p>
         </w:tc>
@@ -670,7 +670,7 @@
                 <w:rFonts w:ascii="TimeNewRoman" w:hAnsi="TimeNewRoman"/>
                 <w:sz w:val="30"/>
               </w:rPr>
-              <w:t>24×48=</w:t>
+              <w:t>36×77=</w:t>
             </w:r>
           </w:p>
         </w:tc>
@@ -687,7 +687,7 @@
                 <w:rFonts w:ascii="TimeNewRoman" w:hAnsi="TimeNewRoman"/>
                 <w:sz w:val="30"/>
               </w:rPr>
-              <w:t>91×97=</w:t>
+              <w:t>78×73=</w:t>
             </w:r>
           </w:p>
         </w:tc>
@@ -704,7 +704,7 @@
                 <w:rFonts w:ascii="TimeNewRoman" w:hAnsi="TimeNewRoman"/>
                 <w:sz w:val="30"/>
               </w:rPr>
-              <w:t>35×35=</w:t>
+              <w:t>68×55=</w:t>
             </w:r>
           </w:p>
         </w:tc>
@@ -721,7 +721,7 @@
                 <w:rFonts w:ascii="TimeNewRoman" w:hAnsi="TimeNewRoman"/>
                 <w:sz w:val="30"/>
               </w:rPr>
-              <w:t>47×37=</w:t>
+              <w:t>15×96=</w:t>
             </w:r>
           </w:p>
         </w:tc>
@@ -868,7 +868,7 @@
                 <w:rFonts w:ascii="TimeNewRoman" w:hAnsi="TimeNewRoman"/>
                 <w:sz w:val="30"/>
               </w:rPr>
-              <w:t>27×83=</w:t>
+              <w:t>49×54=</w:t>
             </w:r>
           </w:p>
         </w:tc>
@@ -885,7 +885,7 @@
                 <w:rFonts w:ascii="TimeNewRoman" w:hAnsi="TimeNewRoman"/>
                 <w:sz w:val="30"/>
               </w:rPr>
-              <w:t>95×21=</w:t>
+              <w:t>37×44=</w:t>
             </w:r>
           </w:p>
         </w:tc>
@@ -902,7 +902,7 @@
                 <w:rFonts w:ascii="TimeNewRoman" w:hAnsi="TimeNewRoman"/>
                 <w:sz w:val="30"/>
               </w:rPr>
-              <w:t>75×25=</w:t>
+              <w:t>63×14=</w:t>
             </w:r>
           </w:p>
         </w:tc>
@@ -919,7 +919,7 @@
                 <w:rFonts w:ascii="TimeNewRoman" w:hAnsi="TimeNewRoman"/>
                 <w:sz w:val="30"/>
               </w:rPr>
-              <w:t>50×99=</w:t>
+              <w:t>34×79=</w:t>
             </w:r>
           </w:p>
         </w:tc>
@@ -936,7 +936,7 @@
                 <w:rFonts w:ascii="TimeNewRoman" w:hAnsi="TimeNewRoman"/>
                 <w:sz w:val="30"/>
               </w:rPr>
-              <w:t>93×84=</w:t>
+              <w:t>98×59=</w:t>
             </w:r>
           </w:p>
         </w:tc>

--- a/two-digit_number_multiplied_by_two-digit_number.docx
+++ b/two-digit_number_multiplied_by_two-digit_number.docx
@@ -11,7 +11,7 @@
           <w:rFonts w:ascii="Arial" w:hAnsi="Arial"/>
           <w:sz w:val="30"/>
         </w:rPr>
-        <w:t>2026-10-30 Friday</w:t>
+        <w:t>2026-10-31 Saturday</w:t>
       </w:r>
     </w:p>
     <w:tbl>
@@ -40,7 +40,7 @@
                 <w:rFonts w:ascii="TimeNewRoman" w:hAnsi="TimeNewRoman"/>
                 <w:sz w:val="30"/>
               </w:rPr>
-              <w:t>75×65=</w:t>
+              <w:t>69×12=</w:t>
             </w:r>
           </w:p>
         </w:tc>
@@ -57,7 +57,7 @@
                 <w:rFonts w:ascii="TimeNewRoman" w:hAnsi="TimeNewRoman"/>
                 <w:sz w:val="30"/>
               </w:rPr>
-              <w:t>46×35=</w:t>
+              <w:t>76×23=</w:t>
             </w:r>
           </w:p>
         </w:tc>
@@ -74,7 +74,7 @@
                 <w:rFonts w:ascii="TimeNewRoman" w:hAnsi="TimeNewRoman"/>
                 <w:sz w:val="30"/>
               </w:rPr>
-              <w:t>58×29=</w:t>
+              <w:t>41×95=</w:t>
             </w:r>
           </w:p>
         </w:tc>
@@ -91,7 +91,7 @@
                 <w:rFonts w:ascii="TimeNewRoman" w:hAnsi="TimeNewRoman"/>
                 <w:sz w:val="30"/>
               </w:rPr>
-              <w:t>29×61=</w:t>
+              <w:t>66×82=</w:t>
             </w:r>
           </w:p>
         </w:tc>
@@ -108,7 +108,7 @@
                 <w:rFonts w:ascii="TimeNewRoman" w:hAnsi="TimeNewRoman"/>
                 <w:sz w:val="30"/>
               </w:rPr>
-              <w:t>42×43=</w:t>
+              <w:t>47×72=</w:t>
             </w:r>
           </w:p>
         </w:tc>
@@ -223,7 +223,7 @@
                 <w:rFonts w:ascii="TimeNewRoman" w:hAnsi="TimeNewRoman"/>
                 <w:sz w:val="30"/>
               </w:rPr>
-              <w:t>68×77=</w:t>
+              <w:t>54×57=</w:t>
             </w:r>
           </w:p>
         </w:tc>
@@ -240,7 +240,7 @@
                 <w:rFonts w:ascii="TimeNewRoman" w:hAnsi="TimeNewRoman"/>
                 <w:sz w:val="30"/>
               </w:rPr>
-              <w:t>13×96=</w:t>
+              <w:t>76×36=</w:t>
             </w:r>
           </w:p>
         </w:tc>
@@ -257,7 +257,7 @@
                 <w:rFonts w:ascii="TimeNewRoman" w:hAnsi="TimeNewRoman"/>
                 <w:sz w:val="30"/>
               </w:rPr>
-              <w:t>54×75=</w:t>
+              <w:t>39×11=</w:t>
             </w:r>
           </w:p>
         </w:tc>
@@ -274,7 +274,7 @@
                 <w:rFonts w:ascii="TimeNewRoman" w:hAnsi="TimeNewRoman"/>
                 <w:sz w:val="30"/>
               </w:rPr>
-              <w:t>33×71=</w:t>
+              <w:t>11×20=</w:t>
             </w:r>
           </w:p>
         </w:tc>
@@ -291,7 +291,7 @@
                 <w:rFonts w:ascii="TimeNewRoman" w:hAnsi="TimeNewRoman"/>
                 <w:sz w:val="30"/>
               </w:rPr>
-              <w:t>85×23=</w:t>
+              <w:t>74×89=</w:t>
             </w:r>
           </w:p>
         </w:tc>
@@ -438,7 +438,7 @@
                 <w:rFonts w:ascii="TimeNewRoman" w:hAnsi="TimeNewRoman"/>
                 <w:sz w:val="30"/>
               </w:rPr>
-              <w:t>38×62=</w:t>
+              <w:t>55×85=</w:t>
             </w:r>
           </w:p>
         </w:tc>
@@ -455,7 +455,7 @@
                 <w:rFonts w:ascii="TimeNewRoman" w:hAnsi="TimeNewRoman"/>
                 <w:sz w:val="30"/>
               </w:rPr>
-              <w:t>98×62=</w:t>
+              <w:t>91×69=</w:t>
             </w:r>
           </w:p>
         </w:tc>
@@ -472,7 +472,7 @@
                 <w:rFonts w:ascii="TimeNewRoman" w:hAnsi="TimeNewRoman"/>
                 <w:sz w:val="30"/>
               </w:rPr>
-              <w:t>69×65=</w:t>
+              <w:t>85×87=</w:t>
             </w:r>
           </w:p>
         </w:tc>
@@ -489,7 +489,7 @@
                 <w:rFonts w:ascii="TimeNewRoman" w:hAnsi="TimeNewRoman"/>
                 <w:sz w:val="30"/>
               </w:rPr>
-              <w:t>53×37=</w:t>
+              <w:t>72×67=</w:t>
             </w:r>
           </w:p>
         </w:tc>
@@ -506,7 +506,7 @@
                 <w:rFonts w:ascii="TimeNewRoman" w:hAnsi="TimeNewRoman"/>
                 <w:sz w:val="30"/>
               </w:rPr>
-              <w:t>54×46=</w:t>
+              <w:t>48×50=</w:t>
             </w:r>
           </w:p>
         </w:tc>
@@ -653,7 +653,7 @@
                 <w:rFonts w:ascii="TimeNewRoman" w:hAnsi="TimeNewRoman"/>
                 <w:sz w:val="30"/>
               </w:rPr>
-              <w:t>35×27=</w:t>
+              <w:t>65×26=</w:t>
             </w:r>
           </w:p>
         </w:tc>
@@ -670,7 +670,7 @@
                 <w:rFonts w:ascii="TimeNewRoman" w:hAnsi="TimeNewRoman"/>
                 <w:sz w:val="30"/>
               </w:rPr>
-              <w:t>36×77=</w:t>
+              <w:t>91×91=</w:t>
             </w:r>
           </w:p>
         </w:tc>
@@ -687,7 +687,7 @@
                 <w:rFonts w:ascii="TimeNewRoman" w:hAnsi="TimeNewRoman"/>
                 <w:sz w:val="30"/>
               </w:rPr>
-              <w:t>78×73=</w:t>
+              <w:t>33×71=</w:t>
             </w:r>
           </w:p>
         </w:tc>
@@ -704,7 +704,7 @@
                 <w:rFonts w:ascii="TimeNewRoman" w:hAnsi="TimeNewRoman"/>
                 <w:sz w:val="30"/>
               </w:rPr>
-              <w:t>68×55=</w:t>
+              <w:t>48×50=</w:t>
             </w:r>
           </w:p>
         </w:tc>
@@ -721,7 +721,7 @@
                 <w:rFonts w:ascii="TimeNewRoman" w:hAnsi="TimeNewRoman"/>
                 <w:sz w:val="30"/>
               </w:rPr>
-              <w:t>15×96=</w:t>
+              <w:t>61×59=</w:t>
             </w:r>
           </w:p>
         </w:tc>
@@ -868,7 +868,7 @@
                 <w:rFonts w:ascii="TimeNewRoman" w:hAnsi="TimeNewRoman"/>
                 <w:sz w:val="30"/>
               </w:rPr>
-              <w:t>49×54=</w:t>
+              <w:t>45×46=</w:t>
             </w:r>
           </w:p>
         </w:tc>
@@ -885,7 +885,7 @@
                 <w:rFonts w:ascii="TimeNewRoman" w:hAnsi="TimeNewRoman"/>
                 <w:sz w:val="30"/>
               </w:rPr>
-              <w:t>37×44=</w:t>
+              <w:t>58×20=</w:t>
             </w:r>
           </w:p>
         </w:tc>
@@ -902,7 +902,7 @@
                 <w:rFonts w:ascii="TimeNewRoman" w:hAnsi="TimeNewRoman"/>
                 <w:sz w:val="30"/>
               </w:rPr>
-              <w:t>63×14=</w:t>
+              <w:t>75×51=</w:t>
             </w:r>
           </w:p>
         </w:tc>
@@ -919,7 +919,7 @@
                 <w:rFonts w:ascii="TimeNewRoman" w:hAnsi="TimeNewRoman"/>
                 <w:sz w:val="30"/>
               </w:rPr>
-              <w:t>34×79=</w:t>
+              <w:t>68×11=</w:t>
             </w:r>
           </w:p>
         </w:tc>
@@ -936,7 +936,7 @@
                 <w:rFonts w:ascii="TimeNewRoman" w:hAnsi="TimeNewRoman"/>
                 <w:sz w:val="30"/>
               </w:rPr>
-              <w:t>98×59=</w:t>
+              <w:t>57×72=</w:t>
             </w:r>
           </w:p>
         </w:tc>
